--- a/JavaScriptNotes.docx
+++ b/JavaScriptNotes.docx
@@ -5245,6 +5245,7 @@
           <w:rFonts w:ascii="Segoe UI Symbol" w:hAnsi="Segoe UI Symbol" w:cs="Segoe UI Symbol"/>
         </w:rPr>
       </w:pPr>
+      <w:bookmarkStart w:id="0" w:name="OLE_LINK1"/>
       <w:proofErr w:type="spellStart"/>
       <w:r>
         <w:rPr>
@@ -7382,30 +7383,1471 @@
         </w:rPr>
       </w:pPr>
     </w:p>
-    <w:p>
-      <w:pPr>
-        <w:rPr>
-          <w:rFonts w:ascii="Segoe UI Symbol" w:hAnsi="Segoe UI Symbol" w:cs="Segoe UI Symbol"/>
-        </w:rPr>
-      </w:pPr>
-    </w:p>
-    <w:p>
-      <w:pPr>
-        <w:rPr>
-          <w:rFonts w:ascii="Segoe UI Symbol" w:hAnsi="Segoe UI Symbol" w:cs="Segoe UI Symbol"/>
-        </w:rPr>
-      </w:pPr>
-    </w:p>
-    <w:p>
-      <w:pPr>
-        <w:rPr>
-          <w:rFonts w:ascii="Segoe UI Symbol" w:hAnsi="Segoe UI Symbol" w:cs="Segoe UI Symbol"/>
-        </w:rPr>
-      </w:pPr>
+    <w:bookmarkEnd w:id="0"/>
+    <w:p>
+      <w:pPr>
+        <w:rPr>
+          <w:rFonts w:ascii="Segoe UI Symbol" w:hAnsi="Segoe UI Symbol" w:cs="Segoe UI Symbol"/>
+        </w:rPr>
+      </w:pPr>
+    </w:p>
+    <w:p>
+      <w:pPr>
+        <w:rPr>
+          <w:rFonts w:ascii="Segoe UI Symbol" w:hAnsi="Segoe UI Symbol" w:cs="Segoe UI Symbol"/>
+          <w:b/>
+          <w:bCs/>
+          <w:u w:val="single"/>
+        </w:rPr>
+      </w:pPr>
+      <w:r>
+        <w:rPr>
+          <w:rFonts w:ascii="Segoe UI Symbol" w:hAnsi="Segoe UI Symbol" w:cs="Segoe UI Symbol"/>
+          <w:b/>
+          <w:bCs/>
+          <w:u w:val="single"/>
+        </w:rPr>
+        <w:lastRenderedPageBreak/>
+        <w:t>Anonymous function :</w:t>
+      </w:r>
     </w:p>
     <w:p>
       <w:pPr>
         <w:pStyle w:val="ListParagraph"/>
+        <w:numPr>
+          <w:ilvl w:val="0"/>
+          <w:numId w:val="5"/>
+        </w:numPr>
+        <w:rPr>
+          <w:rFonts w:ascii="Segoe UI Symbol" w:hAnsi="Segoe UI Symbol" w:cs="Segoe UI Symbol"/>
+        </w:rPr>
+      </w:pPr>
+      <w:r>
+        <w:rPr>
+          <w:rFonts w:ascii="Segoe UI Symbol" w:hAnsi="Segoe UI Symbol" w:cs="Segoe UI Symbol"/>
+        </w:rPr>
+        <w:t>Any function that does not have any name is called as anonymous function.</w:t>
+      </w:r>
+    </w:p>
+    <w:p>
+      <w:pPr>
+        <w:rPr>
+          <w:rFonts w:ascii="Segoe UI Symbol" w:hAnsi="Segoe UI Symbol" w:cs="Segoe UI Symbol"/>
+        </w:rPr>
+      </w:pPr>
+      <w:r>
+        <w:rPr>
+          <w:rFonts w:ascii="Segoe UI Symbol" w:hAnsi="Segoe UI Symbol" w:cs="Segoe UI Symbol"/>
+        </w:rPr>
+        <w:t>Syntax:</w:t>
+      </w:r>
+    </w:p>
+    <w:p>
+      <w:pPr>
+        <w:rPr>
+          <w:rFonts w:ascii="Segoe UI Symbol" w:hAnsi="Segoe UI Symbol" w:cs="Segoe UI Symbol"/>
+        </w:rPr>
+      </w:pPr>
+      <w:r>
+        <w:rPr>
+          <w:rFonts w:ascii="Segoe UI Symbol" w:hAnsi="Segoe UI Symbol" w:cs="Segoe UI Symbol"/>
+        </w:rPr>
+        <w:t>Function(){</w:t>
+      </w:r>
+    </w:p>
+    <w:p>
+      <w:pPr>
+        <w:rPr>
+          <w:rFonts w:ascii="Segoe UI Symbol" w:hAnsi="Segoe UI Symbol" w:cs="Segoe UI Symbol"/>
+        </w:rPr>
+      </w:pPr>
+      <w:r>
+        <w:rPr>
+          <w:rFonts w:ascii="Segoe UI Symbol" w:hAnsi="Segoe UI Symbol" w:cs="Segoe UI Symbol"/>
+        </w:rPr>
+        <w:t>}</w:t>
+      </w:r>
+    </w:p>
+    <w:p>
+      <w:pPr>
+        <w:pStyle w:val="ListParagraph"/>
+        <w:numPr>
+          <w:ilvl w:val="0"/>
+          <w:numId w:val="5"/>
+        </w:numPr>
+        <w:rPr>
+          <w:rFonts w:ascii="Segoe UI Symbol" w:hAnsi="Segoe UI Symbol" w:cs="Segoe UI Symbol"/>
+        </w:rPr>
+      </w:pPr>
+      <w:r>
+        <w:rPr>
+          <w:rFonts w:ascii="Segoe UI Symbol" w:hAnsi="Segoe UI Symbol" w:cs="Segoe UI Symbol"/>
+        </w:rPr>
+        <w:t>Here we cannot execute the function  because this function does not have any name.</w:t>
+      </w:r>
+    </w:p>
+    <w:p>
+      <w:pPr>
+        <w:rPr>
+          <w:rFonts w:ascii="Segoe UI Symbol" w:hAnsi="Segoe UI Symbol" w:cs="Segoe UI Symbol"/>
+        </w:rPr>
+      </w:pPr>
+    </w:p>
+    <w:p>
+      <w:pPr>
+        <w:rPr>
+          <w:rFonts w:ascii="Segoe UI Symbol" w:hAnsi="Segoe UI Symbol" w:cs="Segoe UI Symbol"/>
+          <w:b/>
+          <w:bCs/>
+          <w:u w:val="single"/>
+        </w:rPr>
+      </w:pPr>
+      <w:r>
+        <w:rPr>
+          <w:rFonts w:ascii="Segoe UI Symbol" w:hAnsi="Segoe UI Symbol" w:cs="Segoe UI Symbol"/>
+          <w:b/>
+          <w:bCs/>
+          <w:u w:val="single"/>
+        </w:rPr>
+        <w:t>Function with expression:</w:t>
+      </w:r>
+    </w:p>
+    <w:p>
+      <w:pPr>
+        <w:rPr>
+          <w:rFonts w:ascii="Segoe UI Symbol" w:hAnsi="Segoe UI Symbol" w:cs="Segoe UI Symbol"/>
+        </w:rPr>
+      </w:pPr>
+      <w:proofErr w:type="spellStart"/>
+      <w:r>
+        <w:rPr>
+          <w:rFonts w:ascii="Segoe UI Symbol" w:hAnsi="Segoe UI Symbol" w:cs="Segoe UI Symbol"/>
+        </w:rPr>
+        <w:t>Sysntax</w:t>
+      </w:r>
+      <w:proofErr w:type="spellEnd"/>
+      <w:r>
+        <w:rPr>
+          <w:rFonts w:ascii="Segoe UI Symbol" w:hAnsi="Segoe UI Symbol" w:cs="Segoe UI Symbol"/>
+        </w:rPr>
+        <w:t>:</w:t>
+      </w:r>
+    </w:p>
+    <w:p>
+      <w:pPr>
+        <w:rPr>
+          <w:rFonts w:ascii="Segoe UI Symbol" w:hAnsi="Segoe UI Symbol" w:cs="Segoe UI Symbol"/>
+        </w:rPr>
+      </w:pPr>
+      <w:r>
+        <w:rPr>
+          <w:rFonts w:ascii="Segoe UI Symbol" w:hAnsi="Segoe UI Symbol" w:cs="Segoe UI Symbol"/>
+        </w:rPr>
+        <w:tab/>
+        <w:t>Variable = function()</w:t>
+      </w:r>
+    </w:p>
+    <w:p>
+      <w:pPr>
+        <w:ind w:firstLine="720"/>
+        <w:rPr>
+          <w:rFonts w:ascii="Segoe UI Symbol" w:hAnsi="Segoe UI Symbol" w:cs="Segoe UI Symbol"/>
+        </w:rPr>
+      </w:pPr>
+      <w:r>
+        <w:rPr>
+          <w:rFonts w:ascii="Segoe UI Symbol" w:hAnsi="Segoe UI Symbol" w:cs="Segoe UI Symbol"/>
+        </w:rPr>
+        <w:t>{</w:t>
+      </w:r>
+    </w:p>
+    <w:p>
+      <w:pPr>
+        <w:rPr>
+          <w:rFonts w:ascii="Segoe UI Symbol" w:hAnsi="Segoe UI Symbol" w:cs="Segoe UI Symbol"/>
+        </w:rPr>
+      </w:pPr>
+      <w:r>
+        <w:rPr>
+          <w:rFonts w:ascii="Segoe UI Symbol" w:hAnsi="Segoe UI Symbol" w:cs="Segoe UI Symbol"/>
+        </w:rPr>
+        <w:tab/>
+        <w:t>}</w:t>
+      </w:r>
+    </w:p>
+    <w:p>
+      <w:pPr>
+        <w:rPr>
+          <w:rFonts w:ascii="Segoe UI Symbol" w:hAnsi="Segoe UI Symbol" w:cs="Segoe UI Symbol"/>
+          <w:b/>
+          <w:bCs/>
+          <w:u w:val="single"/>
+        </w:rPr>
+      </w:pPr>
+      <w:r>
+        <w:rPr>
+          <w:rFonts w:ascii="Segoe UI Symbol" w:hAnsi="Segoe UI Symbol" w:cs="Segoe UI Symbol"/>
+          <w:b/>
+          <w:bCs/>
+          <w:u w:val="single"/>
+        </w:rPr>
+        <w:t>Example:</w:t>
+      </w:r>
+    </w:p>
+    <w:p>
+      <w:pPr>
+        <w:rPr>
+          <w:rFonts w:ascii="Segoe UI Symbol" w:hAnsi="Segoe UI Symbol" w:cs="Segoe UI Symbol"/>
+          <w:highlight w:val="yellow"/>
+        </w:rPr>
+      </w:pPr>
+      <w:r>
+        <w:rPr>
+          <w:rFonts w:ascii="Segoe UI Symbol" w:hAnsi="Segoe UI Symbol" w:cs="Segoe UI Symbol"/>
+        </w:rPr>
+        <w:t xml:space="preserve"> </w:t>
+      </w:r>
+      <w:r>
+        <w:rPr>
+          <w:rFonts w:ascii="Segoe UI Symbol" w:hAnsi="Segoe UI Symbol" w:cs="Segoe UI Symbol"/>
+          <w:highlight w:val="yellow"/>
+        </w:rPr>
+        <w:t>Let add=function(){</w:t>
+      </w:r>
+    </w:p>
+    <w:p>
+      <w:pPr>
+        <w:rPr>
+          <w:rFonts w:ascii="Segoe UI Symbol" w:hAnsi="Segoe UI Symbol" w:cs="Segoe UI Symbol"/>
+          <w:highlight w:val="yellow"/>
+        </w:rPr>
+      </w:pPr>
+      <w:r>
+        <w:rPr>
+          <w:rFonts w:ascii="Segoe UI Symbol" w:hAnsi="Segoe UI Symbol" w:cs="Segoe UI Symbol"/>
+          <w:highlight w:val="yellow"/>
+        </w:rPr>
+        <w:tab/>
+        <w:t>Console.log(10+5);</w:t>
+      </w:r>
+    </w:p>
+    <w:p>
+      <w:pPr>
+        <w:rPr>
+          <w:rFonts w:ascii="Segoe UI Symbol" w:hAnsi="Segoe UI Symbol" w:cs="Segoe UI Symbol"/>
+          <w:highlight w:val="yellow"/>
+        </w:rPr>
+      </w:pPr>
+      <w:r>
+        <w:rPr>
+          <w:rFonts w:ascii="Segoe UI Symbol" w:hAnsi="Segoe UI Symbol" w:cs="Segoe UI Symbol"/>
+          <w:highlight w:val="yellow"/>
+        </w:rPr>
+        <w:tab/>
+        <w:t>}</w:t>
+      </w:r>
+    </w:p>
+    <w:p>
+      <w:pPr>
+        <w:rPr>
+          <w:rFonts w:ascii="Segoe UI Symbol" w:hAnsi="Segoe UI Symbol" w:cs="Segoe UI Symbol"/>
+        </w:rPr>
+      </w:pPr>
+      <w:r>
+        <w:rPr>
+          <w:rFonts w:ascii="Segoe UI Symbol" w:hAnsi="Segoe UI Symbol" w:cs="Segoe UI Symbol"/>
+          <w:highlight w:val="yellow"/>
+        </w:rPr>
+        <w:t>Add();</w:t>
+      </w:r>
+    </w:p>
+    <w:p>
+      <w:pPr>
+        <w:rPr>
+          <w:rFonts w:ascii="Segoe UI Symbol" w:hAnsi="Segoe UI Symbol" w:cs="Segoe UI Symbol"/>
+        </w:rPr>
+      </w:pPr>
+    </w:p>
+    <w:p>
+      <w:pPr>
+        <w:rPr>
+          <w:rFonts w:ascii="Segoe UI Symbol" w:hAnsi="Segoe UI Symbol" w:cs="Segoe UI Symbol"/>
+        </w:rPr>
+      </w:pPr>
+      <w:r>
+        <w:rPr>
+          <w:rFonts w:ascii="Segoe UI Symbol" w:hAnsi="Segoe UI Symbol" w:cs="Segoe UI Symbol"/>
+        </w:rPr>
+        <w:t>Write a JS program to check number id prime or not by using function?</w:t>
+      </w:r>
+    </w:p>
+    <w:p>
+      <w:pPr>
+        <w:rPr>
+          <w:rFonts w:ascii="Segoe UI Symbol" w:hAnsi="Segoe UI Symbol" w:cs="Segoe UI Symbol"/>
+        </w:rPr>
+      </w:pPr>
+      <w:r>
+        <w:rPr>
+          <w:rFonts w:ascii="Segoe UI Symbol" w:hAnsi="Segoe UI Symbol" w:cs="Segoe UI Symbol"/>
+        </w:rPr>
+        <w:t>## Function Expression</w:t>
+      </w:r>
+    </w:p>
+    <w:p>
+      <w:pPr>
+        <w:rPr>
+          <w:rFonts w:ascii="Segoe UI Symbol" w:hAnsi="Segoe UI Symbol" w:cs="Segoe UI Symbol"/>
+        </w:rPr>
+      </w:pPr>
+    </w:p>
+    <w:p>
+      <w:pPr>
+        <w:rPr>
+          <w:rFonts w:ascii="Segoe UI Symbol" w:hAnsi="Segoe UI Symbol" w:cs="Segoe UI Symbol"/>
+        </w:rPr>
+      </w:pPr>
+      <w:r>
+        <w:rPr>
+          <w:rFonts w:ascii="Segoe UI Symbol" w:hAnsi="Segoe UI Symbol" w:cs="Segoe UI Symbol"/>
+        </w:rPr>
+        <w:t>### Syntax</w:t>
+      </w:r>
+    </w:p>
+    <w:p>
+      <w:pPr>
+        <w:rPr>
+          <w:rFonts w:ascii="Segoe UI Symbol" w:hAnsi="Segoe UI Symbol" w:cs="Segoe UI Symbol"/>
+        </w:rPr>
+      </w:pPr>
+    </w:p>
+    <w:p>
+      <w:pPr>
+        <w:rPr>
+          <w:rFonts w:ascii="Segoe UI Symbol" w:hAnsi="Segoe UI Symbol" w:cs="Segoe UI Symbol"/>
+        </w:rPr>
+      </w:pPr>
+      <w:r>
+        <w:rPr>
+          <w:rFonts w:ascii="Segoe UI Symbol" w:hAnsi="Segoe UI Symbol" w:cs="Segoe UI Symbol"/>
+        </w:rPr>
+        <w:t>⁠ </w:t>
+      </w:r>
+      <w:proofErr w:type="spellStart"/>
+      <w:r>
+        <w:rPr>
+          <w:rFonts w:ascii="Segoe UI Symbol" w:hAnsi="Segoe UI Symbol" w:cs="Segoe UI Symbol"/>
+        </w:rPr>
+        <w:t>javascript</w:t>
+      </w:r>
+      <w:proofErr w:type="spellEnd"/>
+    </w:p>
+    <w:p>
+      <w:pPr>
+        <w:rPr>
+          <w:rFonts w:ascii="Segoe UI Symbol" w:hAnsi="Segoe UI Symbol" w:cs="Segoe UI Symbol"/>
+        </w:rPr>
+      </w:pPr>
+      <w:r>
+        <w:rPr>
+          <w:rFonts w:ascii="Segoe UI Symbol" w:hAnsi="Segoe UI Symbol" w:cs="Segoe UI Symbol"/>
+        </w:rPr>
+        <w:t>let add = function () {</w:t>
+      </w:r>
+    </w:p>
+    <w:p>
+      <w:pPr>
+        <w:rPr>
+          <w:rFonts w:ascii="Segoe UI Symbol" w:hAnsi="Segoe UI Symbol" w:cs="Segoe UI Symbol"/>
+        </w:rPr>
+      </w:pPr>
+      <w:r>
+        <w:rPr>
+          <w:rFonts w:ascii="Segoe UI Symbol" w:hAnsi="Segoe UI Symbol" w:cs="Segoe UI Symbol"/>
+        </w:rPr>
+        <w:t xml:space="preserve">  console.log(10 + 5);</w:t>
+      </w:r>
+    </w:p>
+    <w:p>
+      <w:pPr>
+        <w:rPr>
+          <w:rFonts w:ascii="Segoe UI Symbol" w:hAnsi="Segoe UI Symbol" w:cs="Segoe UI Symbol"/>
+        </w:rPr>
+      </w:pPr>
+      <w:r>
+        <w:rPr>
+          <w:rFonts w:ascii="Segoe UI Symbol" w:hAnsi="Segoe UI Symbol" w:cs="Segoe UI Symbol"/>
+        </w:rPr>
+        <w:lastRenderedPageBreak/>
+        <w:t>};</w:t>
+      </w:r>
+    </w:p>
+    <w:p>
+      <w:pPr>
+        <w:rPr>
+          <w:rFonts w:ascii="Segoe UI Symbol" w:hAnsi="Segoe UI Symbol" w:cs="Segoe UI Symbol"/>
+        </w:rPr>
+      </w:pPr>
+    </w:p>
+    <w:p>
+      <w:pPr>
+        <w:rPr>
+          <w:rFonts w:ascii="Segoe UI Symbol" w:hAnsi="Segoe UI Symbol" w:cs="Segoe UI Symbol"/>
+        </w:rPr>
+      </w:pPr>
+      <w:r>
+        <w:rPr>
+          <w:rFonts w:ascii="Segoe UI Symbol" w:hAnsi="Segoe UI Symbol" w:cs="Segoe UI Symbol"/>
+        </w:rPr>
+        <w:t>add();</w:t>
+      </w:r>
+    </w:p>
+    <w:p>
+      <w:pPr>
+        <w:rPr>
+          <w:rFonts w:ascii="Segoe UI Symbol" w:hAnsi="Segoe UI Symbol" w:cs="Segoe UI Symbol"/>
+        </w:rPr>
+      </w:pPr>
+      <w:r>
+        <w:rPr>
+          <w:rFonts w:ascii="Segoe UI Symbol" w:hAnsi="Segoe UI Symbol" w:cs="Segoe UI Symbol"/>
+        </w:rPr>
+        <w:t> ⁠</w:t>
+      </w:r>
+    </w:p>
+    <w:p>
+      <w:pPr>
+        <w:rPr>
+          <w:rFonts w:ascii="Segoe UI Symbol" w:hAnsi="Segoe UI Symbol" w:cs="Segoe UI Symbol"/>
+        </w:rPr>
+      </w:pPr>
+    </w:p>
+    <w:p>
+      <w:pPr>
+        <w:rPr>
+          <w:rFonts w:ascii="Segoe UI Symbol" w:hAnsi="Segoe UI Symbol" w:cs="Segoe UI Symbol"/>
+        </w:rPr>
+      </w:pPr>
+      <w:r>
+        <w:rPr>
+          <w:rFonts w:ascii="Segoe UI Symbol" w:hAnsi="Segoe UI Symbol" w:cs="Segoe UI Symbol"/>
+        </w:rPr>
+        <w:t>---</w:t>
+      </w:r>
+    </w:p>
+    <w:p>
+      <w:pPr>
+        <w:rPr>
+          <w:rFonts w:ascii="Segoe UI Symbol" w:hAnsi="Segoe UI Symbol" w:cs="Segoe UI Symbol"/>
+        </w:rPr>
+      </w:pPr>
+    </w:p>
+    <w:p>
+      <w:pPr>
+        <w:rPr>
+          <w:rFonts w:ascii="Segoe UI Symbol" w:hAnsi="Segoe UI Symbol" w:cs="Segoe UI Symbol"/>
+        </w:rPr>
+      </w:pPr>
+      <w:r>
+        <w:rPr>
+          <w:rFonts w:ascii="Segoe UI Symbol" w:hAnsi="Segoe UI Symbol" w:cs="Segoe UI Symbol"/>
+        </w:rPr>
+        <w:t>## Arrow Function</w:t>
+      </w:r>
+    </w:p>
+    <w:p>
+      <w:pPr>
+        <w:rPr>
+          <w:rFonts w:ascii="Segoe UI Symbol" w:hAnsi="Segoe UI Symbol" w:cs="Segoe UI Symbol"/>
+        </w:rPr>
+      </w:pPr>
+    </w:p>
+    <w:p>
+      <w:pPr>
+        <w:rPr>
+          <w:rFonts w:ascii="Segoe UI Symbol" w:hAnsi="Segoe UI Symbol" w:cs="Segoe UI Symbol"/>
+        </w:rPr>
+      </w:pPr>
+      <w:r>
+        <w:rPr>
+          <w:rFonts w:ascii="Segoe UI Symbol" w:hAnsi="Segoe UI Symbol" w:cs="Segoe UI Symbol"/>
+        </w:rPr>
+        <w:t>### Syntax</w:t>
+      </w:r>
+    </w:p>
+    <w:p>
+      <w:pPr>
+        <w:rPr>
+          <w:rFonts w:ascii="Segoe UI Symbol" w:hAnsi="Segoe UI Symbol" w:cs="Segoe UI Symbol"/>
+        </w:rPr>
+      </w:pPr>
+    </w:p>
+    <w:p>
+      <w:pPr>
+        <w:rPr>
+          <w:rFonts w:ascii="Segoe UI Symbol" w:hAnsi="Segoe UI Symbol" w:cs="Segoe UI Symbol"/>
+        </w:rPr>
+      </w:pPr>
+      <w:r>
+        <w:rPr>
+          <w:rFonts w:ascii="Segoe UI Symbol" w:hAnsi="Segoe UI Symbol" w:cs="Segoe UI Symbol"/>
+        </w:rPr>
+        <w:t>⁠ </w:t>
+      </w:r>
+      <w:proofErr w:type="spellStart"/>
+      <w:r>
+        <w:rPr>
+          <w:rFonts w:ascii="Segoe UI Symbol" w:hAnsi="Segoe UI Symbol" w:cs="Segoe UI Symbol"/>
+        </w:rPr>
+        <w:t>javascript</w:t>
+      </w:r>
+      <w:proofErr w:type="spellEnd"/>
+    </w:p>
+    <w:p>
+      <w:pPr>
+        <w:rPr>
+          <w:rFonts w:ascii="Segoe UI Symbol" w:hAnsi="Segoe UI Symbol" w:cs="Segoe UI Symbol"/>
+        </w:rPr>
+      </w:pPr>
+      <w:r>
+        <w:rPr>
+          <w:rFonts w:ascii="Segoe UI Symbol" w:hAnsi="Segoe UI Symbol" w:cs="Segoe UI Symbol"/>
+        </w:rPr>
+        <w:t>let add = () =&gt; {};</w:t>
+      </w:r>
+    </w:p>
+    <w:p>
+      <w:pPr>
+        <w:rPr>
+          <w:rFonts w:ascii="Segoe UI Symbol" w:hAnsi="Segoe UI Symbol" w:cs="Segoe UI Symbol"/>
+        </w:rPr>
+      </w:pPr>
+      <w:r>
+        <w:rPr>
+          <w:rFonts w:ascii="Segoe UI Symbol" w:hAnsi="Segoe UI Symbol" w:cs="Segoe UI Symbol"/>
+        </w:rPr>
+        <w:t> ⁠</w:t>
+      </w:r>
+    </w:p>
+    <w:p>
+      <w:pPr>
+        <w:rPr>
+          <w:rFonts w:ascii="Segoe UI Symbol" w:hAnsi="Segoe UI Symbol" w:cs="Segoe UI Symbol"/>
+        </w:rPr>
+      </w:pPr>
+    </w:p>
+    <w:p>
+      <w:pPr>
+        <w:rPr>
+          <w:rFonts w:ascii="Segoe UI Symbol" w:hAnsi="Segoe UI Symbol" w:cs="Segoe UI Symbol"/>
+        </w:rPr>
+      </w:pPr>
+      <w:r>
+        <w:rPr>
+          <w:rFonts w:ascii="Segoe UI Symbol" w:hAnsi="Segoe UI Symbol" w:cs="Segoe UI Symbol"/>
+        </w:rPr>
+        <w:t>### Note</w:t>
+      </w:r>
+    </w:p>
+    <w:p>
+      <w:pPr>
+        <w:rPr>
+          <w:rFonts w:ascii="Segoe UI Symbol" w:hAnsi="Segoe UI Symbol" w:cs="Segoe UI Symbol"/>
+        </w:rPr>
+      </w:pPr>
+    </w:p>
+    <w:p>
+      <w:pPr>
+        <w:rPr>
+          <w:rFonts w:ascii="Segoe UI Symbol" w:hAnsi="Segoe UI Symbol" w:cs="Segoe UI Symbol"/>
+        </w:rPr>
+      </w:pPr>
+      <w:r>
+        <w:rPr>
+          <w:rFonts w:ascii="Segoe UI Symbol" w:hAnsi="Segoe UI Symbol" w:cs="Segoe UI Symbol"/>
+        </w:rPr>
+        <w:t>In Arrow Function, if there is only one return statement, then there is no need to use the ⁠ return ⁠ keyword and curly braces ⁠ {} ⁠.</w:t>
+      </w:r>
+    </w:p>
+    <w:p>
+      <w:pPr>
+        <w:rPr>
+          <w:rFonts w:ascii="Segoe UI Symbol" w:hAnsi="Segoe UI Symbol" w:cs="Segoe UI Symbol"/>
+        </w:rPr>
+      </w:pPr>
+    </w:p>
+    <w:p>
+      <w:pPr>
+        <w:rPr>
+          <w:rFonts w:ascii="Segoe UI Symbol" w:hAnsi="Segoe UI Symbol" w:cs="Segoe UI Symbol"/>
+        </w:rPr>
+      </w:pPr>
+      <w:r>
+        <w:rPr>
+          <w:rFonts w:ascii="Segoe UI Symbol" w:hAnsi="Segoe UI Symbol" w:cs="Segoe UI Symbol"/>
+        </w:rPr>
+        <w:t>⁠ </w:t>
+      </w:r>
+      <w:proofErr w:type="spellStart"/>
+      <w:r>
+        <w:rPr>
+          <w:rFonts w:ascii="Segoe UI Symbol" w:hAnsi="Segoe UI Symbol" w:cs="Segoe UI Symbol"/>
+        </w:rPr>
+        <w:t>javascript</w:t>
+      </w:r>
+      <w:proofErr w:type="spellEnd"/>
+    </w:p>
+    <w:p>
+      <w:pPr>
+        <w:rPr>
+          <w:rFonts w:ascii="Segoe UI Symbol" w:hAnsi="Segoe UI Symbol" w:cs="Segoe UI Symbol"/>
+        </w:rPr>
+      </w:pPr>
+      <w:r>
+        <w:rPr>
+          <w:rFonts w:ascii="Segoe UI Symbol" w:hAnsi="Segoe UI Symbol" w:cs="Segoe UI Symbol"/>
+        </w:rPr>
+        <w:t>let add = (a, b) =&gt; a + b;</w:t>
+      </w:r>
+    </w:p>
+    <w:p>
+      <w:pPr>
+        <w:rPr>
+          <w:rFonts w:ascii="Segoe UI Symbol" w:hAnsi="Segoe UI Symbol" w:cs="Segoe UI Symbol"/>
+        </w:rPr>
+      </w:pPr>
+      <w:r>
+        <w:rPr>
+          <w:rFonts w:ascii="Segoe UI Symbol" w:hAnsi="Segoe UI Symbol" w:cs="Segoe UI Symbol"/>
+        </w:rPr>
+        <w:t>console.log(multiply(2, 8));</w:t>
+      </w:r>
+    </w:p>
+    <w:p>
+      <w:pPr>
+        <w:rPr>
+          <w:rFonts w:ascii="Segoe UI Symbol" w:hAnsi="Segoe UI Symbol" w:cs="Segoe UI Symbol"/>
+        </w:rPr>
+      </w:pPr>
+      <w:r>
+        <w:rPr>
+          <w:rFonts w:ascii="Segoe UI Symbol" w:hAnsi="Segoe UI Symbol" w:cs="Segoe UI Symbol"/>
+        </w:rPr>
+        <w:t> ⁠</w:t>
+      </w:r>
+    </w:p>
+    <w:p>
+      <w:pPr>
+        <w:rPr>
+          <w:rFonts w:ascii="Segoe UI Symbol" w:hAnsi="Segoe UI Symbol" w:cs="Segoe UI Symbol"/>
+        </w:rPr>
+      </w:pPr>
+    </w:p>
+    <w:p>
+      <w:pPr>
+        <w:rPr>
+          <w:rFonts w:ascii="Segoe UI Symbol" w:hAnsi="Segoe UI Symbol" w:cs="Segoe UI Symbol"/>
+        </w:rPr>
+      </w:pPr>
+      <w:r>
+        <w:rPr>
+          <w:rFonts w:ascii="Segoe UI Symbol" w:hAnsi="Segoe UI Symbol" w:cs="Segoe UI Symbol"/>
+        </w:rPr>
+        <w:t xml:space="preserve">write a </w:t>
+      </w:r>
+      <w:proofErr w:type="spellStart"/>
+      <w:r>
+        <w:rPr>
+          <w:rFonts w:ascii="Segoe UI Symbol" w:hAnsi="Segoe UI Symbol" w:cs="Segoe UI Symbol"/>
+        </w:rPr>
+        <w:t>javaScript</w:t>
+      </w:r>
+      <w:proofErr w:type="spellEnd"/>
+      <w:r>
+        <w:rPr>
+          <w:rFonts w:ascii="Segoe UI Symbol" w:hAnsi="Segoe UI Symbol" w:cs="Segoe UI Symbol"/>
+        </w:rPr>
+        <w:t xml:space="preserve"> program to find the number is </w:t>
+      </w:r>
+      <w:proofErr w:type="spellStart"/>
+      <w:r>
+        <w:rPr>
+          <w:rFonts w:ascii="Segoe UI Symbol" w:hAnsi="Segoe UI Symbol" w:cs="Segoe UI Symbol"/>
+        </w:rPr>
+        <w:t>armstrong</w:t>
+      </w:r>
+      <w:proofErr w:type="spellEnd"/>
+      <w:r>
+        <w:rPr>
+          <w:rFonts w:ascii="Segoe UI Symbol" w:hAnsi="Segoe UI Symbol" w:cs="Segoe UI Symbol"/>
+        </w:rPr>
+        <w:t xml:space="preserve"> or not</w:t>
+      </w:r>
+    </w:p>
+    <w:p>
+      <w:pPr>
+        <w:rPr>
+          <w:rFonts w:ascii="Segoe UI Symbol" w:hAnsi="Segoe UI Symbol" w:cs="Segoe UI Symbol"/>
+        </w:rPr>
+      </w:pPr>
+    </w:p>
+    <w:p>
+      <w:pPr>
+        <w:rPr>
+          <w:rFonts w:ascii="Segoe UI Symbol" w:hAnsi="Segoe UI Symbol" w:cs="Segoe UI Symbol"/>
+          <w:b/>
+          <w:bCs/>
+          <w:u w:val="single"/>
+        </w:rPr>
+      </w:pPr>
+      <w:r>
+        <w:rPr>
+          <w:rFonts w:ascii="Segoe UI Symbol" w:hAnsi="Segoe UI Symbol" w:cs="Segoe UI Symbol"/>
+          <w:b/>
+          <w:bCs/>
+          <w:u w:val="single"/>
+        </w:rPr>
+        <w:lastRenderedPageBreak/>
+        <w:t>Nested Function :</w:t>
+      </w:r>
+    </w:p>
+    <w:p>
+      <w:pPr>
+        <w:pStyle w:val="ListParagraph"/>
+        <w:numPr>
+          <w:ilvl w:val="0"/>
+          <w:numId w:val="5"/>
+        </w:numPr>
+        <w:rPr>
+          <w:rFonts w:ascii="Segoe UI Symbol" w:hAnsi="Segoe UI Symbol" w:cs="Segoe UI Symbol"/>
+        </w:rPr>
+      </w:pPr>
+      <w:r>
+        <w:rPr>
+          <w:rFonts w:ascii="Segoe UI Symbol" w:hAnsi="Segoe UI Symbol" w:cs="Segoe UI Symbol"/>
+        </w:rPr>
+        <w:t>Creating one function inside another function is called as nested function .</w:t>
+      </w:r>
+    </w:p>
+    <w:p>
+      <w:pPr>
+        <w:rPr>
+          <w:rFonts w:ascii="Segoe UI Symbol" w:hAnsi="Segoe UI Symbol" w:cs="Segoe UI Symbol"/>
+        </w:rPr>
+      </w:pPr>
+      <w:r>
+        <w:rPr>
+          <w:rFonts w:ascii="Segoe UI Symbol" w:hAnsi="Segoe UI Symbol" w:cs="Segoe UI Symbol"/>
+        </w:rPr>
+        <w:t>Example:</w:t>
+      </w:r>
+    </w:p>
+    <w:p>
+      <w:pPr>
+        <w:shd w:val="clear" w:color="auto" w:fill="121314"/>
+        <w:spacing w:after="0" w:line="270" w:lineRule="atLeast"/>
+        <w:rPr>
+          <w:rFonts w:ascii="Menlo" w:eastAsia="Times New Roman" w:hAnsi="Menlo" w:cs="Menlo"/>
+          <w:color w:val="BBBEBF"/>
+          <w:kern w:val="0"/>
+          <w:sz w:val="18"/>
+          <w:szCs w:val="18"/>
+          <w:lang w:eastAsia="en-GB"/>
+          <w14:ligatures w14:val="none"/>
+        </w:rPr>
+      </w:pPr>
+      <w:r>
+        <w:rPr>
+          <w:rFonts w:ascii="Menlo" w:eastAsia="Times New Roman" w:hAnsi="Menlo" w:cs="Menlo"/>
+          <w:color w:val="FF7B72"/>
+          <w:kern w:val="0"/>
+          <w:sz w:val="18"/>
+          <w:szCs w:val="18"/>
+          <w:lang w:eastAsia="en-GB"/>
+          <w14:ligatures w14:val="none"/>
+        </w:rPr>
+        <w:t>let</w:t>
+      </w:r>
+      <w:r>
+        <w:rPr>
+          <w:rFonts w:ascii="Menlo" w:eastAsia="Times New Roman" w:hAnsi="Menlo" w:cs="Menlo"/>
+          <w:color w:val="BBBEBF"/>
+          <w:kern w:val="0"/>
+          <w:sz w:val="18"/>
+          <w:szCs w:val="18"/>
+          <w:lang w:eastAsia="en-GB"/>
+          <w14:ligatures w14:val="none"/>
+        </w:rPr>
+        <w:t xml:space="preserve"> </w:t>
+      </w:r>
+      <w:r>
+        <w:rPr>
+          <w:rFonts w:ascii="Menlo" w:eastAsia="Times New Roman" w:hAnsi="Menlo" w:cs="Menlo"/>
+          <w:color w:val="D2A8FF"/>
+          <w:kern w:val="0"/>
+          <w:sz w:val="18"/>
+          <w:szCs w:val="18"/>
+          <w:lang w:eastAsia="en-GB"/>
+          <w14:ligatures w14:val="none"/>
+        </w:rPr>
+        <w:t>outer</w:t>
+      </w:r>
+      <w:r>
+        <w:rPr>
+          <w:rFonts w:ascii="Menlo" w:eastAsia="Times New Roman" w:hAnsi="Menlo" w:cs="Menlo"/>
+          <w:color w:val="D4D4D4"/>
+          <w:kern w:val="0"/>
+          <w:sz w:val="18"/>
+          <w:szCs w:val="18"/>
+          <w:lang w:eastAsia="en-GB"/>
+          <w14:ligatures w14:val="none"/>
+        </w:rPr>
+        <w:t>=</w:t>
+      </w:r>
+      <w:r>
+        <w:rPr>
+          <w:rFonts w:ascii="Menlo" w:eastAsia="Times New Roman" w:hAnsi="Menlo" w:cs="Menlo"/>
+          <w:color w:val="BBBEBF"/>
+          <w:kern w:val="0"/>
+          <w:sz w:val="18"/>
+          <w:szCs w:val="18"/>
+          <w:lang w:eastAsia="en-GB"/>
+          <w14:ligatures w14:val="none"/>
+        </w:rPr>
+        <w:t xml:space="preserve"> ()</w:t>
+      </w:r>
+      <w:r>
+        <w:rPr>
+          <w:rFonts w:ascii="Menlo" w:eastAsia="Times New Roman" w:hAnsi="Menlo" w:cs="Menlo"/>
+          <w:color w:val="FF7B72"/>
+          <w:kern w:val="0"/>
+          <w:sz w:val="18"/>
+          <w:szCs w:val="18"/>
+          <w:lang w:eastAsia="en-GB"/>
+          <w14:ligatures w14:val="none"/>
+        </w:rPr>
+        <w:t>=&gt;</w:t>
+      </w:r>
+      <w:r>
+        <w:rPr>
+          <w:rFonts w:ascii="Menlo" w:eastAsia="Times New Roman" w:hAnsi="Menlo" w:cs="Menlo"/>
+          <w:color w:val="C9D1D9"/>
+          <w:kern w:val="0"/>
+          <w:sz w:val="18"/>
+          <w:szCs w:val="18"/>
+          <w:lang w:eastAsia="en-GB"/>
+          <w14:ligatures w14:val="none"/>
+        </w:rPr>
+        <w:t>{</w:t>
+      </w:r>
+    </w:p>
+    <w:p>
+      <w:pPr>
+        <w:shd w:val="clear" w:color="auto" w:fill="121314"/>
+        <w:spacing w:after="0" w:line="270" w:lineRule="atLeast"/>
+        <w:rPr>
+          <w:rFonts w:ascii="Menlo" w:eastAsia="Times New Roman" w:hAnsi="Menlo" w:cs="Menlo"/>
+          <w:color w:val="BBBEBF"/>
+          <w:kern w:val="0"/>
+          <w:sz w:val="18"/>
+          <w:szCs w:val="18"/>
+          <w:lang w:eastAsia="en-GB"/>
+          <w14:ligatures w14:val="none"/>
+        </w:rPr>
+      </w:pPr>
+      <w:r>
+        <w:rPr>
+          <w:rFonts w:ascii="Menlo" w:eastAsia="Times New Roman" w:hAnsi="Menlo" w:cs="Menlo"/>
+          <w:color w:val="C9D1D9"/>
+          <w:kern w:val="0"/>
+          <w:sz w:val="18"/>
+          <w:szCs w:val="18"/>
+          <w:lang w:eastAsia="en-GB"/>
+          <w14:ligatures w14:val="none"/>
+        </w:rPr>
+        <w:t xml:space="preserve">  </w:t>
+      </w:r>
+      <w:r>
+        <w:rPr>
+          <w:rFonts w:ascii="Menlo" w:eastAsia="Times New Roman" w:hAnsi="Menlo" w:cs="Menlo"/>
+          <w:color w:val="79C0FF"/>
+          <w:kern w:val="0"/>
+          <w:sz w:val="18"/>
+          <w:szCs w:val="18"/>
+          <w:lang w:eastAsia="en-GB"/>
+          <w14:ligatures w14:val="none"/>
+        </w:rPr>
+        <w:t>console</w:t>
+      </w:r>
+      <w:r>
+        <w:rPr>
+          <w:rFonts w:ascii="Menlo" w:eastAsia="Times New Roman" w:hAnsi="Menlo" w:cs="Menlo"/>
+          <w:color w:val="C9D1D9"/>
+          <w:kern w:val="0"/>
+          <w:sz w:val="18"/>
+          <w:szCs w:val="18"/>
+          <w:lang w:eastAsia="en-GB"/>
+          <w14:ligatures w14:val="none"/>
+        </w:rPr>
+        <w:t>.</w:t>
+      </w:r>
+      <w:r>
+        <w:rPr>
+          <w:rFonts w:ascii="Menlo" w:eastAsia="Times New Roman" w:hAnsi="Menlo" w:cs="Menlo"/>
+          <w:color w:val="D2A8FF"/>
+          <w:kern w:val="0"/>
+          <w:sz w:val="18"/>
+          <w:szCs w:val="18"/>
+          <w:lang w:eastAsia="en-GB"/>
+          <w14:ligatures w14:val="none"/>
+        </w:rPr>
+        <w:t>log</w:t>
+      </w:r>
+      <w:r>
+        <w:rPr>
+          <w:rFonts w:ascii="Menlo" w:eastAsia="Times New Roman" w:hAnsi="Menlo" w:cs="Menlo"/>
+          <w:color w:val="C9D1D9"/>
+          <w:kern w:val="0"/>
+          <w:sz w:val="18"/>
+          <w:szCs w:val="18"/>
+          <w:lang w:eastAsia="en-GB"/>
+          <w14:ligatures w14:val="none"/>
+        </w:rPr>
+        <w:t>(</w:t>
+      </w:r>
+      <w:r>
+        <w:rPr>
+          <w:rFonts w:ascii="Menlo" w:eastAsia="Times New Roman" w:hAnsi="Menlo" w:cs="Menlo"/>
+          <w:color w:val="A5D6FF"/>
+          <w:kern w:val="0"/>
+          <w:sz w:val="18"/>
+          <w:szCs w:val="18"/>
+          <w:lang w:eastAsia="en-GB"/>
+          <w14:ligatures w14:val="none"/>
+        </w:rPr>
+        <w:t>"</w:t>
+      </w:r>
+      <w:proofErr w:type="spellStart"/>
+      <w:r>
+        <w:rPr>
+          <w:rFonts w:ascii="Menlo" w:eastAsia="Times New Roman" w:hAnsi="Menlo" w:cs="Menlo"/>
+          <w:color w:val="A5D6FF"/>
+          <w:kern w:val="0"/>
+          <w:sz w:val="18"/>
+          <w:szCs w:val="18"/>
+          <w:lang w:eastAsia="en-GB"/>
+          <w14:ligatures w14:val="none"/>
+        </w:rPr>
+        <w:t>i</w:t>
+      </w:r>
+      <w:proofErr w:type="spellEnd"/>
+      <w:r>
+        <w:rPr>
+          <w:rFonts w:ascii="Menlo" w:eastAsia="Times New Roman" w:hAnsi="Menlo" w:cs="Menlo"/>
+          <w:color w:val="A5D6FF"/>
+          <w:kern w:val="0"/>
+          <w:sz w:val="18"/>
+          <w:szCs w:val="18"/>
+          <w:lang w:eastAsia="en-GB"/>
+          <w14:ligatures w14:val="none"/>
+        </w:rPr>
+        <w:t xml:space="preserve"> am outer function"</w:t>
+      </w:r>
+      <w:r>
+        <w:rPr>
+          <w:rFonts w:ascii="Menlo" w:eastAsia="Times New Roman" w:hAnsi="Menlo" w:cs="Menlo"/>
+          <w:color w:val="C9D1D9"/>
+          <w:kern w:val="0"/>
+          <w:sz w:val="18"/>
+          <w:szCs w:val="18"/>
+          <w:lang w:eastAsia="en-GB"/>
+          <w14:ligatures w14:val="none"/>
+        </w:rPr>
+        <w:t>);</w:t>
+      </w:r>
+    </w:p>
+    <w:p>
+      <w:pPr>
+        <w:shd w:val="clear" w:color="auto" w:fill="121314"/>
+        <w:spacing w:after="0" w:line="270" w:lineRule="atLeast"/>
+        <w:rPr>
+          <w:rFonts w:ascii="Menlo" w:eastAsia="Times New Roman" w:hAnsi="Menlo" w:cs="Menlo"/>
+          <w:color w:val="BBBEBF"/>
+          <w:kern w:val="0"/>
+          <w:sz w:val="18"/>
+          <w:szCs w:val="18"/>
+          <w:lang w:eastAsia="en-GB"/>
+          <w14:ligatures w14:val="none"/>
+        </w:rPr>
+      </w:pPr>
+      <w:r>
+        <w:rPr>
+          <w:rFonts w:ascii="Menlo" w:eastAsia="Times New Roman" w:hAnsi="Menlo" w:cs="Menlo"/>
+          <w:color w:val="C9D1D9"/>
+          <w:kern w:val="0"/>
+          <w:sz w:val="18"/>
+          <w:szCs w:val="18"/>
+          <w:lang w:eastAsia="en-GB"/>
+          <w14:ligatures w14:val="none"/>
+        </w:rPr>
+        <w:t xml:space="preserve">  </w:t>
+      </w:r>
+      <w:r>
+        <w:rPr>
+          <w:rFonts w:ascii="Menlo" w:eastAsia="Times New Roman" w:hAnsi="Menlo" w:cs="Menlo"/>
+          <w:color w:val="FF7B72"/>
+          <w:kern w:val="0"/>
+          <w:sz w:val="18"/>
+          <w:szCs w:val="18"/>
+          <w:lang w:eastAsia="en-GB"/>
+          <w14:ligatures w14:val="none"/>
+        </w:rPr>
+        <w:t>let</w:t>
+      </w:r>
+      <w:r>
+        <w:rPr>
+          <w:rFonts w:ascii="Menlo" w:eastAsia="Times New Roman" w:hAnsi="Menlo" w:cs="Menlo"/>
+          <w:color w:val="C9D1D9"/>
+          <w:kern w:val="0"/>
+          <w:sz w:val="18"/>
+          <w:szCs w:val="18"/>
+          <w:lang w:eastAsia="en-GB"/>
+          <w14:ligatures w14:val="none"/>
+        </w:rPr>
+        <w:t xml:space="preserve"> </w:t>
+      </w:r>
+      <w:r>
+        <w:rPr>
+          <w:rFonts w:ascii="Menlo" w:eastAsia="Times New Roman" w:hAnsi="Menlo" w:cs="Menlo"/>
+          <w:color w:val="D2A8FF"/>
+          <w:kern w:val="0"/>
+          <w:sz w:val="18"/>
+          <w:szCs w:val="18"/>
+          <w:lang w:eastAsia="en-GB"/>
+          <w14:ligatures w14:val="none"/>
+        </w:rPr>
+        <w:t>inner</w:t>
+      </w:r>
+      <w:r>
+        <w:rPr>
+          <w:rFonts w:ascii="Menlo" w:eastAsia="Times New Roman" w:hAnsi="Menlo" w:cs="Menlo"/>
+          <w:color w:val="C9D1D9"/>
+          <w:kern w:val="0"/>
+          <w:sz w:val="18"/>
+          <w:szCs w:val="18"/>
+          <w:lang w:eastAsia="en-GB"/>
+          <w14:ligatures w14:val="none"/>
+        </w:rPr>
+        <w:t xml:space="preserve"> </w:t>
+      </w:r>
+      <w:r>
+        <w:rPr>
+          <w:rFonts w:ascii="Menlo" w:eastAsia="Times New Roman" w:hAnsi="Menlo" w:cs="Menlo"/>
+          <w:color w:val="D4D4D4"/>
+          <w:kern w:val="0"/>
+          <w:sz w:val="18"/>
+          <w:szCs w:val="18"/>
+          <w:lang w:eastAsia="en-GB"/>
+          <w14:ligatures w14:val="none"/>
+        </w:rPr>
+        <w:t>=</w:t>
+      </w:r>
+      <w:r>
+        <w:rPr>
+          <w:rFonts w:ascii="Menlo" w:eastAsia="Times New Roman" w:hAnsi="Menlo" w:cs="Menlo"/>
+          <w:color w:val="C9D1D9"/>
+          <w:kern w:val="0"/>
+          <w:sz w:val="18"/>
+          <w:szCs w:val="18"/>
+          <w:lang w:eastAsia="en-GB"/>
+          <w14:ligatures w14:val="none"/>
+        </w:rPr>
+        <w:t xml:space="preserve"> ()</w:t>
+      </w:r>
+      <w:r>
+        <w:rPr>
+          <w:rFonts w:ascii="Menlo" w:eastAsia="Times New Roman" w:hAnsi="Menlo" w:cs="Menlo"/>
+          <w:color w:val="FF7B72"/>
+          <w:kern w:val="0"/>
+          <w:sz w:val="18"/>
+          <w:szCs w:val="18"/>
+          <w:lang w:eastAsia="en-GB"/>
+          <w14:ligatures w14:val="none"/>
+        </w:rPr>
+        <w:t>=&gt;</w:t>
+      </w:r>
+      <w:r>
+        <w:rPr>
+          <w:rFonts w:ascii="Menlo" w:eastAsia="Times New Roman" w:hAnsi="Menlo" w:cs="Menlo"/>
+          <w:color w:val="C9D1D9"/>
+          <w:kern w:val="0"/>
+          <w:sz w:val="18"/>
+          <w:szCs w:val="18"/>
+          <w:lang w:eastAsia="en-GB"/>
+          <w14:ligatures w14:val="none"/>
+        </w:rPr>
+        <w:t>{</w:t>
+      </w:r>
+    </w:p>
+    <w:p>
+      <w:pPr>
+        <w:shd w:val="clear" w:color="auto" w:fill="121314"/>
+        <w:spacing w:after="0" w:line="270" w:lineRule="atLeast"/>
+        <w:rPr>
+          <w:rFonts w:ascii="Menlo" w:eastAsia="Times New Roman" w:hAnsi="Menlo" w:cs="Menlo"/>
+          <w:color w:val="BBBEBF"/>
+          <w:kern w:val="0"/>
+          <w:sz w:val="18"/>
+          <w:szCs w:val="18"/>
+          <w:lang w:eastAsia="en-GB"/>
+          <w14:ligatures w14:val="none"/>
+        </w:rPr>
+      </w:pPr>
+      <w:r>
+        <w:rPr>
+          <w:rFonts w:ascii="Menlo" w:eastAsia="Times New Roman" w:hAnsi="Menlo" w:cs="Menlo"/>
+          <w:color w:val="C9D1D9"/>
+          <w:kern w:val="0"/>
+          <w:sz w:val="18"/>
+          <w:szCs w:val="18"/>
+          <w:lang w:eastAsia="en-GB"/>
+          <w14:ligatures w14:val="none"/>
+        </w:rPr>
+        <w:t xml:space="preserve">    </w:t>
+      </w:r>
+      <w:r>
+        <w:rPr>
+          <w:rFonts w:ascii="Menlo" w:eastAsia="Times New Roman" w:hAnsi="Menlo" w:cs="Menlo"/>
+          <w:color w:val="79C0FF"/>
+          <w:kern w:val="0"/>
+          <w:sz w:val="18"/>
+          <w:szCs w:val="18"/>
+          <w:lang w:eastAsia="en-GB"/>
+          <w14:ligatures w14:val="none"/>
+        </w:rPr>
+        <w:t>console</w:t>
+      </w:r>
+      <w:r>
+        <w:rPr>
+          <w:rFonts w:ascii="Menlo" w:eastAsia="Times New Roman" w:hAnsi="Menlo" w:cs="Menlo"/>
+          <w:color w:val="C9D1D9"/>
+          <w:kern w:val="0"/>
+          <w:sz w:val="18"/>
+          <w:szCs w:val="18"/>
+          <w:lang w:eastAsia="en-GB"/>
+          <w14:ligatures w14:val="none"/>
+        </w:rPr>
+        <w:t>.</w:t>
+      </w:r>
+      <w:r>
+        <w:rPr>
+          <w:rFonts w:ascii="Menlo" w:eastAsia="Times New Roman" w:hAnsi="Menlo" w:cs="Menlo"/>
+          <w:color w:val="D2A8FF"/>
+          <w:kern w:val="0"/>
+          <w:sz w:val="18"/>
+          <w:szCs w:val="18"/>
+          <w:lang w:eastAsia="en-GB"/>
+          <w14:ligatures w14:val="none"/>
+        </w:rPr>
+        <w:t>log</w:t>
+      </w:r>
+      <w:r>
+        <w:rPr>
+          <w:rFonts w:ascii="Menlo" w:eastAsia="Times New Roman" w:hAnsi="Menlo" w:cs="Menlo"/>
+          <w:color w:val="C9D1D9"/>
+          <w:kern w:val="0"/>
+          <w:sz w:val="18"/>
+          <w:szCs w:val="18"/>
+          <w:lang w:eastAsia="en-GB"/>
+          <w14:ligatures w14:val="none"/>
+        </w:rPr>
+        <w:t>(</w:t>
+      </w:r>
+      <w:r>
+        <w:rPr>
+          <w:rFonts w:ascii="Menlo" w:eastAsia="Times New Roman" w:hAnsi="Menlo" w:cs="Menlo"/>
+          <w:color w:val="A5D6FF"/>
+          <w:kern w:val="0"/>
+          <w:sz w:val="18"/>
+          <w:szCs w:val="18"/>
+          <w:lang w:eastAsia="en-GB"/>
+          <w14:ligatures w14:val="none"/>
+        </w:rPr>
+        <w:t>"</w:t>
+      </w:r>
+      <w:proofErr w:type="spellStart"/>
+      <w:r>
+        <w:rPr>
+          <w:rFonts w:ascii="Menlo" w:eastAsia="Times New Roman" w:hAnsi="Menlo" w:cs="Menlo"/>
+          <w:color w:val="A5D6FF"/>
+          <w:kern w:val="0"/>
+          <w:sz w:val="18"/>
+          <w:szCs w:val="18"/>
+          <w:lang w:eastAsia="en-GB"/>
+          <w14:ligatures w14:val="none"/>
+        </w:rPr>
+        <w:t>i</w:t>
+      </w:r>
+      <w:proofErr w:type="spellEnd"/>
+      <w:r>
+        <w:rPr>
+          <w:rFonts w:ascii="Menlo" w:eastAsia="Times New Roman" w:hAnsi="Menlo" w:cs="Menlo"/>
+          <w:color w:val="A5D6FF"/>
+          <w:kern w:val="0"/>
+          <w:sz w:val="18"/>
+          <w:szCs w:val="18"/>
+          <w:lang w:eastAsia="en-GB"/>
+          <w14:ligatures w14:val="none"/>
+        </w:rPr>
+        <w:t xml:space="preserve"> am inner function"</w:t>
+      </w:r>
+      <w:r>
+        <w:rPr>
+          <w:rFonts w:ascii="Menlo" w:eastAsia="Times New Roman" w:hAnsi="Menlo" w:cs="Menlo"/>
+          <w:color w:val="C9D1D9"/>
+          <w:kern w:val="0"/>
+          <w:sz w:val="18"/>
+          <w:szCs w:val="18"/>
+          <w:lang w:eastAsia="en-GB"/>
+          <w14:ligatures w14:val="none"/>
+        </w:rPr>
+        <w:t>);</w:t>
+      </w:r>
+    </w:p>
+    <w:p>
+      <w:pPr>
+        <w:shd w:val="clear" w:color="auto" w:fill="121314"/>
+        <w:spacing w:after="0" w:line="270" w:lineRule="atLeast"/>
+        <w:rPr>
+          <w:rFonts w:ascii="Menlo" w:eastAsia="Times New Roman" w:hAnsi="Menlo" w:cs="Menlo"/>
+          <w:color w:val="BBBEBF"/>
+          <w:kern w:val="0"/>
+          <w:sz w:val="18"/>
+          <w:szCs w:val="18"/>
+          <w:lang w:eastAsia="en-GB"/>
+          <w14:ligatures w14:val="none"/>
+        </w:rPr>
+      </w:pPr>
+      <w:r>
+        <w:rPr>
+          <w:rFonts w:ascii="Menlo" w:eastAsia="Times New Roman" w:hAnsi="Menlo" w:cs="Menlo"/>
+          <w:color w:val="C9D1D9"/>
+          <w:kern w:val="0"/>
+          <w:sz w:val="18"/>
+          <w:szCs w:val="18"/>
+          <w:lang w:eastAsia="en-GB"/>
+          <w14:ligatures w14:val="none"/>
+        </w:rPr>
+        <w:t xml:space="preserve">  }</w:t>
+      </w:r>
+    </w:p>
+    <w:p>
+      <w:pPr>
+        <w:shd w:val="clear" w:color="auto" w:fill="121314"/>
+        <w:spacing w:after="0" w:line="270" w:lineRule="atLeast"/>
+        <w:rPr>
+          <w:rFonts w:ascii="Menlo" w:eastAsia="Times New Roman" w:hAnsi="Menlo" w:cs="Menlo"/>
+          <w:color w:val="BBBEBF"/>
+          <w:kern w:val="0"/>
+          <w:sz w:val="18"/>
+          <w:szCs w:val="18"/>
+          <w:lang w:eastAsia="en-GB"/>
+          <w14:ligatures w14:val="none"/>
+        </w:rPr>
+      </w:pPr>
+      <w:r>
+        <w:rPr>
+          <w:rFonts w:ascii="Menlo" w:eastAsia="Times New Roman" w:hAnsi="Menlo" w:cs="Menlo"/>
+          <w:color w:val="C9D1D9"/>
+          <w:kern w:val="0"/>
+          <w:sz w:val="18"/>
+          <w:szCs w:val="18"/>
+          <w:lang w:eastAsia="en-GB"/>
+          <w14:ligatures w14:val="none"/>
+        </w:rPr>
+        <w:t xml:space="preserve">  </w:t>
+      </w:r>
+      <w:r>
+        <w:rPr>
+          <w:rFonts w:ascii="Menlo" w:eastAsia="Times New Roman" w:hAnsi="Menlo" w:cs="Menlo"/>
+          <w:color w:val="D2A8FF"/>
+          <w:kern w:val="0"/>
+          <w:sz w:val="18"/>
+          <w:szCs w:val="18"/>
+          <w:lang w:eastAsia="en-GB"/>
+          <w14:ligatures w14:val="none"/>
+        </w:rPr>
+        <w:t>inner</w:t>
+      </w:r>
+      <w:r>
+        <w:rPr>
+          <w:rFonts w:ascii="Menlo" w:eastAsia="Times New Roman" w:hAnsi="Menlo" w:cs="Menlo"/>
+          <w:color w:val="C9D1D9"/>
+          <w:kern w:val="0"/>
+          <w:sz w:val="18"/>
+          <w:szCs w:val="18"/>
+          <w:lang w:eastAsia="en-GB"/>
+          <w14:ligatures w14:val="none"/>
+        </w:rPr>
+        <w:t>();</w:t>
+      </w:r>
+    </w:p>
+    <w:p>
+      <w:pPr>
+        <w:shd w:val="clear" w:color="auto" w:fill="121314"/>
+        <w:spacing w:after="0" w:line="270" w:lineRule="atLeast"/>
+        <w:rPr>
+          <w:rFonts w:ascii="Menlo" w:eastAsia="Times New Roman" w:hAnsi="Menlo" w:cs="Menlo"/>
+          <w:color w:val="BBBEBF"/>
+          <w:kern w:val="0"/>
+          <w:sz w:val="18"/>
+          <w:szCs w:val="18"/>
+          <w:lang w:eastAsia="en-GB"/>
+          <w14:ligatures w14:val="none"/>
+        </w:rPr>
+      </w:pPr>
+      <w:r>
+        <w:rPr>
+          <w:rFonts w:ascii="Menlo" w:eastAsia="Times New Roman" w:hAnsi="Menlo" w:cs="Menlo"/>
+          <w:color w:val="C9D1D9"/>
+          <w:kern w:val="0"/>
+          <w:sz w:val="18"/>
+          <w:szCs w:val="18"/>
+          <w:lang w:eastAsia="en-GB"/>
+          <w14:ligatures w14:val="none"/>
+        </w:rPr>
+        <w:t>}</w:t>
+      </w:r>
+    </w:p>
+    <w:p>
+      <w:pPr>
+        <w:shd w:val="clear" w:color="auto" w:fill="121314"/>
+        <w:spacing w:after="0" w:line="270" w:lineRule="atLeast"/>
+        <w:rPr>
+          <w:rFonts w:ascii="Menlo" w:eastAsia="Times New Roman" w:hAnsi="Menlo" w:cs="Menlo"/>
+          <w:color w:val="BBBEBF"/>
+          <w:kern w:val="0"/>
+          <w:sz w:val="18"/>
+          <w:szCs w:val="18"/>
+          <w:lang w:eastAsia="en-GB"/>
+          <w14:ligatures w14:val="none"/>
+        </w:rPr>
+      </w:pPr>
+    </w:p>
+    <w:p>
+      <w:pPr>
+        <w:shd w:val="clear" w:color="auto" w:fill="121314"/>
+        <w:spacing w:after="0" w:line="270" w:lineRule="atLeast"/>
+        <w:rPr>
+          <w:rFonts w:ascii="Menlo" w:eastAsia="Times New Roman" w:hAnsi="Menlo" w:cs="Menlo"/>
+          <w:color w:val="BBBEBF"/>
+          <w:kern w:val="0"/>
+          <w:sz w:val="18"/>
+          <w:szCs w:val="18"/>
+          <w:lang w:eastAsia="en-GB"/>
+          <w14:ligatures w14:val="none"/>
+        </w:rPr>
+      </w:pPr>
+      <w:r>
+        <w:rPr>
+          <w:rFonts w:ascii="Menlo" w:eastAsia="Times New Roman" w:hAnsi="Menlo" w:cs="Menlo"/>
+          <w:color w:val="D2A8FF"/>
+          <w:kern w:val="0"/>
+          <w:sz w:val="18"/>
+          <w:szCs w:val="18"/>
+          <w:lang w:eastAsia="en-GB"/>
+          <w14:ligatures w14:val="none"/>
+        </w:rPr>
+        <w:t>outer</w:t>
+      </w:r>
+      <w:r>
+        <w:rPr>
+          <w:rFonts w:ascii="Menlo" w:eastAsia="Times New Roman" w:hAnsi="Menlo" w:cs="Menlo"/>
+          <w:color w:val="BBBEBF"/>
+          <w:kern w:val="0"/>
+          <w:sz w:val="18"/>
+          <w:szCs w:val="18"/>
+          <w:lang w:eastAsia="en-GB"/>
+          <w14:ligatures w14:val="none"/>
+        </w:rPr>
+        <w:t>();</w:t>
+      </w:r>
+    </w:p>
+    <w:p>
+      <w:pPr>
+        <w:rPr>
+          <w:rFonts w:ascii="Segoe UI Symbol" w:hAnsi="Segoe UI Symbol" w:cs="Segoe UI Symbol"/>
+        </w:rPr>
+      </w:pPr>
+    </w:p>
+    <w:p>
+      <w:pPr>
+        <w:rPr>
+          <w:rFonts w:ascii="Segoe UI Symbol" w:hAnsi="Segoe UI Symbol" w:cs="Segoe UI Symbol"/>
+        </w:rPr>
+      </w:pPr>
+      <w:r>
+        <w:rPr>
+          <w:rFonts w:ascii="Segoe UI Symbol" w:hAnsi="Segoe UI Symbol" w:cs="Segoe UI Symbol"/>
+        </w:rPr>
+        <w:t>What is lexical scooping ?</w:t>
+      </w:r>
+    </w:p>
+    <w:p>
+      <w:pPr>
+        <w:pStyle w:val="ListParagraph"/>
+        <w:numPr>
+          <w:ilvl w:val="0"/>
+          <w:numId w:val="5"/>
+        </w:numPr>
+        <w:rPr>
+          <w:rFonts w:ascii="Segoe UI Symbol" w:hAnsi="Segoe UI Symbol" w:cs="Segoe UI Symbol"/>
+        </w:rPr>
+      </w:pPr>
+      <w:r>
+        <w:rPr>
+          <w:rFonts w:ascii="Segoe UI Symbol" w:hAnsi="Segoe UI Symbol" w:cs="Segoe UI Symbol"/>
+        </w:rPr>
+        <w:t>In nested function inner function can access the properties of outer function but the outer function can’t access the properties of inner function is called as “lexical scooping”</w:t>
+      </w:r>
+    </w:p>
+    <w:p>
+      <w:pPr>
+        <w:rPr>
+          <w:rFonts w:ascii="Segoe UI Symbol" w:hAnsi="Segoe UI Symbol" w:cs="Segoe UI Symbol"/>
+        </w:rPr>
+      </w:pPr>
+    </w:p>
+    <w:p>
+      <w:pPr>
+        <w:rPr>
+          <w:rFonts w:ascii="Segoe UI Symbol" w:hAnsi="Segoe UI Symbol" w:cs="Segoe UI Symbol"/>
+        </w:rPr>
+      </w:pPr>
+    </w:p>
+    <w:p>
+      <w:pPr>
+        <w:rPr>
+          <w:rFonts w:ascii="Segoe UI Symbol" w:hAnsi="Segoe UI Symbol" w:cs="Segoe UI Symbol"/>
+        </w:rPr>
+      </w:pPr>
+    </w:p>
+    <w:p>
+      <w:pPr>
+        <w:rPr>
+          <w:rFonts w:ascii="Segoe UI Symbol" w:hAnsi="Segoe UI Symbol" w:cs="Segoe UI Symbol"/>
+        </w:rPr>
+      </w:pPr>
+    </w:p>
+    <w:p>
+      <w:pPr>
+        <w:rPr>
+          <w:rFonts w:ascii="Segoe UI Symbol" w:hAnsi="Segoe UI Symbol" w:cs="Segoe UI Symbol"/>
+        </w:rPr>
+      </w:pPr>
+    </w:p>
+    <w:p>
+      <w:pPr>
         <w:rPr>
           <w:rFonts w:ascii="Segoe UI Symbol" w:hAnsi="Segoe UI Symbol" w:cs="Segoe UI Symbol"/>
         </w:rPr>
@@ -7886,7 +9328,7 @@
   <w:abstractNum w:abstractNumId="4" w15:restartNumberingAfterBreak="0">
     <w:nsid w:val="6CAF5382"/>
     <w:multiLevelType w:val="hybridMultilevel"/>
-    <w:tmpl w:val="04B037C0"/>
+    <w:tmpl w:val="775ED5F2"/>
     <w:lvl w:ilvl="0" w:tplc="08090001">
       <w:start w:val="1"/>
       <w:numFmt w:val="bullet"/>

--- a/JavaScriptNotes.docx
+++ b/JavaScriptNotes.docx
@@ -8100,6 +8100,7 @@
           <w:u w:val="single"/>
         </w:rPr>
       </w:pPr>
+      <w:bookmarkStart w:id="1" w:name="OLE_LINK2"/>
       <w:r>
         <w:rPr>
           <w:rFonts w:ascii="Segoe UI Symbol" w:hAnsi="Segoe UI Symbol" w:cs="Segoe UI Symbol"/>
@@ -8815,22 +8816,3449 @@
       <w:pPr>
         <w:rPr>
           <w:rFonts w:ascii="Segoe UI Symbol" w:hAnsi="Segoe UI Symbol" w:cs="Segoe UI Symbol"/>
-        </w:rPr>
-      </w:pPr>
-    </w:p>
-    <w:p>
-      <w:pPr>
-        <w:rPr>
-          <w:rFonts w:ascii="Segoe UI Symbol" w:hAnsi="Segoe UI Symbol" w:cs="Segoe UI Symbol"/>
-        </w:rPr>
-      </w:pPr>
-    </w:p>
-    <w:p>
-      <w:pPr>
-        <w:rPr>
-          <w:rFonts w:ascii="Segoe UI Symbol" w:hAnsi="Segoe UI Symbol" w:cs="Segoe UI Symbol"/>
-        </w:rPr>
-      </w:pPr>
+          <w:b/>
+          <w:bCs/>
+          <w:u w:val="single"/>
+        </w:rPr>
+      </w:pPr>
+      <w:r>
+        <w:rPr>
+          <w:rFonts w:ascii="Segoe UI Symbol" w:hAnsi="Segoe UI Symbol" w:cs="Segoe UI Symbol"/>
+          <w:b/>
+          <w:bCs/>
+          <w:u w:val="single"/>
+        </w:rPr>
+        <w:t xml:space="preserve">Higher Order Function and callback Function </w:t>
+      </w:r>
+    </w:p>
+    <w:p>
+      <w:pPr>
+        <w:rPr>
+          <w:rFonts w:ascii="Segoe UI Symbol" w:hAnsi="Segoe UI Symbol" w:cs="Segoe UI Symbol"/>
+          <w:b/>
+          <w:bCs/>
+          <w:u w:val="single"/>
+        </w:rPr>
+      </w:pPr>
+      <w:r>
+        <w:rPr>
+          <w:rFonts w:ascii="Segoe UI Symbol" w:hAnsi="Segoe UI Symbol" w:cs="Segoe UI Symbol"/>
+          <w:b/>
+          <w:bCs/>
+          <w:u w:val="single"/>
+        </w:rPr>
+        <w:t>Higher order function :</w:t>
+      </w:r>
+    </w:p>
+    <w:p>
+      <w:pPr>
+        <w:pStyle w:val="ListParagraph"/>
+        <w:numPr>
+          <w:ilvl w:val="0"/>
+          <w:numId w:val="5"/>
+        </w:numPr>
+        <w:rPr>
+          <w:rFonts w:ascii="Segoe UI Symbol" w:hAnsi="Segoe UI Symbol" w:cs="Segoe UI Symbol"/>
+        </w:rPr>
+      </w:pPr>
+      <w:r>
+        <w:rPr>
+          <w:rFonts w:ascii="Segoe UI Symbol" w:hAnsi="Segoe UI Symbol" w:cs="Segoe UI Symbol"/>
+        </w:rPr>
+        <w:t>Any function that takes /accepts any other function as parameter/argument is called as “higher order function”.</w:t>
+      </w:r>
+    </w:p>
+    <w:p>
+      <w:pPr>
+        <w:rPr>
+          <w:rFonts w:ascii="Segoe UI Symbol" w:hAnsi="Segoe UI Symbol" w:cs="Segoe UI Symbol"/>
+          <w:b/>
+          <w:bCs/>
+          <w:u w:val="single"/>
+        </w:rPr>
+      </w:pPr>
+      <w:r>
+        <w:rPr>
+          <w:rFonts w:ascii="Segoe UI Symbol" w:hAnsi="Segoe UI Symbol" w:cs="Segoe UI Symbol"/>
+          <w:b/>
+          <w:bCs/>
+          <w:u w:val="single"/>
+        </w:rPr>
+        <w:t>Callback Function:</w:t>
+      </w:r>
+    </w:p>
+    <w:p>
+      <w:pPr>
+        <w:pStyle w:val="ListParagraph"/>
+        <w:numPr>
+          <w:ilvl w:val="0"/>
+          <w:numId w:val="5"/>
+        </w:numPr>
+        <w:rPr>
+          <w:rFonts w:ascii="Segoe UI Symbol" w:hAnsi="Segoe UI Symbol" w:cs="Segoe UI Symbol"/>
+        </w:rPr>
+      </w:pPr>
+      <w:r>
+        <w:rPr>
+          <w:rFonts w:ascii="Segoe UI Symbol" w:hAnsi="Segoe UI Symbol" w:cs="Segoe UI Symbol"/>
+        </w:rPr>
+        <w:t>The function we are sending as an argument to the higher order function, is called as “callback function”.</w:t>
+      </w:r>
+    </w:p>
+    <w:p>
+      <w:pPr>
+        <w:rPr>
+          <w:rFonts w:ascii="Segoe UI Symbol" w:hAnsi="Segoe UI Symbol" w:cs="Segoe UI Symbol"/>
+          <w:b/>
+          <w:bCs/>
+          <w:u w:val="single"/>
+        </w:rPr>
+      </w:pPr>
+      <w:r>
+        <w:rPr>
+          <w:rFonts w:ascii="Segoe UI Symbol" w:hAnsi="Segoe UI Symbol" w:cs="Segoe UI Symbol"/>
+          <w:b/>
+          <w:bCs/>
+          <w:u w:val="single"/>
+        </w:rPr>
+        <w:t xml:space="preserve">Difference between var and let </w:t>
+      </w:r>
+      <w:r>
+        <w:rPr>
+          <w:rFonts w:ascii="Segoe UI Symbol" w:hAnsi="Segoe UI Symbol" w:cs="Segoe UI Symbol"/>
+          <w:b/>
+          <w:bCs/>
+          <w:u w:val="single"/>
+        </w:rPr>
+        <w:t>:</w:t>
+      </w:r>
+    </w:p>
+    <w:p>
+      <w:pPr>
+        <w:pStyle w:val="ListParagraph"/>
+        <w:numPr>
+          <w:ilvl w:val="0"/>
+          <w:numId w:val="6"/>
+        </w:numPr>
+        <w:rPr>
+          <w:rFonts w:ascii="Segoe UI Symbol" w:hAnsi="Segoe UI Symbol" w:cs="Segoe UI Symbol"/>
+        </w:rPr>
+      </w:pPr>
+      <w:r>
+        <w:rPr>
+          <w:rFonts w:ascii="Segoe UI Symbol" w:hAnsi="Segoe UI Symbol" w:cs="Segoe UI Symbol"/>
+        </w:rPr>
+        <w:t>In let key word re-declaration is not possible , but in var keyword re-declaration is possible .</w:t>
+      </w:r>
+    </w:p>
+    <w:p>
+      <w:pPr>
+        <w:rPr>
+          <w:rFonts w:ascii="Segoe UI Symbol" w:hAnsi="Segoe UI Symbol" w:cs="Segoe UI Symbol"/>
+        </w:rPr>
+      </w:pPr>
+      <w:r>
+        <w:rPr>
+          <w:rFonts w:ascii="Segoe UI Symbol" w:hAnsi="Segoe UI Symbol" w:cs="Segoe UI Symbol"/>
+        </w:rPr>
+        <w:t>Ex:</w:t>
+      </w:r>
+    </w:p>
+    <w:p>
+      <w:pPr>
+        <w:shd w:val="clear" w:color="auto" w:fill="121314"/>
+        <w:spacing w:after="0" w:line="270" w:lineRule="atLeast"/>
+        <w:rPr>
+          <w:rFonts w:ascii="Menlo" w:eastAsia="Times New Roman" w:hAnsi="Menlo" w:cs="Menlo"/>
+          <w:color w:val="BBBEBF"/>
+          <w:kern w:val="0"/>
+          <w:sz w:val="18"/>
+          <w:szCs w:val="18"/>
+          <w:lang w:eastAsia="en-GB"/>
+          <w14:ligatures w14:val="none"/>
+        </w:rPr>
+      </w:pPr>
+      <w:r>
+        <w:rPr>
+          <w:rFonts w:ascii="Menlo" w:eastAsia="Times New Roman" w:hAnsi="Menlo" w:cs="Menlo"/>
+          <w:color w:val="FF7B72"/>
+          <w:kern w:val="0"/>
+          <w:sz w:val="18"/>
+          <w:szCs w:val="18"/>
+          <w:lang w:eastAsia="en-GB"/>
+          <w14:ligatures w14:val="none"/>
+        </w:rPr>
+        <w:t>var</w:t>
+      </w:r>
+      <w:r>
+        <w:rPr>
+          <w:rFonts w:ascii="Menlo" w:eastAsia="Times New Roman" w:hAnsi="Menlo" w:cs="Menlo"/>
+          <w:color w:val="BBBEBF"/>
+          <w:kern w:val="0"/>
+          <w:sz w:val="18"/>
+          <w:szCs w:val="18"/>
+          <w:lang w:eastAsia="en-GB"/>
+          <w14:ligatures w14:val="none"/>
+        </w:rPr>
+        <w:t xml:space="preserve"> </w:t>
+      </w:r>
+      <w:r>
+        <w:rPr>
+          <w:rFonts w:ascii="Menlo" w:eastAsia="Times New Roman" w:hAnsi="Menlo" w:cs="Menlo"/>
+          <w:color w:val="C9D1D9"/>
+          <w:kern w:val="0"/>
+          <w:sz w:val="18"/>
+          <w:szCs w:val="18"/>
+          <w:lang w:eastAsia="en-GB"/>
+          <w14:ligatures w14:val="none"/>
+        </w:rPr>
+        <w:t>a</w:t>
+      </w:r>
+      <w:r>
+        <w:rPr>
+          <w:rFonts w:ascii="Menlo" w:eastAsia="Times New Roman" w:hAnsi="Menlo" w:cs="Menlo"/>
+          <w:color w:val="D4D4D4"/>
+          <w:kern w:val="0"/>
+          <w:sz w:val="18"/>
+          <w:szCs w:val="18"/>
+          <w:lang w:eastAsia="en-GB"/>
+          <w14:ligatures w14:val="none"/>
+        </w:rPr>
+        <w:t>=</w:t>
+      </w:r>
+      <w:r>
+        <w:rPr>
+          <w:rFonts w:ascii="Menlo" w:eastAsia="Times New Roman" w:hAnsi="Menlo" w:cs="Menlo"/>
+          <w:color w:val="B5CEA8"/>
+          <w:kern w:val="0"/>
+          <w:sz w:val="18"/>
+          <w:szCs w:val="18"/>
+          <w:lang w:eastAsia="en-GB"/>
+          <w14:ligatures w14:val="none"/>
+        </w:rPr>
+        <w:t>10</w:t>
+      </w:r>
+      <w:r>
+        <w:rPr>
+          <w:rFonts w:ascii="Menlo" w:eastAsia="Times New Roman" w:hAnsi="Menlo" w:cs="Menlo"/>
+          <w:color w:val="BBBEBF"/>
+          <w:kern w:val="0"/>
+          <w:sz w:val="18"/>
+          <w:szCs w:val="18"/>
+          <w:lang w:eastAsia="en-GB"/>
+          <w14:ligatures w14:val="none"/>
+        </w:rPr>
+        <w:t>;</w:t>
+      </w:r>
+    </w:p>
+    <w:p>
+      <w:pPr>
+        <w:shd w:val="clear" w:color="auto" w:fill="121314"/>
+        <w:spacing w:after="0" w:line="270" w:lineRule="atLeast"/>
+        <w:rPr>
+          <w:rFonts w:ascii="Menlo" w:eastAsia="Times New Roman" w:hAnsi="Menlo" w:cs="Menlo"/>
+          <w:color w:val="BBBEBF"/>
+          <w:kern w:val="0"/>
+          <w:sz w:val="18"/>
+          <w:szCs w:val="18"/>
+          <w:lang w:eastAsia="en-GB"/>
+          <w14:ligatures w14:val="none"/>
+        </w:rPr>
+      </w:pPr>
+      <w:r>
+        <w:rPr>
+          <w:rFonts w:ascii="Menlo" w:eastAsia="Times New Roman" w:hAnsi="Menlo" w:cs="Menlo"/>
+          <w:color w:val="FF7B72"/>
+          <w:kern w:val="0"/>
+          <w:sz w:val="18"/>
+          <w:szCs w:val="18"/>
+          <w:lang w:eastAsia="en-GB"/>
+          <w14:ligatures w14:val="none"/>
+        </w:rPr>
+        <w:t>var</w:t>
+      </w:r>
+      <w:r>
+        <w:rPr>
+          <w:rFonts w:ascii="Menlo" w:eastAsia="Times New Roman" w:hAnsi="Menlo" w:cs="Menlo"/>
+          <w:color w:val="BBBEBF"/>
+          <w:kern w:val="0"/>
+          <w:sz w:val="18"/>
+          <w:szCs w:val="18"/>
+          <w:lang w:eastAsia="en-GB"/>
+          <w14:ligatures w14:val="none"/>
+        </w:rPr>
+        <w:t xml:space="preserve"> </w:t>
+      </w:r>
+      <w:r>
+        <w:rPr>
+          <w:rFonts w:ascii="Menlo" w:eastAsia="Times New Roman" w:hAnsi="Menlo" w:cs="Menlo"/>
+          <w:color w:val="C9D1D9"/>
+          <w:kern w:val="0"/>
+          <w:sz w:val="18"/>
+          <w:szCs w:val="18"/>
+          <w:lang w:eastAsia="en-GB"/>
+          <w14:ligatures w14:val="none"/>
+        </w:rPr>
+        <w:t>a</w:t>
+      </w:r>
+      <w:r>
+        <w:rPr>
+          <w:rFonts w:ascii="Menlo" w:eastAsia="Times New Roman" w:hAnsi="Menlo" w:cs="Menlo"/>
+          <w:color w:val="BBBEBF"/>
+          <w:kern w:val="0"/>
+          <w:sz w:val="18"/>
+          <w:szCs w:val="18"/>
+          <w:lang w:eastAsia="en-GB"/>
+          <w14:ligatures w14:val="none"/>
+        </w:rPr>
+        <w:t>;</w:t>
+      </w:r>
+      <w:r>
+        <w:rPr>
+          <w:rFonts w:ascii="Menlo" w:eastAsia="Times New Roman" w:hAnsi="Menlo" w:cs="Menlo"/>
+          <w:color w:val="BBBEBF"/>
+          <w:kern w:val="0"/>
+          <w:sz w:val="18"/>
+          <w:szCs w:val="18"/>
+          <w:lang w:eastAsia="en-GB"/>
+          <w14:ligatures w14:val="none"/>
+        </w:rPr>
+        <w:t>// possible</w:t>
+      </w:r>
+    </w:p>
+    <w:p>
+      <w:pPr>
+        <w:shd w:val="clear" w:color="auto" w:fill="121314"/>
+        <w:spacing w:after="0" w:line="270" w:lineRule="atLeast"/>
+        <w:rPr>
+          <w:rFonts w:ascii="Menlo" w:eastAsia="Times New Roman" w:hAnsi="Menlo" w:cs="Menlo"/>
+          <w:color w:val="BBBEBF"/>
+          <w:kern w:val="0"/>
+          <w:sz w:val="18"/>
+          <w:szCs w:val="18"/>
+          <w:lang w:eastAsia="en-GB"/>
+          <w14:ligatures w14:val="none"/>
+        </w:rPr>
+      </w:pPr>
+    </w:p>
+    <w:p>
+      <w:pPr>
+        <w:shd w:val="clear" w:color="auto" w:fill="121314"/>
+        <w:spacing w:after="0" w:line="270" w:lineRule="atLeast"/>
+        <w:rPr>
+          <w:rFonts w:ascii="Menlo" w:eastAsia="Times New Roman" w:hAnsi="Menlo" w:cs="Menlo"/>
+          <w:color w:val="BBBEBF"/>
+          <w:kern w:val="0"/>
+          <w:sz w:val="18"/>
+          <w:szCs w:val="18"/>
+          <w:lang w:eastAsia="en-GB"/>
+          <w14:ligatures w14:val="none"/>
+        </w:rPr>
+      </w:pPr>
+      <w:r>
+        <w:rPr>
+          <w:rFonts w:ascii="Menlo" w:eastAsia="Times New Roman" w:hAnsi="Menlo" w:cs="Menlo"/>
+          <w:color w:val="FF7B72"/>
+          <w:kern w:val="0"/>
+          <w:sz w:val="18"/>
+          <w:szCs w:val="18"/>
+          <w:lang w:eastAsia="en-GB"/>
+          <w14:ligatures w14:val="none"/>
+        </w:rPr>
+        <w:t>let</w:t>
+      </w:r>
+      <w:r>
+        <w:rPr>
+          <w:rFonts w:ascii="Menlo" w:eastAsia="Times New Roman" w:hAnsi="Menlo" w:cs="Menlo"/>
+          <w:color w:val="BBBEBF"/>
+          <w:kern w:val="0"/>
+          <w:sz w:val="18"/>
+          <w:szCs w:val="18"/>
+          <w:lang w:eastAsia="en-GB"/>
+          <w14:ligatures w14:val="none"/>
+        </w:rPr>
+        <w:t xml:space="preserve"> </w:t>
+      </w:r>
+      <w:r>
+        <w:rPr>
+          <w:rFonts w:ascii="Menlo" w:eastAsia="Times New Roman" w:hAnsi="Menlo" w:cs="Menlo"/>
+          <w:color w:val="C9D1D9"/>
+          <w:kern w:val="0"/>
+          <w:sz w:val="18"/>
+          <w:szCs w:val="18"/>
+          <w:lang w:eastAsia="en-GB"/>
+          <w14:ligatures w14:val="none"/>
+        </w:rPr>
+        <w:t>b</w:t>
+      </w:r>
+      <w:r>
+        <w:rPr>
+          <w:rFonts w:ascii="Menlo" w:eastAsia="Times New Roman" w:hAnsi="Menlo" w:cs="Menlo"/>
+          <w:color w:val="D4D4D4"/>
+          <w:kern w:val="0"/>
+          <w:sz w:val="18"/>
+          <w:szCs w:val="18"/>
+          <w:lang w:eastAsia="en-GB"/>
+          <w14:ligatures w14:val="none"/>
+        </w:rPr>
+        <w:t>=</w:t>
+      </w:r>
+      <w:r>
+        <w:rPr>
+          <w:rFonts w:ascii="Menlo" w:eastAsia="Times New Roman" w:hAnsi="Menlo" w:cs="Menlo"/>
+          <w:color w:val="B5CEA8"/>
+          <w:kern w:val="0"/>
+          <w:sz w:val="18"/>
+          <w:szCs w:val="18"/>
+          <w:lang w:eastAsia="en-GB"/>
+          <w14:ligatures w14:val="none"/>
+        </w:rPr>
+        <w:t>50</w:t>
+      </w:r>
+      <w:r>
+        <w:rPr>
+          <w:rFonts w:ascii="Menlo" w:eastAsia="Times New Roman" w:hAnsi="Menlo" w:cs="Menlo"/>
+          <w:color w:val="BBBEBF"/>
+          <w:kern w:val="0"/>
+          <w:sz w:val="18"/>
+          <w:szCs w:val="18"/>
+          <w:lang w:eastAsia="en-GB"/>
+          <w14:ligatures w14:val="none"/>
+        </w:rPr>
+        <w:t>;</w:t>
+      </w:r>
+    </w:p>
+    <w:p>
+      <w:pPr>
+        <w:shd w:val="clear" w:color="auto" w:fill="121314"/>
+        <w:spacing w:after="0" w:line="270" w:lineRule="atLeast"/>
+        <w:rPr>
+          <w:rFonts w:ascii="Menlo" w:eastAsia="Times New Roman" w:hAnsi="Menlo" w:cs="Menlo"/>
+          <w:color w:val="BBBEBF"/>
+          <w:kern w:val="0"/>
+          <w:sz w:val="18"/>
+          <w:szCs w:val="18"/>
+          <w:lang w:eastAsia="en-GB"/>
+          <w14:ligatures w14:val="none"/>
+        </w:rPr>
+      </w:pPr>
+      <w:r>
+        <w:rPr>
+          <w:rFonts w:ascii="Menlo" w:eastAsia="Times New Roman" w:hAnsi="Menlo" w:cs="Menlo"/>
+          <w:color w:val="FF7B72"/>
+          <w:kern w:val="0"/>
+          <w:sz w:val="18"/>
+          <w:szCs w:val="18"/>
+          <w:lang w:eastAsia="en-GB"/>
+          <w14:ligatures w14:val="none"/>
+        </w:rPr>
+        <w:t>let</w:t>
+      </w:r>
+      <w:r>
+        <w:rPr>
+          <w:rFonts w:ascii="Menlo" w:eastAsia="Times New Roman" w:hAnsi="Menlo" w:cs="Menlo"/>
+          <w:color w:val="BBBEBF"/>
+          <w:kern w:val="0"/>
+          <w:sz w:val="18"/>
+          <w:szCs w:val="18"/>
+          <w:lang w:eastAsia="en-GB"/>
+          <w14:ligatures w14:val="none"/>
+        </w:rPr>
+        <w:t xml:space="preserve"> </w:t>
+      </w:r>
+      <w:r>
+        <w:rPr>
+          <w:rFonts w:ascii="Menlo" w:eastAsia="Times New Roman" w:hAnsi="Menlo" w:cs="Menlo"/>
+          <w:color w:val="C9D1D9"/>
+          <w:kern w:val="0"/>
+          <w:sz w:val="18"/>
+          <w:szCs w:val="18"/>
+          <w:lang w:eastAsia="en-GB"/>
+          <w14:ligatures w14:val="none"/>
+        </w:rPr>
+        <w:t>b</w:t>
+      </w:r>
+      <w:r>
+        <w:rPr>
+          <w:rFonts w:ascii="Menlo" w:eastAsia="Times New Roman" w:hAnsi="Menlo" w:cs="Menlo"/>
+          <w:color w:val="BBBEBF"/>
+          <w:kern w:val="0"/>
+          <w:sz w:val="18"/>
+          <w:szCs w:val="18"/>
+          <w:lang w:eastAsia="en-GB"/>
+          <w14:ligatures w14:val="none"/>
+        </w:rPr>
+        <w:t>;</w:t>
+      </w:r>
+      <w:r>
+        <w:rPr>
+          <w:rFonts w:ascii="Menlo" w:eastAsia="Times New Roman" w:hAnsi="Menlo" w:cs="Menlo"/>
+          <w:color w:val="BBBEBF"/>
+          <w:kern w:val="0"/>
+          <w:sz w:val="18"/>
+          <w:szCs w:val="18"/>
+          <w:lang w:eastAsia="en-GB"/>
+          <w14:ligatures w14:val="none"/>
+        </w:rPr>
+        <w:t xml:space="preserve"> // error</w:t>
+      </w:r>
+    </w:p>
+    <w:p>
+      <w:pPr>
+        <w:rPr>
+          <w:rFonts w:ascii="Segoe UI Symbol" w:hAnsi="Segoe UI Symbol" w:cs="Segoe UI Symbol"/>
+        </w:rPr>
+      </w:pPr>
+    </w:p>
+    <w:bookmarkEnd w:id="1"/>
+    <w:p>
+      <w:pPr>
+        <w:pStyle w:val="ListParagraph"/>
+        <w:numPr>
+          <w:ilvl w:val="0"/>
+          <w:numId w:val="6"/>
+        </w:numPr>
+        <w:rPr>
+          <w:rFonts w:ascii="Segoe UI Symbol" w:hAnsi="Segoe UI Symbol" w:cs="Segoe UI Symbol"/>
+        </w:rPr>
+      </w:pPr>
+      <w:r>
+        <w:rPr>
+          <w:rFonts w:ascii="Segoe UI Symbol" w:hAnsi="Segoe UI Symbol" w:cs="Segoe UI Symbol"/>
+        </w:rPr>
+        <w:lastRenderedPageBreak/>
+        <w:t>‘</w:t>
+      </w:r>
+      <w:r>
+        <w:rPr>
+          <w:rFonts w:ascii="Segoe UI Symbol" w:hAnsi="Segoe UI Symbol" w:cs="Segoe UI Symbol"/>
+          <w:highlight w:val="yellow"/>
+        </w:rPr>
+        <w:t>Let’</w:t>
+      </w:r>
+      <w:r>
+        <w:rPr>
+          <w:rFonts w:ascii="Segoe UI Symbol" w:hAnsi="Segoe UI Symbol" w:cs="Segoe UI Symbol"/>
+        </w:rPr>
+        <w:t xml:space="preserve"> keyword having “</w:t>
+      </w:r>
+      <w:r>
+        <w:rPr>
+          <w:rFonts w:ascii="Segoe UI Symbol" w:hAnsi="Segoe UI Symbol" w:cs="Segoe UI Symbol"/>
+          <w:highlight w:val="yellow"/>
+        </w:rPr>
+        <w:t>block scope</w:t>
+      </w:r>
+      <w:r>
+        <w:rPr>
+          <w:rFonts w:ascii="Segoe UI Symbol" w:hAnsi="Segoe UI Symbol" w:cs="Segoe UI Symbol"/>
+        </w:rPr>
+        <w:t>” but ‘</w:t>
+      </w:r>
+      <w:r>
+        <w:rPr>
+          <w:rFonts w:ascii="Segoe UI Symbol" w:hAnsi="Segoe UI Symbol" w:cs="Segoe UI Symbol"/>
+          <w:highlight w:val="yellow"/>
+        </w:rPr>
+        <w:t>var’</w:t>
+      </w:r>
+      <w:r>
+        <w:rPr>
+          <w:rFonts w:ascii="Segoe UI Symbol" w:hAnsi="Segoe UI Symbol" w:cs="Segoe UI Symbol"/>
+        </w:rPr>
+        <w:t xml:space="preserve"> keyword having ‘</w:t>
+      </w:r>
+      <w:r>
+        <w:rPr>
+          <w:rFonts w:ascii="Segoe UI Symbol" w:hAnsi="Segoe UI Symbol" w:cs="Segoe UI Symbol"/>
+          <w:highlight w:val="yellow"/>
+        </w:rPr>
+        <w:t>functional scope’</w:t>
+      </w:r>
+      <w:r>
+        <w:rPr>
+          <w:rFonts w:ascii="Segoe UI Symbol" w:hAnsi="Segoe UI Symbol" w:cs="Segoe UI Symbol"/>
+        </w:rPr>
+        <w:t xml:space="preserve"> and ‘</w:t>
+      </w:r>
+      <w:r>
+        <w:rPr>
+          <w:rFonts w:ascii="Segoe UI Symbol" w:hAnsi="Segoe UI Symbol" w:cs="Segoe UI Symbol"/>
+          <w:highlight w:val="yellow"/>
+        </w:rPr>
+        <w:t>global scope’</w:t>
+      </w:r>
+    </w:p>
+    <w:p>
+      <w:pPr>
+        <w:rPr>
+          <w:rFonts w:ascii="Segoe UI Symbol" w:hAnsi="Segoe UI Symbol" w:cs="Segoe UI Symbol"/>
+        </w:rPr>
+      </w:pPr>
+      <w:r>
+        <w:rPr>
+          <w:rFonts w:ascii="Segoe UI Symbol" w:hAnsi="Segoe UI Symbol" w:cs="Segoe UI Symbol"/>
+        </w:rPr>
+        <w:t>Ex:</w:t>
+      </w:r>
+    </w:p>
+    <w:p>
+      <w:pPr>
+        <w:shd w:val="clear" w:color="auto" w:fill="121314"/>
+        <w:spacing w:after="0" w:line="270" w:lineRule="atLeast"/>
+        <w:rPr>
+          <w:rFonts w:ascii="Menlo" w:eastAsia="Times New Roman" w:hAnsi="Menlo" w:cs="Menlo"/>
+          <w:color w:val="BBBEBF"/>
+          <w:kern w:val="0"/>
+          <w:sz w:val="18"/>
+          <w:szCs w:val="18"/>
+          <w:lang w:eastAsia="en-GB"/>
+          <w14:ligatures w14:val="none"/>
+        </w:rPr>
+      </w:pPr>
+    </w:p>
+    <w:p>
+      <w:pPr>
+        <w:shd w:val="clear" w:color="auto" w:fill="121314"/>
+        <w:spacing w:after="0" w:line="270" w:lineRule="atLeast"/>
+        <w:rPr>
+          <w:rFonts w:ascii="Menlo" w:eastAsia="Times New Roman" w:hAnsi="Menlo" w:cs="Menlo"/>
+          <w:color w:val="BBBEBF"/>
+          <w:kern w:val="0"/>
+          <w:sz w:val="18"/>
+          <w:szCs w:val="18"/>
+          <w:lang w:eastAsia="en-GB"/>
+          <w14:ligatures w14:val="none"/>
+        </w:rPr>
+      </w:pPr>
+      <w:r>
+        <w:rPr>
+          <w:rFonts w:ascii="Menlo" w:eastAsia="Times New Roman" w:hAnsi="Menlo" w:cs="Menlo"/>
+          <w:color w:val="C9D1D9"/>
+          <w:kern w:val="0"/>
+          <w:sz w:val="18"/>
+          <w:szCs w:val="18"/>
+          <w:lang w:eastAsia="en-GB"/>
+          <w14:ligatures w14:val="none"/>
+        </w:rPr>
+        <w:t>{</w:t>
+      </w:r>
+    </w:p>
+    <w:p>
+      <w:pPr>
+        <w:shd w:val="clear" w:color="auto" w:fill="121314"/>
+        <w:spacing w:after="0" w:line="270" w:lineRule="atLeast"/>
+        <w:rPr>
+          <w:rFonts w:ascii="Menlo" w:eastAsia="Times New Roman" w:hAnsi="Menlo" w:cs="Menlo"/>
+          <w:color w:val="BBBEBF"/>
+          <w:kern w:val="0"/>
+          <w:sz w:val="18"/>
+          <w:szCs w:val="18"/>
+          <w:lang w:eastAsia="en-GB"/>
+          <w14:ligatures w14:val="none"/>
+        </w:rPr>
+      </w:pPr>
+      <w:r>
+        <w:rPr>
+          <w:rFonts w:ascii="Menlo" w:eastAsia="Times New Roman" w:hAnsi="Menlo" w:cs="Menlo"/>
+          <w:color w:val="C9D1D9"/>
+          <w:kern w:val="0"/>
+          <w:sz w:val="18"/>
+          <w:szCs w:val="18"/>
+          <w:lang w:eastAsia="en-GB"/>
+          <w14:ligatures w14:val="none"/>
+        </w:rPr>
+        <w:t xml:space="preserve">  </w:t>
+      </w:r>
+      <w:r>
+        <w:rPr>
+          <w:rFonts w:ascii="Menlo" w:eastAsia="Times New Roman" w:hAnsi="Menlo" w:cs="Menlo"/>
+          <w:color w:val="FF7B72"/>
+          <w:kern w:val="0"/>
+          <w:sz w:val="18"/>
+          <w:szCs w:val="18"/>
+          <w:lang w:eastAsia="en-GB"/>
+          <w14:ligatures w14:val="none"/>
+        </w:rPr>
+        <w:t>var</w:t>
+      </w:r>
+      <w:r>
+        <w:rPr>
+          <w:rFonts w:ascii="Menlo" w:eastAsia="Times New Roman" w:hAnsi="Menlo" w:cs="Menlo"/>
+          <w:color w:val="C9D1D9"/>
+          <w:kern w:val="0"/>
+          <w:sz w:val="18"/>
+          <w:szCs w:val="18"/>
+          <w:lang w:eastAsia="en-GB"/>
+          <w14:ligatures w14:val="none"/>
+        </w:rPr>
+        <w:t xml:space="preserve"> x</w:t>
+      </w:r>
+      <w:r>
+        <w:rPr>
+          <w:rFonts w:ascii="Menlo" w:eastAsia="Times New Roman" w:hAnsi="Menlo" w:cs="Menlo"/>
+          <w:color w:val="D4D4D4"/>
+          <w:kern w:val="0"/>
+          <w:sz w:val="18"/>
+          <w:szCs w:val="18"/>
+          <w:lang w:eastAsia="en-GB"/>
+          <w14:ligatures w14:val="none"/>
+        </w:rPr>
+        <w:t>=</w:t>
+      </w:r>
+      <w:r>
+        <w:rPr>
+          <w:rFonts w:ascii="Menlo" w:eastAsia="Times New Roman" w:hAnsi="Menlo" w:cs="Menlo"/>
+          <w:color w:val="B5CEA8"/>
+          <w:kern w:val="0"/>
+          <w:sz w:val="18"/>
+          <w:szCs w:val="18"/>
+          <w:lang w:eastAsia="en-GB"/>
+          <w14:ligatures w14:val="none"/>
+        </w:rPr>
+        <w:t>10</w:t>
+      </w:r>
+      <w:r>
+        <w:rPr>
+          <w:rFonts w:ascii="Menlo" w:eastAsia="Times New Roman" w:hAnsi="Menlo" w:cs="Menlo"/>
+          <w:color w:val="C9D1D9"/>
+          <w:kern w:val="0"/>
+          <w:sz w:val="18"/>
+          <w:szCs w:val="18"/>
+          <w:lang w:eastAsia="en-GB"/>
+          <w14:ligatures w14:val="none"/>
+        </w:rPr>
+        <w:t>;</w:t>
+      </w:r>
+    </w:p>
+    <w:p>
+      <w:pPr>
+        <w:shd w:val="clear" w:color="auto" w:fill="121314"/>
+        <w:spacing w:after="0" w:line="270" w:lineRule="atLeast"/>
+        <w:rPr>
+          <w:rFonts w:ascii="Menlo" w:eastAsia="Times New Roman" w:hAnsi="Menlo" w:cs="Menlo"/>
+          <w:color w:val="BBBEBF"/>
+          <w:kern w:val="0"/>
+          <w:sz w:val="18"/>
+          <w:szCs w:val="18"/>
+          <w:lang w:eastAsia="en-GB"/>
+          <w14:ligatures w14:val="none"/>
+        </w:rPr>
+      </w:pPr>
+      <w:r>
+        <w:rPr>
+          <w:rFonts w:ascii="Menlo" w:eastAsia="Times New Roman" w:hAnsi="Menlo" w:cs="Menlo"/>
+          <w:color w:val="C9D1D9"/>
+          <w:kern w:val="0"/>
+          <w:sz w:val="18"/>
+          <w:szCs w:val="18"/>
+          <w:lang w:eastAsia="en-GB"/>
+          <w14:ligatures w14:val="none"/>
+        </w:rPr>
+        <w:t xml:space="preserve">  </w:t>
+      </w:r>
+      <w:r>
+        <w:rPr>
+          <w:rFonts w:ascii="Menlo" w:eastAsia="Times New Roman" w:hAnsi="Menlo" w:cs="Menlo"/>
+          <w:color w:val="FF7B72"/>
+          <w:kern w:val="0"/>
+          <w:sz w:val="18"/>
+          <w:szCs w:val="18"/>
+          <w:lang w:eastAsia="en-GB"/>
+          <w14:ligatures w14:val="none"/>
+        </w:rPr>
+        <w:t>let</w:t>
+      </w:r>
+      <w:r>
+        <w:rPr>
+          <w:rFonts w:ascii="Menlo" w:eastAsia="Times New Roman" w:hAnsi="Menlo" w:cs="Menlo"/>
+          <w:color w:val="C9D1D9"/>
+          <w:kern w:val="0"/>
+          <w:sz w:val="18"/>
+          <w:szCs w:val="18"/>
+          <w:lang w:eastAsia="en-GB"/>
+          <w14:ligatures w14:val="none"/>
+        </w:rPr>
+        <w:t xml:space="preserve"> y</w:t>
+      </w:r>
+      <w:r>
+        <w:rPr>
+          <w:rFonts w:ascii="Menlo" w:eastAsia="Times New Roman" w:hAnsi="Menlo" w:cs="Menlo"/>
+          <w:color w:val="D4D4D4"/>
+          <w:kern w:val="0"/>
+          <w:sz w:val="18"/>
+          <w:szCs w:val="18"/>
+          <w:lang w:eastAsia="en-GB"/>
+          <w14:ligatures w14:val="none"/>
+        </w:rPr>
+        <w:t>=</w:t>
+      </w:r>
+      <w:r>
+        <w:rPr>
+          <w:rFonts w:ascii="Menlo" w:eastAsia="Times New Roman" w:hAnsi="Menlo" w:cs="Menlo"/>
+          <w:color w:val="B5CEA8"/>
+          <w:kern w:val="0"/>
+          <w:sz w:val="18"/>
+          <w:szCs w:val="18"/>
+          <w:lang w:eastAsia="en-GB"/>
+          <w14:ligatures w14:val="none"/>
+        </w:rPr>
+        <w:t>20</w:t>
+      </w:r>
+      <w:r>
+        <w:rPr>
+          <w:rFonts w:ascii="Menlo" w:eastAsia="Times New Roman" w:hAnsi="Menlo" w:cs="Menlo"/>
+          <w:color w:val="C9D1D9"/>
+          <w:kern w:val="0"/>
+          <w:sz w:val="18"/>
+          <w:szCs w:val="18"/>
+          <w:lang w:eastAsia="en-GB"/>
+          <w14:ligatures w14:val="none"/>
+        </w:rPr>
+        <w:t>;</w:t>
+      </w:r>
+    </w:p>
+    <w:p>
+      <w:pPr>
+        <w:shd w:val="clear" w:color="auto" w:fill="121314"/>
+        <w:spacing w:after="0" w:line="270" w:lineRule="atLeast"/>
+        <w:rPr>
+          <w:rFonts w:ascii="Menlo" w:eastAsia="Times New Roman" w:hAnsi="Menlo" w:cs="Menlo"/>
+          <w:color w:val="BBBEBF"/>
+          <w:kern w:val="0"/>
+          <w:sz w:val="18"/>
+          <w:szCs w:val="18"/>
+          <w:lang w:eastAsia="en-GB"/>
+          <w14:ligatures w14:val="none"/>
+        </w:rPr>
+      </w:pPr>
+      <w:r>
+        <w:rPr>
+          <w:rFonts w:ascii="Menlo" w:eastAsia="Times New Roman" w:hAnsi="Menlo" w:cs="Menlo"/>
+          <w:color w:val="C9D1D9"/>
+          <w:kern w:val="0"/>
+          <w:sz w:val="18"/>
+          <w:szCs w:val="18"/>
+          <w:lang w:eastAsia="en-GB"/>
+          <w14:ligatures w14:val="none"/>
+        </w:rPr>
+        <w:t xml:space="preserve">  </w:t>
+      </w:r>
+      <w:proofErr w:type="spellStart"/>
+      <w:r>
+        <w:rPr>
+          <w:rFonts w:ascii="Menlo" w:eastAsia="Times New Roman" w:hAnsi="Menlo" w:cs="Menlo"/>
+          <w:color w:val="FF7B72"/>
+          <w:kern w:val="0"/>
+          <w:sz w:val="18"/>
+          <w:szCs w:val="18"/>
+          <w:lang w:eastAsia="en-GB"/>
+          <w14:ligatures w14:val="none"/>
+        </w:rPr>
+        <w:t>const</w:t>
+      </w:r>
+      <w:proofErr w:type="spellEnd"/>
+      <w:r>
+        <w:rPr>
+          <w:rFonts w:ascii="Menlo" w:eastAsia="Times New Roman" w:hAnsi="Menlo" w:cs="Menlo"/>
+          <w:color w:val="C9D1D9"/>
+          <w:kern w:val="0"/>
+          <w:sz w:val="18"/>
+          <w:szCs w:val="18"/>
+          <w:lang w:eastAsia="en-GB"/>
+          <w14:ligatures w14:val="none"/>
+        </w:rPr>
+        <w:t xml:space="preserve"> </w:t>
+      </w:r>
+      <w:r>
+        <w:rPr>
+          <w:rFonts w:ascii="Menlo" w:eastAsia="Times New Roman" w:hAnsi="Menlo" w:cs="Menlo"/>
+          <w:color w:val="79C0FF"/>
+          <w:kern w:val="0"/>
+          <w:sz w:val="18"/>
+          <w:szCs w:val="18"/>
+          <w:lang w:eastAsia="en-GB"/>
+          <w14:ligatures w14:val="none"/>
+        </w:rPr>
+        <w:t>z</w:t>
+      </w:r>
+      <w:r>
+        <w:rPr>
+          <w:rFonts w:ascii="Menlo" w:eastAsia="Times New Roman" w:hAnsi="Menlo" w:cs="Menlo"/>
+          <w:color w:val="D4D4D4"/>
+          <w:kern w:val="0"/>
+          <w:sz w:val="18"/>
+          <w:szCs w:val="18"/>
+          <w:lang w:eastAsia="en-GB"/>
+          <w14:ligatures w14:val="none"/>
+        </w:rPr>
+        <w:t>=</w:t>
+      </w:r>
+      <w:r>
+        <w:rPr>
+          <w:rFonts w:ascii="Menlo" w:eastAsia="Times New Roman" w:hAnsi="Menlo" w:cs="Menlo"/>
+          <w:color w:val="B5CEA8"/>
+          <w:kern w:val="0"/>
+          <w:sz w:val="18"/>
+          <w:szCs w:val="18"/>
+          <w:lang w:eastAsia="en-GB"/>
+          <w14:ligatures w14:val="none"/>
+        </w:rPr>
+        <w:t>30</w:t>
+      </w:r>
+      <w:r>
+        <w:rPr>
+          <w:rFonts w:ascii="Menlo" w:eastAsia="Times New Roman" w:hAnsi="Menlo" w:cs="Menlo"/>
+          <w:color w:val="C9D1D9"/>
+          <w:kern w:val="0"/>
+          <w:sz w:val="18"/>
+          <w:szCs w:val="18"/>
+          <w:lang w:eastAsia="en-GB"/>
+          <w14:ligatures w14:val="none"/>
+        </w:rPr>
+        <w:t>;</w:t>
+      </w:r>
+    </w:p>
+    <w:p>
+      <w:pPr>
+        <w:shd w:val="clear" w:color="auto" w:fill="121314"/>
+        <w:spacing w:after="0" w:line="270" w:lineRule="atLeast"/>
+        <w:rPr>
+          <w:rFonts w:ascii="Menlo" w:eastAsia="Times New Roman" w:hAnsi="Menlo" w:cs="Menlo"/>
+          <w:color w:val="BBBEBF"/>
+          <w:kern w:val="0"/>
+          <w:sz w:val="18"/>
+          <w:szCs w:val="18"/>
+          <w:lang w:eastAsia="en-GB"/>
+          <w14:ligatures w14:val="none"/>
+        </w:rPr>
+      </w:pPr>
+      <w:r>
+        <w:rPr>
+          <w:rFonts w:ascii="Menlo" w:eastAsia="Times New Roman" w:hAnsi="Menlo" w:cs="Menlo"/>
+          <w:color w:val="C9D1D9"/>
+          <w:kern w:val="0"/>
+          <w:sz w:val="18"/>
+          <w:szCs w:val="18"/>
+          <w:lang w:eastAsia="en-GB"/>
+          <w14:ligatures w14:val="none"/>
+        </w:rPr>
+        <w:t xml:space="preserve">  </w:t>
+      </w:r>
+      <w:r>
+        <w:rPr>
+          <w:rFonts w:ascii="Menlo" w:eastAsia="Times New Roman" w:hAnsi="Menlo" w:cs="Menlo"/>
+          <w:color w:val="79C0FF"/>
+          <w:kern w:val="0"/>
+          <w:sz w:val="18"/>
+          <w:szCs w:val="18"/>
+          <w:lang w:eastAsia="en-GB"/>
+          <w14:ligatures w14:val="none"/>
+        </w:rPr>
+        <w:t>console</w:t>
+      </w:r>
+      <w:r>
+        <w:rPr>
+          <w:rFonts w:ascii="Menlo" w:eastAsia="Times New Roman" w:hAnsi="Menlo" w:cs="Menlo"/>
+          <w:color w:val="C9D1D9"/>
+          <w:kern w:val="0"/>
+          <w:sz w:val="18"/>
+          <w:szCs w:val="18"/>
+          <w:lang w:eastAsia="en-GB"/>
+          <w14:ligatures w14:val="none"/>
+        </w:rPr>
+        <w:t>.</w:t>
+      </w:r>
+      <w:r>
+        <w:rPr>
+          <w:rFonts w:ascii="Menlo" w:eastAsia="Times New Roman" w:hAnsi="Menlo" w:cs="Menlo"/>
+          <w:color w:val="D2A8FF"/>
+          <w:kern w:val="0"/>
+          <w:sz w:val="18"/>
+          <w:szCs w:val="18"/>
+          <w:lang w:eastAsia="en-GB"/>
+          <w14:ligatures w14:val="none"/>
+        </w:rPr>
+        <w:t>log</w:t>
+      </w:r>
+      <w:r>
+        <w:rPr>
+          <w:rFonts w:ascii="Menlo" w:eastAsia="Times New Roman" w:hAnsi="Menlo" w:cs="Menlo"/>
+          <w:color w:val="C9D1D9"/>
+          <w:kern w:val="0"/>
+          <w:sz w:val="18"/>
+          <w:szCs w:val="18"/>
+          <w:lang w:eastAsia="en-GB"/>
+          <w14:ligatures w14:val="none"/>
+        </w:rPr>
+        <w:t>(x);</w:t>
+      </w:r>
+      <w:r>
+        <w:rPr>
+          <w:rFonts w:ascii="Menlo" w:eastAsia="Times New Roman" w:hAnsi="Menlo" w:cs="Menlo"/>
+          <w:color w:val="C9D1D9"/>
+          <w:kern w:val="0"/>
+          <w:sz w:val="18"/>
+          <w:szCs w:val="18"/>
+          <w:lang w:eastAsia="en-GB"/>
+          <w14:ligatures w14:val="none"/>
+        </w:rPr>
+        <w:t>// 10</w:t>
+      </w:r>
+    </w:p>
+    <w:p>
+      <w:pPr>
+        <w:shd w:val="clear" w:color="auto" w:fill="121314"/>
+        <w:spacing w:after="0" w:line="270" w:lineRule="atLeast"/>
+        <w:rPr>
+          <w:rFonts w:ascii="Menlo" w:eastAsia="Times New Roman" w:hAnsi="Menlo" w:cs="Menlo"/>
+          <w:color w:val="BBBEBF"/>
+          <w:kern w:val="0"/>
+          <w:sz w:val="18"/>
+          <w:szCs w:val="18"/>
+          <w:lang w:eastAsia="en-GB"/>
+          <w14:ligatures w14:val="none"/>
+        </w:rPr>
+      </w:pPr>
+      <w:r>
+        <w:rPr>
+          <w:rFonts w:ascii="Menlo" w:eastAsia="Times New Roman" w:hAnsi="Menlo" w:cs="Menlo"/>
+          <w:color w:val="C9D1D9"/>
+          <w:kern w:val="0"/>
+          <w:sz w:val="18"/>
+          <w:szCs w:val="18"/>
+          <w:lang w:eastAsia="en-GB"/>
+          <w14:ligatures w14:val="none"/>
+        </w:rPr>
+        <w:t xml:space="preserve">  </w:t>
+      </w:r>
+      <w:r>
+        <w:rPr>
+          <w:rFonts w:ascii="Menlo" w:eastAsia="Times New Roman" w:hAnsi="Menlo" w:cs="Menlo"/>
+          <w:color w:val="79C0FF"/>
+          <w:kern w:val="0"/>
+          <w:sz w:val="18"/>
+          <w:szCs w:val="18"/>
+          <w:lang w:eastAsia="en-GB"/>
+          <w14:ligatures w14:val="none"/>
+        </w:rPr>
+        <w:t>console</w:t>
+      </w:r>
+      <w:r>
+        <w:rPr>
+          <w:rFonts w:ascii="Menlo" w:eastAsia="Times New Roman" w:hAnsi="Menlo" w:cs="Menlo"/>
+          <w:color w:val="C9D1D9"/>
+          <w:kern w:val="0"/>
+          <w:sz w:val="18"/>
+          <w:szCs w:val="18"/>
+          <w:lang w:eastAsia="en-GB"/>
+          <w14:ligatures w14:val="none"/>
+        </w:rPr>
+        <w:t>.</w:t>
+      </w:r>
+      <w:r>
+        <w:rPr>
+          <w:rFonts w:ascii="Menlo" w:eastAsia="Times New Roman" w:hAnsi="Menlo" w:cs="Menlo"/>
+          <w:color w:val="D2A8FF"/>
+          <w:kern w:val="0"/>
+          <w:sz w:val="18"/>
+          <w:szCs w:val="18"/>
+          <w:lang w:eastAsia="en-GB"/>
+          <w14:ligatures w14:val="none"/>
+        </w:rPr>
+        <w:t>log</w:t>
+      </w:r>
+      <w:r>
+        <w:rPr>
+          <w:rFonts w:ascii="Menlo" w:eastAsia="Times New Roman" w:hAnsi="Menlo" w:cs="Menlo"/>
+          <w:color w:val="C9D1D9"/>
+          <w:kern w:val="0"/>
+          <w:sz w:val="18"/>
+          <w:szCs w:val="18"/>
+          <w:lang w:eastAsia="en-GB"/>
+          <w14:ligatures w14:val="none"/>
+        </w:rPr>
+        <w:t>(y);</w:t>
+      </w:r>
+      <w:r>
+        <w:rPr>
+          <w:rFonts w:ascii="Menlo" w:eastAsia="Times New Roman" w:hAnsi="Menlo" w:cs="Menlo"/>
+          <w:color w:val="C9D1D9"/>
+          <w:kern w:val="0"/>
+          <w:sz w:val="18"/>
+          <w:szCs w:val="18"/>
+          <w:lang w:eastAsia="en-GB"/>
+          <w14:ligatures w14:val="none"/>
+        </w:rPr>
+        <w:t>// 20</w:t>
+      </w:r>
+    </w:p>
+    <w:p>
+      <w:pPr>
+        <w:shd w:val="clear" w:color="auto" w:fill="121314"/>
+        <w:spacing w:after="0" w:line="270" w:lineRule="atLeast"/>
+        <w:rPr>
+          <w:rFonts w:ascii="Menlo" w:eastAsia="Times New Roman" w:hAnsi="Menlo" w:cs="Menlo"/>
+          <w:color w:val="BBBEBF"/>
+          <w:kern w:val="0"/>
+          <w:sz w:val="18"/>
+          <w:szCs w:val="18"/>
+          <w:lang w:eastAsia="en-GB"/>
+          <w14:ligatures w14:val="none"/>
+        </w:rPr>
+      </w:pPr>
+      <w:r>
+        <w:rPr>
+          <w:rFonts w:ascii="Menlo" w:eastAsia="Times New Roman" w:hAnsi="Menlo" w:cs="Menlo"/>
+          <w:color w:val="C9D1D9"/>
+          <w:kern w:val="0"/>
+          <w:sz w:val="18"/>
+          <w:szCs w:val="18"/>
+          <w:lang w:eastAsia="en-GB"/>
+          <w14:ligatures w14:val="none"/>
+        </w:rPr>
+        <w:t xml:space="preserve">  </w:t>
+      </w:r>
+      <w:r>
+        <w:rPr>
+          <w:rFonts w:ascii="Menlo" w:eastAsia="Times New Roman" w:hAnsi="Menlo" w:cs="Menlo"/>
+          <w:color w:val="79C0FF"/>
+          <w:kern w:val="0"/>
+          <w:sz w:val="18"/>
+          <w:szCs w:val="18"/>
+          <w:lang w:eastAsia="en-GB"/>
+          <w14:ligatures w14:val="none"/>
+        </w:rPr>
+        <w:t>console</w:t>
+      </w:r>
+      <w:r>
+        <w:rPr>
+          <w:rFonts w:ascii="Menlo" w:eastAsia="Times New Roman" w:hAnsi="Menlo" w:cs="Menlo"/>
+          <w:color w:val="C9D1D9"/>
+          <w:kern w:val="0"/>
+          <w:sz w:val="18"/>
+          <w:szCs w:val="18"/>
+          <w:lang w:eastAsia="en-GB"/>
+          <w14:ligatures w14:val="none"/>
+        </w:rPr>
+        <w:t>.</w:t>
+      </w:r>
+      <w:r>
+        <w:rPr>
+          <w:rFonts w:ascii="Menlo" w:eastAsia="Times New Roman" w:hAnsi="Menlo" w:cs="Menlo"/>
+          <w:color w:val="D2A8FF"/>
+          <w:kern w:val="0"/>
+          <w:sz w:val="18"/>
+          <w:szCs w:val="18"/>
+          <w:lang w:eastAsia="en-GB"/>
+          <w14:ligatures w14:val="none"/>
+        </w:rPr>
+        <w:t>log</w:t>
+      </w:r>
+      <w:r>
+        <w:rPr>
+          <w:rFonts w:ascii="Menlo" w:eastAsia="Times New Roman" w:hAnsi="Menlo" w:cs="Menlo"/>
+          <w:color w:val="C9D1D9"/>
+          <w:kern w:val="0"/>
+          <w:sz w:val="18"/>
+          <w:szCs w:val="18"/>
+          <w:lang w:eastAsia="en-GB"/>
+          <w14:ligatures w14:val="none"/>
+        </w:rPr>
+        <w:t>(</w:t>
+      </w:r>
+      <w:r>
+        <w:rPr>
+          <w:rFonts w:ascii="Menlo" w:eastAsia="Times New Roman" w:hAnsi="Menlo" w:cs="Menlo"/>
+          <w:color w:val="79C0FF"/>
+          <w:kern w:val="0"/>
+          <w:sz w:val="18"/>
+          <w:szCs w:val="18"/>
+          <w:lang w:eastAsia="en-GB"/>
+          <w14:ligatures w14:val="none"/>
+        </w:rPr>
+        <w:t>z</w:t>
+      </w:r>
+      <w:r>
+        <w:rPr>
+          <w:rFonts w:ascii="Menlo" w:eastAsia="Times New Roman" w:hAnsi="Menlo" w:cs="Menlo"/>
+          <w:color w:val="C9D1D9"/>
+          <w:kern w:val="0"/>
+          <w:sz w:val="18"/>
+          <w:szCs w:val="18"/>
+          <w:lang w:eastAsia="en-GB"/>
+          <w14:ligatures w14:val="none"/>
+        </w:rPr>
+        <w:t>);</w:t>
+      </w:r>
+      <w:r>
+        <w:rPr>
+          <w:rFonts w:ascii="Menlo" w:eastAsia="Times New Roman" w:hAnsi="Menlo" w:cs="Menlo"/>
+          <w:color w:val="C9D1D9"/>
+          <w:kern w:val="0"/>
+          <w:sz w:val="18"/>
+          <w:szCs w:val="18"/>
+          <w:lang w:eastAsia="en-GB"/>
+          <w14:ligatures w14:val="none"/>
+        </w:rPr>
+        <w:t>// 30</w:t>
+      </w:r>
+    </w:p>
+    <w:p>
+      <w:pPr>
+        <w:shd w:val="clear" w:color="auto" w:fill="121314"/>
+        <w:spacing w:after="0" w:line="270" w:lineRule="atLeast"/>
+        <w:rPr>
+          <w:rFonts w:ascii="Menlo" w:eastAsia="Times New Roman" w:hAnsi="Menlo" w:cs="Menlo"/>
+          <w:color w:val="BBBEBF"/>
+          <w:kern w:val="0"/>
+          <w:sz w:val="18"/>
+          <w:szCs w:val="18"/>
+          <w:lang w:eastAsia="en-GB"/>
+          <w14:ligatures w14:val="none"/>
+        </w:rPr>
+      </w:pPr>
+      <w:r>
+        <w:rPr>
+          <w:rFonts w:ascii="Menlo" w:eastAsia="Times New Roman" w:hAnsi="Menlo" w:cs="Menlo"/>
+          <w:color w:val="C9D1D9"/>
+          <w:kern w:val="0"/>
+          <w:sz w:val="18"/>
+          <w:szCs w:val="18"/>
+          <w:lang w:eastAsia="en-GB"/>
+          <w14:ligatures w14:val="none"/>
+        </w:rPr>
+        <w:t>}</w:t>
+      </w:r>
+    </w:p>
+    <w:p>
+      <w:pPr>
+        <w:shd w:val="clear" w:color="auto" w:fill="121314"/>
+        <w:spacing w:after="0" w:line="270" w:lineRule="atLeast"/>
+        <w:rPr>
+          <w:rFonts w:ascii="Menlo" w:eastAsia="Times New Roman" w:hAnsi="Menlo" w:cs="Menlo"/>
+          <w:color w:val="BBBEBF"/>
+          <w:kern w:val="0"/>
+          <w:sz w:val="18"/>
+          <w:szCs w:val="18"/>
+          <w:lang w:eastAsia="en-GB"/>
+          <w14:ligatures w14:val="none"/>
+        </w:rPr>
+      </w:pPr>
+      <w:r>
+        <w:rPr>
+          <w:rFonts w:ascii="Menlo" w:eastAsia="Times New Roman" w:hAnsi="Menlo" w:cs="Menlo"/>
+          <w:color w:val="BBBEBF"/>
+          <w:kern w:val="0"/>
+          <w:sz w:val="18"/>
+          <w:szCs w:val="18"/>
+          <w:lang w:eastAsia="en-GB"/>
+          <w14:ligatures w14:val="none"/>
+        </w:rPr>
+        <w:t xml:space="preserve">  </w:t>
+      </w:r>
+      <w:r>
+        <w:rPr>
+          <w:rFonts w:ascii="Menlo" w:eastAsia="Times New Roman" w:hAnsi="Menlo" w:cs="Menlo"/>
+          <w:color w:val="79C0FF"/>
+          <w:kern w:val="0"/>
+          <w:sz w:val="18"/>
+          <w:szCs w:val="18"/>
+          <w:lang w:eastAsia="en-GB"/>
+          <w14:ligatures w14:val="none"/>
+        </w:rPr>
+        <w:t>console</w:t>
+      </w:r>
+      <w:r>
+        <w:rPr>
+          <w:rFonts w:ascii="Menlo" w:eastAsia="Times New Roman" w:hAnsi="Menlo" w:cs="Menlo"/>
+          <w:color w:val="BBBEBF"/>
+          <w:kern w:val="0"/>
+          <w:sz w:val="18"/>
+          <w:szCs w:val="18"/>
+          <w:lang w:eastAsia="en-GB"/>
+          <w14:ligatures w14:val="none"/>
+        </w:rPr>
+        <w:t>.</w:t>
+      </w:r>
+      <w:r>
+        <w:rPr>
+          <w:rFonts w:ascii="Menlo" w:eastAsia="Times New Roman" w:hAnsi="Menlo" w:cs="Menlo"/>
+          <w:color w:val="D2A8FF"/>
+          <w:kern w:val="0"/>
+          <w:sz w:val="18"/>
+          <w:szCs w:val="18"/>
+          <w:lang w:eastAsia="en-GB"/>
+          <w14:ligatures w14:val="none"/>
+        </w:rPr>
+        <w:t>log</w:t>
+      </w:r>
+      <w:r>
+        <w:rPr>
+          <w:rFonts w:ascii="Menlo" w:eastAsia="Times New Roman" w:hAnsi="Menlo" w:cs="Menlo"/>
+          <w:color w:val="BBBEBF"/>
+          <w:kern w:val="0"/>
+          <w:sz w:val="18"/>
+          <w:szCs w:val="18"/>
+          <w:lang w:eastAsia="en-GB"/>
+          <w14:ligatures w14:val="none"/>
+        </w:rPr>
+        <w:t>(</w:t>
+      </w:r>
+      <w:r>
+        <w:rPr>
+          <w:rFonts w:ascii="Menlo" w:eastAsia="Times New Roman" w:hAnsi="Menlo" w:cs="Menlo"/>
+          <w:color w:val="C9D1D9"/>
+          <w:kern w:val="0"/>
+          <w:sz w:val="18"/>
+          <w:szCs w:val="18"/>
+          <w:lang w:eastAsia="en-GB"/>
+          <w14:ligatures w14:val="none"/>
+        </w:rPr>
+        <w:t>x</w:t>
+      </w:r>
+      <w:r>
+        <w:rPr>
+          <w:rFonts w:ascii="Menlo" w:eastAsia="Times New Roman" w:hAnsi="Menlo" w:cs="Menlo"/>
+          <w:color w:val="BBBEBF"/>
+          <w:kern w:val="0"/>
+          <w:sz w:val="18"/>
+          <w:szCs w:val="18"/>
+          <w:lang w:eastAsia="en-GB"/>
+          <w14:ligatures w14:val="none"/>
+        </w:rPr>
+        <w:t>);</w:t>
+      </w:r>
+      <w:r>
+        <w:rPr>
+          <w:rFonts w:ascii="Menlo" w:eastAsia="Times New Roman" w:hAnsi="Menlo" w:cs="Menlo"/>
+          <w:color w:val="BBBEBF"/>
+          <w:kern w:val="0"/>
+          <w:sz w:val="18"/>
+          <w:szCs w:val="18"/>
+          <w:lang w:eastAsia="en-GB"/>
+          <w14:ligatures w14:val="none"/>
+        </w:rPr>
+        <w:t>// 10</w:t>
+      </w:r>
+    </w:p>
+    <w:p>
+      <w:pPr>
+        <w:shd w:val="clear" w:color="auto" w:fill="121314"/>
+        <w:spacing w:after="0" w:line="270" w:lineRule="atLeast"/>
+        <w:rPr>
+          <w:rFonts w:ascii="Menlo" w:eastAsia="Times New Roman" w:hAnsi="Menlo" w:cs="Menlo"/>
+          <w:color w:val="BBBEBF"/>
+          <w:kern w:val="0"/>
+          <w:sz w:val="18"/>
+          <w:szCs w:val="18"/>
+          <w:lang w:eastAsia="en-GB"/>
+          <w14:ligatures w14:val="none"/>
+        </w:rPr>
+      </w:pPr>
+      <w:r>
+        <w:rPr>
+          <w:rFonts w:ascii="Menlo" w:eastAsia="Times New Roman" w:hAnsi="Menlo" w:cs="Menlo"/>
+          <w:color w:val="BBBEBF"/>
+          <w:kern w:val="0"/>
+          <w:sz w:val="18"/>
+          <w:szCs w:val="18"/>
+          <w:lang w:eastAsia="en-GB"/>
+          <w14:ligatures w14:val="none"/>
+        </w:rPr>
+        <w:t xml:space="preserve">  </w:t>
+      </w:r>
+      <w:r>
+        <w:rPr>
+          <w:rFonts w:ascii="Menlo" w:eastAsia="Times New Roman" w:hAnsi="Menlo" w:cs="Menlo"/>
+          <w:color w:val="79C0FF"/>
+          <w:kern w:val="0"/>
+          <w:sz w:val="18"/>
+          <w:szCs w:val="18"/>
+          <w:lang w:eastAsia="en-GB"/>
+          <w14:ligatures w14:val="none"/>
+        </w:rPr>
+        <w:t>console</w:t>
+      </w:r>
+      <w:r>
+        <w:rPr>
+          <w:rFonts w:ascii="Menlo" w:eastAsia="Times New Roman" w:hAnsi="Menlo" w:cs="Menlo"/>
+          <w:color w:val="BBBEBF"/>
+          <w:kern w:val="0"/>
+          <w:sz w:val="18"/>
+          <w:szCs w:val="18"/>
+          <w:lang w:eastAsia="en-GB"/>
+          <w14:ligatures w14:val="none"/>
+        </w:rPr>
+        <w:t>.</w:t>
+      </w:r>
+      <w:r>
+        <w:rPr>
+          <w:rFonts w:ascii="Menlo" w:eastAsia="Times New Roman" w:hAnsi="Menlo" w:cs="Menlo"/>
+          <w:color w:val="D2A8FF"/>
+          <w:kern w:val="0"/>
+          <w:sz w:val="18"/>
+          <w:szCs w:val="18"/>
+          <w:lang w:eastAsia="en-GB"/>
+          <w14:ligatures w14:val="none"/>
+        </w:rPr>
+        <w:t>log</w:t>
+      </w:r>
+      <w:r>
+        <w:rPr>
+          <w:rFonts w:ascii="Menlo" w:eastAsia="Times New Roman" w:hAnsi="Menlo" w:cs="Menlo"/>
+          <w:color w:val="BBBEBF"/>
+          <w:kern w:val="0"/>
+          <w:sz w:val="18"/>
+          <w:szCs w:val="18"/>
+          <w:lang w:eastAsia="en-GB"/>
+          <w14:ligatures w14:val="none"/>
+        </w:rPr>
+        <w:t>(</w:t>
+      </w:r>
+      <w:r>
+        <w:rPr>
+          <w:rFonts w:ascii="Menlo" w:eastAsia="Times New Roman" w:hAnsi="Menlo" w:cs="Menlo"/>
+          <w:color w:val="C9D1D9"/>
+          <w:kern w:val="0"/>
+          <w:sz w:val="18"/>
+          <w:szCs w:val="18"/>
+          <w:lang w:eastAsia="en-GB"/>
+          <w14:ligatures w14:val="none"/>
+        </w:rPr>
+        <w:t>y</w:t>
+      </w:r>
+      <w:r>
+        <w:rPr>
+          <w:rFonts w:ascii="Menlo" w:eastAsia="Times New Roman" w:hAnsi="Menlo" w:cs="Menlo"/>
+          <w:color w:val="BBBEBF"/>
+          <w:kern w:val="0"/>
+          <w:sz w:val="18"/>
+          <w:szCs w:val="18"/>
+          <w:lang w:eastAsia="en-GB"/>
+          <w14:ligatures w14:val="none"/>
+        </w:rPr>
+        <w:t>);</w:t>
+      </w:r>
+      <w:r>
+        <w:rPr>
+          <w:rFonts w:ascii="Menlo" w:eastAsia="Times New Roman" w:hAnsi="Menlo" w:cs="Menlo"/>
+          <w:color w:val="BBBEBF"/>
+          <w:kern w:val="0"/>
+          <w:sz w:val="18"/>
+          <w:szCs w:val="18"/>
+          <w:lang w:eastAsia="en-GB"/>
+          <w14:ligatures w14:val="none"/>
+        </w:rPr>
+        <w:t>// error</w:t>
+      </w:r>
+    </w:p>
+    <w:p>
+      <w:pPr>
+        <w:shd w:val="clear" w:color="auto" w:fill="121314"/>
+        <w:spacing w:after="0" w:line="270" w:lineRule="atLeast"/>
+        <w:rPr>
+          <w:rFonts w:ascii="Menlo" w:eastAsia="Times New Roman" w:hAnsi="Menlo" w:cs="Menlo"/>
+          <w:color w:val="BBBEBF"/>
+          <w:kern w:val="0"/>
+          <w:sz w:val="18"/>
+          <w:szCs w:val="18"/>
+          <w:lang w:eastAsia="en-GB"/>
+          <w14:ligatures w14:val="none"/>
+        </w:rPr>
+      </w:pPr>
+      <w:r>
+        <w:rPr>
+          <w:rFonts w:ascii="Menlo" w:eastAsia="Times New Roman" w:hAnsi="Menlo" w:cs="Menlo"/>
+          <w:color w:val="BBBEBF"/>
+          <w:kern w:val="0"/>
+          <w:sz w:val="18"/>
+          <w:szCs w:val="18"/>
+          <w:lang w:eastAsia="en-GB"/>
+          <w14:ligatures w14:val="none"/>
+        </w:rPr>
+        <w:t xml:space="preserve">  </w:t>
+      </w:r>
+      <w:r>
+        <w:rPr>
+          <w:rFonts w:ascii="Menlo" w:eastAsia="Times New Roman" w:hAnsi="Menlo" w:cs="Menlo"/>
+          <w:color w:val="79C0FF"/>
+          <w:kern w:val="0"/>
+          <w:sz w:val="18"/>
+          <w:szCs w:val="18"/>
+          <w:lang w:eastAsia="en-GB"/>
+          <w14:ligatures w14:val="none"/>
+        </w:rPr>
+        <w:t>console</w:t>
+      </w:r>
+      <w:r>
+        <w:rPr>
+          <w:rFonts w:ascii="Menlo" w:eastAsia="Times New Roman" w:hAnsi="Menlo" w:cs="Menlo"/>
+          <w:color w:val="BBBEBF"/>
+          <w:kern w:val="0"/>
+          <w:sz w:val="18"/>
+          <w:szCs w:val="18"/>
+          <w:lang w:eastAsia="en-GB"/>
+          <w14:ligatures w14:val="none"/>
+        </w:rPr>
+        <w:t>.</w:t>
+      </w:r>
+      <w:r>
+        <w:rPr>
+          <w:rFonts w:ascii="Menlo" w:eastAsia="Times New Roman" w:hAnsi="Menlo" w:cs="Menlo"/>
+          <w:color w:val="D2A8FF"/>
+          <w:kern w:val="0"/>
+          <w:sz w:val="18"/>
+          <w:szCs w:val="18"/>
+          <w:lang w:eastAsia="en-GB"/>
+          <w14:ligatures w14:val="none"/>
+        </w:rPr>
+        <w:t>log</w:t>
+      </w:r>
+      <w:r>
+        <w:rPr>
+          <w:rFonts w:ascii="Menlo" w:eastAsia="Times New Roman" w:hAnsi="Menlo" w:cs="Menlo"/>
+          <w:color w:val="BBBEBF"/>
+          <w:kern w:val="0"/>
+          <w:sz w:val="18"/>
+          <w:szCs w:val="18"/>
+          <w:lang w:eastAsia="en-GB"/>
+          <w14:ligatures w14:val="none"/>
+        </w:rPr>
+        <w:t>(</w:t>
+      </w:r>
+      <w:r>
+        <w:rPr>
+          <w:rFonts w:ascii="Menlo" w:eastAsia="Times New Roman" w:hAnsi="Menlo" w:cs="Menlo"/>
+          <w:color w:val="C9D1D9"/>
+          <w:kern w:val="0"/>
+          <w:sz w:val="18"/>
+          <w:szCs w:val="18"/>
+          <w:lang w:eastAsia="en-GB"/>
+          <w14:ligatures w14:val="none"/>
+        </w:rPr>
+        <w:t>z</w:t>
+      </w:r>
+      <w:r>
+        <w:rPr>
+          <w:rFonts w:ascii="Menlo" w:eastAsia="Times New Roman" w:hAnsi="Menlo" w:cs="Menlo"/>
+          <w:color w:val="BBBEBF"/>
+          <w:kern w:val="0"/>
+          <w:sz w:val="18"/>
+          <w:szCs w:val="18"/>
+          <w:lang w:eastAsia="en-GB"/>
+          <w14:ligatures w14:val="none"/>
+        </w:rPr>
+        <w:t>);</w:t>
+      </w:r>
+      <w:r>
+        <w:rPr>
+          <w:rFonts w:ascii="Menlo" w:eastAsia="Times New Roman" w:hAnsi="Menlo" w:cs="Menlo"/>
+          <w:color w:val="BBBEBF"/>
+          <w:kern w:val="0"/>
+          <w:sz w:val="18"/>
+          <w:szCs w:val="18"/>
+          <w:lang w:eastAsia="en-GB"/>
+          <w14:ligatures w14:val="none"/>
+        </w:rPr>
+        <w:t>// error</w:t>
+      </w:r>
+    </w:p>
+    <w:p>
+      <w:pPr>
+        <w:shd w:val="clear" w:color="auto" w:fill="121314"/>
+        <w:spacing w:after="240" w:line="270" w:lineRule="atLeast"/>
+        <w:rPr>
+          <w:rFonts w:ascii="Menlo" w:eastAsia="Times New Roman" w:hAnsi="Menlo" w:cs="Menlo"/>
+          <w:color w:val="BBBEBF"/>
+          <w:kern w:val="0"/>
+          <w:sz w:val="18"/>
+          <w:szCs w:val="18"/>
+          <w:lang w:eastAsia="en-GB"/>
+          <w14:ligatures w14:val="none"/>
+        </w:rPr>
+      </w:pPr>
+    </w:p>
+    <w:p>
+      <w:pPr>
+        <w:shd w:val="clear" w:color="auto" w:fill="121314"/>
+        <w:spacing w:after="0" w:line="270" w:lineRule="atLeast"/>
+        <w:rPr>
+          <w:rFonts w:ascii="Menlo" w:eastAsia="Times New Roman" w:hAnsi="Menlo" w:cs="Menlo"/>
+          <w:color w:val="BBBEBF"/>
+          <w:kern w:val="0"/>
+          <w:sz w:val="18"/>
+          <w:szCs w:val="18"/>
+          <w:lang w:eastAsia="en-GB"/>
+          <w14:ligatures w14:val="none"/>
+        </w:rPr>
+      </w:pPr>
+      <w:r>
+        <w:rPr>
+          <w:rFonts w:ascii="Menlo" w:eastAsia="Times New Roman" w:hAnsi="Menlo" w:cs="Menlo"/>
+          <w:color w:val="FF7B72"/>
+          <w:kern w:val="0"/>
+          <w:sz w:val="18"/>
+          <w:szCs w:val="18"/>
+          <w:lang w:eastAsia="en-GB"/>
+          <w14:ligatures w14:val="none"/>
+        </w:rPr>
+        <w:t>function</w:t>
+      </w:r>
+      <w:r>
+        <w:rPr>
+          <w:rFonts w:ascii="Menlo" w:eastAsia="Times New Roman" w:hAnsi="Menlo" w:cs="Menlo"/>
+          <w:color w:val="BBBEBF"/>
+          <w:kern w:val="0"/>
+          <w:sz w:val="18"/>
+          <w:szCs w:val="18"/>
+          <w:lang w:eastAsia="en-GB"/>
+          <w14:ligatures w14:val="none"/>
+        </w:rPr>
+        <w:t xml:space="preserve"> </w:t>
+      </w:r>
+      <w:r>
+        <w:rPr>
+          <w:rFonts w:ascii="Menlo" w:eastAsia="Times New Roman" w:hAnsi="Menlo" w:cs="Menlo"/>
+          <w:color w:val="D2A8FF"/>
+          <w:kern w:val="0"/>
+          <w:sz w:val="18"/>
+          <w:szCs w:val="18"/>
+          <w:lang w:eastAsia="en-GB"/>
+          <w14:ligatures w14:val="none"/>
+        </w:rPr>
+        <w:t>scope</w:t>
+      </w:r>
+      <w:r>
+        <w:rPr>
+          <w:rFonts w:ascii="Menlo" w:eastAsia="Times New Roman" w:hAnsi="Menlo" w:cs="Menlo"/>
+          <w:color w:val="BBBEBF"/>
+          <w:kern w:val="0"/>
+          <w:sz w:val="18"/>
+          <w:szCs w:val="18"/>
+          <w:lang w:eastAsia="en-GB"/>
+          <w14:ligatures w14:val="none"/>
+        </w:rPr>
+        <w:t xml:space="preserve">() </w:t>
+      </w:r>
+      <w:r>
+        <w:rPr>
+          <w:rFonts w:ascii="Menlo" w:eastAsia="Times New Roman" w:hAnsi="Menlo" w:cs="Menlo"/>
+          <w:color w:val="C9D1D9"/>
+          <w:kern w:val="0"/>
+          <w:sz w:val="18"/>
+          <w:szCs w:val="18"/>
+          <w:lang w:eastAsia="en-GB"/>
+          <w14:ligatures w14:val="none"/>
+        </w:rPr>
+        <w:t>{</w:t>
+      </w:r>
+    </w:p>
+    <w:p>
+      <w:pPr>
+        <w:shd w:val="clear" w:color="auto" w:fill="121314"/>
+        <w:spacing w:after="0" w:line="270" w:lineRule="atLeast"/>
+        <w:rPr>
+          <w:rFonts w:ascii="Menlo" w:eastAsia="Times New Roman" w:hAnsi="Menlo" w:cs="Menlo"/>
+          <w:color w:val="BBBEBF"/>
+          <w:kern w:val="0"/>
+          <w:sz w:val="18"/>
+          <w:szCs w:val="18"/>
+          <w:lang w:eastAsia="en-GB"/>
+          <w14:ligatures w14:val="none"/>
+        </w:rPr>
+      </w:pPr>
+      <w:r>
+        <w:rPr>
+          <w:rFonts w:ascii="Menlo" w:eastAsia="Times New Roman" w:hAnsi="Menlo" w:cs="Menlo"/>
+          <w:color w:val="C9D1D9"/>
+          <w:kern w:val="0"/>
+          <w:sz w:val="18"/>
+          <w:szCs w:val="18"/>
+          <w:lang w:eastAsia="en-GB"/>
+          <w14:ligatures w14:val="none"/>
+        </w:rPr>
+        <w:t xml:space="preserve">  </w:t>
+      </w:r>
+      <w:r>
+        <w:rPr>
+          <w:rFonts w:ascii="Menlo" w:eastAsia="Times New Roman" w:hAnsi="Menlo" w:cs="Menlo"/>
+          <w:color w:val="C586C0"/>
+          <w:kern w:val="0"/>
+          <w:sz w:val="18"/>
+          <w:szCs w:val="18"/>
+          <w:lang w:eastAsia="en-GB"/>
+          <w14:ligatures w14:val="none"/>
+        </w:rPr>
+        <w:t>for</w:t>
+      </w:r>
+      <w:r>
+        <w:rPr>
+          <w:rFonts w:ascii="Menlo" w:eastAsia="Times New Roman" w:hAnsi="Menlo" w:cs="Menlo"/>
+          <w:color w:val="C9D1D9"/>
+          <w:kern w:val="0"/>
+          <w:sz w:val="18"/>
+          <w:szCs w:val="18"/>
+          <w:lang w:eastAsia="en-GB"/>
+          <w14:ligatures w14:val="none"/>
+        </w:rPr>
+        <w:t xml:space="preserve"> (</w:t>
+      </w:r>
+      <w:r>
+        <w:rPr>
+          <w:rFonts w:ascii="Menlo" w:eastAsia="Times New Roman" w:hAnsi="Menlo" w:cs="Menlo"/>
+          <w:color w:val="FF7B72"/>
+          <w:kern w:val="0"/>
+          <w:sz w:val="18"/>
+          <w:szCs w:val="18"/>
+          <w:lang w:eastAsia="en-GB"/>
+          <w14:ligatures w14:val="none"/>
+        </w:rPr>
+        <w:t>var</w:t>
+      </w:r>
+      <w:r>
+        <w:rPr>
+          <w:rFonts w:ascii="Menlo" w:eastAsia="Times New Roman" w:hAnsi="Menlo" w:cs="Menlo"/>
+          <w:color w:val="C9D1D9"/>
+          <w:kern w:val="0"/>
+          <w:sz w:val="18"/>
+          <w:szCs w:val="18"/>
+          <w:lang w:eastAsia="en-GB"/>
+          <w14:ligatures w14:val="none"/>
+        </w:rPr>
+        <w:t xml:space="preserve"> </w:t>
+      </w:r>
+      <w:proofErr w:type="spellStart"/>
+      <w:r>
+        <w:rPr>
+          <w:rFonts w:ascii="Menlo" w:eastAsia="Times New Roman" w:hAnsi="Menlo" w:cs="Menlo"/>
+          <w:color w:val="C9D1D9"/>
+          <w:kern w:val="0"/>
+          <w:sz w:val="18"/>
+          <w:szCs w:val="18"/>
+          <w:lang w:eastAsia="en-GB"/>
+          <w14:ligatures w14:val="none"/>
+        </w:rPr>
+        <w:t>i</w:t>
+      </w:r>
+      <w:proofErr w:type="spellEnd"/>
+      <w:r>
+        <w:rPr>
+          <w:rFonts w:ascii="Menlo" w:eastAsia="Times New Roman" w:hAnsi="Menlo" w:cs="Menlo"/>
+          <w:color w:val="C9D1D9"/>
+          <w:kern w:val="0"/>
+          <w:sz w:val="18"/>
+          <w:szCs w:val="18"/>
+          <w:lang w:eastAsia="en-GB"/>
+          <w14:ligatures w14:val="none"/>
+        </w:rPr>
+        <w:t xml:space="preserve"> </w:t>
+      </w:r>
+      <w:r>
+        <w:rPr>
+          <w:rFonts w:ascii="Menlo" w:eastAsia="Times New Roman" w:hAnsi="Menlo" w:cs="Menlo"/>
+          <w:color w:val="D4D4D4"/>
+          <w:kern w:val="0"/>
+          <w:sz w:val="18"/>
+          <w:szCs w:val="18"/>
+          <w:lang w:eastAsia="en-GB"/>
+          <w14:ligatures w14:val="none"/>
+        </w:rPr>
+        <w:t>=</w:t>
+      </w:r>
+      <w:r>
+        <w:rPr>
+          <w:rFonts w:ascii="Menlo" w:eastAsia="Times New Roman" w:hAnsi="Menlo" w:cs="Menlo"/>
+          <w:color w:val="C9D1D9"/>
+          <w:kern w:val="0"/>
+          <w:sz w:val="18"/>
+          <w:szCs w:val="18"/>
+          <w:lang w:eastAsia="en-GB"/>
+          <w14:ligatures w14:val="none"/>
+        </w:rPr>
+        <w:t xml:space="preserve"> </w:t>
+      </w:r>
+      <w:r>
+        <w:rPr>
+          <w:rFonts w:ascii="Menlo" w:eastAsia="Times New Roman" w:hAnsi="Menlo" w:cs="Menlo"/>
+          <w:color w:val="B5CEA8"/>
+          <w:kern w:val="0"/>
+          <w:sz w:val="18"/>
+          <w:szCs w:val="18"/>
+          <w:lang w:eastAsia="en-GB"/>
+          <w14:ligatures w14:val="none"/>
+        </w:rPr>
+        <w:t>0</w:t>
+      </w:r>
+      <w:r>
+        <w:rPr>
+          <w:rFonts w:ascii="Menlo" w:eastAsia="Times New Roman" w:hAnsi="Menlo" w:cs="Menlo"/>
+          <w:color w:val="C9D1D9"/>
+          <w:kern w:val="0"/>
+          <w:sz w:val="18"/>
+          <w:szCs w:val="18"/>
+          <w:lang w:eastAsia="en-GB"/>
+          <w14:ligatures w14:val="none"/>
+        </w:rPr>
+        <w:t xml:space="preserve">; </w:t>
+      </w:r>
+      <w:proofErr w:type="spellStart"/>
+      <w:r>
+        <w:rPr>
+          <w:rFonts w:ascii="Menlo" w:eastAsia="Times New Roman" w:hAnsi="Menlo" w:cs="Menlo"/>
+          <w:color w:val="C9D1D9"/>
+          <w:kern w:val="0"/>
+          <w:sz w:val="18"/>
+          <w:szCs w:val="18"/>
+          <w:lang w:eastAsia="en-GB"/>
+          <w14:ligatures w14:val="none"/>
+        </w:rPr>
+        <w:t>i</w:t>
+      </w:r>
+      <w:proofErr w:type="spellEnd"/>
+      <w:r>
+        <w:rPr>
+          <w:rFonts w:ascii="Menlo" w:eastAsia="Times New Roman" w:hAnsi="Menlo" w:cs="Menlo"/>
+          <w:color w:val="C9D1D9"/>
+          <w:kern w:val="0"/>
+          <w:sz w:val="18"/>
+          <w:szCs w:val="18"/>
+          <w:lang w:eastAsia="en-GB"/>
+          <w14:ligatures w14:val="none"/>
+        </w:rPr>
+        <w:t xml:space="preserve"> </w:t>
+      </w:r>
+      <w:r>
+        <w:rPr>
+          <w:rFonts w:ascii="Menlo" w:eastAsia="Times New Roman" w:hAnsi="Menlo" w:cs="Menlo"/>
+          <w:color w:val="D4D4D4"/>
+          <w:kern w:val="0"/>
+          <w:sz w:val="18"/>
+          <w:szCs w:val="18"/>
+          <w:lang w:eastAsia="en-GB"/>
+          <w14:ligatures w14:val="none"/>
+        </w:rPr>
+        <w:t>&lt;=</w:t>
+      </w:r>
+      <w:r>
+        <w:rPr>
+          <w:rFonts w:ascii="Menlo" w:eastAsia="Times New Roman" w:hAnsi="Menlo" w:cs="Menlo"/>
+          <w:color w:val="C9D1D9"/>
+          <w:kern w:val="0"/>
+          <w:sz w:val="18"/>
+          <w:szCs w:val="18"/>
+          <w:lang w:eastAsia="en-GB"/>
+          <w14:ligatures w14:val="none"/>
+        </w:rPr>
+        <w:t xml:space="preserve"> </w:t>
+      </w:r>
+      <w:r>
+        <w:rPr>
+          <w:rFonts w:ascii="Menlo" w:eastAsia="Times New Roman" w:hAnsi="Menlo" w:cs="Menlo"/>
+          <w:color w:val="B5CEA8"/>
+          <w:kern w:val="0"/>
+          <w:sz w:val="18"/>
+          <w:szCs w:val="18"/>
+          <w:lang w:eastAsia="en-GB"/>
+          <w14:ligatures w14:val="none"/>
+        </w:rPr>
+        <w:t>5</w:t>
+      </w:r>
+      <w:r>
+        <w:rPr>
+          <w:rFonts w:ascii="Menlo" w:eastAsia="Times New Roman" w:hAnsi="Menlo" w:cs="Menlo"/>
+          <w:color w:val="C9D1D9"/>
+          <w:kern w:val="0"/>
+          <w:sz w:val="18"/>
+          <w:szCs w:val="18"/>
+          <w:lang w:eastAsia="en-GB"/>
+          <w14:ligatures w14:val="none"/>
+        </w:rPr>
+        <w:t xml:space="preserve">; </w:t>
+      </w:r>
+      <w:proofErr w:type="spellStart"/>
+      <w:r>
+        <w:rPr>
+          <w:rFonts w:ascii="Menlo" w:eastAsia="Times New Roman" w:hAnsi="Menlo" w:cs="Menlo"/>
+          <w:color w:val="C9D1D9"/>
+          <w:kern w:val="0"/>
+          <w:sz w:val="18"/>
+          <w:szCs w:val="18"/>
+          <w:lang w:eastAsia="en-GB"/>
+          <w14:ligatures w14:val="none"/>
+        </w:rPr>
+        <w:t>i</w:t>
+      </w:r>
+      <w:proofErr w:type="spellEnd"/>
+      <w:r>
+        <w:rPr>
+          <w:rFonts w:ascii="Menlo" w:eastAsia="Times New Roman" w:hAnsi="Menlo" w:cs="Menlo"/>
+          <w:color w:val="D4D4D4"/>
+          <w:kern w:val="0"/>
+          <w:sz w:val="18"/>
+          <w:szCs w:val="18"/>
+          <w:lang w:eastAsia="en-GB"/>
+          <w14:ligatures w14:val="none"/>
+        </w:rPr>
+        <w:t>++</w:t>
+      </w:r>
+      <w:r>
+        <w:rPr>
+          <w:rFonts w:ascii="Menlo" w:eastAsia="Times New Roman" w:hAnsi="Menlo" w:cs="Menlo"/>
+          <w:color w:val="C9D1D9"/>
+          <w:kern w:val="0"/>
+          <w:sz w:val="18"/>
+          <w:szCs w:val="18"/>
+          <w:lang w:eastAsia="en-GB"/>
+          <w14:ligatures w14:val="none"/>
+        </w:rPr>
+        <w:t>) {</w:t>
+      </w:r>
+    </w:p>
+    <w:p>
+      <w:pPr>
+        <w:shd w:val="clear" w:color="auto" w:fill="121314"/>
+        <w:spacing w:after="0" w:line="270" w:lineRule="atLeast"/>
+        <w:rPr>
+          <w:rFonts w:ascii="Menlo" w:eastAsia="Times New Roman" w:hAnsi="Menlo" w:cs="Menlo"/>
+          <w:color w:val="BBBEBF"/>
+          <w:kern w:val="0"/>
+          <w:sz w:val="18"/>
+          <w:szCs w:val="18"/>
+          <w:lang w:eastAsia="en-GB"/>
+          <w14:ligatures w14:val="none"/>
+        </w:rPr>
+      </w:pPr>
+    </w:p>
+    <w:p>
+      <w:pPr>
+        <w:shd w:val="clear" w:color="auto" w:fill="121314"/>
+        <w:spacing w:after="0" w:line="270" w:lineRule="atLeast"/>
+        <w:rPr>
+          <w:rFonts w:ascii="Menlo" w:eastAsia="Times New Roman" w:hAnsi="Menlo" w:cs="Menlo"/>
+          <w:color w:val="BBBEBF"/>
+          <w:kern w:val="0"/>
+          <w:sz w:val="18"/>
+          <w:szCs w:val="18"/>
+          <w:lang w:eastAsia="en-GB"/>
+          <w14:ligatures w14:val="none"/>
+        </w:rPr>
+      </w:pPr>
+      <w:r>
+        <w:rPr>
+          <w:rFonts w:ascii="Menlo" w:eastAsia="Times New Roman" w:hAnsi="Menlo" w:cs="Menlo"/>
+          <w:color w:val="C9D1D9"/>
+          <w:kern w:val="0"/>
+          <w:sz w:val="18"/>
+          <w:szCs w:val="18"/>
+          <w:lang w:eastAsia="en-GB"/>
+          <w14:ligatures w14:val="none"/>
+        </w:rPr>
+        <w:t xml:space="preserve">  }</w:t>
+      </w:r>
+    </w:p>
+    <w:p>
+      <w:pPr>
+        <w:shd w:val="clear" w:color="auto" w:fill="121314"/>
+        <w:spacing w:after="0" w:line="270" w:lineRule="atLeast"/>
+        <w:rPr>
+          <w:rFonts w:ascii="Menlo" w:eastAsia="Times New Roman" w:hAnsi="Menlo" w:cs="Menlo"/>
+          <w:color w:val="BBBEBF"/>
+          <w:kern w:val="0"/>
+          <w:sz w:val="18"/>
+          <w:szCs w:val="18"/>
+          <w:lang w:eastAsia="en-GB"/>
+          <w14:ligatures w14:val="none"/>
+        </w:rPr>
+      </w:pPr>
+      <w:r>
+        <w:rPr>
+          <w:rFonts w:ascii="Menlo" w:eastAsia="Times New Roman" w:hAnsi="Menlo" w:cs="Menlo"/>
+          <w:color w:val="C9D1D9"/>
+          <w:kern w:val="0"/>
+          <w:sz w:val="18"/>
+          <w:szCs w:val="18"/>
+          <w:lang w:eastAsia="en-GB"/>
+          <w14:ligatures w14:val="none"/>
+        </w:rPr>
+        <w:t xml:space="preserve"> </w:t>
+      </w:r>
+      <w:r>
+        <w:rPr>
+          <w:rFonts w:ascii="Menlo" w:eastAsia="Times New Roman" w:hAnsi="Menlo" w:cs="Menlo"/>
+          <w:color w:val="79C0FF"/>
+          <w:kern w:val="0"/>
+          <w:sz w:val="18"/>
+          <w:szCs w:val="18"/>
+          <w:lang w:eastAsia="en-GB"/>
+          <w14:ligatures w14:val="none"/>
+        </w:rPr>
+        <w:t>console</w:t>
+      </w:r>
+      <w:r>
+        <w:rPr>
+          <w:rFonts w:ascii="Menlo" w:eastAsia="Times New Roman" w:hAnsi="Menlo" w:cs="Menlo"/>
+          <w:color w:val="C9D1D9"/>
+          <w:kern w:val="0"/>
+          <w:sz w:val="18"/>
+          <w:szCs w:val="18"/>
+          <w:lang w:eastAsia="en-GB"/>
+          <w14:ligatures w14:val="none"/>
+        </w:rPr>
+        <w:t>.</w:t>
+      </w:r>
+      <w:r>
+        <w:rPr>
+          <w:rFonts w:ascii="Menlo" w:eastAsia="Times New Roman" w:hAnsi="Menlo" w:cs="Menlo"/>
+          <w:color w:val="D2A8FF"/>
+          <w:kern w:val="0"/>
+          <w:sz w:val="18"/>
+          <w:szCs w:val="18"/>
+          <w:lang w:eastAsia="en-GB"/>
+          <w14:ligatures w14:val="none"/>
+        </w:rPr>
+        <w:t>log</w:t>
+      </w:r>
+      <w:r>
+        <w:rPr>
+          <w:rFonts w:ascii="Menlo" w:eastAsia="Times New Roman" w:hAnsi="Menlo" w:cs="Menlo"/>
+          <w:color w:val="C9D1D9"/>
+          <w:kern w:val="0"/>
+          <w:sz w:val="18"/>
+          <w:szCs w:val="18"/>
+          <w:lang w:eastAsia="en-GB"/>
+          <w14:ligatures w14:val="none"/>
+        </w:rPr>
+        <w:t>(</w:t>
+      </w:r>
+      <w:proofErr w:type="spellStart"/>
+      <w:r>
+        <w:rPr>
+          <w:rFonts w:ascii="Menlo" w:eastAsia="Times New Roman" w:hAnsi="Menlo" w:cs="Menlo"/>
+          <w:color w:val="C9D1D9"/>
+          <w:kern w:val="0"/>
+          <w:sz w:val="18"/>
+          <w:szCs w:val="18"/>
+          <w:lang w:eastAsia="en-GB"/>
+          <w14:ligatures w14:val="none"/>
+        </w:rPr>
+        <w:t>i</w:t>
+      </w:r>
+      <w:proofErr w:type="spellEnd"/>
+      <w:r>
+        <w:rPr>
+          <w:rFonts w:ascii="Menlo" w:eastAsia="Times New Roman" w:hAnsi="Menlo" w:cs="Menlo"/>
+          <w:color w:val="C9D1D9"/>
+          <w:kern w:val="0"/>
+          <w:sz w:val="18"/>
+          <w:szCs w:val="18"/>
+          <w:lang w:eastAsia="en-GB"/>
+          <w14:ligatures w14:val="none"/>
+        </w:rPr>
+        <w:t>);</w:t>
+      </w:r>
+    </w:p>
+    <w:p>
+      <w:pPr>
+        <w:shd w:val="clear" w:color="auto" w:fill="121314"/>
+        <w:spacing w:after="0" w:line="270" w:lineRule="atLeast"/>
+        <w:rPr>
+          <w:rFonts w:ascii="Menlo" w:eastAsia="Times New Roman" w:hAnsi="Menlo" w:cs="Menlo"/>
+          <w:color w:val="BBBEBF"/>
+          <w:kern w:val="0"/>
+          <w:sz w:val="18"/>
+          <w:szCs w:val="18"/>
+          <w:lang w:eastAsia="en-GB"/>
+          <w14:ligatures w14:val="none"/>
+        </w:rPr>
+      </w:pPr>
+      <w:r>
+        <w:rPr>
+          <w:rFonts w:ascii="Menlo" w:eastAsia="Times New Roman" w:hAnsi="Menlo" w:cs="Menlo"/>
+          <w:color w:val="C9D1D9"/>
+          <w:kern w:val="0"/>
+          <w:sz w:val="18"/>
+          <w:szCs w:val="18"/>
+          <w:lang w:eastAsia="en-GB"/>
+          <w14:ligatures w14:val="none"/>
+        </w:rPr>
+        <w:t xml:space="preserve"> </w:t>
+      </w:r>
+    </w:p>
+    <w:p>
+      <w:pPr>
+        <w:shd w:val="clear" w:color="auto" w:fill="121314"/>
+        <w:spacing w:after="0" w:line="270" w:lineRule="atLeast"/>
+        <w:rPr>
+          <w:rFonts w:ascii="Menlo" w:eastAsia="Times New Roman" w:hAnsi="Menlo" w:cs="Menlo"/>
+          <w:color w:val="BBBEBF"/>
+          <w:kern w:val="0"/>
+          <w:sz w:val="18"/>
+          <w:szCs w:val="18"/>
+          <w:lang w:eastAsia="en-GB"/>
+          <w14:ligatures w14:val="none"/>
+        </w:rPr>
+      </w:pPr>
+      <w:r>
+        <w:rPr>
+          <w:rFonts w:ascii="Menlo" w:eastAsia="Times New Roman" w:hAnsi="Menlo" w:cs="Menlo"/>
+          <w:color w:val="C9D1D9"/>
+          <w:kern w:val="0"/>
+          <w:sz w:val="18"/>
+          <w:szCs w:val="18"/>
+          <w:lang w:eastAsia="en-GB"/>
+          <w14:ligatures w14:val="none"/>
+        </w:rPr>
+        <w:t>}</w:t>
+      </w:r>
+    </w:p>
+    <w:p>
+      <w:pPr>
+        <w:shd w:val="clear" w:color="auto" w:fill="121314"/>
+        <w:spacing w:after="0" w:line="270" w:lineRule="atLeast"/>
+        <w:rPr>
+          <w:rFonts w:ascii="Menlo" w:eastAsia="Times New Roman" w:hAnsi="Menlo" w:cs="Menlo"/>
+          <w:color w:val="BBBEBF"/>
+          <w:kern w:val="0"/>
+          <w:sz w:val="18"/>
+          <w:szCs w:val="18"/>
+          <w:lang w:eastAsia="en-GB"/>
+          <w14:ligatures w14:val="none"/>
+        </w:rPr>
+      </w:pPr>
+    </w:p>
+    <w:p>
+      <w:pPr>
+        <w:shd w:val="clear" w:color="auto" w:fill="121314"/>
+        <w:spacing w:after="0" w:line="270" w:lineRule="atLeast"/>
+        <w:rPr>
+          <w:rFonts w:ascii="Menlo" w:eastAsia="Times New Roman" w:hAnsi="Menlo" w:cs="Menlo"/>
+          <w:color w:val="BBBEBF"/>
+          <w:kern w:val="0"/>
+          <w:sz w:val="18"/>
+          <w:szCs w:val="18"/>
+          <w:lang w:eastAsia="en-GB"/>
+          <w14:ligatures w14:val="none"/>
+        </w:rPr>
+      </w:pPr>
+      <w:r>
+        <w:rPr>
+          <w:rFonts w:ascii="Menlo" w:eastAsia="Times New Roman" w:hAnsi="Menlo" w:cs="Menlo"/>
+          <w:color w:val="D2A8FF"/>
+          <w:kern w:val="0"/>
+          <w:sz w:val="18"/>
+          <w:szCs w:val="18"/>
+          <w:lang w:eastAsia="en-GB"/>
+          <w14:ligatures w14:val="none"/>
+        </w:rPr>
+        <w:t>scope</w:t>
+      </w:r>
+      <w:r>
+        <w:rPr>
+          <w:rFonts w:ascii="Menlo" w:eastAsia="Times New Roman" w:hAnsi="Menlo" w:cs="Menlo"/>
+          <w:color w:val="BBBEBF"/>
+          <w:kern w:val="0"/>
+          <w:sz w:val="18"/>
+          <w:szCs w:val="18"/>
+          <w:lang w:eastAsia="en-GB"/>
+          <w14:ligatures w14:val="none"/>
+        </w:rPr>
+        <w:t>();</w:t>
+      </w:r>
+    </w:p>
+    <w:p>
+      <w:pPr>
+        <w:rPr>
+          <w:rFonts w:ascii="Segoe UI Symbol" w:hAnsi="Segoe UI Symbol" w:cs="Segoe UI Symbol"/>
+        </w:rPr>
+      </w:pPr>
+    </w:p>
+    <w:p>
+      <w:pPr>
+        <w:pStyle w:val="ListParagraph"/>
+        <w:numPr>
+          <w:ilvl w:val="0"/>
+          <w:numId w:val="6"/>
+        </w:numPr>
+        <w:rPr>
+          <w:rFonts w:ascii="Segoe UI Symbol" w:hAnsi="Segoe UI Symbol" w:cs="Segoe UI Symbol"/>
+        </w:rPr>
+      </w:pPr>
+      <w:r>
+        <w:rPr>
+          <w:rFonts w:ascii="Segoe UI Symbol" w:hAnsi="Segoe UI Symbol" w:cs="Segoe UI Symbol"/>
+        </w:rPr>
+        <w:t xml:space="preserve">“variable hoisting” is possible in ‘var’ keyword but in ‘let’ not possible </w:t>
+      </w:r>
+    </w:p>
+    <w:p>
+      <w:pPr>
+        <w:rPr>
+          <w:rFonts w:ascii="Segoe UI Symbol" w:hAnsi="Segoe UI Symbol" w:cs="Segoe UI Symbol"/>
+        </w:rPr>
+      </w:pPr>
+    </w:p>
+    <w:p>
+      <w:pPr>
+        <w:rPr>
+          <w:rFonts w:ascii="Segoe UI Symbol" w:hAnsi="Segoe UI Symbol" w:cs="Segoe UI Symbol"/>
+        </w:rPr>
+      </w:pPr>
+      <w:r>
+        <w:rPr>
+          <w:rFonts w:ascii="Segoe UI Symbol" w:hAnsi="Segoe UI Symbol" w:cs="Segoe UI Symbol"/>
+        </w:rPr>
+        <w:t xml:space="preserve">What is variable hoisting </w:t>
+      </w:r>
+    </w:p>
+    <w:p>
+      <w:pPr>
+        <w:pStyle w:val="ListParagraph"/>
+        <w:numPr>
+          <w:ilvl w:val="0"/>
+          <w:numId w:val="5"/>
+        </w:numPr>
+        <w:rPr>
+          <w:rFonts w:ascii="Segoe UI Symbol" w:hAnsi="Segoe UI Symbol" w:cs="Segoe UI Symbol"/>
+        </w:rPr>
+      </w:pPr>
+      <w:r>
+        <w:rPr>
+          <w:rFonts w:ascii="Segoe UI Symbol" w:hAnsi="Segoe UI Symbol" w:cs="Segoe UI Symbol"/>
+        </w:rPr>
+        <w:t>If we declared any variable by using ‘var’ keyword and we access it before it’s declaration.</w:t>
+      </w:r>
+    </w:p>
+    <w:p>
+      <w:pPr>
+        <w:pStyle w:val="ListParagraph"/>
+        <w:numPr>
+          <w:ilvl w:val="0"/>
+          <w:numId w:val="5"/>
+        </w:numPr>
+        <w:rPr>
+          <w:rFonts w:ascii="Segoe UI Symbol" w:hAnsi="Segoe UI Symbol" w:cs="Segoe UI Symbol"/>
+        </w:rPr>
+      </w:pPr>
+      <w:r>
+        <w:rPr>
+          <w:rFonts w:ascii="Segoe UI Symbol" w:hAnsi="Segoe UI Symbol" w:cs="Segoe UI Symbol"/>
+        </w:rPr>
+        <w:t xml:space="preserve">The declaration will move to the top and it will give output as </w:t>
+      </w:r>
+      <w:r>
+        <w:rPr>
+          <w:rFonts w:ascii="Segoe UI Symbol" w:hAnsi="Segoe UI Symbol" w:cs="Segoe UI Symbol"/>
+        </w:rPr>
+        <w:t>‘undefined’.</w:t>
+      </w:r>
+    </w:p>
+    <w:p>
+      <w:pPr>
+        <w:pStyle w:val="ListParagraph"/>
+        <w:numPr>
+          <w:ilvl w:val="0"/>
+          <w:numId w:val="5"/>
+        </w:numPr>
+        <w:rPr>
+          <w:rFonts w:ascii="Segoe UI Symbol" w:hAnsi="Segoe UI Symbol" w:cs="Segoe UI Symbol"/>
+        </w:rPr>
+      </w:pPr>
+      <w:r>
+        <w:rPr>
+          <w:rFonts w:ascii="Segoe UI Symbol" w:hAnsi="Segoe UI Symbol" w:cs="Segoe UI Symbol"/>
+        </w:rPr>
+        <w:t>This process is called “variable hosting”.</w:t>
+      </w:r>
+    </w:p>
+    <w:p>
+      <w:pPr>
+        <w:rPr>
+          <w:rFonts w:ascii="Segoe UI Symbol" w:hAnsi="Segoe UI Symbol" w:cs="Segoe UI Symbol"/>
+        </w:rPr>
+      </w:pPr>
+      <w:r>
+        <w:rPr>
+          <w:rFonts w:ascii="Segoe UI Symbol" w:hAnsi="Segoe UI Symbol" w:cs="Segoe UI Symbol"/>
+        </w:rPr>
+        <w:t>Eg:</w:t>
+      </w:r>
+    </w:p>
+    <w:p>
+      <w:pPr>
+        <w:shd w:val="clear" w:color="auto" w:fill="121314"/>
+        <w:spacing w:after="0" w:line="270" w:lineRule="atLeast"/>
+        <w:rPr>
+          <w:rFonts w:ascii="Menlo" w:eastAsia="Times New Roman" w:hAnsi="Menlo" w:cs="Menlo"/>
+          <w:color w:val="BBBEBF"/>
+          <w:kern w:val="0"/>
+          <w:sz w:val="18"/>
+          <w:szCs w:val="18"/>
+          <w:lang w:eastAsia="en-GB"/>
+          <w14:ligatures w14:val="none"/>
+        </w:rPr>
+      </w:pPr>
+      <w:r>
+        <w:rPr>
+          <w:rFonts w:ascii="Menlo" w:eastAsia="Times New Roman" w:hAnsi="Menlo" w:cs="Menlo"/>
+          <w:color w:val="79C0FF"/>
+          <w:kern w:val="0"/>
+          <w:sz w:val="18"/>
+          <w:szCs w:val="18"/>
+          <w:lang w:eastAsia="en-GB"/>
+          <w14:ligatures w14:val="none"/>
+        </w:rPr>
+        <w:t>console</w:t>
+      </w:r>
+      <w:r>
+        <w:rPr>
+          <w:rFonts w:ascii="Menlo" w:eastAsia="Times New Roman" w:hAnsi="Menlo" w:cs="Menlo"/>
+          <w:color w:val="BBBEBF"/>
+          <w:kern w:val="0"/>
+          <w:sz w:val="18"/>
+          <w:szCs w:val="18"/>
+          <w:lang w:eastAsia="en-GB"/>
+          <w14:ligatures w14:val="none"/>
+        </w:rPr>
+        <w:t>.</w:t>
+      </w:r>
+      <w:r>
+        <w:rPr>
+          <w:rFonts w:ascii="Menlo" w:eastAsia="Times New Roman" w:hAnsi="Menlo" w:cs="Menlo"/>
+          <w:color w:val="D2A8FF"/>
+          <w:kern w:val="0"/>
+          <w:sz w:val="18"/>
+          <w:szCs w:val="18"/>
+          <w:lang w:eastAsia="en-GB"/>
+          <w14:ligatures w14:val="none"/>
+        </w:rPr>
+        <w:t>log</w:t>
+      </w:r>
+      <w:r>
+        <w:rPr>
+          <w:rFonts w:ascii="Menlo" w:eastAsia="Times New Roman" w:hAnsi="Menlo" w:cs="Menlo"/>
+          <w:color w:val="BBBEBF"/>
+          <w:kern w:val="0"/>
+          <w:sz w:val="18"/>
+          <w:szCs w:val="18"/>
+          <w:lang w:eastAsia="en-GB"/>
+          <w14:ligatures w14:val="none"/>
+        </w:rPr>
+        <w:t>(</w:t>
+      </w:r>
+      <w:r>
+        <w:rPr>
+          <w:rFonts w:ascii="Menlo" w:eastAsia="Times New Roman" w:hAnsi="Menlo" w:cs="Menlo"/>
+          <w:color w:val="C9D1D9"/>
+          <w:kern w:val="0"/>
+          <w:sz w:val="18"/>
+          <w:szCs w:val="18"/>
+          <w:lang w:eastAsia="en-GB"/>
+          <w14:ligatures w14:val="none"/>
+        </w:rPr>
+        <w:t>x</w:t>
+      </w:r>
+      <w:r>
+        <w:rPr>
+          <w:rFonts w:ascii="Menlo" w:eastAsia="Times New Roman" w:hAnsi="Menlo" w:cs="Menlo"/>
+          <w:color w:val="BBBEBF"/>
+          <w:kern w:val="0"/>
+          <w:sz w:val="18"/>
+          <w:szCs w:val="18"/>
+          <w:lang w:eastAsia="en-GB"/>
+          <w14:ligatures w14:val="none"/>
+        </w:rPr>
+        <w:t xml:space="preserve">); </w:t>
+      </w:r>
+      <w:r>
+        <w:rPr>
+          <w:rFonts w:ascii="Menlo" w:eastAsia="Times New Roman" w:hAnsi="Menlo" w:cs="Menlo"/>
+          <w:color w:val="8B949E"/>
+          <w:kern w:val="0"/>
+          <w:sz w:val="18"/>
+          <w:szCs w:val="18"/>
+          <w:lang w:eastAsia="en-GB"/>
+          <w14:ligatures w14:val="none"/>
+        </w:rPr>
+        <w:t>//undefined</w:t>
+      </w:r>
+    </w:p>
+    <w:p>
+      <w:pPr>
+        <w:shd w:val="clear" w:color="auto" w:fill="121314"/>
+        <w:spacing w:after="0" w:line="270" w:lineRule="atLeast"/>
+        <w:rPr>
+          <w:rFonts w:ascii="Menlo" w:eastAsia="Times New Roman" w:hAnsi="Menlo" w:cs="Menlo"/>
+          <w:color w:val="BBBEBF"/>
+          <w:kern w:val="0"/>
+          <w:sz w:val="18"/>
+          <w:szCs w:val="18"/>
+          <w:lang w:eastAsia="en-GB"/>
+          <w14:ligatures w14:val="none"/>
+        </w:rPr>
+      </w:pPr>
+      <w:r>
+        <w:rPr>
+          <w:rFonts w:ascii="Menlo" w:eastAsia="Times New Roman" w:hAnsi="Menlo" w:cs="Menlo"/>
+          <w:color w:val="FF7B72"/>
+          <w:kern w:val="0"/>
+          <w:sz w:val="18"/>
+          <w:szCs w:val="18"/>
+          <w:lang w:eastAsia="en-GB"/>
+          <w14:ligatures w14:val="none"/>
+        </w:rPr>
+        <w:t>var</w:t>
+      </w:r>
+      <w:r>
+        <w:rPr>
+          <w:rFonts w:ascii="Menlo" w:eastAsia="Times New Roman" w:hAnsi="Menlo" w:cs="Menlo"/>
+          <w:color w:val="BBBEBF"/>
+          <w:kern w:val="0"/>
+          <w:sz w:val="18"/>
+          <w:szCs w:val="18"/>
+          <w:lang w:eastAsia="en-GB"/>
+          <w14:ligatures w14:val="none"/>
+        </w:rPr>
+        <w:t xml:space="preserve"> </w:t>
+      </w:r>
+      <w:r>
+        <w:rPr>
+          <w:rFonts w:ascii="Menlo" w:eastAsia="Times New Roman" w:hAnsi="Menlo" w:cs="Menlo"/>
+          <w:color w:val="C9D1D9"/>
+          <w:kern w:val="0"/>
+          <w:sz w:val="18"/>
+          <w:szCs w:val="18"/>
+          <w:lang w:eastAsia="en-GB"/>
+          <w14:ligatures w14:val="none"/>
+        </w:rPr>
+        <w:t>x</w:t>
+      </w:r>
+      <w:r>
+        <w:rPr>
+          <w:rFonts w:ascii="Menlo" w:eastAsia="Times New Roman" w:hAnsi="Menlo" w:cs="Menlo"/>
+          <w:color w:val="BBBEBF"/>
+          <w:kern w:val="0"/>
+          <w:sz w:val="18"/>
+          <w:szCs w:val="18"/>
+          <w:lang w:eastAsia="en-GB"/>
+          <w14:ligatures w14:val="none"/>
+        </w:rPr>
+        <w:t>;</w:t>
+      </w:r>
+    </w:p>
+    <w:p>
+      <w:pPr>
+        <w:shd w:val="clear" w:color="auto" w:fill="121314"/>
+        <w:spacing w:after="0" w:line="270" w:lineRule="atLeast"/>
+        <w:rPr>
+          <w:rFonts w:ascii="Menlo" w:eastAsia="Times New Roman" w:hAnsi="Menlo" w:cs="Menlo"/>
+          <w:color w:val="BBBEBF"/>
+          <w:kern w:val="0"/>
+          <w:sz w:val="18"/>
+          <w:szCs w:val="18"/>
+          <w:lang w:eastAsia="en-GB"/>
+          <w14:ligatures w14:val="none"/>
+        </w:rPr>
+      </w:pPr>
+    </w:p>
+    <w:p>
+      <w:pPr>
+        <w:shd w:val="clear" w:color="auto" w:fill="121314"/>
+        <w:spacing w:after="0" w:line="270" w:lineRule="atLeast"/>
+        <w:rPr>
+          <w:rFonts w:ascii="Menlo" w:eastAsia="Times New Roman" w:hAnsi="Menlo" w:cs="Menlo"/>
+          <w:color w:val="BBBEBF"/>
+          <w:kern w:val="0"/>
+          <w:sz w:val="18"/>
+          <w:szCs w:val="18"/>
+          <w:lang w:eastAsia="en-GB"/>
+          <w14:ligatures w14:val="none"/>
+        </w:rPr>
+      </w:pPr>
+      <w:r>
+        <w:rPr>
+          <w:rFonts w:ascii="Menlo" w:eastAsia="Times New Roman" w:hAnsi="Menlo" w:cs="Menlo"/>
+          <w:color w:val="79C0FF"/>
+          <w:kern w:val="0"/>
+          <w:sz w:val="18"/>
+          <w:szCs w:val="18"/>
+          <w:lang w:eastAsia="en-GB"/>
+          <w14:ligatures w14:val="none"/>
+        </w:rPr>
+        <w:t>console</w:t>
+      </w:r>
+      <w:r>
+        <w:rPr>
+          <w:rFonts w:ascii="Menlo" w:eastAsia="Times New Roman" w:hAnsi="Menlo" w:cs="Menlo"/>
+          <w:color w:val="BBBEBF"/>
+          <w:kern w:val="0"/>
+          <w:sz w:val="18"/>
+          <w:szCs w:val="18"/>
+          <w:lang w:eastAsia="en-GB"/>
+          <w14:ligatures w14:val="none"/>
+        </w:rPr>
+        <w:t>.</w:t>
+      </w:r>
+      <w:r>
+        <w:rPr>
+          <w:rFonts w:ascii="Menlo" w:eastAsia="Times New Roman" w:hAnsi="Menlo" w:cs="Menlo"/>
+          <w:color w:val="D2A8FF"/>
+          <w:kern w:val="0"/>
+          <w:sz w:val="18"/>
+          <w:szCs w:val="18"/>
+          <w:lang w:eastAsia="en-GB"/>
+          <w14:ligatures w14:val="none"/>
+        </w:rPr>
+        <w:t>log</w:t>
+      </w:r>
+      <w:r>
+        <w:rPr>
+          <w:rFonts w:ascii="Menlo" w:eastAsia="Times New Roman" w:hAnsi="Menlo" w:cs="Menlo"/>
+          <w:color w:val="BBBEBF"/>
+          <w:kern w:val="0"/>
+          <w:sz w:val="18"/>
+          <w:szCs w:val="18"/>
+          <w:lang w:eastAsia="en-GB"/>
+          <w14:ligatures w14:val="none"/>
+        </w:rPr>
+        <w:t>(</w:t>
+      </w:r>
+      <w:r>
+        <w:rPr>
+          <w:rFonts w:ascii="Menlo" w:eastAsia="Times New Roman" w:hAnsi="Menlo" w:cs="Menlo"/>
+          <w:color w:val="C9D1D9"/>
+          <w:kern w:val="0"/>
+          <w:sz w:val="18"/>
+          <w:szCs w:val="18"/>
+          <w:lang w:eastAsia="en-GB"/>
+          <w14:ligatures w14:val="none"/>
+        </w:rPr>
+        <w:t>y</w:t>
+      </w:r>
+      <w:r>
+        <w:rPr>
+          <w:rFonts w:ascii="Menlo" w:eastAsia="Times New Roman" w:hAnsi="Menlo" w:cs="Menlo"/>
+          <w:color w:val="BBBEBF"/>
+          <w:kern w:val="0"/>
+          <w:sz w:val="18"/>
+          <w:szCs w:val="18"/>
+          <w:lang w:eastAsia="en-GB"/>
+          <w14:ligatures w14:val="none"/>
+        </w:rPr>
+        <w:t>);</w:t>
+      </w:r>
+      <w:r>
+        <w:rPr>
+          <w:rFonts w:ascii="Menlo" w:eastAsia="Times New Roman" w:hAnsi="Menlo" w:cs="Menlo"/>
+          <w:color w:val="8B949E"/>
+          <w:kern w:val="0"/>
+          <w:sz w:val="18"/>
+          <w:szCs w:val="18"/>
+          <w:lang w:eastAsia="en-GB"/>
+          <w14:ligatures w14:val="none"/>
+        </w:rPr>
+        <w:t>//undefined</w:t>
+      </w:r>
+    </w:p>
+    <w:p>
+      <w:pPr>
+        <w:shd w:val="clear" w:color="auto" w:fill="121314"/>
+        <w:spacing w:after="0" w:line="270" w:lineRule="atLeast"/>
+        <w:rPr>
+          <w:rFonts w:ascii="Menlo" w:eastAsia="Times New Roman" w:hAnsi="Menlo" w:cs="Menlo"/>
+          <w:color w:val="BBBEBF"/>
+          <w:kern w:val="0"/>
+          <w:sz w:val="18"/>
+          <w:szCs w:val="18"/>
+          <w:lang w:eastAsia="en-GB"/>
+          <w14:ligatures w14:val="none"/>
+        </w:rPr>
+      </w:pPr>
+      <w:r>
+        <w:rPr>
+          <w:rFonts w:ascii="Menlo" w:eastAsia="Times New Roman" w:hAnsi="Menlo" w:cs="Menlo"/>
+          <w:color w:val="FF7B72"/>
+          <w:kern w:val="0"/>
+          <w:sz w:val="18"/>
+          <w:szCs w:val="18"/>
+          <w:lang w:eastAsia="en-GB"/>
+          <w14:ligatures w14:val="none"/>
+        </w:rPr>
+        <w:t>var</w:t>
+      </w:r>
+      <w:r>
+        <w:rPr>
+          <w:rFonts w:ascii="Menlo" w:eastAsia="Times New Roman" w:hAnsi="Menlo" w:cs="Menlo"/>
+          <w:color w:val="BBBEBF"/>
+          <w:kern w:val="0"/>
+          <w:sz w:val="18"/>
+          <w:szCs w:val="18"/>
+          <w:lang w:eastAsia="en-GB"/>
+          <w14:ligatures w14:val="none"/>
+        </w:rPr>
+        <w:t xml:space="preserve"> </w:t>
+      </w:r>
+      <w:r>
+        <w:rPr>
+          <w:rFonts w:ascii="Menlo" w:eastAsia="Times New Roman" w:hAnsi="Menlo" w:cs="Menlo"/>
+          <w:color w:val="C9D1D9"/>
+          <w:kern w:val="0"/>
+          <w:sz w:val="18"/>
+          <w:szCs w:val="18"/>
+          <w:lang w:eastAsia="en-GB"/>
+          <w14:ligatures w14:val="none"/>
+        </w:rPr>
+        <w:t>y</w:t>
+      </w:r>
+      <w:r>
+        <w:rPr>
+          <w:rFonts w:ascii="Menlo" w:eastAsia="Times New Roman" w:hAnsi="Menlo" w:cs="Menlo"/>
+          <w:color w:val="BBBEBF"/>
+          <w:kern w:val="0"/>
+          <w:sz w:val="18"/>
+          <w:szCs w:val="18"/>
+          <w:lang w:eastAsia="en-GB"/>
+          <w14:ligatures w14:val="none"/>
+        </w:rPr>
+        <w:t>;</w:t>
+      </w:r>
+    </w:p>
+    <w:p>
+      <w:pPr>
+        <w:shd w:val="clear" w:color="auto" w:fill="121314"/>
+        <w:spacing w:after="0" w:line="270" w:lineRule="atLeast"/>
+        <w:rPr>
+          <w:rFonts w:ascii="Menlo" w:eastAsia="Times New Roman" w:hAnsi="Menlo" w:cs="Menlo"/>
+          <w:color w:val="BBBEBF"/>
+          <w:kern w:val="0"/>
+          <w:sz w:val="18"/>
+          <w:szCs w:val="18"/>
+          <w:lang w:eastAsia="en-GB"/>
+          <w14:ligatures w14:val="none"/>
+        </w:rPr>
+      </w:pPr>
+    </w:p>
+    <w:p>
+      <w:pPr>
+        <w:rPr>
+          <w:rFonts w:ascii="Segoe UI Symbol" w:hAnsi="Segoe UI Symbol" w:cs="Segoe UI Symbol"/>
+        </w:rPr>
+      </w:pPr>
+    </w:p>
+    <w:p>
+      <w:pPr>
+        <w:rPr>
+          <w:rFonts w:ascii="Segoe UI Symbol" w:hAnsi="Segoe UI Symbol" w:cs="Segoe UI Symbol"/>
+        </w:rPr>
+      </w:pPr>
+      <w:r>
+        <w:rPr>
+          <w:rFonts w:ascii="Segoe UI Symbol" w:hAnsi="Segoe UI Symbol" w:cs="Segoe UI Symbol"/>
+        </w:rPr>
+        <w:lastRenderedPageBreak/>
+        <w:t>question:</w:t>
+      </w:r>
+    </w:p>
+    <w:p>
+      <w:pPr>
+        <w:pStyle w:val="ListParagraph"/>
+        <w:numPr>
+          <w:ilvl w:val="0"/>
+          <w:numId w:val="8"/>
+        </w:numPr>
+        <w:rPr>
+          <w:rFonts w:ascii="Segoe UI Symbol" w:hAnsi="Segoe UI Symbol" w:cs="Segoe UI Symbol"/>
+        </w:rPr>
+      </w:pPr>
+      <w:r>
+        <w:rPr>
+          <w:rFonts w:ascii="Segoe UI Symbol" w:hAnsi="Segoe UI Symbol" w:cs="Segoe UI Symbol"/>
+        </w:rPr>
+        <w:t xml:space="preserve">Var vs let vs </w:t>
+      </w:r>
+      <w:proofErr w:type="spellStart"/>
+      <w:r>
+        <w:rPr>
+          <w:rFonts w:ascii="Segoe UI Symbol" w:hAnsi="Segoe UI Symbol" w:cs="Segoe UI Symbol"/>
+        </w:rPr>
+        <w:t>const</w:t>
+      </w:r>
+      <w:proofErr w:type="spellEnd"/>
+    </w:p>
+    <w:p>
+      <w:pPr>
+        <w:pStyle w:val="ListParagraph"/>
+        <w:numPr>
+          <w:ilvl w:val="0"/>
+          <w:numId w:val="8"/>
+        </w:numPr>
+        <w:rPr>
+          <w:rFonts w:ascii="Segoe UI Symbol" w:hAnsi="Segoe UI Symbol" w:cs="Segoe UI Symbol"/>
+        </w:rPr>
+      </w:pPr>
+      <w:r>
+        <w:rPr>
+          <w:rFonts w:ascii="Segoe UI Symbol" w:hAnsi="Segoe UI Symbol" w:cs="Segoe UI Symbol"/>
+        </w:rPr>
+        <w:t xml:space="preserve">Undefined vs null </w:t>
+      </w:r>
+    </w:p>
+    <w:p>
+      <w:pPr>
+        <w:pStyle w:val="ListParagraph"/>
+        <w:numPr>
+          <w:ilvl w:val="0"/>
+          <w:numId w:val="8"/>
+        </w:numPr>
+        <w:rPr>
+          <w:rFonts w:ascii="Segoe UI Symbol" w:hAnsi="Segoe UI Symbol" w:cs="Segoe UI Symbol"/>
+        </w:rPr>
+      </w:pPr>
+      <w:r>
+        <w:rPr>
+          <w:rFonts w:ascii="Segoe UI Symbol" w:hAnsi="Segoe UI Symbol" w:cs="Segoe UI Symbol"/>
+        </w:rPr>
+        <w:t>How to know the datatype</w:t>
+      </w:r>
+    </w:p>
+    <w:p>
+      <w:pPr>
+        <w:pStyle w:val="ListParagraph"/>
+        <w:numPr>
+          <w:ilvl w:val="0"/>
+          <w:numId w:val="8"/>
+        </w:numPr>
+        <w:rPr>
+          <w:rFonts w:ascii="Segoe UI Symbol" w:hAnsi="Segoe UI Symbol" w:cs="Segoe UI Symbol"/>
+        </w:rPr>
+      </w:pPr>
+      <w:r>
+        <w:rPr>
+          <w:rFonts w:ascii="Segoe UI Symbol" w:hAnsi="Segoe UI Symbol" w:cs="Segoe UI Symbol"/>
+        </w:rPr>
+        <w:t xml:space="preserve">Lexical scoping </w:t>
+      </w:r>
+    </w:p>
+    <w:p>
+      <w:pPr>
+        <w:pStyle w:val="ListParagraph"/>
+        <w:numPr>
+          <w:ilvl w:val="0"/>
+          <w:numId w:val="8"/>
+        </w:numPr>
+        <w:rPr>
+          <w:rFonts w:ascii="Segoe UI Symbol" w:hAnsi="Segoe UI Symbol" w:cs="Segoe UI Symbol"/>
+        </w:rPr>
+      </w:pPr>
+      <w:r>
+        <w:rPr>
+          <w:rFonts w:ascii="Segoe UI Symbol" w:hAnsi="Segoe UI Symbol" w:cs="Segoe UI Symbol"/>
+        </w:rPr>
+        <w:t>Higher order and callback function</w:t>
+      </w:r>
+    </w:p>
+    <w:p>
+      <w:pPr>
+        <w:rPr>
+          <w:rFonts w:ascii="Segoe UI Symbol" w:hAnsi="Segoe UI Symbol" w:cs="Segoe UI Symbol"/>
+        </w:rPr>
+      </w:pPr>
+    </w:p>
+    <w:p>
+      <w:pPr>
+        <w:rPr>
+          <w:rFonts w:ascii="Segoe UI Symbol" w:hAnsi="Segoe UI Symbol" w:cs="Segoe UI Symbol"/>
+          <w:b/>
+          <w:bCs/>
+          <w:u w:val="single"/>
+        </w:rPr>
+      </w:pPr>
+      <w:r>
+        <w:rPr>
+          <w:rFonts w:ascii="Segoe UI Symbol" w:hAnsi="Segoe UI Symbol" w:cs="Segoe UI Symbol"/>
+          <w:b/>
+          <w:bCs/>
+          <w:u w:val="single"/>
+        </w:rPr>
+        <w:t>IIFE</w:t>
+      </w:r>
+      <w:r>
+        <w:rPr>
+          <w:rFonts w:ascii="Segoe UI Symbol" w:hAnsi="Segoe UI Symbol" w:cs="Segoe UI Symbol"/>
+          <w:b/>
+          <w:bCs/>
+          <w:u w:val="single"/>
+        </w:rPr>
+        <w:t xml:space="preserve"> </w:t>
+      </w:r>
+      <w:r>
+        <w:rPr>
+          <w:rFonts w:ascii="Segoe UI Symbol" w:hAnsi="Segoe UI Symbol" w:cs="Segoe UI Symbol"/>
+          <w:b/>
+          <w:bCs/>
+          <w:u w:val="single"/>
+        </w:rPr>
+        <w:t>(Immediate invoke Function expression):</w:t>
+      </w:r>
+    </w:p>
+    <w:p>
+      <w:pPr>
+        <w:pStyle w:val="ListParagraph"/>
+        <w:numPr>
+          <w:ilvl w:val="0"/>
+          <w:numId w:val="9"/>
+        </w:numPr>
+        <w:rPr>
+          <w:rFonts w:ascii="Segoe UI Symbol" w:hAnsi="Segoe UI Symbol" w:cs="Segoe UI Symbol"/>
+        </w:rPr>
+      </w:pPr>
+      <w:r>
+        <w:rPr>
+          <w:rFonts w:ascii="Segoe UI Symbol" w:hAnsi="Segoe UI Symbol" w:cs="Segoe UI Symbol"/>
+        </w:rPr>
+        <w:t>This function executes only once.</w:t>
+      </w:r>
+    </w:p>
+    <w:p>
+      <w:pPr>
+        <w:ind w:left="360"/>
+        <w:rPr>
+          <w:rFonts w:ascii="Segoe UI Symbol" w:hAnsi="Segoe UI Symbol" w:cs="Segoe UI Symbol"/>
+        </w:rPr>
+      </w:pPr>
+      <w:r>
+        <w:rPr>
+          <w:rFonts w:ascii="Segoe UI Symbol" w:hAnsi="Segoe UI Symbol" w:cs="Segoe UI Symbol"/>
+        </w:rPr>
+        <w:t>Ex:</w:t>
+      </w:r>
+    </w:p>
+    <w:p>
+      <w:pPr>
+        <w:shd w:val="clear" w:color="auto" w:fill="121314"/>
+        <w:spacing w:after="0" w:line="270" w:lineRule="atLeast"/>
+        <w:rPr>
+          <w:rFonts w:ascii="Menlo" w:eastAsia="Times New Roman" w:hAnsi="Menlo" w:cs="Menlo"/>
+          <w:color w:val="BBBEBF"/>
+          <w:kern w:val="0"/>
+          <w:sz w:val="18"/>
+          <w:szCs w:val="18"/>
+          <w:lang w:eastAsia="en-GB"/>
+          <w14:ligatures w14:val="none"/>
+        </w:rPr>
+      </w:pPr>
+      <w:r>
+        <w:rPr>
+          <w:rFonts w:ascii="Menlo" w:eastAsia="Times New Roman" w:hAnsi="Menlo" w:cs="Menlo"/>
+          <w:color w:val="BBBEBF"/>
+          <w:kern w:val="0"/>
+          <w:sz w:val="18"/>
+          <w:szCs w:val="18"/>
+          <w:lang w:eastAsia="en-GB"/>
+          <w14:ligatures w14:val="none"/>
+        </w:rPr>
+        <w:t>(</w:t>
+      </w:r>
+    </w:p>
+    <w:p>
+      <w:pPr>
+        <w:shd w:val="clear" w:color="auto" w:fill="121314"/>
+        <w:spacing w:after="0" w:line="270" w:lineRule="atLeast"/>
+        <w:rPr>
+          <w:rFonts w:ascii="Menlo" w:eastAsia="Times New Roman" w:hAnsi="Menlo" w:cs="Menlo"/>
+          <w:color w:val="BBBEBF"/>
+          <w:kern w:val="0"/>
+          <w:sz w:val="18"/>
+          <w:szCs w:val="18"/>
+          <w:lang w:eastAsia="en-GB"/>
+          <w14:ligatures w14:val="none"/>
+        </w:rPr>
+      </w:pPr>
+      <w:r>
+        <w:rPr>
+          <w:rFonts w:ascii="Menlo" w:eastAsia="Times New Roman" w:hAnsi="Menlo" w:cs="Menlo"/>
+          <w:color w:val="BBBEBF"/>
+          <w:kern w:val="0"/>
+          <w:sz w:val="18"/>
+          <w:szCs w:val="18"/>
+          <w:lang w:eastAsia="en-GB"/>
+          <w14:ligatures w14:val="none"/>
+        </w:rPr>
+        <w:t xml:space="preserve">  </w:t>
+      </w:r>
+      <w:r>
+        <w:rPr>
+          <w:rFonts w:ascii="Menlo" w:eastAsia="Times New Roman" w:hAnsi="Menlo" w:cs="Menlo"/>
+          <w:color w:val="FF7B72"/>
+          <w:kern w:val="0"/>
+          <w:sz w:val="18"/>
+          <w:szCs w:val="18"/>
+          <w:lang w:eastAsia="en-GB"/>
+          <w14:ligatures w14:val="none"/>
+        </w:rPr>
+        <w:t>function</w:t>
+      </w:r>
+      <w:r>
+        <w:rPr>
+          <w:rFonts w:ascii="Menlo" w:eastAsia="Times New Roman" w:hAnsi="Menlo" w:cs="Menlo"/>
+          <w:color w:val="BBBEBF"/>
+          <w:kern w:val="0"/>
+          <w:sz w:val="18"/>
+          <w:szCs w:val="18"/>
+          <w:lang w:eastAsia="en-GB"/>
+          <w14:ligatures w14:val="none"/>
+        </w:rPr>
+        <w:t>()</w:t>
+      </w:r>
+    </w:p>
+    <w:p>
+      <w:pPr>
+        <w:shd w:val="clear" w:color="auto" w:fill="121314"/>
+        <w:spacing w:after="0" w:line="270" w:lineRule="atLeast"/>
+        <w:rPr>
+          <w:rFonts w:ascii="Menlo" w:eastAsia="Times New Roman" w:hAnsi="Menlo" w:cs="Menlo"/>
+          <w:color w:val="BBBEBF"/>
+          <w:kern w:val="0"/>
+          <w:sz w:val="18"/>
+          <w:szCs w:val="18"/>
+          <w:lang w:eastAsia="en-GB"/>
+          <w14:ligatures w14:val="none"/>
+        </w:rPr>
+      </w:pPr>
+      <w:r>
+        <w:rPr>
+          <w:rFonts w:ascii="Menlo" w:eastAsia="Times New Roman" w:hAnsi="Menlo" w:cs="Menlo"/>
+          <w:color w:val="BBBEBF"/>
+          <w:kern w:val="0"/>
+          <w:sz w:val="18"/>
+          <w:szCs w:val="18"/>
+          <w:lang w:eastAsia="en-GB"/>
+          <w14:ligatures w14:val="none"/>
+        </w:rPr>
+        <w:t xml:space="preserve">  </w:t>
+      </w:r>
+      <w:r>
+        <w:rPr>
+          <w:rFonts w:ascii="Menlo" w:eastAsia="Times New Roman" w:hAnsi="Menlo" w:cs="Menlo"/>
+          <w:color w:val="C9D1D9"/>
+          <w:kern w:val="0"/>
+          <w:sz w:val="18"/>
+          <w:szCs w:val="18"/>
+          <w:lang w:eastAsia="en-GB"/>
+          <w14:ligatures w14:val="none"/>
+        </w:rPr>
+        <w:t>{</w:t>
+      </w:r>
+    </w:p>
+    <w:p>
+      <w:pPr>
+        <w:shd w:val="clear" w:color="auto" w:fill="121314"/>
+        <w:spacing w:after="0" w:line="270" w:lineRule="atLeast"/>
+        <w:rPr>
+          <w:rFonts w:ascii="Menlo" w:eastAsia="Times New Roman" w:hAnsi="Menlo" w:cs="Menlo"/>
+          <w:color w:val="BBBEBF"/>
+          <w:kern w:val="0"/>
+          <w:sz w:val="18"/>
+          <w:szCs w:val="18"/>
+          <w:lang w:eastAsia="en-GB"/>
+          <w14:ligatures w14:val="none"/>
+        </w:rPr>
+      </w:pPr>
+      <w:r>
+        <w:rPr>
+          <w:rFonts w:ascii="Menlo" w:eastAsia="Times New Roman" w:hAnsi="Menlo" w:cs="Menlo"/>
+          <w:color w:val="C9D1D9"/>
+          <w:kern w:val="0"/>
+          <w:sz w:val="18"/>
+          <w:szCs w:val="18"/>
+          <w:lang w:eastAsia="en-GB"/>
+          <w14:ligatures w14:val="none"/>
+        </w:rPr>
+        <w:t xml:space="preserve">  </w:t>
+      </w:r>
+      <w:r>
+        <w:rPr>
+          <w:rFonts w:ascii="Menlo" w:eastAsia="Times New Roman" w:hAnsi="Menlo" w:cs="Menlo"/>
+          <w:color w:val="79C0FF"/>
+          <w:kern w:val="0"/>
+          <w:sz w:val="18"/>
+          <w:szCs w:val="18"/>
+          <w:lang w:eastAsia="en-GB"/>
+          <w14:ligatures w14:val="none"/>
+        </w:rPr>
+        <w:t>console</w:t>
+      </w:r>
+      <w:r>
+        <w:rPr>
+          <w:rFonts w:ascii="Menlo" w:eastAsia="Times New Roman" w:hAnsi="Menlo" w:cs="Menlo"/>
+          <w:color w:val="C9D1D9"/>
+          <w:kern w:val="0"/>
+          <w:sz w:val="18"/>
+          <w:szCs w:val="18"/>
+          <w:lang w:eastAsia="en-GB"/>
+          <w14:ligatures w14:val="none"/>
+        </w:rPr>
+        <w:t>.</w:t>
+      </w:r>
+      <w:r>
+        <w:rPr>
+          <w:rFonts w:ascii="Menlo" w:eastAsia="Times New Roman" w:hAnsi="Menlo" w:cs="Menlo"/>
+          <w:color w:val="D2A8FF"/>
+          <w:kern w:val="0"/>
+          <w:sz w:val="18"/>
+          <w:szCs w:val="18"/>
+          <w:lang w:eastAsia="en-GB"/>
+          <w14:ligatures w14:val="none"/>
+        </w:rPr>
+        <w:t>log</w:t>
+      </w:r>
+      <w:r>
+        <w:rPr>
+          <w:rFonts w:ascii="Menlo" w:eastAsia="Times New Roman" w:hAnsi="Menlo" w:cs="Menlo"/>
+          <w:color w:val="C9D1D9"/>
+          <w:kern w:val="0"/>
+          <w:sz w:val="18"/>
+          <w:szCs w:val="18"/>
+          <w:lang w:eastAsia="en-GB"/>
+          <w14:ligatures w14:val="none"/>
+        </w:rPr>
+        <w:t>(</w:t>
+      </w:r>
+      <w:r>
+        <w:rPr>
+          <w:rFonts w:ascii="Menlo" w:eastAsia="Times New Roman" w:hAnsi="Menlo" w:cs="Menlo"/>
+          <w:color w:val="A5D6FF"/>
+          <w:kern w:val="0"/>
+          <w:sz w:val="18"/>
+          <w:szCs w:val="18"/>
+          <w:lang w:eastAsia="en-GB"/>
+          <w14:ligatures w14:val="none"/>
+        </w:rPr>
+        <w:t>"database connected"</w:t>
+      </w:r>
+      <w:r>
+        <w:rPr>
+          <w:rFonts w:ascii="Menlo" w:eastAsia="Times New Roman" w:hAnsi="Menlo" w:cs="Menlo"/>
+          <w:color w:val="C9D1D9"/>
+          <w:kern w:val="0"/>
+          <w:sz w:val="18"/>
+          <w:szCs w:val="18"/>
+          <w:lang w:eastAsia="en-GB"/>
+          <w14:ligatures w14:val="none"/>
+        </w:rPr>
+        <w:t>)</w:t>
+      </w:r>
+    </w:p>
+    <w:p>
+      <w:pPr>
+        <w:shd w:val="clear" w:color="auto" w:fill="121314"/>
+        <w:spacing w:after="0" w:line="270" w:lineRule="atLeast"/>
+        <w:rPr>
+          <w:rFonts w:ascii="Menlo" w:eastAsia="Times New Roman" w:hAnsi="Menlo" w:cs="Menlo"/>
+          <w:color w:val="BBBEBF"/>
+          <w:kern w:val="0"/>
+          <w:sz w:val="18"/>
+          <w:szCs w:val="18"/>
+          <w:lang w:eastAsia="en-GB"/>
+          <w14:ligatures w14:val="none"/>
+        </w:rPr>
+      </w:pPr>
+      <w:r>
+        <w:rPr>
+          <w:rFonts w:ascii="Menlo" w:eastAsia="Times New Roman" w:hAnsi="Menlo" w:cs="Menlo"/>
+          <w:color w:val="C9D1D9"/>
+          <w:kern w:val="0"/>
+          <w:sz w:val="18"/>
+          <w:szCs w:val="18"/>
+          <w:lang w:eastAsia="en-GB"/>
+          <w14:ligatures w14:val="none"/>
+        </w:rPr>
+        <w:t xml:space="preserve">  }</w:t>
+      </w:r>
+    </w:p>
+    <w:p>
+      <w:pPr>
+        <w:shd w:val="clear" w:color="auto" w:fill="121314"/>
+        <w:spacing w:after="0" w:line="270" w:lineRule="atLeast"/>
+        <w:rPr>
+          <w:rFonts w:ascii="Menlo" w:eastAsia="Times New Roman" w:hAnsi="Menlo" w:cs="Menlo"/>
+          <w:color w:val="BBBEBF"/>
+          <w:kern w:val="0"/>
+          <w:sz w:val="18"/>
+          <w:szCs w:val="18"/>
+          <w:lang w:eastAsia="en-GB"/>
+          <w14:ligatures w14:val="none"/>
+        </w:rPr>
+      </w:pPr>
+      <w:r>
+        <w:rPr>
+          <w:rFonts w:ascii="Menlo" w:eastAsia="Times New Roman" w:hAnsi="Menlo" w:cs="Menlo"/>
+          <w:color w:val="BBBEBF"/>
+          <w:kern w:val="0"/>
+          <w:sz w:val="18"/>
+          <w:szCs w:val="18"/>
+          <w:lang w:eastAsia="en-GB"/>
+          <w14:ligatures w14:val="none"/>
+        </w:rPr>
+        <w:t>)();</w:t>
+      </w:r>
+    </w:p>
+    <w:p>
+      <w:pPr>
+        <w:shd w:val="clear" w:color="auto" w:fill="121314"/>
+        <w:spacing w:after="0" w:line="270" w:lineRule="atLeast"/>
+        <w:rPr>
+          <w:rFonts w:ascii="Menlo" w:eastAsia="Times New Roman" w:hAnsi="Menlo" w:cs="Menlo"/>
+          <w:color w:val="BBBEBF"/>
+          <w:kern w:val="0"/>
+          <w:sz w:val="18"/>
+          <w:szCs w:val="18"/>
+          <w:lang w:eastAsia="en-GB"/>
+          <w14:ligatures w14:val="none"/>
+        </w:rPr>
+      </w:pPr>
+    </w:p>
+    <w:p>
+      <w:pPr>
+        <w:shd w:val="clear" w:color="auto" w:fill="121314"/>
+        <w:spacing w:after="0" w:line="270" w:lineRule="atLeast"/>
+        <w:rPr>
+          <w:rFonts w:ascii="Menlo" w:eastAsia="Times New Roman" w:hAnsi="Menlo" w:cs="Menlo"/>
+          <w:color w:val="BBBEBF"/>
+          <w:kern w:val="0"/>
+          <w:sz w:val="18"/>
+          <w:szCs w:val="18"/>
+          <w:lang w:eastAsia="en-GB"/>
+          <w14:ligatures w14:val="none"/>
+        </w:rPr>
+      </w:pPr>
+      <w:r>
+        <w:rPr>
+          <w:rFonts w:ascii="Menlo" w:eastAsia="Times New Roman" w:hAnsi="Menlo" w:cs="Menlo"/>
+          <w:color w:val="BBBEBF"/>
+          <w:kern w:val="0"/>
+          <w:sz w:val="18"/>
+          <w:szCs w:val="18"/>
+          <w:lang w:eastAsia="en-GB"/>
+          <w14:ligatures w14:val="none"/>
+        </w:rPr>
+        <w:t>(</w:t>
+      </w:r>
+    </w:p>
+    <w:p>
+      <w:pPr>
+        <w:shd w:val="clear" w:color="auto" w:fill="121314"/>
+        <w:spacing w:after="0" w:line="270" w:lineRule="atLeast"/>
+        <w:rPr>
+          <w:rFonts w:ascii="Menlo" w:eastAsia="Times New Roman" w:hAnsi="Menlo" w:cs="Menlo"/>
+          <w:color w:val="BBBEBF"/>
+          <w:kern w:val="0"/>
+          <w:sz w:val="18"/>
+          <w:szCs w:val="18"/>
+          <w:lang w:eastAsia="en-GB"/>
+          <w14:ligatures w14:val="none"/>
+        </w:rPr>
+      </w:pPr>
+      <w:r>
+        <w:rPr>
+          <w:rFonts w:ascii="Menlo" w:eastAsia="Times New Roman" w:hAnsi="Menlo" w:cs="Menlo"/>
+          <w:color w:val="BBBEBF"/>
+          <w:kern w:val="0"/>
+          <w:sz w:val="18"/>
+          <w:szCs w:val="18"/>
+          <w:lang w:eastAsia="en-GB"/>
+          <w14:ligatures w14:val="none"/>
+        </w:rPr>
+        <w:t xml:space="preserve">  </w:t>
+      </w:r>
+      <w:r>
+        <w:rPr>
+          <w:rFonts w:ascii="Menlo" w:eastAsia="Times New Roman" w:hAnsi="Menlo" w:cs="Menlo"/>
+          <w:color w:val="FF7B72"/>
+          <w:kern w:val="0"/>
+          <w:sz w:val="18"/>
+          <w:szCs w:val="18"/>
+          <w:lang w:eastAsia="en-GB"/>
+          <w14:ligatures w14:val="none"/>
+        </w:rPr>
+        <w:t>function</w:t>
+      </w:r>
+      <w:r>
+        <w:rPr>
+          <w:rFonts w:ascii="Menlo" w:eastAsia="Times New Roman" w:hAnsi="Menlo" w:cs="Menlo"/>
+          <w:color w:val="BBBEBF"/>
+          <w:kern w:val="0"/>
+          <w:sz w:val="18"/>
+          <w:szCs w:val="18"/>
+          <w:lang w:eastAsia="en-GB"/>
+          <w14:ligatures w14:val="none"/>
+        </w:rPr>
+        <w:t>(</w:t>
+      </w:r>
+      <w:r>
+        <w:rPr>
+          <w:rFonts w:ascii="Menlo" w:eastAsia="Times New Roman" w:hAnsi="Menlo" w:cs="Menlo"/>
+          <w:color w:val="FFA657"/>
+          <w:kern w:val="0"/>
+          <w:sz w:val="18"/>
+          <w:szCs w:val="18"/>
+          <w:lang w:eastAsia="en-GB"/>
+          <w14:ligatures w14:val="none"/>
+        </w:rPr>
+        <w:t>port</w:t>
+      </w:r>
+      <w:r>
+        <w:rPr>
+          <w:rFonts w:ascii="Menlo" w:eastAsia="Times New Roman" w:hAnsi="Menlo" w:cs="Menlo"/>
+          <w:color w:val="BBBEBF"/>
+          <w:kern w:val="0"/>
+          <w:sz w:val="18"/>
+          <w:szCs w:val="18"/>
+          <w:lang w:eastAsia="en-GB"/>
+          <w14:ligatures w14:val="none"/>
+        </w:rPr>
+        <w:t>)</w:t>
+      </w:r>
+    </w:p>
+    <w:p>
+      <w:pPr>
+        <w:shd w:val="clear" w:color="auto" w:fill="121314"/>
+        <w:spacing w:after="0" w:line="270" w:lineRule="atLeast"/>
+        <w:rPr>
+          <w:rFonts w:ascii="Menlo" w:eastAsia="Times New Roman" w:hAnsi="Menlo" w:cs="Menlo"/>
+          <w:color w:val="BBBEBF"/>
+          <w:kern w:val="0"/>
+          <w:sz w:val="18"/>
+          <w:szCs w:val="18"/>
+          <w:lang w:eastAsia="en-GB"/>
+          <w14:ligatures w14:val="none"/>
+        </w:rPr>
+      </w:pPr>
+      <w:r>
+        <w:rPr>
+          <w:rFonts w:ascii="Menlo" w:eastAsia="Times New Roman" w:hAnsi="Menlo" w:cs="Menlo"/>
+          <w:color w:val="BBBEBF"/>
+          <w:kern w:val="0"/>
+          <w:sz w:val="18"/>
+          <w:szCs w:val="18"/>
+          <w:lang w:eastAsia="en-GB"/>
+          <w14:ligatures w14:val="none"/>
+        </w:rPr>
+        <w:t xml:space="preserve">  </w:t>
+      </w:r>
+      <w:r>
+        <w:rPr>
+          <w:rFonts w:ascii="Menlo" w:eastAsia="Times New Roman" w:hAnsi="Menlo" w:cs="Menlo"/>
+          <w:color w:val="C9D1D9"/>
+          <w:kern w:val="0"/>
+          <w:sz w:val="18"/>
+          <w:szCs w:val="18"/>
+          <w:lang w:eastAsia="en-GB"/>
+          <w14:ligatures w14:val="none"/>
+        </w:rPr>
+        <w:t>{</w:t>
+      </w:r>
+    </w:p>
+    <w:p>
+      <w:pPr>
+        <w:shd w:val="clear" w:color="auto" w:fill="121314"/>
+        <w:spacing w:after="0" w:line="270" w:lineRule="atLeast"/>
+        <w:rPr>
+          <w:rFonts w:ascii="Menlo" w:eastAsia="Times New Roman" w:hAnsi="Menlo" w:cs="Menlo"/>
+          <w:color w:val="BBBEBF"/>
+          <w:kern w:val="0"/>
+          <w:sz w:val="18"/>
+          <w:szCs w:val="18"/>
+          <w:lang w:eastAsia="en-GB"/>
+          <w14:ligatures w14:val="none"/>
+        </w:rPr>
+      </w:pPr>
+      <w:r>
+        <w:rPr>
+          <w:rFonts w:ascii="Menlo" w:eastAsia="Times New Roman" w:hAnsi="Menlo" w:cs="Menlo"/>
+          <w:color w:val="C9D1D9"/>
+          <w:kern w:val="0"/>
+          <w:sz w:val="18"/>
+          <w:szCs w:val="18"/>
+          <w:lang w:eastAsia="en-GB"/>
+          <w14:ligatures w14:val="none"/>
+        </w:rPr>
+        <w:t xml:space="preserve">  </w:t>
+      </w:r>
+      <w:r>
+        <w:rPr>
+          <w:rFonts w:ascii="Menlo" w:eastAsia="Times New Roman" w:hAnsi="Menlo" w:cs="Menlo"/>
+          <w:color w:val="79C0FF"/>
+          <w:kern w:val="0"/>
+          <w:sz w:val="18"/>
+          <w:szCs w:val="18"/>
+          <w:lang w:eastAsia="en-GB"/>
+          <w14:ligatures w14:val="none"/>
+        </w:rPr>
+        <w:t>console</w:t>
+      </w:r>
+      <w:r>
+        <w:rPr>
+          <w:rFonts w:ascii="Menlo" w:eastAsia="Times New Roman" w:hAnsi="Menlo" w:cs="Menlo"/>
+          <w:color w:val="C9D1D9"/>
+          <w:kern w:val="0"/>
+          <w:sz w:val="18"/>
+          <w:szCs w:val="18"/>
+          <w:lang w:eastAsia="en-GB"/>
+          <w14:ligatures w14:val="none"/>
+        </w:rPr>
+        <w:t>.</w:t>
+      </w:r>
+      <w:r>
+        <w:rPr>
+          <w:rFonts w:ascii="Menlo" w:eastAsia="Times New Roman" w:hAnsi="Menlo" w:cs="Menlo"/>
+          <w:color w:val="D2A8FF"/>
+          <w:kern w:val="0"/>
+          <w:sz w:val="18"/>
+          <w:szCs w:val="18"/>
+          <w:lang w:eastAsia="en-GB"/>
+          <w14:ligatures w14:val="none"/>
+        </w:rPr>
+        <w:t>log</w:t>
+      </w:r>
+      <w:r>
+        <w:rPr>
+          <w:rFonts w:ascii="Menlo" w:eastAsia="Times New Roman" w:hAnsi="Menlo" w:cs="Menlo"/>
+          <w:color w:val="C9D1D9"/>
+          <w:kern w:val="0"/>
+          <w:sz w:val="18"/>
+          <w:szCs w:val="18"/>
+          <w:lang w:eastAsia="en-GB"/>
+          <w14:ligatures w14:val="none"/>
+        </w:rPr>
+        <w:t>(</w:t>
+      </w:r>
+      <w:r>
+        <w:rPr>
+          <w:rFonts w:ascii="Menlo" w:eastAsia="Times New Roman" w:hAnsi="Menlo" w:cs="Menlo"/>
+          <w:color w:val="A5D6FF"/>
+          <w:kern w:val="0"/>
+          <w:sz w:val="18"/>
+          <w:szCs w:val="18"/>
+          <w:lang w:eastAsia="en-GB"/>
+          <w14:ligatures w14:val="none"/>
+        </w:rPr>
+        <w:t>"server is running on port number"</w:t>
+      </w:r>
+      <w:r>
+        <w:rPr>
+          <w:rFonts w:ascii="Menlo" w:eastAsia="Times New Roman" w:hAnsi="Menlo" w:cs="Menlo"/>
+          <w:color w:val="C9D1D9"/>
+          <w:kern w:val="0"/>
+          <w:sz w:val="18"/>
+          <w:szCs w:val="18"/>
+          <w:lang w:eastAsia="en-GB"/>
+          <w14:ligatures w14:val="none"/>
+        </w:rPr>
+        <w:t xml:space="preserve">, </w:t>
+      </w:r>
+      <w:r>
+        <w:rPr>
+          <w:rFonts w:ascii="Menlo" w:eastAsia="Times New Roman" w:hAnsi="Menlo" w:cs="Menlo"/>
+          <w:color w:val="FFA657"/>
+          <w:kern w:val="0"/>
+          <w:sz w:val="18"/>
+          <w:szCs w:val="18"/>
+          <w:lang w:eastAsia="en-GB"/>
+          <w14:ligatures w14:val="none"/>
+        </w:rPr>
+        <w:t>port</w:t>
+      </w:r>
+      <w:r>
+        <w:rPr>
+          <w:rFonts w:ascii="Menlo" w:eastAsia="Times New Roman" w:hAnsi="Menlo" w:cs="Menlo"/>
+          <w:color w:val="C9D1D9"/>
+          <w:kern w:val="0"/>
+          <w:sz w:val="18"/>
+          <w:szCs w:val="18"/>
+          <w:lang w:eastAsia="en-GB"/>
+          <w14:ligatures w14:val="none"/>
+        </w:rPr>
+        <w:t>)</w:t>
+      </w:r>
+    </w:p>
+    <w:p>
+      <w:pPr>
+        <w:shd w:val="clear" w:color="auto" w:fill="121314"/>
+        <w:spacing w:after="0" w:line="270" w:lineRule="atLeast"/>
+        <w:rPr>
+          <w:rFonts w:ascii="Menlo" w:eastAsia="Times New Roman" w:hAnsi="Menlo" w:cs="Menlo"/>
+          <w:color w:val="BBBEBF"/>
+          <w:kern w:val="0"/>
+          <w:sz w:val="18"/>
+          <w:szCs w:val="18"/>
+          <w:lang w:eastAsia="en-GB"/>
+          <w14:ligatures w14:val="none"/>
+        </w:rPr>
+      </w:pPr>
+      <w:r>
+        <w:rPr>
+          <w:rFonts w:ascii="Menlo" w:eastAsia="Times New Roman" w:hAnsi="Menlo" w:cs="Menlo"/>
+          <w:color w:val="C9D1D9"/>
+          <w:kern w:val="0"/>
+          <w:sz w:val="18"/>
+          <w:szCs w:val="18"/>
+          <w:lang w:eastAsia="en-GB"/>
+          <w14:ligatures w14:val="none"/>
+        </w:rPr>
+        <w:t xml:space="preserve">  }</w:t>
+      </w:r>
+    </w:p>
+    <w:p>
+      <w:pPr>
+        <w:shd w:val="clear" w:color="auto" w:fill="121314"/>
+        <w:spacing w:after="0" w:line="270" w:lineRule="atLeast"/>
+        <w:rPr>
+          <w:rFonts w:ascii="Menlo" w:eastAsia="Times New Roman" w:hAnsi="Menlo" w:cs="Menlo"/>
+          <w:color w:val="BBBEBF"/>
+          <w:kern w:val="0"/>
+          <w:sz w:val="18"/>
+          <w:szCs w:val="18"/>
+          <w:lang w:eastAsia="en-GB"/>
+          <w14:ligatures w14:val="none"/>
+        </w:rPr>
+      </w:pPr>
+      <w:r>
+        <w:rPr>
+          <w:rFonts w:ascii="Menlo" w:eastAsia="Times New Roman" w:hAnsi="Menlo" w:cs="Menlo"/>
+          <w:color w:val="BBBEBF"/>
+          <w:kern w:val="0"/>
+          <w:sz w:val="18"/>
+          <w:szCs w:val="18"/>
+          <w:lang w:eastAsia="en-GB"/>
+          <w14:ligatures w14:val="none"/>
+        </w:rPr>
+        <w:t>)(</w:t>
+      </w:r>
+      <w:r>
+        <w:rPr>
+          <w:rFonts w:ascii="Menlo" w:eastAsia="Times New Roman" w:hAnsi="Menlo" w:cs="Menlo"/>
+          <w:color w:val="B5CEA8"/>
+          <w:kern w:val="0"/>
+          <w:sz w:val="18"/>
+          <w:szCs w:val="18"/>
+          <w:lang w:eastAsia="en-GB"/>
+          <w14:ligatures w14:val="none"/>
+        </w:rPr>
+        <w:t>3000</w:t>
+      </w:r>
+      <w:r>
+        <w:rPr>
+          <w:rFonts w:ascii="Menlo" w:eastAsia="Times New Roman" w:hAnsi="Menlo" w:cs="Menlo"/>
+          <w:color w:val="BBBEBF"/>
+          <w:kern w:val="0"/>
+          <w:sz w:val="18"/>
+          <w:szCs w:val="18"/>
+          <w:lang w:eastAsia="en-GB"/>
+          <w14:ligatures w14:val="none"/>
+        </w:rPr>
+        <w:t>);</w:t>
+      </w:r>
     </w:p>
     <w:p>
       <w:pPr>
@@ -8874,9 +12302,95 @@
 <file path=word/numbering.xml><?xml version="1.0" encoding="utf-8"?>
 <w:numbering xmlns:wpc="http://schemas.microsoft.com/office/word/2010/wordprocessingCanvas" xmlns:cx="http://schemas.microsoft.com/office/drawing/2014/chartex" xmlns:cx1="http://schemas.microsoft.com/office/drawing/2015/9/8/chartex" xmlns:cx2="http://schemas.microsoft.com/office/drawing/2015/10/21/chartex" xmlns:cx3="http://schemas.microsoft.com/office/drawing/2016/5/9/chartex" xmlns:cx4="http://schemas.microsoft.com/office/drawing/2016/5/10/chartex" xmlns:cx5="http://schemas.microsoft.com/office/drawing/2016/5/11/chartex" xmlns:cx6="http://schemas.microsoft.com/office/drawing/2016/5/12/chartex" xmlns:cx7="http://schemas.microsoft.com/office/drawing/2016/5/13/chartex" xmlns:cx8="http://schemas.microsoft.com/office/drawing/2016/5/14/chartex" xmlns:mc="http://schemas.openxmlformats.org/markup-compatibility/2006" xmlns:m="http://schemas.openxmlformats.org/officeDocument/2006/math" xmlns:aink="http://schemas.microsoft.com/office/drawing/2016/ink" xmlns:am3d="http://schemas.microsoft.com/office/drawing/2017/model3d" xmlns:oel="http://schemas.microsoft.com/office/2019/extlst" xmlns:r="http://schemas.openxmlformats.org/officeDocument/2006/relationships" xmlns:wp14="http://schemas.microsoft.com/office/word/2010/wordprocessingDrawing" xmlns:wp="http://schemas.openxmlformats.org/drawingml/2006/wordprocessingDrawing" xmlns:wpg="http://schemas.microsoft.com/office/word/2010/wordprocessingGroup" xmlns:wpi="http://schemas.microsoft.com/office/word/2010/wordprocessingInk" xmlns:wps="http://schemas.microsoft.com/office/word/2010/wordprocessingShape" xmlns:o="urn:schemas-microsoft-com:office:office" xmlns:v="urn:schemas-microsoft-com:vml" xmlns:w10="urn:schemas-microsoft-com:office:word" xmlns:w="http://schemas.openxmlformats.org/wordprocessingml/2006/main" xmlns:w14="http://schemas.microsoft.com/office/word/2010/wordml" xmlns:w15="http://schemas.microsoft.com/office/word/2012/wordml" xmlns:w16cei="http://schemas.microsoft.com/office/word/2026/wordml/cei" xmlns:w16cex="http://schemas.microsoft.com/office/word/2018/wordml/cex" xmlns:w16cid="http://schemas.microsoft.com/office/word/2016/wordml/cid" xmlns:w16="http://schemas.microsoft.com/office/word/2018/wordml" xmlns:w16sdtdh="http://schemas.microsoft.com/office/word/2020/wordml/sdtdatahash" xmlns:w16sdtfl="http://schemas.microsoft.com/office/word/2024/wordml/sdtformatlock" xmlns:w16se="http://schemas.microsoft.com/office/word/2015/wordml/symex" xmlns:w16du="http://schemas.microsoft.com/office/word/2023/wordml/word16du" xmlns:wne="http://schemas.microsoft.com/office/word/2006/wordml" mc:Ignorable="w14 w15 w16se w16cid w16 w16cex w16sdtdh w16sdtfl w16du wp14">
   <w:abstractNum w:abstractNumId="0" w15:restartNumberingAfterBreak="0">
-    <w:nsid w:val="1C0E7371"/>
+    <w:nsid w:val="06AD516A"/>
     <w:multiLevelType w:val="hybridMultilevel"/>
-    <w:tmpl w:val="1024A650"/>
+    <w:tmpl w:val="056C78CC"/>
+    <w:lvl w:ilvl="0" w:tplc="0809000F">
+      <w:start w:val="1"/>
+      <w:numFmt w:val="decimal"/>
+      <w:lvlText w:val="%1."/>
+      <w:lvlJc w:val="left"/>
+      <w:pPr>
+        <w:ind w:left="720" w:hanging="360"/>
+      </w:pPr>
+    </w:lvl>
+    <w:lvl w:ilvl="1" w:tplc="08090019" w:tentative="1">
+      <w:start w:val="1"/>
+      <w:numFmt w:val="lowerLetter"/>
+      <w:lvlText w:val="%2."/>
+      <w:lvlJc w:val="left"/>
+      <w:pPr>
+        <w:ind w:left="1440" w:hanging="360"/>
+      </w:pPr>
+    </w:lvl>
+    <w:lvl w:ilvl="2" w:tplc="0809001B" w:tentative="1">
+      <w:start w:val="1"/>
+      <w:numFmt w:val="lowerRoman"/>
+      <w:lvlText w:val="%3."/>
+      <w:lvlJc w:val="right"/>
+      <w:pPr>
+        <w:ind w:left="2160" w:hanging="180"/>
+      </w:pPr>
+    </w:lvl>
+    <w:lvl w:ilvl="3" w:tplc="0809000F" w:tentative="1">
+      <w:start w:val="1"/>
+      <w:numFmt w:val="decimal"/>
+      <w:lvlText w:val="%4."/>
+      <w:lvlJc w:val="left"/>
+      <w:pPr>
+        <w:ind w:left="2880" w:hanging="360"/>
+      </w:pPr>
+    </w:lvl>
+    <w:lvl w:ilvl="4" w:tplc="08090019" w:tentative="1">
+      <w:start w:val="1"/>
+      <w:numFmt w:val="lowerLetter"/>
+      <w:lvlText w:val="%5."/>
+      <w:lvlJc w:val="left"/>
+      <w:pPr>
+        <w:ind w:left="3600" w:hanging="360"/>
+      </w:pPr>
+    </w:lvl>
+    <w:lvl w:ilvl="5" w:tplc="0809001B" w:tentative="1">
+      <w:start w:val="1"/>
+      <w:numFmt w:val="lowerRoman"/>
+      <w:lvlText w:val="%6."/>
+      <w:lvlJc w:val="right"/>
+      <w:pPr>
+        <w:ind w:left="4320" w:hanging="180"/>
+      </w:pPr>
+    </w:lvl>
+    <w:lvl w:ilvl="6" w:tplc="0809000F" w:tentative="1">
+      <w:start w:val="1"/>
+      <w:numFmt w:val="decimal"/>
+      <w:lvlText w:val="%7."/>
+      <w:lvlJc w:val="left"/>
+      <w:pPr>
+        <w:ind w:left="5040" w:hanging="360"/>
+      </w:pPr>
+    </w:lvl>
+    <w:lvl w:ilvl="7" w:tplc="08090019" w:tentative="1">
+      <w:start w:val="1"/>
+      <w:numFmt w:val="lowerLetter"/>
+      <w:lvlText w:val="%8."/>
+      <w:lvlJc w:val="left"/>
+      <w:pPr>
+        <w:ind w:left="5760" w:hanging="360"/>
+      </w:pPr>
+    </w:lvl>
+    <w:lvl w:ilvl="8" w:tplc="0809001B" w:tentative="1">
+      <w:start w:val="1"/>
+      <w:numFmt w:val="lowerRoman"/>
+      <w:lvlText w:val="%9."/>
+      <w:lvlJc w:val="right"/>
+      <w:pPr>
+        <w:ind w:left="6480" w:hanging="180"/>
+      </w:pPr>
+    </w:lvl>
+  </w:abstractNum>
+  <w:abstractNum w:abstractNumId="1" w15:restartNumberingAfterBreak="0">
+    <w:nsid w:val="15BE4F42"/>
+    <w:multiLevelType w:val="hybridMultilevel"/>
+    <w:tmpl w:val="A6769E2A"/>
     <w:lvl w:ilvl="0" w:tplc="08090001">
       <w:start w:val="1"/>
       <w:numFmt w:val="bullet"/>
@@ -8986,10 +12500,10 @@
       </w:rPr>
     </w:lvl>
   </w:abstractNum>
-  <w:abstractNum w:abstractNumId="1" w15:restartNumberingAfterBreak="0">
-    <w:nsid w:val="326A4153"/>
+  <w:abstractNum w:abstractNumId="2" w15:restartNumberingAfterBreak="0">
+    <w:nsid w:val="1C0E7371"/>
     <w:multiLevelType w:val="hybridMultilevel"/>
-    <w:tmpl w:val="21DC39BC"/>
+    <w:tmpl w:val="1024A650"/>
     <w:lvl w:ilvl="0" w:tplc="08090001">
       <w:start w:val="1"/>
       <w:numFmt w:val="bullet"/>
@@ -9099,10 +12613,10 @@
       </w:rPr>
     </w:lvl>
   </w:abstractNum>
-  <w:abstractNum w:abstractNumId="2" w15:restartNumberingAfterBreak="0">
-    <w:nsid w:val="385C6F4D"/>
+  <w:abstractNum w:abstractNumId="3" w15:restartNumberingAfterBreak="0">
+    <w:nsid w:val="326A4153"/>
     <w:multiLevelType w:val="hybridMultilevel"/>
-    <w:tmpl w:val="E0084C54"/>
+    <w:tmpl w:val="21DC39BC"/>
     <w:lvl w:ilvl="0" w:tplc="08090001">
       <w:start w:val="1"/>
       <w:numFmt w:val="bullet"/>
@@ -9212,10 +12726,10 @@
       </w:rPr>
     </w:lvl>
   </w:abstractNum>
-  <w:abstractNum w:abstractNumId="3" w15:restartNumberingAfterBreak="0">
-    <w:nsid w:val="4C1C1CA0"/>
+  <w:abstractNum w:abstractNumId="4" w15:restartNumberingAfterBreak="0">
+    <w:nsid w:val="385C6F4D"/>
     <w:multiLevelType w:val="hybridMultilevel"/>
-    <w:tmpl w:val="D5CEF1AE"/>
+    <w:tmpl w:val="E0084C54"/>
     <w:lvl w:ilvl="0" w:tplc="08090001">
       <w:start w:val="1"/>
       <w:numFmt w:val="bullet"/>
@@ -9325,10 +12839,10 @@
       </w:rPr>
     </w:lvl>
   </w:abstractNum>
-  <w:abstractNum w:abstractNumId="4" w15:restartNumberingAfterBreak="0">
-    <w:nsid w:val="6CAF5382"/>
+  <w:abstractNum w:abstractNumId="5" w15:restartNumberingAfterBreak="0">
+    <w:nsid w:val="4C1C1CA0"/>
     <w:multiLevelType w:val="hybridMultilevel"/>
-    <w:tmpl w:val="775ED5F2"/>
+    <w:tmpl w:val="D5CEF1AE"/>
     <w:lvl w:ilvl="0" w:tplc="08090001">
       <w:start w:val="1"/>
       <w:numFmt w:val="bullet"/>
@@ -9438,20 +12952,371 @@
       </w:rPr>
     </w:lvl>
   </w:abstractNum>
+  <w:abstractNum w:abstractNumId="6" w15:restartNumberingAfterBreak="0">
+    <w:nsid w:val="51C671D9"/>
+    <w:multiLevelType w:val="hybridMultilevel"/>
+    <w:tmpl w:val="D3643E28"/>
+    <w:lvl w:ilvl="0" w:tplc="08090001">
+      <w:start w:val="1"/>
+      <w:numFmt w:val="bullet"/>
+      <w:lvlText w:val=""/>
+      <w:lvlJc w:val="left"/>
+      <w:pPr>
+        <w:ind w:left="720" w:hanging="360"/>
+      </w:pPr>
+      <w:rPr>
+        <w:rFonts w:ascii="Symbol" w:hAnsi="Symbol" w:hint="default"/>
+      </w:rPr>
+    </w:lvl>
+    <w:lvl w:ilvl="1" w:tplc="08090003" w:tentative="1">
+      <w:start w:val="1"/>
+      <w:numFmt w:val="bullet"/>
+      <w:lvlText w:val="o"/>
+      <w:lvlJc w:val="left"/>
+      <w:pPr>
+        <w:ind w:left="1440" w:hanging="360"/>
+      </w:pPr>
+      <w:rPr>
+        <w:rFonts w:ascii="Courier New" w:hAnsi="Courier New" w:cs="Courier New" w:hint="default"/>
+      </w:rPr>
+    </w:lvl>
+    <w:lvl w:ilvl="2" w:tplc="08090005" w:tentative="1">
+      <w:start w:val="1"/>
+      <w:numFmt w:val="bullet"/>
+      <w:lvlText w:val=""/>
+      <w:lvlJc w:val="left"/>
+      <w:pPr>
+        <w:ind w:left="2160" w:hanging="360"/>
+      </w:pPr>
+      <w:rPr>
+        <w:rFonts w:ascii="Wingdings" w:hAnsi="Wingdings" w:hint="default"/>
+      </w:rPr>
+    </w:lvl>
+    <w:lvl w:ilvl="3" w:tplc="08090001" w:tentative="1">
+      <w:start w:val="1"/>
+      <w:numFmt w:val="bullet"/>
+      <w:lvlText w:val=""/>
+      <w:lvlJc w:val="left"/>
+      <w:pPr>
+        <w:ind w:left="2880" w:hanging="360"/>
+      </w:pPr>
+      <w:rPr>
+        <w:rFonts w:ascii="Symbol" w:hAnsi="Symbol" w:hint="default"/>
+      </w:rPr>
+    </w:lvl>
+    <w:lvl w:ilvl="4" w:tplc="08090003" w:tentative="1">
+      <w:start w:val="1"/>
+      <w:numFmt w:val="bullet"/>
+      <w:lvlText w:val="o"/>
+      <w:lvlJc w:val="left"/>
+      <w:pPr>
+        <w:ind w:left="3600" w:hanging="360"/>
+      </w:pPr>
+      <w:rPr>
+        <w:rFonts w:ascii="Courier New" w:hAnsi="Courier New" w:cs="Courier New" w:hint="default"/>
+      </w:rPr>
+    </w:lvl>
+    <w:lvl w:ilvl="5" w:tplc="08090005" w:tentative="1">
+      <w:start w:val="1"/>
+      <w:numFmt w:val="bullet"/>
+      <w:lvlText w:val=""/>
+      <w:lvlJc w:val="left"/>
+      <w:pPr>
+        <w:ind w:left="4320" w:hanging="360"/>
+      </w:pPr>
+      <w:rPr>
+        <w:rFonts w:ascii="Wingdings" w:hAnsi="Wingdings" w:hint="default"/>
+      </w:rPr>
+    </w:lvl>
+    <w:lvl w:ilvl="6" w:tplc="08090001" w:tentative="1">
+      <w:start w:val="1"/>
+      <w:numFmt w:val="bullet"/>
+      <w:lvlText w:val=""/>
+      <w:lvlJc w:val="left"/>
+      <w:pPr>
+        <w:ind w:left="5040" w:hanging="360"/>
+      </w:pPr>
+      <w:rPr>
+        <w:rFonts w:ascii="Symbol" w:hAnsi="Symbol" w:hint="default"/>
+      </w:rPr>
+    </w:lvl>
+    <w:lvl w:ilvl="7" w:tplc="08090003" w:tentative="1">
+      <w:start w:val="1"/>
+      <w:numFmt w:val="bullet"/>
+      <w:lvlText w:val="o"/>
+      <w:lvlJc w:val="left"/>
+      <w:pPr>
+        <w:ind w:left="5760" w:hanging="360"/>
+      </w:pPr>
+      <w:rPr>
+        <w:rFonts w:ascii="Courier New" w:hAnsi="Courier New" w:cs="Courier New" w:hint="default"/>
+      </w:rPr>
+    </w:lvl>
+    <w:lvl w:ilvl="8" w:tplc="08090005" w:tentative="1">
+      <w:start w:val="1"/>
+      <w:numFmt w:val="bullet"/>
+      <w:lvlText w:val=""/>
+      <w:lvlJc w:val="left"/>
+      <w:pPr>
+        <w:ind w:left="6480" w:hanging="360"/>
+      </w:pPr>
+      <w:rPr>
+        <w:rFonts w:ascii="Wingdings" w:hAnsi="Wingdings" w:hint="default"/>
+      </w:rPr>
+    </w:lvl>
+  </w:abstractNum>
+  <w:abstractNum w:abstractNumId="7" w15:restartNumberingAfterBreak="0">
+    <w:nsid w:val="6CAF5382"/>
+    <w:multiLevelType w:val="hybridMultilevel"/>
+    <w:tmpl w:val="9B824AF4"/>
+    <w:lvl w:ilvl="0" w:tplc="08090001">
+      <w:start w:val="1"/>
+      <w:numFmt w:val="bullet"/>
+      <w:lvlText w:val=""/>
+      <w:lvlJc w:val="left"/>
+      <w:pPr>
+        <w:ind w:left="720" w:hanging="360"/>
+      </w:pPr>
+      <w:rPr>
+        <w:rFonts w:ascii="Symbol" w:hAnsi="Symbol" w:hint="default"/>
+      </w:rPr>
+    </w:lvl>
+    <w:lvl w:ilvl="1" w:tplc="08090003" w:tentative="1">
+      <w:start w:val="1"/>
+      <w:numFmt w:val="bullet"/>
+      <w:lvlText w:val="o"/>
+      <w:lvlJc w:val="left"/>
+      <w:pPr>
+        <w:ind w:left="1440" w:hanging="360"/>
+      </w:pPr>
+      <w:rPr>
+        <w:rFonts w:ascii="Courier New" w:hAnsi="Courier New" w:cs="Courier New" w:hint="default"/>
+      </w:rPr>
+    </w:lvl>
+    <w:lvl w:ilvl="2" w:tplc="08090005" w:tentative="1">
+      <w:start w:val="1"/>
+      <w:numFmt w:val="bullet"/>
+      <w:lvlText w:val=""/>
+      <w:lvlJc w:val="left"/>
+      <w:pPr>
+        <w:ind w:left="2160" w:hanging="360"/>
+      </w:pPr>
+      <w:rPr>
+        <w:rFonts w:ascii="Wingdings" w:hAnsi="Wingdings" w:hint="default"/>
+      </w:rPr>
+    </w:lvl>
+    <w:lvl w:ilvl="3" w:tplc="08090001" w:tentative="1">
+      <w:start w:val="1"/>
+      <w:numFmt w:val="bullet"/>
+      <w:lvlText w:val=""/>
+      <w:lvlJc w:val="left"/>
+      <w:pPr>
+        <w:ind w:left="2880" w:hanging="360"/>
+      </w:pPr>
+      <w:rPr>
+        <w:rFonts w:ascii="Symbol" w:hAnsi="Symbol" w:hint="default"/>
+      </w:rPr>
+    </w:lvl>
+    <w:lvl w:ilvl="4" w:tplc="08090003" w:tentative="1">
+      <w:start w:val="1"/>
+      <w:numFmt w:val="bullet"/>
+      <w:lvlText w:val="o"/>
+      <w:lvlJc w:val="left"/>
+      <w:pPr>
+        <w:ind w:left="3600" w:hanging="360"/>
+      </w:pPr>
+      <w:rPr>
+        <w:rFonts w:ascii="Courier New" w:hAnsi="Courier New" w:cs="Courier New" w:hint="default"/>
+      </w:rPr>
+    </w:lvl>
+    <w:lvl w:ilvl="5" w:tplc="08090005" w:tentative="1">
+      <w:start w:val="1"/>
+      <w:numFmt w:val="bullet"/>
+      <w:lvlText w:val=""/>
+      <w:lvlJc w:val="left"/>
+      <w:pPr>
+        <w:ind w:left="4320" w:hanging="360"/>
+      </w:pPr>
+      <w:rPr>
+        <w:rFonts w:ascii="Wingdings" w:hAnsi="Wingdings" w:hint="default"/>
+      </w:rPr>
+    </w:lvl>
+    <w:lvl w:ilvl="6" w:tplc="08090001" w:tentative="1">
+      <w:start w:val="1"/>
+      <w:numFmt w:val="bullet"/>
+      <w:lvlText w:val=""/>
+      <w:lvlJc w:val="left"/>
+      <w:pPr>
+        <w:ind w:left="5040" w:hanging="360"/>
+      </w:pPr>
+      <w:rPr>
+        <w:rFonts w:ascii="Symbol" w:hAnsi="Symbol" w:hint="default"/>
+      </w:rPr>
+    </w:lvl>
+    <w:lvl w:ilvl="7" w:tplc="08090003" w:tentative="1">
+      <w:start w:val="1"/>
+      <w:numFmt w:val="bullet"/>
+      <w:lvlText w:val="o"/>
+      <w:lvlJc w:val="left"/>
+      <w:pPr>
+        <w:ind w:left="5760" w:hanging="360"/>
+      </w:pPr>
+      <w:rPr>
+        <w:rFonts w:ascii="Courier New" w:hAnsi="Courier New" w:cs="Courier New" w:hint="default"/>
+      </w:rPr>
+    </w:lvl>
+    <w:lvl w:ilvl="8" w:tplc="08090005" w:tentative="1">
+      <w:start w:val="1"/>
+      <w:numFmt w:val="bullet"/>
+      <w:lvlText w:val=""/>
+      <w:lvlJc w:val="left"/>
+      <w:pPr>
+        <w:ind w:left="6480" w:hanging="360"/>
+      </w:pPr>
+      <w:rPr>
+        <w:rFonts w:ascii="Wingdings" w:hAnsi="Wingdings" w:hint="default"/>
+      </w:rPr>
+    </w:lvl>
+  </w:abstractNum>
+  <w:abstractNum w:abstractNumId="8" w15:restartNumberingAfterBreak="0">
+    <w:nsid w:val="70AE2192"/>
+    <w:multiLevelType w:val="hybridMultilevel"/>
+    <w:tmpl w:val="7FBE3E3E"/>
+    <w:lvl w:ilvl="0" w:tplc="0809000F">
+      <w:start w:val="1"/>
+      <w:numFmt w:val="decimal"/>
+      <w:lvlText w:val="%1."/>
+      <w:lvlJc w:val="left"/>
+      <w:pPr>
+        <w:ind w:left="720" w:hanging="360"/>
+      </w:pPr>
+      <w:rPr>
+        <w:rFonts w:hint="default"/>
+      </w:rPr>
+    </w:lvl>
+    <w:lvl w:ilvl="1" w:tplc="FFFFFFFF" w:tentative="1">
+      <w:start w:val="1"/>
+      <w:numFmt w:val="bullet"/>
+      <w:lvlText w:val="o"/>
+      <w:lvlJc w:val="left"/>
+      <w:pPr>
+        <w:ind w:left="1440" w:hanging="360"/>
+      </w:pPr>
+      <w:rPr>
+        <w:rFonts w:ascii="Courier New" w:hAnsi="Courier New" w:cs="Courier New" w:hint="default"/>
+      </w:rPr>
+    </w:lvl>
+    <w:lvl w:ilvl="2" w:tplc="FFFFFFFF" w:tentative="1">
+      <w:start w:val="1"/>
+      <w:numFmt w:val="bullet"/>
+      <w:lvlText w:val=""/>
+      <w:lvlJc w:val="left"/>
+      <w:pPr>
+        <w:ind w:left="2160" w:hanging="360"/>
+      </w:pPr>
+      <w:rPr>
+        <w:rFonts w:ascii="Wingdings" w:hAnsi="Wingdings" w:hint="default"/>
+      </w:rPr>
+    </w:lvl>
+    <w:lvl w:ilvl="3" w:tplc="FFFFFFFF" w:tentative="1">
+      <w:start w:val="1"/>
+      <w:numFmt w:val="bullet"/>
+      <w:lvlText w:val=""/>
+      <w:lvlJc w:val="left"/>
+      <w:pPr>
+        <w:ind w:left="2880" w:hanging="360"/>
+      </w:pPr>
+      <w:rPr>
+        <w:rFonts w:ascii="Symbol" w:hAnsi="Symbol" w:hint="default"/>
+      </w:rPr>
+    </w:lvl>
+    <w:lvl w:ilvl="4" w:tplc="FFFFFFFF" w:tentative="1">
+      <w:start w:val="1"/>
+      <w:numFmt w:val="bullet"/>
+      <w:lvlText w:val="o"/>
+      <w:lvlJc w:val="left"/>
+      <w:pPr>
+        <w:ind w:left="3600" w:hanging="360"/>
+      </w:pPr>
+      <w:rPr>
+        <w:rFonts w:ascii="Courier New" w:hAnsi="Courier New" w:cs="Courier New" w:hint="default"/>
+      </w:rPr>
+    </w:lvl>
+    <w:lvl w:ilvl="5" w:tplc="FFFFFFFF" w:tentative="1">
+      <w:start w:val="1"/>
+      <w:numFmt w:val="bullet"/>
+      <w:lvlText w:val=""/>
+      <w:lvlJc w:val="left"/>
+      <w:pPr>
+        <w:ind w:left="4320" w:hanging="360"/>
+      </w:pPr>
+      <w:rPr>
+        <w:rFonts w:ascii="Wingdings" w:hAnsi="Wingdings" w:hint="default"/>
+      </w:rPr>
+    </w:lvl>
+    <w:lvl w:ilvl="6" w:tplc="FFFFFFFF" w:tentative="1">
+      <w:start w:val="1"/>
+      <w:numFmt w:val="bullet"/>
+      <w:lvlText w:val=""/>
+      <w:lvlJc w:val="left"/>
+      <w:pPr>
+        <w:ind w:left="5040" w:hanging="360"/>
+      </w:pPr>
+      <w:rPr>
+        <w:rFonts w:ascii="Symbol" w:hAnsi="Symbol" w:hint="default"/>
+      </w:rPr>
+    </w:lvl>
+    <w:lvl w:ilvl="7" w:tplc="FFFFFFFF" w:tentative="1">
+      <w:start w:val="1"/>
+      <w:numFmt w:val="bullet"/>
+      <w:lvlText w:val="o"/>
+      <w:lvlJc w:val="left"/>
+      <w:pPr>
+        <w:ind w:left="5760" w:hanging="360"/>
+      </w:pPr>
+      <w:rPr>
+        <w:rFonts w:ascii="Courier New" w:hAnsi="Courier New" w:cs="Courier New" w:hint="default"/>
+      </w:rPr>
+    </w:lvl>
+    <w:lvl w:ilvl="8" w:tplc="FFFFFFFF" w:tentative="1">
+      <w:start w:val="1"/>
+      <w:numFmt w:val="bullet"/>
+      <w:lvlText w:val=""/>
+      <w:lvlJc w:val="left"/>
+      <w:pPr>
+        <w:ind w:left="6480" w:hanging="360"/>
+      </w:pPr>
+      <w:rPr>
+        <w:rFonts w:ascii="Wingdings" w:hAnsi="Wingdings" w:hint="default"/>
+      </w:rPr>
+    </w:lvl>
+  </w:abstractNum>
   <w:num w:numId="1" w16cid:durableId="1316762828">
+    <w:abstractNumId w:val="4"/>
+  </w:num>
+  <w:num w:numId="2" w16cid:durableId="85004949">
     <w:abstractNumId w:val="2"/>
   </w:num>
-  <w:num w:numId="2" w16cid:durableId="85004949">
+  <w:num w:numId="3" w16cid:durableId="1950040966">
+    <w:abstractNumId w:val="3"/>
+  </w:num>
+  <w:num w:numId="4" w16cid:durableId="494564801">
+    <w:abstractNumId w:val="5"/>
+  </w:num>
+  <w:num w:numId="5" w16cid:durableId="1291980606">
+    <w:abstractNumId w:val="7"/>
+  </w:num>
+  <w:num w:numId="6" w16cid:durableId="586768874">
     <w:abstractNumId w:val="0"/>
   </w:num>
-  <w:num w:numId="3" w16cid:durableId="1950040966">
+  <w:num w:numId="7" w16cid:durableId="327632937">
     <w:abstractNumId w:val="1"/>
   </w:num>
-  <w:num w:numId="4" w16cid:durableId="494564801">
-    <w:abstractNumId w:val="3"/>
+  <w:num w:numId="8" w16cid:durableId="654723778">
+    <w:abstractNumId w:val="8"/>
   </w:num>
-  <w:num w:numId="5" w16cid:durableId="1291980606">
-    <w:abstractNumId w:val="4"/>
+  <w:num w:numId="9" w16cid:durableId="236719296">
+    <w:abstractNumId w:val="6"/>
   </w:num>
 </w:numbering>
 </file>

--- a/JavaScriptNotes.docx
+++ b/JavaScriptNotes.docx
@@ -7848,6 +7848,7 @@
           <w:rFonts w:ascii="Segoe UI Symbol" w:hAnsi="Segoe UI Symbol" w:cs="Segoe UI Symbol"/>
         </w:rPr>
       </w:pPr>
+      <w:bookmarkStart w:id="1" w:name="OLE_LINK3"/>
       <w:r>
         <w:rPr>
           <w:rFonts w:ascii="Segoe UI Symbol" w:hAnsi="Segoe UI Symbol" w:cs="Segoe UI Symbol"/>
@@ -8100,7 +8101,7 @@
           <w:u w:val="single"/>
         </w:rPr>
       </w:pPr>
-      <w:bookmarkStart w:id="1" w:name="OLE_LINK2"/>
+      <w:bookmarkStart w:id="2" w:name="OLE_LINK2"/>
       <w:r>
         <w:rPr>
           <w:rFonts w:ascii="Segoe UI Symbol" w:hAnsi="Segoe UI Symbol" w:cs="Segoe UI Symbol"/>
@@ -9310,7 +9311,7 @@
         </w:rPr>
       </w:pPr>
     </w:p>
-    <w:bookmarkEnd w:id="1"/>
+    <w:bookmarkEnd w:id="2"/>
     <w:p>
       <w:pPr>
         <w:pStyle w:val="ListParagraph"/>
@@ -11559,6 +11560,24 @@
     </w:p>
     <w:p>
       <w:pPr>
+        <w:pStyle w:val="ListParagraph"/>
+        <w:numPr>
+          <w:ilvl w:val="0"/>
+          <w:numId w:val="8"/>
+        </w:numPr>
+        <w:rPr>
+          <w:rFonts w:ascii="Segoe UI Symbol" w:hAnsi="Segoe UI Symbol" w:cs="Segoe UI Symbol"/>
+        </w:rPr>
+      </w:pPr>
+      <w:r>
+        <w:rPr>
+          <w:rFonts w:ascii="Segoe UI Symbol" w:hAnsi="Segoe UI Symbol" w:cs="Segoe UI Symbol"/>
+        </w:rPr>
+        <w:t>What is IIFE</w:t>
+      </w:r>
+    </w:p>
+    <w:p>
+      <w:pPr>
         <w:rPr>
           <w:rFonts w:ascii="Segoe UI Symbol" w:hAnsi="Segoe UI Symbol" w:cs="Segoe UI Symbol"/>
         </w:rPr>
@@ -12271,19 +12290,1532 @@
       <w:pPr>
         <w:rPr>
           <w:rFonts w:ascii="Segoe UI Symbol" w:hAnsi="Segoe UI Symbol" w:cs="Segoe UI Symbol"/>
-        </w:rPr>
-      </w:pPr>
-    </w:p>
-    <w:p>
-      <w:pPr>
-        <w:rPr>
-          <w:rFonts w:ascii="Segoe UI Symbol" w:hAnsi="Segoe UI Symbol" w:cs="Segoe UI Symbol"/>
-        </w:rPr>
-      </w:pPr>
+          <w:b/>
+          <w:bCs/>
+          <w:u w:val="single"/>
+        </w:rPr>
+      </w:pPr>
+      <w:r>
+        <w:rPr>
+          <w:rFonts w:ascii="Segoe UI Symbol" w:hAnsi="Segoe UI Symbol" w:cs="Segoe UI Symbol"/>
+          <w:b/>
+          <w:bCs/>
+          <w:u w:val="single"/>
+        </w:rPr>
+        <w:t>String :</w:t>
+      </w:r>
     </w:p>
     <w:p>
       <w:pPr>
         <w:pStyle w:val="ListParagraph"/>
+        <w:numPr>
+          <w:ilvl w:val="0"/>
+          <w:numId w:val="9"/>
+        </w:numPr>
+        <w:rPr>
+          <w:rFonts w:ascii="Segoe UI Symbol" w:hAnsi="Segoe UI Symbol" w:cs="Segoe UI Symbol"/>
+        </w:rPr>
+      </w:pPr>
+      <w:r>
+        <w:rPr>
+          <w:rFonts w:ascii="Segoe UI Symbol" w:hAnsi="Segoe UI Symbol" w:cs="Segoe UI Symbol"/>
+        </w:rPr>
+        <w:t>String id single or collection of characters enclosed with single quote/double quote / backticks.</w:t>
+      </w:r>
+    </w:p>
+    <w:p>
+      <w:pPr>
+        <w:pStyle w:val="ListParagraph"/>
+        <w:rPr>
+          <w:rFonts w:ascii="Segoe UI Symbol" w:hAnsi="Segoe UI Symbol" w:cs="Segoe UI Symbol"/>
+        </w:rPr>
+      </w:pPr>
+      <w:r>
+        <w:rPr>
+          <w:rFonts w:ascii="Segoe UI Symbol" w:hAnsi="Segoe UI Symbol" w:cs="Segoe UI Symbol"/>
+        </w:rPr>
+        <w:t>Ex:</w:t>
+      </w:r>
+    </w:p>
+    <w:p>
+      <w:pPr>
+        <w:shd w:val="clear" w:color="auto" w:fill="121314"/>
+        <w:spacing w:after="0" w:line="270" w:lineRule="atLeast"/>
+        <w:rPr>
+          <w:rFonts w:ascii="Menlo" w:eastAsia="Times New Roman" w:hAnsi="Menlo" w:cs="Menlo"/>
+          <w:color w:val="BBBEBF"/>
+          <w:kern w:val="0"/>
+          <w:sz w:val="18"/>
+          <w:szCs w:val="18"/>
+          <w:lang w:eastAsia="en-GB"/>
+          <w14:ligatures w14:val="none"/>
+        </w:rPr>
+      </w:pPr>
+      <w:r>
+        <w:rPr>
+          <w:rFonts w:ascii="Menlo" w:eastAsia="Times New Roman" w:hAnsi="Menlo" w:cs="Menlo"/>
+          <w:color w:val="FF7B72"/>
+          <w:kern w:val="0"/>
+          <w:sz w:val="18"/>
+          <w:szCs w:val="18"/>
+          <w:lang w:eastAsia="en-GB"/>
+          <w14:ligatures w14:val="none"/>
+        </w:rPr>
+        <w:t>let</w:t>
+      </w:r>
+      <w:r>
+        <w:rPr>
+          <w:rFonts w:ascii="Menlo" w:eastAsia="Times New Roman" w:hAnsi="Menlo" w:cs="Menlo"/>
+          <w:color w:val="BBBEBF"/>
+          <w:kern w:val="0"/>
+          <w:sz w:val="18"/>
+          <w:szCs w:val="18"/>
+          <w:lang w:eastAsia="en-GB"/>
+          <w14:ligatures w14:val="none"/>
+        </w:rPr>
+        <w:t xml:space="preserve"> </w:t>
+      </w:r>
+      <w:r>
+        <w:rPr>
+          <w:rFonts w:ascii="Menlo" w:eastAsia="Times New Roman" w:hAnsi="Menlo" w:cs="Menlo"/>
+          <w:color w:val="C9D1D9"/>
+          <w:kern w:val="0"/>
+          <w:sz w:val="18"/>
+          <w:szCs w:val="18"/>
+          <w:lang w:eastAsia="en-GB"/>
+          <w14:ligatures w14:val="none"/>
+        </w:rPr>
+        <w:t>str1</w:t>
+      </w:r>
+      <w:r>
+        <w:rPr>
+          <w:rFonts w:ascii="Menlo" w:eastAsia="Times New Roman" w:hAnsi="Menlo" w:cs="Menlo"/>
+          <w:color w:val="BBBEBF"/>
+          <w:kern w:val="0"/>
+          <w:sz w:val="18"/>
+          <w:szCs w:val="18"/>
+          <w:lang w:eastAsia="en-GB"/>
+          <w14:ligatures w14:val="none"/>
+        </w:rPr>
+        <w:t xml:space="preserve"> </w:t>
+      </w:r>
+      <w:r>
+        <w:rPr>
+          <w:rFonts w:ascii="Menlo" w:eastAsia="Times New Roman" w:hAnsi="Menlo" w:cs="Menlo"/>
+          <w:color w:val="D4D4D4"/>
+          <w:kern w:val="0"/>
+          <w:sz w:val="18"/>
+          <w:szCs w:val="18"/>
+          <w:lang w:eastAsia="en-GB"/>
+          <w14:ligatures w14:val="none"/>
+        </w:rPr>
+        <w:t>=</w:t>
+      </w:r>
+      <w:r>
+        <w:rPr>
+          <w:rFonts w:ascii="Menlo" w:eastAsia="Times New Roman" w:hAnsi="Menlo" w:cs="Menlo"/>
+          <w:color w:val="BBBEBF"/>
+          <w:kern w:val="0"/>
+          <w:sz w:val="18"/>
+          <w:szCs w:val="18"/>
+          <w:lang w:eastAsia="en-GB"/>
+          <w14:ligatures w14:val="none"/>
+        </w:rPr>
+        <w:t xml:space="preserve"> </w:t>
+      </w:r>
+      <w:r>
+        <w:rPr>
+          <w:rFonts w:ascii="Menlo" w:eastAsia="Times New Roman" w:hAnsi="Menlo" w:cs="Menlo"/>
+          <w:color w:val="A5D6FF"/>
+          <w:kern w:val="0"/>
+          <w:sz w:val="18"/>
+          <w:szCs w:val="18"/>
+          <w:lang w:eastAsia="en-GB"/>
+          <w14:ligatures w14:val="none"/>
+        </w:rPr>
+        <w:t>"hi"</w:t>
+      </w:r>
+      <w:r>
+        <w:rPr>
+          <w:rFonts w:ascii="Menlo" w:eastAsia="Times New Roman" w:hAnsi="Menlo" w:cs="Menlo"/>
+          <w:color w:val="BBBEBF"/>
+          <w:kern w:val="0"/>
+          <w:sz w:val="18"/>
+          <w:szCs w:val="18"/>
+          <w:lang w:eastAsia="en-GB"/>
+          <w14:ligatures w14:val="none"/>
+        </w:rPr>
+        <w:t>;</w:t>
+      </w:r>
+    </w:p>
+    <w:p>
+      <w:pPr>
+        <w:shd w:val="clear" w:color="auto" w:fill="121314"/>
+        <w:spacing w:after="0" w:line="270" w:lineRule="atLeast"/>
+        <w:rPr>
+          <w:rFonts w:ascii="Menlo" w:eastAsia="Times New Roman" w:hAnsi="Menlo" w:cs="Menlo"/>
+          <w:color w:val="BBBEBF"/>
+          <w:kern w:val="0"/>
+          <w:sz w:val="18"/>
+          <w:szCs w:val="18"/>
+          <w:lang w:eastAsia="en-GB"/>
+          <w14:ligatures w14:val="none"/>
+        </w:rPr>
+      </w:pPr>
+      <w:r>
+        <w:rPr>
+          <w:rFonts w:ascii="Menlo" w:eastAsia="Times New Roman" w:hAnsi="Menlo" w:cs="Menlo"/>
+          <w:color w:val="FF7B72"/>
+          <w:kern w:val="0"/>
+          <w:sz w:val="18"/>
+          <w:szCs w:val="18"/>
+          <w:lang w:eastAsia="en-GB"/>
+          <w14:ligatures w14:val="none"/>
+        </w:rPr>
+        <w:t>let</w:t>
+      </w:r>
+      <w:r>
+        <w:rPr>
+          <w:rFonts w:ascii="Menlo" w:eastAsia="Times New Roman" w:hAnsi="Menlo" w:cs="Menlo"/>
+          <w:color w:val="BBBEBF"/>
+          <w:kern w:val="0"/>
+          <w:sz w:val="18"/>
+          <w:szCs w:val="18"/>
+          <w:lang w:eastAsia="en-GB"/>
+          <w14:ligatures w14:val="none"/>
+        </w:rPr>
+        <w:t xml:space="preserve"> </w:t>
+      </w:r>
+      <w:r>
+        <w:rPr>
+          <w:rFonts w:ascii="Menlo" w:eastAsia="Times New Roman" w:hAnsi="Menlo" w:cs="Menlo"/>
+          <w:color w:val="C9D1D9"/>
+          <w:kern w:val="0"/>
+          <w:sz w:val="18"/>
+          <w:szCs w:val="18"/>
+          <w:lang w:eastAsia="en-GB"/>
+          <w14:ligatures w14:val="none"/>
+        </w:rPr>
+        <w:t>str2</w:t>
+      </w:r>
+      <w:r>
+        <w:rPr>
+          <w:rFonts w:ascii="Menlo" w:eastAsia="Times New Roman" w:hAnsi="Menlo" w:cs="Menlo"/>
+          <w:color w:val="BBBEBF"/>
+          <w:kern w:val="0"/>
+          <w:sz w:val="18"/>
+          <w:szCs w:val="18"/>
+          <w:lang w:eastAsia="en-GB"/>
+          <w14:ligatures w14:val="none"/>
+        </w:rPr>
+        <w:t xml:space="preserve"> </w:t>
+      </w:r>
+      <w:r>
+        <w:rPr>
+          <w:rFonts w:ascii="Menlo" w:eastAsia="Times New Roman" w:hAnsi="Menlo" w:cs="Menlo"/>
+          <w:color w:val="D4D4D4"/>
+          <w:kern w:val="0"/>
+          <w:sz w:val="18"/>
+          <w:szCs w:val="18"/>
+          <w:lang w:eastAsia="en-GB"/>
+          <w14:ligatures w14:val="none"/>
+        </w:rPr>
+        <w:t>=</w:t>
+      </w:r>
+      <w:r>
+        <w:rPr>
+          <w:rFonts w:ascii="Menlo" w:eastAsia="Times New Roman" w:hAnsi="Menlo" w:cs="Menlo"/>
+          <w:color w:val="BBBEBF"/>
+          <w:kern w:val="0"/>
+          <w:sz w:val="18"/>
+          <w:szCs w:val="18"/>
+          <w:lang w:eastAsia="en-GB"/>
+          <w14:ligatures w14:val="none"/>
+        </w:rPr>
+        <w:t xml:space="preserve"> </w:t>
+      </w:r>
+      <w:r>
+        <w:rPr>
+          <w:rFonts w:ascii="Menlo" w:eastAsia="Times New Roman" w:hAnsi="Menlo" w:cs="Menlo"/>
+          <w:color w:val="A5D6FF"/>
+          <w:kern w:val="0"/>
+          <w:sz w:val="18"/>
+          <w:szCs w:val="18"/>
+          <w:lang w:eastAsia="en-GB"/>
+          <w14:ligatures w14:val="none"/>
+        </w:rPr>
+        <w:t>"hi"</w:t>
+      </w:r>
+      <w:r>
+        <w:rPr>
+          <w:rFonts w:ascii="Menlo" w:eastAsia="Times New Roman" w:hAnsi="Menlo" w:cs="Menlo"/>
+          <w:color w:val="BBBEBF"/>
+          <w:kern w:val="0"/>
+          <w:sz w:val="18"/>
+          <w:szCs w:val="18"/>
+          <w:lang w:eastAsia="en-GB"/>
+          <w14:ligatures w14:val="none"/>
+        </w:rPr>
+        <w:t>;</w:t>
+      </w:r>
+    </w:p>
+    <w:p>
+      <w:pPr>
+        <w:shd w:val="clear" w:color="auto" w:fill="121314"/>
+        <w:spacing w:after="0" w:line="270" w:lineRule="atLeast"/>
+        <w:rPr>
+          <w:rFonts w:ascii="Menlo" w:eastAsia="Times New Roman" w:hAnsi="Menlo" w:cs="Menlo"/>
+          <w:color w:val="BBBEBF"/>
+          <w:kern w:val="0"/>
+          <w:sz w:val="18"/>
+          <w:szCs w:val="18"/>
+          <w:lang w:eastAsia="en-GB"/>
+          <w14:ligatures w14:val="none"/>
+        </w:rPr>
+      </w:pPr>
+      <w:r>
+        <w:rPr>
+          <w:rFonts w:ascii="Menlo" w:eastAsia="Times New Roman" w:hAnsi="Menlo" w:cs="Menlo"/>
+          <w:color w:val="FF7B72"/>
+          <w:kern w:val="0"/>
+          <w:sz w:val="18"/>
+          <w:szCs w:val="18"/>
+          <w:lang w:eastAsia="en-GB"/>
+          <w14:ligatures w14:val="none"/>
+        </w:rPr>
+        <w:t>let</w:t>
+      </w:r>
+      <w:r>
+        <w:rPr>
+          <w:rFonts w:ascii="Menlo" w:eastAsia="Times New Roman" w:hAnsi="Menlo" w:cs="Menlo"/>
+          <w:color w:val="BBBEBF"/>
+          <w:kern w:val="0"/>
+          <w:sz w:val="18"/>
+          <w:szCs w:val="18"/>
+          <w:lang w:eastAsia="en-GB"/>
+          <w14:ligatures w14:val="none"/>
+        </w:rPr>
+        <w:t xml:space="preserve"> </w:t>
+      </w:r>
+      <w:r>
+        <w:rPr>
+          <w:rFonts w:ascii="Menlo" w:eastAsia="Times New Roman" w:hAnsi="Menlo" w:cs="Menlo"/>
+          <w:color w:val="C9D1D9"/>
+          <w:kern w:val="0"/>
+          <w:sz w:val="18"/>
+          <w:szCs w:val="18"/>
+          <w:lang w:eastAsia="en-GB"/>
+          <w14:ligatures w14:val="none"/>
+        </w:rPr>
+        <w:t>str3</w:t>
+      </w:r>
+      <w:r>
+        <w:rPr>
+          <w:rFonts w:ascii="Menlo" w:eastAsia="Times New Roman" w:hAnsi="Menlo" w:cs="Menlo"/>
+          <w:color w:val="BBBEBF"/>
+          <w:kern w:val="0"/>
+          <w:sz w:val="18"/>
+          <w:szCs w:val="18"/>
+          <w:lang w:eastAsia="en-GB"/>
+          <w14:ligatures w14:val="none"/>
+        </w:rPr>
+        <w:t xml:space="preserve"> </w:t>
+      </w:r>
+      <w:r>
+        <w:rPr>
+          <w:rFonts w:ascii="Menlo" w:eastAsia="Times New Roman" w:hAnsi="Menlo" w:cs="Menlo"/>
+          <w:color w:val="D4D4D4"/>
+          <w:kern w:val="0"/>
+          <w:sz w:val="18"/>
+          <w:szCs w:val="18"/>
+          <w:lang w:eastAsia="en-GB"/>
+          <w14:ligatures w14:val="none"/>
+        </w:rPr>
+        <w:t>=</w:t>
+      </w:r>
+      <w:r>
+        <w:rPr>
+          <w:rFonts w:ascii="Menlo" w:eastAsia="Times New Roman" w:hAnsi="Menlo" w:cs="Menlo"/>
+          <w:color w:val="BBBEBF"/>
+          <w:kern w:val="0"/>
+          <w:sz w:val="18"/>
+          <w:szCs w:val="18"/>
+          <w:lang w:eastAsia="en-GB"/>
+          <w14:ligatures w14:val="none"/>
+        </w:rPr>
+        <w:t xml:space="preserve"> </w:t>
+      </w:r>
+      <w:r>
+        <w:rPr>
+          <w:rFonts w:ascii="Menlo" w:eastAsia="Times New Roman" w:hAnsi="Menlo" w:cs="Menlo"/>
+          <w:color w:val="A5D6FF"/>
+          <w:kern w:val="0"/>
+          <w:sz w:val="18"/>
+          <w:szCs w:val="18"/>
+          <w:lang w:eastAsia="en-GB"/>
+          <w14:ligatures w14:val="none"/>
+        </w:rPr>
+        <w:t>`hi</w:t>
+      </w:r>
+    </w:p>
+    <w:p>
+      <w:pPr>
+        <w:shd w:val="clear" w:color="auto" w:fill="121314"/>
+        <w:spacing w:after="0" w:line="270" w:lineRule="atLeast"/>
+        <w:rPr>
+          <w:rFonts w:ascii="Menlo" w:eastAsia="Times New Roman" w:hAnsi="Menlo" w:cs="Menlo"/>
+          <w:color w:val="BBBEBF"/>
+          <w:kern w:val="0"/>
+          <w:sz w:val="18"/>
+          <w:szCs w:val="18"/>
+          <w:lang w:eastAsia="en-GB"/>
+          <w14:ligatures w14:val="none"/>
+        </w:rPr>
+      </w:pPr>
+      <w:r>
+        <w:rPr>
+          <w:rFonts w:ascii="Menlo" w:eastAsia="Times New Roman" w:hAnsi="Menlo" w:cs="Menlo"/>
+          <w:color w:val="A5D6FF"/>
+          <w:kern w:val="0"/>
+          <w:sz w:val="18"/>
+          <w:szCs w:val="18"/>
+          <w:lang w:eastAsia="en-GB"/>
+          <w14:ligatures w14:val="none"/>
+        </w:rPr>
+        <w:t xml:space="preserve">hello </w:t>
+      </w:r>
+    </w:p>
+    <w:p>
+      <w:pPr>
+        <w:shd w:val="clear" w:color="auto" w:fill="121314"/>
+        <w:spacing w:after="0" w:line="270" w:lineRule="atLeast"/>
+        <w:rPr>
+          <w:rFonts w:ascii="Menlo" w:eastAsia="Times New Roman" w:hAnsi="Menlo" w:cs="Menlo"/>
+          <w:color w:val="BBBEBF"/>
+          <w:kern w:val="0"/>
+          <w:sz w:val="18"/>
+          <w:szCs w:val="18"/>
+          <w:lang w:eastAsia="en-GB"/>
+          <w14:ligatures w14:val="none"/>
+        </w:rPr>
+      </w:pPr>
+      <w:r>
+        <w:rPr>
+          <w:rFonts w:ascii="Menlo" w:eastAsia="Times New Roman" w:hAnsi="Menlo" w:cs="Menlo"/>
+          <w:color w:val="A5D6FF"/>
+          <w:kern w:val="0"/>
+          <w:sz w:val="18"/>
+          <w:szCs w:val="18"/>
+          <w:lang w:eastAsia="en-GB"/>
+          <w14:ligatures w14:val="none"/>
+        </w:rPr>
+        <w:t xml:space="preserve">how </w:t>
+      </w:r>
+    </w:p>
+    <w:p>
+      <w:pPr>
+        <w:shd w:val="clear" w:color="auto" w:fill="121314"/>
+        <w:spacing w:after="0" w:line="270" w:lineRule="atLeast"/>
+        <w:rPr>
+          <w:rFonts w:ascii="Menlo" w:eastAsia="Times New Roman" w:hAnsi="Menlo" w:cs="Menlo"/>
+          <w:color w:val="BBBEBF"/>
+          <w:kern w:val="0"/>
+          <w:sz w:val="18"/>
+          <w:szCs w:val="18"/>
+          <w:lang w:eastAsia="en-GB"/>
+          <w14:ligatures w14:val="none"/>
+        </w:rPr>
+      </w:pPr>
+      <w:r>
+        <w:rPr>
+          <w:rFonts w:ascii="Menlo" w:eastAsia="Times New Roman" w:hAnsi="Menlo" w:cs="Menlo"/>
+          <w:color w:val="A5D6FF"/>
+          <w:kern w:val="0"/>
+          <w:sz w:val="18"/>
+          <w:szCs w:val="18"/>
+          <w:lang w:eastAsia="en-GB"/>
+          <w14:ligatures w14:val="none"/>
+        </w:rPr>
+        <w:t xml:space="preserve">are </w:t>
+      </w:r>
+    </w:p>
+    <w:p>
+      <w:pPr>
+        <w:shd w:val="clear" w:color="auto" w:fill="121314"/>
+        <w:spacing w:after="0" w:line="270" w:lineRule="atLeast"/>
+        <w:rPr>
+          <w:rFonts w:ascii="Menlo" w:eastAsia="Times New Roman" w:hAnsi="Menlo" w:cs="Menlo"/>
+          <w:color w:val="BBBEBF"/>
+          <w:kern w:val="0"/>
+          <w:sz w:val="18"/>
+          <w:szCs w:val="18"/>
+          <w:lang w:eastAsia="en-GB"/>
+          <w14:ligatures w14:val="none"/>
+        </w:rPr>
+      </w:pPr>
+      <w:r>
+        <w:rPr>
+          <w:rFonts w:ascii="Menlo" w:eastAsia="Times New Roman" w:hAnsi="Menlo" w:cs="Menlo"/>
+          <w:color w:val="A5D6FF"/>
+          <w:kern w:val="0"/>
+          <w:sz w:val="18"/>
+          <w:szCs w:val="18"/>
+          <w:lang w:eastAsia="en-GB"/>
+          <w14:ligatures w14:val="none"/>
+        </w:rPr>
+        <w:t>you`</w:t>
+      </w:r>
+      <w:r>
+        <w:rPr>
+          <w:rFonts w:ascii="Menlo" w:eastAsia="Times New Roman" w:hAnsi="Menlo" w:cs="Menlo"/>
+          <w:color w:val="BBBEBF"/>
+          <w:kern w:val="0"/>
+          <w:sz w:val="18"/>
+          <w:szCs w:val="18"/>
+          <w:lang w:eastAsia="en-GB"/>
+          <w14:ligatures w14:val="none"/>
+        </w:rPr>
+        <w:t>;</w:t>
+      </w:r>
+    </w:p>
+    <w:p>
+      <w:pPr>
+        <w:shd w:val="clear" w:color="auto" w:fill="121314"/>
+        <w:spacing w:after="0" w:line="270" w:lineRule="atLeast"/>
+        <w:rPr>
+          <w:rFonts w:ascii="Menlo" w:eastAsia="Times New Roman" w:hAnsi="Menlo" w:cs="Menlo"/>
+          <w:color w:val="BBBEBF"/>
+          <w:kern w:val="0"/>
+          <w:sz w:val="18"/>
+          <w:szCs w:val="18"/>
+          <w:lang w:eastAsia="en-GB"/>
+          <w14:ligatures w14:val="none"/>
+        </w:rPr>
+      </w:pPr>
+    </w:p>
+    <w:p>
+      <w:pPr>
+        <w:shd w:val="clear" w:color="auto" w:fill="121314"/>
+        <w:spacing w:after="0" w:line="270" w:lineRule="atLeast"/>
+        <w:rPr>
+          <w:rFonts w:ascii="Menlo" w:eastAsia="Times New Roman" w:hAnsi="Menlo" w:cs="Menlo"/>
+          <w:color w:val="BBBEBF"/>
+          <w:kern w:val="0"/>
+          <w:sz w:val="18"/>
+          <w:szCs w:val="18"/>
+          <w:lang w:eastAsia="en-GB"/>
+          <w14:ligatures w14:val="none"/>
+        </w:rPr>
+      </w:pPr>
+      <w:r>
+        <w:rPr>
+          <w:rFonts w:ascii="Menlo" w:eastAsia="Times New Roman" w:hAnsi="Menlo" w:cs="Menlo"/>
+          <w:color w:val="79C0FF"/>
+          <w:kern w:val="0"/>
+          <w:sz w:val="18"/>
+          <w:szCs w:val="18"/>
+          <w:lang w:eastAsia="en-GB"/>
+          <w14:ligatures w14:val="none"/>
+        </w:rPr>
+        <w:t>console</w:t>
+      </w:r>
+      <w:r>
+        <w:rPr>
+          <w:rFonts w:ascii="Menlo" w:eastAsia="Times New Roman" w:hAnsi="Menlo" w:cs="Menlo"/>
+          <w:color w:val="BBBEBF"/>
+          <w:kern w:val="0"/>
+          <w:sz w:val="18"/>
+          <w:szCs w:val="18"/>
+          <w:lang w:eastAsia="en-GB"/>
+          <w14:ligatures w14:val="none"/>
+        </w:rPr>
+        <w:t>.</w:t>
+      </w:r>
+      <w:r>
+        <w:rPr>
+          <w:rFonts w:ascii="Menlo" w:eastAsia="Times New Roman" w:hAnsi="Menlo" w:cs="Menlo"/>
+          <w:color w:val="D2A8FF"/>
+          <w:kern w:val="0"/>
+          <w:sz w:val="18"/>
+          <w:szCs w:val="18"/>
+          <w:lang w:eastAsia="en-GB"/>
+          <w14:ligatures w14:val="none"/>
+        </w:rPr>
+        <w:t>log</w:t>
+      </w:r>
+      <w:r>
+        <w:rPr>
+          <w:rFonts w:ascii="Menlo" w:eastAsia="Times New Roman" w:hAnsi="Menlo" w:cs="Menlo"/>
+          <w:color w:val="BBBEBF"/>
+          <w:kern w:val="0"/>
+          <w:sz w:val="18"/>
+          <w:szCs w:val="18"/>
+          <w:lang w:eastAsia="en-GB"/>
+          <w14:ligatures w14:val="none"/>
+        </w:rPr>
+        <w:t>(</w:t>
+      </w:r>
+      <w:proofErr w:type="spellStart"/>
+      <w:r>
+        <w:rPr>
+          <w:rFonts w:ascii="Menlo" w:eastAsia="Times New Roman" w:hAnsi="Menlo" w:cs="Menlo"/>
+          <w:color w:val="569CD6"/>
+          <w:kern w:val="0"/>
+          <w:sz w:val="18"/>
+          <w:szCs w:val="18"/>
+          <w:lang w:eastAsia="en-GB"/>
+          <w14:ligatures w14:val="none"/>
+        </w:rPr>
+        <w:t>typeof</w:t>
+      </w:r>
+      <w:proofErr w:type="spellEnd"/>
+      <w:r>
+        <w:rPr>
+          <w:rFonts w:ascii="Menlo" w:eastAsia="Times New Roman" w:hAnsi="Menlo" w:cs="Menlo"/>
+          <w:color w:val="BBBEBF"/>
+          <w:kern w:val="0"/>
+          <w:sz w:val="18"/>
+          <w:szCs w:val="18"/>
+          <w:lang w:eastAsia="en-GB"/>
+          <w14:ligatures w14:val="none"/>
+        </w:rPr>
+        <w:t xml:space="preserve"> </w:t>
+      </w:r>
+      <w:r>
+        <w:rPr>
+          <w:rFonts w:ascii="Menlo" w:eastAsia="Times New Roman" w:hAnsi="Menlo" w:cs="Menlo"/>
+          <w:color w:val="C9D1D9"/>
+          <w:kern w:val="0"/>
+          <w:sz w:val="18"/>
+          <w:szCs w:val="18"/>
+          <w:lang w:eastAsia="en-GB"/>
+          <w14:ligatures w14:val="none"/>
+        </w:rPr>
+        <w:t>str1</w:t>
+      </w:r>
+      <w:r>
+        <w:rPr>
+          <w:rFonts w:ascii="Menlo" w:eastAsia="Times New Roman" w:hAnsi="Menlo" w:cs="Menlo"/>
+          <w:color w:val="BBBEBF"/>
+          <w:kern w:val="0"/>
+          <w:sz w:val="18"/>
+          <w:szCs w:val="18"/>
+          <w:lang w:eastAsia="en-GB"/>
+          <w14:ligatures w14:val="none"/>
+        </w:rPr>
+        <w:t>);</w:t>
+      </w:r>
+    </w:p>
+    <w:p>
+      <w:pPr>
+        <w:shd w:val="clear" w:color="auto" w:fill="121314"/>
+        <w:spacing w:after="0" w:line="270" w:lineRule="atLeast"/>
+        <w:rPr>
+          <w:rFonts w:ascii="Menlo" w:eastAsia="Times New Roman" w:hAnsi="Menlo" w:cs="Menlo"/>
+          <w:color w:val="BBBEBF"/>
+          <w:kern w:val="0"/>
+          <w:sz w:val="18"/>
+          <w:szCs w:val="18"/>
+          <w:lang w:eastAsia="en-GB"/>
+          <w14:ligatures w14:val="none"/>
+        </w:rPr>
+      </w:pPr>
+      <w:r>
+        <w:rPr>
+          <w:rFonts w:ascii="Menlo" w:eastAsia="Times New Roman" w:hAnsi="Menlo" w:cs="Menlo"/>
+          <w:color w:val="79C0FF"/>
+          <w:kern w:val="0"/>
+          <w:sz w:val="18"/>
+          <w:szCs w:val="18"/>
+          <w:lang w:eastAsia="en-GB"/>
+          <w14:ligatures w14:val="none"/>
+        </w:rPr>
+        <w:t>console</w:t>
+      </w:r>
+      <w:r>
+        <w:rPr>
+          <w:rFonts w:ascii="Menlo" w:eastAsia="Times New Roman" w:hAnsi="Menlo" w:cs="Menlo"/>
+          <w:color w:val="BBBEBF"/>
+          <w:kern w:val="0"/>
+          <w:sz w:val="18"/>
+          <w:szCs w:val="18"/>
+          <w:lang w:eastAsia="en-GB"/>
+          <w14:ligatures w14:val="none"/>
+        </w:rPr>
+        <w:t>.</w:t>
+      </w:r>
+      <w:r>
+        <w:rPr>
+          <w:rFonts w:ascii="Menlo" w:eastAsia="Times New Roman" w:hAnsi="Menlo" w:cs="Menlo"/>
+          <w:color w:val="D2A8FF"/>
+          <w:kern w:val="0"/>
+          <w:sz w:val="18"/>
+          <w:szCs w:val="18"/>
+          <w:lang w:eastAsia="en-GB"/>
+          <w14:ligatures w14:val="none"/>
+        </w:rPr>
+        <w:t>log</w:t>
+      </w:r>
+      <w:r>
+        <w:rPr>
+          <w:rFonts w:ascii="Menlo" w:eastAsia="Times New Roman" w:hAnsi="Menlo" w:cs="Menlo"/>
+          <w:color w:val="BBBEBF"/>
+          <w:kern w:val="0"/>
+          <w:sz w:val="18"/>
+          <w:szCs w:val="18"/>
+          <w:lang w:eastAsia="en-GB"/>
+          <w14:ligatures w14:val="none"/>
+        </w:rPr>
+        <w:t>(</w:t>
+      </w:r>
+      <w:proofErr w:type="spellStart"/>
+      <w:r>
+        <w:rPr>
+          <w:rFonts w:ascii="Menlo" w:eastAsia="Times New Roman" w:hAnsi="Menlo" w:cs="Menlo"/>
+          <w:color w:val="569CD6"/>
+          <w:kern w:val="0"/>
+          <w:sz w:val="18"/>
+          <w:szCs w:val="18"/>
+          <w:lang w:eastAsia="en-GB"/>
+          <w14:ligatures w14:val="none"/>
+        </w:rPr>
+        <w:t>typeof</w:t>
+      </w:r>
+      <w:proofErr w:type="spellEnd"/>
+      <w:r>
+        <w:rPr>
+          <w:rFonts w:ascii="Menlo" w:eastAsia="Times New Roman" w:hAnsi="Menlo" w:cs="Menlo"/>
+          <w:color w:val="BBBEBF"/>
+          <w:kern w:val="0"/>
+          <w:sz w:val="18"/>
+          <w:szCs w:val="18"/>
+          <w:lang w:eastAsia="en-GB"/>
+          <w14:ligatures w14:val="none"/>
+        </w:rPr>
+        <w:t xml:space="preserve"> </w:t>
+      </w:r>
+      <w:r>
+        <w:rPr>
+          <w:rFonts w:ascii="Menlo" w:eastAsia="Times New Roman" w:hAnsi="Menlo" w:cs="Menlo"/>
+          <w:color w:val="C9D1D9"/>
+          <w:kern w:val="0"/>
+          <w:sz w:val="18"/>
+          <w:szCs w:val="18"/>
+          <w:lang w:eastAsia="en-GB"/>
+          <w14:ligatures w14:val="none"/>
+        </w:rPr>
+        <w:t>str2</w:t>
+      </w:r>
+      <w:r>
+        <w:rPr>
+          <w:rFonts w:ascii="Menlo" w:eastAsia="Times New Roman" w:hAnsi="Menlo" w:cs="Menlo"/>
+          <w:color w:val="BBBEBF"/>
+          <w:kern w:val="0"/>
+          <w:sz w:val="18"/>
+          <w:szCs w:val="18"/>
+          <w:lang w:eastAsia="en-GB"/>
+          <w14:ligatures w14:val="none"/>
+        </w:rPr>
+        <w:t>);</w:t>
+      </w:r>
+    </w:p>
+    <w:p>
+      <w:pPr>
+        <w:shd w:val="clear" w:color="auto" w:fill="121314"/>
+        <w:spacing w:after="0" w:line="270" w:lineRule="atLeast"/>
+        <w:rPr>
+          <w:rFonts w:ascii="Menlo" w:eastAsia="Times New Roman" w:hAnsi="Menlo" w:cs="Menlo"/>
+          <w:color w:val="BBBEBF"/>
+          <w:kern w:val="0"/>
+          <w:sz w:val="18"/>
+          <w:szCs w:val="18"/>
+          <w:lang w:eastAsia="en-GB"/>
+          <w14:ligatures w14:val="none"/>
+        </w:rPr>
+      </w:pPr>
+      <w:r>
+        <w:rPr>
+          <w:rFonts w:ascii="Menlo" w:eastAsia="Times New Roman" w:hAnsi="Menlo" w:cs="Menlo"/>
+          <w:color w:val="79C0FF"/>
+          <w:kern w:val="0"/>
+          <w:sz w:val="18"/>
+          <w:szCs w:val="18"/>
+          <w:lang w:eastAsia="en-GB"/>
+          <w14:ligatures w14:val="none"/>
+        </w:rPr>
+        <w:t>console</w:t>
+      </w:r>
+      <w:r>
+        <w:rPr>
+          <w:rFonts w:ascii="Menlo" w:eastAsia="Times New Roman" w:hAnsi="Menlo" w:cs="Menlo"/>
+          <w:color w:val="BBBEBF"/>
+          <w:kern w:val="0"/>
+          <w:sz w:val="18"/>
+          <w:szCs w:val="18"/>
+          <w:lang w:eastAsia="en-GB"/>
+          <w14:ligatures w14:val="none"/>
+        </w:rPr>
+        <w:t>.</w:t>
+      </w:r>
+      <w:r>
+        <w:rPr>
+          <w:rFonts w:ascii="Menlo" w:eastAsia="Times New Roman" w:hAnsi="Menlo" w:cs="Menlo"/>
+          <w:color w:val="D2A8FF"/>
+          <w:kern w:val="0"/>
+          <w:sz w:val="18"/>
+          <w:szCs w:val="18"/>
+          <w:lang w:eastAsia="en-GB"/>
+          <w14:ligatures w14:val="none"/>
+        </w:rPr>
+        <w:t>log</w:t>
+      </w:r>
+      <w:r>
+        <w:rPr>
+          <w:rFonts w:ascii="Menlo" w:eastAsia="Times New Roman" w:hAnsi="Menlo" w:cs="Menlo"/>
+          <w:color w:val="BBBEBF"/>
+          <w:kern w:val="0"/>
+          <w:sz w:val="18"/>
+          <w:szCs w:val="18"/>
+          <w:lang w:eastAsia="en-GB"/>
+          <w14:ligatures w14:val="none"/>
+        </w:rPr>
+        <w:t>(</w:t>
+      </w:r>
+      <w:proofErr w:type="spellStart"/>
+      <w:r>
+        <w:rPr>
+          <w:rFonts w:ascii="Menlo" w:eastAsia="Times New Roman" w:hAnsi="Menlo" w:cs="Menlo"/>
+          <w:color w:val="569CD6"/>
+          <w:kern w:val="0"/>
+          <w:sz w:val="18"/>
+          <w:szCs w:val="18"/>
+          <w:lang w:eastAsia="en-GB"/>
+          <w14:ligatures w14:val="none"/>
+        </w:rPr>
+        <w:t>typeof</w:t>
+      </w:r>
+      <w:proofErr w:type="spellEnd"/>
+      <w:r>
+        <w:rPr>
+          <w:rFonts w:ascii="Menlo" w:eastAsia="Times New Roman" w:hAnsi="Menlo" w:cs="Menlo"/>
+          <w:color w:val="BBBEBF"/>
+          <w:kern w:val="0"/>
+          <w:sz w:val="18"/>
+          <w:szCs w:val="18"/>
+          <w:lang w:eastAsia="en-GB"/>
+          <w14:ligatures w14:val="none"/>
+        </w:rPr>
+        <w:t xml:space="preserve"> </w:t>
+      </w:r>
+      <w:r>
+        <w:rPr>
+          <w:rFonts w:ascii="Menlo" w:eastAsia="Times New Roman" w:hAnsi="Menlo" w:cs="Menlo"/>
+          <w:color w:val="C9D1D9"/>
+          <w:kern w:val="0"/>
+          <w:sz w:val="18"/>
+          <w:szCs w:val="18"/>
+          <w:lang w:eastAsia="en-GB"/>
+          <w14:ligatures w14:val="none"/>
+        </w:rPr>
+        <w:t>str3</w:t>
+      </w:r>
+      <w:r>
+        <w:rPr>
+          <w:rFonts w:ascii="Menlo" w:eastAsia="Times New Roman" w:hAnsi="Menlo" w:cs="Menlo"/>
+          <w:color w:val="BBBEBF"/>
+          <w:kern w:val="0"/>
+          <w:sz w:val="18"/>
+          <w:szCs w:val="18"/>
+          <w:lang w:eastAsia="en-GB"/>
+          <w14:ligatures w14:val="none"/>
+        </w:rPr>
+        <w:t>);</w:t>
+      </w:r>
+    </w:p>
+    <w:p>
+      <w:pPr>
+        <w:rPr>
+          <w:rFonts w:ascii="Segoe UI Symbol" w:hAnsi="Segoe UI Symbol" w:cs="Segoe UI Symbol"/>
+          <w:b/>
+          <w:bCs/>
+          <w:u w:val="single"/>
+        </w:rPr>
+      </w:pPr>
+      <w:r>
+        <w:rPr>
+          <w:rFonts w:ascii="Segoe UI Symbol" w:hAnsi="Segoe UI Symbol" w:cs="Segoe UI Symbol"/>
+          <w:b/>
+          <w:bCs/>
+          <w:u w:val="single"/>
+        </w:rPr>
+        <w:lastRenderedPageBreak/>
+        <w:t>Note:</w:t>
+      </w:r>
+    </w:p>
+    <w:p>
+      <w:pPr>
+        <w:rPr>
+          <w:rFonts w:ascii="Segoe UI Symbol" w:hAnsi="Segoe UI Symbol" w:cs="Segoe UI Symbol"/>
+        </w:rPr>
+      </w:pPr>
+      <w:r>
+        <w:rPr>
+          <w:rFonts w:ascii="Segoe UI Symbol" w:hAnsi="Segoe UI Symbol" w:cs="Segoe UI Symbol"/>
+          <w:highlight w:val="yellow"/>
+        </w:rPr>
+        <w:t>If we want to take multiline string then we can enclosed the string by suing backtick.</w:t>
+      </w:r>
+    </w:p>
+    <w:bookmarkEnd w:id="1"/>
+    <w:p>
+      <w:pPr>
+        <w:rPr>
+          <w:rFonts w:ascii="Segoe UI Symbol" w:hAnsi="Segoe UI Symbol" w:cs="Segoe UI Symbol"/>
+          <w:b/>
+          <w:bCs/>
+          <w:u w:val="single"/>
+        </w:rPr>
+      </w:pPr>
+      <w:r>
+        <w:rPr>
+          <w:rFonts w:ascii="Segoe UI Symbol" w:hAnsi="Segoe UI Symbol" w:cs="Segoe UI Symbol"/>
+          <w:b/>
+          <w:bCs/>
+          <w:u w:val="single"/>
+        </w:rPr>
+        <w:t>String Interpolation/ template Literals</w:t>
+      </w:r>
+      <w:r>
+        <w:rPr>
+          <w:rFonts w:ascii="Segoe UI Symbol" w:hAnsi="Segoe UI Symbol" w:cs="Segoe UI Symbol"/>
+          <w:b/>
+          <w:bCs/>
+          <w:u w:val="single"/>
+        </w:rPr>
+        <w:t xml:space="preserve"> :</w:t>
+      </w:r>
+    </w:p>
+    <w:p>
+      <w:pPr>
+        <w:pStyle w:val="ListParagraph"/>
+        <w:numPr>
+          <w:ilvl w:val="0"/>
+          <w:numId w:val="9"/>
+        </w:numPr>
+        <w:rPr>
+          <w:rFonts w:ascii="Segoe UI Symbol" w:hAnsi="Segoe UI Symbol" w:cs="Segoe UI Symbol"/>
+        </w:rPr>
+      </w:pPr>
+      <w:r>
+        <w:rPr>
+          <w:rFonts w:ascii="Segoe UI Symbol" w:hAnsi="Segoe UI Symbol" w:cs="Segoe UI Symbol"/>
+        </w:rPr>
+        <w:t>Accessing the variable inside string is called template literals.</w:t>
+      </w:r>
+    </w:p>
+    <w:p>
+      <w:pPr>
+        <w:pStyle w:val="ListParagraph"/>
+        <w:numPr>
+          <w:ilvl w:val="0"/>
+          <w:numId w:val="9"/>
+        </w:numPr>
+        <w:rPr>
+          <w:rFonts w:ascii="Segoe UI Symbol" w:hAnsi="Segoe UI Symbol" w:cs="Segoe UI Symbol"/>
+        </w:rPr>
+      </w:pPr>
+      <w:r>
+        <w:rPr>
+          <w:rFonts w:ascii="Segoe UI Symbol" w:hAnsi="Segoe UI Symbol" w:cs="Segoe UI Symbol"/>
+        </w:rPr>
+        <w:t>For this string should be enclosed with backtick and the variable we want to access should be written inside ${}</w:t>
+      </w:r>
+    </w:p>
+    <w:p>
+      <w:pPr>
+        <w:rPr>
+          <w:rFonts w:ascii="Segoe UI Symbol" w:hAnsi="Segoe UI Symbol" w:cs="Segoe UI Symbol"/>
+          <w:b/>
+          <w:bCs/>
+          <w:u w:val="single"/>
+        </w:rPr>
+      </w:pPr>
+      <w:r>
+        <w:rPr>
+          <w:rFonts w:ascii="Segoe UI Symbol" w:hAnsi="Segoe UI Symbol" w:cs="Segoe UI Symbol"/>
+          <w:b/>
+          <w:bCs/>
+          <w:u w:val="single"/>
+        </w:rPr>
+        <w:t>Lenth property:</w:t>
+      </w:r>
+    </w:p>
+    <w:p>
+      <w:pPr>
+        <w:pStyle w:val="ListParagraph"/>
+        <w:numPr>
+          <w:ilvl w:val="0"/>
+          <w:numId w:val="10"/>
+        </w:numPr>
+        <w:rPr>
+          <w:rFonts w:ascii="Segoe UI Symbol" w:hAnsi="Segoe UI Symbol" w:cs="Segoe UI Symbol"/>
+        </w:rPr>
+      </w:pPr>
+      <w:r>
+        <w:rPr>
+          <w:rFonts w:ascii="Segoe UI Symbol" w:hAnsi="Segoe UI Symbol" w:cs="Segoe UI Symbol"/>
+        </w:rPr>
+        <w:t>It is used to know the length of any string.</w:t>
+      </w:r>
+    </w:p>
+    <w:p>
+      <w:pPr>
+        <w:rPr>
+          <w:rFonts w:ascii="Segoe UI Symbol" w:hAnsi="Segoe UI Symbol" w:cs="Segoe UI Symbol"/>
+        </w:rPr>
+      </w:pPr>
+      <w:r>
+        <w:rPr>
+          <w:rFonts w:ascii="Segoe UI Symbol" w:hAnsi="Segoe UI Symbol" w:cs="Segoe UI Symbol"/>
+        </w:rPr>
+        <w:t xml:space="preserve">Ex: </w:t>
+      </w:r>
+    </w:p>
+    <w:p>
+      <w:pPr>
+        <w:shd w:val="clear" w:color="auto" w:fill="121314"/>
+        <w:spacing w:after="0" w:line="270" w:lineRule="atLeast"/>
+        <w:rPr>
+          <w:rFonts w:ascii="Menlo" w:eastAsia="Times New Roman" w:hAnsi="Menlo" w:cs="Menlo"/>
+          <w:color w:val="BBBEBF"/>
+          <w:kern w:val="0"/>
+          <w:sz w:val="18"/>
+          <w:szCs w:val="18"/>
+          <w:lang w:eastAsia="en-GB"/>
+          <w14:ligatures w14:val="none"/>
+        </w:rPr>
+      </w:pPr>
+      <w:r>
+        <w:rPr>
+          <w:rFonts w:ascii="Menlo" w:eastAsia="Times New Roman" w:hAnsi="Menlo" w:cs="Menlo"/>
+          <w:color w:val="FF7B72"/>
+          <w:kern w:val="0"/>
+          <w:sz w:val="18"/>
+          <w:szCs w:val="18"/>
+          <w:lang w:eastAsia="en-GB"/>
+          <w14:ligatures w14:val="none"/>
+        </w:rPr>
+        <w:t>let</w:t>
+      </w:r>
+      <w:r>
+        <w:rPr>
+          <w:rFonts w:ascii="Menlo" w:eastAsia="Times New Roman" w:hAnsi="Menlo" w:cs="Menlo"/>
+          <w:color w:val="BBBEBF"/>
+          <w:kern w:val="0"/>
+          <w:sz w:val="18"/>
+          <w:szCs w:val="18"/>
+          <w:lang w:eastAsia="en-GB"/>
+          <w14:ligatures w14:val="none"/>
+        </w:rPr>
+        <w:t xml:space="preserve"> </w:t>
+      </w:r>
+      <w:proofErr w:type="spellStart"/>
+      <w:r>
+        <w:rPr>
+          <w:rFonts w:ascii="Menlo" w:eastAsia="Times New Roman" w:hAnsi="Menlo" w:cs="Menlo"/>
+          <w:color w:val="C9D1D9"/>
+          <w:kern w:val="0"/>
+          <w:sz w:val="18"/>
+          <w:szCs w:val="18"/>
+          <w:lang w:eastAsia="en-GB"/>
+          <w14:ligatures w14:val="none"/>
+        </w:rPr>
+        <w:t>msg</w:t>
+      </w:r>
+      <w:proofErr w:type="spellEnd"/>
+      <w:r>
+        <w:rPr>
+          <w:rFonts w:ascii="Menlo" w:eastAsia="Times New Roman" w:hAnsi="Menlo" w:cs="Menlo"/>
+          <w:color w:val="BBBEBF"/>
+          <w:kern w:val="0"/>
+          <w:sz w:val="18"/>
+          <w:szCs w:val="18"/>
+          <w:lang w:eastAsia="en-GB"/>
+          <w14:ligatures w14:val="none"/>
+        </w:rPr>
+        <w:t xml:space="preserve"> </w:t>
+      </w:r>
+      <w:r>
+        <w:rPr>
+          <w:rFonts w:ascii="Menlo" w:eastAsia="Times New Roman" w:hAnsi="Menlo" w:cs="Menlo"/>
+          <w:color w:val="D4D4D4"/>
+          <w:kern w:val="0"/>
+          <w:sz w:val="18"/>
+          <w:szCs w:val="18"/>
+          <w:lang w:eastAsia="en-GB"/>
+          <w14:ligatures w14:val="none"/>
+        </w:rPr>
+        <w:t>=</w:t>
+      </w:r>
+      <w:r>
+        <w:rPr>
+          <w:rFonts w:ascii="Menlo" w:eastAsia="Times New Roman" w:hAnsi="Menlo" w:cs="Menlo"/>
+          <w:color w:val="A5D6FF"/>
+          <w:kern w:val="0"/>
+          <w:sz w:val="18"/>
+          <w:szCs w:val="18"/>
+          <w:lang w:eastAsia="en-GB"/>
+          <w14:ligatures w14:val="none"/>
+        </w:rPr>
+        <w:t>"how are you"</w:t>
+      </w:r>
+    </w:p>
+    <w:p>
+      <w:pPr>
+        <w:shd w:val="clear" w:color="auto" w:fill="121314"/>
+        <w:spacing w:after="0" w:line="270" w:lineRule="atLeast"/>
+        <w:rPr>
+          <w:rFonts w:ascii="Menlo" w:eastAsia="Times New Roman" w:hAnsi="Menlo" w:cs="Menlo"/>
+          <w:color w:val="BBBEBF"/>
+          <w:kern w:val="0"/>
+          <w:sz w:val="18"/>
+          <w:szCs w:val="18"/>
+          <w:lang w:eastAsia="en-GB"/>
+          <w14:ligatures w14:val="none"/>
+        </w:rPr>
+      </w:pPr>
+      <w:r>
+        <w:rPr>
+          <w:rFonts w:ascii="Menlo" w:eastAsia="Times New Roman" w:hAnsi="Menlo" w:cs="Menlo"/>
+          <w:color w:val="79C0FF"/>
+          <w:kern w:val="0"/>
+          <w:sz w:val="18"/>
+          <w:szCs w:val="18"/>
+          <w:lang w:eastAsia="en-GB"/>
+          <w14:ligatures w14:val="none"/>
+        </w:rPr>
+        <w:t>console</w:t>
+      </w:r>
+      <w:r>
+        <w:rPr>
+          <w:rFonts w:ascii="Menlo" w:eastAsia="Times New Roman" w:hAnsi="Menlo" w:cs="Menlo"/>
+          <w:color w:val="BBBEBF"/>
+          <w:kern w:val="0"/>
+          <w:sz w:val="18"/>
+          <w:szCs w:val="18"/>
+          <w:lang w:eastAsia="en-GB"/>
+          <w14:ligatures w14:val="none"/>
+        </w:rPr>
+        <w:t>.</w:t>
+      </w:r>
+      <w:r>
+        <w:rPr>
+          <w:rFonts w:ascii="Menlo" w:eastAsia="Times New Roman" w:hAnsi="Menlo" w:cs="Menlo"/>
+          <w:color w:val="D2A8FF"/>
+          <w:kern w:val="0"/>
+          <w:sz w:val="18"/>
+          <w:szCs w:val="18"/>
+          <w:lang w:eastAsia="en-GB"/>
+          <w14:ligatures w14:val="none"/>
+        </w:rPr>
+        <w:t>log</w:t>
+      </w:r>
+      <w:r>
+        <w:rPr>
+          <w:rFonts w:ascii="Menlo" w:eastAsia="Times New Roman" w:hAnsi="Menlo" w:cs="Menlo"/>
+          <w:color w:val="BBBEBF"/>
+          <w:kern w:val="0"/>
+          <w:sz w:val="18"/>
+          <w:szCs w:val="18"/>
+          <w:lang w:eastAsia="en-GB"/>
+          <w14:ligatures w14:val="none"/>
+        </w:rPr>
+        <w:t>(</w:t>
+      </w:r>
+      <w:proofErr w:type="spellStart"/>
+      <w:r>
+        <w:rPr>
+          <w:rFonts w:ascii="Menlo" w:eastAsia="Times New Roman" w:hAnsi="Menlo" w:cs="Menlo"/>
+          <w:color w:val="C9D1D9"/>
+          <w:kern w:val="0"/>
+          <w:sz w:val="18"/>
+          <w:szCs w:val="18"/>
+          <w:lang w:eastAsia="en-GB"/>
+          <w14:ligatures w14:val="none"/>
+        </w:rPr>
+        <w:t>msg</w:t>
+      </w:r>
+      <w:r>
+        <w:rPr>
+          <w:rFonts w:ascii="Menlo" w:eastAsia="Times New Roman" w:hAnsi="Menlo" w:cs="Menlo"/>
+          <w:color w:val="BBBEBF"/>
+          <w:kern w:val="0"/>
+          <w:sz w:val="18"/>
+          <w:szCs w:val="18"/>
+          <w:lang w:eastAsia="en-GB"/>
+          <w14:ligatures w14:val="none"/>
+        </w:rPr>
+        <w:t>.</w:t>
+      </w:r>
+      <w:r>
+        <w:rPr>
+          <w:rFonts w:ascii="Menlo" w:eastAsia="Times New Roman" w:hAnsi="Menlo" w:cs="Menlo"/>
+          <w:color w:val="79C0FF"/>
+          <w:kern w:val="0"/>
+          <w:sz w:val="18"/>
+          <w:szCs w:val="18"/>
+          <w:lang w:eastAsia="en-GB"/>
+          <w14:ligatures w14:val="none"/>
+        </w:rPr>
+        <w:t>length</w:t>
+      </w:r>
+      <w:proofErr w:type="spellEnd"/>
+      <w:r>
+        <w:rPr>
+          <w:rFonts w:ascii="Menlo" w:eastAsia="Times New Roman" w:hAnsi="Menlo" w:cs="Menlo"/>
+          <w:color w:val="BBBEBF"/>
+          <w:kern w:val="0"/>
+          <w:sz w:val="18"/>
+          <w:szCs w:val="18"/>
+          <w:lang w:eastAsia="en-GB"/>
+          <w14:ligatures w14:val="none"/>
+        </w:rPr>
+        <w:t>);</w:t>
+      </w:r>
+    </w:p>
+    <w:p>
+      <w:pPr>
+        <w:rPr>
+          <w:rFonts w:ascii="Segoe UI Symbol" w:hAnsi="Segoe UI Symbol" w:cs="Segoe UI Symbol"/>
+        </w:rPr>
+      </w:pPr>
+    </w:p>
+    <w:p>
+      <w:pPr>
+        <w:rPr>
+          <w:rFonts w:ascii="Segoe UI Symbol" w:hAnsi="Segoe UI Symbol" w:cs="Segoe UI Symbol"/>
+          <w:b/>
+          <w:bCs/>
+          <w:u w:val="single"/>
+        </w:rPr>
+      </w:pPr>
+      <w:r>
+        <w:rPr>
+          <w:rFonts w:ascii="Segoe UI Symbol" w:hAnsi="Segoe UI Symbol" w:cs="Segoe UI Symbol"/>
+          <w:b/>
+          <w:bCs/>
+          <w:u w:val="single"/>
+        </w:rPr>
+        <w:t>String methods :</w:t>
+      </w:r>
+    </w:p>
+    <w:p>
+      <w:pPr>
+        <w:pStyle w:val="ListParagraph"/>
+        <w:numPr>
+          <w:ilvl w:val="0"/>
+          <w:numId w:val="13"/>
+        </w:numPr>
+        <w:rPr>
+          <w:rFonts w:ascii="Segoe UI Symbol" w:hAnsi="Segoe UI Symbol" w:cs="Segoe UI Symbol"/>
+          <w:b/>
+          <w:bCs/>
+          <w:u w:val="single"/>
+        </w:rPr>
+      </w:pPr>
+      <w:proofErr w:type="spellStart"/>
+      <w:r>
+        <w:rPr>
+          <w:rFonts w:ascii="Segoe UI Symbol" w:hAnsi="Segoe UI Symbol" w:cs="Segoe UI Symbol"/>
+          <w:b/>
+          <w:bCs/>
+          <w:u w:val="single"/>
+        </w:rPr>
+        <w:t>toupperCase</w:t>
+      </w:r>
+      <w:proofErr w:type="spellEnd"/>
+      <w:r>
+        <w:rPr>
+          <w:rFonts w:ascii="Segoe UI Symbol" w:hAnsi="Segoe UI Symbol" w:cs="Segoe UI Symbol"/>
+          <w:b/>
+          <w:bCs/>
+          <w:u w:val="single"/>
+        </w:rPr>
+        <w:t>()</w:t>
+      </w:r>
+    </w:p>
+    <w:p>
+      <w:pPr>
+        <w:pStyle w:val="ListParagraph"/>
+        <w:numPr>
+          <w:ilvl w:val="1"/>
+          <w:numId w:val="13"/>
+        </w:numPr>
+        <w:rPr>
+          <w:rFonts w:ascii="Segoe UI Symbol" w:hAnsi="Segoe UI Symbol" w:cs="Segoe UI Symbol"/>
+          <w:b/>
+          <w:bCs/>
+          <w:u w:val="single"/>
+        </w:rPr>
+      </w:pPr>
+      <w:r>
+        <w:rPr>
+          <w:rFonts w:ascii="Segoe UI Symbol" w:hAnsi="Segoe UI Symbol" w:cs="Segoe UI Symbol"/>
+        </w:rPr>
+        <w:t>this method is used to concert the sting into uppercase and it will return one new string.</w:t>
+      </w:r>
+    </w:p>
+    <w:p>
+      <w:pPr>
+        <w:pStyle w:val="ListParagraph"/>
+        <w:numPr>
+          <w:ilvl w:val="1"/>
+          <w:numId w:val="13"/>
+        </w:numPr>
+        <w:rPr>
+          <w:rFonts w:ascii="Segoe UI Symbol" w:hAnsi="Segoe UI Symbol" w:cs="Segoe UI Symbol"/>
+          <w:b/>
+          <w:bCs/>
+          <w:u w:val="single"/>
+        </w:rPr>
+      </w:pPr>
+      <w:r>
+        <w:rPr>
+          <w:rFonts w:ascii="Segoe UI Symbol" w:hAnsi="Segoe UI Symbol" w:cs="Segoe UI Symbol"/>
+        </w:rPr>
+        <w:t>it will not change the original string.</w:t>
+      </w:r>
+    </w:p>
+    <w:p>
+      <w:pPr>
+        <w:pStyle w:val="ListParagraph"/>
+        <w:numPr>
+          <w:ilvl w:val="0"/>
+          <w:numId w:val="13"/>
+        </w:numPr>
+        <w:rPr>
+          <w:rFonts w:ascii="Segoe UI Symbol" w:hAnsi="Segoe UI Symbol" w:cs="Segoe UI Symbol"/>
+          <w:b/>
+          <w:bCs/>
+          <w:u w:val="single"/>
+        </w:rPr>
+      </w:pPr>
+      <w:proofErr w:type="spellStart"/>
+      <w:r>
+        <w:rPr>
+          <w:rFonts w:ascii="Segoe UI Symbol" w:hAnsi="Segoe UI Symbol" w:cs="Segoe UI Symbol"/>
+          <w:b/>
+          <w:bCs/>
+          <w:u w:val="single"/>
+        </w:rPr>
+        <w:t>tolowerCase</w:t>
+      </w:r>
+      <w:proofErr w:type="spellEnd"/>
+      <w:r>
+        <w:rPr>
+          <w:rFonts w:ascii="Segoe UI Symbol" w:hAnsi="Segoe UI Symbol" w:cs="Segoe UI Symbol"/>
+          <w:b/>
+          <w:bCs/>
+          <w:u w:val="single"/>
+        </w:rPr>
+        <w:t>()</w:t>
+      </w:r>
+    </w:p>
+    <w:p>
+      <w:pPr>
+        <w:pStyle w:val="ListParagraph"/>
+        <w:numPr>
+          <w:ilvl w:val="1"/>
+          <w:numId w:val="13"/>
+        </w:numPr>
+        <w:rPr>
+          <w:rFonts w:ascii="Segoe UI Symbol" w:hAnsi="Segoe UI Symbol" w:cs="Segoe UI Symbol"/>
+          <w:b/>
+          <w:bCs/>
+          <w:u w:val="single"/>
+        </w:rPr>
+      </w:pPr>
+      <w:r>
+        <w:rPr>
+          <w:rFonts w:ascii="Segoe UI Symbol" w:hAnsi="Segoe UI Symbol" w:cs="Segoe UI Symbol"/>
+        </w:rPr>
+        <w:t xml:space="preserve">this method is used to concert the sting into </w:t>
+      </w:r>
+      <w:r>
+        <w:rPr>
+          <w:rFonts w:ascii="Segoe UI Symbol" w:hAnsi="Segoe UI Symbol" w:cs="Segoe UI Symbol"/>
+        </w:rPr>
+        <w:t>lower</w:t>
+      </w:r>
+      <w:r>
+        <w:rPr>
+          <w:rFonts w:ascii="Segoe UI Symbol" w:hAnsi="Segoe UI Symbol" w:cs="Segoe UI Symbol"/>
+        </w:rPr>
+        <w:t>case and it will return one new string.</w:t>
+      </w:r>
+    </w:p>
+    <w:p>
+      <w:pPr>
+        <w:pStyle w:val="ListParagraph"/>
+        <w:numPr>
+          <w:ilvl w:val="1"/>
+          <w:numId w:val="13"/>
+        </w:numPr>
+        <w:rPr>
+          <w:rFonts w:ascii="Segoe UI Symbol" w:hAnsi="Segoe UI Symbol" w:cs="Segoe UI Symbol"/>
+          <w:b/>
+          <w:bCs/>
+          <w:u w:val="single"/>
+        </w:rPr>
+      </w:pPr>
+      <w:r>
+        <w:rPr>
+          <w:rFonts w:ascii="Segoe UI Symbol" w:hAnsi="Segoe UI Symbol" w:cs="Segoe UI Symbol"/>
+        </w:rPr>
+        <w:t>it will not change the original string.</w:t>
+      </w:r>
+    </w:p>
+    <w:p>
+      <w:pPr>
+        <w:pStyle w:val="ListParagraph"/>
+        <w:numPr>
+          <w:ilvl w:val="0"/>
+          <w:numId w:val="13"/>
+        </w:numPr>
+        <w:rPr>
+          <w:rFonts w:ascii="Segoe UI Symbol" w:hAnsi="Segoe UI Symbol" w:cs="Segoe UI Symbol"/>
+          <w:b/>
+          <w:bCs/>
+          <w:u w:val="single"/>
+        </w:rPr>
+      </w:pPr>
+      <w:r>
+        <w:rPr>
+          <w:rFonts w:ascii="Segoe UI Symbol" w:hAnsi="Segoe UI Symbol" w:cs="Segoe UI Symbol"/>
+          <w:b/>
+          <w:bCs/>
+          <w:u w:val="single"/>
+        </w:rPr>
+        <w:t>trim()</w:t>
+      </w:r>
+    </w:p>
+    <w:p>
+      <w:pPr>
+        <w:pStyle w:val="ListParagraph"/>
+        <w:numPr>
+          <w:ilvl w:val="1"/>
+          <w:numId w:val="13"/>
+        </w:numPr>
+        <w:rPr>
+          <w:rFonts w:ascii="Segoe UI Symbol" w:hAnsi="Segoe UI Symbol" w:cs="Segoe UI Symbol"/>
+          <w:b/>
+          <w:bCs/>
+          <w:u w:val="single"/>
+        </w:rPr>
+      </w:pPr>
+      <w:r>
+        <w:rPr>
+          <w:rFonts w:ascii="Segoe UI Symbol" w:hAnsi="Segoe UI Symbol" w:cs="Segoe UI Symbol"/>
+        </w:rPr>
+        <w:t>this method is used to remove space from both side of the string.</w:t>
+      </w:r>
+    </w:p>
+    <w:p>
+      <w:pPr>
+        <w:pStyle w:val="ListParagraph"/>
+        <w:numPr>
+          <w:ilvl w:val="0"/>
+          <w:numId w:val="13"/>
+        </w:numPr>
+        <w:rPr>
+          <w:rFonts w:ascii="Segoe UI Symbol" w:hAnsi="Segoe UI Symbol" w:cs="Segoe UI Symbol"/>
+          <w:b/>
+          <w:bCs/>
+          <w:u w:val="single"/>
+        </w:rPr>
+      </w:pPr>
+      <w:r>
+        <w:rPr>
+          <w:rFonts w:ascii="Segoe UI Symbol" w:hAnsi="Segoe UI Symbol" w:cs="Segoe UI Symbol"/>
+          <w:b/>
+          <w:bCs/>
+          <w:u w:val="single"/>
+        </w:rPr>
+        <w:t>indexOf()</w:t>
+      </w:r>
+    </w:p>
+    <w:p>
+      <w:pPr>
+        <w:pStyle w:val="ListParagraph"/>
+        <w:numPr>
+          <w:ilvl w:val="1"/>
+          <w:numId w:val="13"/>
+        </w:numPr>
+        <w:rPr>
+          <w:rFonts w:ascii="Segoe UI Symbol" w:hAnsi="Segoe UI Symbol" w:cs="Segoe UI Symbol"/>
+          <w:b/>
+          <w:bCs/>
+          <w:u w:val="single"/>
+        </w:rPr>
+      </w:pPr>
+      <w:r>
+        <w:rPr>
+          <w:rFonts w:ascii="Segoe UI Symbol" w:hAnsi="Segoe UI Symbol" w:cs="Segoe UI Symbol"/>
+        </w:rPr>
+        <w:t>it is used to know the index of the given character .</w:t>
+      </w:r>
+    </w:p>
+    <w:p>
+      <w:pPr>
+        <w:pStyle w:val="ListParagraph"/>
+        <w:numPr>
+          <w:ilvl w:val="1"/>
+          <w:numId w:val="13"/>
+        </w:numPr>
+        <w:rPr>
+          <w:rFonts w:ascii="Segoe UI Symbol" w:hAnsi="Segoe UI Symbol" w:cs="Segoe UI Symbol"/>
+          <w:b/>
+          <w:bCs/>
+          <w:u w:val="single"/>
+        </w:rPr>
+      </w:pPr>
+      <w:r>
+        <w:rPr>
+          <w:rFonts w:ascii="Segoe UI Symbol" w:hAnsi="Segoe UI Symbol" w:cs="Segoe UI Symbol"/>
+        </w:rPr>
+        <w:t>it will tack the first occurrence of the character.</w:t>
+      </w:r>
+    </w:p>
+    <w:p>
+      <w:pPr>
+        <w:pStyle w:val="ListParagraph"/>
+        <w:numPr>
+          <w:ilvl w:val="1"/>
+          <w:numId w:val="13"/>
+        </w:numPr>
+        <w:rPr>
+          <w:rFonts w:ascii="Segoe UI Symbol" w:hAnsi="Segoe UI Symbol" w:cs="Segoe UI Symbol"/>
+          <w:b/>
+          <w:bCs/>
+          <w:u w:val="single"/>
+        </w:rPr>
+      </w:pPr>
+      <w:r>
+        <w:rPr>
+          <w:rFonts w:ascii="Segoe UI Symbol" w:hAnsi="Segoe UI Symbol" w:cs="Segoe UI Symbol"/>
+        </w:rPr>
+        <w:t>If the character is not present , it will return -1.</w:t>
+      </w:r>
+    </w:p>
+    <w:p>
+      <w:pPr>
+        <w:rPr>
+          <w:rFonts w:ascii="Segoe UI Symbol" w:hAnsi="Segoe UI Symbol" w:cs="Segoe UI Symbol"/>
+        </w:rPr>
+      </w:pPr>
+    </w:p>
+    <w:p>
+      <w:pPr>
         <w:rPr>
           <w:rFonts w:ascii="Segoe UI Symbol" w:hAnsi="Segoe UI Symbol" w:cs="Segoe UI Symbol"/>
         </w:rPr>
@@ -12388,6 +13920,92 @@
     </w:lvl>
   </w:abstractNum>
   <w:abstractNum w:abstractNumId="1" w15:restartNumberingAfterBreak="0">
+    <w:nsid w:val="0B323201"/>
+    <w:multiLevelType w:val="hybridMultilevel"/>
+    <w:tmpl w:val="2156662C"/>
+    <w:lvl w:ilvl="0" w:tplc="0809000F">
+      <w:start w:val="1"/>
+      <w:numFmt w:val="decimal"/>
+      <w:lvlText w:val="%1."/>
+      <w:lvlJc w:val="left"/>
+      <w:pPr>
+        <w:ind w:left="720" w:hanging="360"/>
+      </w:pPr>
+    </w:lvl>
+    <w:lvl w:ilvl="1" w:tplc="08090019" w:tentative="1">
+      <w:start w:val="1"/>
+      <w:numFmt w:val="lowerLetter"/>
+      <w:lvlText w:val="%2."/>
+      <w:lvlJc w:val="left"/>
+      <w:pPr>
+        <w:ind w:left="1440" w:hanging="360"/>
+      </w:pPr>
+    </w:lvl>
+    <w:lvl w:ilvl="2" w:tplc="0809001B" w:tentative="1">
+      <w:start w:val="1"/>
+      <w:numFmt w:val="lowerRoman"/>
+      <w:lvlText w:val="%3."/>
+      <w:lvlJc w:val="right"/>
+      <w:pPr>
+        <w:ind w:left="2160" w:hanging="180"/>
+      </w:pPr>
+    </w:lvl>
+    <w:lvl w:ilvl="3" w:tplc="0809000F" w:tentative="1">
+      <w:start w:val="1"/>
+      <w:numFmt w:val="decimal"/>
+      <w:lvlText w:val="%4."/>
+      <w:lvlJc w:val="left"/>
+      <w:pPr>
+        <w:ind w:left="2880" w:hanging="360"/>
+      </w:pPr>
+    </w:lvl>
+    <w:lvl w:ilvl="4" w:tplc="08090019" w:tentative="1">
+      <w:start w:val="1"/>
+      <w:numFmt w:val="lowerLetter"/>
+      <w:lvlText w:val="%5."/>
+      <w:lvlJc w:val="left"/>
+      <w:pPr>
+        <w:ind w:left="3600" w:hanging="360"/>
+      </w:pPr>
+    </w:lvl>
+    <w:lvl w:ilvl="5" w:tplc="0809001B" w:tentative="1">
+      <w:start w:val="1"/>
+      <w:numFmt w:val="lowerRoman"/>
+      <w:lvlText w:val="%6."/>
+      <w:lvlJc w:val="right"/>
+      <w:pPr>
+        <w:ind w:left="4320" w:hanging="180"/>
+      </w:pPr>
+    </w:lvl>
+    <w:lvl w:ilvl="6" w:tplc="0809000F" w:tentative="1">
+      <w:start w:val="1"/>
+      <w:numFmt w:val="decimal"/>
+      <w:lvlText w:val="%7."/>
+      <w:lvlJc w:val="left"/>
+      <w:pPr>
+        <w:ind w:left="5040" w:hanging="360"/>
+      </w:pPr>
+    </w:lvl>
+    <w:lvl w:ilvl="7" w:tplc="08090019" w:tentative="1">
+      <w:start w:val="1"/>
+      <w:numFmt w:val="lowerLetter"/>
+      <w:lvlText w:val="%8."/>
+      <w:lvlJc w:val="left"/>
+      <w:pPr>
+        <w:ind w:left="5760" w:hanging="360"/>
+      </w:pPr>
+    </w:lvl>
+    <w:lvl w:ilvl="8" w:tplc="0809001B" w:tentative="1">
+      <w:start w:val="1"/>
+      <w:numFmt w:val="lowerRoman"/>
+      <w:lvlText w:val="%9."/>
+      <w:lvlJc w:val="right"/>
+      <w:pPr>
+        <w:ind w:left="6480" w:hanging="180"/>
+      </w:pPr>
+    </w:lvl>
+  </w:abstractNum>
+  <w:abstractNum w:abstractNumId="2" w15:restartNumberingAfterBreak="0">
     <w:nsid w:val="15BE4F42"/>
     <w:multiLevelType w:val="hybridMultilevel"/>
     <w:tmpl w:val="A6769E2A"/>
@@ -12500,7 +14118,7 @@
       </w:rPr>
     </w:lvl>
   </w:abstractNum>
-  <w:abstractNum w:abstractNumId="2" w15:restartNumberingAfterBreak="0">
+  <w:abstractNum w:abstractNumId="3" w15:restartNumberingAfterBreak="0">
     <w:nsid w:val="1C0E7371"/>
     <w:multiLevelType w:val="hybridMultilevel"/>
     <w:tmpl w:val="1024A650"/>
@@ -12613,7 +14231,7 @@
       </w:rPr>
     </w:lvl>
   </w:abstractNum>
-  <w:abstractNum w:abstractNumId="3" w15:restartNumberingAfterBreak="0">
+  <w:abstractNum w:abstractNumId="4" w15:restartNumberingAfterBreak="0">
     <w:nsid w:val="326A4153"/>
     <w:multiLevelType w:val="hybridMultilevel"/>
     <w:tmpl w:val="21DC39BC"/>
@@ -12726,7 +14344,7 @@
       </w:rPr>
     </w:lvl>
   </w:abstractNum>
-  <w:abstractNum w:abstractNumId="4" w15:restartNumberingAfterBreak="0">
+  <w:abstractNum w:abstractNumId="5" w15:restartNumberingAfterBreak="0">
     <w:nsid w:val="385C6F4D"/>
     <w:multiLevelType w:val="hybridMultilevel"/>
     <w:tmpl w:val="E0084C54"/>
@@ -12839,7 +14457,7 @@
       </w:rPr>
     </w:lvl>
   </w:abstractNum>
-  <w:abstractNum w:abstractNumId="5" w15:restartNumberingAfterBreak="0">
+  <w:abstractNum w:abstractNumId="6" w15:restartNumberingAfterBreak="0">
     <w:nsid w:val="4C1C1CA0"/>
     <w:multiLevelType w:val="hybridMultilevel"/>
     <w:tmpl w:val="D5CEF1AE"/>
@@ -12952,10 +14570,10 @@
       </w:rPr>
     </w:lvl>
   </w:abstractNum>
-  <w:abstractNum w:abstractNumId="6" w15:restartNumberingAfterBreak="0">
-    <w:nsid w:val="51C671D9"/>
+  <w:abstractNum w:abstractNumId="7" w15:restartNumberingAfterBreak="0">
+    <w:nsid w:val="4F466445"/>
     <w:multiLevelType w:val="hybridMultilevel"/>
-    <w:tmpl w:val="D3643E28"/>
+    <w:tmpl w:val="D6B69BBC"/>
     <w:lvl w:ilvl="0" w:tplc="08090001">
       <w:start w:val="1"/>
       <w:numFmt w:val="bullet"/>
@@ -13065,7 +14683,319 @@
       </w:rPr>
     </w:lvl>
   </w:abstractNum>
-  <w:abstractNum w:abstractNumId="7" w15:restartNumberingAfterBreak="0">
+  <w:abstractNum w:abstractNumId="8" w15:restartNumberingAfterBreak="0">
+    <w:nsid w:val="51C671D9"/>
+    <w:multiLevelType w:val="hybridMultilevel"/>
+    <w:tmpl w:val="6854CFDC"/>
+    <w:lvl w:ilvl="0" w:tplc="08090001">
+      <w:start w:val="1"/>
+      <w:numFmt w:val="bullet"/>
+      <w:lvlText w:val=""/>
+      <w:lvlJc w:val="left"/>
+      <w:pPr>
+        <w:ind w:left="720" w:hanging="360"/>
+      </w:pPr>
+      <w:rPr>
+        <w:rFonts w:ascii="Symbol" w:hAnsi="Symbol" w:hint="default"/>
+      </w:rPr>
+    </w:lvl>
+    <w:lvl w:ilvl="1" w:tplc="08090003">
+      <w:start w:val="1"/>
+      <w:numFmt w:val="bullet"/>
+      <w:lvlText w:val="o"/>
+      <w:lvlJc w:val="left"/>
+      <w:pPr>
+        <w:ind w:left="1440" w:hanging="360"/>
+      </w:pPr>
+      <w:rPr>
+        <w:rFonts w:ascii="Courier New" w:hAnsi="Courier New" w:cs="Courier New" w:hint="default"/>
+      </w:rPr>
+    </w:lvl>
+    <w:lvl w:ilvl="2" w:tplc="08090005">
+      <w:start w:val="1"/>
+      <w:numFmt w:val="bullet"/>
+      <w:lvlText w:val=""/>
+      <w:lvlJc w:val="left"/>
+      <w:pPr>
+        <w:ind w:left="2160" w:hanging="360"/>
+      </w:pPr>
+      <w:rPr>
+        <w:rFonts w:ascii="Wingdings" w:hAnsi="Wingdings" w:hint="default"/>
+      </w:rPr>
+    </w:lvl>
+    <w:lvl w:ilvl="3" w:tplc="08090001">
+      <w:start w:val="1"/>
+      <w:numFmt w:val="bullet"/>
+      <w:lvlText w:val=""/>
+      <w:lvlJc w:val="left"/>
+      <w:pPr>
+        <w:ind w:left="2880" w:hanging="360"/>
+      </w:pPr>
+      <w:rPr>
+        <w:rFonts w:ascii="Symbol" w:hAnsi="Symbol" w:hint="default"/>
+      </w:rPr>
+    </w:lvl>
+    <w:lvl w:ilvl="4" w:tplc="08090003">
+      <w:start w:val="1"/>
+      <w:numFmt w:val="bullet"/>
+      <w:lvlText w:val="o"/>
+      <w:lvlJc w:val="left"/>
+      <w:pPr>
+        <w:ind w:left="3600" w:hanging="360"/>
+      </w:pPr>
+      <w:rPr>
+        <w:rFonts w:ascii="Courier New" w:hAnsi="Courier New" w:cs="Courier New" w:hint="default"/>
+      </w:rPr>
+    </w:lvl>
+    <w:lvl w:ilvl="5" w:tplc="08090005">
+      <w:start w:val="1"/>
+      <w:numFmt w:val="bullet"/>
+      <w:lvlText w:val=""/>
+      <w:lvlJc w:val="left"/>
+      <w:pPr>
+        <w:ind w:left="4320" w:hanging="360"/>
+      </w:pPr>
+      <w:rPr>
+        <w:rFonts w:ascii="Wingdings" w:hAnsi="Wingdings" w:hint="default"/>
+      </w:rPr>
+    </w:lvl>
+    <w:lvl w:ilvl="6" w:tplc="08090001">
+      <w:start w:val="1"/>
+      <w:numFmt w:val="bullet"/>
+      <w:lvlText w:val=""/>
+      <w:lvlJc w:val="left"/>
+      <w:pPr>
+        <w:ind w:left="5040" w:hanging="360"/>
+      </w:pPr>
+      <w:rPr>
+        <w:rFonts w:ascii="Symbol" w:hAnsi="Symbol" w:hint="default"/>
+      </w:rPr>
+    </w:lvl>
+    <w:lvl w:ilvl="7" w:tplc="08090003">
+      <w:start w:val="1"/>
+      <w:numFmt w:val="bullet"/>
+      <w:lvlText w:val="o"/>
+      <w:lvlJc w:val="left"/>
+      <w:pPr>
+        <w:ind w:left="5760" w:hanging="360"/>
+      </w:pPr>
+      <w:rPr>
+        <w:rFonts w:ascii="Courier New" w:hAnsi="Courier New" w:cs="Courier New" w:hint="default"/>
+      </w:rPr>
+    </w:lvl>
+    <w:lvl w:ilvl="8" w:tplc="08090005">
+      <w:start w:val="1"/>
+      <w:numFmt w:val="bullet"/>
+      <w:lvlText w:val=""/>
+      <w:lvlJc w:val="left"/>
+      <w:pPr>
+        <w:ind w:left="6480" w:hanging="360"/>
+      </w:pPr>
+      <w:rPr>
+        <w:rFonts w:ascii="Wingdings" w:hAnsi="Wingdings" w:hint="default"/>
+      </w:rPr>
+    </w:lvl>
+  </w:abstractNum>
+  <w:abstractNum w:abstractNumId="9" w15:restartNumberingAfterBreak="0">
+    <w:nsid w:val="5C2F318B"/>
+    <w:multiLevelType w:val="hybridMultilevel"/>
+    <w:tmpl w:val="B89258F8"/>
+    <w:lvl w:ilvl="0" w:tplc="08090001">
+      <w:start w:val="1"/>
+      <w:numFmt w:val="bullet"/>
+      <w:lvlText w:val=""/>
+      <w:lvlJc w:val="left"/>
+      <w:pPr>
+        <w:ind w:left="720" w:hanging="360"/>
+      </w:pPr>
+      <w:rPr>
+        <w:rFonts w:ascii="Symbol" w:hAnsi="Symbol" w:hint="default"/>
+      </w:rPr>
+    </w:lvl>
+    <w:lvl w:ilvl="1" w:tplc="08090003">
+      <w:start w:val="1"/>
+      <w:numFmt w:val="bullet"/>
+      <w:lvlText w:val="o"/>
+      <w:lvlJc w:val="left"/>
+      <w:pPr>
+        <w:ind w:left="1440" w:hanging="360"/>
+      </w:pPr>
+      <w:rPr>
+        <w:rFonts w:ascii="Courier New" w:hAnsi="Courier New" w:cs="Courier New" w:hint="default"/>
+      </w:rPr>
+    </w:lvl>
+    <w:lvl w:ilvl="2" w:tplc="08090005">
+      <w:start w:val="1"/>
+      <w:numFmt w:val="bullet"/>
+      <w:lvlText w:val=""/>
+      <w:lvlJc w:val="left"/>
+      <w:pPr>
+        <w:ind w:left="2160" w:hanging="360"/>
+      </w:pPr>
+      <w:rPr>
+        <w:rFonts w:ascii="Wingdings" w:hAnsi="Wingdings" w:hint="default"/>
+      </w:rPr>
+    </w:lvl>
+    <w:lvl w:ilvl="3" w:tplc="08090001" w:tentative="1">
+      <w:start w:val="1"/>
+      <w:numFmt w:val="bullet"/>
+      <w:lvlText w:val=""/>
+      <w:lvlJc w:val="left"/>
+      <w:pPr>
+        <w:ind w:left="2880" w:hanging="360"/>
+      </w:pPr>
+      <w:rPr>
+        <w:rFonts w:ascii="Symbol" w:hAnsi="Symbol" w:hint="default"/>
+      </w:rPr>
+    </w:lvl>
+    <w:lvl w:ilvl="4" w:tplc="08090003" w:tentative="1">
+      <w:start w:val="1"/>
+      <w:numFmt w:val="bullet"/>
+      <w:lvlText w:val="o"/>
+      <w:lvlJc w:val="left"/>
+      <w:pPr>
+        <w:ind w:left="3600" w:hanging="360"/>
+      </w:pPr>
+      <w:rPr>
+        <w:rFonts w:ascii="Courier New" w:hAnsi="Courier New" w:cs="Courier New" w:hint="default"/>
+      </w:rPr>
+    </w:lvl>
+    <w:lvl w:ilvl="5" w:tplc="08090005" w:tentative="1">
+      <w:start w:val="1"/>
+      <w:numFmt w:val="bullet"/>
+      <w:lvlText w:val=""/>
+      <w:lvlJc w:val="left"/>
+      <w:pPr>
+        <w:ind w:left="4320" w:hanging="360"/>
+      </w:pPr>
+      <w:rPr>
+        <w:rFonts w:ascii="Wingdings" w:hAnsi="Wingdings" w:hint="default"/>
+      </w:rPr>
+    </w:lvl>
+    <w:lvl w:ilvl="6" w:tplc="08090001" w:tentative="1">
+      <w:start w:val="1"/>
+      <w:numFmt w:val="bullet"/>
+      <w:lvlText w:val=""/>
+      <w:lvlJc w:val="left"/>
+      <w:pPr>
+        <w:ind w:left="5040" w:hanging="360"/>
+      </w:pPr>
+      <w:rPr>
+        <w:rFonts w:ascii="Symbol" w:hAnsi="Symbol" w:hint="default"/>
+      </w:rPr>
+    </w:lvl>
+    <w:lvl w:ilvl="7" w:tplc="08090003" w:tentative="1">
+      <w:start w:val="1"/>
+      <w:numFmt w:val="bullet"/>
+      <w:lvlText w:val="o"/>
+      <w:lvlJc w:val="left"/>
+      <w:pPr>
+        <w:ind w:left="5760" w:hanging="360"/>
+      </w:pPr>
+      <w:rPr>
+        <w:rFonts w:ascii="Courier New" w:hAnsi="Courier New" w:cs="Courier New" w:hint="default"/>
+      </w:rPr>
+    </w:lvl>
+    <w:lvl w:ilvl="8" w:tplc="08090005" w:tentative="1">
+      <w:start w:val="1"/>
+      <w:numFmt w:val="bullet"/>
+      <w:lvlText w:val=""/>
+      <w:lvlJc w:val="left"/>
+      <w:pPr>
+        <w:ind w:left="6480" w:hanging="360"/>
+      </w:pPr>
+      <w:rPr>
+        <w:rFonts w:ascii="Wingdings" w:hAnsi="Wingdings" w:hint="default"/>
+      </w:rPr>
+    </w:lvl>
+  </w:abstractNum>
+  <w:abstractNum w:abstractNumId="10" w15:restartNumberingAfterBreak="0">
+    <w:nsid w:val="5DEB52F2"/>
+    <w:multiLevelType w:val="hybridMultilevel"/>
+    <w:tmpl w:val="BFF230AC"/>
+    <w:lvl w:ilvl="0" w:tplc="0809000F">
+      <w:start w:val="1"/>
+      <w:numFmt w:val="decimal"/>
+      <w:lvlText w:val="%1."/>
+      <w:lvlJc w:val="left"/>
+      <w:pPr>
+        <w:ind w:left="720" w:hanging="360"/>
+      </w:pPr>
+    </w:lvl>
+    <w:lvl w:ilvl="1" w:tplc="08090019">
+      <w:start w:val="1"/>
+      <w:numFmt w:val="lowerLetter"/>
+      <w:lvlText w:val="%2."/>
+      <w:lvlJc w:val="left"/>
+      <w:pPr>
+        <w:ind w:left="1440" w:hanging="360"/>
+      </w:pPr>
+    </w:lvl>
+    <w:lvl w:ilvl="2" w:tplc="0809001B">
+      <w:start w:val="1"/>
+      <w:numFmt w:val="lowerRoman"/>
+      <w:lvlText w:val="%3."/>
+      <w:lvlJc w:val="right"/>
+      <w:pPr>
+        <w:ind w:left="2160" w:hanging="180"/>
+      </w:pPr>
+    </w:lvl>
+    <w:lvl w:ilvl="3" w:tplc="0809000F">
+      <w:start w:val="1"/>
+      <w:numFmt w:val="decimal"/>
+      <w:lvlText w:val="%4."/>
+      <w:lvlJc w:val="left"/>
+      <w:pPr>
+        <w:ind w:left="2880" w:hanging="360"/>
+      </w:pPr>
+    </w:lvl>
+    <w:lvl w:ilvl="4" w:tplc="08090019" w:tentative="1">
+      <w:start w:val="1"/>
+      <w:numFmt w:val="lowerLetter"/>
+      <w:lvlText w:val="%5."/>
+      <w:lvlJc w:val="left"/>
+      <w:pPr>
+        <w:ind w:left="3600" w:hanging="360"/>
+      </w:pPr>
+    </w:lvl>
+    <w:lvl w:ilvl="5" w:tplc="0809001B" w:tentative="1">
+      <w:start w:val="1"/>
+      <w:numFmt w:val="lowerRoman"/>
+      <w:lvlText w:val="%6."/>
+      <w:lvlJc w:val="right"/>
+      <w:pPr>
+        <w:ind w:left="4320" w:hanging="180"/>
+      </w:pPr>
+    </w:lvl>
+    <w:lvl w:ilvl="6" w:tplc="0809000F" w:tentative="1">
+      <w:start w:val="1"/>
+      <w:numFmt w:val="decimal"/>
+      <w:lvlText w:val="%7."/>
+      <w:lvlJc w:val="left"/>
+      <w:pPr>
+        <w:ind w:left="5040" w:hanging="360"/>
+      </w:pPr>
+    </w:lvl>
+    <w:lvl w:ilvl="7" w:tplc="08090019" w:tentative="1">
+      <w:start w:val="1"/>
+      <w:numFmt w:val="lowerLetter"/>
+      <w:lvlText w:val="%8."/>
+      <w:lvlJc w:val="left"/>
+      <w:pPr>
+        <w:ind w:left="5760" w:hanging="360"/>
+      </w:pPr>
+    </w:lvl>
+    <w:lvl w:ilvl="8" w:tplc="0809001B" w:tentative="1">
+      <w:start w:val="1"/>
+      <w:numFmt w:val="lowerRoman"/>
+      <w:lvlText w:val="%9."/>
+      <w:lvlJc w:val="right"/>
+      <w:pPr>
+        <w:ind w:left="6480" w:hanging="180"/>
+      </w:pPr>
+    </w:lvl>
+  </w:abstractNum>
+  <w:abstractNum w:abstractNumId="11" w15:restartNumberingAfterBreak="0">
     <w:nsid w:val="6CAF5382"/>
     <w:multiLevelType w:val="hybridMultilevel"/>
     <w:tmpl w:val="9B824AF4"/>
@@ -13178,7 +15108,7 @@
       </w:rPr>
     </w:lvl>
   </w:abstractNum>
-  <w:abstractNum w:abstractNumId="8" w15:restartNumberingAfterBreak="0">
+  <w:abstractNum w:abstractNumId="12" w15:restartNumberingAfterBreak="0">
     <w:nsid w:val="70AE2192"/>
     <w:multiLevelType w:val="hybridMultilevel"/>
     <w:tmpl w:val="7FBE3E3E"/>
@@ -13292,31 +15222,43 @@
     </w:lvl>
   </w:abstractNum>
   <w:num w:numId="1" w16cid:durableId="1316762828">
+    <w:abstractNumId w:val="5"/>
+  </w:num>
+  <w:num w:numId="2" w16cid:durableId="85004949">
+    <w:abstractNumId w:val="3"/>
+  </w:num>
+  <w:num w:numId="3" w16cid:durableId="1950040966">
     <w:abstractNumId w:val="4"/>
   </w:num>
-  <w:num w:numId="2" w16cid:durableId="85004949">
-    <w:abstractNumId w:val="2"/>
-  </w:num>
-  <w:num w:numId="3" w16cid:durableId="1950040966">
-    <w:abstractNumId w:val="3"/>
-  </w:num>
   <w:num w:numId="4" w16cid:durableId="494564801">
-    <w:abstractNumId w:val="5"/>
+    <w:abstractNumId w:val="6"/>
   </w:num>
   <w:num w:numId="5" w16cid:durableId="1291980606">
-    <w:abstractNumId w:val="7"/>
+    <w:abstractNumId w:val="11"/>
   </w:num>
   <w:num w:numId="6" w16cid:durableId="586768874">
     <w:abstractNumId w:val="0"/>
   </w:num>
   <w:num w:numId="7" w16cid:durableId="327632937">
+    <w:abstractNumId w:val="2"/>
+  </w:num>
+  <w:num w:numId="8" w16cid:durableId="654723778">
+    <w:abstractNumId w:val="12"/>
+  </w:num>
+  <w:num w:numId="9" w16cid:durableId="236719296">
+    <w:abstractNumId w:val="8"/>
+  </w:num>
+  <w:num w:numId="10" w16cid:durableId="2032102165">
+    <w:abstractNumId w:val="7"/>
+  </w:num>
+  <w:num w:numId="11" w16cid:durableId="2093814901">
     <w:abstractNumId w:val="1"/>
   </w:num>
-  <w:num w:numId="8" w16cid:durableId="654723778">
-    <w:abstractNumId w:val="8"/>
+  <w:num w:numId="12" w16cid:durableId="838541719">
+    <w:abstractNumId w:val="10"/>
   </w:num>
-  <w:num w:numId="9" w16cid:durableId="236719296">
-    <w:abstractNumId w:val="6"/>
+  <w:num w:numId="13" w16cid:durableId="528228773">
+    <w:abstractNumId w:val="9"/>
   </w:num>
 </w:numbering>
 </file>

--- a/JavaScriptNotes.docx
+++ b/JavaScriptNotes.docx
@@ -13523,7 +13523,6 @@
           <w:u w:val="single"/>
         </w:rPr>
       </w:pPr>
-      <w:proofErr w:type="spellStart"/>
       <w:r>
         <w:rPr>
           <w:rFonts w:ascii="Segoe UI Symbol" w:hAnsi="Segoe UI Symbol" w:cs="Segoe UI Symbol"/>
@@ -13531,17 +13530,7 @@
           <w:bCs/>
           <w:u w:val="single"/>
         </w:rPr>
-        <w:t>toupperCase</w:t>
-      </w:r>
-      <w:proofErr w:type="spellEnd"/>
-      <w:r>
-        <w:rPr>
-          <w:rFonts w:ascii="Segoe UI Symbol" w:hAnsi="Segoe UI Symbol" w:cs="Segoe UI Symbol"/>
-          <w:b/>
-          <w:bCs/>
-          <w:u w:val="single"/>
-        </w:rPr>
-        <w:t>()</w:t>
+        <w:t>toupperCase()</w:t>
       </w:r>
     </w:p>
     <w:p>
@@ -13600,7 +13589,6 @@
           <w:u w:val="single"/>
         </w:rPr>
       </w:pPr>
-      <w:proofErr w:type="spellStart"/>
       <w:r>
         <w:rPr>
           <w:rFonts w:ascii="Segoe UI Symbol" w:hAnsi="Segoe UI Symbol" w:cs="Segoe UI Symbol"/>
@@ -13608,17 +13596,7 @@
           <w:bCs/>
           <w:u w:val="single"/>
         </w:rPr>
-        <w:t>tolowerCase</w:t>
-      </w:r>
-      <w:proofErr w:type="spellEnd"/>
-      <w:r>
-        <w:rPr>
-          <w:rFonts w:ascii="Segoe UI Symbol" w:hAnsi="Segoe UI Symbol" w:cs="Segoe UI Symbol"/>
-          <w:b/>
-          <w:bCs/>
-          <w:u w:val="single"/>
-        </w:rPr>
-        <w:t>()</w:t>
+        <w:t>tolowerCase()</w:t>
       </w:r>
     </w:p>
     <w:p>
@@ -13639,19 +13617,7 @@
         <w:rPr>
           <w:rFonts w:ascii="Segoe UI Symbol" w:hAnsi="Segoe UI Symbol" w:cs="Segoe UI Symbol"/>
         </w:rPr>
-        <w:t xml:space="preserve">this method is used to concert the sting into </w:t>
-      </w:r>
-      <w:r>
-        <w:rPr>
-          <w:rFonts w:ascii="Segoe UI Symbol" w:hAnsi="Segoe UI Symbol" w:cs="Segoe UI Symbol"/>
-        </w:rPr>
-        <w:t>lower</w:t>
-      </w:r>
-      <w:r>
-        <w:rPr>
-          <w:rFonts w:ascii="Segoe UI Symbol" w:hAnsi="Segoe UI Symbol" w:cs="Segoe UI Symbol"/>
-        </w:rPr>
-        <w:t>case and it will return one new string.</w:t>
+        <w:t>this method is used to concert the sting into lowercase and it will return one new string.</w:t>
       </w:r>
     </w:p>
     <w:p>
@@ -13809,11 +13775,8935 @@
     </w:p>
     <w:p>
       <w:pPr>
-        <w:rPr>
-          <w:rFonts w:ascii="Segoe UI Symbol" w:hAnsi="Segoe UI Symbol" w:cs="Segoe UI Symbol"/>
-        </w:rPr>
-      </w:pPr>
-    </w:p>
+        <w:pStyle w:val="ListParagraph"/>
+        <w:numPr>
+          <w:ilvl w:val="0"/>
+          <w:numId w:val="13"/>
+        </w:numPr>
+        <w:rPr>
+          <w:rFonts w:ascii="Segoe UI Symbol" w:hAnsi="Segoe UI Symbol" w:cs="Segoe UI Symbol"/>
+          <w:b/>
+          <w:bCs/>
+          <w:u w:val="single"/>
+        </w:rPr>
+      </w:pPr>
+      <w:r>
+        <w:rPr>
+          <w:rFonts w:ascii="Segoe UI Symbol" w:hAnsi="Segoe UI Symbol" w:cs="Segoe UI Symbol"/>
+          <w:b/>
+          <w:bCs/>
+          <w:u w:val="single"/>
+        </w:rPr>
+        <w:t>lastI</w:t>
+      </w:r>
+      <w:r>
+        <w:rPr>
+          <w:rFonts w:ascii="Segoe UI Symbol" w:hAnsi="Segoe UI Symbol" w:cs="Segoe UI Symbol"/>
+          <w:b/>
+          <w:bCs/>
+          <w:u w:val="single"/>
+        </w:rPr>
+        <w:t>ndexOf()</w:t>
+      </w:r>
+    </w:p>
+    <w:p>
+      <w:pPr>
+        <w:pStyle w:val="ListParagraph"/>
+        <w:numPr>
+          <w:ilvl w:val="1"/>
+          <w:numId w:val="13"/>
+        </w:numPr>
+        <w:rPr>
+          <w:rFonts w:ascii="Segoe UI Symbol" w:hAnsi="Segoe UI Symbol" w:cs="Segoe UI Symbol"/>
+          <w:b/>
+          <w:bCs/>
+          <w:u w:val="single"/>
+        </w:rPr>
+      </w:pPr>
+      <w:r>
+        <w:rPr>
+          <w:rFonts w:ascii="Segoe UI Symbol" w:hAnsi="Segoe UI Symbol" w:cs="Segoe UI Symbol"/>
+        </w:rPr>
+        <w:t>it will tack the last occurrence of the character.</w:t>
+      </w:r>
+    </w:p>
+    <w:p>
+      <w:pPr>
+        <w:pStyle w:val="ListParagraph"/>
+        <w:numPr>
+          <w:ilvl w:val="1"/>
+          <w:numId w:val="13"/>
+        </w:numPr>
+        <w:rPr>
+          <w:rFonts w:ascii="Segoe UI Symbol" w:hAnsi="Segoe UI Symbol" w:cs="Segoe UI Symbol"/>
+          <w:b/>
+          <w:bCs/>
+          <w:u w:val="single"/>
+        </w:rPr>
+      </w:pPr>
+      <w:r>
+        <w:rPr>
+          <w:rFonts w:ascii="Segoe UI Symbol" w:hAnsi="Segoe UI Symbol" w:cs="Segoe UI Symbol"/>
+        </w:rPr>
+        <w:t>If the character is not present , it will return -1.</w:t>
+      </w:r>
+    </w:p>
+    <w:p>
+      <w:pPr>
+        <w:pStyle w:val="ListParagraph"/>
+        <w:numPr>
+          <w:ilvl w:val="0"/>
+          <w:numId w:val="13"/>
+        </w:numPr>
+        <w:rPr>
+          <w:rFonts w:ascii="Segoe UI Symbol" w:hAnsi="Segoe UI Symbol" w:cs="Segoe UI Symbol"/>
+          <w:b/>
+          <w:bCs/>
+          <w:u w:val="single"/>
+        </w:rPr>
+      </w:pPr>
+      <w:r>
+        <w:rPr>
+          <w:rFonts w:ascii="Segoe UI Symbol" w:hAnsi="Segoe UI Symbol" w:cs="Segoe UI Symbol"/>
+          <w:b/>
+          <w:bCs/>
+          <w:u w:val="single"/>
+        </w:rPr>
+        <w:t>charAt()</w:t>
+      </w:r>
+    </w:p>
+    <w:p>
+      <w:pPr>
+        <w:pStyle w:val="ListParagraph"/>
+        <w:numPr>
+          <w:ilvl w:val="1"/>
+          <w:numId w:val="13"/>
+        </w:numPr>
+        <w:rPr>
+          <w:rFonts w:ascii="Segoe UI Symbol" w:hAnsi="Segoe UI Symbol" w:cs="Segoe UI Symbol"/>
+          <w:b/>
+          <w:bCs/>
+          <w:u w:val="single"/>
+        </w:rPr>
+      </w:pPr>
+      <w:r>
+        <w:rPr>
+          <w:rFonts w:ascii="Segoe UI Symbol" w:hAnsi="Segoe UI Symbol" w:cs="Segoe UI Symbol"/>
+        </w:rPr>
+        <w:t>this method is used to know which character is present at the given index .</w:t>
+      </w:r>
+    </w:p>
+    <w:p>
+      <w:pPr>
+        <w:rPr>
+          <w:rFonts w:ascii="Segoe UI Symbol" w:hAnsi="Segoe UI Symbol" w:cs="Segoe UI Symbol"/>
+          <w:b/>
+          <w:bCs/>
+          <w:u w:val="single"/>
+        </w:rPr>
+      </w:pPr>
+    </w:p>
+    <w:p>
+      <w:pPr>
+        <w:pStyle w:val="ListParagraph"/>
+        <w:numPr>
+          <w:ilvl w:val="0"/>
+          <w:numId w:val="13"/>
+        </w:numPr>
+        <w:rPr>
+          <w:rFonts w:ascii="Segoe UI Symbol" w:hAnsi="Segoe UI Symbol" w:cs="Segoe UI Symbol"/>
+          <w:b/>
+          <w:bCs/>
+          <w:u w:val="single"/>
+        </w:rPr>
+      </w:pPr>
+      <w:r>
+        <w:rPr>
+          <w:rFonts w:ascii="Segoe UI Symbol" w:hAnsi="Segoe UI Symbol" w:cs="Segoe UI Symbol"/>
+        </w:rPr>
+        <w:lastRenderedPageBreak/>
+        <w:t>concat()</w:t>
+      </w:r>
+    </w:p>
+    <w:p>
+      <w:pPr>
+        <w:pStyle w:val="ListParagraph"/>
+        <w:numPr>
+          <w:ilvl w:val="1"/>
+          <w:numId w:val="13"/>
+        </w:numPr>
+        <w:rPr>
+          <w:rFonts w:ascii="Segoe UI Symbol" w:hAnsi="Segoe UI Symbol" w:cs="Segoe UI Symbol"/>
+          <w:b/>
+          <w:bCs/>
+          <w:u w:val="single"/>
+        </w:rPr>
+      </w:pPr>
+      <w:r>
+        <w:rPr>
+          <w:rFonts w:ascii="Segoe UI Symbol" w:hAnsi="Segoe UI Symbol" w:cs="Segoe UI Symbol"/>
+        </w:rPr>
+        <w:t>this method I used to combine/ merge two or more than two string</w:t>
+      </w:r>
+      <w:r>
+        <w:rPr>
+          <w:rFonts w:ascii="Segoe UI Symbol" w:hAnsi="Segoe UI Symbol" w:cs="Segoe UI Symbol"/>
+        </w:rPr>
+        <w:t>s and it will return on new string.</w:t>
+      </w:r>
+    </w:p>
+    <w:p>
+      <w:pPr>
+        <w:pStyle w:val="ListParagraph"/>
+        <w:numPr>
+          <w:ilvl w:val="0"/>
+          <w:numId w:val="13"/>
+        </w:numPr>
+        <w:rPr>
+          <w:rFonts w:ascii="Segoe UI Symbol" w:hAnsi="Segoe UI Symbol" w:cs="Segoe UI Symbol"/>
+          <w:b/>
+          <w:bCs/>
+          <w:u w:val="single"/>
+        </w:rPr>
+      </w:pPr>
+      <w:r>
+        <w:rPr>
+          <w:rFonts w:ascii="Segoe UI Symbol" w:hAnsi="Segoe UI Symbol" w:cs="Segoe UI Symbol"/>
+          <w:b/>
+          <w:bCs/>
+          <w:u w:val="single"/>
+        </w:rPr>
+        <w:t>Includes()</w:t>
+      </w:r>
+    </w:p>
+    <w:p>
+      <w:pPr>
+        <w:pStyle w:val="ListParagraph"/>
+        <w:numPr>
+          <w:ilvl w:val="1"/>
+          <w:numId w:val="13"/>
+        </w:numPr>
+        <w:rPr>
+          <w:rFonts w:ascii="Segoe UI Symbol" w:hAnsi="Segoe UI Symbol" w:cs="Segoe UI Symbol"/>
+          <w:b/>
+          <w:bCs/>
+          <w:u w:val="single"/>
+        </w:rPr>
+      </w:pPr>
+      <w:r>
+        <w:rPr>
+          <w:rFonts w:ascii="Segoe UI Symbol" w:hAnsi="Segoe UI Symbol" w:cs="Segoe UI Symbol"/>
+        </w:rPr>
+        <w:t>It is used to know the give string is present or not .</w:t>
+      </w:r>
+    </w:p>
+    <w:p>
+      <w:pPr>
+        <w:pStyle w:val="ListParagraph"/>
+        <w:numPr>
+          <w:ilvl w:val="1"/>
+          <w:numId w:val="13"/>
+        </w:numPr>
+        <w:rPr>
+          <w:rFonts w:ascii="Segoe UI Symbol" w:hAnsi="Segoe UI Symbol" w:cs="Segoe UI Symbol"/>
+          <w:b/>
+          <w:bCs/>
+          <w:u w:val="single"/>
+        </w:rPr>
+      </w:pPr>
+      <w:r>
+        <w:rPr>
+          <w:rFonts w:ascii="Segoe UI Symbol" w:hAnsi="Segoe UI Symbol" w:cs="Segoe UI Symbol"/>
+        </w:rPr>
+        <w:t>If it is present it will return true otherwise it will return false.</w:t>
+      </w:r>
+    </w:p>
+    <w:p>
+      <w:pPr>
+        <w:pStyle w:val="ListParagraph"/>
+        <w:numPr>
+          <w:ilvl w:val="0"/>
+          <w:numId w:val="13"/>
+        </w:numPr>
+        <w:shd w:val="clear" w:color="auto" w:fill="121314"/>
+        <w:spacing w:after="0" w:line="270" w:lineRule="atLeast"/>
+        <w:rPr>
+          <w:rFonts w:ascii="Menlo" w:eastAsia="Times New Roman" w:hAnsi="Menlo" w:cs="Menlo"/>
+          <w:color w:val="BBBEBF"/>
+          <w:kern w:val="0"/>
+          <w:sz w:val="18"/>
+          <w:szCs w:val="18"/>
+          <w:lang w:eastAsia="en-GB"/>
+          <w14:ligatures w14:val="none"/>
+        </w:rPr>
+      </w:pPr>
+      <w:r>
+        <w:rPr>
+          <w:rFonts w:ascii="Menlo" w:eastAsia="Times New Roman" w:hAnsi="Menlo" w:cs="Menlo"/>
+          <w:color w:val="8B949E"/>
+          <w:kern w:val="0"/>
+          <w:sz w:val="18"/>
+          <w:szCs w:val="18"/>
+          <w:lang w:eastAsia="en-GB"/>
+          <w14:ligatures w14:val="none"/>
+        </w:rPr>
+        <w:t>//</w:t>
+      </w:r>
+      <w:proofErr w:type="spellStart"/>
+      <w:r>
+        <w:rPr>
+          <w:rFonts w:ascii="Menlo" w:eastAsia="Times New Roman" w:hAnsi="Menlo" w:cs="Menlo"/>
+          <w:color w:val="8B949E"/>
+          <w:kern w:val="0"/>
+          <w:sz w:val="18"/>
+          <w:szCs w:val="18"/>
+          <w:lang w:eastAsia="en-GB"/>
+          <w14:ligatures w14:val="none"/>
+        </w:rPr>
+        <w:t>toUppercase</w:t>
+      </w:r>
+      <w:proofErr w:type="spellEnd"/>
+      <w:r>
+        <w:rPr>
+          <w:rFonts w:ascii="Menlo" w:eastAsia="Times New Roman" w:hAnsi="Menlo" w:cs="Menlo"/>
+          <w:color w:val="8B949E"/>
+          <w:kern w:val="0"/>
+          <w:sz w:val="18"/>
+          <w:szCs w:val="18"/>
+          <w:lang w:eastAsia="en-GB"/>
+          <w14:ligatures w14:val="none"/>
+        </w:rPr>
+        <w:t xml:space="preserve"> &amp; </w:t>
+      </w:r>
+      <w:proofErr w:type="spellStart"/>
+      <w:r>
+        <w:rPr>
+          <w:rFonts w:ascii="Menlo" w:eastAsia="Times New Roman" w:hAnsi="Menlo" w:cs="Menlo"/>
+          <w:color w:val="8B949E"/>
+          <w:kern w:val="0"/>
+          <w:sz w:val="18"/>
+          <w:szCs w:val="18"/>
+          <w:lang w:eastAsia="en-GB"/>
+          <w14:ligatures w14:val="none"/>
+        </w:rPr>
+        <w:t>toLowercase</w:t>
+      </w:r>
+      <w:proofErr w:type="spellEnd"/>
+    </w:p>
+    <w:p>
+      <w:pPr>
+        <w:pStyle w:val="ListParagraph"/>
+        <w:numPr>
+          <w:ilvl w:val="0"/>
+          <w:numId w:val="13"/>
+        </w:numPr>
+        <w:shd w:val="clear" w:color="auto" w:fill="121314"/>
+        <w:spacing w:after="0" w:line="270" w:lineRule="atLeast"/>
+        <w:rPr>
+          <w:rFonts w:ascii="Menlo" w:eastAsia="Times New Roman" w:hAnsi="Menlo" w:cs="Menlo"/>
+          <w:color w:val="BBBEBF"/>
+          <w:kern w:val="0"/>
+          <w:sz w:val="18"/>
+          <w:szCs w:val="18"/>
+          <w:lang w:eastAsia="en-GB"/>
+          <w14:ligatures w14:val="none"/>
+        </w:rPr>
+      </w:pPr>
+    </w:p>
+    <w:p>
+      <w:pPr>
+        <w:pStyle w:val="ListParagraph"/>
+        <w:numPr>
+          <w:ilvl w:val="0"/>
+          <w:numId w:val="13"/>
+        </w:numPr>
+        <w:shd w:val="clear" w:color="auto" w:fill="121314"/>
+        <w:spacing w:after="0" w:line="270" w:lineRule="atLeast"/>
+        <w:rPr>
+          <w:rFonts w:ascii="Menlo" w:eastAsia="Times New Roman" w:hAnsi="Menlo" w:cs="Menlo"/>
+          <w:color w:val="BBBEBF"/>
+          <w:kern w:val="0"/>
+          <w:sz w:val="18"/>
+          <w:szCs w:val="18"/>
+          <w:lang w:eastAsia="en-GB"/>
+          <w14:ligatures w14:val="none"/>
+        </w:rPr>
+      </w:pPr>
+      <w:r>
+        <w:rPr>
+          <w:rFonts w:ascii="Menlo" w:eastAsia="Times New Roman" w:hAnsi="Menlo" w:cs="Menlo"/>
+          <w:color w:val="FF7B72"/>
+          <w:kern w:val="0"/>
+          <w:sz w:val="18"/>
+          <w:szCs w:val="18"/>
+          <w:lang w:eastAsia="en-GB"/>
+          <w14:ligatures w14:val="none"/>
+        </w:rPr>
+        <w:t>let</w:t>
+      </w:r>
+      <w:r>
+        <w:rPr>
+          <w:rFonts w:ascii="Menlo" w:eastAsia="Times New Roman" w:hAnsi="Menlo" w:cs="Menlo"/>
+          <w:color w:val="BBBEBF"/>
+          <w:kern w:val="0"/>
+          <w:sz w:val="18"/>
+          <w:szCs w:val="18"/>
+          <w:lang w:eastAsia="en-GB"/>
+          <w14:ligatures w14:val="none"/>
+        </w:rPr>
+        <w:t xml:space="preserve"> </w:t>
+      </w:r>
+      <w:r>
+        <w:rPr>
+          <w:rFonts w:ascii="Menlo" w:eastAsia="Times New Roman" w:hAnsi="Menlo" w:cs="Menlo"/>
+          <w:color w:val="C9D1D9"/>
+          <w:kern w:val="0"/>
+          <w:sz w:val="18"/>
+          <w:szCs w:val="18"/>
+          <w:lang w:eastAsia="en-GB"/>
+          <w14:ligatures w14:val="none"/>
+        </w:rPr>
+        <w:t>str4</w:t>
+      </w:r>
+      <w:r>
+        <w:rPr>
+          <w:rFonts w:ascii="Menlo" w:eastAsia="Times New Roman" w:hAnsi="Menlo" w:cs="Menlo"/>
+          <w:color w:val="BBBEBF"/>
+          <w:kern w:val="0"/>
+          <w:sz w:val="18"/>
+          <w:szCs w:val="18"/>
+          <w:lang w:eastAsia="en-GB"/>
+          <w14:ligatures w14:val="none"/>
+        </w:rPr>
+        <w:t xml:space="preserve"> </w:t>
+      </w:r>
+      <w:r>
+        <w:rPr>
+          <w:rFonts w:ascii="Menlo" w:eastAsia="Times New Roman" w:hAnsi="Menlo" w:cs="Menlo"/>
+          <w:color w:val="D4D4D4"/>
+          <w:kern w:val="0"/>
+          <w:sz w:val="18"/>
+          <w:szCs w:val="18"/>
+          <w:lang w:eastAsia="en-GB"/>
+          <w14:ligatures w14:val="none"/>
+        </w:rPr>
+        <w:t>=</w:t>
+      </w:r>
+      <w:r>
+        <w:rPr>
+          <w:rFonts w:ascii="Menlo" w:eastAsia="Times New Roman" w:hAnsi="Menlo" w:cs="Menlo"/>
+          <w:color w:val="BBBEBF"/>
+          <w:kern w:val="0"/>
+          <w:sz w:val="18"/>
+          <w:szCs w:val="18"/>
+          <w:lang w:eastAsia="en-GB"/>
+          <w14:ligatures w14:val="none"/>
+        </w:rPr>
+        <w:t xml:space="preserve"> </w:t>
+      </w:r>
+      <w:r>
+        <w:rPr>
+          <w:rFonts w:ascii="Menlo" w:eastAsia="Times New Roman" w:hAnsi="Menlo" w:cs="Menlo"/>
+          <w:color w:val="A5D6FF"/>
+          <w:kern w:val="0"/>
+          <w:sz w:val="18"/>
+          <w:szCs w:val="18"/>
+          <w:lang w:eastAsia="en-GB"/>
+          <w14:ligatures w14:val="none"/>
+        </w:rPr>
+        <w:t>"Kratos"</w:t>
+      </w:r>
+      <w:r>
+        <w:rPr>
+          <w:rFonts w:ascii="Menlo" w:eastAsia="Times New Roman" w:hAnsi="Menlo" w:cs="Menlo"/>
+          <w:color w:val="BBBEBF"/>
+          <w:kern w:val="0"/>
+          <w:sz w:val="18"/>
+          <w:szCs w:val="18"/>
+          <w:lang w:eastAsia="en-GB"/>
+          <w14:ligatures w14:val="none"/>
+        </w:rPr>
+        <w:t>;</w:t>
+      </w:r>
+    </w:p>
+    <w:p>
+      <w:pPr>
+        <w:pStyle w:val="ListParagraph"/>
+        <w:numPr>
+          <w:ilvl w:val="0"/>
+          <w:numId w:val="13"/>
+        </w:numPr>
+        <w:shd w:val="clear" w:color="auto" w:fill="121314"/>
+        <w:spacing w:after="0" w:line="270" w:lineRule="atLeast"/>
+        <w:rPr>
+          <w:rFonts w:ascii="Menlo" w:eastAsia="Times New Roman" w:hAnsi="Menlo" w:cs="Menlo"/>
+          <w:color w:val="BBBEBF"/>
+          <w:kern w:val="0"/>
+          <w:sz w:val="18"/>
+          <w:szCs w:val="18"/>
+          <w:lang w:eastAsia="en-GB"/>
+          <w14:ligatures w14:val="none"/>
+        </w:rPr>
+      </w:pPr>
+      <w:r>
+        <w:rPr>
+          <w:rFonts w:ascii="Menlo" w:eastAsia="Times New Roman" w:hAnsi="Menlo" w:cs="Menlo"/>
+          <w:color w:val="FF7B72"/>
+          <w:kern w:val="0"/>
+          <w:sz w:val="18"/>
+          <w:szCs w:val="18"/>
+          <w:lang w:eastAsia="en-GB"/>
+          <w14:ligatures w14:val="none"/>
+        </w:rPr>
+        <w:t>let</w:t>
+      </w:r>
+      <w:r>
+        <w:rPr>
+          <w:rFonts w:ascii="Menlo" w:eastAsia="Times New Roman" w:hAnsi="Menlo" w:cs="Menlo"/>
+          <w:color w:val="BBBEBF"/>
+          <w:kern w:val="0"/>
+          <w:sz w:val="18"/>
+          <w:szCs w:val="18"/>
+          <w:lang w:eastAsia="en-GB"/>
+          <w14:ligatures w14:val="none"/>
+        </w:rPr>
+        <w:t xml:space="preserve"> </w:t>
+      </w:r>
+      <w:r>
+        <w:rPr>
+          <w:rFonts w:ascii="Menlo" w:eastAsia="Times New Roman" w:hAnsi="Menlo" w:cs="Menlo"/>
+          <w:color w:val="C9D1D9"/>
+          <w:kern w:val="0"/>
+          <w:sz w:val="18"/>
+          <w:szCs w:val="18"/>
+          <w:lang w:eastAsia="en-GB"/>
+          <w14:ligatures w14:val="none"/>
+        </w:rPr>
+        <w:t>z</w:t>
+      </w:r>
+      <w:r>
+        <w:rPr>
+          <w:rFonts w:ascii="Menlo" w:eastAsia="Times New Roman" w:hAnsi="Menlo" w:cs="Menlo"/>
+          <w:color w:val="BBBEBF"/>
+          <w:kern w:val="0"/>
+          <w:sz w:val="18"/>
+          <w:szCs w:val="18"/>
+          <w:lang w:eastAsia="en-GB"/>
+          <w14:ligatures w14:val="none"/>
+        </w:rPr>
+        <w:t xml:space="preserve"> </w:t>
+      </w:r>
+      <w:r>
+        <w:rPr>
+          <w:rFonts w:ascii="Menlo" w:eastAsia="Times New Roman" w:hAnsi="Menlo" w:cs="Menlo"/>
+          <w:color w:val="D4D4D4"/>
+          <w:kern w:val="0"/>
+          <w:sz w:val="18"/>
+          <w:szCs w:val="18"/>
+          <w:lang w:eastAsia="en-GB"/>
+          <w14:ligatures w14:val="none"/>
+        </w:rPr>
+        <w:t>=</w:t>
+      </w:r>
+      <w:r>
+        <w:rPr>
+          <w:rFonts w:ascii="Menlo" w:eastAsia="Times New Roman" w:hAnsi="Menlo" w:cs="Menlo"/>
+          <w:color w:val="BBBEBF"/>
+          <w:kern w:val="0"/>
+          <w:sz w:val="18"/>
+          <w:szCs w:val="18"/>
+          <w:lang w:eastAsia="en-GB"/>
+          <w14:ligatures w14:val="none"/>
+        </w:rPr>
+        <w:t xml:space="preserve"> </w:t>
+      </w:r>
+      <w:r>
+        <w:rPr>
+          <w:rFonts w:ascii="Menlo" w:eastAsia="Times New Roman" w:hAnsi="Menlo" w:cs="Menlo"/>
+          <w:color w:val="C9D1D9"/>
+          <w:kern w:val="0"/>
+          <w:sz w:val="18"/>
+          <w:szCs w:val="18"/>
+          <w:lang w:eastAsia="en-GB"/>
+          <w14:ligatures w14:val="none"/>
+        </w:rPr>
+        <w:t>str4</w:t>
+      </w:r>
+      <w:r>
+        <w:rPr>
+          <w:rFonts w:ascii="Menlo" w:eastAsia="Times New Roman" w:hAnsi="Menlo" w:cs="Menlo"/>
+          <w:color w:val="BBBEBF"/>
+          <w:kern w:val="0"/>
+          <w:sz w:val="18"/>
+          <w:szCs w:val="18"/>
+          <w:lang w:eastAsia="en-GB"/>
+          <w14:ligatures w14:val="none"/>
+        </w:rPr>
+        <w:t>.</w:t>
+      </w:r>
+      <w:r>
+        <w:rPr>
+          <w:rFonts w:ascii="Menlo" w:eastAsia="Times New Roman" w:hAnsi="Menlo" w:cs="Menlo"/>
+          <w:color w:val="D2A8FF"/>
+          <w:kern w:val="0"/>
+          <w:sz w:val="18"/>
+          <w:szCs w:val="18"/>
+          <w:lang w:eastAsia="en-GB"/>
+          <w14:ligatures w14:val="none"/>
+        </w:rPr>
+        <w:t>toUpperCase</w:t>
+      </w:r>
+      <w:r>
+        <w:rPr>
+          <w:rFonts w:ascii="Menlo" w:eastAsia="Times New Roman" w:hAnsi="Menlo" w:cs="Menlo"/>
+          <w:color w:val="BBBEBF"/>
+          <w:kern w:val="0"/>
+          <w:sz w:val="18"/>
+          <w:szCs w:val="18"/>
+          <w:lang w:eastAsia="en-GB"/>
+          <w14:ligatures w14:val="none"/>
+        </w:rPr>
+        <w:t>();</w:t>
+      </w:r>
+    </w:p>
+    <w:p>
+      <w:pPr>
+        <w:pStyle w:val="ListParagraph"/>
+        <w:numPr>
+          <w:ilvl w:val="0"/>
+          <w:numId w:val="13"/>
+        </w:numPr>
+        <w:shd w:val="clear" w:color="auto" w:fill="121314"/>
+        <w:spacing w:after="0" w:line="270" w:lineRule="atLeast"/>
+        <w:rPr>
+          <w:rFonts w:ascii="Menlo" w:eastAsia="Times New Roman" w:hAnsi="Menlo" w:cs="Menlo"/>
+          <w:color w:val="BBBEBF"/>
+          <w:kern w:val="0"/>
+          <w:sz w:val="18"/>
+          <w:szCs w:val="18"/>
+          <w:lang w:eastAsia="en-GB"/>
+          <w14:ligatures w14:val="none"/>
+        </w:rPr>
+      </w:pPr>
+      <w:r>
+        <w:rPr>
+          <w:rFonts w:ascii="Menlo" w:eastAsia="Times New Roman" w:hAnsi="Menlo" w:cs="Menlo"/>
+          <w:color w:val="FF7B72"/>
+          <w:kern w:val="0"/>
+          <w:sz w:val="18"/>
+          <w:szCs w:val="18"/>
+          <w:lang w:eastAsia="en-GB"/>
+          <w14:ligatures w14:val="none"/>
+        </w:rPr>
+        <w:t>let</w:t>
+      </w:r>
+      <w:r>
+        <w:rPr>
+          <w:rFonts w:ascii="Menlo" w:eastAsia="Times New Roman" w:hAnsi="Menlo" w:cs="Menlo"/>
+          <w:color w:val="BBBEBF"/>
+          <w:kern w:val="0"/>
+          <w:sz w:val="18"/>
+          <w:szCs w:val="18"/>
+          <w:lang w:eastAsia="en-GB"/>
+          <w14:ligatures w14:val="none"/>
+        </w:rPr>
+        <w:t xml:space="preserve"> </w:t>
+      </w:r>
+      <w:r>
+        <w:rPr>
+          <w:rFonts w:ascii="Menlo" w:eastAsia="Times New Roman" w:hAnsi="Menlo" w:cs="Menlo"/>
+          <w:color w:val="C9D1D9"/>
+          <w:kern w:val="0"/>
+          <w:sz w:val="18"/>
+          <w:szCs w:val="18"/>
+          <w:lang w:eastAsia="en-GB"/>
+          <w14:ligatures w14:val="none"/>
+        </w:rPr>
+        <w:t>y</w:t>
+      </w:r>
+      <w:r>
+        <w:rPr>
+          <w:rFonts w:ascii="Menlo" w:eastAsia="Times New Roman" w:hAnsi="Menlo" w:cs="Menlo"/>
+          <w:color w:val="BBBEBF"/>
+          <w:kern w:val="0"/>
+          <w:sz w:val="18"/>
+          <w:szCs w:val="18"/>
+          <w:lang w:eastAsia="en-GB"/>
+          <w14:ligatures w14:val="none"/>
+        </w:rPr>
+        <w:t xml:space="preserve"> </w:t>
+      </w:r>
+      <w:r>
+        <w:rPr>
+          <w:rFonts w:ascii="Menlo" w:eastAsia="Times New Roman" w:hAnsi="Menlo" w:cs="Menlo"/>
+          <w:color w:val="D4D4D4"/>
+          <w:kern w:val="0"/>
+          <w:sz w:val="18"/>
+          <w:szCs w:val="18"/>
+          <w:lang w:eastAsia="en-GB"/>
+          <w14:ligatures w14:val="none"/>
+        </w:rPr>
+        <w:t>=</w:t>
+      </w:r>
+      <w:r>
+        <w:rPr>
+          <w:rFonts w:ascii="Menlo" w:eastAsia="Times New Roman" w:hAnsi="Menlo" w:cs="Menlo"/>
+          <w:color w:val="BBBEBF"/>
+          <w:kern w:val="0"/>
+          <w:sz w:val="18"/>
+          <w:szCs w:val="18"/>
+          <w:lang w:eastAsia="en-GB"/>
+          <w14:ligatures w14:val="none"/>
+        </w:rPr>
+        <w:t xml:space="preserve"> </w:t>
+      </w:r>
+      <w:r>
+        <w:rPr>
+          <w:rFonts w:ascii="Menlo" w:eastAsia="Times New Roman" w:hAnsi="Menlo" w:cs="Menlo"/>
+          <w:color w:val="C9D1D9"/>
+          <w:kern w:val="0"/>
+          <w:sz w:val="18"/>
+          <w:szCs w:val="18"/>
+          <w:lang w:eastAsia="en-GB"/>
+          <w14:ligatures w14:val="none"/>
+        </w:rPr>
+        <w:t>str4</w:t>
+      </w:r>
+      <w:r>
+        <w:rPr>
+          <w:rFonts w:ascii="Menlo" w:eastAsia="Times New Roman" w:hAnsi="Menlo" w:cs="Menlo"/>
+          <w:color w:val="BBBEBF"/>
+          <w:kern w:val="0"/>
+          <w:sz w:val="18"/>
+          <w:szCs w:val="18"/>
+          <w:lang w:eastAsia="en-GB"/>
+          <w14:ligatures w14:val="none"/>
+        </w:rPr>
+        <w:t>.</w:t>
+      </w:r>
+      <w:r>
+        <w:rPr>
+          <w:rFonts w:ascii="Menlo" w:eastAsia="Times New Roman" w:hAnsi="Menlo" w:cs="Menlo"/>
+          <w:color w:val="D2A8FF"/>
+          <w:kern w:val="0"/>
+          <w:sz w:val="18"/>
+          <w:szCs w:val="18"/>
+          <w:lang w:eastAsia="en-GB"/>
+          <w14:ligatures w14:val="none"/>
+        </w:rPr>
+        <w:t>toLowerCase</w:t>
+      </w:r>
+      <w:r>
+        <w:rPr>
+          <w:rFonts w:ascii="Menlo" w:eastAsia="Times New Roman" w:hAnsi="Menlo" w:cs="Menlo"/>
+          <w:color w:val="BBBEBF"/>
+          <w:kern w:val="0"/>
+          <w:sz w:val="18"/>
+          <w:szCs w:val="18"/>
+          <w:lang w:eastAsia="en-GB"/>
+          <w14:ligatures w14:val="none"/>
+        </w:rPr>
+        <w:t>();</w:t>
+      </w:r>
+    </w:p>
+    <w:p>
+      <w:pPr>
+        <w:pStyle w:val="ListParagraph"/>
+        <w:numPr>
+          <w:ilvl w:val="0"/>
+          <w:numId w:val="13"/>
+        </w:numPr>
+        <w:shd w:val="clear" w:color="auto" w:fill="121314"/>
+        <w:spacing w:after="0" w:line="270" w:lineRule="atLeast"/>
+        <w:rPr>
+          <w:rFonts w:ascii="Menlo" w:eastAsia="Times New Roman" w:hAnsi="Menlo" w:cs="Menlo"/>
+          <w:color w:val="BBBEBF"/>
+          <w:kern w:val="0"/>
+          <w:sz w:val="18"/>
+          <w:szCs w:val="18"/>
+          <w:lang w:eastAsia="en-GB"/>
+          <w14:ligatures w14:val="none"/>
+        </w:rPr>
+      </w:pPr>
+      <w:r>
+        <w:rPr>
+          <w:rFonts w:ascii="Menlo" w:eastAsia="Times New Roman" w:hAnsi="Menlo" w:cs="Menlo"/>
+          <w:color w:val="79C0FF"/>
+          <w:kern w:val="0"/>
+          <w:sz w:val="18"/>
+          <w:szCs w:val="18"/>
+          <w:lang w:eastAsia="en-GB"/>
+          <w14:ligatures w14:val="none"/>
+        </w:rPr>
+        <w:t>console</w:t>
+      </w:r>
+      <w:r>
+        <w:rPr>
+          <w:rFonts w:ascii="Menlo" w:eastAsia="Times New Roman" w:hAnsi="Menlo" w:cs="Menlo"/>
+          <w:color w:val="BBBEBF"/>
+          <w:kern w:val="0"/>
+          <w:sz w:val="18"/>
+          <w:szCs w:val="18"/>
+          <w:lang w:eastAsia="en-GB"/>
+          <w14:ligatures w14:val="none"/>
+        </w:rPr>
+        <w:t>.</w:t>
+      </w:r>
+      <w:r>
+        <w:rPr>
+          <w:rFonts w:ascii="Menlo" w:eastAsia="Times New Roman" w:hAnsi="Menlo" w:cs="Menlo"/>
+          <w:color w:val="D2A8FF"/>
+          <w:kern w:val="0"/>
+          <w:sz w:val="18"/>
+          <w:szCs w:val="18"/>
+          <w:lang w:eastAsia="en-GB"/>
+          <w14:ligatures w14:val="none"/>
+        </w:rPr>
+        <w:t>log</w:t>
+      </w:r>
+      <w:r>
+        <w:rPr>
+          <w:rFonts w:ascii="Menlo" w:eastAsia="Times New Roman" w:hAnsi="Menlo" w:cs="Menlo"/>
+          <w:color w:val="BBBEBF"/>
+          <w:kern w:val="0"/>
+          <w:sz w:val="18"/>
+          <w:szCs w:val="18"/>
+          <w:lang w:eastAsia="en-GB"/>
+          <w14:ligatures w14:val="none"/>
+        </w:rPr>
+        <w:t>(</w:t>
+      </w:r>
+      <w:r>
+        <w:rPr>
+          <w:rFonts w:ascii="Menlo" w:eastAsia="Times New Roman" w:hAnsi="Menlo" w:cs="Menlo"/>
+          <w:color w:val="C9D1D9"/>
+          <w:kern w:val="0"/>
+          <w:sz w:val="18"/>
+          <w:szCs w:val="18"/>
+          <w:lang w:eastAsia="en-GB"/>
+          <w14:ligatures w14:val="none"/>
+        </w:rPr>
+        <w:t>str4</w:t>
+      </w:r>
+      <w:r>
+        <w:rPr>
+          <w:rFonts w:ascii="Menlo" w:eastAsia="Times New Roman" w:hAnsi="Menlo" w:cs="Menlo"/>
+          <w:color w:val="BBBEBF"/>
+          <w:kern w:val="0"/>
+          <w:sz w:val="18"/>
+          <w:szCs w:val="18"/>
+          <w:lang w:eastAsia="en-GB"/>
+          <w14:ligatures w14:val="none"/>
+        </w:rPr>
+        <w:t>);</w:t>
+      </w:r>
+    </w:p>
+    <w:p>
+      <w:pPr>
+        <w:pStyle w:val="ListParagraph"/>
+        <w:numPr>
+          <w:ilvl w:val="0"/>
+          <w:numId w:val="13"/>
+        </w:numPr>
+        <w:shd w:val="clear" w:color="auto" w:fill="121314"/>
+        <w:spacing w:after="0" w:line="270" w:lineRule="atLeast"/>
+        <w:rPr>
+          <w:rFonts w:ascii="Menlo" w:eastAsia="Times New Roman" w:hAnsi="Menlo" w:cs="Menlo"/>
+          <w:color w:val="BBBEBF"/>
+          <w:kern w:val="0"/>
+          <w:sz w:val="18"/>
+          <w:szCs w:val="18"/>
+          <w:lang w:eastAsia="en-GB"/>
+          <w14:ligatures w14:val="none"/>
+        </w:rPr>
+      </w:pPr>
+      <w:r>
+        <w:rPr>
+          <w:rFonts w:ascii="Menlo" w:eastAsia="Times New Roman" w:hAnsi="Menlo" w:cs="Menlo"/>
+          <w:color w:val="79C0FF"/>
+          <w:kern w:val="0"/>
+          <w:sz w:val="18"/>
+          <w:szCs w:val="18"/>
+          <w:lang w:eastAsia="en-GB"/>
+          <w14:ligatures w14:val="none"/>
+        </w:rPr>
+        <w:t>console</w:t>
+      </w:r>
+      <w:r>
+        <w:rPr>
+          <w:rFonts w:ascii="Menlo" w:eastAsia="Times New Roman" w:hAnsi="Menlo" w:cs="Menlo"/>
+          <w:color w:val="BBBEBF"/>
+          <w:kern w:val="0"/>
+          <w:sz w:val="18"/>
+          <w:szCs w:val="18"/>
+          <w:lang w:eastAsia="en-GB"/>
+          <w14:ligatures w14:val="none"/>
+        </w:rPr>
+        <w:t>.</w:t>
+      </w:r>
+      <w:r>
+        <w:rPr>
+          <w:rFonts w:ascii="Menlo" w:eastAsia="Times New Roman" w:hAnsi="Menlo" w:cs="Menlo"/>
+          <w:color w:val="D2A8FF"/>
+          <w:kern w:val="0"/>
+          <w:sz w:val="18"/>
+          <w:szCs w:val="18"/>
+          <w:lang w:eastAsia="en-GB"/>
+          <w14:ligatures w14:val="none"/>
+        </w:rPr>
+        <w:t>log</w:t>
+      </w:r>
+      <w:r>
+        <w:rPr>
+          <w:rFonts w:ascii="Menlo" w:eastAsia="Times New Roman" w:hAnsi="Menlo" w:cs="Menlo"/>
+          <w:color w:val="BBBEBF"/>
+          <w:kern w:val="0"/>
+          <w:sz w:val="18"/>
+          <w:szCs w:val="18"/>
+          <w:lang w:eastAsia="en-GB"/>
+          <w14:ligatures w14:val="none"/>
+        </w:rPr>
+        <w:t>(</w:t>
+      </w:r>
+      <w:r>
+        <w:rPr>
+          <w:rFonts w:ascii="Menlo" w:eastAsia="Times New Roman" w:hAnsi="Menlo" w:cs="Menlo"/>
+          <w:color w:val="C9D1D9"/>
+          <w:kern w:val="0"/>
+          <w:sz w:val="18"/>
+          <w:szCs w:val="18"/>
+          <w:lang w:eastAsia="en-GB"/>
+          <w14:ligatures w14:val="none"/>
+        </w:rPr>
+        <w:t>z</w:t>
+      </w:r>
+      <w:r>
+        <w:rPr>
+          <w:rFonts w:ascii="Menlo" w:eastAsia="Times New Roman" w:hAnsi="Menlo" w:cs="Menlo"/>
+          <w:color w:val="BBBEBF"/>
+          <w:kern w:val="0"/>
+          <w:sz w:val="18"/>
+          <w:szCs w:val="18"/>
+          <w:lang w:eastAsia="en-GB"/>
+          <w14:ligatures w14:val="none"/>
+        </w:rPr>
+        <w:t>);</w:t>
+      </w:r>
+    </w:p>
+    <w:p>
+      <w:pPr>
+        <w:pStyle w:val="ListParagraph"/>
+        <w:numPr>
+          <w:ilvl w:val="0"/>
+          <w:numId w:val="13"/>
+        </w:numPr>
+        <w:shd w:val="clear" w:color="auto" w:fill="121314"/>
+        <w:spacing w:after="0" w:line="270" w:lineRule="atLeast"/>
+        <w:rPr>
+          <w:rFonts w:ascii="Menlo" w:eastAsia="Times New Roman" w:hAnsi="Menlo" w:cs="Menlo"/>
+          <w:color w:val="BBBEBF"/>
+          <w:kern w:val="0"/>
+          <w:sz w:val="18"/>
+          <w:szCs w:val="18"/>
+          <w:lang w:eastAsia="en-GB"/>
+          <w14:ligatures w14:val="none"/>
+        </w:rPr>
+      </w:pPr>
+    </w:p>
+    <w:p>
+      <w:pPr>
+        <w:pStyle w:val="ListParagraph"/>
+        <w:numPr>
+          <w:ilvl w:val="0"/>
+          <w:numId w:val="13"/>
+        </w:numPr>
+        <w:shd w:val="clear" w:color="auto" w:fill="121314"/>
+        <w:spacing w:after="0" w:line="270" w:lineRule="atLeast"/>
+        <w:rPr>
+          <w:rFonts w:ascii="Menlo" w:eastAsia="Times New Roman" w:hAnsi="Menlo" w:cs="Menlo"/>
+          <w:color w:val="BBBEBF"/>
+          <w:kern w:val="0"/>
+          <w:sz w:val="18"/>
+          <w:szCs w:val="18"/>
+          <w:lang w:eastAsia="en-GB"/>
+          <w14:ligatures w14:val="none"/>
+        </w:rPr>
+      </w:pPr>
+      <w:r>
+        <w:rPr>
+          <w:rFonts w:ascii="Menlo" w:eastAsia="Times New Roman" w:hAnsi="Menlo" w:cs="Menlo"/>
+          <w:color w:val="8B949E"/>
+          <w:kern w:val="0"/>
+          <w:sz w:val="18"/>
+          <w:szCs w:val="18"/>
+          <w:lang w:eastAsia="en-GB"/>
+          <w14:ligatures w14:val="none"/>
+        </w:rPr>
+        <w:t>//trim()</w:t>
+      </w:r>
+    </w:p>
+    <w:p>
+      <w:pPr>
+        <w:pStyle w:val="ListParagraph"/>
+        <w:numPr>
+          <w:ilvl w:val="0"/>
+          <w:numId w:val="13"/>
+        </w:numPr>
+        <w:shd w:val="clear" w:color="auto" w:fill="121314"/>
+        <w:spacing w:after="0" w:line="270" w:lineRule="atLeast"/>
+        <w:rPr>
+          <w:rFonts w:ascii="Menlo" w:eastAsia="Times New Roman" w:hAnsi="Menlo" w:cs="Menlo"/>
+          <w:color w:val="BBBEBF"/>
+          <w:kern w:val="0"/>
+          <w:sz w:val="18"/>
+          <w:szCs w:val="18"/>
+          <w:lang w:eastAsia="en-GB"/>
+          <w14:ligatures w14:val="none"/>
+        </w:rPr>
+      </w:pPr>
+    </w:p>
+    <w:p>
+      <w:pPr>
+        <w:pStyle w:val="ListParagraph"/>
+        <w:numPr>
+          <w:ilvl w:val="0"/>
+          <w:numId w:val="13"/>
+        </w:numPr>
+        <w:shd w:val="clear" w:color="auto" w:fill="121314"/>
+        <w:spacing w:after="0" w:line="270" w:lineRule="atLeast"/>
+        <w:rPr>
+          <w:rFonts w:ascii="Menlo" w:eastAsia="Times New Roman" w:hAnsi="Menlo" w:cs="Menlo"/>
+          <w:color w:val="BBBEBF"/>
+          <w:kern w:val="0"/>
+          <w:sz w:val="18"/>
+          <w:szCs w:val="18"/>
+          <w:lang w:eastAsia="en-GB"/>
+          <w14:ligatures w14:val="none"/>
+        </w:rPr>
+      </w:pPr>
+      <w:r>
+        <w:rPr>
+          <w:rFonts w:ascii="Menlo" w:eastAsia="Times New Roman" w:hAnsi="Menlo" w:cs="Menlo"/>
+          <w:color w:val="FF7B72"/>
+          <w:kern w:val="0"/>
+          <w:sz w:val="18"/>
+          <w:szCs w:val="18"/>
+          <w:lang w:eastAsia="en-GB"/>
+          <w14:ligatures w14:val="none"/>
+        </w:rPr>
+        <w:t>let</w:t>
+      </w:r>
+      <w:r>
+        <w:rPr>
+          <w:rFonts w:ascii="Menlo" w:eastAsia="Times New Roman" w:hAnsi="Menlo" w:cs="Menlo"/>
+          <w:color w:val="BBBEBF"/>
+          <w:kern w:val="0"/>
+          <w:sz w:val="18"/>
+          <w:szCs w:val="18"/>
+          <w:lang w:eastAsia="en-GB"/>
+          <w14:ligatures w14:val="none"/>
+        </w:rPr>
+        <w:t xml:space="preserve"> </w:t>
+      </w:r>
+      <w:r>
+        <w:rPr>
+          <w:rFonts w:ascii="Menlo" w:eastAsia="Times New Roman" w:hAnsi="Menlo" w:cs="Menlo"/>
+          <w:color w:val="C9D1D9"/>
+          <w:kern w:val="0"/>
+          <w:sz w:val="18"/>
+          <w:szCs w:val="18"/>
+          <w:lang w:eastAsia="en-GB"/>
+          <w14:ligatures w14:val="none"/>
+        </w:rPr>
+        <w:t>str6</w:t>
+      </w:r>
+      <w:r>
+        <w:rPr>
+          <w:rFonts w:ascii="Menlo" w:eastAsia="Times New Roman" w:hAnsi="Menlo" w:cs="Menlo"/>
+          <w:color w:val="BBBEBF"/>
+          <w:kern w:val="0"/>
+          <w:sz w:val="18"/>
+          <w:szCs w:val="18"/>
+          <w:lang w:eastAsia="en-GB"/>
+          <w14:ligatures w14:val="none"/>
+        </w:rPr>
+        <w:t xml:space="preserve"> </w:t>
+      </w:r>
+      <w:r>
+        <w:rPr>
+          <w:rFonts w:ascii="Menlo" w:eastAsia="Times New Roman" w:hAnsi="Menlo" w:cs="Menlo"/>
+          <w:color w:val="D4D4D4"/>
+          <w:kern w:val="0"/>
+          <w:sz w:val="18"/>
+          <w:szCs w:val="18"/>
+          <w:lang w:eastAsia="en-GB"/>
+          <w14:ligatures w14:val="none"/>
+        </w:rPr>
+        <w:t>=</w:t>
+      </w:r>
+      <w:r>
+        <w:rPr>
+          <w:rFonts w:ascii="Menlo" w:eastAsia="Times New Roman" w:hAnsi="Menlo" w:cs="Menlo"/>
+          <w:color w:val="BBBEBF"/>
+          <w:kern w:val="0"/>
+          <w:sz w:val="18"/>
+          <w:szCs w:val="18"/>
+          <w:lang w:eastAsia="en-GB"/>
+          <w14:ligatures w14:val="none"/>
+        </w:rPr>
+        <w:t xml:space="preserve"> </w:t>
+      </w:r>
+      <w:r>
+        <w:rPr>
+          <w:rFonts w:ascii="Menlo" w:eastAsia="Times New Roman" w:hAnsi="Menlo" w:cs="Menlo"/>
+          <w:color w:val="A5D6FF"/>
+          <w:kern w:val="0"/>
+          <w:sz w:val="18"/>
+          <w:szCs w:val="18"/>
+          <w:lang w:eastAsia="en-GB"/>
+          <w14:ligatures w14:val="none"/>
+        </w:rPr>
+        <w:t>"  hi   "</w:t>
+      </w:r>
+      <w:r>
+        <w:rPr>
+          <w:rFonts w:ascii="Menlo" w:eastAsia="Times New Roman" w:hAnsi="Menlo" w:cs="Menlo"/>
+          <w:color w:val="BBBEBF"/>
+          <w:kern w:val="0"/>
+          <w:sz w:val="18"/>
+          <w:szCs w:val="18"/>
+          <w:lang w:eastAsia="en-GB"/>
+          <w14:ligatures w14:val="none"/>
+        </w:rPr>
+        <w:t>;</w:t>
+      </w:r>
+    </w:p>
+    <w:p>
+      <w:pPr>
+        <w:pStyle w:val="ListParagraph"/>
+        <w:numPr>
+          <w:ilvl w:val="0"/>
+          <w:numId w:val="13"/>
+        </w:numPr>
+        <w:shd w:val="clear" w:color="auto" w:fill="121314"/>
+        <w:spacing w:after="0" w:line="270" w:lineRule="atLeast"/>
+        <w:rPr>
+          <w:rFonts w:ascii="Menlo" w:eastAsia="Times New Roman" w:hAnsi="Menlo" w:cs="Menlo"/>
+          <w:color w:val="BBBEBF"/>
+          <w:kern w:val="0"/>
+          <w:sz w:val="18"/>
+          <w:szCs w:val="18"/>
+          <w:lang w:eastAsia="en-GB"/>
+          <w14:ligatures w14:val="none"/>
+        </w:rPr>
+      </w:pPr>
+      <w:r>
+        <w:rPr>
+          <w:rFonts w:ascii="Menlo" w:eastAsia="Times New Roman" w:hAnsi="Menlo" w:cs="Menlo"/>
+          <w:color w:val="FF7B72"/>
+          <w:kern w:val="0"/>
+          <w:sz w:val="18"/>
+          <w:szCs w:val="18"/>
+          <w:lang w:eastAsia="en-GB"/>
+          <w14:ligatures w14:val="none"/>
+        </w:rPr>
+        <w:t>let</w:t>
+      </w:r>
+      <w:r>
+        <w:rPr>
+          <w:rFonts w:ascii="Menlo" w:eastAsia="Times New Roman" w:hAnsi="Menlo" w:cs="Menlo"/>
+          <w:color w:val="BBBEBF"/>
+          <w:kern w:val="0"/>
+          <w:sz w:val="18"/>
+          <w:szCs w:val="18"/>
+          <w:lang w:eastAsia="en-GB"/>
+          <w14:ligatures w14:val="none"/>
+        </w:rPr>
+        <w:t xml:space="preserve"> </w:t>
+      </w:r>
+      <w:r>
+        <w:rPr>
+          <w:rFonts w:ascii="Menlo" w:eastAsia="Times New Roman" w:hAnsi="Menlo" w:cs="Menlo"/>
+          <w:color w:val="C9D1D9"/>
+          <w:kern w:val="0"/>
+          <w:sz w:val="18"/>
+          <w:szCs w:val="18"/>
+          <w:lang w:eastAsia="en-GB"/>
+          <w14:ligatures w14:val="none"/>
+        </w:rPr>
+        <w:t>str7</w:t>
+      </w:r>
+      <w:r>
+        <w:rPr>
+          <w:rFonts w:ascii="Menlo" w:eastAsia="Times New Roman" w:hAnsi="Menlo" w:cs="Menlo"/>
+          <w:color w:val="BBBEBF"/>
+          <w:kern w:val="0"/>
+          <w:sz w:val="18"/>
+          <w:szCs w:val="18"/>
+          <w:lang w:eastAsia="en-GB"/>
+          <w14:ligatures w14:val="none"/>
+        </w:rPr>
+        <w:t xml:space="preserve"> </w:t>
+      </w:r>
+      <w:r>
+        <w:rPr>
+          <w:rFonts w:ascii="Menlo" w:eastAsia="Times New Roman" w:hAnsi="Menlo" w:cs="Menlo"/>
+          <w:color w:val="D4D4D4"/>
+          <w:kern w:val="0"/>
+          <w:sz w:val="18"/>
+          <w:szCs w:val="18"/>
+          <w:lang w:eastAsia="en-GB"/>
+          <w14:ligatures w14:val="none"/>
+        </w:rPr>
+        <w:t>=</w:t>
+      </w:r>
+      <w:r>
+        <w:rPr>
+          <w:rFonts w:ascii="Menlo" w:eastAsia="Times New Roman" w:hAnsi="Menlo" w:cs="Menlo"/>
+          <w:color w:val="BBBEBF"/>
+          <w:kern w:val="0"/>
+          <w:sz w:val="18"/>
+          <w:szCs w:val="18"/>
+          <w:lang w:eastAsia="en-GB"/>
+          <w14:ligatures w14:val="none"/>
+        </w:rPr>
+        <w:t xml:space="preserve"> </w:t>
+      </w:r>
+      <w:r>
+        <w:rPr>
+          <w:rFonts w:ascii="Menlo" w:eastAsia="Times New Roman" w:hAnsi="Menlo" w:cs="Menlo"/>
+          <w:color w:val="C9D1D9"/>
+          <w:kern w:val="0"/>
+          <w:sz w:val="18"/>
+          <w:szCs w:val="18"/>
+          <w:lang w:eastAsia="en-GB"/>
+          <w14:ligatures w14:val="none"/>
+        </w:rPr>
+        <w:t>str6</w:t>
+      </w:r>
+      <w:r>
+        <w:rPr>
+          <w:rFonts w:ascii="Menlo" w:eastAsia="Times New Roman" w:hAnsi="Menlo" w:cs="Menlo"/>
+          <w:color w:val="BBBEBF"/>
+          <w:kern w:val="0"/>
+          <w:sz w:val="18"/>
+          <w:szCs w:val="18"/>
+          <w:lang w:eastAsia="en-GB"/>
+          <w14:ligatures w14:val="none"/>
+        </w:rPr>
+        <w:t>.</w:t>
+      </w:r>
+      <w:r>
+        <w:rPr>
+          <w:rFonts w:ascii="Menlo" w:eastAsia="Times New Roman" w:hAnsi="Menlo" w:cs="Menlo"/>
+          <w:color w:val="D2A8FF"/>
+          <w:kern w:val="0"/>
+          <w:sz w:val="18"/>
+          <w:szCs w:val="18"/>
+          <w:lang w:eastAsia="en-GB"/>
+          <w14:ligatures w14:val="none"/>
+        </w:rPr>
+        <w:t>trim</w:t>
+      </w:r>
+      <w:r>
+        <w:rPr>
+          <w:rFonts w:ascii="Menlo" w:eastAsia="Times New Roman" w:hAnsi="Menlo" w:cs="Menlo"/>
+          <w:color w:val="BBBEBF"/>
+          <w:kern w:val="0"/>
+          <w:sz w:val="18"/>
+          <w:szCs w:val="18"/>
+          <w:lang w:eastAsia="en-GB"/>
+          <w14:ligatures w14:val="none"/>
+        </w:rPr>
+        <w:t>();</w:t>
+      </w:r>
+    </w:p>
+    <w:p>
+      <w:pPr>
+        <w:pStyle w:val="ListParagraph"/>
+        <w:numPr>
+          <w:ilvl w:val="0"/>
+          <w:numId w:val="13"/>
+        </w:numPr>
+        <w:shd w:val="clear" w:color="auto" w:fill="121314"/>
+        <w:spacing w:after="0" w:line="270" w:lineRule="atLeast"/>
+        <w:rPr>
+          <w:rFonts w:ascii="Menlo" w:eastAsia="Times New Roman" w:hAnsi="Menlo" w:cs="Menlo"/>
+          <w:color w:val="BBBEBF"/>
+          <w:kern w:val="0"/>
+          <w:sz w:val="18"/>
+          <w:szCs w:val="18"/>
+          <w:lang w:eastAsia="en-GB"/>
+          <w14:ligatures w14:val="none"/>
+        </w:rPr>
+      </w:pPr>
+      <w:r>
+        <w:rPr>
+          <w:rFonts w:ascii="Menlo" w:eastAsia="Times New Roman" w:hAnsi="Menlo" w:cs="Menlo"/>
+          <w:color w:val="79C0FF"/>
+          <w:kern w:val="0"/>
+          <w:sz w:val="18"/>
+          <w:szCs w:val="18"/>
+          <w:lang w:eastAsia="en-GB"/>
+          <w14:ligatures w14:val="none"/>
+        </w:rPr>
+        <w:t>console</w:t>
+      </w:r>
+      <w:r>
+        <w:rPr>
+          <w:rFonts w:ascii="Menlo" w:eastAsia="Times New Roman" w:hAnsi="Menlo" w:cs="Menlo"/>
+          <w:color w:val="BBBEBF"/>
+          <w:kern w:val="0"/>
+          <w:sz w:val="18"/>
+          <w:szCs w:val="18"/>
+          <w:lang w:eastAsia="en-GB"/>
+          <w14:ligatures w14:val="none"/>
+        </w:rPr>
+        <w:t>.</w:t>
+      </w:r>
+      <w:r>
+        <w:rPr>
+          <w:rFonts w:ascii="Menlo" w:eastAsia="Times New Roman" w:hAnsi="Menlo" w:cs="Menlo"/>
+          <w:color w:val="D2A8FF"/>
+          <w:kern w:val="0"/>
+          <w:sz w:val="18"/>
+          <w:szCs w:val="18"/>
+          <w:lang w:eastAsia="en-GB"/>
+          <w14:ligatures w14:val="none"/>
+        </w:rPr>
+        <w:t>log</w:t>
+      </w:r>
+      <w:r>
+        <w:rPr>
+          <w:rFonts w:ascii="Menlo" w:eastAsia="Times New Roman" w:hAnsi="Menlo" w:cs="Menlo"/>
+          <w:color w:val="BBBEBF"/>
+          <w:kern w:val="0"/>
+          <w:sz w:val="18"/>
+          <w:szCs w:val="18"/>
+          <w:lang w:eastAsia="en-GB"/>
+          <w14:ligatures w14:val="none"/>
+        </w:rPr>
+        <w:t>(</w:t>
+      </w:r>
+      <w:r>
+        <w:rPr>
+          <w:rFonts w:ascii="Menlo" w:eastAsia="Times New Roman" w:hAnsi="Menlo" w:cs="Menlo"/>
+          <w:color w:val="C9D1D9"/>
+          <w:kern w:val="0"/>
+          <w:sz w:val="18"/>
+          <w:szCs w:val="18"/>
+          <w:lang w:eastAsia="en-GB"/>
+          <w14:ligatures w14:val="none"/>
+        </w:rPr>
+        <w:t>str6</w:t>
+      </w:r>
+      <w:r>
+        <w:rPr>
+          <w:rFonts w:ascii="Menlo" w:eastAsia="Times New Roman" w:hAnsi="Menlo" w:cs="Menlo"/>
+          <w:color w:val="BBBEBF"/>
+          <w:kern w:val="0"/>
+          <w:sz w:val="18"/>
+          <w:szCs w:val="18"/>
+          <w:lang w:eastAsia="en-GB"/>
+          <w14:ligatures w14:val="none"/>
+        </w:rPr>
+        <w:t>.</w:t>
+      </w:r>
+      <w:r>
+        <w:rPr>
+          <w:rFonts w:ascii="Menlo" w:eastAsia="Times New Roman" w:hAnsi="Menlo" w:cs="Menlo"/>
+          <w:color w:val="79C0FF"/>
+          <w:kern w:val="0"/>
+          <w:sz w:val="18"/>
+          <w:szCs w:val="18"/>
+          <w:lang w:eastAsia="en-GB"/>
+          <w14:ligatures w14:val="none"/>
+        </w:rPr>
+        <w:t>length</w:t>
+      </w:r>
+      <w:r>
+        <w:rPr>
+          <w:rFonts w:ascii="Menlo" w:eastAsia="Times New Roman" w:hAnsi="Menlo" w:cs="Menlo"/>
+          <w:color w:val="BBBEBF"/>
+          <w:kern w:val="0"/>
+          <w:sz w:val="18"/>
+          <w:szCs w:val="18"/>
+          <w:lang w:eastAsia="en-GB"/>
+          <w14:ligatures w14:val="none"/>
+        </w:rPr>
+        <w:t>);</w:t>
+      </w:r>
+    </w:p>
+    <w:p>
+      <w:pPr>
+        <w:pStyle w:val="ListParagraph"/>
+        <w:numPr>
+          <w:ilvl w:val="0"/>
+          <w:numId w:val="13"/>
+        </w:numPr>
+        <w:shd w:val="clear" w:color="auto" w:fill="121314"/>
+        <w:spacing w:after="0" w:line="270" w:lineRule="atLeast"/>
+        <w:rPr>
+          <w:rFonts w:ascii="Menlo" w:eastAsia="Times New Roman" w:hAnsi="Menlo" w:cs="Menlo"/>
+          <w:color w:val="BBBEBF"/>
+          <w:kern w:val="0"/>
+          <w:sz w:val="18"/>
+          <w:szCs w:val="18"/>
+          <w:lang w:eastAsia="en-GB"/>
+          <w14:ligatures w14:val="none"/>
+        </w:rPr>
+      </w:pPr>
+      <w:r>
+        <w:rPr>
+          <w:rFonts w:ascii="Menlo" w:eastAsia="Times New Roman" w:hAnsi="Menlo" w:cs="Menlo"/>
+          <w:color w:val="79C0FF"/>
+          <w:kern w:val="0"/>
+          <w:sz w:val="18"/>
+          <w:szCs w:val="18"/>
+          <w:lang w:eastAsia="en-GB"/>
+          <w14:ligatures w14:val="none"/>
+        </w:rPr>
+        <w:t>console</w:t>
+      </w:r>
+      <w:r>
+        <w:rPr>
+          <w:rFonts w:ascii="Menlo" w:eastAsia="Times New Roman" w:hAnsi="Menlo" w:cs="Menlo"/>
+          <w:color w:val="BBBEBF"/>
+          <w:kern w:val="0"/>
+          <w:sz w:val="18"/>
+          <w:szCs w:val="18"/>
+          <w:lang w:eastAsia="en-GB"/>
+          <w14:ligatures w14:val="none"/>
+        </w:rPr>
+        <w:t>.</w:t>
+      </w:r>
+      <w:r>
+        <w:rPr>
+          <w:rFonts w:ascii="Menlo" w:eastAsia="Times New Roman" w:hAnsi="Menlo" w:cs="Menlo"/>
+          <w:color w:val="D2A8FF"/>
+          <w:kern w:val="0"/>
+          <w:sz w:val="18"/>
+          <w:szCs w:val="18"/>
+          <w:lang w:eastAsia="en-GB"/>
+          <w14:ligatures w14:val="none"/>
+        </w:rPr>
+        <w:t>log</w:t>
+      </w:r>
+      <w:r>
+        <w:rPr>
+          <w:rFonts w:ascii="Menlo" w:eastAsia="Times New Roman" w:hAnsi="Menlo" w:cs="Menlo"/>
+          <w:color w:val="BBBEBF"/>
+          <w:kern w:val="0"/>
+          <w:sz w:val="18"/>
+          <w:szCs w:val="18"/>
+          <w:lang w:eastAsia="en-GB"/>
+          <w14:ligatures w14:val="none"/>
+        </w:rPr>
+        <w:t>(</w:t>
+      </w:r>
+      <w:r>
+        <w:rPr>
+          <w:rFonts w:ascii="Menlo" w:eastAsia="Times New Roman" w:hAnsi="Menlo" w:cs="Menlo"/>
+          <w:color w:val="C9D1D9"/>
+          <w:kern w:val="0"/>
+          <w:sz w:val="18"/>
+          <w:szCs w:val="18"/>
+          <w:lang w:eastAsia="en-GB"/>
+          <w14:ligatures w14:val="none"/>
+        </w:rPr>
+        <w:t>str7</w:t>
+      </w:r>
+      <w:r>
+        <w:rPr>
+          <w:rFonts w:ascii="Menlo" w:eastAsia="Times New Roman" w:hAnsi="Menlo" w:cs="Menlo"/>
+          <w:color w:val="BBBEBF"/>
+          <w:kern w:val="0"/>
+          <w:sz w:val="18"/>
+          <w:szCs w:val="18"/>
+          <w:lang w:eastAsia="en-GB"/>
+          <w14:ligatures w14:val="none"/>
+        </w:rPr>
+        <w:t>.</w:t>
+      </w:r>
+      <w:r>
+        <w:rPr>
+          <w:rFonts w:ascii="Menlo" w:eastAsia="Times New Roman" w:hAnsi="Menlo" w:cs="Menlo"/>
+          <w:color w:val="79C0FF"/>
+          <w:kern w:val="0"/>
+          <w:sz w:val="18"/>
+          <w:szCs w:val="18"/>
+          <w:lang w:eastAsia="en-GB"/>
+          <w14:ligatures w14:val="none"/>
+        </w:rPr>
+        <w:t>length</w:t>
+      </w:r>
+      <w:r>
+        <w:rPr>
+          <w:rFonts w:ascii="Menlo" w:eastAsia="Times New Roman" w:hAnsi="Menlo" w:cs="Menlo"/>
+          <w:color w:val="BBBEBF"/>
+          <w:kern w:val="0"/>
+          <w:sz w:val="18"/>
+          <w:szCs w:val="18"/>
+          <w:lang w:eastAsia="en-GB"/>
+          <w14:ligatures w14:val="none"/>
+        </w:rPr>
+        <w:t>);</w:t>
+      </w:r>
+    </w:p>
+    <w:p>
+      <w:pPr>
+        <w:pStyle w:val="ListParagraph"/>
+        <w:numPr>
+          <w:ilvl w:val="0"/>
+          <w:numId w:val="13"/>
+        </w:numPr>
+        <w:shd w:val="clear" w:color="auto" w:fill="121314"/>
+        <w:spacing w:after="0" w:line="270" w:lineRule="atLeast"/>
+        <w:rPr>
+          <w:rFonts w:ascii="Menlo" w:eastAsia="Times New Roman" w:hAnsi="Menlo" w:cs="Menlo"/>
+          <w:color w:val="BBBEBF"/>
+          <w:kern w:val="0"/>
+          <w:sz w:val="18"/>
+          <w:szCs w:val="18"/>
+          <w:lang w:eastAsia="en-GB"/>
+          <w14:ligatures w14:val="none"/>
+        </w:rPr>
+      </w:pPr>
+    </w:p>
+    <w:p>
+      <w:pPr>
+        <w:pStyle w:val="ListParagraph"/>
+        <w:numPr>
+          <w:ilvl w:val="0"/>
+          <w:numId w:val="13"/>
+        </w:numPr>
+        <w:shd w:val="clear" w:color="auto" w:fill="121314"/>
+        <w:spacing w:after="0" w:line="270" w:lineRule="atLeast"/>
+        <w:rPr>
+          <w:rFonts w:ascii="Menlo" w:eastAsia="Times New Roman" w:hAnsi="Menlo" w:cs="Menlo"/>
+          <w:color w:val="BBBEBF"/>
+          <w:kern w:val="0"/>
+          <w:sz w:val="18"/>
+          <w:szCs w:val="18"/>
+          <w:lang w:eastAsia="en-GB"/>
+          <w14:ligatures w14:val="none"/>
+        </w:rPr>
+      </w:pPr>
+      <w:r>
+        <w:rPr>
+          <w:rFonts w:ascii="Menlo" w:eastAsia="Times New Roman" w:hAnsi="Menlo" w:cs="Menlo"/>
+          <w:color w:val="8B949E"/>
+          <w:kern w:val="0"/>
+          <w:sz w:val="18"/>
+          <w:szCs w:val="18"/>
+          <w:lang w:eastAsia="en-GB"/>
+          <w14:ligatures w14:val="none"/>
+        </w:rPr>
+        <w:t>//</w:t>
+      </w:r>
+      <w:proofErr w:type="spellStart"/>
+      <w:r>
+        <w:rPr>
+          <w:rFonts w:ascii="Menlo" w:eastAsia="Times New Roman" w:hAnsi="Menlo" w:cs="Menlo"/>
+          <w:color w:val="8B949E"/>
+          <w:kern w:val="0"/>
+          <w:sz w:val="18"/>
+          <w:szCs w:val="18"/>
+          <w:lang w:eastAsia="en-GB"/>
+          <w14:ligatures w14:val="none"/>
+        </w:rPr>
+        <w:t>indexof</w:t>
+      </w:r>
+      <w:proofErr w:type="spellEnd"/>
+    </w:p>
+    <w:p>
+      <w:pPr>
+        <w:pStyle w:val="ListParagraph"/>
+        <w:numPr>
+          <w:ilvl w:val="0"/>
+          <w:numId w:val="13"/>
+        </w:numPr>
+        <w:shd w:val="clear" w:color="auto" w:fill="121314"/>
+        <w:spacing w:after="0" w:line="270" w:lineRule="atLeast"/>
+        <w:rPr>
+          <w:rFonts w:ascii="Menlo" w:eastAsia="Times New Roman" w:hAnsi="Menlo" w:cs="Menlo"/>
+          <w:color w:val="BBBEBF"/>
+          <w:kern w:val="0"/>
+          <w:sz w:val="18"/>
+          <w:szCs w:val="18"/>
+          <w:lang w:eastAsia="en-GB"/>
+          <w14:ligatures w14:val="none"/>
+        </w:rPr>
+      </w:pPr>
+    </w:p>
+    <w:p>
+      <w:pPr>
+        <w:pStyle w:val="ListParagraph"/>
+        <w:numPr>
+          <w:ilvl w:val="0"/>
+          <w:numId w:val="13"/>
+        </w:numPr>
+        <w:shd w:val="clear" w:color="auto" w:fill="121314"/>
+        <w:spacing w:after="0" w:line="270" w:lineRule="atLeast"/>
+        <w:rPr>
+          <w:rFonts w:ascii="Menlo" w:eastAsia="Times New Roman" w:hAnsi="Menlo" w:cs="Menlo"/>
+          <w:color w:val="BBBEBF"/>
+          <w:kern w:val="0"/>
+          <w:sz w:val="18"/>
+          <w:szCs w:val="18"/>
+          <w:lang w:eastAsia="en-GB"/>
+          <w14:ligatures w14:val="none"/>
+        </w:rPr>
+      </w:pPr>
+      <w:r>
+        <w:rPr>
+          <w:rFonts w:ascii="Menlo" w:eastAsia="Times New Roman" w:hAnsi="Menlo" w:cs="Menlo"/>
+          <w:color w:val="FF7B72"/>
+          <w:kern w:val="0"/>
+          <w:sz w:val="18"/>
+          <w:szCs w:val="18"/>
+          <w:lang w:eastAsia="en-GB"/>
+          <w14:ligatures w14:val="none"/>
+        </w:rPr>
+        <w:t>let</w:t>
+      </w:r>
+      <w:r>
+        <w:rPr>
+          <w:rFonts w:ascii="Menlo" w:eastAsia="Times New Roman" w:hAnsi="Menlo" w:cs="Menlo"/>
+          <w:color w:val="BBBEBF"/>
+          <w:kern w:val="0"/>
+          <w:sz w:val="18"/>
+          <w:szCs w:val="18"/>
+          <w:lang w:eastAsia="en-GB"/>
+          <w14:ligatures w14:val="none"/>
+        </w:rPr>
+        <w:t xml:space="preserve"> </w:t>
+      </w:r>
+      <w:r>
+        <w:rPr>
+          <w:rFonts w:ascii="Menlo" w:eastAsia="Times New Roman" w:hAnsi="Menlo" w:cs="Menlo"/>
+          <w:color w:val="C9D1D9"/>
+          <w:kern w:val="0"/>
+          <w:sz w:val="18"/>
+          <w:szCs w:val="18"/>
+          <w:lang w:eastAsia="en-GB"/>
+          <w14:ligatures w14:val="none"/>
+        </w:rPr>
+        <w:t>str8</w:t>
+      </w:r>
+      <w:r>
+        <w:rPr>
+          <w:rFonts w:ascii="Menlo" w:eastAsia="Times New Roman" w:hAnsi="Menlo" w:cs="Menlo"/>
+          <w:color w:val="BBBEBF"/>
+          <w:kern w:val="0"/>
+          <w:sz w:val="18"/>
+          <w:szCs w:val="18"/>
+          <w:lang w:eastAsia="en-GB"/>
+          <w14:ligatures w14:val="none"/>
+        </w:rPr>
+        <w:t xml:space="preserve"> </w:t>
+      </w:r>
+      <w:r>
+        <w:rPr>
+          <w:rFonts w:ascii="Menlo" w:eastAsia="Times New Roman" w:hAnsi="Menlo" w:cs="Menlo"/>
+          <w:color w:val="D4D4D4"/>
+          <w:kern w:val="0"/>
+          <w:sz w:val="18"/>
+          <w:szCs w:val="18"/>
+          <w:lang w:eastAsia="en-GB"/>
+          <w14:ligatures w14:val="none"/>
+        </w:rPr>
+        <w:t>=</w:t>
+      </w:r>
+      <w:r>
+        <w:rPr>
+          <w:rFonts w:ascii="Menlo" w:eastAsia="Times New Roman" w:hAnsi="Menlo" w:cs="Menlo"/>
+          <w:color w:val="BBBEBF"/>
+          <w:kern w:val="0"/>
+          <w:sz w:val="18"/>
+          <w:szCs w:val="18"/>
+          <w:lang w:eastAsia="en-GB"/>
+          <w14:ligatures w14:val="none"/>
+        </w:rPr>
+        <w:t xml:space="preserve"> </w:t>
+      </w:r>
+      <w:r>
+        <w:rPr>
+          <w:rFonts w:ascii="Menlo" w:eastAsia="Times New Roman" w:hAnsi="Menlo" w:cs="Menlo"/>
+          <w:color w:val="A5D6FF"/>
+          <w:kern w:val="0"/>
+          <w:sz w:val="18"/>
+          <w:szCs w:val="18"/>
+          <w:lang w:eastAsia="en-GB"/>
+          <w14:ligatures w14:val="none"/>
+        </w:rPr>
+        <w:t>"hello how are you"</w:t>
+      </w:r>
+      <w:r>
+        <w:rPr>
+          <w:rFonts w:ascii="Menlo" w:eastAsia="Times New Roman" w:hAnsi="Menlo" w:cs="Menlo"/>
+          <w:color w:val="BBBEBF"/>
+          <w:kern w:val="0"/>
+          <w:sz w:val="18"/>
+          <w:szCs w:val="18"/>
+          <w:lang w:eastAsia="en-GB"/>
+          <w14:ligatures w14:val="none"/>
+        </w:rPr>
+        <w:t>;</w:t>
+      </w:r>
+    </w:p>
+    <w:p>
+      <w:pPr>
+        <w:pStyle w:val="ListParagraph"/>
+        <w:numPr>
+          <w:ilvl w:val="0"/>
+          <w:numId w:val="13"/>
+        </w:numPr>
+        <w:shd w:val="clear" w:color="auto" w:fill="121314"/>
+        <w:spacing w:after="0" w:line="270" w:lineRule="atLeast"/>
+        <w:rPr>
+          <w:rFonts w:ascii="Menlo" w:eastAsia="Times New Roman" w:hAnsi="Menlo" w:cs="Menlo"/>
+          <w:color w:val="BBBEBF"/>
+          <w:kern w:val="0"/>
+          <w:sz w:val="18"/>
+          <w:szCs w:val="18"/>
+          <w:lang w:eastAsia="en-GB"/>
+          <w14:ligatures w14:val="none"/>
+        </w:rPr>
+      </w:pPr>
+      <w:r>
+        <w:rPr>
+          <w:rFonts w:ascii="Menlo" w:eastAsia="Times New Roman" w:hAnsi="Menlo" w:cs="Menlo"/>
+          <w:color w:val="79C0FF"/>
+          <w:kern w:val="0"/>
+          <w:sz w:val="18"/>
+          <w:szCs w:val="18"/>
+          <w:lang w:eastAsia="en-GB"/>
+          <w14:ligatures w14:val="none"/>
+        </w:rPr>
+        <w:t>console</w:t>
+      </w:r>
+      <w:r>
+        <w:rPr>
+          <w:rFonts w:ascii="Menlo" w:eastAsia="Times New Roman" w:hAnsi="Menlo" w:cs="Menlo"/>
+          <w:color w:val="BBBEBF"/>
+          <w:kern w:val="0"/>
+          <w:sz w:val="18"/>
+          <w:szCs w:val="18"/>
+          <w:lang w:eastAsia="en-GB"/>
+          <w14:ligatures w14:val="none"/>
+        </w:rPr>
+        <w:t>.</w:t>
+      </w:r>
+      <w:r>
+        <w:rPr>
+          <w:rFonts w:ascii="Menlo" w:eastAsia="Times New Roman" w:hAnsi="Menlo" w:cs="Menlo"/>
+          <w:color w:val="D2A8FF"/>
+          <w:kern w:val="0"/>
+          <w:sz w:val="18"/>
+          <w:szCs w:val="18"/>
+          <w:lang w:eastAsia="en-GB"/>
+          <w14:ligatures w14:val="none"/>
+        </w:rPr>
+        <w:t>log</w:t>
+      </w:r>
+      <w:r>
+        <w:rPr>
+          <w:rFonts w:ascii="Menlo" w:eastAsia="Times New Roman" w:hAnsi="Menlo" w:cs="Menlo"/>
+          <w:color w:val="BBBEBF"/>
+          <w:kern w:val="0"/>
+          <w:sz w:val="18"/>
+          <w:szCs w:val="18"/>
+          <w:lang w:eastAsia="en-GB"/>
+          <w14:ligatures w14:val="none"/>
+        </w:rPr>
+        <w:t>(</w:t>
+      </w:r>
+      <w:r>
+        <w:rPr>
+          <w:rFonts w:ascii="Menlo" w:eastAsia="Times New Roman" w:hAnsi="Menlo" w:cs="Menlo"/>
+          <w:color w:val="C9D1D9"/>
+          <w:kern w:val="0"/>
+          <w:sz w:val="18"/>
+          <w:szCs w:val="18"/>
+          <w:lang w:eastAsia="en-GB"/>
+          <w14:ligatures w14:val="none"/>
+        </w:rPr>
+        <w:t>str8</w:t>
+      </w:r>
+      <w:r>
+        <w:rPr>
+          <w:rFonts w:ascii="Menlo" w:eastAsia="Times New Roman" w:hAnsi="Menlo" w:cs="Menlo"/>
+          <w:color w:val="BBBEBF"/>
+          <w:kern w:val="0"/>
+          <w:sz w:val="18"/>
+          <w:szCs w:val="18"/>
+          <w:lang w:eastAsia="en-GB"/>
+          <w14:ligatures w14:val="none"/>
+        </w:rPr>
+        <w:t>.</w:t>
+      </w:r>
+      <w:r>
+        <w:rPr>
+          <w:rFonts w:ascii="Menlo" w:eastAsia="Times New Roman" w:hAnsi="Menlo" w:cs="Menlo"/>
+          <w:color w:val="D2A8FF"/>
+          <w:kern w:val="0"/>
+          <w:sz w:val="18"/>
+          <w:szCs w:val="18"/>
+          <w:lang w:eastAsia="en-GB"/>
+          <w14:ligatures w14:val="none"/>
+        </w:rPr>
+        <w:t>indexOf</w:t>
+      </w:r>
+      <w:r>
+        <w:rPr>
+          <w:rFonts w:ascii="Menlo" w:eastAsia="Times New Roman" w:hAnsi="Menlo" w:cs="Menlo"/>
+          <w:color w:val="BBBEBF"/>
+          <w:kern w:val="0"/>
+          <w:sz w:val="18"/>
+          <w:szCs w:val="18"/>
+          <w:lang w:eastAsia="en-GB"/>
+          <w14:ligatures w14:val="none"/>
+        </w:rPr>
+        <w:t>(</w:t>
+      </w:r>
+      <w:r>
+        <w:rPr>
+          <w:rFonts w:ascii="Segoe UI Symbol" w:eastAsia="Times New Roman" w:hAnsi="Segoe UI Symbol" w:cs="Segoe UI Symbol"/>
+          <w:color w:val="BBBEBF"/>
+          <w:kern w:val="0"/>
+          <w:sz w:val="18"/>
+          <w:szCs w:val="18"/>
+          <w:lang w:eastAsia="en-GB"/>
+          <w14:ligatures w14:val="none"/>
+        </w:rPr>
+        <w:t>⁠</w:t>
+      </w:r>
+      <w:r>
+        <w:rPr>
+          <w:rFonts w:ascii="Menlo" w:eastAsia="Times New Roman" w:hAnsi="Menlo" w:cs="Menlo"/>
+          <w:color w:val="BBBEBF"/>
+          <w:kern w:val="0"/>
+          <w:sz w:val="18"/>
+          <w:szCs w:val="18"/>
+          <w:lang w:eastAsia="en-GB"/>
+          <w14:ligatures w14:val="none"/>
+        </w:rPr>
+        <w:t> </w:t>
+      </w:r>
+      <w:r>
+        <w:rPr>
+          <w:rFonts w:ascii="Menlo" w:eastAsia="Times New Roman" w:hAnsi="Menlo" w:cs="Menlo"/>
+          <w:color w:val="C9D1D9"/>
+          <w:kern w:val="0"/>
+          <w:sz w:val="18"/>
+          <w:szCs w:val="18"/>
+          <w:lang w:eastAsia="en-GB"/>
+          <w14:ligatures w14:val="none"/>
+        </w:rPr>
+        <w:t>o</w:t>
+      </w:r>
+      <w:r>
+        <w:rPr>
+          <w:rFonts w:ascii="Menlo" w:eastAsia="Times New Roman" w:hAnsi="Menlo" w:cs="Menlo"/>
+          <w:color w:val="BBBEBF"/>
+          <w:kern w:val="0"/>
+          <w:sz w:val="18"/>
+          <w:szCs w:val="18"/>
+          <w:lang w:eastAsia="en-GB"/>
+          <w14:ligatures w14:val="none"/>
+        </w:rPr>
+        <w:t> </w:t>
+      </w:r>
+      <w:r>
+        <w:rPr>
+          <w:rFonts w:ascii="Segoe UI Symbol" w:eastAsia="Times New Roman" w:hAnsi="Segoe UI Symbol" w:cs="Segoe UI Symbol"/>
+          <w:color w:val="BBBEBF"/>
+          <w:kern w:val="0"/>
+          <w:sz w:val="18"/>
+          <w:szCs w:val="18"/>
+          <w:lang w:eastAsia="en-GB"/>
+          <w14:ligatures w14:val="none"/>
+        </w:rPr>
+        <w:t>⁠</w:t>
+      </w:r>
+      <w:r>
+        <w:rPr>
+          <w:rFonts w:ascii="Menlo" w:eastAsia="Times New Roman" w:hAnsi="Menlo" w:cs="Menlo"/>
+          <w:color w:val="BBBEBF"/>
+          <w:kern w:val="0"/>
+          <w:sz w:val="18"/>
+          <w:szCs w:val="18"/>
+          <w:lang w:eastAsia="en-GB"/>
+          <w14:ligatures w14:val="none"/>
+        </w:rPr>
+        <w:t>));</w:t>
+      </w:r>
+    </w:p>
+    <w:p>
+      <w:pPr>
+        <w:pStyle w:val="ListParagraph"/>
+        <w:numPr>
+          <w:ilvl w:val="0"/>
+          <w:numId w:val="13"/>
+        </w:numPr>
+        <w:shd w:val="clear" w:color="auto" w:fill="121314"/>
+        <w:spacing w:after="0" w:line="270" w:lineRule="atLeast"/>
+        <w:rPr>
+          <w:rFonts w:ascii="Menlo" w:eastAsia="Times New Roman" w:hAnsi="Menlo" w:cs="Menlo"/>
+          <w:color w:val="BBBEBF"/>
+          <w:kern w:val="0"/>
+          <w:sz w:val="18"/>
+          <w:szCs w:val="18"/>
+          <w:lang w:eastAsia="en-GB"/>
+          <w14:ligatures w14:val="none"/>
+        </w:rPr>
+      </w:pPr>
+    </w:p>
+    <w:p>
+      <w:pPr>
+        <w:pStyle w:val="ListParagraph"/>
+        <w:numPr>
+          <w:ilvl w:val="0"/>
+          <w:numId w:val="13"/>
+        </w:numPr>
+        <w:shd w:val="clear" w:color="auto" w:fill="121314"/>
+        <w:spacing w:after="0" w:line="270" w:lineRule="atLeast"/>
+        <w:rPr>
+          <w:rFonts w:ascii="Menlo" w:eastAsia="Times New Roman" w:hAnsi="Menlo" w:cs="Menlo"/>
+          <w:color w:val="BBBEBF"/>
+          <w:kern w:val="0"/>
+          <w:sz w:val="18"/>
+          <w:szCs w:val="18"/>
+          <w:lang w:eastAsia="en-GB"/>
+          <w14:ligatures w14:val="none"/>
+        </w:rPr>
+      </w:pPr>
+      <w:r>
+        <w:rPr>
+          <w:rFonts w:ascii="Menlo" w:eastAsia="Times New Roman" w:hAnsi="Menlo" w:cs="Menlo"/>
+          <w:color w:val="8B949E"/>
+          <w:kern w:val="0"/>
+          <w:sz w:val="18"/>
+          <w:szCs w:val="18"/>
+          <w:lang w:eastAsia="en-GB"/>
+          <w14:ligatures w14:val="none"/>
+        </w:rPr>
+        <w:t>//</w:t>
+      </w:r>
+      <w:proofErr w:type="spellStart"/>
+      <w:r>
+        <w:rPr>
+          <w:rFonts w:ascii="Menlo" w:eastAsia="Times New Roman" w:hAnsi="Menlo" w:cs="Menlo"/>
+          <w:color w:val="8B949E"/>
+          <w:kern w:val="0"/>
+          <w:sz w:val="18"/>
+          <w:szCs w:val="18"/>
+          <w:lang w:eastAsia="en-GB"/>
+          <w14:ligatures w14:val="none"/>
+        </w:rPr>
+        <w:t>lastIndexof</w:t>
+      </w:r>
+      <w:proofErr w:type="spellEnd"/>
+    </w:p>
+    <w:p>
+      <w:pPr>
+        <w:pStyle w:val="ListParagraph"/>
+        <w:numPr>
+          <w:ilvl w:val="0"/>
+          <w:numId w:val="13"/>
+        </w:numPr>
+        <w:shd w:val="clear" w:color="auto" w:fill="121314"/>
+        <w:spacing w:after="0" w:line="270" w:lineRule="atLeast"/>
+        <w:rPr>
+          <w:rFonts w:ascii="Menlo" w:eastAsia="Times New Roman" w:hAnsi="Menlo" w:cs="Menlo"/>
+          <w:color w:val="BBBEBF"/>
+          <w:kern w:val="0"/>
+          <w:sz w:val="18"/>
+          <w:szCs w:val="18"/>
+          <w:lang w:eastAsia="en-GB"/>
+          <w14:ligatures w14:val="none"/>
+        </w:rPr>
+      </w:pPr>
+    </w:p>
+    <w:p>
+      <w:pPr>
+        <w:pStyle w:val="ListParagraph"/>
+        <w:numPr>
+          <w:ilvl w:val="0"/>
+          <w:numId w:val="13"/>
+        </w:numPr>
+        <w:shd w:val="clear" w:color="auto" w:fill="121314"/>
+        <w:spacing w:after="0" w:line="270" w:lineRule="atLeast"/>
+        <w:rPr>
+          <w:rFonts w:ascii="Menlo" w:eastAsia="Times New Roman" w:hAnsi="Menlo" w:cs="Menlo"/>
+          <w:color w:val="BBBEBF"/>
+          <w:kern w:val="0"/>
+          <w:sz w:val="18"/>
+          <w:szCs w:val="18"/>
+          <w:lang w:eastAsia="en-GB"/>
+          <w14:ligatures w14:val="none"/>
+        </w:rPr>
+      </w:pPr>
+      <w:r>
+        <w:rPr>
+          <w:rFonts w:ascii="Menlo" w:eastAsia="Times New Roman" w:hAnsi="Menlo" w:cs="Menlo"/>
+          <w:color w:val="FF7B72"/>
+          <w:kern w:val="0"/>
+          <w:sz w:val="18"/>
+          <w:szCs w:val="18"/>
+          <w:lang w:eastAsia="en-GB"/>
+          <w14:ligatures w14:val="none"/>
+        </w:rPr>
+        <w:t>let</w:t>
+      </w:r>
+      <w:r>
+        <w:rPr>
+          <w:rFonts w:ascii="Menlo" w:eastAsia="Times New Roman" w:hAnsi="Menlo" w:cs="Menlo"/>
+          <w:color w:val="BBBEBF"/>
+          <w:kern w:val="0"/>
+          <w:sz w:val="18"/>
+          <w:szCs w:val="18"/>
+          <w:lang w:eastAsia="en-GB"/>
+          <w14:ligatures w14:val="none"/>
+        </w:rPr>
+        <w:t xml:space="preserve"> </w:t>
+      </w:r>
+      <w:r>
+        <w:rPr>
+          <w:rFonts w:ascii="Menlo" w:eastAsia="Times New Roman" w:hAnsi="Menlo" w:cs="Menlo"/>
+          <w:color w:val="C9D1D9"/>
+          <w:kern w:val="0"/>
+          <w:sz w:val="18"/>
+          <w:szCs w:val="18"/>
+          <w:lang w:eastAsia="en-GB"/>
+          <w14:ligatures w14:val="none"/>
+        </w:rPr>
+        <w:t>str9</w:t>
+      </w:r>
+      <w:r>
+        <w:rPr>
+          <w:rFonts w:ascii="Menlo" w:eastAsia="Times New Roman" w:hAnsi="Menlo" w:cs="Menlo"/>
+          <w:color w:val="BBBEBF"/>
+          <w:kern w:val="0"/>
+          <w:sz w:val="18"/>
+          <w:szCs w:val="18"/>
+          <w:lang w:eastAsia="en-GB"/>
+          <w14:ligatures w14:val="none"/>
+        </w:rPr>
+        <w:t xml:space="preserve"> </w:t>
+      </w:r>
+      <w:r>
+        <w:rPr>
+          <w:rFonts w:ascii="Menlo" w:eastAsia="Times New Roman" w:hAnsi="Menlo" w:cs="Menlo"/>
+          <w:color w:val="D4D4D4"/>
+          <w:kern w:val="0"/>
+          <w:sz w:val="18"/>
+          <w:szCs w:val="18"/>
+          <w:lang w:eastAsia="en-GB"/>
+          <w14:ligatures w14:val="none"/>
+        </w:rPr>
+        <w:t>=</w:t>
+      </w:r>
+      <w:r>
+        <w:rPr>
+          <w:rFonts w:ascii="Menlo" w:eastAsia="Times New Roman" w:hAnsi="Menlo" w:cs="Menlo"/>
+          <w:color w:val="BBBEBF"/>
+          <w:kern w:val="0"/>
+          <w:sz w:val="18"/>
+          <w:szCs w:val="18"/>
+          <w:lang w:eastAsia="en-GB"/>
+          <w14:ligatures w14:val="none"/>
+        </w:rPr>
+        <w:t xml:space="preserve"> </w:t>
+      </w:r>
+      <w:r>
+        <w:rPr>
+          <w:rFonts w:ascii="Menlo" w:eastAsia="Times New Roman" w:hAnsi="Menlo" w:cs="Menlo"/>
+          <w:color w:val="A5D6FF"/>
+          <w:kern w:val="0"/>
+          <w:sz w:val="18"/>
+          <w:szCs w:val="18"/>
+          <w:lang w:eastAsia="en-GB"/>
+          <w14:ligatures w14:val="none"/>
+        </w:rPr>
+        <w:t>"hello how are you"</w:t>
+      </w:r>
+      <w:r>
+        <w:rPr>
+          <w:rFonts w:ascii="Menlo" w:eastAsia="Times New Roman" w:hAnsi="Menlo" w:cs="Menlo"/>
+          <w:color w:val="BBBEBF"/>
+          <w:kern w:val="0"/>
+          <w:sz w:val="18"/>
+          <w:szCs w:val="18"/>
+          <w:lang w:eastAsia="en-GB"/>
+          <w14:ligatures w14:val="none"/>
+        </w:rPr>
+        <w:t>;</w:t>
+      </w:r>
+    </w:p>
+    <w:p>
+      <w:pPr>
+        <w:pStyle w:val="ListParagraph"/>
+        <w:numPr>
+          <w:ilvl w:val="0"/>
+          <w:numId w:val="13"/>
+        </w:numPr>
+        <w:shd w:val="clear" w:color="auto" w:fill="121314"/>
+        <w:spacing w:after="0" w:line="270" w:lineRule="atLeast"/>
+        <w:rPr>
+          <w:rFonts w:ascii="Menlo" w:eastAsia="Times New Roman" w:hAnsi="Menlo" w:cs="Menlo"/>
+          <w:color w:val="BBBEBF"/>
+          <w:kern w:val="0"/>
+          <w:sz w:val="18"/>
+          <w:szCs w:val="18"/>
+          <w:lang w:eastAsia="en-GB"/>
+          <w14:ligatures w14:val="none"/>
+        </w:rPr>
+      </w:pPr>
+      <w:r>
+        <w:rPr>
+          <w:rFonts w:ascii="Menlo" w:eastAsia="Times New Roman" w:hAnsi="Menlo" w:cs="Menlo"/>
+          <w:color w:val="79C0FF"/>
+          <w:kern w:val="0"/>
+          <w:sz w:val="18"/>
+          <w:szCs w:val="18"/>
+          <w:lang w:eastAsia="en-GB"/>
+          <w14:ligatures w14:val="none"/>
+        </w:rPr>
+        <w:t>console</w:t>
+      </w:r>
+      <w:r>
+        <w:rPr>
+          <w:rFonts w:ascii="Menlo" w:eastAsia="Times New Roman" w:hAnsi="Menlo" w:cs="Menlo"/>
+          <w:color w:val="BBBEBF"/>
+          <w:kern w:val="0"/>
+          <w:sz w:val="18"/>
+          <w:szCs w:val="18"/>
+          <w:lang w:eastAsia="en-GB"/>
+          <w14:ligatures w14:val="none"/>
+        </w:rPr>
+        <w:t>.</w:t>
+      </w:r>
+      <w:r>
+        <w:rPr>
+          <w:rFonts w:ascii="Menlo" w:eastAsia="Times New Roman" w:hAnsi="Menlo" w:cs="Menlo"/>
+          <w:color w:val="D2A8FF"/>
+          <w:kern w:val="0"/>
+          <w:sz w:val="18"/>
+          <w:szCs w:val="18"/>
+          <w:lang w:eastAsia="en-GB"/>
+          <w14:ligatures w14:val="none"/>
+        </w:rPr>
+        <w:t>log</w:t>
+      </w:r>
+      <w:r>
+        <w:rPr>
+          <w:rFonts w:ascii="Menlo" w:eastAsia="Times New Roman" w:hAnsi="Menlo" w:cs="Menlo"/>
+          <w:color w:val="BBBEBF"/>
+          <w:kern w:val="0"/>
+          <w:sz w:val="18"/>
+          <w:szCs w:val="18"/>
+          <w:lang w:eastAsia="en-GB"/>
+          <w14:ligatures w14:val="none"/>
+        </w:rPr>
+        <w:t>(</w:t>
+      </w:r>
+      <w:r>
+        <w:rPr>
+          <w:rFonts w:ascii="Menlo" w:eastAsia="Times New Roman" w:hAnsi="Menlo" w:cs="Menlo"/>
+          <w:color w:val="C9D1D9"/>
+          <w:kern w:val="0"/>
+          <w:sz w:val="18"/>
+          <w:szCs w:val="18"/>
+          <w:lang w:eastAsia="en-GB"/>
+          <w14:ligatures w14:val="none"/>
+        </w:rPr>
+        <w:t>str8</w:t>
+      </w:r>
+      <w:r>
+        <w:rPr>
+          <w:rFonts w:ascii="Menlo" w:eastAsia="Times New Roman" w:hAnsi="Menlo" w:cs="Menlo"/>
+          <w:color w:val="BBBEBF"/>
+          <w:kern w:val="0"/>
+          <w:sz w:val="18"/>
+          <w:szCs w:val="18"/>
+          <w:lang w:eastAsia="en-GB"/>
+          <w14:ligatures w14:val="none"/>
+        </w:rPr>
+        <w:t>.</w:t>
+      </w:r>
+      <w:r>
+        <w:rPr>
+          <w:rFonts w:ascii="Menlo" w:eastAsia="Times New Roman" w:hAnsi="Menlo" w:cs="Menlo"/>
+          <w:color w:val="D2A8FF"/>
+          <w:kern w:val="0"/>
+          <w:sz w:val="18"/>
+          <w:szCs w:val="18"/>
+          <w:lang w:eastAsia="en-GB"/>
+          <w14:ligatures w14:val="none"/>
+        </w:rPr>
+        <w:t>lastIndexOf</w:t>
+      </w:r>
+      <w:r>
+        <w:rPr>
+          <w:rFonts w:ascii="Menlo" w:eastAsia="Times New Roman" w:hAnsi="Menlo" w:cs="Menlo"/>
+          <w:color w:val="BBBEBF"/>
+          <w:kern w:val="0"/>
+          <w:sz w:val="18"/>
+          <w:szCs w:val="18"/>
+          <w:lang w:eastAsia="en-GB"/>
+          <w14:ligatures w14:val="none"/>
+        </w:rPr>
+        <w:t>(</w:t>
+      </w:r>
+      <w:r>
+        <w:rPr>
+          <w:rFonts w:ascii="Segoe UI Symbol" w:eastAsia="Times New Roman" w:hAnsi="Segoe UI Symbol" w:cs="Segoe UI Symbol"/>
+          <w:color w:val="BBBEBF"/>
+          <w:kern w:val="0"/>
+          <w:sz w:val="18"/>
+          <w:szCs w:val="18"/>
+          <w:lang w:eastAsia="en-GB"/>
+          <w14:ligatures w14:val="none"/>
+        </w:rPr>
+        <w:t>⁠</w:t>
+      </w:r>
+      <w:r>
+        <w:rPr>
+          <w:rFonts w:ascii="Menlo" w:eastAsia="Times New Roman" w:hAnsi="Menlo" w:cs="Menlo"/>
+          <w:color w:val="BBBEBF"/>
+          <w:kern w:val="0"/>
+          <w:sz w:val="18"/>
+          <w:szCs w:val="18"/>
+          <w:lang w:eastAsia="en-GB"/>
+          <w14:ligatures w14:val="none"/>
+        </w:rPr>
+        <w:t> </w:t>
+      </w:r>
+      <w:r>
+        <w:rPr>
+          <w:rFonts w:ascii="Menlo" w:eastAsia="Times New Roman" w:hAnsi="Menlo" w:cs="Menlo"/>
+          <w:color w:val="C9D1D9"/>
+          <w:kern w:val="0"/>
+          <w:sz w:val="18"/>
+          <w:szCs w:val="18"/>
+          <w:lang w:eastAsia="en-GB"/>
+          <w14:ligatures w14:val="none"/>
+        </w:rPr>
+        <w:t>o</w:t>
+      </w:r>
+      <w:r>
+        <w:rPr>
+          <w:rFonts w:ascii="Menlo" w:eastAsia="Times New Roman" w:hAnsi="Menlo" w:cs="Menlo"/>
+          <w:color w:val="BBBEBF"/>
+          <w:kern w:val="0"/>
+          <w:sz w:val="18"/>
+          <w:szCs w:val="18"/>
+          <w:lang w:eastAsia="en-GB"/>
+          <w14:ligatures w14:val="none"/>
+        </w:rPr>
+        <w:t> </w:t>
+      </w:r>
+      <w:r>
+        <w:rPr>
+          <w:rFonts w:ascii="Segoe UI Symbol" w:eastAsia="Times New Roman" w:hAnsi="Segoe UI Symbol" w:cs="Segoe UI Symbol"/>
+          <w:color w:val="BBBEBF"/>
+          <w:kern w:val="0"/>
+          <w:sz w:val="18"/>
+          <w:szCs w:val="18"/>
+          <w:lang w:eastAsia="en-GB"/>
+          <w14:ligatures w14:val="none"/>
+        </w:rPr>
+        <w:t>⁠</w:t>
+      </w:r>
+      <w:r>
+        <w:rPr>
+          <w:rFonts w:ascii="Menlo" w:eastAsia="Times New Roman" w:hAnsi="Menlo" w:cs="Menlo"/>
+          <w:color w:val="BBBEBF"/>
+          <w:kern w:val="0"/>
+          <w:sz w:val="18"/>
+          <w:szCs w:val="18"/>
+          <w:lang w:eastAsia="en-GB"/>
+          <w14:ligatures w14:val="none"/>
+        </w:rPr>
+        <w:t>));</w:t>
+      </w:r>
+    </w:p>
+    <w:p>
+      <w:pPr>
+        <w:pStyle w:val="ListParagraph"/>
+        <w:numPr>
+          <w:ilvl w:val="0"/>
+          <w:numId w:val="13"/>
+        </w:numPr>
+        <w:shd w:val="clear" w:color="auto" w:fill="121314"/>
+        <w:spacing w:after="0" w:line="270" w:lineRule="atLeast"/>
+        <w:rPr>
+          <w:rFonts w:ascii="Menlo" w:eastAsia="Times New Roman" w:hAnsi="Menlo" w:cs="Menlo"/>
+          <w:color w:val="BBBEBF"/>
+          <w:kern w:val="0"/>
+          <w:sz w:val="18"/>
+          <w:szCs w:val="18"/>
+          <w:lang w:eastAsia="en-GB"/>
+          <w14:ligatures w14:val="none"/>
+        </w:rPr>
+      </w:pPr>
+    </w:p>
+    <w:p>
+      <w:pPr>
+        <w:pStyle w:val="ListParagraph"/>
+        <w:numPr>
+          <w:ilvl w:val="0"/>
+          <w:numId w:val="13"/>
+        </w:numPr>
+        <w:shd w:val="clear" w:color="auto" w:fill="121314"/>
+        <w:spacing w:after="0" w:line="270" w:lineRule="atLeast"/>
+        <w:rPr>
+          <w:rFonts w:ascii="Menlo" w:eastAsia="Times New Roman" w:hAnsi="Menlo" w:cs="Menlo"/>
+          <w:color w:val="BBBEBF"/>
+          <w:kern w:val="0"/>
+          <w:sz w:val="18"/>
+          <w:szCs w:val="18"/>
+          <w:lang w:eastAsia="en-GB"/>
+          <w14:ligatures w14:val="none"/>
+        </w:rPr>
+      </w:pPr>
+      <w:r>
+        <w:rPr>
+          <w:rFonts w:ascii="Menlo" w:eastAsia="Times New Roman" w:hAnsi="Menlo" w:cs="Menlo"/>
+          <w:color w:val="8B949E"/>
+          <w:kern w:val="0"/>
+          <w:sz w:val="18"/>
+          <w:szCs w:val="18"/>
+          <w:lang w:eastAsia="en-GB"/>
+          <w14:ligatures w14:val="none"/>
+        </w:rPr>
+        <w:t>//charAt</w:t>
+      </w:r>
+    </w:p>
+    <w:p>
+      <w:pPr>
+        <w:pStyle w:val="ListParagraph"/>
+        <w:numPr>
+          <w:ilvl w:val="0"/>
+          <w:numId w:val="13"/>
+        </w:numPr>
+        <w:shd w:val="clear" w:color="auto" w:fill="121314"/>
+        <w:spacing w:after="0" w:line="270" w:lineRule="atLeast"/>
+        <w:rPr>
+          <w:rFonts w:ascii="Menlo" w:eastAsia="Times New Roman" w:hAnsi="Menlo" w:cs="Menlo"/>
+          <w:color w:val="BBBEBF"/>
+          <w:kern w:val="0"/>
+          <w:sz w:val="18"/>
+          <w:szCs w:val="18"/>
+          <w:lang w:eastAsia="en-GB"/>
+          <w14:ligatures w14:val="none"/>
+        </w:rPr>
+      </w:pPr>
+      <w:r>
+        <w:rPr>
+          <w:rFonts w:ascii="Menlo" w:eastAsia="Times New Roman" w:hAnsi="Menlo" w:cs="Menlo"/>
+          <w:color w:val="79C0FF"/>
+          <w:kern w:val="0"/>
+          <w:sz w:val="18"/>
+          <w:szCs w:val="18"/>
+          <w:lang w:eastAsia="en-GB"/>
+          <w14:ligatures w14:val="none"/>
+        </w:rPr>
+        <w:t>console</w:t>
+      </w:r>
+      <w:r>
+        <w:rPr>
+          <w:rFonts w:ascii="Menlo" w:eastAsia="Times New Roman" w:hAnsi="Menlo" w:cs="Menlo"/>
+          <w:color w:val="BBBEBF"/>
+          <w:kern w:val="0"/>
+          <w:sz w:val="18"/>
+          <w:szCs w:val="18"/>
+          <w:lang w:eastAsia="en-GB"/>
+          <w14:ligatures w14:val="none"/>
+        </w:rPr>
+        <w:t>.</w:t>
+      </w:r>
+      <w:r>
+        <w:rPr>
+          <w:rFonts w:ascii="Menlo" w:eastAsia="Times New Roman" w:hAnsi="Menlo" w:cs="Menlo"/>
+          <w:color w:val="D2A8FF"/>
+          <w:kern w:val="0"/>
+          <w:sz w:val="18"/>
+          <w:szCs w:val="18"/>
+          <w:lang w:eastAsia="en-GB"/>
+          <w14:ligatures w14:val="none"/>
+        </w:rPr>
+        <w:t>log</w:t>
+      </w:r>
+      <w:r>
+        <w:rPr>
+          <w:rFonts w:ascii="Menlo" w:eastAsia="Times New Roman" w:hAnsi="Menlo" w:cs="Menlo"/>
+          <w:color w:val="BBBEBF"/>
+          <w:kern w:val="0"/>
+          <w:sz w:val="18"/>
+          <w:szCs w:val="18"/>
+          <w:lang w:eastAsia="en-GB"/>
+          <w14:ligatures w14:val="none"/>
+        </w:rPr>
+        <w:t>(</w:t>
+      </w:r>
+      <w:r>
+        <w:rPr>
+          <w:rFonts w:ascii="Menlo" w:eastAsia="Times New Roman" w:hAnsi="Menlo" w:cs="Menlo"/>
+          <w:color w:val="C9D1D9"/>
+          <w:kern w:val="0"/>
+          <w:sz w:val="18"/>
+          <w:szCs w:val="18"/>
+          <w:lang w:eastAsia="en-GB"/>
+          <w14:ligatures w14:val="none"/>
+        </w:rPr>
+        <w:t>str9</w:t>
+      </w:r>
+      <w:r>
+        <w:rPr>
+          <w:rFonts w:ascii="Menlo" w:eastAsia="Times New Roman" w:hAnsi="Menlo" w:cs="Menlo"/>
+          <w:color w:val="BBBEBF"/>
+          <w:kern w:val="0"/>
+          <w:sz w:val="18"/>
+          <w:szCs w:val="18"/>
+          <w:lang w:eastAsia="en-GB"/>
+          <w14:ligatures w14:val="none"/>
+        </w:rPr>
+        <w:t>.</w:t>
+      </w:r>
+      <w:r>
+        <w:rPr>
+          <w:rFonts w:ascii="Menlo" w:eastAsia="Times New Roman" w:hAnsi="Menlo" w:cs="Menlo"/>
+          <w:color w:val="D2A8FF"/>
+          <w:kern w:val="0"/>
+          <w:sz w:val="18"/>
+          <w:szCs w:val="18"/>
+          <w:lang w:eastAsia="en-GB"/>
+          <w14:ligatures w14:val="none"/>
+        </w:rPr>
+        <w:t>charAt</w:t>
+      </w:r>
+      <w:r>
+        <w:rPr>
+          <w:rFonts w:ascii="Menlo" w:eastAsia="Times New Roman" w:hAnsi="Menlo" w:cs="Menlo"/>
+          <w:color w:val="BBBEBF"/>
+          <w:kern w:val="0"/>
+          <w:sz w:val="18"/>
+          <w:szCs w:val="18"/>
+          <w:lang w:eastAsia="en-GB"/>
+          <w14:ligatures w14:val="none"/>
+        </w:rPr>
+        <w:t>(</w:t>
+      </w:r>
+      <w:r>
+        <w:rPr>
+          <w:rFonts w:ascii="Menlo" w:eastAsia="Times New Roman" w:hAnsi="Menlo" w:cs="Menlo"/>
+          <w:color w:val="B5CEA8"/>
+          <w:kern w:val="0"/>
+          <w:sz w:val="18"/>
+          <w:szCs w:val="18"/>
+          <w:lang w:eastAsia="en-GB"/>
+          <w14:ligatures w14:val="none"/>
+        </w:rPr>
+        <w:t>3</w:t>
+      </w:r>
+      <w:r>
+        <w:rPr>
+          <w:rFonts w:ascii="Menlo" w:eastAsia="Times New Roman" w:hAnsi="Menlo" w:cs="Menlo"/>
+          <w:color w:val="BBBEBF"/>
+          <w:kern w:val="0"/>
+          <w:sz w:val="18"/>
+          <w:szCs w:val="18"/>
+          <w:lang w:eastAsia="en-GB"/>
+          <w14:ligatures w14:val="none"/>
+        </w:rPr>
+        <w:t>));</w:t>
+      </w:r>
+    </w:p>
+    <w:p>
+      <w:pPr>
+        <w:pStyle w:val="ListParagraph"/>
+        <w:numPr>
+          <w:ilvl w:val="0"/>
+          <w:numId w:val="13"/>
+        </w:numPr>
+        <w:shd w:val="clear" w:color="auto" w:fill="121314"/>
+        <w:spacing w:after="0" w:line="270" w:lineRule="atLeast"/>
+        <w:rPr>
+          <w:rFonts w:ascii="Menlo" w:eastAsia="Times New Roman" w:hAnsi="Menlo" w:cs="Menlo"/>
+          <w:color w:val="BBBEBF"/>
+          <w:kern w:val="0"/>
+          <w:sz w:val="18"/>
+          <w:szCs w:val="18"/>
+          <w:lang w:eastAsia="en-GB"/>
+          <w14:ligatures w14:val="none"/>
+        </w:rPr>
+      </w:pPr>
+    </w:p>
+    <w:p>
+      <w:pPr>
+        <w:pStyle w:val="ListParagraph"/>
+        <w:numPr>
+          <w:ilvl w:val="0"/>
+          <w:numId w:val="13"/>
+        </w:numPr>
+        <w:shd w:val="clear" w:color="auto" w:fill="121314"/>
+        <w:spacing w:after="0" w:line="270" w:lineRule="atLeast"/>
+        <w:rPr>
+          <w:rFonts w:ascii="Menlo" w:eastAsia="Times New Roman" w:hAnsi="Menlo" w:cs="Menlo"/>
+          <w:color w:val="BBBEBF"/>
+          <w:kern w:val="0"/>
+          <w:sz w:val="18"/>
+          <w:szCs w:val="18"/>
+          <w:lang w:eastAsia="en-GB"/>
+          <w14:ligatures w14:val="none"/>
+        </w:rPr>
+      </w:pPr>
+      <w:r>
+        <w:rPr>
+          <w:rFonts w:ascii="Menlo" w:eastAsia="Times New Roman" w:hAnsi="Menlo" w:cs="Menlo"/>
+          <w:color w:val="8B949E"/>
+          <w:kern w:val="0"/>
+          <w:sz w:val="18"/>
+          <w:szCs w:val="18"/>
+          <w:lang w:eastAsia="en-GB"/>
+          <w14:ligatures w14:val="none"/>
+        </w:rPr>
+        <w:t>//concat</w:t>
+      </w:r>
+    </w:p>
+    <w:p>
+      <w:pPr>
+        <w:pStyle w:val="ListParagraph"/>
+        <w:numPr>
+          <w:ilvl w:val="0"/>
+          <w:numId w:val="13"/>
+        </w:numPr>
+        <w:shd w:val="clear" w:color="auto" w:fill="121314"/>
+        <w:spacing w:after="0" w:line="270" w:lineRule="atLeast"/>
+        <w:rPr>
+          <w:rFonts w:ascii="Menlo" w:eastAsia="Times New Roman" w:hAnsi="Menlo" w:cs="Menlo"/>
+          <w:color w:val="BBBEBF"/>
+          <w:kern w:val="0"/>
+          <w:sz w:val="18"/>
+          <w:szCs w:val="18"/>
+          <w:lang w:eastAsia="en-GB"/>
+          <w14:ligatures w14:val="none"/>
+        </w:rPr>
+      </w:pPr>
+      <w:r>
+        <w:rPr>
+          <w:rFonts w:ascii="Menlo" w:eastAsia="Times New Roman" w:hAnsi="Menlo" w:cs="Menlo"/>
+          <w:color w:val="79C0FF"/>
+          <w:kern w:val="0"/>
+          <w:sz w:val="18"/>
+          <w:szCs w:val="18"/>
+          <w:lang w:eastAsia="en-GB"/>
+          <w14:ligatures w14:val="none"/>
+        </w:rPr>
+        <w:t>console</w:t>
+      </w:r>
+      <w:r>
+        <w:rPr>
+          <w:rFonts w:ascii="Menlo" w:eastAsia="Times New Roman" w:hAnsi="Menlo" w:cs="Menlo"/>
+          <w:color w:val="BBBEBF"/>
+          <w:kern w:val="0"/>
+          <w:sz w:val="18"/>
+          <w:szCs w:val="18"/>
+          <w:lang w:eastAsia="en-GB"/>
+          <w14:ligatures w14:val="none"/>
+        </w:rPr>
+        <w:t>.</w:t>
+      </w:r>
+      <w:r>
+        <w:rPr>
+          <w:rFonts w:ascii="Menlo" w:eastAsia="Times New Roman" w:hAnsi="Menlo" w:cs="Menlo"/>
+          <w:color w:val="D2A8FF"/>
+          <w:kern w:val="0"/>
+          <w:sz w:val="18"/>
+          <w:szCs w:val="18"/>
+          <w:lang w:eastAsia="en-GB"/>
+          <w14:ligatures w14:val="none"/>
+        </w:rPr>
+        <w:t>log</w:t>
+      </w:r>
+      <w:r>
+        <w:rPr>
+          <w:rFonts w:ascii="Menlo" w:eastAsia="Times New Roman" w:hAnsi="Menlo" w:cs="Menlo"/>
+          <w:color w:val="BBBEBF"/>
+          <w:kern w:val="0"/>
+          <w:sz w:val="18"/>
+          <w:szCs w:val="18"/>
+          <w:lang w:eastAsia="en-GB"/>
+          <w14:ligatures w14:val="none"/>
+        </w:rPr>
+        <w:t>(</w:t>
+      </w:r>
+      <w:r>
+        <w:rPr>
+          <w:rFonts w:ascii="Menlo" w:eastAsia="Times New Roman" w:hAnsi="Menlo" w:cs="Menlo"/>
+          <w:color w:val="C9D1D9"/>
+          <w:kern w:val="0"/>
+          <w:sz w:val="18"/>
+          <w:szCs w:val="18"/>
+          <w:lang w:eastAsia="en-GB"/>
+          <w14:ligatures w14:val="none"/>
+        </w:rPr>
+        <w:t>str7</w:t>
+      </w:r>
+      <w:r>
+        <w:rPr>
+          <w:rFonts w:ascii="Menlo" w:eastAsia="Times New Roman" w:hAnsi="Menlo" w:cs="Menlo"/>
+          <w:color w:val="BBBEBF"/>
+          <w:kern w:val="0"/>
+          <w:sz w:val="18"/>
+          <w:szCs w:val="18"/>
+          <w:lang w:eastAsia="en-GB"/>
+          <w14:ligatures w14:val="none"/>
+        </w:rPr>
+        <w:t>.</w:t>
+      </w:r>
+      <w:r>
+        <w:rPr>
+          <w:rFonts w:ascii="Menlo" w:eastAsia="Times New Roman" w:hAnsi="Menlo" w:cs="Menlo"/>
+          <w:color w:val="D2A8FF"/>
+          <w:kern w:val="0"/>
+          <w:sz w:val="18"/>
+          <w:szCs w:val="18"/>
+          <w:lang w:eastAsia="en-GB"/>
+          <w14:ligatures w14:val="none"/>
+        </w:rPr>
+        <w:t>concat</w:t>
+      </w:r>
+      <w:r>
+        <w:rPr>
+          <w:rFonts w:ascii="Menlo" w:eastAsia="Times New Roman" w:hAnsi="Menlo" w:cs="Menlo"/>
+          <w:color w:val="BBBEBF"/>
+          <w:kern w:val="0"/>
+          <w:sz w:val="18"/>
+          <w:szCs w:val="18"/>
+          <w:lang w:eastAsia="en-GB"/>
+          <w14:ligatures w14:val="none"/>
+        </w:rPr>
+        <w:t>(</w:t>
+      </w:r>
+      <w:r>
+        <w:rPr>
+          <w:rFonts w:ascii="Menlo" w:eastAsia="Times New Roman" w:hAnsi="Menlo" w:cs="Menlo"/>
+          <w:color w:val="A5D6FF"/>
+          <w:kern w:val="0"/>
+          <w:sz w:val="18"/>
+          <w:szCs w:val="18"/>
+          <w:lang w:eastAsia="en-GB"/>
+          <w14:ligatures w14:val="none"/>
+        </w:rPr>
+        <w:t>" "</w:t>
+      </w:r>
+      <w:r>
+        <w:rPr>
+          <w:rFonts w:ascii="Menlo" w:eastAsia="Times New Roman" w:hAnsi="Menlo" w:cs="Menlo"/>
+          <w:color w:val="BBBEBF"/>
+          <w:kern w:val="0"/>
+          <w:sz w:val="18"/>
+          <w:szCs w:val="18"/>
+          <w:lang w:eastAsia="en-GB"/>
+          <w14:ligatures w14:val="none"/>
+        </w:rPr>
+        <w:t>,</w:t>
+      </w:r>
+      <w:r>
+        <w:rPr>
+          <w:rFonts w:ascii="Menlo" w:eastAsia="Times New Roman" w:hAnsi="Menlo" w:cs="Menlo"/>
+          <w:color w:val="C9D1D9"/>
+          <w:kern w:val="0"/>
+          <w:sz w:val="18"/>
+          <w:szCs w:val="18"/>
+          <w:lang w:eastAsia="en-GB"/>
+          <w14:ligatures w14:val="none"/>
+        </w:rPr>
+        <w:t>str8</w:t>
+      </w:r>
+      <w:r>
+        <w:rPr>
+          <w:rFonts w:ascii="Menlo" w:eastAsia="Times New Roman" w:hAnsi="Menlo" w:cs="Menlo"/>
+          <w:color w:val="BBBEBF"/>
+          <w:kern w:val="0"/>
+          <w:sz w:val="18"/>
+          <w:szCs w:val="18"/>
+          <w:lang w:eastAsia="en-GB"/>
+          <w14:ligatures w14:val="none"/>
+        </w:rPr>
+        <w:t>));</w:t>
+      </w:r>
+    </w:p>
+    <w:p>
+      <w:pPr>
+        <w:pStyle w:val="ListParagraph"/>
+        <w:numPr>
+          <w:ilvl w:val="0"/>
+          <w:numId w:val="13"/>
+        </w:numPr>
+        <w:shd w:val="clear" w:color="auto" w:fill="121314"/>
+        <w:spacing w:after="0" w:line="270" w:lineRule="atLeast"/>
+        <w:rPr>
+          <w:rFonts w:ascii="Menlo" w:eastAsia="Times New Roman" w:hAnsi="Menlo" w:cs="Menlo"/>
+          <w:color w:val="BBBEBF"/>
+          <w:kern w:val="0"/>
+          <w:sz w:val="18"/>
+          <w:szCs w:val="18"/>
+          <w:lang w:eastAsia="en-GB"/>
+          <w14:ligatures w14:val="none"/>
+        </w:rPr>
+      </w:pPr>
+    </w:p>
+    <w:p>
+      <w:pPr>
+        <w:pStyle w:val="ListParagraph"/>
+        <w:numPr>
+          <w:ilvl w:val="0"/>
+          <w:numId w:val="13"/>
+        </w:numPr>
+        <w:shd w:val="clear" w:color="auto" w:fill="121314"/>
+        <w:spacing w:after="0" w:line="270" w:lineRule="atLeast"/>
+        <w:rPr>
+          <w:rFonts w:ascii="Menlo" w:eastAsia="Times New Roman" w:hAnsi="Menlo" w:cs="Menlo"/>
+          <w:color w:val="BBBEBF"/>
+          <w:kern w:val="0"/>
+          <w:sz w:val="18"/>
+          <w:szCs w:val="18"/>
+          <w:lang w:eastAsia="en-GB"/>
+          <w14:ligatures w14:val="none"/>
+        </w:rPr>
+      </w:pPr>
+      <w:r>
+        <w:rPr>
+          <w:rFonts w:ascii="Menlo" w:eastAsia="Times New Roman" w:hAnsi="Menlo" w:cs="Menlo"/>
+          <w:color w:val="8B949E"/>
+          <w:kern w:val="0"/>
+          <w:sz w:val="18"/>
+          <w:szCs w:val="18"/>
+          <w:lang w:eastAsia="en-GB"/>
+          <w14:ligatures w14:val="none"/>
+        </w:rPr>
+        <w:t>//includes</w:t>
+      </w:r>
+    </w:p>
+    <w:p>
+      <w:pPr>
+        <w:pStyle w:val="ListParagraph"/>
+        <w:numPr>
+          <w:ilvl w:val="0"/>
+          <w:numId w:val="13"/>
+        </w:numPr>
+        <w:shd w:val="clear" w:color="auto" w:fill="121314"/>
+        <w:spacing w:after="0" w:line="270" w:lineRule="atLeast"/>
+        <w:rPr>
+          <w:rFonts w:ascii="Menlo" w:eastAsia="Times New Roman" w:hAnsi="Menlo" w:cs="Menlo"/>
+          <w:color w:val="BBBEBF"/>
+          <w:kern w:val="0"/>
+          <w:sz w:val="18"/>
+          <w:szCs w:val="18"/>
+          <w:lang w:eastAsia="en-GB"/>
+          <w14:ligatures w14:val="none"/>
+        </w:rPr>
+      </w:pPr>
+      <w:r>
+        <w:rPr>
+          <w:rFonts w:ascii="Menlo" w:eastAsia="Times New Roman" w:hAnsi="Menlo" w:cs="Menlo"/>
+          <w:color w:val="79C0FF"/>
+          <w:kern w:val="0"/>
+          <w:sz w:val="18"/>
+          <w:szCs w:val="18"/>
+          <w:lang w:eastAsia="en-GB"/>
+          <w14:ligatures w14:val="none"/>
+        </w:rPr>
+        <w:t>console</w:t>
+      </w:r>
+      <w:r>
+        <w:rPr>
+          <w:rFonts w:ascii="Menlo" w:eastAsia="Times New Roman" w:hAnsi="Menlo" w:cs="Menlo"/>
+          <w:color w:val="BBBEBF"/>
+          <w:kern w:val="0"/>
+          <w:sz w:val="18"/>
+          <w:szCs w:val="18"/>
+          <w:lang w:eastAsia="en-GB"/>
+          <w14:ligatures w14:val="none"/>
+        </w:rPr>
+        <w:t>.</w:t>
+      </w:r>
+      <w:r>
+        <w:rPr>
+          <w:rFonts w:ascii="Menlo" w:eastAsia="Times New Roman" w:hAnsi="Menlo" w:cs="Menlo"/>
+          <w:color w:val="D2A8FF"/>
+          <w:kern w:val="0"/>
+          <w:sz w:val="18"/>
+          <w:szCs w:val="18"/>
+          <w:lang w:eastAsia="en-GB"/>
+          <w14:ligatures w14:val="none"/>
+        </w:rPr>
+        <w:t>log</w:t>
+      </w:r>
+      <w:r>
+        <w:rPr>
+          <w:rFonts w:ascii="Menlo" w:eastAsia="Times New Roman" w:hAnsi="Menlo" w:cs="Menlo"/>
+          <w:color w:val="BBBEBF"/>
+          <w:kern w:val="0"/>
+          <w:sz w:val="18"/>
+          <w:szCs w:val="18"/>
+          <w:lang w:eastAsia="en-GB"/>
+          <w14:ligatures w14:val="none"/>
+        </w:rPr>
+        <w:t>(</w:t>
+      </w:r>
+      <w:r>
+        <w:rPr>
+          <w:rFonts w:ascii="Menlo" w:eastAsia="Times New Roman" w:hAnsi="Menlo" w:cs="Menlo"/>
+          <w:color w:val="C9D1D9"/>
+          <w:kern w:val="0"/>
+          <w:sz w:val="18"/>
+          <w:szCs w:val="18"/>
+          <w:lang w:eastAsia="en-GB"/>
+          <w14:ligatures w14:val="none"/>
+        </w:rPr>
+        <w:t>str8</w:t>
+      </w:r>
+      <w:r>
+        <w:rPr>
+          <w:rFonts w:ascii="Menlo" w:eastAsia="Times New Roman" w:hAnsi="Menlo" w:cs="Menlo"/>
+          <w:color w:val="BBBEBF"/>
+          <w:kern w:val="0"/>
+          <w:sz w:val="18"/>
+          <w:szCs w:val="18"/>
+          <w:lang w:eastAsia="en-GB"/>
+          <w14:ligatures w14:val="none"/>
+        </w:rPr>
+        <w:t>.</w:t>
+      </w:r>
+      <w:r>
+        <w:rPr>
+          <w:rFonts w:ascii="Menlo" w:eastAsia="Times New Roman" w:hAnsi="Menlo" w:cs="Menlo"/>
+          <w:color w:val="D2A8FF"/>
+          <w:kern w:val="0"/>
+          <w:sz w:val="18"/>
+          <w:szCs w:val="18"/>
+          <w:lang w:eastAsia="en-GB"/>
+          <w14:ligatures w14:val="none"/>
+        </w:rPr>
+        <w:t>includes</w:t>
+      </w:r>
+      <w:r>
+        <w:rPr>
+          <w:rFonts w:ascii="Menlo" w:eastAsia="Times New Roman" w:hAnsi="Menlo" w:cs="Menlo"/>
+          <w:color w:val="BBBEBF"/>
+          <w:kern w:val="0"/>
+          <w:sz w:val="18"/>
+          <w:szCs w:val="18"/>
+          <w:lang w:eastAsia="en-GB"/>
+          <w14:ligatures w14:val="none"/>
+        </w:rPr>
+        <w:t>(</w:t>
+      </w:r>
+      <w:r>
+        <w:rPr>
+          <w:rFonts w:ascii="Menlo" w:eastAsia="Times New Roman" w:hAnsi="Menlo" w:cs="Menlo"/>
+          <w:color w:val="A5D6FF"/>
+          <w:kern w:val="0"/>
+          <w:sz w:val="18"/>
+          <w:szCs w:val="18"/>
+          <w:lang w:eastAsia="en-GB"/>
+          <w14:ligatures w14:val="none"/>
+        </w:rPr>
+        <w:t>"me"</w:t>
+      </w:r>
+      <w:r>
+        <w:rPr>
+          <w:rFonts w:ascii="Menlo" w:eastAsia="Times New Roman" w:hAnsi="Menlo" w:cs="Menlo"/>
+          <w:color w:val="BBBEBF"/>
+          <w:kern w:val="0"/>
+          <w:sz w:val="18"/>
+          <w:szCs w:val="18"/>
+          <w:lang w:eastAsia="en-GB"/>
+          <w14:ligatures w14:val="none"/>
+        </w:rPr>
+        <w:t>));</w:t>
+      </w:r>
+    </w:p>
+    <w:p>
+      <w:pPr>
+        <w:rPr>
+          <w:rFonts w:ascii="Segoe UI Symbol" w:hAnsi="Segoe UI Symbol" w:cs="Segoe UI Symbol"/>
+          <w:b/>
+          <w:bCs/>
+          <w:u w:val="single"/>
+        </w:rPr>
+      </w:pPr>
+    </w:p>
+    <w:p>
+      <w:pPr>
+        <w:pStyle w:val="ListParagraph"/>
+        <w:numPr>
+          <w:ilvl w:val="0"/>
+          <w:numId w:val="13"/>
+        </w:numPr>
+        <w:rPr>
+          <w:rFonts w:ascii="Segoe UI Symbol" w:hAnsi="Segoe UI Symbol" w:cs="Segoe UI Symbol"/>
+          <w:b/>
+          <w:bCs/>
+          <w:u w:val="single"/>
+        </w:rPr>
+      </w:pPr>
+      <w:bookmarkStart w:id="3" w:name="OLE_LINK4"/>
+      <w:r>
+        <w:rPr>
+          <w:rFonts w:ascii="Segoe UI Symbol" w:hAnsi="Segoe UI Symbol" w:cs="Segoe UI Symbol"/>
+          <w:b/>
+          <w:bCs/>
+          <w:u w:val="single"/>
+        </w:rPr>
+        <w:t>replace()</w:t>
+      </w:r>
+    </w:p>
+    <w:p>
+      <w:pPr>
+        <w:pStyle w:val="ListParagraph"/>
+        <w:rPr>
+          <w:rFonts w:ascii="Segoe UI Symbol" w:hAnsi="Segoe UI Symbol" w:cs="Segoe UI Symbol"/>
+          <w:b/>
+          <w:bCs/>
+          <w:u w:val="single"/>
+        </w:rPr>
+      </w:pPr>
+    </w:p>
+    <w:p>
+      <w:pPr>
+        <w:pStyle w:val="ListParagraph"/>
+        <w:numPr>
+          <w:ilvl w:val="1"/>
+          <w:numId w:val="13"/>
+        </w:numPr>
+        <w:rPr>
+          <w:rFonts w:ascii="Segoe UI Symbol" w:hAnsi="Segoe UI Symbol" w:cs="Segoe UI Symbol"/>
+          <w:b/>
+          <w:bCs/>
+          <w:u w:val="single"/>
+        </w:rPr>
+      </w:pPr>
+      <w:r>
+        <w:rPr>
+          <w:rFonts w:ascii="Segoe UI Symbol" w:hAnsi="Segoe UI Symbol" w:cs="Segoe UI Symbol"/>
+        </w:rPr>
+        <w:t>this method is used to replace one string with another string.</w:t>
+      </w:r>
+    </w:p>
+    <w:p>
+      <w:pPr>
+        <w:pStyle w:val="ListParagraph"/>
+        <w:numPr>
+          <w:ilvl w:val="1"/>
+          <w:numId w:val="13"/>
+        </w:numPr>
+        <w:rPr>
+          <w:rFonts w:ascii="Segoe UI Symbol" w:hAnsi="Segoe UI Symbol" w:cs="Segoe UI Symbol"/>
+          <w:b/>
+          <w:bCs/>
+          <w:u w:val="single"/>
+        </w:rPr>
+      </w:pPr>
+      <w:r>
+        <w:rPr>
+          <w:rFonts w:ascii="Segoe UI Symbol" w:hAnsi="Segoe UI Symbol" w:cs="Segoe UI Symbol"/>
+        </w:rPr>
+        <w:t>It will replace only the first one.</w:t>
+      </w:r>
+    </w:p>
+    <w:p>
+      <w:pPr>
+        <w:pStyle w:val="ListParagraph"/>
+        <w:numPr>
+          <w:ilvl w:val="0"/>
+          <w:numId w:val="13"/>
+        </w:numPr>
+        <w:shd w:val="clear" w:color="auto" w:fill="121314"/>
+        <w:spacing w:after="0" w:line="270" w:lineRule="atLeast"/>
+        <w:rPr>
+          <w:rFonts w:ascii="Menlo" w:eastAsia="Times New Roman" w:hAnsi="Menlo" w:cs="Menlo"/>
+          <w:color w:val="BBBEBF"/>
+          <w:kern w:val="0"/>
+          <w:sz w:val="18"/>
+          <w:szCs w:val="18"/>
+          <w:lang w:eastAsia="en-GB"/>
+          <w14:ligatures w14:val="none"/>
+        </w:rPr>
+      </w:pPr>
+      <w:r>
+        <w:rPr>
+          <w:rFonts w:ascii="Menlo" w:eastAsia="Times New Roman" w:hAnsi="Menlo" w:cs="Menlo"/>
+          <w:color w:val="FF7B72"/>
+          <w:kern w:val="0"/>
+          <w:sz w:val="18"/>
+          <w:szCs w:val="18"/>
+          <w:lang w:eastAsia="en-GB"/>
+          <w14:ligatures w14:val="none"/>
+        </w:rPr>
+        <w:t>let</w:t>
+      </w:r>
+      <w:r>
+        <w:rPr>
+          <w:rFonts w:ascii="Menlo" w:eastAsia="Times New Roman" w:hAnsi="Menlo" w:cs="Menlo"/>
+          <w:color w:val="BBBEBF"/>
+          <w:kern w:val="0"/>
+          <w:sz w:val="18"/>
+          <w:szCs w:val="18"/>
+          <w:lang w:eastAsia="en-GB"/>
+          <w14:ligatures w14:val="none"/>
+        </w:rPr>
+        <w:t xml:space="preserve"> </w:t>
+      </w:r>
+      <w:proofErr w:type="spellStart"/>
+      <w:r>
+        <w:rPr>
+          <w:rFonts w:ascii="Menlo" w:eastAsia="Times New Roman" w:hAnsi="Menlo" w:cs="Menlo"/>
+          <w:color w:val="C9D1D9"/>
+          <w:kern w:val="0"/>
+          <w:sz w:val="18"/>
+          <w:szCs w:val="18"/>
+          <w:lang w:eastAsia="en-GB"/>
+          <w14:ligatures w14:val="none"/>
+        </w:rPr>
+        <w:t>sentance</w:t>
+      </w:r>
+      <w:proofErr w:type="spellEnd"/>
+      <w:r>
+        <w:rPr>
+          <w:rFonts w:ascii="Menlo" w:eastAsia="Times New Roman" w:hAnsi="Menlo" w:cs="Menlo"/>
+          <w:color w:val="BBBEBF"/>
+          <w:kern w:val="0"/>
+          <w:sz w:val="18"/>
+          <w:szCs w:val="18"/>
+          <w:lang w:eastAsia="en-GB"/>
+          <w14:ligatures w14:val="none"/>
+        </w:rPr>
+        <w:t xml:space="preserve"> </w:t>
+      </w:r>
+      <w:r>
+        <w:rPr>
+          <w:rFonts w:ascii="Menlo" w:eastAsia="Times New Roman" w:hAnsi="Menlo" w:cs="Menlo"/>
+          <w:color w:val="D4D4D4"/>
+          <w:kern w:val="0"/>
+          <w:sz w:val="18"/>
+          <w:szCs w:val="18"/>
+          <w:lang w:eastAsia="en-GB"/>
+          <w14:ligatures w14:val="none"/>
+        </w:rPr>
+        <w:t>=</w:t>
+      </w:r>
+      <w:r>
+        <w:rPr>
+          <w:rFonts w:ascii="Menlo" w:eastAsia="Times New Roman" w:hAnsi="Menlo" w:cs="Menlo"/>
+          <w:color w:val="BBBEBF"/>
+          <w:kern w:val="0"/>
+          <w:sz w:val="18"/>
+          <w:szCs w:val="18"/>
+          <w:lang w:eastAsia="en-GB"/>
+          <w14:ligatures w14:val="none"/>
+        </w:rPr>
+        <w:t xml:space="preserve"> </w:t>
+      </w:r>
+      <w:r>
+        <w:rPr>
+          <w:rFonts w:ascii="Menlo" w:eastAsia="Times New Roman" w:hAnsi="Menlo" w:cs="Menlo"/>
+          <w:color w:val="A5D6FF"/>
+          <w:kern w:val="0"/>
+          <w:sz w:val="18"/>
+          <w:szCs w:val="18"/>
+          <w:lang w:eastAsia="en-GB"/>
+          <w14:ligatures w14:val="none"/>
+        </w:rPr>
+        <w:t>`</w:t>
+      </w:r>
+      <w:proofErr w:type="spellStart"/>
+      <w:r>
+        <w:rPr>
+          <w:rFonts w:ascii="Menlo" w:eastAsia="Times New Roman" w:hAnsi="Menlo" w:cs="Menlo"/>
+          <w:color w:val="A5D6FF"/>
+          <w:kern w:val="0"/>
+          <w:sz w:val="18"/>
+          <w:szCs w:val="18"/>
+          <w:lang w:eastAsia="en-GB"/>
+          <w14:ligatures w14:val="none"/>
+        </w:rPr>
+        <w:t>i</w:t>
+      </w:r>
+      <w:proofErr w:type="spellEnd"/>
+      <w:r>
+        <w:rPr>
+          <w:rFonts w:ascii="Menlo" w:eastAsia="Times New Roman" w:hAnsi="Menlo" w:cs="Menlo"/>
+          <w:color w:val="A5D6FF"/>
+          <w:kern w:val="0"/>
+          <w:sz w:val="18"/>
+          <w:szCs w:val="18"/>
+          <w:lang w:eastAsia="en-GB"/>
+          <w14:ligatures w14:val="none"/>
+        </w:rPr>
+        <w:t xml:space="preserve"> am from </w:t>
+      </w:r>
+      <w:proofErr w:type="spellStart"/>
+      <w:r>
+        <w:rPr>
+          <w:rFonts w:ascii="Menlo" w:eastAsia="Times New Roman" w:hAnsi="Menlo" w:cs="Menlo"/>
+          <w:color w:val="A5D6FF"/>
+          <w:kern w:val="0"/>
+          <w:sz w:val="18"/>
+          <w:szCs w:val="18"/>
+          <w:lang w:eastAsia="en-GB"/>
+          <w14:ligatures w14:val="none"/>
+        </w:rPr>
+        <w:t>bangalore</w:t>
+      </w:r>
+      <w:proofErr w:type="spellEnd"/>
+      <w:r>
+        <w:rPr>
+          <w:rFonts w:ascii="Menlo" w:eastAsia="Times New Roman" w:hAnsi="Menlo" w:cs="Menlo"/>
+          <w:color w:val="A5D6FF"/>
+          <w:kern w:val="0"/>
+          <w:sz w:val="18"/>
+          <w:szCs w:val="18"/>
+          <w:lang w:eastAsia="en-GB"/>
+          <w14:ligatures w14:val="none"/>
+        </w:rPr>
+        <w:t xml:space="preserve">, </w:t>
+      </w:r>
+      <w:proofErr w:type="spellStart"/>
+      <w:r>
+        <w:rPr>
+          <w:rFonts w:ascii="Menlo" w:eastAsia="Times New Roman" w:hAnsi="Menlo" w:cs="Menlo"/>
+          <w:color w:val="A5D6FF"/>
+          <w:kern w:val="0"/>
+          <w:sz w:val="18"/>
+          <w:szCs w:val="18"/>
+          <w:lang w:eastAsia="en-GB"/>
+          <w14:ligatures w14:val="none"/>
+        </w:rPr>
+        <w:t>i</w:t>
+      </w:r>
+      <w:proofErr w:type="spellEnd"/>
+      <w:r>
+        <w:rPr>
+          <w:rFonts w:ascii="Menlo" w:eastAsia="Times New Roman" w:hAnsi="Menlo" w:cs="Menlo"/>
+          <w:color w:val="A5D6FF"/>
+          <w:kern w:val="0"/>
+          <w:sz w:val="18"/>
+          <w:szCs w:val="18"/>
+          <w:lang w:eastAsia="en-GB"/>
+          <w14:ligatures w14:val="none"/>
+        </w:rPr>
+        <w:t xml:space="preserve"> love </w:t>
+      </w:r>
+      <w:proofErr w:type="spellStart"/>
+      <w:r>
+        <w:rPr>
+          <w:rFonts w:ascii="Menlo" w:eastAsia="Times New Roman" w:hAnsi="Menlo" w:cs="Menlo"/>
+          <w:color w:val="A5D6FF"/>
+          <w:kern w:val="0"/>
+          <w:sz w:val="18"/>
+          <w:szCs w:val="18"/>
+          <w:lang w:eastAsia="en-GB"/>
+          <w14:ligatures w14:val="none"/>
+        </w:rPr>
+        <w:t>bangalore</w:t>
+      </w:r>
+      <w:proofErr w:type="spellEnd"/>
+      <w:r>
+        <w:rPr>
+          <w:rFonts w:ascii="Menlo" w:eastAsia="Times New Roman" w:hAnsi="Menlo" w:cs="Menlo"/>
+          <w:color w:val="A5D6FF"/>
+          <w:kern w:val="0"/>
+          <w:sz w:val="18"/>
+          <w:szCs w:val="18"/>
+          <w:lang w:eastAsia="en-GB"/>
+          <w14:ligatures w14:val="none"/>
+        </w:rPr>
+        <w:t>`</w:t>
+      </w:r>
+      <w:r>
+        <w:rPr>
+          <w:rFonts w:ascii="Menlo" w:eastAsia="Times New Roman" w:hAnsi="Menlo" w:cs="Menlo"/>
+          <w:color w:val="BBBEBF"/>
+          <w:kern w:val="0"/>
+          <w:sz w:val="18"/>
+          <w:szCs w:val="18"/>
+          <w:lang w:eastAsia="en-GB"/>
+          <w14:ligatures w14:val="none"/>
+        </w:rPr>
+        <w:t>;</w:t>
+      </w:r>
+    </w:p>
+    <w:p>
+      <w:pPr>
+        <w:pStyle w:val="ListParagraph"/>
+        <w:numPr>
+          <w:ilvl w:val="0"/>
+          <w:numId w:val="13"/>
+        </w:numPr>
+        <w:shd w:val="clear" w:color="auto" w:fill="121314"/>
+        <w:spacing w:after="0" w:line="270" w:lineRule="atLeast"/>
+        <w:rPr>
+          <w:rFonts w:ascii="Menlo" w:eastAsia="Times New Roman" w:hAnsi="Menlo" w:cs="Menlo"/>
+          <w:color w:val="BBBEBF"/>
+          <w:kern w:val="0"/>
+          <w:sz w:val="18"/>
+          <w:szCs w:val="18"/>
+          <w:lang w:eastAsia="en-GB"/>
+          <w14:ligatures w14:val="none"/>
+        </w:rPr>
+      </w:pPr>
+    </w:p>
+    <w:p>
+      <w:pPr>
+        <w:pStyle w:val="ListParagraph"/>
+        <w:numPr>
+          <w:ilvl w:val="0"/>
+          <w:numId w:val="13"/>
+        </w:numPr>
+        <w:shd w:val="clear" w:color="auto" w:fill="121314"/>
+        <w:spacing w:after="0" w:line="270" w:lineRule="atLeast"/>
+        <w:rPr>
+          <w:rFonts w:ascii="Menlo" w:eastAsia="Times New Roman" w:hAnsi="Menlo" w:cs="Menlo"/>
+          <w:color w:val="BBBEBF"/>
+          <w:kern w:val="0"/>
+          <w:sz w:val="18"/>
+          <w:szCs w:val="18"/>
+          <w:lang w:eastAsia="en-GB"/>
+          <w14:ligatures w14:val="none"/>
+        </w:rPr>
+      </w:pPr>
+      <w:r>
+        <w:rPr>
+          <w:rFonts w:ascii="Menlo" w:eastAsia="Times New Roman" w:hAnsi="Menlo" w:cs="Menlo"/>
+          <w:color w:val="79C0FF"/>
+          <w:kern w:val="0"/>
+          <w:sz w:val="18"/>
+          <w:szCs w:val="18"/>
+          <w:lang w:eastAsia="en-GB"/>
+          <w14:ligatures w14:val="none"/>
+        </w:rPr>
+        <w:t>console</w:t>
+      </w:r>
+      <w:r>
+        <w:rPr>
+          <w:rFonts w:ascii="Menlo" w:eastAsia="Times New Roman" w:hAnsi="Menlo" w:cs="Menlo"/>
+          <w:color w:val="BBBEBF"/>
+          <w:kern w:val="0"/>
+          <w:sz w:val="18"/>
+          <w:szCs w:val="18"/>
+          <w:lang w:eastAsia="en-GB"/>
+          <w14:ligatures w14:val="none"/>
+        </w:rPr>
+        <w:t>.</w:t>
+      </w:r>
+      <w:r>
+        <w:rPr>
+          <w:rFonts w:ascii="Menlo" w:eastAsia="Times New Roman" w:hAnsi="Menlo" w:cs="Menlo"/>
+          <w:color w:val="D2A8FF"/>
+          <w:kern w:val="0"/>
+          <w:sz w:val="18"/>
+          <w:szCs w:val="18"/>
+          <w:lang w:eastAsia="en-GB"/>
+          <w14:ligatures w14:val="none"/>
+        </w:rPr>
+        <w:t>log</w:t>
+      </w:r>
+      <w:r>
+        <w:rPr>
+          <w:rFonts w:ascii="Menlo" w:eastAsia="Times New Roman" w:hAnsi="Menlo" w:cs="Menlo"/>
+          <w:color w:val="BBBEBF"/>
+          <w:kern w:val="0"/>
+          <w:sz w:val="18"/>
+          <w:szCs w:val="18"/>
+          <w:lang w:eastAsia="en-GB"/>
+          <w14:ligatures w14:val="none"/>
+        </w:rPr>
+        <w:t>(</w:t>
+      </w:r>
+      <w:proofErr w:type="spellStart"/>
+      <w:r>
+        <w:rPr>
+          <w:rFonts w:ascii="Menlo" w:eastAsia="Times New Roman" w:hAnsi="Menlo" w:cs="Menlo"/>
+          <w:color w:val="C9D1D9"/>
+          <w:kern w:val="0"/>
+          <w:sz w:val="18"/>
+          <w:szCs w:val="18"/>
+          <w:lang w:eastAsia="en-GB"/>
+          <w14:ligatures w14:val="none"/>
+        </w:rPr>
+        <w:t>sentance</w:t>
+      </w:r>
+      <w:r>
+        <w:rPr>
+          <w:rFonts w:ascii="Menlo" w:eastAsia="Times New Roman" w:hAnsi="Menlo" w:cs="Menlo"/>
+          <w:color w:val="BBBEBF"/>
+          <w:kern w:val="0"/>
+          <w:sz w:val="18"/>
+          <w:szCs w:val="18"/>
+          <w:lang w:eastAsia="en-GB"/>
+          <w14:ligatures w14:val="none"/>
+        </w:rPr>
+        <w:t>.</w:t>
+      </w:r>
+      <w:r>
+        <w:rPr>
+          <w:rFonts w:ascii="Menlo" w:eastAsia="Times New Roman" w:hAnsi="Menlo" w:cs="Menlo"/>
+          <w:color w:val="D2A8FF"/>
+          <w:kern w:val="0"/>
+          <w:sz w:val="18"/>
+          <w:szCs w:val="18"/>
+          <w:lang w:eastAsia="en-GB"/>
+          <w14:ligatures w14:val="none"/>
+        </w:rPr>
+        <w:t>replace</w:t>
+      </w:r>
+      <w:proofErr w:type="spellEnd"/>
+      <w:r>
+        <w:rPr>
+          <w:rFonts w:ascii="Menlo" w:eastAsia="Times New Roman" w:hAnsi="Menlo" w:cs="Menlo"/>
+          <w:color w:val="BBBEBF"/>
+          <w:kern w:val="0"/>
+          <w:sz w:val="18"/>
+          <w:szCs w:val="18"/>
+          <w:lang w:eastAsia="en-GB"/>
+          <w14:ligatures w14:val="none"/>
+        </w:rPr>
+        <w:t>(</w:t>
+      </w:r>
+      <w:r>
+        <w:rPr>
+          <w:rFonts w:ascii="Menlo" w:eastAsia="Times New Roman" w:hAnsi="Menlo" w:cs="Menlo"/>
+          <w:color w:val="A5D6FF"/>
+          <w:kern w:val="0"/>
+          <w:sz w:val="18"/>
+          <w:szCs w:val="18"/>
+          <w:lang w:eastAsia="en-GB"/>
+          <w14:ligatures w14:val="none"/>
+        </w:rPr>
+        <w:t>"</w:t>
+      </w:r>
+      <w:proofErr w:type="spellStart"/>
+      <w:r>
+        <w:rPr>
+          <w:rFonts w:ascii="Menlo" w:eastAsia="Times New Roman" w:hAnsi="Menlo" w:cs="Menlo"/>
+          <w:color w:val="A5D6FF"/>
+          <w:kern w:val="0"/>
+          <w:sz w:val="18"/>
+          <w:szCs w:val="18"/>
+          <w:lang w:eastAsia="en-GB"/>
+          <w14:ligatures w14:val="none"/>
+        </w:rPr>
+        <w:t>bangalore</w:t>
+      </w:r>
+      <w:proofErr w:type="spellEnd"/>
+      <w:r>
+        <w:rPr>
+          <w:rFonts w:ascii="Menlo" w:eastAsia="Times New Roman" w:hAnsi="Menlo" w:cs="Menlo"/>
+          <w:color w:val="A5D6FF"/>
+          <w:kern w:val="0"/>
+          <w:sz w:val="18"/>
+          <w:szCs w:val="18"/>
+          <w:lang w:eastAsia="en-GB"/>
+          <w14:ligatures w14:val="none"/>
+        </w:rPr>
+        <w:t>"</w:t>
+      </w:r>
+      <w:r>
+        <w:rPr>
+          <w:rFonts w:ascii="Menlo" w:eastAsia="Times New Roman" w:hAnsi="Menlo" w:cs="Menlo"/>
+          <w:color w:val="BBBEBF"/>
+          <w:kern w:val="0"/>
+          <w:sz w:val="18"/>
+          <w:szCs w:val="18"/>
+          <w:lang w:eastAsia="en-GB"/>
+          <w14:ligatures w14:val="none"/>
+        </w:rPr>
+        <w:t xml:space="preserve">, </w:t>
+      </w:r>
+      <w:r>
+        <w:rPr>
+          <w:rFonts w:ascii="Menlo" w:eastAsia="Times New Roman" w:hAnsi="Menlo" w:cs="Menlo"/>
+          <w:color w:val="A5D6FF"/>
+          <w:kern w:val="0"/>
+          <w:sz w:val="18"/>
+          <w:szCs w:val="18"/>
+          <w:lang w:eastAsia="en-GB"/>
+          <w14:ligatures w14:val="none"/>
+        </w:rPr>
+        <w:t>"</w:t>
+      </w:r>
+      <w:proofErr w:type="spellStart"/>
+      <w:r>
+        <w:rPr>
+          <w:rFonts w:ascii="Menlo" w:eastAsia="Times New Roman" w:hAnsi="Menlo" w:cs="Menlo"/>
+          <w:color w:val="A5D6FF"/>
+          <w:kern w:val="0"/>
+          <w:sz w:val="18"/>
+          <w:szCs w:val="18"/>
+          <w:lang w:eastAsia="en-GB"/>
+          <w14:ligatures w14:val="none"/>
+        </w:rPr>
+        <w:t>chennai</w:t>
+      </w:r>
+      <w:proofErr w:type="spellEnd"/>
+      <w:r>
+        <w:rPr>
+          <w:rFonts w:ascii="Menlo" w:eastAsia="Times New Roman" w:hAnsi="Menlo" w:cs="Menlo"/>
+          <w:color w:val="A5D6FF"/>
+          <w:kern w:val="0"/>
+          <w:sz w:val="18"/>
+          <w:szCs w:val="18"/>
+          <w:lang w:eastAsia="en-GB"/>
+          <w14:ligatures w14:val="none"/>
+        </w:rPr>
+        <w:t>"</w:t>
+      </w:r>
+      <w:r>
+        <w:rPr>
+          <w:rFonts w:ascii="Menlo" w:eastAsia="Times New Roman" w:hAnsi="Menlo" w:cs="Menlo"/>
+          <w:color w:val="BBBEBF"/>
+          <w:kern w:val="0"/>
+          <w:sz w:val="18"/>
+          <w:szCs w:val="18"/>
+          <w:lang w:eastAsia="en-GB"/>
+          <w14:ligatures w14:val="none"/>
+        </w:rPr>
+        <w:t>));</w:t>
+      </w:r>
+    </w:p>
+    <w:p>
+      <w:pPr>
+        <w:pStyle w:val="ListParagraph"/>
+        <w:numPr>
+          <w:ilvl w:val="0"/>
+          <w:numId w:val="15"/>
+        </w:numPr>
+        <w:rPr>
+          <w:rFonts w:ascii="Segoe UI Symbol" w:hAnsi="Segoe UI Symbol" w:cs="Segoe UI Symbol"/>
+          <w:b/>
+          <w:bCs/>
+          <w:u w:val="single"/>
+        </w:rPr>
+      </w:pPr>
+      <w:proofErr w:type="spellStart"/>
+      <w:r>
+        <w:rPr>
+          <w:rFonts w:ascii="Segoe UI Symbol" w:hAnsi="Segoe UI Symbol" w:cs="Segoe UI Symbol"/>
+          <w:b/>
+          <w:bCs/>
+          <w:u w:val="single"/>
+        </w:rPr>
+        <w:lastRenderedPageBreak/>
+        <w:t>replaceAll</w:t>
+      </w:r>
+      <w:proofErr w:type="spellEnd"/>
+      <w:r>
+        <w:rPr>
+          <w:rFonts w:ascii="Segoe UI Symbol" w:hAnsi="Segoe UI Symbol" w:cs="Segoe UI Symbol"/>
+          <w:b/>
+          <w:bCs/>
+          <w:u w:val="single"/>
+        </w:rPr>
+        <w:t>()</w:t>
+      </w:r>
+    </w:p>
+    <w:p>
+      <w:pPr>
+        <w:pStyle w:val="ListParagraph"/>
+        <w:numPr>
+          <w:ilvl w:val="1"/>
+          <w:numId w:val="15"/>
+        </w:numPr>
+        <w:rPr>
+          <w:rFonts w:ascii="Segoe UI Symbol" w:hAnsi="Segoe UI Symbol" w:cs="Segoe UI Symbol"/>
+          <w:b/>
+          <w:bCs/>
+          <w:u w:val="single"/>
+        </w:rPr>
+      </w:pPr>
+      <w:r>
+        <w:rPr>
+          <w:rFonts w:ascii="Segoe UI Symbol" w:hAnsi="Segoe UI Symbol" w:cs="Segoe UI Symbol"/>
+        </w:rPr>
+        <w:t>this method is used to replace all the string.</w:t>
+      </w:r>
+    </w:p>
+    <w:p>
+      <w:pPr>
+        <w:pStyle w:val="ListParagraph"/>
+        <w:numPr>
+          <w:ilvl w:val="0"/>
+          <w:numId w:val="15"/>
+        </w:numPr>
+        <w:shd w:val="clear" w:color="auto" w:fill="121314"/>
+        <w:spacing w:after="0" w:line="270" w:lineRule="atLeast"/>
+        <w:rPr>
+          <w:rFonts w:ascii="Menlo" w:eastAsia="Times New Roman" w:hAnsi="Menlo" w:cs="Menlo"/>
+          <w:color w:val="BBBEBF"/>
+          <w:kern w:val="0"/>
+          <w:sz w:val="18"/>
+          <w:szCs w:val="18"/>
+          <w:lang w:eastAsia="en-GB"/>
+          <w14:ligatures w14:val="none"/>
+        </w:rPr>
+      </w:pPr>
+      <w:r>
+        <w:rPr>
+          <w:rFonts w:ascii="Menlo" w:eastAsia="Times New Roman" w:hAnsi="Menlo" w:cs="Menlo"/>
+          <w:color w:val="FF7B72"/>
+          <w:kern w:val="0"/>
+          <w:sz w:val="18"/>
+          <w:szCs w:val="18"/>
+          <w:lang w:eastAsia="en-GB"/>
+          <w14:ligatures w14:val="none"/>
+        </w:rPr>
+        <w:t>let</w:t>
+      </w:r>
+      <w:r>
+        <w:rPr>
+          <w:rFonts w:ascii="Menlo" w:eastAsia="Times New Roman" w:hAnsi="Menlo" w:cs="Menlo"/>
+          <w:color w:val="BBBEBF"/>
+          <w:kern w:val="0"/>
+          <w:sz w:val="18"/>
+          <w:szCs w:val="18"/>
+          <w:lang w:eastAsia="en-GB"/>
+          <w14:ligatures w14:val="none"/>
+        </w:rPr>
+        <w:t xml:space="preserve"> </w:t>
+      </w:r>
+      <w:r>
+        <w:rPr>
+          <w:rFonts w:ascii="Menlo" w:eastAsia="Times New Roman" w:hAnsi="Menlo" w:cs="Menlo"/>
+          <w:color w:val="C9D1D9"/>
+          <w:kern w:val="0"/>
+          <w:sz w:val="18"/>
+          <w:szCs w:val="18"/>
+          <w:lang w:eastAsia="en-GB"/>
+          <w14:ligatures w14:val="none"/>
+        </w:rPr>
+        <w:t>password</w:t>
+      </w:r>
+      <w:r>
+        <w:rPr>
+          <w:rFonts w:ascii="Menlo" w:eastAsia="Times New Roman" w:hAnsi="Menlo" w:cs="Menlo"/>
+          <w:color w:val="BBBEBF"/>
+          <w:kern w:val="0"/>
+          <w:sz w:val="18"/>
+          <w:szCs w:val="18"/>
+          <w:lang w:eastAsia="en-GB"/>
+          <w14:ligatures w14:val="none"/>
+        </w:rPr>
+        <w:t xml:space="preserve"> </w:t>
+      </w:r>
+      <w:r>
+        <w:rPr>
+          <w:rFonts w:ascii="Menlo" w:eastAsia="Times New Roman" w:hAnsi="Menlo" w:cs="Menlo"/>
+          <w:color w:val="D4D4D4"/>
+          <w:kern w:val="0"/>
+          <w:sz w:val="18"/>
+          <w:szCs w:val="18"/>
+          <w:lang w:eastAsia="en-GB"/>
+          <w14:ligatures w14:val="none"/>
+        </w:rPr>
+        <w:t>=</w:t>
+      </w:r>
+      <w:r>
+        <w:rPr>
+          <w:rFonts w:ascii="Menlo" w:eastAsia="Times New Roman" w:hAnsi="Menlo" w:cs="Menlo"/>
+          <w:color w:val="BBBEBF"/>
+          <w:kern w:val="0"/>
+          <w:sz w:val="18"/>
+          <w:szCs w:val="18"/>
+          <w:lang w:eastAsia="en-GB"/>
+          <w14:ligatures w14:val="none"/>
+        </w:rPr>
+        <w:t xml:space="preserve"> </w:t>
+      </w:r>
+      <w:r>
+        <w:rPr>
+          <w:rFonts w:ascii="Menlo" w:eastAsia="Times New Roman" w:hAnsi="Menlo" w:cs="Menlo"/>
+          <w:color w:val="A5D6FF"/>
+          <w:kern w:val="0"/>
+          <w:sz w:val="18"/>
+          <w:szCs w:val="18"/>
+          <w:lang w:eastAsia="en-GB"/>
+          <w14:ligatures w14:val="none"/>
+        </w:rPr>
+        <w:t>"hello"</w:t>
+      </w:r>
+      <w:r>
+        <w:rPr>
+          <w:rFonts w:ascii="Menlo" w:eastAsia="Times New Roman" w:hAnsi="Menlo" w:cs="Menlo"/>
+          <w:color w:val="BBBEBF"/>
+          <w:kern w:val="0"/>
+          <w:sz w:val="18"/>
+          <w:szCs w:val="18"/>
+          <w:lang w:eastAsia="en-GB"/>
+          <w14:ligatures w14:val="none"/>
+        </w:rPr>
+        <w:t>;</w:t>
+      </w:r>
+    </w:p>
+    <w:p>
+      <w:pPr>
+        <w:pStyle w:val="ListParagraph"/>
+        <w:numPr>
+          <w:ilvl w:val="0"/>
+          <w:numId w:val="15"/>
+        </w:numPr>
+        <w:shd w:val="clear" w:color="auto" w:fill="121314"/>
+        <w:spacing w:after="0" w:line="270" w:lineRule="atLeast"/>
+        <w:rPr>
+          <w:rFonts w:ascii="Menlo" w:eastAsia="Times New Roman" w:hAnsi="Menlo" w:cs="Menlo"/>
+          <w:color w:val="BBBEBF"/>
+          <w:kern w:val="0"/>
+          <w:sz w:val="18"/>
+          <w:szCs w:val="18"/>
+          <w:lang w:eastAsia="en-GB"/>
+          <w14:ligatures w14:val="none"/>
+        </w:rPr>
+      </w:pPr>
+      <w:r>
+        <w:rPr>
+          <w:rFonts w:ascii="Menlo" w:eastAsia="Times New Roman" w:hAnsi="Menlo" w:cs="Menlo"/>
+          <w:color w:val="79C0FF"/>
+          <w:kern w:val="0"/>
+          <w:sz w:val="18"/>
+          <w:szCs w:val="18"/>
+          <w:lang w:eastAsia="en-GB"/>
+          <w14:ligatures w14:val="none"/>
+        </w:rPr>
+        <w:t>console</w:t>
+      </w:r>
+      <w:r>
+        <w:rPr>
+          <w:rFonts w:ascii="Menlo" w:eastAsia="Times New Roman" w:hAnsi="Menlo" w:cs="Menlo"/>
+          <w:color w:val="BBBEBF"/>
+          <w:kern w:val="0"/>
+          <w:sz w:val="18"/>
+          <w:szCs w:val="18"/>
+          <w:lang w:eastAsia="en-GB"/>
+          <w14:ligatures w14:val="none"/>
+        </w:rPr>
+        <w:t>.</w:t>
+      </w:r>
+      <w:r>
+        <w:rPr>
+          <w:rFonts w:ascii="Menlo" w:eastAsia="Times New Roman" w:hAnsi="Menlo" w:cs="Menlo"/>
+          <w:color w:val="D2A8FF"/>
+          <w:kern w:val="0"/>
+          <w:sz w:val="18"/>
+          <w:szCs w:val="18"/>
+          <w:lang w:eastAsia="en-GB"/>
+          <w14:ligatures w14:val="none"/>
+        </w:rPr>
+        <w:t>log</w:t>
+      </w:r>
+      <w:r>
+        <w:rPr>
+          <w:rFonts w:ascii="Menlo" w:eastAsia="Times New Roman" w:hAnsi="Menlo" w:cs="Menlo"/>
+          <w:color w:val="BBBEBF"/>
+          <w:kern w:val="0"/>
+          <w:sz w:val="18"/>
+          <w:szCs w:val="18"/>
+          <w:lang w:eastAsia="en-GB"/>
+          <w14:ligatures w14:val="none"/>
+        </w:rPr>
+        <w:t>(</w:t>
+      </w:r>
+      <w:proofErr w:type="spellStart"/>
+      <w:r>
+        <w:rPr>
+          <w:rFonts w:ascii="Menlo" w:eastAsia="Times New Roman" w:hAnsi="Menlo" w:cs="Menlo"/>
+          <w:color w:val="C9D1D9"/>
+          <w:kern w:val="0"/>
+          <w:sz w:val="18"/>
+          <w:szCs w:val="18"/>
+          <w:lang w:eastAsia="en-GB"/>
+          <w14:ligatures w14:val="none"/>
+        </w:rPr>
+        <w:t>password</w:t>
+      </w:r>
+      <w:r>
+        <w:rPr>
+          <w:rFonts w:ascii="Menlo" w:eastAsia="Times New Roman" w:hAnsi="Menlo" w:cs="Menlo"/>
+          <w:color w:val="BBBEBF"/>
+          <w:kern w:val="0"/>
+          <w:sz w:val="18"/>
+          <w:szCs w:val="18"/>
+          <w:lang w:eastAsia="en-GB"/>
+          <w14:ligatures w14:val="none"/>
+        </w:rPr>
+        <w:t>.</w:t>
+      </w:r>
+      <w:r>
+        <w:rPr>
+          <w:rFonts w:ascii="Menlo" w:eastAsia="Times New Roman" w:hAnsi="Menlo" w:cs="Menlo"/>
+          <w:color w:val="D2A8FF"/>
+          <w:kern w:val="0"/>
+          <w:sz w:val="18"/>
+          <w:szCs w:val="18"/>
+          <w:lang w:eastAsia="en-GB"/>
+          <w14:ligatures w14:val="none"/>
+        </w:rPr>
+        <w:t>replaceAll</w:t>
+      </w:r>
+      <w:proofErr w:type="spellEnd"/>
+      <w:r>
+        <w:rPr>
+          <w:rFonts w:ascii="Menlo" w:eastAsia="Times New Roman" w:hAnsi="Menlo" w:cs="Menlo"/>
+          <w:color w:val="BBBEBF"/>
+          <w:kern w:val="0"/>
+          <w:sz w:val="18"/>
+          <w:szCs w:val="18"/>
+          <w:lang w:eastAsia="en-GB"/>
+          <w14:ligatures w14:val="none"/>
+        </w:rPr>
+        <w:t>(</w:t>
+      </w:r>
+      <w:r>
+        <w:rPr>
+          <w:rFonts w:ascii="Menlo" w:eastAsia="Times New Roman" w:hAnsi="Menlo" w:cs="Menlo"/>
+          <w:color w:val="A5D6FF"/>
+          <w:kern w:val="0"/>
+          <w:sz w:val="18"/>
+          <w:szCs w:val="18"/>
+          <w:lang w:eastAsia="en-GB"/>
+          <w14:ligatures w14:val="none"/>
+        </w:rPr>
+        <w:t>"l"</w:t>
+      </w:r>
+      <w:r>
+        <w:rPr>
+          <w:rFonts w:ascii="Menlo" w:eastAsia="Times New Roman" w:hAnsi="Menlo" w:cs="Menlo"/>
+          <w:color w:val="BBBEBF"/>
+          <w:kern w:val="0"/>
+          <w:sz w:val="18"/>
+          <w:szCs w:val="18"/>
+          <w:lang w:eastAsia="en-GB"/>
+          <w14:ligatures w14:val="none"/>
+        </w:rPr>
+        <w:t xml:space="preserve">, </w:t>
+      </w:r>
+      <w:r>
+        <w:rPr>
+          <w:rFonts w:ascii="Menlo" w:eastAsia="Times New Roman" w:hAnsi="Menlo" w:cs="Menlo"/>
+          <w:color w:val="A5D6FF"/>
+          <w:kern w:val="0"/>
+          <w:sz w:val="18"/>
+          <w:szCs w:val="18"/>
+          <w:lang w:eastAsia="en-GB"/>
+          <w14:ligatures w14:val="none"/>
+        </w:rPr>
+        <w:t>"$"</w:t>
+      </w:r>
+      <w:r>
+        <w:rPr>
+          <w:rFonts w:ascii="Menlo" w:eastAsia="Times New Roman" w:hAnsi="Menlo" w:cs="Menlo"/>
+          <w:color w:val="BBBEBF"/>
+          <w:kern w:val="0"/>
+          <w:sz w:val="18"/>
+          <w:szCs w:val="18"/>
+          <w:lang w:eastAsia="en-GB"/>
+          <w14:ligatures w14:val="none"/>
+        </w:rPr>
+        <w:t>));</w:t>
+      </w:r>
+    </w:p>
+    <w:p>
+      <w:pPr>
+        <w:pStyle w:val="ListParagraph"/>
+        <w:numPr>
+          <w:ilvl w:val="0"/>
+          <w:numId w:val="15"/>
+        </w:numPr>
+        <w:shd w:val="clear" w:color="auto" w:fill="121314"/>
+        <w:spacing w:after="0" w:line="270" w:lineRule="atLeast"/>
+        <w:rPr>
+          <w:rFonts w:ascii="Menlo" w:eastAsia="Times New Roman" w:hAnsi="Menlo" w:cs="Menlo"/>
+          <w:color w:val="BBBEBF"/>
+          <w:kern w:val="0"/>
+          <w:sz w:val="18"/>
+          <w:szCs w:val="18"/>
+          <w:lang w:eastAsia="en-GB"/>
+          <w14:ligatures w14:val="none"/>
+        </w:rPr>
+      </w:pPr>
+      <w:r>
+        <w:rPr>
+          <w:rFonts w:ascii="Menlo" w:eastAsia="Times New Roman" w:hAnsi="Menlo" w:cs="Menlo"/>
+          <w:color w:val="79C0FF"/>
+          <w:kern w:val="0"/>
+          <w:sz w:val="18"/>
+          <w:szCs w:val="18"/>
+          <w:lang w:eastAsia="en-GB"/>
+          <w14:ligatures w14:val="none"/>
+        </w:rPr>
+        <w:t>console</w:t>
+      </w:r>
+      <w:r>
+        <w:rPr>
+          <w:rFonts w:ascii="Menlo" w:eastAsia="Times New Roman" w:hAnsi="Menlo" w:cs="Menlo"/>
+          <w:color w:val="BBBEBF"/>
+          <w:kern w:val="0"/>
+          <w:sz w:val="18"/>
+          <w:szCs w:val="18"/>
+          <w:lang w:eastAsia="en-GB"/>
+          <w14:ligatures w14:val="none"/>
+        </w:rPr>
+        <w:t>.</w:t>
+      </w:r>
+      <w:r>
+        <w:rPr>
+          <w:rFonts w:ascii="Menlo" w:eastAsia="Times New Roman" w:hAnsi="Menlo" w:cs="Menlo"/>
+          <w:color w:val="D2A8FF"/>
+          <w:kern w:val="0"/>
+          <w:sz w:val="18"/>
+          <w:szCs w:val="18"/>
+          <w:lang w:eastAsia="en-GB"/>
+          <w14:ligatures w14:val="none"/>
+        </w:rPr>
+        <w:t>log</w:t>
+      </w:r>
+      <w:r>
+        <w:rPr>
+          <w:rFonts w:ascii="Menlo" w:eastAsia="Times New Roman" w:hAnsi="Menlo" w:cs="Menlo"/>
+          <w:color w:val="BBBEBF"/>
+          <w:kern w:val="0"/>
+          <w:sz w:val="18"/>
+          <w:szCs w:val="18"/>
+          <w:lang w:eastAsia="en-GB"/>
+          <w14:ligatures w14:val="none"/>
+        </w:rPr>
+        <w:t>(</w:t>
+      </w:r>
+      <w:proofErr w:type="spellStart"/>
+      <w:r>
+        <w:rPr>
+          <w:rFonts w:ascii="Menlo" w:eastAsia="Times New Roman" w:hAnsi="Menlo" w:cs="Menlo"/>
+          <w:color w:val="C9D1D9"/>
+          <w:kern w:val="0"/>
+          <w:sz w:val="18"/>
+          <w:szCs w:val="18"/>
+          <w:lang w:eastAsia="en-GB"/>
+          <w14:ligatures w14:val="none"/>
+        </w:rPr>
+        <w:t>sentance</w:t>
+      </w:r>
+      <w:r>
+        <w:rPr>
+          <w:rFonts w:ascii="Menlo" w:eastAsia="Times New Roman" w:hAnsi="Menlo" w:cs="Menlo"/>
+          <w:color w:val="BBBEBF"/>
+          <w:kern w:val="0"/>
+          <w:sz w:val="18"/>
+          <w:szCs w:val="18"/>
+          <w:lang w:eastAsia="en-GB"/>
+          <w14:ligatures w14:val="none"/>
+        </w:rPr>
+        <w:t>.</w:t>
+      </w:r>
+      <w:r>
+        <w:rPr>
+          <w:rFonts w:ascii="Menlo" w:eastAsia="Times New Roman" w:hAnsi="Menlo" w:cs="Menlo"/>
+          <w:color w:val="D2A8FF"/>
+          <w:kern w:val="0"/>
+          <w:sz w:val="18"/>
+          <w:szCs w:val="18"/>
+          <w:lang w:eastAsia="en-GB"/>
+          <w14:ligatures w14:val="none"/>
+        </w:rPr>
+        <w:t>replaceAll</w:t>
+      </w:r>
+      <w:proofErr w:type="spellEnd"/>
+      <w:r>
+        <w:rPr>
+          <w:rFonts w:ascii="Menlo" w:eastAsia="Times New Roman" w:hAnsi="Menlo" w:cs="Menlo"/>
+          <w:color w:val="BBBEBF"/>
+          <w:kern w:val="0"/>
+          <w:sz w:val="18"/>
+          <w:szCs w:val="18"/>
+          <w:lang w:eastAsia="en-GB"/>
+          <w14:ligatures w14:val="none"/>
+        </w:rPr>
+        <w:t>(</w:t>
+      </w:r>
+      <w:r>
+        <w:rPr>
+          <w:rFonts w:ascii="Menlo" w:eastAsia="Times New Roman" w:hAnsi="Menlo" w:cs="Menlo"/>
+          <w:color w:val="A5D6FF"/>
+          <w:kern w:val="0"/>
+          <w:sz w:val="18"/>
+          <w:szCs w:val="18"/>
+          <w:lang w:eastAsia="en-GB"/>
+          <w14:ligatures w14:val="none"/>
+        </w:rPr>
+        <w:t>"</w:t>
+      </w:r>
+      <w:proofErr w:type="spellStart"/>
+      <w:r>
+        <w:rPr>
+          <w:rFonts w:ascii="Menlo" w:eastAsia="Times New Roman" w:hAnsi="Menlo" w:cs="Menlo"/>
+          <w:color w:val="A5D6FF"/>
+          <w:kern w:val="0"/>
+          <w:sz w:val="18"/>
+          <w:szCs w:val="18"/>
+          <w:lang w:eastAsia="en-GB"/>
+          <w14:ligatures w14:val="none"/>
+        </w:rPr>
+        <w:t>bangalore</w:t>
+      </w:r>
+      <w:proofErr w:type="spellEnd"/>
+      <w:r>
+        <w:rPr>
+          <w:rFonts w:ascii="Menlo" w:eastAsia="Times New Roman" w:hAnsi="Menlo" w:cs="Menlo"/>
+          <w:color w:val="A5D6FF"/>
+          <w:kern w:val="0"/>
+          <w:sz w:val="18"/>
+          <w:szCs w:val="18"/>
+          <w:lang w:eastAsia="en-GB"/>
+          <w14:ligatures w14:val="none"/>
+        </w:rPr>
+        <w:t>"</w:t>
+      </w:r>
+      <w:r>
+        <w:rPr>
+          <w:rFonts w:ascii="Menlo" w:eastAsia="Times New Roman" w:hAnsi="Menlo" w:cs="Menlo"/>
+          <w:color w:val="BBBEBF"/>
+          <w:kern w:val="0"/>
+          <w:sz w:val="18"/>
+          <w:szCs w:val="18"/>
+          <w:lang w:eastAsia="en-GB"/>
+          <w14:ligatures w14:val="none"/>
+        </w:rPr>
+        <w:t xml:space="preserve">, </w:t>
+      </w:r>
+      <w:r>
+        <w:rPr>
+          <w:rFonts w:ascii="Menlo" w:eastAsia="Times New Roman" w:hAnsi="Menlo" w:cs="Menlo"/>
+          <w:color w:val="A5D6FF"/>
+          <w:kern w:val="0"/>
+          <w:sz w:val="18"/>
+          <w:szCs w:val="18"/>
+          <w:lang w:eastAsia="en-GB"/>
+          <w14:ligatures w14:val="none"/>
+        </w:rPr>
+        <w:t>"</w:t>
+      </w:r>
+      <w:proofErr w:type="spellStart"/>
+      <w:r>
+        <w:rPr>
+          <w:rFonts w:ascii="Menlo" w:eastAsia="Times New Roman" w:hAnsi="Menlo" w:cs="Menlo"/>
+          <w:color w:val="A5D6FF"/>
+          <w:kern w:val="0"/>
+          <w:sz w:val="18"/>
+          <w:szCs w:val="18"/>
+          <w:lang w:eastAsia="en-GB"/>
+          <w14:ligatures w14:val="none"/>
+        </w:rPr>
+        <w:t>chennai</w:t>
+      </w:r>
+      <w:proofErr w:type="spellEnd"/>
+      <w:r>
+        <w:rPr>
+          <w:rFonts w:ascii="Menlo" w:eastAsia="Times New Roman" w:hAnsi="Menlo" w:cs="Menlo"/>
+          <w:color w:val="A5D6FF"/>
+          <w:kern w:val="0"/>
+          <w:sz w:val="18"/>
+          <w:szCs w:val="18"/>
+          <w:lang w:eastAsia="en-GB"/>
+          <w14:ligatures w14:val="none"/>
+        </w:rPr>
+        <w:t>"</w:t>
+      </w:r>
+      <w:r>
+        <w:rPr>
+          <w:rFonts w:ascii="Menlo" w:eastAsia="Times New Roman" w:hAnsi="Menlo" w:cs="Menlo"/>
+          <w:color w:val="BBBEBF"/>
+          <w:kern w:val="0"/>
+          <w:sz w:val="18"/>
+          <w:szCs w:val="18"/>
+          <w:lang w:eastAsia="en-GB"/>
+          <w14:ligatures w14:val="none"/>
+        </w:rPr>
+        <w:t>));</w:t>
+      </w:r>
+    </w:p>
+    <w:p>
+      <w:pPr>
+        <w:rPr>
+          <w:rFonts w:ascii="Segoe UI Symbol" w:hAnsi="Segoe UI Symbol" w:cs="Segoe UI Symbol"/>
+        </w:rPr>
+      </w:pPr>
+    </w:p>
+    <w:p>
+      <w:pPr>
+        <w:pStyle w:val="ListParagraph"/>
+        <w:numPr>
+          <w:ilvl w:val="0"/>
+          <w:numId w:val="15"/>
+        </w:numPr>
+        <w:rPr>
+          <w:rFonts w:ascii="Segoe UI Symbol" w:hAnsi="Segoe UI Symbol" w:cs="Segoe UI Symbol"/>
+          <w:b/>
+          <w:bCs/>
+          <w:u w:val="single"/>
+        </w:rPr>
+      </w:pPr>
+      <w:r>
+        <w:rPr>
+          <w:rFonts w:ascii="Segoe UI Symbol" w:hAnsi="Segoe UI Symbol" w:cs="Segoe UI Symbol"/>
+          <w:b/>
+          <w:bCs/>
+          <w:u w:val="single"/>
+        </w:rPr>
+        <w:t>split():</w:t>
+      </w:r>
+    </w:p>
+    <w:p>
+      <w:pPr>
+        <w:pStyle w:val="ListParagraph"/>
+        <w:numPr>
+          <w:ilvl w:val="1"/>
+          <w:numId w:val="15"/>
+        </w:numPr>
+        <w:rPr>
+          <w:rFonts w:ascii="Segoe UI Symbol" w:hAnsi="Segoe UI Symbol" w:cs="Segoe UI Symbol"/>
+          <w:b/>
+          <w:bCs/>
+          <w:u w:val="single"/>
+        </w:rPr>
+      </w:pPr>
+      <w:r>
+        <w:rPr>
+          <w:rFonts w:ascii="Segoe UI Symbol" w:hAnsi="Segoe UI Symbol" w:cs="Segoe UI Symbol"/>
+        </w:rPr>
+        <w:t>this method is used to convert string into array.</w:t>
+      </w:r>
+    </w:p>
+    <w:p>
+      <w:pPr>
+        <w:pStyle w:val="ListParagraph"/>
+        <w:numPr>
+          <w:ilvl w:val="0"/>
+          <w:numId w:val="15"/>
+        </w:numPr>
+        <w:shd w:val="clear" w:color="auto" w:fill="121314"/>
+        <w:spacing w:after="0" w:line="270" w:lineRule="atLeast"/>
+        <w:rPr>
+          <w:rFonts w:ascii="Menlo" w:eastAsia="Times New Roman" w:hAnsi="Menlo" w:cs="Menlo"/>
+          <w:color w:val="BBBEBF"/>
+          <w:kern w:val="0"/>
+          <w:sz w:val="18"/>
+          <w:szCs w:val="18"/>
+          <w:lang w:eastAsia="en-GB"/>
+          <w14:ligatures w14:val="none"/>
+        </w:rPr>
+      </w:pPr>
+      <w:r>
+        <w:rPr>
+          <w:rFonts w:ascii="Menlo" w:eastAsia="Times New Roman" w:hAnsi="Menlo" w:cs="Menlo"/>
+          <w:color w:val="FF7B72"/>
+          <w:kern w:val="0"/>
+          <w:sz w:val="18"/>
+          <w:szCs w:val="18"/>
+          <w:lang w:eastAsia="en-GB"/>
+          <w14:ligatures w14:val="none"/>
+        </w:rPr>
+        <w:t>let</w:t>
+      </w:r>
+      <w:r>
+        <w:rPr>
+          <w:rFonts w:ascii="Menlo" w:eastAsia="Times New Roman" w:hAnsi="Menlo" w:cs="Menlo"/>
+          <w:color w:val="BBBEBF"/>
+          <w:kern w:val="0"/>
+          <w:sz w:val="18"/>
+          <w:szCs w:val="18"/>
+          <w:lang w:eastAsia="en-GB"/>
+          <w14:ligatures w14:val="none"/>
+        </w:rPr>
+        <w:t xml:space="preserve"> </w:t>
+      </w:r>
+      <w:r>
+        <w:rPr>
+          <w:rFonts w:ascii="Menlo" w:eastAsia="Times New Roman" w:hAnsi="Menlo" w:cs="Menlo"/>
+          <w:color w:val="C9D1D9"/>
+          <w:kern w:val="0"/>
+          <w:sz w:val="18"/>
+          <w:szCs w:val="18"/>
+          <w:lang w:eastAsia="en-GB"/>
+          <w14:ligatures w14:val="none"/>
+        </w:rPr>
+        <w:t>greet</w:t>
+      </w:r>
+      <w:r>
+        <w:rPr>
+          <w:rFonts w:ascii="Menlo" w:eastAsia="Times New Roman" w:hAnsi="Menlo" w:cs="Menlo"/>
+          <w:color w:val="BBBEBF"/>
+          <w:kern w:val="0"/>
+          <w:sz w:val="18"/>
+          <w:szCs w:val="18"/>
+          <w:lang w:eastAsia="en-GB"/>
+          <w14:ligatures w14:val="none"/>
+        </w:rPr>
+        <w:t xml:space="preserve"> </w:t>
+      </w:r>
+      <w:r>
+        <w:rPr>
+          <w:rFonts w:ascii="Menlo" w:eastAsia="Times New Roman" w:hAnsi="Menlo" w:cs="Menlo"/>
+          <w:color w:val="D4D4D4"/>
+          <w:kern w:val="0"/>
+          <w:sz w:val="18"/>
+          <w:szCs w:val="18"/>
+          <w:lang w:eastAsia="en-GB"/>
+          <w14:ligatures w14:val="none"/>
+        </w:rPr>
+        <w:t>=</w:t>
+      </w:r>
+      <w:r>
+        <w:rPr>
+          <w:rFonts w:ascii="Menlo" w:eastAsia="Times New Roman" w:hAnsi="Menlo" w:cs="Menlo"/>
+          <w:color w:val="BBBEBF"/>
+          <w:kern w:val="0"/>
+          <w:sz w:val="18"/>
+          <w:szCs w:val="18"/>
+          <w:lang w:eastAsia="en-GB"/>
+          <w14:ligatures w14:val="none"/>
+        </w:rPr>
+        <w:t xml:space="preserve"> </w:t>
+      </w:r>
+      <w:r>
+        <w:rPr>
+          <w:rFonts w:ascii="Menlo" w:eastAsia="Times New Roman" w:hAnsi="Menlo" w:cs="Menlo"/>
+          <w:color w:val="A5D6FF"/>
+          <w:kern w:val="0"/>
+          <w:sz w:val="18"/>
+          <w:szCs w:val="18"/>
+          <w:lang w:eastAsia="en-GB"/>
+          <w14:ligatures w14:val="none"/>
+        </w:rPr>
+        <w:t>"how are you"</w:t>
+      </w:r>
+    </w:p>
+    <w:p>
+      <w:pPr>
+        <w:pStyle w:val="ListParagraph"/>
+        <w:numPr>
+          <w:ilvl w:val="0"/>
+          <w:numId w:val="15"/>
+        </w:numPr>
+        <w:shd w:val="clear" w:color="auto" w:fill="121314"/>
+        <w:spacing w:after="0" w:line="270" w:lineRule="atLeast"/>
+        <w:rPr>
+          <w:rFonts w:ascii="Menlo" w:eastAsia="Times New Roman" w:hAnsi="Menlo" w:cs="Menlo"/>
+          <w:color w:val="BBBEBF"/>
+          <w:kern w:val="0"/>
+          <w:sz w:val="18"/>
+          <w:szCs w:val="18"/>
+          <w:lang w:eastAsia="en-GB"/>
+          <w14:ligatures w14:val="none"/>
+        </w:rPr>
+      </w:pPr>
+    </w:p>
+    <w:p>
+      <w:pPr>
+        <w:pStyle w:val="ListParagraph"/>
+        <w:numPr>
+          <w:ilvl w:val="0"/>
+          <w:numId w:val="15"/>
+        </w:numPr>
+        <w:shd w:val="clear" w:color="auto" w:fill="121314"/>
+        <w:spacing w:after="0" w:line="270" w:lineRule="atLeast"/>
+        <w:rPr>
+          <w:rFonts w:ascii="Menlo" w:eastAsia="Times New Roman" w:hAnsi="Menlo" w:cs="Menlo"/>
+          <w:color w:val="BBBEBF"/>
+          <w:kern w:val="0"/>
+          <w:sz w:val="18"/>
+          <w:szCs w:val="18"/>
+          <w:lang w:eastAsia="en-GB"/>
+          <w14:ligatures w14:val="none"/>
+        </w:rPr>
+      </w:pPr>
+      <w:r>
+        <w:rPr>
+          <w:rFonts w:ascii="Menlo" w:eastAsia="Times New Roman" w:hAnsi="Menlo" w:cs="Menlo"/>
+          <w:color w:val="79C0FF"/>
+          <w:kern w:val="0"/>
+          <w:sz w:val="18"/>
+          <w:szCs w:val="18"/>
+          <w:lang w:eastAsia="en-GB"/>
+          <w14:ligatures w14:val="none"/>
+        </w:rPr>
+        <w:t>console</w:t>
+      </w:r>
+      <w:r>
+        <w:rPr>
+          <w:rFonts w:ascii="Menlo" w:eastAsia="Times New Roman" w:hAnsi="Menlo" w:cs="Menlo"/>
+          <w:color w:val="BBBEBF"/>
+          <w:kern w:val="0"/>
+          <w:sz w:val="18"/>
+          <w:szCs w:val="18"/>
+          <w:lang w:eastAsia="en-GB"/>
+          <w14:ligatures w14:val="none"/>
+        </w:rPr>
+        <w:t>.</w:t>
+      </w:r>
+      <w:r>
+        <w:rPr>
+          <w:rFonts w:ascii="Menlo" w:eastAsia="Times New Roman" w:hAnsi="Menlo" w:cs="Menlo"/>
+          <w:color w:val="D2A8FF"/>
+          <w:kern w:val="0"/>
+          <w:sz w:val="18"/>
+          <w:szCs w:val="18"/>
+          <w:lang w:eastAsia="en-GB"/>
+          <w14:ligatures w14:val="none"/>
+        </w:rPr>
+        <w:t>log</w:t>
+      </w:r>
+      <w:r>
+        <w:rPr>
+          <w:rFonts w:ascii="Menlo" w:eastAsia="Times New Roman" w:hAnsi="Menlo" w:cs="Menlo"/>
+          <w:color w:val="BBBEBF"/>
+          <w:kern w:val="0"/>
+          <w:sz w:val="18"/>
+          <w:szCs w:val="18"/>
+          <w:lang w:eastAsia="en-GB"/>
+          <w14:ligatures w14:val="none"/>
+        </w:rPr>
+        <w:t>(</w:t>
+      </w:r>
+      <w:proofErr w:type="spellStart"/>
+      <w:r>
+        <w:rPr>
+          <w:rFonts w:ascii="Menlo" w:eastAsia="Times New Roman" w:hAnsi="Menlo" w:cs="Menlo"/>
+          <w:color w:val="C9D1D9"/>
+          <w:kern w:val="0"/>
+          <w:sz w:val="18"/>
+          <w:szCs w:val="18"/>
+          <w:lang w:eastAsia="en-GB"/>
+          <w14:ligatures w14:val="none"/>
+        </w:rPr>
+        <w:t>greet</w:t>
+      </w:r>
+      <w:r>
+        <w:rPr>
+          <w:rFonts w:ascii="Menlo" w:eastAsia="Times New Roman" w:hAnsi="Menlo" w:cs="Menlo"/>
+          <w:color w:val="BBBEBF"/>
+          <w:kern w:val="0"/>
+          <w:sz w:val="18"/>
+          <w:szCs w:val="18"/>
+          <w:lang w:eastAsia="en-GB"/>
+          <w14:ligatures w14:val="none"/>
+        </w:rPr>
+        <w:t>.</w:t>
+      </w:r>
+      <w:r>
+        <w:rPr>
+          <w:rFonts w:ascii="Menlo" w:eastAsia="Times New Roman" w:hAnsi="Menlo" w:cs="Menlo"/>
+          <w:color w:val="D2A8FF"/>
+          <w:kern w:val="0"/>
+          <w:sz w:val="18"/>
+          <w:szCs w:val="18"/>
+          <w:lang w:eastAsia="en-GB"/>
+          <w14:ligatures w14:val="none"/>
+        </w:rPr>
+        <w:t>split</w:t>
+      </w:r>
+      <w:proofErr w:type="spellEnd"/>
+      <w:r>
+        <w:rPr>
+          <w:rFonts w:ascii="Menlo" w:eastAsia="Times New Roman" w:hAnsi="Menlo" w:cs="Menlo"/>
+          <w:color w:val="BBBEBF"/>
+          <w:kern w:val="0"/>
+          <w:sz w:val="18"/>
+          <w:szCs w:val="18"/>
+          <w:lang w:eastAsia="en-GB"/>
+          <w14:ligatures w14:val="none"/>
+        </w:rPr>
+        <w:t>(</w:t>
+      </w:r>
+      <w:r>
+        <w:rPr>
+          <w:rFonts w:ascii="Menlo" w:eastAsia="Times New Roman" w:hAnsi="Menlo" w:cs="Menlo"/>
+          <w:color w:val="A5D6FF"/>
+          <w:kern w:val="0"/>
+          <w:sz w:val="18"/>
+          <w:szCs w:val="18"/>
+          <w:lang w:eastAsia="en-GB"/>
+          <w14:ligatures w14:val="none"/>
+        </w:rPr>
+        <w:t>" "</w:t>
+      </w:r>
+      <w:r>
+        <w:rPr>
+          <w:rFonts w:ascii="Menlo" w:eastAsia="Times New Roman" w:hAnsi="Menlo" w:cs="Menlo"/>
+          <w:color w:val="BBBEBF"/>
+          <w:kern w:val="0"/>
+          <w:sz w:val="18"/>
+          <w:szCs w:val="18"/>
+          <w:lang w:eastAsia="en-GB"/>
+          <w14:ligatures w14:val="none"/>
+        </w:rPr>
+        <w:t>));</w:t>
+      </w:r>
+      <w:r>
+        <w:rPr>
+          <w:rFonts w:ascii="Menlo" w:eastAsia="Times New Roman" w:hAnsi="Menlo" w:cs="Menlo"/>
+          <w:color w:val="BBBEBF"/>
+          <w:kern w:val="0"/>
+          <w:sz w:val="18"/>
+          <w:szCs w:val="18"/>
+          <w:lang w:eastAsia="en-GB"/>
+          <w14:ligatures w14:val="none"/>
+        </w:rPr>
+        <w:t>//</w:t>
+      </w:r>
+      <w:r>
+        <w:rPr>
+          <w:rFonts w:ascii="Menlo" w:hAnsi="Menlo" w:cs="Menlo"/>
+          <w:color w:val="BBBEBF"/>
+          <w:sz w:val="18"/>
+          <w:szCs w:val="18"/>
+        </w:rPr>
+        <w:t>[ "how", "are", "you" ]</w:t>
+      </w:r>
+    </w:p>
+    <w:p>
+      <w:pPr>
+        <w:pStyle w:val="ListParagraph"/>
+        <w:numPr>
+          <w:ilvl w:val="0"/>
+          <w:numId w:val="15"/>
+        </w:numPr>
+        <w:shd w:val="clear" w:color="auto" w:fill="121314"/>
+        <w:spacing w:after="0" w:line="270" w:lineRule="atLeast"/>
+        <w:rPr>
+          <w:rFonts w:ascii="Menlo" w:eastAsia="Times New Roman" w:hAnsi="Menlo" w:cs="Menlo"/>
+          <w:color w:val="BBBEBF"/>
+          <w:kern w:val="0"/>
+          <w:sz w:val="13"/>
+          <w:szCs w:val="13"/>
+          <w:lang w:eastAsia="en-GB"/>
+          <w14:ligatures w14:val="none"/>
+        </w:rPr>
+      </w:pPr>
+      <w:r>
+        <w:rPr>
+          <w:rFonts w:ascii="Menlo" w:eastAsia="Times New Roman" w:hAnsi="Menlo" w:cs="Menlo"/>
+          <w:color w:val="79C0FF"/>
+          <w:kern w:val="0"/>
+          <w:sz w:val="18"/>
+          <w:szCs w:val="18"/>
+          <w:lang w:eastAsia="en-GB"/>
+          <w14:ligatures w14:val="none"/>
+        </w:rPr>
+        <w:t>console</w:t>
+      </w:r>
+      <w:r>
+        <w:rPr>
+          <w:rFonts w:ascii="Menlo" w:eastAsia="Times New Roman" w:hAnsi="Menlo" w:cs="Menlo"/>
+          <w:color w:val="BBBEBF"/>
+          <w:kern w:val="0"/>
+          <w:sz w:val="18"/>
+          <w:szCs w:val="18"/>
+          <w:lang w:eastAsia="en-GB"/>
+          <w14:ligatures w14:val="none"/>
+        </w:rPr>
+        <w:t>.</w:t>
+      </w:r>
+      <w:r>
+        <w:rPr>
+          <w:rFonts w:ascii="Menlo" w:eastAsia="Times New Roman" w:hAnsi="Menlo" w:cs="Menlo"/>
+          <w:color w:val="D2A8FF"/>
+          <w:kern w:val="0"/>
+          <w:sz w:val="18"/>
+          <w:szCs w:val="18"/>
+          <w:lang w:eastAsia="en-GB"/>
+          <w14:ligatures w14:val="none"/>
+        </w:rPr>
+        <w:t>log</w:t>
+      </w:r>
+      <w:r>
+        <w:rPr>
+          <w:rFonts w:ascii="Menlo" w:eastAsia="Times New Roman" w:hAnsi="Menlo" w:cs="Menlo"/>
+          <w:color w:val="BBBEBF"/>
+          <w:kern w:val="0"/>
+          <w:sz w:val="18"/>
+          <w:szCs w:val="18"/>
+          <w:lang w:eastAsia="en-GB"/>
+          <w14:ligatures w14:val="none"/>
+        </w:rPr>
+        <w:t>(</w:t>
+      </w:r>
+      <w:proofErr w:type="spellStart"/>
+      <w:r>
+        <w:rPr>
+          <w:rFonts w:ascii="Menlo" w:eastAsia="Times New Roman" w:hAnsi="Menlo" w:cs="Menlo"/>
+          <w:color w:val="C9D1D9"/>
+          <w:kern w:val="0"/>
+          <w:sz w:val="18"/>
+          <w:szCs w:val="18"/>
+          <w:lang w:eastAsia="en-GB"/>
+          <w14:ligatures w14:val="none"/>
+        </w:rPr>
+        <w:t>greet</w:t>
+      </w:r>
+      <w:r>
+        <w:rPr>
+          <w:rFonts w:ascii="Menlo" w:eastAsia="Times New Roman" w:hAnsi="Menlo" w:cs="Menlo"/>
+          <w:color w:val="BBBEBF"/>
+          <w:kern w:val="0"/>
+          <w:sz w:val="18"/>
+          <w:szCs w:val="18"/>
+          <w:lang w:eastAsia="en-GB"/>
+          <w14:ligatures w14:val="none"/>
+        </w:rPr>
+        <w:t>.</w:t>
+      </w:r>
+      <w:r>
+        <w:rPr>
+          <w:rFonts w:ascii="Menlo" w:eastAsia="Times New Roman" w:hAnsi="Menlo" w:cs="Menlo"/>
+          <w:color w:val="D2A8FF"/>
+          <w:kern w:val="0"/>
+          <w:sz w:val="18"/>
+          <w:szCs w:val="18"/>
+          <w:lang w:eastAsia="en-GB"/>
+          <w14:ligatures w14:val="none"/>
+        </w:rPr>
+        <w:t>split</w:t>
+      </w:r>
+      <w:proofErr w:type="spellEnd"/>
+      <w:r>
+        <w:rPr>
+          <w:rFonts w:ascii="Menlo" w:eastAsia="Times New Roman" w:hAnsi="Menlo" w:cs="Menlo"/>
+          <w:color w:val="BBBEBF"/>
+          <w:kern w:val="0"/>
+          <w:sz w:val="13"/>
+          <w:szCs w:val="13"/>
+          <w:lang w:eastAsia="en-GB"/>
+          <w14:ligatures w14:val="none"/>
+        </w:rPr>
+        <w:t>(</w:t>
+      </w:r>
+      <w:r>
+        <w:rPr>
+          <w:rFonts w:ascii="Menlo" w:eastAsia="Times New Roman" w:hAnsi="Menlo" w:cs="Menlo"/>
+          <w:color w:val="A5D6FF"/>
+          <w:kern w:val="0"/>
+          <w:sz w:val="13"/>
+          <w:szCs w:val="13"/>
+          <w:lang w:eastAsia="en-GB"/>
+          <w14:ligatures w14:val="none"/>
+        </w:rPr>
+        <w:t>""</w:t>
+      </w:r>
+      <w:r>
+        <w:rPr>
+          <w:rFonts w:ascii="Menlo" w:eastAsia="Times New Roman" w:hAnsi="Menlo" w:cs="Menlo"/>
+          <w:color w:val="BBBEBF"/>
+          <w:kern w:val="0"/>
+          <w:sz w:val="13"/>
+          <w:szCs w:val="13"/>
+          <w:lang w:eastAsia="en-GB"/>
+          <w14:ligatures w14:val="none"/>
+        </w:rPr>
+        <w:t>));</w:t>
+      </w:r>
+      <w:r>
+        <w:rPr>
+          <w:rFonts w:ascii="Menlo" w:eastAsia="Times New Roman" w:hAnsi="Menlo" w:cs="Menlo"/>
+          <w:color w:val="BBBEBF"/>
+          <w:kern w:val="0"/>
+          <w:sz w:val="13"/>
+          <w:szCs w:val="13"/>
+          <w:lang w:eastAsia="en-GB"/>
+          <w14:ligatures w14:val="none"/>
+        </w:rPr>
+        <w:t xml:space="preserve">  </w:t>
+      </w:r>
+      <w:r>
+        <w:rPr>
+          <w:rFonts w:ascii="Menlo" w:eastAsia="Times New Roman" w:hAnsi="Menlo" w:cs="Menlo"/>
+          <w:color w:val="BBBEBF"/>
+          <w:kern w:val="0"/>
+          <w:sz w:val="13"/>
+          <w:szCs w:val="13"/>
+          <w:lang w:eastAsia="en-GB"/>
+          <w14:ligatures w14:val="none"/>
+        </w:rPr>
+        <w:t>//</w:t>
+      </w:r>
+      <w:r>
+        <w:rPr>
+          <w:rFonts w:ascii="Menlo" w:hAnsi="Menlo" w:cs="Menlo"/>
+          <w:color w:val="BBBEBF"/>
+          <w:sz w:val="13"/>
+          <w:szCs w:val="13"/>
+        </w:rPr>
+        <w:t>[ "h", "o", "w", " ", "a", "r", "e", " ", "y", "o", "u" ]</w:t>
+      </w:r>
+    </w:p>
+    <w:p>
+      <w:pPr>
+        <w:pStyle w:val="ListParagraph"/>
+        <w:numPr>
+          <w:ilvl w:val="0"/>
+          <w:numId w:val="15"/>
+        </w:numPr>
+        <w:shd w:val="clear" w:color="auto" w:fill="121314"/>
+        <w:spacing w:after="0" w:line="270" w:lineRule="atLeast"/>
+        <w:rPr>
+          <w:rFonts w:ascii="Menlo" w:eastAsia="Times New Roman" w:hAnsi="Menlo" w:cs="Menlo"/>
+          <w:color w:val="BBBEBF"/>
+          <w:kern w:val="0"/>
+          <w:sz w:val="18"/>
+          <w:szCs w:val="18"/>
+          <w:lang w:eastAsia="en-GB"/>
+          <w14:ligatures w14:val="none"/>
+        </w:rPr>
+      </w:pPr>
+      <w:r>
+        <w:rPr>
+          <w:rFonts w:ascii="Menlo" w:eastAsia="Times New Roman" w:hAnsi="Menlo" w:cs="Menlo"/>
+          <w:color w:val="79C0FF"/>
+          <w:kern w:val="0"/>
+          <w:sz w:val="18"/>
+          <w:szCs w:val="18"/>
+          <w:lang w:eastAsia="en-GB"/>
+          <w14:ligatures w14:val="none"/>
+        </w:rPr>
+        <w:t>console</w:t>
+      </w:r>
+      <w:r>
+        <w:rPr>
+          <w:rFonts w:ascii="Menlo" w:eastAsia="Times New Roman" w:hAnsi="Menlo" w:cs="Menlo"/>
+          <w:color w:val="BBBEBF"/>
+          <w:kern w:val="0"/>
+          <w:sz w:val="18"/>
+          <w:szCs w:val="18"/>
+          <w:lang w:eastAsia="en-GB"/>
+          <w14:ligatures w14:val="none"/>
+        </w:rPr>
+        <w:t>.</w:t>
+      </w:r>
+      <w:r>
+        <w:rPr>
+          <w:rFonts w:ascii="Menlo" w:eastAsia="Times New Roman" w:hAnsi="Menlo" w:cs="Menlo"/>
+          <w:color w:val="D2A8FF"/>
+          <w:kern w:val="0"/>
+          <w:sz w:val="18"/>
+          <w:szCs w:val="18"/>
+          <w:lang w:eastAsia="en-GB"/>
+          <w14:ligatures w14:val="none"/>
+        </w:rPr>
+        <w:t>log</w:t>
+      </w:r>
+      <w:r>
+        <w:rPr>
+          <w:rFonts w:ascii="Menlo" w:eastAsia="Times New Roman" w:hAnsi="Menlo" w:cs="Menlo"/>
+          <w:color w:val="BBBEBF"/>
+          <w:kern w:val="0"/>
+          <w:sz w:val="18"/>
+          <w:szCs w:val="18"/>
+          <w:lang w:eastAsia="en-GB"/>
+          <w14:ligatures w14:val="none"/>
+        </w:rPr>
+        <w:t>(</w:t>
+      </w:r>
+      <w:proofErr w:type="spellStart"/>
+      <w:r>
+        <w:rPr>
+          <w:rFonts w:ascii="Menlo" w:eastAsia="Times New Roman" w:hAnsi="Menlo" w:cs="Menlo"/>
+          <w:color w:val="C9D1D9"/>
+          <w:kern w:val="0"/>
+          <w:sz w:val="18"/>
+          <w:szCs w:val="18"/>
+          <w:lang w:eastAsia="en-GB"/>
+          <w14:ligatures w14:val="none"/>
+        </w:rPr>
+        <w:t>greet</w:t>
+      </w:r>
+      <w:r>
+        <w:rPr>
+          <w:rFonts w:ascii="Menlo" w:eastAsia="Times New Roman" w:hAnsi="Menlo" w:cs="Menlo"/>
+          <w:color w:val="BBBEBF"/>
+          <w:kern w:val="0"/>
+          <w:sz w:val="18"/>
+          <w:szCs w:val="18"/>
+          <w:lang w:eastAsia="en-GB"/>
+          <w14:ligatures w14:val="none"/>
+        </w:rPr>
+        <w:t>.</w:t>
+      </w:r>
+      <w:r>
+        <w:rPr>
+          <w:rFonts w:ascii="Menlo" w:eastAsia="Times New Roman" w:hAnsi="Menlo" w:cs="Menlo"/>
+          <w:color w:val="D2A8FF"/>
+          <w:kern w:val="0"/>
+          <w:sz w:val="18"/>
+          <w:szCs w:val="18"/>
+          <w:lang w:eastAsia="en-GB"/>
+          <w14:ligatures w14:val="none"/>
+        </w:rPr>
+        <w:t>split</w:t>
+      </w:r>
+      <w:proofErr w:type="spellEnd"/>
+      <w:r>
+        <w:rPr>
+          <w:rFonts w:ascii="Menlo" w:eastAsia="Times New Roman" w:hAnsi="Menlo" w:cs="Menlo"/>
+          <w:color w:val="BBBEBF"/>
+          <w:kern w:val="0"/>
+          <w:sz w:val="18"/>
+          <w:szCs w:val="18"/>
+          <w:lang w:eastAsia="en-GB"/>
+          <w14:ligatures w14:val="none"/>
+        </w:rPr>
+        <w:t>());</w:t>
+      </w:r>
+      <w:r>
+        <w:rPr>
+          <w:rFonts w:ascii="Menlo" w:eastAsia="Times New Roman" w:hAnsi="Menlo" w:cs="Menlo"/>
+          <w:color w:val="BBBEBF"/>
+          <w:kern w:val="0"/>
+          <w:sz w:val="18"/>
+          <w:szCs w:val="18"/>
+          <w:lang w:eastAsia="en-GB"/>
+          <w14:ligatures w14:val="none"/>
+        </w:rPr>
+        <w:t>//</w:t>
+      </w:r>
+      <w:r>
+        <w:rPr>
+          <w:rFonts w:ascii="Menlo" w:hAnsi="Menlo" w:cs="Menlo"/>
+          <w:color w:val="BBBEBF"/>
+          <w:sz w:val="18"/>
+          <w:szCs w:val="18"/>
+        </w:rPr>
+        <w:t>[ "how are you" ]</w:t>
+      </w:r>
+    </w:p>
+    <w:p>
+      <w:pPr>
+        <w:rPr>
+          <w:rFonts w:ascii="Segoe UI Symbol" w:hAnsi="Segoe UI Symbol" w:cs="Segoe UI Symbol"/>
+          <w:b/>
+          <w:bCs/>
+          <w:u w:val="single"/>
+        </w:rPr>
+      </w:pPr>
+    </w:p>
+    <w:p>
+      <w:pPr>
+        <w:pStyle w:val="ListParagraph"/>
+        <w:numPr>
+          <w:ilvl w:val="0"/>
+          <w:numId w:val="15"/>
+        </w:numPr>
+        <w:rPr>
+          <w:rFonts w:ascii="Segoe UI Symbol" w:hAnsi="Segoe UI Symbol" w:cs="Segoe UI Symbol"/>
+          <w:b/>
+          <w:bCs/>
+          <w:u w:val="single"/>
+        </w:rPr>
+      </w:pPr>
+      <w:r>
+        <w:rPr>
+          <w:rFonts w:ascii="Segoe UI Symbol" w:hAnsi="Segoe UI Symbol" w:cs="Segoe UI Symbol"/>
+          <w:b/>
+          <w:bCs/>
+          <w:u w:val="single"/>
+        </w:rPr>
+        <w:t>slice()</w:t>
+      </w:r>
+      <w:r>
+        <w:rPr>
+          <w:rFonts w:ascii="Segoe UI Symbol" w:hAnsi="Segoe UI Symbol" w:cs="Segoe UI Symbol"/>
+          <w:b/>
+          <w:bCs/>
+          <w:u w:val="single"/>
+        </w:rPr>
+        <w:t>:</w:t>
+      </w:r>
+    </w:p>
+    <w:p>
+      <w:pPr>
+        <w:pStyle w:val="ListParagraph"/>
+        <w:rPr>
+          <w:rFonts w:ascii="Segoe UI Symbol" w:hAnsi="Segoe UI Symbol" w:cs="Segoe UI Symbol"/>
+          <w:b/>
+          <w:bCs/>
+          <w:u w:val="single"/>
+        </w:rPr>
+      </w:pPr>
+    </w:p>
+    <w:p>
+      <w:pPr>
+        <w:pStyle w:val="ListParagraph"/>
+        <w:numPr>
+          <w:ilvl w:val="1"/>
+          <w:numId w:val="15"/>
+        </w:numPr>
+        <w:rPr>
+          <w:rFonts w:ascii="Segoe UI Symbol" w:hAnsi="Segoe UI Symbol" w:cs="Segoe UI Symbol"/>
+          <w:b/>
+          <w:bCs/>
+          <w:u w:val="single"/>
+        </w:rPr>
+      </w:pPr>
+      <w:r>
+        <w:rPr>
+          <w:rFonts w:ascii="Segoe UI Symbol" w:hAnsi="Segoe UI Symbol" w:cs="Segoe UI Symbol"/>
+        </w:rPr>
+        <w:t>this method is used to extract some part of another string.</w:t>
+      </w:r>
+    </w:p>
+    <w:p>
+      <w:pPr>
+        <w:pStyle w:val="ListParagraph"/>
+        <w:numPr>
+          <w:ilvl w:val="1"/>
+          <w:numId w:val="15"/>
+        </w:numPr>
+        <w:rPr>
+          <w:rFonts w:ascii="Segoe UI Symbol" w:hAnsi="Segoe UI Symbol" w:cs="Segoe UI Symbol"/>
+          <w:b/>
+          <w:bCs/>
+          <w:u w:val="single"/>
+        </w:rPr>
+      </w:pPr>
+      <w:r>
+        <w:rPr>
+          <w:rFonts w:ascii="Segoe UI Symbol" w:hAnsi="Segoe UI Symbol" w:cs="Segoe UI Symbol"/>
+        </w:rPr>
+        <w:t>It takes two parameters .(startingIndex, endIndex), it does not include endIndex value.</w:t>
+      </w:r>
+    </w:p>
+    <w:p>
+      <w:pPr>
+        <w:pStyle w:val="ListParagraph"/>
+        <w:numPr>
+          <w:ilvl w:val="1"/>
+          <w:numId w:val="15"/>
+        </w:numPr>
+        <w:rPr>
+          <w:rFonts w:ascii="Segoe UI Symbol" w:hAnsi="Segoe UI Symbol" w:cs="Segoe UI Symbol"/>
+          <w:b/>
+          <w:bCs/>
+          <w:u w:val="single"/>
+        </w:rPr>
+      </w:pPr>
+      <w:r>
+        <w:rPr>
+          <w:rFonts w:ascii="Segoe UI Symbol" w:hAnsi="Segoe UI Symbol" w:cs="Segoe UI Symbol"/>
+        </w:rPr>
+        <w:t>Slice () can take negative index also.</w:t>
+      </w:r>
+    </w:p>
+    <w:p>
+      <w:pPr>
+        <w:pStyle w:val="ListParagraph"/>
+        <w:numPr>
+          <w:ilvl w:val="1"/>
+          <w:numId w:val="15"/>
+        </w:numPr>
+        <w:rPr>
+          <w:rFonts w:ascii="Segoe UI Symbol" w:hAnsi="Segoe UI Symbol" w:cs="Segoe UI Symbol"/>
+          <w:b/>
+          <w:bCs/>
+          <w:u w:val="single"/>
+        </w:rPr>
+      </w:pPr>
+      <w:r>
+        <w:rPr>
+          <w:rFonts w:ascii="Segoe UI Symbol" w:hAnsi="Segoe UI Symbol" w:cs="Segoe UI Symbol"/>
+        </w:rPr>
+        <w:t>endIndex value should be greater than startIndex.</w:t>
+      </w:r>
+    </w:p>
+    <w:p>
+      <w:pPr>
+        <w:pStyle w:val="ListParagraph"/>
+        <w:numPr>
+          <w:ilvl w:val="0"/>
+          <w:numId w:val="15"/>
+        </w:numPr>
+        <w:rPr>
+          <w:rFonts w:ascii="Segoe UI Symbol" w:hAnsi="Segoe UI Symbol" w:cs="Segoe UI Symbol"/>
+          <w:b/>
+          <w:bCs/>
+          <w:u w:val="single"/>
+        </w:rPr>
+      </w:pPr>
+      <w:r>
+        <w:rPr>
+          <w:rFonts w:ascii="Segoe UI Symbol" w:hAnsi="Segoe UI Symbol" w:cs="Segoe UI Symbol"/>
+          <w:b/>
+          <w:bCs/>
+          <w:u w:val="single"/>
+        </w:rPr>
+        <w:t>Substring()</w:t>
+      </w:r>
+    </w:p>
+    <w:p>
+      <w:pPr>
+        <w:pStyle w:val="ListParagraph"/>
+        <w:numPr>
+          <w:ilvl w:val="1"/>
+          <w:numId w:val="15"/>
+        </w:numPr>
+        <w:rPr>
+          <w:rFonts w:ascii="Segoe UI Symbol" w:hAnsi="Segoe UI Symbol" w:cs="Segoe UI Symbol"/>
+          <w:b/>
+          <w:bCs/>
+          <w:u w:val="single"/>
+        </w:rPr>
+      </w:pPr>
+      <w:r>
+        <w:rPr>
+          <w:rFonts w:ascii="Segoe UI Symbol" w:hAnsi="Segoe UI Symbol" w:cs="Segoe UI Symbol"/>
+        </w:rPr>
+        <w:t>this method is used to extract some part of another string.</w:t>
+      </w:r>
+    </w:p>
+    <w:p>
+      <w:pPr>
+        <w:pStyle w:val="ListParagraph"/>
+        <w:numPr>
+          <w:ilvl w:val="1"/>
+          <w:numId w:val="15"/>
+        </w:numPr>
+        <w:rPr>
+          <w:rFonts w:ascii="Segoe UI Symbol" w:hAnsi="Segoe UI Symbol" w:cs="Segoe UI Symbol"/>
+          <w:b/>
+          <w:bCs/>
+          <w:u w:val="single"/>
+        </w:rPr>
+      </w:pPr>
+      <w:r>
+        <w:rPr>
+          <w:rFonts w:ascii="Segoe UI Symbol" w:hAnsi="Segoe UI Symbol" w:cs="Segoe UI Symbol"/>
+        </w:rPr>
+        <w:t>It takes two parameters .(startingIndex, endIndex), it does not include endIndex value.</w:t>
+      </w:r>
+    </w:p>
+    <w:p>
+      <w:pPr>
+        <w:pStyle w:val="ListParagraph"/>
+        <w:numPr>
+          <w:ilvl w:val="1"/>
+          <w:numId w:val="15"/>
+        </w:numPr>
+        <w:rPr>
+          <w:rFonts w:ascii="Segoe UI Symbol" w:hAnsi="Segoe UI Symbol" w:cs="Segoe UI Symbol"/>
+          <w:b/>
+          <w:bCs/>
+          <w:u w:val="single"/>
+        </w:rPr>
+      </w:pPr>
+      <w:r>
+        <w:rPr>
+          <w:rFonts w:ascii="Segoe UI Symbol" w:hAnsi="Segoe UI Symbol" w:cs="Segoe UI Symbol"/>
+        </w:rPr>
+        <w:t>here we can’t provide negative value. If we are using that will be considers as 0.</w:t>
+      </w:r>
+    </w:p>
+    <w:p>
+      <w:pPr>
+        <w:pStyle w:val="ListParagraph"/>
+        <w:numPr>
+          <w:ilvl w:val="1"/>
+          <w:numId w:val="15"/>
+        </w:numPr>
+        <w:rPr>
+          <w:rFonts w:ascii="Segoe UI Symbol" w:hAnsi="Segoe UI Symbol" w:cs="Segoe UI Symbol"/>
+          <w:b/>
+          <w:bCs/>
+          <w:u w:val="single"/>
+        </w:rPr>
+      </w:pPr>
+      <w:r>
+        <w:rPr>
+          <w:rFonts w:ascii="Segoe UI Symbol" w:hAnsi="Segoe UI Symbol" w:cs="Segoe UI Symbol"/>
+        </w:rPr>
+        <w:t>Here if we are giving endIndex  value smaller than startingIndex, it will swap the value and provide the output</w:t>
+      </w:r>
+    </w:p>
+    <w:bookmarkEnd w:id="3"/>
+    <w:p>
+      <w:pPr>
+        <w:rPr>
+          <w:rFonts w:ascii="Segoe UI Symbol" w:hAnsi="Segoe UI Symbol" w:cs="Segoe UI Symbol"/>
+          <w:b/>
+          <w:bCs/>
+          <w:u w:val="single"/>
+        </w:rPr>
+      </w:pPr>
+      <w:r>
+        <w:rPr>
+          <w:rFonts w:ascii="Segoe UI Symbol" w:hAnsi="Segoe UI Symbol" w:cs="Segoe UI Symbol"/>
+          <w:b/>
+          <w:bCs/>
+          <w:u w:val="single"/>
+        </w:rPr>
+        <w:t>Arrays :</w:t>
+      </w:r>
+    </w:p>
+    <w:p>
+      <w:pPr>
+        <w:pStyle w:val="ListParagraph"/>
+        <w:numPr>
+          <w:ilvl w:val="0"/>
+          <w:numId w:val="16"/>
+        </w:numPr>
+        <w:rPr>
+          <w:rFonts w:ascii="Segoe UI Symbol" w:hAnsi="Segoe UI Symbol" w:cs="Segoe UI Symbol"/>
+        </w:rPr>
+      </w:pPr>
+      <w:r>
+        <w:rPr>
+          <w:rFonts w:ascii="Segoe UI Symbol" w:hAnsi="Segoe UI Symbol" w:cs="Segoe UI Symbol"/>
+        </w:rPr>
+        <w:t>Array is one linear data stretcher where we can store multiple values in continuous manner.</w:t>
+      </w:r>
+    </w:p>
+    <w:p>
+      <w:pPr>
+        <w:pStyle w:val="ListParagraph"/>
+        <w:numPr>
+          <w:ilvl w:val="0"/>
+          <w:numId w:val="16"/>
+        </w:numPr>
+        <w:rPr>
+          <w:rFonts w:ascii="Segoe UI Symbol" w:hAnsi="Segoe UI Symbol" w:cs="Segoe UI Symbol"/>
+        </w:rPr>
+      </w:pPr>
+      <w:r>
+        <w:rPr>
+          <w:rFonts w:ascii="Segoe UI Symbol" w:hAnsi="Segoe UI Symbol" w:cs="Segoe UI Symbol"/>
+        </w:rPr>
+        <w:t>In JavaScript we can store both homogeneous and heterogeneous data inside array</w:t>
+      </w:r>
+    </w:p>
+    <w:p>
+      <w:pPr>
+        <w:pStyle w:val="ListParagraph"/>
+        <w:numPr>
+          <w:ilvl w:val="0"/>
+          <w:numId w:val="16"/>
+        </w:numPr>
+        <w:rPr>
+          <w:rFonts w:ascii="Segoe UI Symbol" w:hAnsi="Segoe UI Symbol" w:cs="Segoe UI Symbol"/>
+        </w:rPr>
+      </w:pPr>
+      <w:r>
+        <w:rPr>
+          <w:rFonts w:ascii="Segoe UI Symbol" w:hAnsi="Segoe UI Symbol" w:cs="Segoe UI Symbol"/>
+        </w:rPr>
+        <w:t>Array index starts from 0.</w:t>
+      </w:r>
+    </w:p>
+    <w:p>
+      <w:pPr>
+        <w:rPr>
+          <w:rFonts w:ascii="Segoe UI Symbol" w:hAnsi="Segoe UI Symbol" w:cs="Segoe UI Symbol"/>
+        </w:rPr>
+      </w:pPr>
+    </w:p>
+    <w:p>
+      <w:pPr>
+        <w:rPr>
+          <w:rFonts w:ascii="Segoe UI Symbol" w:hAnsi="Segoe UI Symbol" w:cs="Segoe UI Symbol"/>
+        </w:rPr>
+      </w:pPr>
+    </w:p>
+    <w:p>
+      <w:pPr>
+        <w:rPr>
+          <w:rFonts w:ascii="Segoe UI Symbol" w:hAnsi="Segoe UI Symbol" w:cs="Segoe UI Symbol"/>
+        </w:rPr>
+      </w:pPr>
+      <w:r>
+        <w:rPr>
+          <w:rFonts w:ascii="Segoe UI Symbol" w:hAnsi="Segoe UI Symbol" w:cs="Segoe UI Symbol"/>
+        </w:rPr>
+        <w:lastRenderedPageBreak/>
+        <w:t>How to declare array:</w:t>
+      </w:r>
+    </w:p>
+    <w:p>
+      <w:pPr>
+        <w:shd w:val="clear" w:color="auto" w:fill="121314"/>
+        <w:spacing w:line="270" w:lineRule="atLeast"/>
+        <w:rPr>
+          <w:rFonts w:ascii="Menlo" w:eastAsia="Times New Roman" w:hAnsi="Menlo" w:cs="Menlo"/>
+          <w:color w:val="BBBEBF"/>
+          <w:kern w:val="0"/>
+          <w:sz w:val="18"/>
+          <w:szCs w:val="18"/>
+          <w:lang w:eastAsia="en-GB"/>
+          <w14:ligatures w14:val="none"/>
+        </w:rPr>
+      </w:pPr>
+      <w:r>
+        <w:rPr>
+          <w:rFonts w:ascii="Menlo" w:eastAsia="Times New Roman" w:hAnsi="Menlo" w:cs="Menlo"/>
+          <w:color w:val="FF7B72"/>
+          <w:kern w:val="0"/>
+          <w:sz w:val="18"/>
+          <w:szCs w:val="18"/>
+          <w:lang w:eastAsia="en-GB"/>
+          <w14:ligatures w14:val="none"/>
+        </w:rPr>
+        <w:t>let</w:t>
+      </w:r>
+      <w:r>
+        <w:rPr>
+          <w:rFonts w:ascii="Menlo" w:eastAsia="Times New Roman" w:hAnsi="Menlo" w:cs="Menlo"/>
+          <w:color w:val="BBBEBF"/>
+          <w:kern w:val="0"/>
+          <w:sz w:val="18"/>
+          <w:szCs w:val="18"/>
+          <w:lang w:eastAsia="en-GB"/>
+          <w14:ligatures w14:val="none"/>
+        </w:rPr>
+        <w:t xml:space="preserve"> </w:t>
+      </w:r>
+      <w:proofErr w:type="spellStart"/>
+      <w:r>
+        <w:rPr>
+          <w:rFonts w:ascii="Menlo" w:eastAsia="Times New Roman" w:hAnsi="Menlo" w:cs="Menlo"/>
+          <w:color w:val="C9D1D9"/>
+          <w:kern w:val="0"/>
+          <w:sz w:val="18"/>
+          <w:szCs w:val="18"/>
+          <w:lang w:eastAsia="en-GB"/>
+          <w14:ligatures w14:val="none"/>
+        </w:rPr>
+        <w:t>arr</w:t>
+      </w:r>
+      <w:proofErr w:type="spellEnd"/>
+      <w:r>
+        <w:rPr>
+          <w:rFonts w:ascii="Menlo" w:eastAsia="Times New Roman" w:hAnsi="Menlo" w:cs="Menlo"/>
+          <w:color w:val="BBBEBF"/>
+          <w:kern w:val="0"/>
+          <w:sz w:val="18"/>
+          <w:szCs w:val="18"/>
+          <w:lang w:eastAsia="en-GB"/>
+          <w14:ligatures w14:val="none"/>
+        </w:rPr>
+        <w:t xml:space="preserve"> </w:t>
+      </w:r>
+      <w:r>
+        <w:rPr>
+          <w:rFonts w:ascii="Menlo" w:eastAsia="Times New Roman" w:hAnsi="Menlo" w:cs="Menlo"/>
+          <w:color w:val="D4D4D4"/>
+          <w:kern w:val="0"/>
+          <w:sz w:val="18"/>
+          <w:szCs w:val="18"/>
+          <w:lang w:eastAsia="en-GB"/>
+          <w14:ligatures w14:val="none"/>
+        </w:rPr>
+        <w:t>=</w:t>
+      </w:r>
+      <w:r>
+        <w:rPr>
+          <w:rFonts w:ascii="Menlo" w:eastAsia="Times New Roman" w:hAnsi="Menlo" w:cs="Menlo"/>
+          <w:color w:val="BBBEBF"/>
+          <w:kern w:val="0"/>
+          <w:sz w:val="18"/>
+          <w:szCs w:val="18"/>
+          <w:lang w:eastAsia="en-GB"/>
+          <w14:ligatures w14:val="none"/>
+        </w:rPr>
+        <w:t xml:space="preserve"> [</w:t>
+      </w:r>
+      <w:r>
+        <w:rPr>
+          <w:rFonts w:ascii="Menlo" w:eastAsia="Times New Roman" w:hAnsi="Menlo" w:cs="Menlo"/>
+          <w:color w:val="B5CEA8"/>
+          <w:kern w:val="0"/>
+          <w:sz w:val="18"/>
+          <w:szCs w:val="18"/>
+          <w:lang w:eastAsia="en-GB"/>
+          <w14:ligatures w14:val="none"/>
+        </w:rPr>
+        <w:t>10</w:t>
+      </w:r>
+      <w:r>
+        <w:rPr>
+          <w:rFonts w:ascii="Menlo" w:eastAsia="Times New Roman" w:hAnsi="Menlo" w:cs="Menlo"/>
+          <w:color w:val="BBBEBF"/>
+          <w:kern w:val="0"/>
+          <w:sz w:val="18"/>
+          <w:szCs w:val="18"/>
+          <w:lang w:eastAsia="en-GB"/>
+          <w14:ligatures w14:val="none"/>
+        </w:rPr>
+        <w:t xml:space="preserve">, </w:t>
+      </w:r>
+      <w:r>
+        <w:rPr>
+          <w:rFonts w:ascii="Menlo" w:eastAsia="Times New Roman" w:hAnsi="Menlo" w:cs="Menlo"/>
+          <w:color w:val="B5CEA8"/>
+          <w:kern w:val="0"/>
+          <w:sz w:val="18"/>
+          <w:szCs w:val="18"/>
+          <w:lang w:eastAsia="en-GB"/>
+          <w14:ligatures w14:val="none"/>
+        </w:rPr>
+        <w:t>20</w:t>
+      </w:r>
+      <w:r>
+        <w:rPr>
+          <w:rFonts w:ascii="Menlo" w:eastAsia="Times New Roman" w:hAnsi="Menlo" w:cs="Menlo"/>
+          <w:color w:val="BBBEBF"/>
+          <w:kern w:val="0"/>
+          <w:sz w:val="18"/>
+          <w:szCs w:val="18"/>
+          <w:lang w:eastAsia="en-GB"/>
+          <w14:ligatures w14:val="none"/>
+        </w:rPr>
+        <w:t xml:space="preserve">, </w:t>
+      </w:r>
+      <w:r>
+        <w:rPr>
+          <w:rFonts w:ascii="Menlo" w:eastAsia="Times New Roman" w:hAnsi="Menlo" w:cs="Menlo"/>
+          <w:color w:val="B5CEA8"/>
+          <w:kern w:val="0"/>
+          <w:sz w:val="18"/>
+          <w:szCs w:val="18"/>
+          <w:lang w:eastAsia="en-GB"/>
+          <w14:ligatures w14:val="none"/>
+        </w:rPr>
+        <w:t>30</w:t>
+      </w:r>
+      <w:r>
+        <w:rPr>
+          <w:rFonts w:ascii="Menlo" w:eastAsia="Times New Roman" w:hAnsi="Menlo" w:cs="Menlo"/>
+          <w:color w:val="BBBEBF"/>
+          <w:kern w:val="0"/>
+          <w:sz w:val="18"/>
+          <w:szCs w:val="18"/>
+          <w:lang w:eastAsia="en-GB"/>
+          <w14:ligatures w14:val="none"/>
+        </w:rPr>
+        <w:t xml:space="preserve">, </w:t>
+      </w:r>
+      <w:r>
+        <w:rPr>
+          <w:rFonts w:ascii="Menlo" w:eastAsia="Times New Roman" w:hAnsi="Menlo" w:cs="Menlo"/>
+          <w:color w:val="B5CEA8"/>
+          <w:kern w:val="0"/>
+          <w:sz w:val="18"/>
+          <w:szCs w:val="18"/>
+          <w:lang w:eastAsia="en-GB"/>
+          <w14:ligatures w14:val="none"/>
+        </w:rPr>
+        <w:t>40</w:t>
+      </w:r>
+      <w:r>
+        <w:rPr>
+          <w:rFonts w:ascii="Menlo" w:eastAsia="Times New Roman" w:hAnsi="Menlo" w:cs="Menlo"/>
+          <w:color w:val="BBBEBF"/>
+          <w:kern w:val="0"/>
+          <w:sz w:val="18"/>
+          <w:szCs w:val="18"/>
+          <w:lang w:eastAsia="en-GB"/>
+          <w14:ligatures w14:val="none"/>
+        </w:rPr>
+        <w:t xml:space="preserve">, </w:t>
+      </w:r>
+      <w:r>
+        <w:rPr>
+          <w:rFonts w:ascii="Menlo" w:eastAsia="Times New Roman" w:hAnsi="Menlo" w:cs="Menlo"/>
+          <w:color w:val="B5CEA8"/>
+          <w:kern w:val="0"/>
+          <w:sz w:val="18"/>
+          <w:szCs w:val="18"/>
+          <w:lang w:eastAsia="en-GB"/>
+          <w14:ligatures w14:val="none"/>
+        </w:rPr>
+        <w:t>50</w:t>
+      </w:r>
+      <w:r>
+        <w:rPr>
+          <w:rFonts w:ascii="Menlo" w:eastAsia="Times New Roman" w:hAnsi="Menlo" w:cs="Menlo"/>
+          <w:color w:val="BBBEBF"/>
+          <w:kern w:val="0"/>
+          <w:sz w:val="18"/>
+          <w:szCs w:val="18"/>
+          <w:lang w:eastAsia="en-GB"/>
+          <w14:ligatures w14:val="none"/>
+        </w:rPr>
+        <w:t>];</w:t>
+      </w:r>
+    </w:p>
+    <w:p>
+      <w:pPr>
+        <w:shd w:val="clear" w:color="auto" w:fill="121314"/>
+        <w:spacing w:after="0" w:line="270" w:lineRule="atLeast"/>
+        <w:rPr>
+          <w:rFonts w:ascii="Menlo" w:eastAsia="Times New Roman" w:hAnsi="Menlo" w:cs="Menlo"/>
+          <w:color w:val="BBBEBF"/>
+          <w:kern w:val="0"/>
+          <w:sz w:val="18"/>
+          <w:szCs w:val="18"/>
+          <w:lang w:eastAsia="en-GB"/>
+          <w14:ligatures w14:val="none"/>
+        </w:rPr>
+      </w:pPr>
+      <w:r>
+        <w:rPr>
+          <w:rFonts w:ascii="Menlo" w:eastAsia="Times New Roman" w:hAnsi="Menlo" w:cs="Menlo"/>
+          <w:color w:val="79C0FF"/>
+          <w:kern w:val="0"/>
+          <w:sz w:val="18"/>
+          <w:szCs w:val="18"/>
+          <w:lang w:eastAsia="en-GB"/>
+          <w14:ligatures w14:val="none"/>
+        </w:rPr>
+        <w:t>console</w:t>
+      </w:r>
+      <w:r>
+        <w:rPr>
+          <w:rFonts w:ascii="Menlo" w:eastAsia="Times New Roman" w:hAnsi="Menlo" w:cs="Menlo"/>
+          <w:color w:val="BBBEBF"/>
+          <w:kern w:val="0"/>
+          <w:sz w:val="18"/>
+          <w:szCs w:val="18"/>
+          <w:lang w:eastAsia="en-GB"/>
+          <w14:ligatures w14:val="none"/>
+        </w:rPr>
+        <w:t>.</w:t>
+      </w:r>
+      <w:r>
+        <w:rPr>
+          <w:rFonts w:ascii="Menlo" w:eastAsia="Times New Roman" w:hAnsi="Menlo" w:cs="Menlo"/>
+          <w:color w:val="D2A8FF"/>
+          <w:kern w:val="0"/>
+          <w:sz w:val="18"/>
+          <w:szCs w:val="18"/>
+          <w:lang w:eastAsia="en-GB"/>
+          <w14:ligatures w14:val="none"/>
+        </w:rPr>
+        <w:t>log</w:t>
+      </w:r>
+      <w:r>
+        <w:rPr>
+          <w:rFonts w:ascii="Menlo" w:eastAsia="Times New Roman" w:hAnsi="Menlo" w:cs="Menlo"/>
+          <w:color w:val="BBBEBF"/>
+          <w:kern w:val="0"/>
+          <w:sz w:val="18"/>
+          <w:szCs w:val="18"/>
+          <w:lang w:eastAsia="en-GB"/>
+          <w14:ligatures w14:val="none"/>
+        </w:rPr>
+        <w:t>(</w:t>
+      </w:r>
+      <w:proofErr w:type="spellStart"/>
+      <w:r>
+        <w:rPr>
+          <w:rFonts w:ascii="Menlo" w:eastAsia="Times New Roman" w:hAnsi="Menlo" w:cs="Menlo"/>
+          <w:color w:val="C9D1D9"/>
+          <w:kern w:val="0"/>
+          <w:sz w:val="18"/>
+          <w:szCs w:val="18"/>
+          <w:lang w:eastAsia="en-GB"/>
+          <w14:ligatures w14:val="none"/>
+        </w:rPr>
+        <w:t>arr</w:t>
+      </w:r>
+      <w:proofErr w:type="spellEnd"/>
+      <w:r>
+        <w:rPr>
+          <w:rFonts w:ascii="Menlo" w:eastAsia="Times New Roman" w:hAnsi="Menlo" w:cs="Menlo"/>
+          <w:color w:val="BBBEBF"/>
+          <w:kern w:val="0"/>
+          <w:sz w:val="18"/>
+          <w:szCs w:val="18"/>
+          <w:lang w:eastAsia="en-GB"/>
+          <w14:ligatures w14:val="none"/>
+        </w:rPr>
+        <w:t>);</w:t>
+      </w:r>
+    </w:p>
+    <w:p>
+      <w:pPr>
+        <w:rPr>
+          <w:rFonts w:ascii="Segoe UI Symbol" w:hAnsi="Segoe UI Symbol" w:cs="Segoe UI Symbol"/>
+        </w:rPr>
+      </w:pPr>
+    </w:p>
+    <w:p>
+      <w:pPr>
+        <w:rPr>
+          <w:rFonts w:ascii="Segoe UI Symbol" w:hAnsi="Segoe UI Symbol" w:cs="Segoe UI Symbol"/>
+        </w:rPr>
+      </w:pPr>
+      <w:r>
+        <w:rPr>
+          <w:rFonts w:ascii="Segoe UI Symbol" w:hAnsi="Segoe UI Symbol" w:cs="Segoe UI Symbol"/>
+        </w:rPr>
+        <w:t>how to access array elements:</w:t>
+      </w:r>
+    </w:p>
+    <w:p>
+      <w:pPr>
+        <w:shd w:val="clear" w:color="auto" w:fill="121314"/>
+        <w:spacing w:after="0" w:line="270" w:lineRule="atLeast"/>
+        <w:rPr>
+          <w:rFonts w:ascii="Menlo" w:eastAsia="Times New Roman" w:hAnsi="Menlo" w:cs="Menlo"/>
+          <w:color w:val="BBBEBF"/>
+          <w:kern w:val="0"/>
+          <w:sz w:val="18"/>
+          <w:szCs w:val="18"/>
+          <w:lang w:eastAsia="en-GB"/>
+          <w14:ligatures w14:val="none"/>
+        </w:rPr>
+      </w:pPr>
+      <w:r>
+        <w:rPr>
+          <w:rFonts w:ascii="Menlo" w:eastAsia="Times New Roman" w:hAnsi="Menlo" w:cs="Menlo"/>
+          <w:color w:val="79C0FF"/>
+          <w:kern w:val="0"/>
+          <w:sz w:val="18"/>
+          <w:szCs w:val="18"/>
+          <w:lang w:eastAsia="en-GB"/>
+          <w14:ligatures w14:val="none"/>
+        </w:rPr>
+        <w:t>console</w:t>
+      </w:r>
+      <w:r>
+        <w:rPr>
+          <w:rFonts w:ascii="Menlo" w:eastAsia="Times New Roman" w:hAnsi="Menlo" w:cs="Menlo"/>
+          <w:color w:val="BBBEBF"/>
+          <w:kern w:val="0"/>
+          <w:sz w:val="18"/>
+          <w:szCs w:val="18"/>
+          <w:lang w:eastAsia="en-GB"/>
+          <w14:ligatures w14:val="none"/>
+        </w:rPr>
+        <w:t>.</w:t>
+      </w:r>
+      <w:r>
+        <w:rPr>
+          <w:rFonts w:ascii="Menlo" w:eastAsia="Times New Roman" w:hAnsi="Menlo" w:cs="Menlo"/>
+          <w:color w:val="D2A8FF"/>
+          <w:kern w:val="0"/>
+          <w:sz w:val="18"/>
+          <w:szCs w:val="18"/>
+          <w:lang w:eastAsia="en-GB"/>
+          <w14:ligatures w14:val="none"/>
+        </w:rPr>
+        <w:t>log</w:t>
+      </w:r>
+      <w:r>
+        <w:rPr>
+          <w:rFonts w:ascii="Menlo" w:eastAsia="Times New Roman" w:hAnsi="Menlo" w:cs="Menlo"/>
+          <w:color w:val="BBBEBF"/>
+          <w:kern w:val="0"/>
+          <w:sz w:val="18"/>
+          <w:szCs w:val="18"/>
+          <w:lang w:eastAsia="en-GB"/>
+          <w14:ligatures w14:val="none"/>
+        </w:rPr>
+        <w:t>(</w:t>
+      </w:r>
+      <w:proofErr w:type="spellStart"/>
+      <w:r>
+        <w:rPr>
+          <w:rFonts w:ascii="Menlo" w:eastAsia="Times New Roman" w:hAnsi="Menlo" w:cs="Menlo"/>
+          <w:color w:val="C9D1D9"/>
+          <w:kern w:val="0"/>
+          <w:sz w:val="18"/>
+          <w:szCs w:val="18"/>
+          <w:lang w:eastAsia="en-GB"/>
+          <w14:ligatures w14:val="none"/>
+        </w:rPr>
+        <w:t>arr</w:t>
+      </w:r>
+      <w:proofErr w:type="spellEnd"/>
+      <w:r>
+        <w:rPr>
+          <w:rFonts w:ascii="Menlo" w:eastAsia="Times New Roman" w:hAnsi="Menlo" w:cs="Menlo"/>
+          <w:color w:val="BBBEBF"/>
+          <w:kern w:val="0"/>
+          <w:sz w:val="18"/>
+          <w:szCs w:val="18"/>
+          <w:lang w:eastAsia="en-GB"/>
+          <w14:ligatures w14:val="none"/>
+        </w:rPr>
+        <w:t>[</w:t>
+      </w:r>
+      <w:r>
+        <w:rPr>
+          <w:rFonts w:ascii="Menlo" w:eastAsia="Times New Roman" w:hAnsi="Menlo" w:cs="Menlo"/>
+          <w:color w:val="B5CEA8"/>
+          <w:kern w:val="0"/>
+          <w:sz w:val="18"/>
+          <w:szCs w:val="18"/>
+          <w:lang w:eastAsia="en-GB"/>
+          <w14:ligatures w14:val="none"/>
+        </w:rPr>
+        <w:t>0</w:t>
+      </w:r>
+      <w:r>
+        <w:rPr>
+          <w:rFonts w:ascii="Menlo" w:eastAsia="Times New Roman" w:hAnsi="Menlo" w:cs="Menlo"/>
+          <w:color w:val="BBBEBF"/>
+          <w:kern w:val="0"/>
+          <w:sz w:val="18"/>
+          <w:szCs w:val="18"/>
+          <w:lang w:eastAsia="en-GB"/>
+          <w14:ligatures w14:val="none"/>
+        </w:rPr>
+        <w:t>]);</w:t>
+      </w:r>
+      <w:r>
+        <w:rPr>
+          <w:rFonts w:ascii="Menlo" w:eastAsia="Times New Roman" w:hAnsi="Menlo" w:cs="Menlo"/>
+          <w:color w:val="BBBEBF"/>
+          <w:kern w:val="0"/>
+          <w:sz w:val="18"/>
+          <w:szCs w:val="18"/>
+          <w:lang w:eastAsia="en-GB"/>
+          <w14:ligatures w14:val="none"/>
+        </w:rPr>
+        <w:t xml:space="preserve"> //10</w:t>
+      </w:r>
+    </w:p>
+    <w:p>
+      <w:pPr>
+        <w:shd w:val="clear" w:color="auto" w:fill="121314"/>
+        <w:spacing w:after="0" w:line="270" w:lineRule="atLeast"/>
+        <w:rPr>
+          <w:rFonts w:ascii="Menlo" w:eastAsia="Times New Roman" w:hAnsi="Menlo" w:cs="Menlo"/>
+          <w:color w:val="BBBEBF"/>
+          <w:kern w:val="0"/>
+          <w:sz w:val="18"/>
+          <w:szCs w:val="18"/>
+          <w:lang w:eastAsia="en-GB"/>
+          <w14:ligatures w14:val="none"/>
+        </w:rPr>
+      </w:pPr>
+      <w:r>
+        <w:rPr>
+          <w:rFonts w:ascii="Menlo" w:eastAsia="Times New Roman" w:hAnsi="Menlo" w:cs="Menlo"/>
+          <w:color w:val="79C0FF"/>
+          <w:kern w:val="0"/>
+          <w:sz w:val="18"/>
+          <w:szCs w:val="18"/>
+          <w:lang w:eastAsia="en-GB"/>
+          <w14:ligatures w14:val="none"/>
+        </w:rPr>
+        <w:t>console</w:t>
+      </w:r>
+      <w:r>
+        <w:rPr>
+          <w:rFonts w:ascii="Menlo" w:eastAsia="Times New Roman" w:hAnsi="Menlo" w:cs="Menlo"/>
+          <w:color w:val="BBBEBF"/>
+          <w:kern w:val="0"/>
+          <w:sz w:val="18"/>
+          <w:szCs w:val="18"/>
+          <w:lang w:eastAsia="en-GB"/>
+          <w14:ligatures w14:val="none"/>
+        </w:rPr>
+        <w:t>.</w:t>
+      </w:r>
+      <w:r>
+        <w:rPr>
+          <w:rFonts w:ascii="Menlo" w:eastAsia="Times New Roman" w:hAnsi="Menlo" w:cs="Menlo"/>
+          <w:color w:val="D2A8FF"/>
+          <w:kern w:val="0"/>
+          <w:sz w:val="18"/>
+          <w:szCs w:val="18"/>
+          <w:lang w:eastAsia="en-GB"/>
+          <w14:ligatures w14:val="none"/>
+        </w:rPr>
+        <w:t>log</w:t>
+      </w:r>
+      <w:r>
+        <w:rPr>
+          <w:rFonts w:ascii="Menlo" w:eastAsia="Times New Roman" w:hAnsi="Menlo" w:cs="Menlo"/>
+          <w:color w:val="BBBEBF"/>
+          <w:kern w:val="0"/>
+          <w:sz w:val="18"/>
+          <w:szCs w:val="18"/>
+          <w:lang w:eastAsia="en-GB"/>
+          <w14:ligatures w14:val="none"/>
+        </w:rPr>
+        <w:t>(</w:t>
+      </w:r>
+      <w:proofErr w:type="spellStart"/>
+      <w:r>
+        <w:rPr>
+          <w:rFonts w:ascii="Menlo" w:eastAsia="Times New Roman" w:hAnsi="Menlo" w:cs="Menlo"/>
+          <w:color w:val="C9D1D9"/>
+          <w:kern w:val="0"/>
+          <w:sz w:val="18"/>
+          <w:szCs w:val="18"/>
+          <w:lang w:eastAsia="en-GB"/>
+          <w14:ligatures w14:val="none"/>
+        </w:rPr>
+        <w:t>arr</w:t>
+      </w:r>
+      <w:proofErr w:type="spellEnd"/>
+      <w:r>
+        <w:rPr>
+          <w:rFonts w:ascii="Menlo" w:eastAsia="Times New Roman" w:hAnsi="Menlo" w:cs="Menlo"/>
+          <w:color w:val="BBBEBF"/>
+          <w:kern w:val="0"/>
+          <w:sz w:val="18"/>
+          <w:szCs w:val="18"/>
+          <w:lang w:eastAsia="en-GB"/>
+          <w14:ligatures w14:val="none"/>
+        </w:rPr>
+        <w:t>[</w:t>
+      </w:r>
+      <w:r>
+        <w:rPr>
+          <w:rFonts w:ascii="Menlo" w:eastAsia="Times New Roman" w:hAnsi="Menlo" w:cs="Menlo"/>
+          <w:color w:val="B5CEA8"/>
+          <w:kern w:val="0"/>
+          <w:sz w:val="18"/>
+          <w:szCs w:val="18"/>
+          <w:lang w:eastAsia="en-GB"/>
+          <w14:ligatures w14:val="none"/>
+        </w:rPr>
+        <w:t>1</w:t>
+      </w:r>
+      <w:r>
+        <w:rPr>
+          <w:rFonts w:ascii="Menlo" w:eastAsia="Times New Roman" w:hAnsi="Menlo" w:cs="Menlo"/>
+          <w:color w:val="BBBEBF"/>
+          <w:kern w:val="0"/>
+          <w:sz w:val="18"/>
+          <w:szCs w:val="18"/>
+          <w:lang w:eastAsia="en-GB"/>
+          <w14:ligatures w14:val="none"/>
+        </w:rPr>
+        <w:t>]);</w:t>
+      </w:r>
+      <w:r>
+        <w:rPr>
+          <w:rFonts w:ascii="Menlo" w:eastAsia="Times New Roman" w:hAnsi="Menlo" w:cs="Menlo"/>
+          <w:color w:val="BBBEBF"/>
+          <w:kern w:val="0"/>
+          <w:sz w:val="18"/>
+          <w:szCs w:val="18"/>
+          <w:lang w:eastAsia="en-GB"/>
+          <w14:ligatures w14:val="none"/>
+        </w:rPr>
+        <w:t xml:space="preserve"> //20</w:t>
+      </w:r>
+    </w:p>
+    <w:p>
+      <w:pPr>
+        <w:rPr>
+          <w:rFonts w:ascii="Segoe UI Symbol" w:hAnsi="Segoe UI Symbol" w:cs="Segoe UI Symbol"/>
+        </w:rPr>
+      </w:pPr>
+    </w:p>
+    <w:p>
+      <w:pPr>
+        <w:rPr>
+          <w:rFonts w:ascii="Segoe UI Symbol" w:hAnsi="Segoe UI Symbol" w:cs="Segoe UI Symbol"/>
+        </w:rPr>
+      </w:pPr>
+      <w:r>
+        <w:rPr>
+          <w:rFonts w:ascii="Segoe UI Symbol" w:hAnsi="Segoe UI Symbol" w:cs="Segoe UI Symbol"/>
+        </w:rPr>
+        <w:t>how to modify array element:</w:t>
+      </w:r>
+    </w:p>
+    <w:p>
+      <w:pPr>
+        <w:shd w:val="clear" w:color="auto" w:fill="121314"/>
+        <w:spacing w:after="0" w:line="270" w:lineRule="atLeast"/>
+        <w:rPr>
+          <w:rFonts w:ascii="Menlo" w:eastAsia="Times New Roman" w:hAnsi="Menlo" w:cs="Menlo"/>
+          <w:color w:val="BBBEBF"/>
+          <w:kern w:val="0"/>
+          <w:sz w:val="18"/>
+          <w:szCs w:val="18"/>
+          <w:lang w:eastAsia="en-GB"/>
+          <w14:ligatures w14:val="none"/>
+        </w:rPr>
+      </w:pPr>
+      <w:proofErr w:type="spellStart"/>
+      <w:r>
+        <w:rPr>
+          <w:rFonts w:ascii="Menlo" w:eastAsia="Times New Roman" w:hAnsi="Menlo" w:cs="Menlo"/>
+          <w:color w:val="C9D1D9"/>
+          <w:kern w:val="0"/>
+          <w:sz w:val="18"/>
+          <w:szCs w:val="18"/>
+          <w:lang w:eastAsia="en-GB"/>
+          <w14:ligatures w14:val="none"/>
+        </w:rPr>
+        <w:t>arr</w:t>
+      </w:r>
+      <w:proofErr w:type="spellEnd"/>
+      <w:r>
+        <w:rPr>
+          <w:rFonts w:ascii="Menlo" w:eastAsia="Times New Roman" w:hAnsi="Menlo" w:cs="Menlo"/>
+          <w:color w:val="BBBEBF"/>
+          <w:kern w:val="0"/>
+          <w:sz w:val="18"/>
+          <w:szCs w:val="18"/>
+          <w:lang w:eastAsia="en-GB"/>
+          <w14:ligatures w14:val="none"/>
+        </w:rPr>
+        <w:t>[</w:t>
+      </w:r>
+      <w:r>
+        <w:rPr>
+          <w:rFonts w:ascii="Menlo" w:eastAsia="Times New Roman" w:hAnsi="Menlo" w:cs="Menlo"/>
+          <w:color w:val="B5CEA8"/>
+          <w:kern w:val="0"/>
+          <w:sz w:val="18"/>
+          <w:szCs w:val="18"/>
+          <w:lang w:eastAsia="en-GB"/>
+          <w14:ligatures w14:val="none"/>
+        </w:rPr>
+        <w:t>3</w:t>
+      </w:r>
+      <w:r>
+        <w:rPr>
+          <w:rFonts w:ascii="Menlo" w:eastAsia="Times New Roman" w:hAnsi="Menlo" w:cs="Menlo"/>
+          <w:color w:val="BBBEBF"/>
+          <w:kern w:val="0"/>
+          <w:sz w:val="18"/>
+          <w:szCs w:val="18"/>
+          <w:lang w:eastAsia="en-GB"/>
+          <w14:ligatures w14:val="none"/>
+        </w:rPr>
+        <w:t xml:space="preserve">] </w:t>
+      </w:r>
+      <w:r>
+        <w:rPr>
+          <w:rFonts w:ascii="Menlo" w:eastAsia="Times New Roman" w:hAnsi="Menlo" w:cs="Menlo"/>
+          <w:color w:val="D4D4D4"/>
+          <w:kern w:val="0"/>
+          <w:sz w:val="18"/>
+          <w:szCs w:val="18"/>
+          <w:lang w:eastAsia="en-GB"/>
+          <w14:ligatures w14:val="none"/>
+        </w:rPr>
+        <w:t>=</w:t>
+      </w:r>
+      <w:r>
+        <w:rPr>
+          <w:rFonts w:ascii="Menlo" w:eastAsia="Times New Roman" w:hAnsi="Menlo" w:cs="Menlo"/>
+          <w:color w:val="BBBEBF"/>
+          <w:kern w:val="0"/>
+          <w:sz w:val="18"/>
+          <w:szCs w:val="18"/>
+          <w:lang w:eastAsia="en-GB"/>
+          <w14:ligatures w14:val="none"/>
+        </w:rPr>
+        <w:t xml:space="preserve"> </w:t>
+      </w:r>
+      <w:r>
+        <w:rPr>
+          <w:rFonts w:ascii="Menlo" w:eastAsia="Times New Roman" w:hAnsi="Menlo" w:cs="Menlo"/>
+          <w:color w:val="B5CEA8"/>
+          <w:kern w:val="0"/>
+          <w:sz w:val="18"/>
+          <w:szCs w:val="18"/>
+          <w:lang w:eastAsia="en-GB"/>
+          <w14:ligatures w14:val="none"/>
+        </w:rPr>
+        <w:t>400</w:t>
+      </w:r>
+      <w:r>
+        <w:rPr>
+          <w:rFonts w:ascii="Menlo" w:eastAsia="Times New Roman" w:hAnsi="Menlo" w:cs="Menlo"/>
+          <w:color w:val="BBBEBF"/>
+          <w:kern w:val="0"/>
+          <w:sz w:val="18"/>
+          <w:szCs w:val="18"/>
+          <w:lang w:eastAsia="en-GB"/>
+          <w14:ligatures w14:val="none"/>
+        </w:rPr>
+        <w:t>;</w:t>
+      </w:r>
+    </w:p>
+    <w:p>
+      <w:pPr>
+        <w:shd w:val="clear" w:color="auto" w:fill="121314"/>
+        <w:spacing w:after="0" w:line="270" w:lineRule="atLeast"/>
+        <w:rPr>
+          <w:rFonts w:ascii="Menlo" w:eastAsia="Times New Roman" w:hAnsi="Menlo" w:cs="Menlo"/>
+          <w:color w:val="BBBEBF"/>
+          <w:kern w:val="0"/>
+          <w:sz w:val="18"/>
+          <w:szCs w:val="18"/>
+          <w:lang w:eastAsia="en-GB"/>
+          <w14:ligatures w14:val="none"/>
+        </w:rPr>
+      </w:pPr>
+      <w:r>
+        <w:rPr>
+          <w:rFonts w:ascii="Menlo" w:eastAsia="Times New Roman" w:hAnsi="Menlo" w:cs="Menlo"/>
+          <w:color w:val="79C0FF"/>
+          <w:kern w:val="0"/>
+          <w:sz w:val="18"/>
+          <w:szCs w:val="18"/>
+          <w:lang w:eastAsia="en-GB"/>
+          <w14:ligatures w14:val="none"/>
+        </w:rPr>
+        <w:t>console</w:t>
+      </w:r>
+      <w:r>
+        <w:rPr>
+          <w:rFonts w:ascii="Menlo" w:eastAsia="Times New Roman" w:hAnsi="Menlo" w:cs="Menlo"/>
+          <w:color w:val="BBBEBF"/>
+          <w:kern w:val="0"/>
+          <w:sz w:val="18"/>
+          <w:szCs w:val="18"/>
+          <w:lang w:eastAsia="en-GB"/>
+          <w14:ligatures w14:val="none"/>
+        </w:rPr>
+        <w:t>.</w:t>
+      </w:r>
+      <w:r>
+        <w:rPr>
+          <w:rFonts w:ascii="Menlo" w:eastAsia="Times New Roman" w:hAnsi="Menlo" w:cs="Menlo"/>
+          <w:color w:val="D2A8FF"/>
+          <w:kern w:val="0"/>
+          <w:sz w:val="18"/>
+          <w:szCs w:val="18"/>
+          <w:lang w:eastAsia="en-GB"/>
+          <w14:ligatures w14:val="none"/>
+        </w:rPr>
+        <w:t>log</w:t>
+      </w:r>
+      <w:r>
+        <w:rPr>
+          <w:rFonts w:ascii="Menlo" w:eastAsia="Times New Roman" w:hAnsi="Menlo" w:cs="Menlo"/>
+          <w:color w:val="BBBEBF"/>
+          <w:kern w:val="0"/>
+          <w:sz w:val="18"/>
+          <w:szCs w:val="18"/>
+          <w:lang w:eastAsia="en-GB"/>
+          <w14:ligatures w14:val="none"/>
+        </w:rPr>
+        <w:t>(</w:t>
+      </w:r>
+      <w:proofErr w:type="spellStart"/>
+      <w:r>
+        <w:rPr>
+          <w:rFonts w:ascii="Menlo" w:eastAsia="Times New Roman" w:hAnsi="Menlo" w:cs="Menlo"/>
+          <w:color w:val="C9D1D9"/>
+          <w:kern w:val="0"/>
+          <w:sz w:val="18"/>
+          <w:szCs w:val="18"/>
+          <w:lang w:eastAsia="en-GB"/>
+          <w14:ligatures w14:val="none"/>
+        </w:rPr>
+        <w:t>arr</w:t>
+      </w:r>
+      <w:proofErr w:type="spellEnd"/>
+      <w:r>
+        <w:rPr>
+          <w:rFonts w:ascii="Menlo" w:eastAsia="Times New Roman" w:hAnsi="Menlo" w:cs="Menlo"/>
+          <w:color w:val="BBBEBF"/>
+          <w:kern w:val="0"/>
+          <w:sz w:val="18"/>
+          <w:szCs w:val="18"/>
+          <w:lang w:eastAsia="en-GB"/>
+          <w14:ligatures w14:val="none"/>
+        </w:rPr>
+        <w:t>[</w:t>
+      </w:r>
+      <w:r>
+        <w:rPr>
+          <w:rFonts w:ascii="Menlo" w:eastAsia="Times New Roman" w:hAnsi="Menlo" w:cs="Menlo"/>
+          <w:color w:val="B5CEA8"/>
+          <w:kern w:val="0"/>
+          <w:sz w:val="18"/>
+          <w:szCs w:val="18"/>
+          <w:lang w:eastAsia="en-GB"/>
+          <w14:ligatures w14:val="none"/>
+        </w:rPr>
+        <w:t>3</w:t>
+      </w:r>
+      <w:r>
+        <w:rPr>
+          <w:rFonts w:ascii="Menlo" w:eastAsia="Times New Roman" w:hAnsi="Menlo" w:cs="Menlo"/>
+          <w:color w:val="BBBEBF"/>
+          <w:kern w:val="0"/>
+          <w:sz w:val="18"/>
+          <w:szCs w:val="18"/>
+          <w:lang w:eastAsia="en-GB"/>
+          <w14:ligatures w14:val="none"/>
+        </w:rPr>
+        <w:t>]);</w:t>
+      </w:r>
+      <w:r>
+        <w:rPr>
+          <w:rFonts w:ascii="Menlo" w:eastAsia="Times New Roman" w:hAnsi="Menlo" w:cs="Menlo"/>
+          <w:color w:val="BBBEBF"/>
+          <w:kern w:val="0"/>
+          <w:sz w:val="18"/>
+          <w:szCs w:val="18"/>
+          <w:lang w:eastAsia="en-GB"/>
+          <w14:ligatures w14:val="none"/>
+        </w:rPr>
+        <w:t xml:space="preserve"> //400</w:t>
+      </w:r>
+    </w:p>
+    <w:p>
+      <w:pPr>
+        <w:rPr>
+          <w:rFonts w:ascii="Segoe UI Symbol" w:hAnsi="Segoe UI Symbol" w:cs="Segoe UI Symbol"/>
+        </w:rPr>
+      </w:pPr>
+    </w:p>
+    <w:p>
+      <w:pPr>
+        <w:rPr>
+          <w:rFonts w:ascii="Segoe UI Symbol" w:hAnsi="Segoe UI Symbol" w:cs="Segoe UI Symbol"/>
+        </w:rPr>
+      </w:pPr>
+      <w:r>
+        <w:rPr>
+          <w:rFonts w:ascii="Segoe UI Symbol" w:hAnsi="Segoe UI Symbol" w:cs="Segoe UI Symbol"/>
+        </w:rPr>
+        <w:t>how to traverse Array</w:t>
+      </w:r>
+    </w:p>
+    <w:p>
+      <w:pPr>
+        <w:pStyle w:val="ListParagraph"/>
+        <w:numPr>
+          <w:ilvl w:val="0"/>
+          <w:numId w:val="17"/>
+        </w:numPr>
+        <w:rPr>
+          <w:rFonts w:ascii="Segoe UI Symbol" w:hAnsi="Segoe UI Symbol" w:cs="Segoe UI Symbol"/>
+        </w:rPr>
+      </w:pPr>
+      <w:r>
+        <w:rPr>
+          <w:rFonts w:ascii="Segoe UI Symbol" w:hAnsi="Segoe UI Symbol" w:cs="Segoe UI Symbol"/>
+        </w:rPr>
+        <w:t>We can traverse array by using any looping statement like (for, while, do-while)</w:t>
+      </w:r>
+    </w:p>
+    <w:p>
+      <w:pPr>
+        <w:pStyle w:val="ListParagraph"/>
+        <w:numPr>
+          <w:ilvl w:val="0"/>
+          <w:numId w:val="17"/>
+        </w:numPr>
+        <w:rPr>
+          <w:rFonts w:ascii="Segoe UI Symbol" w:hAnsi="Segoe UI Symbol" w:cs="Segoe UI Symbol"/>
+        </w:rPr>
+      </w:pPr>
+      <w:r>
+        <w:rPr>
+          <w:rFonts w:ascii="Segoe UI Symbol" w:hAnsi="Segoe UI Symbol" w:cs="Segoe UI Symbol"/>
+        </w:rPr>
+        <w:t>We can traverse by using ‘for of’ loop and ‘for in’ loop</w:t>
+      </w:r>
+    </w:p>
+    <w:p>
+      <w:pPr>
+        <w:rPr>
+          <w:rFonts w:ascii="Segoe UI Symbol" w:hAnsi="Segoe UI Symbol" w:cs="Segoe UI Symbol"/>
+        </w:rPr>
+      </w:pPr>
+      <w:bookmarkStart w:id="4" w:name="OLE_LINK5"/>
+      <w:r>
+        <w:rPr>
+          <w:rFonts w:ascii="Segoe UI Symbol" w:hAnsi="Segoe UI Symbol" w:cs="Segoe UI Symbol"/>
+        </w:rPr>
+        <w:t>Ex:</w:t>
+      </w:r>
+    </w:p>
+    <w:p>
+      <w:pPr>
+        <w:shd w:val="clear" w:color="auto" w:fill="121314"/>
+        <w:spacing w:after="0" w:line="270" w:lineRule="atLeast"/>
+        <w:rPr>
+          <w:rFonts w:ascii="Menlo" w:eastAsia="Times New Roman" w:hAnsi="Menlo" w:cs="Menlo"/>
+          <w:color w:val="BBBEBF"/>
+          <w:kern w:val="0"/>
+          <w:sz w:val="18"/>
+          <w:szCs w:val="18"/>
+          <w:lang w:eastAsia="en-GB"/>
+          <w14:ligatures w14:val="none"/>
+        </w:rPr>
+      </w:pPr>
+      <w:r>
+        <w:rPr>
+          <w:rFonts w:ascii="Menlo" w:eastAsia="Times New Roman" w:hAnsi="Menlo" w:cs="Menlo"/>
+          <w:color w:val="C586C0"/>
+          <w:kern w:val="0"/>
+          <w:sz w:val="18"/>
+          <w:szCs w:val="18"/>
+          <w:lang w:eastAsia="en-GB"/>
+          <w14:ligatures w14:val="none"/>
+        </w:rPr>
+        <w:t>for</w:t>
+      </w:r>
+      <w:r>
+        <w:rPr>
+          <w:rFonts w:ascii="Menlo" w:eastAsia="Times New Roman" w:hAnsi="Menlo" w:cs="Menlo"/>
+          <w:color w:val="BBBEBF"/>
+          <w:kern w:val="0"/>
+          <w:sz w:val="18"/>
+          <w:szCs w:val="18"/>
+          <w:lang w:eastAsia="en-GB"/>
+          <w14:ligatures w14:val="none"/>
+        </w:rPr>
+        <w:t xml:space="preserve"> (</w:t>
+      </w:r>
+      <w:r>
+        <w:rPr>
+          <w:rFonts w:ascii="Menlo" w:eastAsia="Times New Roman" w:hAnsi="Menlo" w:cs="Menlo"/>
+          <w:color w:val="FF7B72"/>
+          <w:kern w:val="0"/>
+          <w:sz w:val="18"/>
+          <w:szCs w:val="18"/>
+          <w:lang w:eastAsia="en-GB"/>
+          <w14:ligatures w14:val="none"/>
+        </w:rPr>
+        <w:t>let</w:t>
+      </w:r>
+      <w:r>
+        <w:rPr>
+          <w:rFonts w:ascii="Menlo" w:eastAsia="Times New Roman" w:hAnsi="Menlo" w:cs="Menlo"/>
+          <w:color w:val="BBBEBF"/>
+          <w:kern w:val="0"/>
+          <w:sz w:val="18"/>
+          <w:szCs w:val="18"/>
+          <w:lang w:eastAsia="en-GB"/>
+          <w14:ligatures w14:val="none"/>
+        </w:rPr>
+        <w:t xml:space="preserve"> </w:t>
+      </w:r>
+      <w:proofErr w:type="spellStart"/>
+      <w:r>
+        <w:rPr>
+          <w:rFonts w:ascii="Menlo" w:eastAsia="Times New Roman" w:hAnsi="Menlo" w:cs="Menlo"/>
+          <w:color w:val="C9D1D9"/>
+          <w:kern w:val="0"/>
+          <w:sz w:val="18"/>
+          <w:szCs w:val="18"/>
+          <w:lang w:eastAsia="en-GB"/>
+          <w14:ligatures w14:val="none"/>
+        </w:rPr>
+        <w:t>i</w:t>
+      </w:r>
+      <w:proofErr w:type="spellEnd"/>
+      <w:r>
+        <w:rPr>
+          <w:rFonts w:ascii="Menlo" w:eastAsia="Times New Roman" w:hAnsi="Menlo" w:cs="Menlo"/>
+          <w:color w:val="BBBEBF"/>
+          <w:kern w:val="0"/>
+          <w:sz w:val="18"/>
+          <w:szCs w:val="18"/>
+          <w:lang w:eastAsia="en-GB"/>
+          <w14:ligatures w14:val="none"/>
+        </w:rPr>
+        <w:t xml:space="preserve"> </w:t>
+      </w:r>
+      <w:r>
+        <w:rPr>
+          <w:rFonts w:ascii="Menlo" w:eastAsia="Times New Roman" w:hAnsi="Menlo" w:cs="Menlo"/>
+          <w:color w:val="D4D4D4"/>
+          <w:kern w:val="0"/>
+          <w:sz w:val="18"/>
+          <w:szCs w:val="18"/>
+          <w:lang w:eastAsia="en-GB"/>
+          <w14:ligatures w14:val="none"/>
+        </w:rPr>
+        <w:t>=</w:t>
+      </w:r>
+      <w:r>
+        <w:rPr>
+          <w:rFonts w:ascii="Menlo" w:eastAsia="Times New Roman" w:hAnsi="Menlo" w:cs="Menlo"/>
+          <w:color w:val="BBBEBF"/>
+          <w:kern w:val="0"/>
+          <w:sz w:val="18"/>
+          <w:szCs w:val="18"/>
+          <w:lang w:eastAsia="en-GB"/>
+          <w14:ligatures w14:val="none"/>
+        </w:rPr>
+        <w:t xml:space="preserve"> </w:t>
+      </w:r>
+      <w:r>
+        <w:rPr>
+          <w:rFonts w:ascii="Menlo" w:eastAsia="Times New Roman" w:hAnsi="Menlo" w:cs="Menlo"/>
+          <w:color w:val="B5CEA8"/>
+          <w:kern w:val="0"/>
+          <w:sz w:val="18"/>
+          <w:szCs w:val="18"/>
+          <w:lang w:eastAsia="en-GB"/>
+          <w14:ligatures w14:val="none"/>
+        </w:rPr>
+        <w:t>0</w:t>
+      </w:r>
+      <w:r>
+        <w:rPr>
+          <w:rFonts w:ascii="Menlo" w:eastAsia="Times New Roman" w:hAnsi="Menlo" w:cs="Menlo"/>
+          <w:color w:val="BBBEBF"/>
+          <w:kern w:val="0"/>
+          <w:sz w:val="18"/>
+          <w:szCs w:val="18"/>
+          <w:lang w:eastAsia="en-GB"/>
+          <w14:ligatures w14:val="none"/>
+        </w:rPr>
+        <w:t xml:space="preserve">; </w:t>
+      </w:r>
+      <w:proofErr w:type="spellStart"/>
+      <w:r>
+        <w:rPr>
+          <w:rFonts w:ascii="Menlo" w:eastAsia="Times New Roman" w:hAnsi="Menlo" w:cs="Menlo"/>
+          <w:color w:val="C9D1D9"/>
+          <w:kern w:val="0"/>
+          <w:sz w:val="18"/>
+          <w:szCs w:val="18"/>
+          <w:lang w:eastAsia="en-GB"/>
+          <w14:ligatures w14:val="none"/>
+        </w:rPr>
+        <w:t>i</w:t>
+      </w:r>
+      <w:proofErr w:type="spellEnd"/>
+      <w:r>
+        <w:rPr>
+          <w:rFonts w:ascii="Menlo" w:eastAsia="Times New Roman" w:hAnsi="Menlo" w:cs="Menlo"/>
+          <w:color w:val="BBBEBF"/>
+          <w:kern w:val="0"/>
+          <w:sz w:val="18"/>
+          <w:szCs w:val="18"/>
+          <w:lang w:eastAsia="en-GB"/>
+          <w14:ligatures w14:val="none"/>
+        </w:rPr>
+        <w:t xml:space="preserve"> </w:t>
+      </w:r>
+      <w:r>
+        <w:rPr>
+          <w:rFonts w:ascii="Menlo" w:eastAsia="Times New Roman" w:hAnsi="Menlo" w:cs="Menlo"/>
+          <w:color w:val="D4D4D4"/>
+          <w:kern w:val="0"/>
+          <w:sz w:val="18"/>
+          <w:szCs w:val="18"/>
+          <w:lang w:eastAsia="en-GB"/>
+          <w14:ligatures w14:val="none"/>
+        </w:rPr>
+        <w:t>&lt;</w:t>
+      </w:r>
+      <w:r>
+        <w:rPr>
+          <w:rFonts w:ascii="Menlo" w:eastAsia="Times New Roman" w:hAnsi="Menlo" w:cs="Menlo"/>
+          <w:color w:val="BBBEBF"/>
+          <w:kern w:val="0"/>
+          <w:sz w:val="18"/>
+          <w:szCs w:val="18"/>
+          <w:lang w:eastAsia="en-GB"/>
+          <w14:ligatures w14:val="none"/>
+        </w:rPr>
+        <w:t xml:space="preserve"> </w:t>
+      </w:r>
+      <w:proofErr w:type="spellStart"/>
+      <w:r>
+        <w:rPr>
+          <w:rFonts w:ascii="Menlo" w:eastAsia="Times New Roman" w:hAnsi="Menlo" w:cs="Menlo"/>
+          <w:color w:val="C9D1D9"/>
+          <w:kern w:val="0"/>
+          <w:sz w:val="18"/>
+          <w:szCs w:val="18"/>
+          <w:lang w:eastAsia="en-GB"/>
+          <w14:ligatures w14:val="none"/>
+        </w:rPr>
+        <w:t>arr</w:t>
+      </w:r>
+      <w:r>
+        <w:rPr>
+          <w:rFonts w:ascii="Menlo" w:eastAsia="Times New Roman" w:hAnsi="Menlo" w:cs="Menlo"/>
+          <w:color w:val="BBBEBF"/>
+          <w:kern w:val="0"/>
+          <w:sz w:val="18"/>
+          <w:szCs w:val="18"/>
+          <w:lang w:eastAsia="en-GB"/>
+          <w14:ligatures w14:val="none"/>
+        </w:rPr>
+        <w:t>.</w:t>
+      </w:r>
+      <w:r>
+        <w:rPr>
+          <w:rFonts w:ascii="Menlo" w:eastAsia="Times New Roman" w:hAnsi="Menlo" w:cs="Menlo"/>
+          <w:color w:val="79C0FF"/>
+          <w:kern w:val="0"/>
+          <w:sz w:val="18"/>
+          <w:szCs w:val="18"/>
+          <w:lang w:eastAsia="en-GB"/>
+          <w14:ligatures w14:val="none"/>
+        </w:rPr>
+        <w:t>length</w:t>
+      </w:r>
+      <w:proofErr w:type="spellEnd"/>
+      <w:r>
+        <w:rPr>
+          <w:rFonts w:ascii="Menlo" w:eastAsia="Times New Roman" w:hAnsi="Menlo" w:cs="Menlo"/>
+          <w:color w:val="BBBEBF"/>
+          <w:kern w:val="0"/>
+          <w:sz w:val="18"/>
+          <w:szCs w:val="18"/>
+          <w:lang w:eastAsia="en-GB"/>
+          <w14:ligatures w14:val="none"/>
+        </w:rPr>
+        <w:t xml:space="preserve">; </w:t>
+      </w:r>
+      <w:proofErr w:type="spellStart"/>
+      <w:r>
+        <w:rPr>
+          <w:rFonts w:ascii="Menlo" w:eastAsia="Times New Roman" w:hAnsi="Menlo" w:cs="Menlo"/>
+          <w:color w:val="C9D1D9"/>
+          <w:kern w:val="0"/>
+          <w:sz w:val="18"/>
+          <w:szCs w:val="18"/>
+          <w:lang w:eastAsia="en-GB"/>
+          <w14:ligatures w14:val="none"/>
+        </w:rPr>
+        <w:t>i</w:t>
+      </w:r>
+      <w:proofErr w:type="spellEnd"/>
+      <w:r>
+        <w:rPr>
+          <w:rFonts w:ascii="Menlo" w:eastAsia="Times New Roman" w:hAnsi="Menlo" w:cs="Menlo"/>
+          <w:color w:val="D4D4D4"/>
+          <w:kern w:val="0"/>
+          <w:sz w:val="18"/>
+          <w:szCs w:val="18"/>
+          <w:lang w:eastAsia="en-GB"/>
+          <w14:ligatures w14:val="none"/>
+        </w:rPr>
+        <w:t>++</w:t>
+      </w:r>
+      <w:r>
+        <w:rPr>
+          <w:rFonts w:ascii="Menlo" w:eastAsia="Times New Roman" w:hAnsi="Menlo" w:cs="Menlo"/>
+          <w:color w:val="BBBEBF"/>
+          <w:kern w:val="0"/>
+          <w:sz w:val="18"/>
+          <w:szCs w:val="18"/>
+          <w:lang w:eastAsia="en-GB"/>
+          <w14:ligatures w14:val="none"/>
+        </w:rPr>
+        <w:t xml:space="preserve">) </w:t>
+      </w:r>
+      <w:r>
+        <w:rPr>
+          <w:rFonts w:ascii="Menlo" w:eastAsia="Times New Roman" w:hAnsi="Menlo" w:cs="Menlo"/>
+          <w:color w:val="C9D1D9"/>
+          <w:kern w:val="0"/>
+          <w:sz w:val="18"/>
+          <w:szCs w:val="18"/>
+          <w:lang w:eastAsia="en-GB"/>
+          <w14:ligatures w14:val="none"/>
+        </w:rPr>
+        <w:t>{</w:t>
+      </w:r>
+    </w:p>
+    <w:p>
+      <w:pPr>
+        <w:shd w:val="clear" w:color="auto" w:fill="121314"/>
+        <w:spacing w:after="0" w:line="270" w:lineRule="atLeast"/>
+        <w:rPr>
+          <w:rFonts w:ascii="Menlo" w:eastAsia="Times New Roman" w:hAnsi="Menlo" w:cs="Menlo"/>
+          <w:color w:val="BBBEBF"/>
+          <w:kern w:val="0"/>
+          <w:sz w:val="18"/>
+          <w:szCs w:val="18"/>
+          <w:lang w:eastAsia="en-GB"/>
+          <w14:ligatures w14:val="none"/>
+        </w:rPr>
+      </w:pPr>
+      <w:r>
+        <w:rPr>
+          <w:rFonts w:ascii="Menlo" w:eastAsia="Times New Roman" w:hAnsi="Menlo" w:cs="Menlo"/>
+          <w:color w:val="C9D1D9"/>
+          <w:kern w:val="0"/>
+          <w:sz w:val="18"/>
+          <w:szCs w:val="18"/>
+          <w:lang w:eastAsia="en-GB"/>
+          <w14:ligatures w14:val="none"/>
+        </w:rPr>
+        <w:t xml:space="preserve">  </w:t>
+      </w:r>
+      <w:r>
+        <w:rPr>
+          <w:rFonts w:ascii="Menlo" w:eastAsia="Times New Roman" w:hAnsi="Menlo" w:cs="Menlo"/>
+          <w:color w:val="79C0FF"/>
+          <w:kern w:val="0"/>
+          <w:sz w:val="18"/>
+          <w:szCs w:val="18"/>
+          <w:lang w:eastAsia="en-GB"/>
+          <w14:ligatures w14:val="none"/>
+        </w:rPr>
+        <w:t>console</w:t>
+      </w:r>
+      <w:r>
+        <w:rPr>
+          <w:rFonts w:ascii="Menlo" w:eastAsia="Times New Roman" w:hAnsi="Menlo" w:cs="Menlo"/>
+          <w:color w:val="C9D1D9"/>
+          <w:kern w:val="0"/>
+          <w:sz w:val="18"/>
+          <w:szCs w:val="18"/>
+          <w:lang w:eastAsia="en-GB"/>
+          <w14:ligatures w14:val="none"/>
+        </w:rPr>
+        <w:t>.</w:t>
+      </w:r>
+      <w:r>
+        <w:rPr>
+          <w:rFonts w:ascii="Menlo" w:eastAsia="Times New Roman" w:hAnsi="Menlo" w:cs="Menlo"/>
+          <w:color w:val="D2A8FF"/>
+          <w:kern w:val="0"/>
+          <w:sz w:val="18"/>
+          <w:szCs w:val="18"/>
+          <w:lang w:eastAsia="en-GB"/>
+          <w14:ligatures w14:val="none"/>
+        </w:rPr>
+        <w:t>log</w:t>
+      </w:r>
+      <w:r>
+        <w:rPr>
+          <w:rFonts w:ascii="Menlo" w:eastAsia="Times New Roman" w:hAnsi="Menlo" w:cs="Menlo"/>
+          <w:color w:val="C9D1D9"/>
+          <w:kern w:val="0"/>
+          <w:sz w:val="18"/>
+          <w:szCs w:val="18"/>
+          <w:lang w:eastAsia="en-GB"/>
+          <w14:ligatures w14:val="none"/>
+        </w:rPr>
+        <w:t>(</w:t>
+      </w:r>
+      <w:proofErr w:type="spellStart"/>
+      <w:r>
+        <w:rPr>
+          <w:rFonts w:ascii="Menlo" w:eastAsia="Times New Roman" w:hAnsi="Menlo" w:cs="Menlo"/>
+          <w:color w:val="C9D1D9"/>
+          <w:kern w:val="0"/>
+          <w:sz w:val="18"/>
+          <w:szCs w:val="18"/>
+          <w:lang w:eastAsia="en-GB"/>
+          <w14:ligatures w14:val="none"/>
+        </w:rPr>
+        <w:t>arr</w:t>
+      </w:r>
+      <w:proofErr w:type="spellEnd"/>
+      <w:r>
+        <w:rPr>
+          <w:rFonts w:ascii="Menlo" w:eastAsia="Times New Roman" w:hAnsi="Menlo" w:cs="Menlo"/>
+          <w:color w:val="C9D1D9"/>
+          <w:kern w:val="0"/>
+          <w:sz w:val="18"/>
+          <w:szCs w:val="18"/>
+          <w:lang w:eastAsia="en-GB"/>
+          <w14:ligatures w14:val="none"/>
+        </w:rPr>
+        <w:t>[</w:t>
+      </w:r>
+      <w:proofErr w:type="spellStart"/>
+      <w:r>
+        <w:rPr>
+          <w:rFonts w:ascii="Menlo" w:eastAsia="Times New Roman" w:hAnsi="Menlo" w:cs="Menlo"/>
+          <w:color w:val="C9D1D9"/>
+          <w:kern w:val="0"/>
+          <w:sz w:val="18"/>
+          <w:szCs w:val="18"/>
+          <w:lang w:eastAsia="en-GB"/>
+          <w14:ligatures w14:val="none"/>
+        </w:rPr>
+        <w:t>i</w:t>
+      </w:r>
+      <w:proofErr w:type="spellEnd"/>
+      <w:r>
+        <w:rPr>
+          <w:rFonts w:ascii="Menlo" w:eastAsia="Times New Roman" w:hAnsi="Menlo" w:cs="Menlo"/>
+          <w:color w:val="C9D1D9"/>
+          <w:kern w:val="0"/>
+          <w:sz w:val="18"/>
+          <w:szCs w:val="18"/>
+          <w:lang w:eastAsia="en-GB"/>
+          <w14:ligatures w14:val="none"/>
+        </w:rPr>
+        <w:t>]);</w:t>
+      </w:r>
+    </w:p>
+    <w:p>
+      <w:pPr>
+        <w:shd w:val="clear" w:color="auto" w:fill="121314"/>
+        <w:spacing w:after="0" w:line="270" w:lineRule="atLeast"/>
+        <w:rPr>
+          <w:rFonts w:ascii="Menlo" w:eastAsia="Times New Roman" w:hAnsi="Menlo" w:cs="Menlo"/>
+          <w:color w:val="BBBEBF"/>
+          <w:kern w:val="0"/>
+          <w:sz w:val="18"/>
+          <w:szCs w:val="18"/>
+          <w:lang w:eastAsia="en-GB"/>
+          <w14:ligatures w14:val="none"/>
+        </w:rPr>
+      </w:pPr>
+      <w:r>
+        <w:rPr>
+          <w:rFonts w:ascii="Menlo" w:eastAsia="Times New Roman" w:hAnsi="Menlo" w:cs="Menlo"/>
+          <w:color w:val="C9D1D9"/>
+          <w:kern w:val="0"/>
+          <w:sz w:val="18"/>
+          <w:szCs w:val="18"/>
+          <w:lang w:eastAsia="en-GB"/>
+          <w14:ligatures w14:val="none"/>
+        </w:rPr>
+        <w:t>}</w:t>
+      </w:r>
+    </w:p>
+    <w:p>
+      <w:pPr>
+        <w:rPr>
+          <w:rFonts w:ascii="Segoe UI Symbol" w:hAnsi="Segoe UI Symbol" w:cs="Segoe UI Symbol"/>
+        </w:rPr>
+      </w:pPr>
+      <w:r>
+        <w:rPr>
+          <w:rFonts w:ascii="Segoe UI Symbol" w:hAnsi="Segoe UI Symbol" w:cs="Segoe UI Symbol"/>
+        </w:rPr>
+        <w:t>For of ex:</w:t>
+      </w:r>
+    </w:p>
+    <w:p>
+      <w:pPr>
+        <w:shd w:val="clear" w:color="auto" w:fill="121314"/>
+        <w:spacing w:after="0" w:line="270" w:lineRule="atLeast"/>
+        <w:rPr>
+          <w:rFonts w:ascii="Menlo" w:eastAsia="Times New Roman" w:hAnsi="Menlo" w:cs="Menlo"/>
+          <w:color w:val="BBBEBF"/>
+          <w:kern w:val="0"/>
+          <w:sz w:val="18"/>
+          <w:szCs w:val="18"/>
+          <w:lang w:eastAsia="en-GB"/>
+          <w14:ligatures w14:val="none"/>
+        </w:rPr>
+      </w:pPr>
+      <w:r>
+        <w:rPr>
+          <w:rFonts w:ascii="Menlo" w:eastAsia="Times New Roman" w:hAnsi="Menlo" w:cs="Menlo"/>
+          <w:color w:val="C586C0"/>
+          <w:kern w:val="0"/>
+          <w:sz w:val="18"/>
+          <w:szCs w:val="18"/>
+          <w:lang w:eastAsia="en-GB"/>
+          <w14:ligatures w14:val="none"/>
+        </w:rPr>
+        <w:t>for</w:t>
+      </w:r>
+      <w:r>
+        <w:rPr>
+          <w:rFonts w:ascii="Menlo" w:eastAsia="Times New Roman" w:hAnsi="Menlo" w:cs="Menlo"/>
+          <w:color w:val="BBBEBF"/>
+          <w:kern w:val="0"/>
+          <w:sz w:val="18"/>
+          <w:szCs w:val="18"/>
+          <w:lang w:eastAsia="en-GB"/>
+          <w14:ligatures w14:val="none"/>
+        </w:rPr>
+        <w:t xml:space="preserve"> (</w:t>
+      </w:r>
+      <w:r>
+        <w:rPr>
+          <w:rFonts w:ascii="Menlo" w:eastAsia="Times New Roman" w:hAnsi="Menlo" w:cs="Menlo"/>
+          <w:color w:val="FF7B72"/>
+          <w:kern w:val="0"/>
+          <w:sz w:val="18"/>
+          <w:szCs w:val="18"/>
+          <w:lang w:eastAsia="en-GB"/>
+          <w14:ligatures w14:val="none"/>
+        </w:rPr>
+        <w:t>let</w:t>
+      </w:r>
+      <w:r>
+        <w:rPr>
+          <w:rFonts w:ascii="Menlo" w:eastAsia="Times New Roman" w:hAnsi="Menlo" w:cs="Menlo"/>
+          <w:color w:val="BBBEBF"/>
+          <w:kern w:val="0"/>
+          <w:sz w:val="18"/>
+          <w:szCs w:val="18"/>
+          <w:lang w:eastAsia="en-GB"/>
+          <w14:ligatures w14:val="none"/>
+        </w:rPr>
+        <w:t xml:space="preserve"> </w:t>
+      </w:r>
+      <w:r>
+        <w:rPr>
+          <w:rFonts w:ascii="Menlo" w:eastAsia="Times New Roman" w:hAnsi="Menlo" w:cs="Menlo"/>
+          <w:color w:val="C9D1D9"/>
+          <w:kern w:val="0"/>
+          <w:sz w:val="18"/>
+          <w:szCs w:val="18"/>
+          <w:lang w:eastAsia="en-GB"/>
+          <w14:ligatures w14:val="none"/>
+        </w:rPr>
+        <w:t>a</w:t>
+      </w:r>
+      <w:r>
+        <w:rPr>
+          <w:rFonts w:ascii="Menlo" w:eastAsia="Times New Roman" w:hAnsi="Menlo" w:cs="Menlo"/>
+          <w:color w:val="BBBEBF"/>
+          <w:kern w:val="0"/>
+          <w:sz w:val="18"/>
+          <w:szCs w:val="18"/>
+          <w:lang w:eastAsia="en-GB"/>
+          <w14:ligatures w14:val="none"/>
+        </w:rPr>
+        <w:t xml:space="preserve"> </w:t>
+      </w:r>
+      <w:r>
+        <w:rPr>
+          <w:rFonts w:ascii="Menlo" w:eastAsia="Times New Roman" w:hAnsi="Menlo" w:cs="Menlo"/>
+          <w:color w:val="569CD6"/>
+          <w:kern w:val="0"/>
+          <w:sz w:val="18"/>
+          <w:szCs w:val="18"/>
+          <w:lang w:eastAsia="en-GB"/>
+          <w14:ligatures w14:val="none"/>
+        </w:rPr>
+        <w:t>of</w:t>
+      </w:r>
+      <w:r>
+        <w:rPr>
+          <w:rFonts w:ascii="Menlo" w:eastAsia="Times New Roman" w:hAnsi="Menlo" w:cs="Menlo"/>
+          <w:color w:val="BBBEBF"/>
+          <w:kern w:val="0"/>
+          <w:sz w:val="18"/>
+          <w:szCs w:val="18"/>
+          <w:lang w:eastAsia="en-GB"/>
+          <w14:ligatures w14:val="none"/>
+        </w:rPr>
+        <w:t xml:space="preserve"> </w:t>
+      </w:r>
+      <w:r>
+        <w:rPr>
+          <w:rFonts w:ascii="Menlo" w:eastAsia="Times New Roman" w:hAnsi="Menlo" w:cs="Menlo"/>
+          <w:color w:val="C9D1D9"/>
+          <w:kern w:val="0"/>
+          <w:sz w:val="18"/>
+          <w:szCs w:val="18"/>
+          <w:lang w:eastAsia="en-GB"/>
+          <w14:ligatures w14:val="none"/>
+        </w:rPr>
+        <w:t>arr</w:t>
+      </w:r>
+      <w:r>
+        <w:rPr>
+          <w:rFonts w:ascii="Menlo" w:eastAsia="Times New Roman" w:hAnsi="Menlo" w:cs="Menlo"/>
+          <w:color w:val="BBBEBF"/>
+          <w:kern w:val="0"/>
+          <w:sz w:val="18"/>
+          <w:szCs w:val="18"/>
+          <w:lang w:eastAsia="en-GB"/>
+          <w14:ligatures w14:val="none"/>
+        </w:rPr>
+        <w:t xml:space="preserve">) </w:t>
+      </w:r>
+      <w:r>
+        <w:rPr>
+          <w:rFonts w:ascii="Menlo" w:eastAsia="Times New Roman" w:hAnsi="Menlo" w:cs="Menlo"/>
+          <w:color w:val="C9D1D9"/>
+          <w:kern w:val="0"/>
+          <w:sz w:val="18"/>
+          <w:szCs w:val="18"/>
+          <w:lang w:eastAsia="en-GB"/>
+          <w14:ligatures w14:val="none"/>
+        </w:rPr>
+        <w:t>{</w:t>
+      </w:r>
+    </w:p>
+    <w:p>
+      <w:pPr>
+        <w:shd w:val="clear" w:color="auto" w:fill="121314"/>
+        <w:spacing w:after="0" w:line="270" w:lineRule="atLeast"/>
+        <w:rPr>
+          <w:rFonts w:ascii="Menlo" w:eastAsia="Times New Roman" w:hAnsi="Menlo" w:cs="Menlo"/>
+          <w:color w:val="BBBEBF"/>
+          <w:kern w:val="0"/>
+          <w:sz w:val="18"/>
+          <w:szCs w:val="18"/>
+          <w:lang w:eastAsia="en-GB"/>
+          <w14:ligatures w14:val="none"/>
+        </w:rPr>
+      </w:pPr>
+      <w:r>
+        <w:rPr>
+          <w:rFonts w:ascii="Menlo" w:eastAsia="Times New Roman" w:hAnsi="Menlo" w:cs="Menlo"/>
+          <w:color w:val="C9D1D9"/>
+          <w:kern w:val="0"/>
+          <w:sz w:val="18"/>
+          <w:szCs w:val="18"/>
+          <w:lang w:eastAsia="en-GB"/>
+          <w14:ligatures w14:val="none"/>
+        </w:rPr>
+        <w:t xml:space="preserve">    </w:t>
+      </w:r>
+      <w:r>
+        <w:rPr>
+          <w:rFonts w:ascii="Menlo" w:eastAsia="Times New Roman" w:hAnsi="Menlo" w:cs="Menlo"/>
+          <w:color w:val="79C0FF"/>
+          <w:kern w:val="0"/>
+          <w:sz w:val="18"/>
+          <w:szCs w:val="18"/>
+          <w:lang w:eastAsia="en-GB"/>
+          <w14:ligatures w14:val="none"/>
+        </w:rPr>
+        <w:t>console</w:t>
+      </w:r>
+      <w:r>
+        <w:rPr>
+          <w:rFonts w:ascii="Menlo" w:eastAsia="Times New Roman" w:hAnsi="Menlo" w:cs="Menlo"/>
+          <w:color w:val="C9D1D9"/>
+          <w:kern w:val="0"/>
+          <w:sz w:val="18"/>
+          <w:szCs w:val="18"/>
+          <w:lang w:eastAsia="en-GB"/>
+          <w14:ligatures w14:val="none"/>
+        </w:rPr>
+        <w:t>.</w:t>
+      </w:r>
+      <w:r>
+        <w:rPr>
+          <w:rFonts w:ascii="Menlo" w:eastAsia="Times New Roman" w:hAnsi="Menlo" w:cs="Menlo"/>
+          <w:color w:val="D2A8FF"/>
+          <w:kern w:val="0"/>
+          <w:sz w:val="18"/>
+          <w:szCs w:val="18"/>
+          <w:lang w:eastAsia="en-GB"/>
+          <w14:ligatures w14:val="none"/>
+        </w:rPr>
+        <w:t>log</w:t>
+      </w:r>
+      <w:r>
+        <w:rPr>
+          <w:rFonts w:ascii="Menlo" w:eastAsia="Times New Roman" w:hAnsi="Menlo" w:cs="Menlo"/>
+          <w:color w:val="C9D1D9"/>
+          <w:kern w:val="0"/>
+          <w:sz w:val="18"/>
+          <w:szCs w:val="18"/>
+          <w:lang w:eastAsia="en-GB"/>
+          <w14:ligatures w14:val="none"/>
+        </w:rPr>
+        <w:t>(</w:t>
+      </w:r>
+      <w:r>
+        <w:rPr>
+          <w:rFonts w:ascii="Menlo" w:eastAsia="Times New Roman" w:hAnsi="Menlo" w:cs="Menlo"/>
+          <w:color w:val="C9D1D9"/>
+          <w:kern w:val="0"/>
+          <w:sz w:val="18"/>
+          <w:szCs w:val="18"/>
+          <w:lang w:eastAsia="en-GB"/>
+          <w14:ligatures w14:val="none"/>
+        </w:rPr>
+        <w:t>a</w:t>
+      </w:r>
+      <w:r>
+        <w:rPr>
+          <w:rFonts w:ascii="Menlo" w:eastAsia="Times New Roman" w:hAnsi="Menlo" w:cs="Menlo"/>
+          <w:color w:val="C9D1D9"/>
+          <w:kern w:val="0"/>
+          <w:sz w:val="18"/>
+          <w:szCs w:val="18"/>
+          <w:lang w:eastAsia="en-GB"/>
+          <w14:ligatures w14:val="none"/>
+        </w:rPr>
+        <w:t>);</w:t>
+      </w:r>
+    </w:p>
+    <w:p>
+      <w:pPr>
+        <w:shd w:val="clear" w:color="auto" w:fill="121314"/>
+        <w:spacing w:after="0" w:line="270" w:lineRule="atLeast"/>
+        <w:rPr>
+          <w:rFonts w:ascii="Menlo" w:eastAsia="Times New Roman" w:hAnsi="Menlo" w:cs="Menlo"/>
+          <w:color w:val="BBBEBF"/>
+          <w:kern w:val="0"/>
+          <w:sz w:val="18"/>
+          <w:szCs w:val="18"/>
+          <w:lang w:eastAsia="en-GB"/>
+          <w14:ligatures w14:val="none"/>
+        </w:rPr>
+      </w:pPr>
+      <w:r>
+        <w:rPr>
+          <w:rFonts w:ascii="Menlo" w:eastAsia="Times New Roman" w:hAnsi="Menlo" w:cs="Menlo"/>
+          <w:color w:val="C9D1D9"/>
+          <w:kern w:val="0"/>
+          <w:sz w:val="18"/>
+          <w:szCs w:val="18"/>
+          <w:lang w:eastAsia="en-GB"/>
+          <w14:ligatures w14:val="none"/>
+        </w:rPr>
+        <w:t xml:space="preserve">    </w:t>
+      </w:r>
+    </w:p>
+    <w:p>
+      <w:pPr>
+        <w:shd w:val="clear" w:color="auto" w:fill="121314"/>
+        <w:spacing w:after="0" w:line="270" w:lineRule="atLeast"/>
+        <w:rPr>
+          <w:rFonts w:ascii="Menlo" w:eastAsia="Times New Roman" w:hAnsi="Menlo" w:cs="Menlo"/>
+          <w:color w:val="BBBEBF"/>
+          <w:kern w:val="0"/>
+          <w:sz w:val="18"/>
+          <w:szCs w:val="18"/>
+          <w:lang w:eastAsia="en-GB"/>
+          <w14:ligatures w14:val="none"/>
+        </w:rPr>
+      </w:pPr>
+      <w:r>
+        <w:rPr>
+          <w:rFonts w:ascii="Menlo" w:eastAsia="Times New Roman" w:hAnsi="Menlo" w:cs="Menlo"/>
+          <w:color w:val="C9D1D9"/>
+          <w:kern w:val="0"/>
+          <w:sz w:val="18"/>
+          <w:szCs w:val="18"/>
+          <w:lang w:eastAsia="en-GB"/>
+          <w14:ligatures w14:val="none"/>
+        </w:rPr>
+        <w:t>}</w:t>
+      </w:r>
+    </w:p>
+    <w:p>
+      <w:pPr>
+        <w:rPr>
+          <w:rFonts w:ascii="Segoe UI Symbol" w:hAnsi="Segoe UI Symbol" w:cs="Segoe UI Symbol"/>
+        </w:rPr>
+      </w:pPr>
+    </w:p>
+    <w:p>
+      <w:pPr>
+        <w:rPr>
+          <w:rFonts w:ascii="Segoe UI Symbol" w:hAnsi="Segoe UI Symbol" w:cs="Segoe UI Symbol"/>
+          <w:b/>
+          <w:bCs/>
+          <w:u w:val="single"/>
+        </w:rPr>
+      </w:pPr>
+      <w:r>
+        <w:rPr>
+          <w:rFonts w:ascii="Segoe UI Symbol" w:hAnsi="Segoe UI Symbol" w:cs="Segoe UI Symbol"/>
+          <w:b/>
+          <w:bCs/>
+          <w:u w:val="single"/>
+        </w:rPr>
+        <w:t>A</w:t>
+      </w:r>
+      <w:r>
+        <w:rPr>
+          <w:rFonts w:ascii="Segoe UI Symbol" w:hAnsi="Segoe UI Symbol" w:cs="Segoe UI Symbol"/>
+          <w:b/>
+          <w:bCs/>
+          <w:u w:val="single"/>
+        </w:rPr>
+        <w:t xml:space="preserve">rray Methods : </w:t>
+      </w:r>
+    </w:p>
+    <w:p>
+      <w:pPr>
+        <w:pStyle w:val="ListParagraph"/>
+        <w:numPr>
+          <w:ilvl w:val="0"/>
+          <w:numId w:val="18"/>
+        </w:numPr>
+        <w:rPr>
+          <w:rFonts w:ascii="Segoe UI Symbol" w:hAnsi="Segoe UI Symbol" w:cs="Segoe UI Symbol"/>
+        </w:rPr>
+      </w:pPr>
+      <w:r>
+        <w:rPr>
+          <w:rFonts w:ascii="Segoe UI Symbol" w:hAnsi="Segoe UI Symbol" w:cs="Segoe UI Symbol"/>
+        </w:rPr>
+        <w:t>Push () :</w:t>
+      </w:r>
+    </w:p>
+    <w:p>
+      <w:pPr>
+        <w:pStyle w:val="ListParagraph"/>
+        <w:numPr>
+          <w:ilvl w:val="1"/>
+          <w:numId w:val="18"/>
+        </w:numPr>
+        <w:rPr>
+          <w:rFonts w:ascii="Segoe UI Symbol" w:hAnsi="Segoe UI Symbol" w:cs="Segoe UI Symbol"/>
+        </w:rPr>
+      </w:pPr>
+      <w:r>
+        <w:rPr>
+          <w:rFonts w:ascii="Segoe UI Symbol" w:hAnsi="Segoe UI Symbol" w:cs="Segoe UI Symbol"/>
+        </w:rPr>
+        <w:t>This method is used to add element at the end of array</w:t>
+      </w:r>
+    </w:p>
+    <w:p>
+      <w:pPr>
+        <w:pStyle w:val="ListParagraph"/>
+        <w:numPr>
+          <w:ilvl w:val="0"/>
+          <w:numId w:val="18"/>
+        </w:numPr>
+        <w:shd w:val="clear" w:color="auto" w:fill="121314"/>
+        <w:spacing w:after="0" w:line="270" w:lineRule="atLeast"/>
+        <w:rPr>
+          <w:rFonts w:ascii="Menlo" w:eastAsia="Times New Roman" w:hAnsi="Menlo" w:cs="Menlo"/>
+          <w:color w:val="BBBEBF"/>
+          <w:kern w:val="0"/>
+          <w:sz w:val="18"/>
+          <w:szCs w:val="18"/>
+          <w:lang w:eastAsia="en-GB"/>
+          <w14:ligatures w14:val="none"/>
+        </w:rPr>
+      </w:pPr>
+      <w:r>
+        <w:rPr>
+          <w:rFonts w:ascii="Menlo" w:eastAsia="Times New Roman" w:hAnsi="Menlo" w:cs="Menlo"/>
+          <w:color w:val="FF7B72"/>
+          <w:kern w:val="0"/>
+          <w:sz w:val="18"/>
+          <w:szCs w:val="18"/>
+          <w:lang w:eastAsia="en-GB"/>
+          <w14:ligatures w14:val="none"/>
+        </w:rPr>
+        <w:t>let</w:t>
+      </w:r>
+      <w:r>
+        <w:rPr>
+          <w:rFonts w:ascii="Menlo" w:eastAsia="Times New Roman" w:hAnsi="Menlo" w:cs="Menlo"/>
+          <w:color w:val="BBBEBF"/>
+          <w:kern w:val="0"/>
+          <w:sz w:val="18"/>
+          <w:szCs w:val="18"/>
+          <w:lang w:eastAsia="en-GB"/>
+          <w14:ligatures w14:val="none"/>
+        </w:rPr>
+        <w:t xml:space="preserve"> </w:t>
+      </w:r>
+      <w:r>
+        <w:rPr>
+          <w:rFonts w:ascii="Menlo" w:eastAsia="Times New Roman" w:hAnsi="Menlo" w:cs="Menlo"/>
+          <w:color w:val="C9D1D9"/>
+          <w:kern w:val="0"/>
+          <w:sz w:val="18"/>
+          <w:szCs w:val="18"/>
+          <w:lang w:eastAsia="en-GB"/>
+          <w14:ligatures w14:val="none"/>
+        </w:rPr>
+        <w:t>marks</w:t>
+      </w:r>
+      <w:r>
+        <w:rPr>
+          <w:rFonts w:ascii="Menlo" w:eastAsia="Times New Roman" w:hAnsi="Menlo" w:cs="Menlo"/>
+          <w:color w:val="BBBEBF"/>
+          <w:kern w:val="0"/>
+          <w:sz w:val="18"/>
+          <w:szCs w:val="18"/>
+          <w:lang w:eastAsia="en-GB"/>
+          <w14:ligatures w14:val="none"/>
+        </w:rPr>
+        <w:t xml:space="preserve"> </w:t>
+      </w:r>
+      <w:r>
+        <w:rPr>
+          <w:rFonts w:ascii="Menlo" w:eastAsia="Times New Roman" w:hAnsi="Menlo" w:cs="Menlo"/>
+          <w:color w:val="D4D4D4"/>
+          <w:kern w:val="0"/>
+          <w:sz w:val="18"/>
+          <w:szCs w:val="18"/>
+          <w:lang w:eastAsia="en-GB"/>
+          <w14:ligatures w14:val="none"/>
+        </w:rPr>
+        <w:t>=</w:t>
+      </w:r>
+      <w:r>
+        <w:rPr>
+          <w:rFonts w:ascii="Menlo" w:eastAsia="Times New Roman" w:hAnsi="Menlo" w:cs="Menlo"/>
+          <w:color w:val="BBBEBF"/>
+          <w:kern w:val="0"/>
+          <w:sz w:val="18"/>
+          <w:szCs w:val="18"/>
+          <w:lang w:eastAsia="en-GB"/>
+          <w14:ligatures w14:val="none"/>
+        </w:rPr>
+        <w:t xml:space="preserve"> [</w:t>
+      </w:r>
+      <w:r>
+        <w:rPr>
+          <w:rFonts w:ascii="Menlo" w:eastAsia="Times New Roman" w:hAnsi="Menlo" w:cs="Menlo"/>
+          <w:color w:val="B5CEA8"/>
+          <w:kern w:val="0"/>
+          <w:sz w:val="18"/>
+          <w:szCs w:val="18"/>
+          <w:lang w:eastAsia="en-GB"/>
+          <w14:ligatures w14:val="none"/>
+        </w:rPr>
+        <w:t>75</w:t>
+      </w:r>
+      <w:r>
+        <w:rPr>
+          <w:rFonts w:ascii="Menlo" w:eastAsia="Times New Roman" w:hAnsi="Menlo" w:cs="Menlo"/>
+          <w:color w:val="BBBEBF"/>
+          <w:kern w:val="0"/>
+          <w:sz w:val="18"/>
+          <w:szCs w:val="18"/>
+          <w:lang w:eastAsia="en-GB"/>
+          <w14:ligatures w14:val="none"/>
+        </w:rPr>
+        <w:t xml:space="preserve">, </w:t>
+      </w:r>
+      <w:r>
+        <w:rPr>
+          <w:rFonts w:ascii="Menlo" w:eastAsia="Times New Roman" w:hAnsi="Menlo" w:cs="Menlo"/>
+          <w:color w:val="B5CEA8"/>
+          <w:kern w:val="0"/>
+          <w:sz w:val="18"/>
+          <w:szCs w:val="18"/>
+          <w:lang w:eastAsia="en-GB"/>
+          <w14:ligatures w14:val="none"/>
+        </w:rPr>
+        <w:t>80</w:t>
+      </w:r>
+      <w:r>
+        <w:rPr>
+          <w:rFonts w:ascii="Menlo" w:eastAsia="Times New Roman" w:hAnsi="Menlo" w:cs="Menlo"/>
+          <w:color w:val="BBBEBF"/>
+          <w:kern w:val="0"/>
+          <w:sz w:val="18"/>
+          <w:szCs w:val="18"/>
+          <w:lang w:eastAsia="en-GB"/>
+          <w14:ligatures w14:val="none"/>
+        </w:rPr>
+        <w:t xml:space="preserve">, </w:t>
+      </w:r>
+      <w:r>
+        <w:rPr>
+          <w:rFonts w:ascii="Menlo" w:eastAsia="Times New Roman" w:hAnsi="Menlo" w:cs="Menlo"/>
+          <w:color w:val="B5CEA8"/>
+          <w:kern w:val="0"/>
+          <w:sz w:val="18"/>
+          <w:szCs w:val="18"/>
+          <w:lang w:eastAsia="en-GB"/>
+          <w14:ligatures w14:val="none"/>
+        </w:rPr>
+        <w:t>95</w:t>
+      </w:r>
+      <w:r>
+        <w:rPr>
+          <w:rFonts w:ascii="Menlo" w:eastAsia="Times New Roman" w:hAnsi="Menlo" w:cs="Menlo"/>
+          <w:color w:val="BBBEBF"/>
+          <w:kern w:val="0"/>
+          <w:sz w:val="18"/>
+          <w:szCs w:val="18"/>
+          <w:lang w:eastAsia="en-GB"/>
+          <w14:ligatures w14:val="none"/>
+        </w:rPr>
+        <w:t xml:space="preserve">, </w:t>
+      </w:r>
+      <w:r>
+        <w:rPr>
+          <w:rFonts w:ascii="Menlo" w:eastAsia="Times New Roman" w:hAnsi="Menlo" w:cs="Menlo"/>
+          <w:color w:val="B5CEA8"/>
+          <w:kern w:val="0"/>
+          <w:sz w:val="18"/>
+          <w:szCs w:val="18"/>
+          <w:lang w:eastAsia="en-GB"/>
+          <w14:ligatures w14:val="none"/>
+        </w:rPr>
+        <w:t>65</w:t>
+      </w:r>
+      <w:r>
+        <w:rPr>
+          <w:rFonts w:ascii="Menlo" w:eastAsia="Times New Roman" w:hAnsi="Menlo" w:cs="Menlo"/>
+          <w:color w:val="BBBEBF"/>
+          <w:kern w:val="0"/>
+          <w:sz w:val="18"/>
+          <w:szCs w:val="18"/>
+          <w:lang w:eastAsia="en-GB"/>
+          <w14:ligatures w14:val="none"/>
+        </w:rPr>
+        <w:t>];</w:t>
+      </w:r>
+    </w:p>
+    <w:p>
+      <w:pPr>
+        <w:pStyle w:val="ListParagraph"/>
+        <w:numPr>
+          <w:ilvl w:val="0"/>
+          <w:numId w:val="18"/>
+        </w:numPr>
+        <w:shd w:val="clear" w:color="auto" w:fill="121314"/>
+        <w:spacing w:after="0" w:line="270" w:lineRule="atLeast"/>
+        <w:rPr>
+          <w:rFonts w:ascii="Menlo" w:eastAsia="Times New Roman" w:hAnsi="Menlo" w:cs="Menlo"/>
+          <w:color w:val="BBBEBF"/>
+          <w:kern w:val="0"/>
+          <w:sz w:val="18"/>
+          <w:szCs w:val="18"/>
+          <w:lang w:eastAsia="en-GB"/>
+          <w14:ligatures w14:val="none"/>
+        </w:rPr>
+      </w:pPr>
+    </w:p>
+    <w:p>
+      <w:pPr>
+        <w:pStyle w:val="ListParagraph"/>
+        <w:numPr>
+          <w:ilvl w:val="0"/>
+          <w:numId w:val="18"/>
+        </w:numPr>
+        <w:shd w:val="clear" w:color="auto" w:fill="121314"/>
+        <w:spacing w:after="0" w:line="270" w:lineRule="atLeast"/>
+        <w:rPr>
+          <w:rFonts w:ascii="Menlo" w:eastAsia="Times New Roman" w:hAnsi="Menlo" w:cs="Menlo"/>
+          <w:color w:val="BBBEBF"/>
+          <w:kern w:val="0"/>
+          <w:sz w:val="18"/>
+          <w:szCs w:val="18"/>
+          <w:lang w:eastAsia="en-GB"/>
+          <w14:ligatures w14:val="none"/>
+        </w:rPr>
+      </w:pPr>
+      <w:r>
+        <w:rPr>
+          <w:rFonts w:ascii="Menlo" w:eastAsia="Times New Roman" w:hAnsi="Menlo" w:cs="Menlo"/>
+          <w:color w:val="79C0FF"/>
+          <w:kern w:val="0"/>
+          <w:sz w:val="18"/>
+          <w:szCs w:val="18"/>
+          <w:lang w:eastAsia="en-GB"/>
+          <w14:ligatures w14:val="none"/>
+        </w:rPr>
+        <w:t>console</w:t>
+      </w:r>
+      <w:r>
+        <w:rPr>
+          <w:rFonts w:ascii="Menlo" w:eastAsia="Times New Roman" w:hAnsi="Menlo" w:cs="Menlo"/>
+          <w:color w:val="BBBEBF"/>
+          <w:kern w:val="0"/>
+          <w:sz w:val="18"/>
+          <w:szCs w:val="18"/>
+          <w:lang w:eastAsia="en-GB"/>
+          <w14:ligatures w14:val="none"/>
+        </w:rPr>
+        <w:t>.</w:t>
+      </w:r>
+      <w:r>
+        <w:rPr>
+          <w:rFonts w:ascii="Menlo" w:eastAsia="Times New Roman" w:hAnsi="Menlo" w:cs="Menlo"/>
+          <w:color w:val="D2A8FF"/>
+          <w:kern w:val="0"/>
+          <w:sz w:val="18"/>
+          <w:szCs w:val="18"/>
+          <w:lang w:eastAsia="en-GB"/>
+          <w14:ligatures w14:val="none"/>
+        </w:rPr>
+        <w:t>log</w:t>
+      </w:r>
+      <w:r>
+        <w:rPr>
+          <w:rFonts w:ascii="Menlo" w:eastAsia="Times New Roman" w:hAnsi="Menlo" w:cs="Menlo"/>
+          <w:color w:val="BBBEBF"/>
+          <w:kern w:val="0"/>
+          <w:sz w:val="18"/>
+          <w:szCs w:val="18"/>
+          <w:lang w:eastAsia="en-GB"/>
+          <w14:ligatures w14:val="none"/>
+        </w:rPr>
+        <w:t>(</w:t>
+      </w:r>
+      <w:r>
+        <w:rPr>
+          <w:rFonts w:ascii="Menlo" w:eastAsia="Times New Roman" w:hAnsi="Menlo" w:cs="Menlo"/>
+          <w:color w:val="C9D1D9"/>
+          <w:kern w:val="0"/>
+          <w:sz w:val="18"/>
+          <w:szCs w:val="18"/>
+          <w:lang w:eastAsia="en-GB"/>
+          <w14:ligatures w14:val="none"/>
+        </w:rPr>
+        <w:t>marks</w:t>
+      </w:r>
+      <w:r>
+        <w:rPr>
+          <w:rFonts w:ascii="Menlo" w:eastAsia="Times New Roman" w:hAnsi="Menlo" w:cs="Menlo"/>
+          <w:color w:val="BBBEBF"/>
+          <w:kern w:val="0"/>
+          <w:sz w:val="18"/>
+          <w:szCs w:val="18"/>
+          <w:lang w:eastAsia="en-GB"/>
+          <w14:ligatures w14:val="none"/>
+        </w:rPr>
+        <w:t>);</w:t>
+      </w:r>
+    </w:p>
+    <w:p>
+      <w:pPr>
+        <w:pStyle w:val="ListParagraph"/>
+        <w:numPr>
+          <w:ilvl w:val="0"/>
+          <w:numId w:val="18"/>
+        </w:numPr>
+        <w:shd w:val="clear" w:color="auto" w:fill="121314"/>
+        <w:spacing w:after="0" w:line="270" w:lineRule="atLeast"/>
+        <w:rPr>
+          <w:rFonts w:ascii="Menlo" w:eastAsia="Times New Roman" w:hAnsi="Menlo" w:cs="Menlo"/>
+          <w:color w:val="BBBEBF"/>
+          <w:kern w:val="0"/>
+          <w:sz w:val="18"/>
+          <w:szCs w:val="18"/>
+          <w:lang w:eastAsia="en-GB"/>
+          <w14:ligatures w14:val="none"/>
+        </w:rPr>
+      </w:pPr>
+    </w:p>
+    <w:p>
+      <w:pPr>
+        <w:pStyle w:val="ListParagraph"/>
+        <w:numPr>
+          <w:ilvl w:val="0"/>
+          <w:numId w:val="18"/>
+        </w:numPr>
+        <w:shd w:val="clear" w:color="auto" w:fill="121314"/>
+        <w:spacing w:after="0" w:line="270" w:lineRule="atLeast"/>
+        <w:rPr>
+          <w:rFonts w:ascii="Menlo" w:eastAsia="Times New Roman" w:hAnsi="Menlo" w:cs="Menlo"/>
+          <w:color w:val="BBBEBF"/>
+          <w:kern w:val="0"/>
+          <w:sz w:val="18"/>
+          <w:szCs w:val="18"/>
+          <w:lang w:eastAsia="en-GB"/>
+          <w14:ligatures w14:val="none"/>
+        </w:rPr>
+      </w:pPr>
+      <w:proofErr w:type="spellStart"/>
+      <w:r>
+        <w:rPr>
+          <w:rFonts w:ascii="Menlo" w:eastAsia="Times New Roman" w:hAnsi="Menlo" w:cs="Menlo"/>
+          <w:color w:val="C9D1D9"/>
+          <w:kern w:val="0"/>
+          <w:sz w:val="18"/>
+          <w:szCs w:val="18"/>
+          <w:lang w:eastAsia="en-GB"/>
+          <w14:ligatures w14:val="none"/>
+        </w:rPr>
+        <w:t>marks</w:t>
+      </w:r>
+      <w:r>
+        <w:rPr>
+          <w:rFonts w:ascii="Menlo" w:eastAsia="Times New Roman" w:hAnsi="Menlo" w:cs="Menlo"/>
+          <w:color w:val="BBBEBF"/>
+          <w:kern w:val="0"/>
+          <w:sz w:val="18"/>
+          <w:szCs w:val="18"/>
+          <w:lang w:eastAsia="en-GB"/>
+          <w14:ligatures w14:val="none"/>
+        </w:rPr>
+        <w:t>.</w:t>
+      </w:r>
+      <w:r>
+        <w:rPr>
+          <w:rFonts w:ascii="Menlo" w:eastAsia="Times New Roman" w:hAnsi="Menlo" w:cs="Menlo"/>
+          <w:color w:val="D2A8FF"/>
+          <w:kern w:val="0"/>
+          <w:sz w:val="18"/>
+          <w:szCs w:val="18"/>
+          <w:lang w:eastAsia="en-GB"/>
+          <w14:ligatures w14:val="none"/>
+        </w:rPr>
+        <w:t>push</w:t>
+      </w:r>
+      <w:proofErr w:type="spellEnd"/>
+      <w:r>
+        <w:rPr>
+          <w:rFonts w:ascii="Menlo" w:eastAsia="Times New Roman" w:hAnsi="Menlo" w:cs="Menlo"/>
+          <w:color w:val="BBBEBF"/>
+          <w:kern w:val="0"/>
+          <w:sz w:val="18"/>
+          <w:szCs w:val="18"/>
+          <w:lang w:eastAsia="en-GB"/>
+          <w14:ligatures w14:val="none"/>
+        </w:rPr>
+        <w:t>(</w:t>
+      </w:r>
+      <w:r>
+        <w:rPr>
+          <w:rFonts w:ascii="Menlo" w:eastAsia="Times New Roman" w:hAnsi="Menlo" w:cs="Menlo"/>
+          <w:color w:val="B5CEA8"/>
+          <w:kern w:val="0"/>
+          <w:sz w:val="18"/>
+          <w:szCs w:val="18"/>
+          <w:lang w:eastAsia="en-GB"/>
+          <w14:ligatures w14:val="none"/>
+        </w:rPr>
+        <w:t>90</w:t>
+      </w:r>
+      <w:r>
+        <w:rPr>
+          <w:rFonts w:ascii="Menlo" w:eastAsia="Times New Roman" w:hAnsi="Menlo" w:cs="Menlo"/>
+          <w:color w:val="BBBEBF"/>
+          <w:kern w:val="0"/>
+          <w:sz w:val="18"/>
+          <w:szCs w:val="18"/>
+          <w:lang w:eastAsia="en-GB"/>
+          <w14:ligatures w14:val="none"/>
+        </w:rPr>
+        <w:t>);</w:t>
+      </w:r>
+    </w:p>
+    <w:p>
+      <w:pPr>
+        <w:pStyle w:val="ListParagraph"/>
+        <w:numPr>
+          <w:ilvl w:val="0"/>
+          <w:numId w:val="18"/>
+        </w:numPr>
+        <w:shd w:val="clear" w:color="auto" w:fill="121314"/>
+        <w:spacing w:after="0" w:line="270" w:lineRule="atLeast"/>
+        <w:rPr>
+          <w:rFonts w:ascii="Menlo" w:eastAsia="Times New Roman" w:hAnsi="Menlo" w:cs="Menlo"/>
+          <w:color w:val="BBBEBF"/>
+          <w:kern w:val="0"/>
+          <w:sz w:val="18"/>
+          <w:szCs w:val="18"/>
+          <w:lang w:eastAsia="en-GB"/>
+          <w14:ligatures w14:val="none"/>
+        </w:rPr>
+      </w:pPr>
+    </w:p>
+    <w:p>
+      <w:pPr>
+        <w:pStyle w:val="ListParagraph"/>
+        <w:numPr>
+          <w:ilvl w:val="0"/>
+          <w:numId w:val="18"/>
+        </w:numPr>
+        <w:shd w:val="clear" w:color="auto" w:fill="121314"/>
+        <w:spacing w:after="0" w:line="270" w:lineRule="atLeast"/>
+        <w:rPr>
+          <w:rFonts w:ascii="Menlo" w:eastAsia="Times New Roman" w:hAnsi="Menlo" w:cs="Menlo"/>
+          <w:color w:val="BBBEBF"/>
+          <w:kern w:val="0"/>
+          <w:sz w:val="18"/>
+          <w:szCs w:val="18"/>
+          <w:lang w:eastAsia="en-GB"/>
+          <w14:ligatures w14:val="none"/>
+        </w:rPr>
+      </w:pPr>
+      <w:r>
+        <w:rPr>
+          <w:rFonts w:ascii="Menlo" w:eastAsia="Times New Roman" w:hAnsi="Menlo" w:cs="Menlo"/>
+          <w:color w:val="79C0FF"/>
+          <w:kern w:val="0"/>
+          <w:sz w:val="18"/>
+          <w:szCs w:val="18"/>
+          <w:lang w:eastAsia="en-GB"/>
+          <w14:ligatures w14:val="none"/>
+        </w:rPr>
+        <w:t>console</w:t>
+      </w:r>
+      <w:r>
+        <w:rPr>
+          <w:rFonts w:ascii="Menlo" w:eastAsia="Times New Roman" w:hAnsi="Menlo" w:cs="Menlo"/>
+          <w:color w:val="BBBEBF"/>
+          <w:kern w:val="0"/>
+          <w:sz w:val="18"/>
+          <w:szCs w:val="18"/>
+          <w:lang w:eastAsia="en-GB"/>
+          <w14:ligatures w14:val="none"/>
+        </w:rPr>
+        <w:t>.</w:t>
+      </w:r>
+      <w:r>
+        <w:rPr>
+          <w:rFonts w:ascii="Menlo" w:eastAsia="Times New Roman" w:hAnsi="Menlo" w:cs="Menlo"/>
+          <w:color w:val="D2A8FF"/>
+          <w:kern w:val="0"/>
+          <w:sz w:val="18"/>
+          <w:szCs w:val="18"/>
+          <w:lang w:eastAsia="en-GB"/>
+          <w14:ligatures w14:val="none"/>
+        </w:rPr>
+        <w:t>log</w:t>
+      </w:r>
+      <w:r>
+        <w:rPr>
+          <w:rFonts w:ascii="Menlo" w:eastAsia="Times New Roman" w:hAnsi="Menlo" w:cs="Menlo"/>
+          <w:color w:val="BBBEBF"/>
+          <w:kern w:val="0"/>
+          <w:sz w:val="18"/>
+          <w:szCs w:val="18"/>
+          <w:lang w:eastAsia="en-GB"/>
+          <w14:ligatures w14:val="none"/>
+        </w:rPr>
+        <w:t>(</w:t>
+      </w:r>
+      <w:r>
+        <w:rPr>
+          <w:rFonts w:ascii="Menlo" w:eastAsia="Times New Roman" w:hAnsi="Menlo" w:cs="Menlo"/>
+          <w:color w:val="C9D1D9"/>
+          <w:kern w:val="0"/>
+          <w:sz w:val="18"/>
+          <w:szCs w:val="18"/>
+          <w:lang w:eastAsia="en-GB"/>
+          <w14:ligatures w14:val="none"/>
+        </w:rPr>
+        <w:t>marks</w:t>
+      </w:r>
+      <w:r>
+        <w:rPr>
+          <w:rFonts w:ascii="Menlo" w:eastAsia="Times New Roman" w:hAnsi="Menlo" w:cs="Menlo"/>
+          <w:color w:val="BBBEBF"/>
+          <w:kern w:val="0"/>
+          <w:sz w:val="18"/>
+          <w:szCs w:val="18"/>
+          <w:lang w:eastAsia="en-GB"/>
+          <w14:ligatures w14:val="none"/>
+        </w:rPr>
+        <w:t>);</w:t>
+      </w:r>
+    </w:p>
+    <w:p>
+      <w:pPr>
+        <w:ind w:left="360"/>
+        <w:rPr>
+          <w:rFonts w:ascii="Segoe UI Symbol" w:hAnsi="Segoe UI Symbol" w:cs="Segoe UI Symbol"/>
+        </w:rPr>
+      </w:pPr>
+    </w:p>
+    <w:p>
+      <w:pPr>
+        <w:pStyle w:val="ListParagraph"/>
+        <w:numPr>
+          <w:ilvl w:val="0"/>
+          <w:numId w:val="18"/>
+        </w:numPr>
+        <w:rPr>
+          <w:rFonts w:ascii="Segoe UI Symbol" w:hAnsi="Segoe UI Symbol" w:cs="Segoe UI Symbol"/>
+        </w:rPr>
+      </w:pPr>
+      <w:r>
+        <w:rPr>
+          <w:rFonts w:ascii="Segoe UI Symbol" w:hAnsi="Segoe UI Symbol" w:cs="Segoe UI Symbol"/>
+        </w:rPr>
+        <w:lastRenderedPageBreak/>
+        <w:t>Pop() :</w:t>
+      </w:r>
+    </w:p>
+    <w:p>
+      <w:pPr>
+        <w:pStyle w:val="ListParagraph"/>
+        <w:numPr>
+          <w:ilvl w:val="1"/>
+          <w:numId w:val="18"/>
+        </w:numPr>
+        <w:rPr>
+          <w:rFonts w:ascii="Segoe UI Symbol" w:hAnsi="Segoe UI Symbol" w:cs="Segoe UI Symbol"/>
+        </w:rPr>
+      </w:pPr>
+      <w:r>
+        <w:rPr>
+          <w:rFonts w:ascii="Segoe UI Symbol" w:hAnsi="Segoe UI Symbol" w:cs="Segoe UI Symbol"/>
+        </w:rPr>
+        <w:t>Used to remove the last element of the array.</w:t>
+      </w:r>
+    </w:p>
+    <w:p>
+      <w:pPr>
+        <w:pStyle w:val="ListParagraph"/>
+        <w:numPr>
+          <w:ilvl w:val="0"/>
+          <w:numId w:val="18"/>
+        </w:numPr>
+        <w:shd w:val="clear" w:color="auto" w:fill="121314"/>
+        <w:spacing w:after="0" w:line="270" w:lineRule="atLeast"/>
+        <w:rPr>
+          <w:rFonts w:ascii="Menlo" w:eastAsia="Times New Roman" w:hAnsi="Menlo" w:cs="Menlo"/>
+          <w:color w:val="BBBEBF"/>
+          <w:kern w:val="0"/>
+          <w:sz w:val="18"/>
+          <w:szCs w:val="18"/>
+          <w:lang w:eastAsia="en-GB"/>
+          <w14:ligatures w14:val="none"/>
+        </w:rPr>
+      </w:pPr>
+      <w:r>
+        <w:rPr>
+          <w:rFonts w:ascii="Menlo" w:eastAsia="Times New Roman" w:hAnsi="Menlo" w:cs="Menlo"/>
+          <w:color w:val="FF7B72"/>
+          <w:kern w:val="0"/>
+          <w:sz w:val="18"/>
+          <w:szCs w:val="18"/>
+          <w:lang w:eastAsia="en-GB"/>
+          <w14:ligatures w14:val="none"/>
+        </w:rPr>
+        <w:t>let</w:t>
+      </w:r>
+      <w:r>
+        <w:rPr>
+          <w:rFonts w:ascii="Menlo" w:eastAsia="Times New Roman" w:hAnsi="Menlo" w:cs="Menlo"/>
+          <w:color w:val="BBBEBF"/>
+          <w:kern w:val="0"/>
+          <w:sz w:val="18"/>
+          <w:szCs w:val="18"/>
+          <w:lang w:eastAsia="en-GB"/>
+          <w14:ligatures w14:val="none"/>
+        </w:rPr>
+        <w:t xml:space="preserve"> </w:t>
+      </w:r>
+      <w:r>
+        <w:rPr>
+          <w:rFonts w:ascii="Menlo" w:eastAsia="Times New Roman" w:hAnsi="Menlo" w:cs="Menlo"/>
+          <w:color w:val="C9D1D9"/>
+          <w:kern w:val="0"/>
+          <w:sz w:val="18"/>
+          <w:szCs w:val="18"/>
+          <w:lang w:eastAsia="en-GB"/>
+          <w14:ligatures w14:val="none"/>
+        </w:rPr>
+        <w:t>food</w:t>
+      </w:r>
+      <w:r>
+        <w:rPr>
+          <w:rFonts w:ascii="Menlo" w:eastAsia="Times New Roman" w:hAnsi="Menlo" w:cs="Menlo"/>
+          <w:color w:val="BBBEBF"/>
+          <w:kern w:val="0"/>
+          <w:sz w:val="18"/>
+          <w:szCs w:val="18"/>
+          <w:lang w:eastAsia="en-GB"/>
+          <w14:ligatures w14:val="none"/>
+        </w:rPr>
+        <w:t xml:space="preserve"> </w:t>
+      </w:r>
+      <w:r>
+        <w:rPr>
+          <w:rFonts w:ascii="Menlo" w:eastAsia="Times New Roman" w:hAnsi="Menlo" w:cs="Menlo"/>
+          <w:color w:val="D4D4D4"/>
+          <w:kern w:val="0"/>
+          <w:sz w:val="18"/>
+          <w:szCs w:val="18"/>
+          <w:lang w:eastAsia="en-GB"/>
+          <w14:ligatures w14:val="none"/>
+        </w:rPr>
+        <w:t>=</w:t>
+      </w:r>
+      <w:r>
+        <w:rPr>
+          <w:rFonts w:ascii="Menlo" w:eastAsia="Times New Roman" w:hAnsi="Menlo" w:cs="Menlo"/>
+          <w:color w:val="BBBEBF"/>
+          <w:kern w:val="0"/>
+          <w:sz w:val="18"/>
+          <w:szCs w:val="18"/>
+          <w:lang w:eastAsia="en-GB"/>
+          <w14:ligatures w14:val="none"/>
+        </w:rPr>
+        <w:t xml:space="preserve"> [</w:t>
+      </w:r>
+      <w:r>
+        <w:rPr>
+          <w:rFonts w:ascii="Menlo" w:eastAsia="Times New Roman" w:hAnsi="Menlo" w:cs="Menlo"/>
+          <w:color w:val="A5D6FF"/>
+          <w:kern w:val="0"/>
+          <w:sz w:val="18"/>
+          <w:szCs w:val="18"/>
+          <w:lang w:eastAsia="en-GB"/>
+          <w14:ligatures w14:val="none"/>
+        </w:rPr>
+        <w:t>"biriyani"</w:t>
+      </w:r>
+      <w:r>
+        <w:rPr>
+          <w:rFonts w:ascii="Menlo" w:eastAsia="Times New Roman" w:hAnsi="Menlo" w:cs="Menlo"/>
+          <w:color w:val="BBBEBF"/>
+          <w:kern w:val="0"/>
+          <w:sz w:val="18"/>
+          <w:szCs w:val="18"/>
+          <w:lang w:eastAsia="en-GB"/>
+          <w14:ligatures w14:val="none"/>
+        </w:rPr>
+        <w:t xml:space="preserve">, </w:t>
+      </w:r>
+      <w:r>
+        <w:rPr>
+          <w:rFonts w:ascii="Menlo" w:eastAsia="Times New Roman" w:hAnsi="Menlo" w:cs="Menlo"/>
+          <w:color w:val="A5D6FF"/>
+          <w:kern w:val="0"/>
+          <w:sz w:val="18"/>
+          <w:szCs w:val="18"/>
+          <w:lang w:eastAsia="en-GB"/>
+          <w14:ligatures w14:val="none"/>
+        </w:rPr>
+        <w:t>"</w:t>
+      </w:r>
+      <w:proofErr w:type="spellStart"/>
+      <w:r>
+        <w:rPr>
+          <w:rFonts w:ascii="Menlo" w:eastAsia="Times New Roman" w:hAnsi="Menlo" w:cs="Menlo"/>
+          <w:color w:val="A5D6FF"/>
+          <w:kern w:val="0"/>
+          <w:sz w:val="18"/>
+          <w:szCs w:val="18"/>
+          <w:lang w:eastAsia="en-GB"/>
+          <w14:ligatures w14:val="none"/>
+        </w:rPr>
+        <w:t>maggie</w:t>
+      </w:r>
+      <w:proofErr w:type="spellEnd"/>
+      <w:r>
+        <w:rPr>
+          <w:rFonts w:ascii="Menlo" w:eastAsia="Times New Roman" w:hAnsi="Menlo" w:cs="Menlo"/>
+          <w:color w:val="A5D6FF"/>
+          <w:kern w:val="0"/>
+          <w:sz w:val="18"/>
+          <w:szCs w:val="18"/>
+          <w:lang w:eastAsia="en-GB"/>
+          <w14:ligatures w14:val="none"/>
+        </w:rPr>
+        <w:t>"</w:t>
+      </w:r>
+      <w:r>
+        <w:rPr>
+          <w:rFonts w:ascii="Menlo" w:eastAsia="Times New Roman" w:hAnsi="Menlo" w:cs="Menlo"/>
+          <w:color w:val="BBBEBF"/>
+          <w:kern w:val="0"/>
+          <w:sz w:val="18"/>
+          <w:szCs w:val="18"/>
+          <w:lang w:eastAsia="en-GB"/>
+          <w14:ligatures w14:val="none"/>
+        </w:rPr>
+        <w:t xml:space="preserve">, </w:t>
+      </w:r>
+      <w:r>
+        <w:rPr>
+          <w:rFonts w:ascii="Menlo" w:eastAsia="Times New Roman" w:hAnsi="Menlo" w:cs="Menlo"/>
+          <w:color w:val="A5D6FF"/>
+          <w:kern w:val="0"/>
+          <w:sz w:val="18"/>
+          <w:szCs w:val="18"/>
+          <w:lang w:eastAsia="en-GB"/>
+          <w14:ligatures w14:val="none"/>
+        </w:rPr>
+        <w:t>"fried rice"</w:t>
+      </w:r>
+      <w:r>
+        <w:rPr>
+          <w:rFonts w:ascii="Menlo" w:eastAsia="Times New Roman" w:hAnsi="Menlo" w:cs="Menlo"/>
+          <w:color w:val="BBBEBF"/>
+          <w:kern w:val="0"/>
+          <w:sz w:val="18"/>
+          <w:szCs w:val="18"/>
+          <w:lang w:eastAsia="en-GB"/>
+          <w14:ligatures w14:val="none"/>
+        </w:rPr>
+        <w:t xml:space="preserve">, </w:t>
+      </w:r>
+      <w:r>
+        <w:rPr>
+          <w:rFonts w:ascii="Menlo" w:eastAsia="Times New Roman" w:hAnsi="Menlo" w:cs="Menlo"/>
+          <w:color w:val="A5D6FF"/>
+          <w:kern w:val="0"/>
+          <w:sz w:val="18"/>
+          <w:szCs w:val="18"/>
+          <w:lang w:eastAsia="en-GB"/>
+          <w14:ligatures w14:val="none"/>
+        </w:rPr>
+        <w:t>"upma"</w:t>
+      </w:r>
+      <w:r>
+        <w:rPr>
+          <w:rFonts w:ascii="Menlo" w:eastAsia="Times New Roman" w:hAnsi="Menlo" w:cs="Menlo"/>
+          <w:color w:val="BBBEBF"/>
+          <w:kern w:val="0"/>
+          <w:sz w:val="18"/>
+          <w:szCs w:val="18"/>
+          <w:lang w:eastAsia="en-GB"/>
+          <w14:ligatures w14:val="none"/>
+        </w:rPr>
+        <w:t>];</w:t>
+      </w:r>
+    </w:p>
+    <w:p>
+      <w:pPr>
+        <w:pStyle w:val="ListParagraph"/>
+        <w:numPr>
+          <w:ilvl w:val="0"/>
+          <w:numId w:val="18"/>
+        </w:numPr>
+        <w:shd w:val="clear" w:color="auto" w:fill="121314"/>
+        <w:spacing w:after="0" w:line="270" w:lineRule="atLeast"/>
+        <w:rPr>
+          <w:rFonts w:ascii="Menlo" w:eastAsia="Times New Roman" w:hAnsi="Menlo" w:cs="Menlo"/>
+          <w:color w:val="BBBEBF"/>
+          <w:kern w:val="0"/>
+          <w:sz w:val="18"/>
+          <w:szCs w:val="18"/>
+          <w:lang w:eastAsia="en-GB"/>
+          <w14:ligatures w14:val="none"/>
+        </w:rPr>
+      </w:pPr>
+    </w:p>
+    <w:p>
+      <w:pPr>
+        <w:pStyle w:val="ListParagraph"/>
+        <w:numPr>
+          <w:ilvl w:val="0"/>
+          <w:numId w:val="18"/>
+        </w:numPr>
+        <w:shd w:val="clear" w:color="auto" w:fill="121314"/>
+        <w:spacing w:after="0" w:line="270" w:lineRule="atLeast"/>
+        <w:rPr>
+          <w:rFonts w:ascii="Menlo" w:eastAsia="Times New Roman" w:hAnsi="Menlo" w:cs="Menlo"/>
+          <w:color w:val="BBBEBF"/>
+          <w:kern w:val="0"/>
+          <w:sz w:val="18"/>
+          <w:szCs w:val="18"/>
+          <w:lang w:eastAsia="en-GB"/>
+          <w14:ligatures w14:val="none"/>
+        </w:rPr>
+      </w:pPr>
+      <w:r>
+        <w:rPr>
+          <w:rFonts w:ascii="Menlo" w:eastAsia="Times New Roman" w:hAnsi="Menlo" w:cs="Menlo"/>
+          <w:color w:val="79C0FF"/>
+          <w:kern w:val="0"/>
+          <w:sz w:val="18"/>
+          <w:szCs w:val="18"/>
+          <w:lang w:eastAsia="en-GB"/>
+          <w14:ligatures w14:val="none"/>
+        </w:rPr>
+        <w:t>console</w:t>
+      </w:r>
+      <w:r>
+        <w:rPr>
+          <w:rFonts w:ascii="Menlo" w:eastAsia="Times New Roman" w:hAnsi="Menlo" w:cs="Menlo"/>
+          <w:color w:val="BBBEBF"/>
+          <w:kern w:val="0"/>
+          <w:sz w:val="18"/>
+          <w:szCs w:val="18"/>
+          <w:lang w:eastAsia="en-GB"/>
+          <w14:ligatures w14:val="none"/>
+        </w:rPr>
+        <w:t>.</w:t>
+      </w:r>
+      <w:r>
+        <w:rPr>
+          <w:rFonts w:ascii="Menlo" w:eastAsia="Times New Roman" w:hAnsi="Menlo" w:cs="Menlo"/>
+          <w:color w:val="D2A8FF"/>
+          <w:kern w:val="0"/>
+          <w:sz w:val="18"/>
+          <w:szCs w:val="18"/>
+          <w:lang w:eastAsia="en-GB"/>
+          <w14:ligatures w14:val="none"/>
+        </w:rPr>
+        <w:t>log</w:t>
+      </w:r>
+      <w:r>
+        <w:rPr>
+          <w:rFonts w:ascii="Menlo" w:eastAsia="Times New Roman" w:hAnsi="Menlo" w:cs="Menlo"/>
+          <w:color w:val="BBBEBF"/>
+          <w:kern w:val="0"/>
+          <w:sz w:val="18"/>
+          <w:szCs w:val="18"/>
+          <w:lang w:eastAsia="en-GB"/>
+          <w14:ligatures w14:val="none"/>
+        </w:rPr>
+        <w:t>(</w:t>
+      </w:r>
+      <w:r>
+        <w:rPr>
+          <w:rFonts w:ascii="Menlo" w:eastAsia="Times New Roman" w:hAnsi="Menlo" w:cs="Menlo"/>
+          <w:color w:val="C9D1D9"/>
+          <w:kern w:val="0"/>
+          <w:sz w:val="18"/>
+          <w:szCs w:val="18"/>
+          <w:lang w:eastAsia="en-GB"/>
+          <w14:ligatures w14:val="none"/>
+        </w:rPr>
+        <w:t>food</w:t>
+      </w:r>
+      <w:r>
+        <w:rPr>
+          <w:rFonts w:ascii="Menlo" w:eastAsia="Times New Roman" w:hAnsi="Menlo" w:cs="Menlo"/>
+          <w:color w:val="BBBEBF"/>
+          <w:kern w:val="0"/>
+          <w:sz w:val="18"/>
+          <w:szCs w:val="18"/>
+          <w:lang w:eastAsia="en-GB"/>
+          <w14:ligatures w14:val="none"/>
+        </w:rPr>
+        <w:t>);</w:t>
+      </w:r>
+    </w:p>
+    <w:p>
+      <w:pPr>
+        <w:pStyle w:val="ListParagraph"/>
+        <w:numPr>
+          <w:ilvl w:val="0"/>
+          <w:numId w:val="18"/>
+        </w:numPr>
+        <w:shd w:val="clear" w:color="auto" w:fill="121314"/>
+        <w:spacing w:after="0" w:line="270" w:lineRule="atLeast"/>
+        <w:rPr>
+          <w:rFonts w:ascii="Menlo" w:eastAsia="Times New Roman" w:hAnsi="Menlo" w:cs="Menlo"/>
+          <w:color w:val="BBBEBF"/>
+          <w:kern w:val="0"/>
+          <w:sz w:val="18"/>
+          <w:szCs w:val="18"/>
+          <w:lang w:eastAsia="en-GB"/>
+          <w14:ligatures w14:val="none"/>
+        </w:rPr>
+      </w:pPr>
+    </w:p>
+    <w:p>
+      <w:pPr>
+        <w:pStyle w:val="ListParagraph"/>
+        <w:numPr>
+          <w:ilvl w:val="0"/>
+          <w:numId w:val="18"/>
+        </w:numPr>
+        <w:shd w:val="clear" w:color="auto" w:fill="121314"/>
+        <w:spacing w:after="0" w:line="270" w:lineRule="atLeast"/>
+        <w:rPr>
+          <w:rFonts w:ascii="Menlo" w:eastAsia="Times New Roman" w:hAnsi="Menlo" w:cs="Menlo"/>
+          <w:color w:val="BBBEBF"/>
+          <w:kern w:val="0"/>
+          <w:sz w:val="18"/>
+          <w:szCs w:val="18"/>
+          <w:lang w:eastAsia="en-GB"/>
+          <w14:ligatures w14:val="none"/>
+        </w:rPr>
+      </w:pPr>
+      <w:proofErr w:type="spellStart"/>
+      <w:r>
+        <w:rPr>
+          <w:rFonts w:ascii="Menlo" w:eastAsia="Times New Roman" w:hAnsi="Menlo" w:cs="Menlo"/>
+          <w:color w:val="C9D1D9"/>
+          <w:kern w:val="0"/>
+          <w:sz w:val="18"/>
+          <w:szCs w:val="18"/>
+          <w:lang w:eastAsia="en-GB"/>
+          <w14:ligatures w14:val="none"/>
+        </w:rPr>
+        <w:t>food</w:t>
+      </w:r>
+      <w:r>
+        <w:rPr>
+          <w:rFonts w:ascii="Menlo" w:eastAsia="Times New Roman" w:hAnsi="Menlo" w:cs="Menlo"/>
+          <w:color w:val="BBBEBF"/>
+          <w:kern w:val="0"/>
+          <w:sz w:val="18"/>
+          <w:szCs w:val="18"/>
+          <w:lang w:eastAsia="en-GB"/>
+          <w14:ligatures w14:val="none"/>
+        </w:rPr>
+        <w:t>.</w:t>
+      </w:r>
+      <w:r>
+        <w:rPr>
+          <w:rFonts w:ascii="Menlo" w:eastAsia="Times New Roman" w:hAnsi="Menlo" w:cs="Menlo"/>
+          <w:color w:val="D2A8FF"/>
+          <w:kern w:val="0"/>
+          <w:sz w:val="18"/>
+          <w:szCs w:val="18"/>
+          <w:lang w:eastAsia="en-GB"/>
+          <w14:ligatures w14:val="none"/>
+        </w:rPr>
+        <w:t>pop</w:t>
+      </w:r>
+      <w:proofErr w:type="spellEnd"/>
+      <w:r>
+        <w:rPr>
+          <w:rFonts w:ascii="Menlo" w:eastAsia="Times New Roman" w:hAnsi="Menlo" w:cs="Menlo"/>
+          <w:color w:val="BBBEBF"/>
+          <w:kern w:val="0"/>
+          <w:sz w:val="18"/>
+          <w:szCs w:val="18"/>
+          <w:lang w:eastAsia="en-GB"/>
+          <w14:ligatures w14:val="none"/>
+        </w:rPr>
+        <w:t>();</w:t>
+      </w:r>
+    </w:p>
+    <w:p>
+      <w:pPr>
+        <w:pStyle w:val="ListParagraph"/>
+        <w:numPr>
+          <w:ilvl w:val="0"/>
+          <w:numId w:val="18"/>
+        </w:numPr>
+        <w:shd w:val="clear" w:color="auto" w:fill="121314"/>
+        <w:spacing w:after="0" w:line="270" w:lineRule="atLeast"/>
+        <w:rPr>
+          <w:rFonts w:ascii="Menlo" w:eastAsia="Times New Roman" w:hAnsi="Menlo" w:cs="Menlo"/>
+          <w:color w:val="BBBEBF"/>
+          <w:kern w:val="0"/>
+          <w:sz w:val="18"/>
+          <w:szCs w:val="18"/>
+          <w:lang w:eastAsia="en-GB"/>
+          <w14:ligatures w14:val="none"/>
+        </w:rPr>
+      </w:pPr>
+      <w:r>
+        <w:rPr>
+          <w:rFonts w:ascii="Menlo" w:eastAsia="Times New Roman" w:hAnsi="Menlo" w:cs="Menlo"/>
+          <w:color w:val="79C0FF"/>
+          <w:kern w:val="0"/>
+          <w:sz w:val="18"/>
+          <w:szCs w:val="18"/>
+          <w:lang w:eastAsia="en-GB"/>
+          <w14:ligatures w14:val="none"/>
+        </w:rPr>
+        <w:t>console</w:t>
+      </w:r>
+      <w:r>
+        <w:rPr>
+          <w:rFonts w:ascii="Menlo" w:eastAsia="Times New Roman" w:hAnsi="Menlo" w:cs="Menlo"/>
+          <w:color w:val="BBBEBF"/>
+          <w:kern w:val="0"/>
+          <w:sz w:val="18"/>
+          <w:szCs w:val="18"/>
+          <w:lang w:eastAsia="en-GB"/>
+          <w14:ligatures w14:val="none"/>
+        </w:rPr>
+        <w:t>.</w:t>
+      </w:r>
+      <w:r>
+        <w:rPr>
+          <w:rFonts w:ascii="Menlo" w:eastAsia="Times New Roman" w:hAnsi="Menlo" w:cs="Menlo"/>
+          <w:color w:val="D2A8FF"/>
+          <w:kern w:val="0"/>
+          <w:sz w:val="18"/>
+          <w:szCs w:val="18"/>
+          <w:lang w:eastAsia="en-GB"/>
+          <w14:ligatures w14:val="none"/>
+        </w:rPr>
+        <w:t>log</w:t>
+      </w:r>
+      <w:r>
+        <w:rPr>
+          <w:rFonts w:ascii="Menlo" w:eastAsia="Times New Roman" w:hAnsi="Menlo" w:cs="Menlo"/>
+          <w:color w:val="BBBEBF"/>
+          <w:kern w:val="0"/>
+          <w:sz w:val="18"/>
+          <w:szCs w:val="18"/>
+          <w:lang w:eastAsia="en-GB"/>
+          <w14:ligatures w14:val="none"/>
+        </w:rPr>
+        <w:t>(</w:t>
+      </w:r>
+      <w:r>
+        <w:rPr>
+          <w:rFonts w:ascii="Menlo" w:eastAsia="Times New Roman" w:hAnsi="Menlo" w:cs="Menlo"/>
+          <w:color w:val="C9D1D9"/>
+          <w:kern w:val="0"/>
+          <w:sz w:val="18"/>
+          <w:szCs w:val="18"/>
+          <w:lang w:eastAsia="en-GB"/>
+          <w14:ligatures w14:val="none"/>
+        </w:rPr>
+        <w:t>food</w:t>
+      </w:r>
+      <w:r>
+        <w:rPr>
+          <w:rFonts w:ascii="Menlo" w:eastAsia="Times New Roman" w:hAnsi="Menlo" w:cs="Menlo"/>
+          <w:color w:val="BBBEBF"/>
+          <w:kern w:val="0"/>
+          <w:sz w:val="18"/>
+          <w:szCs w:val="18"/>
+          <w:lang w:eastAsia="en-GB"/>
+          <w14:ligatures w14:val="none"/>
+        </w:rPr>
+        <w:t>);</w:t>
+      </w:r>
+    </w:p>
+    <w:p>
+      <w:pPr>
+        <w:pStyle w:val="ListParagraph"/>
+        <w:numPr>
+          <w:ilvl w:val="0"/>
+          <w:numId w:val="18"/>
+        </w:numPr>
+        <w:rPr>
+          <w:rFonts w:ascii="Segoe UI Symbol" w:hAnsi="Segoe UI Symbol" w:cs="Segoe UI Symbol"/>
+        </w:rPr>
+      </w:pPr>
+      <w:r>
+        <w:rPr>
+          <w:rFonts w:ascii="Segoe UI Symbol" w:hAnsi="Segoe UI Symbol" w:cs="Segoe UI Symbol"/>
+        </w:rPr>
+        <w:t>shift () :</w:t>
+      </w:r>
+    </w:p>
+    <w:p>
+      <w:pPr>
+        <w:pStyle w:val="ListParagraph"/>
+        <w:numPr>
+          <w:ilvl w:val="1"/>
+          <w:numId w:val="18"/>
+        </w:numPr>
+        <w:rPr>
+          <w:rFonts w:ascii="Segoe UI Symbol" w:hAnsi="Segoe UI Symbol" w:cs="Segoe UI Symbol"/>
+        </w:rPr>
+      </w:pPr>
+      <w:r>
+        <w:rPr>
+          <w:rFonts w:ascii="Segoe UI Symbol" w:hAnsi="Segoe UI Symbol" w:cs="Segoe UI Symbol"/>
+        </w:rPr>
+        <w:t xml:space="preserve">used to remove the element  form the start </w:t>
+      </w:r>
+    </w:p>
+    <w:p>
+      <w:pPr>
+        <w:pStyle w:val="ListParagraph"/>
+        <w:numPr>
+          <w:ilvl w:val="0"/>
+          <w:numId w:val="18"/>
+        </w:numPr>
+        <w:shd w:val="clear" w:color="auto" w:fill="121314"/>
+        <w:spacing w:after="0" w:line="270" w:lineRule="atLeast"/>
+        <w:rPr>
+          <w:rFonts w:ascii="Menlo" w:eastAsia="Times New Roman" w:hAnsi="Menlo" w:cs="Menlo"/>
+          <w:color w:val="BBBEBF"/>
+          <w:kern w:val="0"/>
+          <w:sz w:val="18"/>
+          <w:szCs w:val="18"/>
+          <w:lang w:eastAsia="en-GB"/>
+          <w14:ligatures w14:val="none"/>
+        </w:rPr>
+      </w:pPr>
+      <w:r>
+        <w:rPr>
+          <w:rFonts w:ascii="Menlo" w:eastAsia="Times New Roman" w:hAnsi="Menlo" w:cs="Menlo"/>
+          <w:color w:val="FF7B72"/>
+          <w:kern w:val="0"/>
+          <w:sz w:val="18"/>
+          <w:szCs w:val="18"/>
+          <w:lang w:eastAsia="en-GB"/>
+          <w14:ligatures w14:val="none"/>
+        </w:rPr>
+        <w:t>let</w:t>
+      </w:r>
+      <w:r>
+        <w:rPr>
+          <w:rFonts w:ascii="Menlo" w:eastAsia="Times New Roman" w:hAnsi="Menlo" w:cs="Menlo"/>
+          <w:color w:val="BBBEBF"/>
+          <w:kern w:val="0"/>
+          <w:sz w:val="18"/>
+          <w:szCs w:val="18"/>
+          <w:lang w:eastAsia="en-GB"/>
+          <w14:ligatures w14:val="none"/>
+        </w:rPr>
+        <w:t xml:space="preserve"> </w:t>
+      </w:r>
+      <w:r>
+        <w:rPr>
+          <w:rFonts w:ascii="Menlo" w:eastAsia="Times New Roman" w:hAnsi="Menlo" w:cs="Menlo"/>
+          <w:color w:val="C9D1D9"/>
+          <w:kern w:val="0"/>
+          <w:sz w:val="18"/>
+          <w:szCs w:val="18"/>
+          <w:lang w:eastAsia="en-GB"/>
+          <w14:ligatures w14:val="none"/>
+        </w:rPr>
+        <w:t>movies</w:t>
+      </w:r>
+      <w:r>
+        <w:rPr>
+          <w:rFonts w:ascii="Menlo" w:eastAsia="Times New Roman" w:hAnsi="Menlo" w:cs="Menlo"/>
+          <w:color w:val="BBBEBF"/>
+          <w:kern w:val="0"/>
+          <w:sz w:val="18"/>
+          <w:szCs w:val="18"/>
+          <w:lang w:eastAsia="en-GB"/>
+          <w14:ligatures w14:val="none"/>
+        </w:rPr>
+        <w:t xml:space="preserve"> </w:t>
+      </w:r>
+      <w:r>
+        <w:rPr>
+          <w:rFonts w:ascii="Menlo" w:eastAsia="Times New Roman" w:hAnsi="Menlo" w:cs="Menlo"/>
+          <w:color w:val="D4D4D4"/>
+          <w:kern w:val="0"/>
+          <w:sz w:val="18"/>
+          <w:szCs w:val="18"/>
+          <w:lang w:eastAsia="en-GB"/>
+          <w14:ligatures w14:val="none"/>
+        </w:rPr>
+        <w:t>=</w:t>
+      </w:r>
+      <w:r>
+        <w:rPr>
+          <w:rFonts w:ascii="Menlo" w:eastAsia="Times New Roman" w:hAnsi="Menlo" w:cs="Menlo"/>
+          <w:color w:val="BBBEBF"/>
+          <w:kern w:val="0"/>
+          <w:sz w:val="18"/>
+          <w:szCs w:val="18"/>
+          <w:lang w:eastAsia="en-GB"/>
+          <w14:ligatures w14:val="none"/>
+        </w:rPr>
+        <w:t xml:space="preserve"> [</w:t>
+      </w:r>
+      <w:r>
+        <w:rPr>
+          <w:rFonts w:ascii="Menlo" w:eastAsia="Times New Roman" w:hAnsi="Menlo" w:cs="Menlo"/>
+          <w:color w:val="A5D6FF"/>
+          <w:kern w:val="0"/>
+          <w:sz w:val="18"/>
+          <w:szCs w:val="18"/>
+          <w:lang w:eastAsia="en-GB"/>
+          <w14:ligatures w14:val="none"/>
+        </w:rPr>
+        <w:t>"</w:t>
+      </w:r>
+      <w:proofErr w:type="spellStart"/>
+      <w:r>
+        <w:rPr>
+          <w:rFonts w:ascii="Menlo" w:eastAsia="Times New Roman" w:hAnsi="Menlo" w:cs="Menlo"/>
+          <w:color w:val="A5D6FF"/>
+          <w:kern w:val="0"/>
+          <w:sz w:val="18"/>
+          <w:szCs w:val="18"/>
+          <w:lang w:eastAsia="en-GB"/>
+          <w14:ligatures w14:val="none"/>
+        </w:rPr>
+        <w:t>leo</w:t>
+      </w:r>
+      <w:proofErr w:type="spellEnd"/>
+      <w:r>
+        <w:rPr>
+          <w:rFonts w:ascii="Menlo" w:eastAsia="Times New Roman" w:hAnsi="Menlo" w:cs="Menlo"/>
+          <w:color w:val="A5D6FF"/>
+          <w:kern w:val="0"/>
+          <w:sz w:val="18"/>
+          <w:szCs w:val="18"/>
+          <w:lang w:eastAsia="en-GB"/>
+          <w14:ligatures w14:val="none"/>
+        </w:rPr>
+        <w:t>"</w:t>
+      </w:r>
+      <w:r>
+        <w:rPr>
+          <w:rFonts w:ascii="Menlo" w:eastAsia="Times New Roman" w:hAnsi="Menlo" w:cs="Menlo"/>
+          <w:color w:val="BBBEBF"/>
+          <w:kern w:val="0"/>
+          <w:sz w:val="18"/>
+          <w:szCs w:val="18"/>
+          <w:lang w:eastAsia="en-GB"/>
+          <w14:ligatures w14:val="none"/>
+        </w:rPr>
+        <w:t xml:space="preserve">, </w:t>
+      </w:r>
+      <w:r>
+        <w:rPr>
+          <w:rFonts w:ascii="Menlo" w:eastAsia="Times New Roman" w:hAnsi="Menlo" w:cs="Menlo"/>
+          <w:color w:val="A5D6FF"/>
+          <w:kern w:val="0"/>
+          <w:sz w:val="18"/>
+          <w:szCs w:val="18"/>
+          <w:lang w:eastAsia="en-GB"/>
+          <w14:ligatures w14:val="none"/>
+        </w:rPr>
+        <w:t>"master"</w:t>
+      </w:r>
+      <w:r>
+        <w:rPr>
+          <w:rFonts w:ascii="Menlo" w:eastAsia="Times New Roman" w:hAnsi="Menlo" w:cs="Menlo"/>
+          <w:color w:val="BBBEBF"/>
+          <w:kern w:val="0"/>
+          <w:sz w:val="18"/>
+          <w:szCs w:val="18"/>
+          <w:lang w:eastAsia="en-GB"/>
+          <w14:ligatures w14:val="none"/>
+        </w:rPr>
+        <w:t xml:space="preserve">, </w:t>
+      </w:r>
+      <w:r>
+        <w:rPr>
+          <w:rFonts w:ascii="Menlo" w:eastAsia="Times New Roman" w:hAnsi="Menlo" w:cs="Menlo"/>
+          <w:color w:val="A5D6FF"/>
+          <w:kern w:val="0"/>
+          <w:sz w:val="18"/>
+          <w:szCs w:val="18"/>
+          <w:lang w:eastAsia="en-GB"/>
+          <w14:ligatures w14:val="none"/>
+        </w:rPr>
+        <w:t>"beast"</w:t>
+      </w:r>
+      <w:r>
+        <w:rPr>
+          <w:rFonts w:ascii="Menlo" w:eastAsia="Times New Roman" w:hAnsi="Menlo" w:cs="Menlo"/>
+          <w:color w:val="BBBEBF"/>
+          <w:kern w:val="0"/>
+          <w:sz w:val="18"/>
+          <w:szCs w:val="18"/>
+          <w:lang w:eastAsia="en-GB"/>
+          <w14:ligatures w14:val="none"/>
+        </w:rPr>
+        <w:t xml:space="preserve">, </w:t>
+      </w:r>
+      <w:r>
+        <w:rPr>
+          <w:rFonts w:ascii="Menlo" w:eastAsia="Times New Roman" w:hAnsi="Menlo" w:cs="Menlo"/>
+          <w:color w:val="A5D6FF"/>
+          <w:kern w:val="0"/>
+          <w:sz w:val="18"/>
+          <w:szCs w:val="18"/>
+          <w:lang w:eastAsia="en-GB"/>
+          <w14:ligatures w14:val="none"/>
+        </w:rPr>
+        <w:t>"</w:t>
+      </w:r>
+      <w:proofErr w:type="spellStart"/>
+      <w:r>
+        <w:rPr>
+          <w:rFonts w:ascii="Menlo" w:eastAsia="Times New Roman" w:hAnsi="Menlo" w:cs="Menlo"/>
+          <w:color w:val="A5D6FF"/>
+          <w:kern w:val="0"/>
+          <w:sz w:val="18"/>
+          <w:szCs w:val="18"/>
+          <w:lang w:eastAsia="en-GB"/>
+          <w14:ligatures w14:val="none"/>
+        </w:rPr>
+        <w:t>jananayagan</w:t>
+      </w:r>
+      <w:proofErr w:type="spellEnd"/>
+      <w:r>
+        <w:rPr>
+          <w:rFonts w:ascii="Menlo" w:eastAsia="Times New Roman" w:hAnsi="Menlo" w:cs="Menlo"/>
+          <w:color w:val="A5D6FF"/>
+          <w:kern w:val="0"/>
+          <w:sz w:val="18"/>
+          <w:szCs w:val="18"/>
+          <w:lang w:eastAsia="en-GB"/>
+          <w14:ligatures w14:val="none"/>
+        </w:rPr>
+        <w:t>"</w:t>
+      </w:r>
+      <w:r>
+        <w:rPr>
+          <w:rFonts w:ascii="Menlo" w:eastAsia="Times New Roman" w:hAnsi="Menlo" w:cs="Menlo"/>
+          <w:color w:val="BBBEBF"/>
+          <w:kern w:val="0"/>
+          <w:sz w:val="18"/>
+          <w:szCs w:val="18"/>
+          <w:lang w:eastAsia="en-GB"/>
+          <w14:ligatures w14:val="none"/>
+        </w:rPr>
+        <w:t>];</w:t>
+      </w:r>
+    </w:p>
+    <w:p>
+      <w:pPr>
+        <w:pStyle w:val="ListParagraph"/>
+        <w:numPr>
+          <w:ilvl w:val="0"/>
+          <w:numId w:val="18"/>
+        </w:numPr>
+        <w:shd w:val="clear" w:color="auto" w:fill="121314"/>
+        <w:spacing w:after="0" w:line="270" w:lineRule="atLeast"/>
+        <w:rPr>
+          <w:rFonts w:ascii="Menlo" w:eastAsia="Times New Roman" w:hAnsi="Menlo" w:cs="Menlo"/>
+          <w:color w:val="BBBEBF"/>
+          <w:kern w:val="0"/>
+          <w:sz w:val="18"/>
+          <w:szCs w:val="18"/>
+          <w:lang w:eastAsia="en-GB"/>
+          <w14:ligatures w14:val="none"/>
+        </w:rPr>
+      </w:pPr>
+    </w:p>
+    <w:p>
+      <w:pPr>
+        <w:pStyle w:val="ListParagraph"/>
+        <w:numPr>
+          <w:ilvl w:val="0"/>
+          <w:numId w:val="18"/>
+        </w:numPr>
+        <w:shd w:val="clear" w:color="auto" w:fill="121314"/>
+        <w:spacing w:after="0" w:line="270" w:lineRule="atLeast"/>
+        <w:rPr>
+          <w:rFonts w:ascii="Menlo" w:eastAsia="Times New Roman" w:hAnsi="Menlo" w:cs="Menlo"/>
+          <w:color w:val="BBBEBF"/>
+          <w:kern w:val="0"/>
+          <w:sz w:val="18"/>
+          <w:szCs w:val="18"/>
+          <w:lang w:eastAsia="en-GB"/>
+          <w14:ligatures w14:val="none"/>
+        </w:rPr>
+      </w:pPr>
+      <w:r>
+        <w:rPr>
+          <w:rFonts w:ascii="Menlo" w:eastAsia="Times New Roman" w:hAnsi="Menlo" w:cs="Menlo"/>
+          <w:color w:val="79C0FF"/>
+          <w:kern w:val="0"/>
+          <w:sz w:val="18"/>
+          <w:szCs w:val="18"/>
+          <w:lang w:eastAsia="en-GB"/>
+          <w14:ligatures w14:val="none"/>
+        </w:rPr>
+        <w:t>console</w:t>
+      </w:r>
+      <w:r>
+        <w:rPr>
+          <w:rFonts w:ascii="Menlo" w:eastAsia="Times New Roman" w:hAnsi="Menlo" w:cs="Menlo"/>
+          <w:color w:val="BBBEBF"/>
+          <w:kern w:val="0"/>
+          <w:sz w:val="18"/>
+          <w:szCs w:val="18"/>
+          <w:lang w:eastAsia="en-GB"/>
+          <w14:ligatures w14:val="none"/>
+        </w:rPr>
+        <w:t>.</w:t>
+      </w:r>
+      <w:r>
+        <w:rPr>
+          <w:rFonts w:ascii="Menlo" w:eastAsia="Times New Roman" w:hAnsi="Menlo" w:cs="Menlo"/>
+          <w:color w:val="D2A8FF"/>
+          <w:kern w:val="0"/>
+          <w:sz w:val="18"/>
+          <w:szCs w:val="18"/>
+          <w:lang w:eastAsia="en-GB"/>
+          <w14:ligatures w14:val="none"/>
+        </w:rPr>
+        <w:t>log</w:t>
+      </w:r>
+      <w:r>
+        <w:rPr>
+          <w:rFonts w:ascii="Menlo" w:eastAsia="Times New Roman" w:hAnsi="Menlo" w:cs="Menlo"/>
+          <w:color w:val="BBBEBF"/>
+          <w:kern w:val="0"/>
+          <w:sz w:val="18"/>
+          <w:szCs w:val="18"/>
+          <w:lang w:eastAsia="en-GB"/>
+          <w14:ligatures w14:val="none"/>
+        </w:rPr>
+        <w:t>(</w:t>
+      </w:r>
+      <w:r>
+        <w:rPr>
+          <w:rFonts w:ascii="Menlo" w:eastAsia="Times New Roman" w:hAnsi="Menlo" w:cs="Menlo"/>
+          <w:color w:val="C9D1D9"/>
+          <w:kern w:val="0"/>
+          <w:sz w:val="18"/>
+          <w:szCs w:val="18"/>
+          <w:lang w:eastAsia="en-GB"/>
+          <w14:ligatures w14:val="none"/>
+        </w:rPr>
+        <w:t>movies</w:t>
+      </w:r>
+      <w:r>
+        <w:rPr>
+          <w:rFonts w:ascii="Menlo" w:eastAsia="Times New Roman" w:hAnsi="Menlo" w:cs="Menlo"/>
+          <w:color w:val="BBBEBF"/>
+          <w:kern w:val="0"/>
+          <w:sz w:val="18"/>
+          <w:szCs w:val="18"/>
+          <w:lang w:eastAsia="en-GB"/>
+          <w14:ligatures w14:val="none"/>
+        </w:rPr>
+        <w:t>);</w:t>
+      </w:r>
+    </w:p>
+    <w:p>
+      <w:pPr>
+        <w:pStyle w:val="ListParagraph"/>
+        <w:numPr>
+          <w:ilvl w:val="0"/>
+          <w:numId w:val="18"/>
+        </w:numPr>
+        <w:shd w:val="clear" w:color="auto" w:fill="121314"/>
+        <w:spacing w:after="0" w:line="270" w:lineRule="atLeast"/>
+        <w:rPr>
+          <w:rFonts w:ascii="Menlo" w:eastAsia="Times New Roman" w:hAnsi="Menlo" w:cs="Menlo"/>
+          <w:color w:val="BBBEBF"/>
+          <w:kern w:val="0"/>
+          <w:sz w:val="18"/>
+          <w:szCs w:val="18"/>
+          <w:lang w:eastAsia="en-GB"/>
+          <w14:ligatures w14:val="none"/>
+        </w:rPr>
+      </w:pPr>
+    </w:p>
+    <w:p>
+      <w:pPr>
+        <w:pStyle w:val="ListParagraph"/>
+        <w:numPr>
+          <w:ilvl w:val="0"/>
+          <w:numId w:val="18"/>
+        </w:numPr>
+        <w:shd w:val="clear" w:color="auto" w:fill="121314"/>
+        <w:spacing w:after="0" w:line="270" w:lineRule="atLeast"/>
+        <w:rPr>
+          <w:rFonts w:ascii="Menlo" w:eastAsia="Times New Roman" w:hAnsi="Menlo" w:cs="Menlo"/>
+          <w:color w:val="BBBEBF"/>
+          <w:kern w:val="0"/>
+          <w:sz w:val="18"/>
+          <w:szCs w:val="18"/>
+          <w:lang w:eastAsia="en-GB"/>
+          <w14:ligatures w14:val="none"/>
+        </w:rPr>
+      </w:pPr>
+      <w:proofErr w:type="spellStart"/>
+      <w:r>
+        <w:rPr>
+          <w:rFonts w:ascii="Menlo" w:eastAsia="Times New Roman" w:hAnsi="Menlo" w:cs="Menlo"/>
+          <w:color w:val="C9D1D9"/>
+          <w:kern w:val="0"/>
+          <w:sz w:val="18"/>
+          <w:szCs w:val="18"/>
+          <w:lang w:eastAsia="en-GB"/>
+          <w14:ligatures w14:val="none"/>
+        </w:rPr>
+        <w:t>movies</w:t>
+      </w:r>
+      <w:r>
+        <w:rPr>
+          <w:rFonts w:ascii="Menlo" w:eastAsia="Times New Roman" w:hAnsi="Menlo" w:cs="Menlo"/>
+          <w:color w:val="BBBEBF"/>
+          <w:kern w:val="0"/>
+          <w:sz w:val="18"/>
+          <w:szCs w:val="18"/>
+          <w:lang w:eastAsia="en-GB"/>
+          <w14:ligatures w14:val="none"/>
+        </w:rPr>
+        <w:t>.</w:t>
+      </w:r>
+      <w:r>
+        <w:rPr>
+          <w:rFonts w:ascii="Menlo" w:eastAsia="Times New Roman" w:hAnsi="Menlo" w:cs="Menlo"/>
+          <w:color w:val="D2A8FF"/>
+          <w:kern w:val="0"/>
+          <w:sz w:val="18"/>
+          <w:szCs w:val="18"/>
+          <w:lang w:eastAsia="en-GB"/>
+          <w14:ligatures w14:val="none"/>
+        </w:rPr>
+        <w:t>shift</w:t>
+      </w:r>
+      <w:proofErr w:type="spellEnd"/>
+      <w:r>
+        <w:rPr>
+          <w:rFonts w:ascii="Menlo" w:eastAsia="Times New Roman" w:hAnsi="Menlo" w:cs="Menlo"/>
+          <w:color w:val="BBBEBF"/>
+          <w:kern w:val="0"/>
+          <w:sz w:val="18"/>
+          <w:szCs w:val="18"/>
+          <w:lang w:eastAsia="en-GB"/>
+          <w14:ligatures w14:val="none"/>
+        </w:rPr>
+        <w:t>();</w:t>
+      </w:r>
+    </w:p>
+    <w:p>
+      <w:pPr>
+        <w:pStyle w:val="ListParagraph"/>
+        <w:numPr>
+          <w:ilvl w:val="0"/>
+          <w:numId w:val="18"/>
+        </w:numPr>
+        <w:shd w:val="clear" w:color="auto" w:fill="121314"/>
+        <w:spacing w:after="0" w:line="270" w:lineRule="atLeast"/>
+        <w:rPr>
+          <w:rFonts w:ascii="Menlo" w:eastAsia="Times New Roman" w:hAnsi="Menlo" w:cs="Menlo"/>
+          <w:color w:val="BBBEBF"/>
+          <w:kern w:val="0"/>
+          <w:sz w:val="18"/>
+          <w:szCs w:val="18"/>
+          <w:lang w:eastAsia="en-GB"/>
+          <w14:ligatures w14:val="none"/>
+        </w:rPr>
+      </w:pPr>
+      <w:r>
+        <w:rPr>
+          <w:rFonts w:ascii="Menlo" w:eastAsia="Times New Roman" w:hAnsi="Menlo" w:cs="Menlo"/>
+          <w:color w:val="79C0FF"/>
+          <w:kern w:val="0"/>
+          <w:sz w:val="18"/>
+          <w:szCs w:val="18"/>
+          <w:lang w:eastAsia="en-GB"/>
+          <w14:ligatures w14:val="none"/>
+        </w:rPr>
+        <w:t>console</w:t>
+      </w:r>
+      <w:r>
+        <w:rPr>
+          <w:rFonts w:ascii="Menlo" w:eastAsia="Times New Roman" w:hAnsi="Menlo" w:cs="Menlo"/>
+          <w:color w:val="BBBEBF"/>
+          <w:kern w:val="0"/>
+          <w:sz w:val="18"/>
+          <w:szCs w:val="18"/>
+          <w:lang w:eastAsia="en-GB"/>
+          <w14:ligatures w14:val="none"/>
+        </w:rPr>
+        <w:t>.</w:t>
+      </w:r>
+      <w:r>
+        <w:rPr>
+          <w:rFonts w:ascii="Menlo" w:eastAsia="Times New Roman" w:hAnsi="Menlo" w:cs="Menlo"/>
+          <w:color w:val="D2A8FF"/>
+          <w:kern w:val="0"/>
+          <w:sz w:val="18"/>
+          <w:szCs w:val="18"/>
+          <w:lang w:eastAsia="en-GB"/>
+          <w14:ligatures w14:val="none"/>
+        </w:rPr>
+        <w:t>log</w:t>
+      </w:r>
+      <w:r>
+        <w:rPr>
+          <w:rFonts w:ascii="Menlo" w:eastAsia="Times New Roman" w:hAnsi="Menlo" w:cs="Menlo"/>
+          <w:color w:val="BBBEBF"/>
+          <w:kern w:val="0"/>
+          <w:sz w:val="18"/>
+          <w:szCs w:val="18"/>
+          <w:lang w:eastAsia="en-GB"/>
+          <w14:ligatures w14:val="none"/>
+        </w:rPr>
+        <w:t>(</w:t>
+      </w:r>
+      <w:r>
+        <w:rPr>
+          <w:rFonts w:ascii="Menlo" w:eastAsia="Times New Roman" w:hAnsi="Menlo" w:cs="Menlo"/>
+          <w:color w:val="C9D1D9"/>
+          <w:kern w:val="0"/>
+          <w:sz w:val="18"/>
+          <w:szCs w:val="18"/>
+          <w:lang w:eastAsia="en-GB"/>
+          <w14:ligatures w14:val="none"/>
+        </w:rPr>
+        <w:t>movies</w:t>
+      </w:r>
+      <w:r>
+        <w:rPr>
+          <w:rFonts w:ascii="Menlo" w:eastAsia="Times New Roman" w:hAnsi="Menlo" w:cs="Menlo"/>
+          <w:color w:val="BBBEBF"/>
+          <w:kern w:val="0"/>
+          <w:sz w:val="18"/>
+          <w:szCs w:val="18"/>
+          <w:lang w:eastAsia="en-GB"/>
+          <w14:ligatures w14:val="none"/>
+        </w:rPr>
+        <w:t>);</w:t>
+      </w:r>
+    </w:p>
+    <w:p>
+      <w:pPr>
+        <w:pStyle w:val="ListParagraph"/>
+        <w:numPr>
+          <w:ilvl w:val="0"/>
+          <w:numId w:val="18"/>
+        </w:numPr>
+        <w:rPr>
+          <w:rFonts w:ascii="Segoe UI Symbol" w:hAnsi="Segoe UI Symbol" w:cs="Segoe UI Symbol"/>
+        </w:rPr>
+      </w:pPr>
+      <w:r>
+        <w:rPr>
+          <w:rFonts w:ascii="Segoe UI Symbol" w:hAnsi="Segoe UI Symbol" w:cs="Segoe UI Symbol"/>
+        </w:rPr>
+        <w:t>unshift () :</w:t>
+      </w:r>
+    </w:p>
+    <w:p>
+      <w:pPr>
+        <w:pStyle w:val="ListParagraph"/>
+        <w:numPr>
+          <w:ilvl w:val="1"/>
+          <w:numId w:val="18"/>
+        </w:numPr>
+        <w:rPr>
+          <w:rFonts w:ascii="Segoe UI Symbol" w:hAnsi="Segoe UI Symbol" w:cs="Segoe UI Symbol"/>
+        </w:rPr>
+      </w:pPr>
+      <w:r>
+        <w:rPr>
+          <w:rFonts w:ascii="Segoe UI Symbol" w:hAnsi="Segoe UI Symbol" w:cs="Segoe UI Symbol"/>
+        </w:rPr>
+        <w:t xml:space="preserve">used to add the element from the start </w:t>
+      </w:r>
+    </w:p>
+    <w:p>
+      <w:pPr>
+        <w:pStyle w:val="ListParagraph"/>
+        <w:numPr>
+          <w:ilvl w:val="0"/>
+          <w:numId w:val="18"/>
+        </w:numPr>
+        <w:shd w:val="clear" w:color="auto" w:fill="121314"/>
+        <w:spacing w:after="0" w:line="270" w:lineRule="atLeast"/>
+        <w:rPr>
+          <w:rFonts w:ascii="Menlo" w:eastAsia="Times New Roman" w:hAnsi="Menlo" w:cs="Menlo"/>
+          <w:color w:val="BBBEBF"/>
+          <w:kern w:val="0"/>
+          <w:sz w:val="18"/>
+          <w:szCs w:val="18"/>
+          <w:lang w:eastAsia="en-GB"/>
+          <w14:ligatures w14:val="none"/>
+        </w:rPr>
+      </w:pPr>
+      <w:r>
+        <w:rPr>
+          <w:rFonts w:ascii="Menlo" w:eastAsia="Times New Roman" w:hAnsi="Menlo" w:cs="Menlo"/>
+          <w:color w:val="FF7B72"/>
+          <w:kern w:val="0"/>
+          <w:sz w:val="18"/>
+          <w:szCs w:val="18"/>
+          <w:lang w:eastAsia="en-GB"/>
+          <w14:ligatures w14:val="none"/>
+        </w:rPr>
+        <w:t>let</w:t>
+      </w:r>
+      <w:r>
+        <w:rPr>
+          <w:rFonts w:ascii="Menlo" w:eastAsia="Times New Roman" w:hAnsi="Menlo" w:cs="Menlo"/>
+          <w:color w:val="BBBEBF"/>
+          <w:kern w:val="0"/>
+          <w:sz w:val="18"/>
+          <w:szCs w:val="18"/>
+          <w:lang w:eastAsia="en-GB"/>
+          <w14:ligatures w14:val="none"/>
+        </w:rPr>
+        <w:t xml:space="preserve"> </w:t>
+      </w:r>
+      <w:r>
+        <w:rPr>
+          <w:rFonts w:ascii="Menlo" w:eastAsia="Times New Roman" w:hAnsi="Menlo" w:cs="Menlo"/>
+          <w:color w:val="C9D1D9"/>
+          <w:kern w:val="0"/>
+          <w:sz w:val="18"/>
+          <w:szCs w:val="18"/>
+          <w:lang w:eastAsia="en-GB"/>
+          <w14:ligatures w14:val="none"/>
+        </w:rPr>
+        <w:t>series</w:t>
+      </w:r>
+      <w:r>
+        <w:rPr>
+          <w:rFonts w:ascii="Menlo" w:eastAsia="Times New Roman" w:hAnsi="Menlo" w:cs="Menlo"/>
+          <w:color w:val="BBBEBF"/>
+          <w:kern w:val="0"/>
+          <w:sz w:val="18"/>
+          <w:szCs w:val="18"/>
+          <w:lang w:eastAsia="en-GB"/>
+          <w14:ligatures w14:val="none"/>
+        </w:rPr>
+        <w:t xml:space="preserve"> </w:t>
+      </w:r>
+      <w:r>
+        <w:rPr>
+          <w:rFonts w:ascii="Menlo" w:eastAsia="Times New Roman" w:hAnsi="Menlo" w:cs="Menlo"/>
+          <w:color w:val="D4D4D4"/>
+          <w:kern w:val="0"/>
+          <w:sz w:val="18"/>
+          <w:szCs w:val="18"/>
+          <w:lang w:eastAsia="en-GB"/>
+          <w14:ligatures w14:val="none"/>
+        </w:rPr>
+        <w:t>=</w:t>
+      </w:r>
+      <w:r>
+        <w:rPr>
+          <w:rFonts w:ascii="Menlo" w:eastAsia="Times New Roman" w:hAnsi="Menlo" w:cs="Menlo"/>
+          <w:color w:val="BBBEBF"/>
+          <w:kern w:val="0"/>
+          <w:sz w:val="18"/>
+          <w:szCs w:val="18"/>
+          <w:lang w:eastAsia="en-GB"/>
+          <w14:ligatures w14:val="none"/>
+        </w:rPr>
+        <w:t xml:space="preserve"> [</w:t>
+      </w:r>
+      <w:r>
+        <w:rPr>
+          <w:rFonts w:ascii="Menlo" w:eastAsia="Times New Roman" w:hAnsi="Menlo" w:cs="Menlo"/>
+          <w:color w:val="A5D6FF"/>
+          <w:kern w:val="0"/>
+          <w:sz w:val="18"/>
+          <w:szCs w:val="18"/>
+          <w:lang w:eastAsia="en-GB"/>
+          <w14:ligatures w14:val="none"/>
+        </w:rPr>
+        <w:t>"dark"</w:t>
+      </w:r>
+      <w:r>
+        <w:rPr>
+          <w:rFonts w:ascii="Menlo" w:eastAsia="Times New Roman" w:hAnsi="Menlo" w:cs="Menlo"/>
+          <w:color w:val="BBBEBF"/>
+          <w:kern w:val="0"/>
+          <w:sz w:val="18"/>
+          <w:szCs w:val="18"/>
+          <w:lang w:eastAsia="en-GB"/>
+          <w14:ligatures w14:val="none"/>
+        </w:rPr>
+        <w:t xml:space="preserve">, </w:t>
+      </w:r>
+      <w:r>
+        <w:rPr>
+          <w:rFonts w:ascii="Menlo" w:eastAsia="Times New Roman" w:hAnsi="Menlo" w:cs="Menlo"/>
+          <w:color w:val="A5D6FF"/>
+          <w:kern w:val="0"/>
+          <w:sz w:val="18"/>
+          <w:szCs w:val="18"/>
+          <w:lang w:eastAsia="en-GB"/>
+          <w14:ligatures w14:val="none"/>
+        </w:rPr>
+        <w:t>"</w:t>
+      </w:r>
+      <w:proofErr w:type="spellStart"/>
+      <w:r>
+        <w:rPr>
+          <w:rFonts w:ascii="Menlo" w:eastAsia="Times New Roman" w:hAnsi="Menlo" w:cs="Menlo"/>
+          <w:color w:val="A5D6FF"/>
+          <w:kern w:val="0"/>
+          <w:sz w:val="18"/>
+          <w:szCs w:val="18"/>
+          <w:lang w:eastAsia="en-GB"/>
+          <w14:ligatures w14:val="none"/>
+        </w:rPr>
+        <w:t>lusyfer</w:t>
+      </w:r>
+      <w:proofErr w:type="spellEnd"/>
+      <w:r>
+        <w:rPr>
+          <w:rFonts w:ascii="Menlo" w:eastAsia="Times New Roman" w:hAnsi="Menlo" w:cs="Menlo"/>
+          <w:color w:val="A5D6FF"/>
+          <w:kern w:val="0"/>
+          <w:sz w:val="18"/>
+          <w:szCs w:val="18"/>
+          <w:lang w:eastAsia="en-GB"/>
+          <w14:ligatures w14:val="none"/>
+        </w:rPr>
+        <w:t>"</w:t>
+      </w:r>
+      <w:r>
+        <w:rPr>
+          <w:rFonts w:ascii="Menlo" w:eastAsia="Times New Roman" w:hAnsi="Menlo" w:cs="Menlo"/>
+          <w:color w:val="BBBEBF"/>
+          <w:kern w:val="0"/>
+          <w:sz w:val="18"/>
+          <w:szCs w:val="18"/>
+          <w:lang w:eastAsia="en-GB"/>
+          <w14:ligatures w14:val="none"/>
+        </w:rPr>
+        <w:t xml:space="preserve">, </w:t>
+      </w:r>
+      <w:r>
+        <w:rPr>
+          <w:rFonts w:ascii="Menlo" w:eastAsia="Times New Roman" w:hAnsi="Menlo" w:cs="Menlo"/>
+          <w:color w:val="A5D6FF"/>
+          <w:kern w:val="0"/>
+          <w:sz w:val="18"/>
+          <w:szCs w:val="18"/>
+          <w:lang w:eastAsia="en-GB"/>
+          <w14:ligatures w14:val="none"/>
+        </w:rPr>
+        <w:t>"</w:t>
+      </w:r>
+      <w:proofErr w:type="spellStart"/>
+      <w:r>
+        <w:rPr>
+          <w:rFonts w:ascii="Menlo" w:eastAsia="Times New Roman" w:hAnsi="Menlo" w:cs="Menlo"/>
+          <w:color w:val="A5D6FF"/>
+          <w:kern w:val="0"/>
+          <w:sz w:val="18"/>
+          <w:szCs w:val="18"/>
+          <w:lang w:eastAsia="en-GB"/>
+          <w14:ligatures w14:val="none"/>
+        </w:rPr>
+        <w:t>f.r.i.e.n.d.s</w:t>
+      </w:r>
+      <w:proofErr w:type="spellEnd"/>
+      <w:r>
+        <w:rPr>
+          <w:rFonts w:ascii="Menlo" w:eastAsia="Times New Roman" w:hAnsi="Menlo" w:cs="Menlo"/>
+          <w:color w:val="A5D6FF"/>
+          <w:kern w:val="0"/>
+          <w:sz w:val="18"/>
+          <w:szCs w:val="18"/>
+          <w:lang w:eastAsia="en-GB"/>
+          <w14:ligatures w14:val="none"/>
+        </w:rPr>
+        <w:t>"</w:t>
+      </w:r>
+      <w:r>
+        <w:rPr>
+          <w:rFonts w:ascii="Menlo" w:eastAsia="Times New Roman" w:hAnsi="Menlo" w:cs="Menlo"/>
+          <w:color w:val="BBBEBF"/>
+          <w:kern w:val="0"/>
+          <w:sz w:val="18"/>
+          <w:szCs w:val="18"/>
+          <w:lang w:eastAsia="en-GB"/>
+          <w14:ligatures w14:val="none"/>
+        </w:rPr>
+        <w:t>];</w:t>
+      </w:r>
+    </w:p>
+    <w:p>
+      <w:pPr>
+        <w:pStyle w:val="ListParagraph"/>
+        <w:numPr>
+          <w:ilvl w:val="0"/>
+          <w:numId w:val="18"/>
+        </w:numPr>
+        <w:shd w:val="clear" w:color="auto" w:fill="121314"/>
+        <w:spacing w:after="0" w:line="270" w:lineRule="atLeast"/>
+        <w:rPr>
+          <w:rFonts w:ascii="Menlo" w:eastAsia="Times New Roman" w:hAnsi="Menlo" w:cs="Menlo"/>
+          <w:color w:val="BBBEBF"/>
+          <w:kern w:val="0"/>
+          <w:sz w:val="18"/>
+          <w:szCs w:val="18"/>
+          <w:lang w:eastAsia="en-GB"/>
+          <w14:ligatures w14:val="none"/>
+        </w:rPr>
+      </w:pPr>
+    </w:p>
+    <w:p>
+      <w:pPr>
+        <w:pStyle w:val="ListParagraph"/>
+        <w:numPr>
+          <w:ilvl w:val="0"/>
+          <w:numId w:val="18"/>
+        </w:numPr>
+        <w:shd w:val="clear" w:color="auto" w:fill="121314"/>
+        <w:spacing w:after="0" w:line="270" w:lineRule="atLeast"/>
+        <w:rPr>
+          <w:rFonts w:ascii="Menlo" w:eastAsia="Times New Roman" w:hAnsi="Menlo" w:cs="Menlo"/>
+          <w:color w:val="BBBEBF"/>
+          <w:kern w:val="0"/>
+          <w:sz w:val="18"/>
+          <w:szCs w:val="18"/>
+          <w:lang w:eastAsia="en-GB"/>
+          <w14:ligatures w14:val="none"/>
+        </w:rPr>
+      </w:pPr>
+      <w:r>
+        <w:rPr>
+          <w:rFonts w:ascii="Menlo" w:eastAsia="Times New Roman" w:hAnsi="Menlo" w:cs="Menlo"/>
+          <w:color w:val="79C0FF"/>
+          <w:kern w:val="0"/>
+          <w:sz w:val="18"/>
+          <w:szCs w:val="18"/>
+          <w:lang w:eastAsia="en-GB"/>
+          <w14:ligatures w14:val="none"/>
+        </w:rPr>
+        <w:t>console</w:t>
+      </w:r>
+      <w:r>
+        <w:rPr>
+          <w:rFonts w:ascii="Menlo" w:eastAsia="Times New Roman" w:hAnsi="Menlo" w:cs="Menlo"/>
+          <w:color w:val="BBBEBF"/>
+          <w:kern w:val="0"/>
+          <w:sz w:val="18"/>
+          <w:szCs w:val="18"/>
+          <w:lang w:eastAsia="en-GB"/>
+          <w14:ligatures w14:val="none"/>
+        </w:rPr>
+        <w:t>.</w:t>
+      </w:r>
+      <w:r>
+        <w:rPr>
+          <w:rFonts w:ascii="Menlo" w:eastAsia="Times New Roman" w:hAnsi="Menlo" w:cs="Menlo"/>
+          <w:color w:val="D2A8FF"/>
+          <w:kern w:val="0"/>
+          <w:sz w:val="18"/>
+          <w:szCs w:val="18"/>
+          <w:lang w:eastAsia="en-GB"/>
+          <w14:ligatures w14:val="none"/>
+        </w:rPr>
+        <w:t>log</w:t>
+      </w:r>
+      <w:r>
+        <w:rPr>
+          <w:rFonts w:ascii="Menlo" w:eastAsia="Times New Roman" w:hAnsi="Menlo" w:cs="Menlo"/>
+          <w:color w:val="BBBEBF"/>
+          <w:kern w:val="0"/>
+          <w:sz w:val="18"/>
+          <w:szCs w:val="18"/>
+          <w:lang w:eastAsia="en-GB"/>
+          <w14:ligatures w14:val="none"/>
+        </w:rPr>
+        <w:t>(</w:t>
+      </w:r>
+      <w:r>
+        <w:rPr>
+          <w:rFonts w:ascii="Menlo" w:eastAsia="Times New Roman" w:hAnsi="Menlo" w:cs="Menlo"/>
+          <w:color w:val="C9D1D9"/>
+          <w:kern w:val="0"/>
+          <w:sz w:val="18"/>
+          <w:szCs w:val="18"/>
+          <w:lang w:eastAsia="en-GB"/>
+          <w14:ligatures w14:val="none"/>
+        </w:rPr>
+        <w:t>series</w:t>
+      </w:r>
+      <w:r>
+        <w:rPr>
+          <w:rFonts w:ascii="Menlo" w:eastAsia="Times New Roman" w:hAnsi="Menlo" w:cs="Menlo"/>
+          <w:color w:val="BBBEBF"/>
+          <w:kern w:val="0"/>
+          <w:sz w:val="18"/>
+          <w:szCs w:val="18"/>
+          <w:lang w:eastAsia="en-GB"/>
+          <w14:ligatures w14:val="none"/>
+        </w:rPr>
+        <w:t>);</w:t>
+      </w:r>
+    </w:p>
+    <w:p>
+      <w:pPr>
+        <w:pStyle w:val="ListParagraph"/>
+        <w:numPr>
+          <w:ilvl w:val="0"/>
+          <w:numId w:val="18"/>
+        </w:numPr>
+        <w:shd w:val="clear" w:color="auto" w:fill="121314"/>
+        <w:spacing w:after="0" w:line="270" w:lineRule="atLeast"/>
+        <w:rPr>
+          <w:rFonts w:ascii="Menlo" w:eastAsia="Times New Roman" w:hAnsi="Menlo" w:cs="Menlo"/>
+          <w:color w:val="BBBEBF"/>
+          <w:kern w:val="0"/>
+          <w:sz w:val="18"/>
+          <w:szCs w:val="18"/>
+          <w:lang w:eastAsia="en-GB"/>
+          <w14:ligatures w14:val="none"/>
+        </w:rPr>
+      </w:pPr>
+    </w:p>
+    <w:p>
+      <w:pPr>
+        <w:pStyle w:val="ListParagraph"/>
+        <w:numPr>
+          <w:ilvl w:val="0"/>
+          <w:numId w:val="18"/>
+        </w:numPr>
+        <w:shd w:val="clear" w:color="auto" w:fill="121314"/>
+        <w:spacing w:after="0" w:line="270" w:lineRule="atLeast"/>
+        <w:rPr>
+          <w:rFonts w:ascii="Menlo" w:eastAsia="Times New Roman" w:hAnsi="Menlo" w:cs="Menlo"/>
+          <w:color w:val="BBBEBF"/>
+          <w:kern w:val="0"/>
+          <w:sz w:val="18"/>
+          <w:szCs w:val="18"/>
+          <w:lang w:eastAsia="en-GB"/>
+          <w14:ligatures w14:val="none"/>
+        </w:rPr>
+      </w:pPr>
+      <w:proofErr w:type="spellStart"/>
+      <w:r>
+        <w:rPr>
+          <w:rFonts w:ascii="Menlo" w:eastAsia="Times New Roman" w:hAnsi="Menlo" w:cs="Menlo"/>
+          <w:color w:val="C9D1D9"/>
+          <w:kern w:val="0"/>
+          <w:sz w:val="18"/>
+          <w:szCs w:val="18"/>
+          <w:lang w:eastAsia="en-GB"/>
+          <w14:ligatures w14:val="none"/>
+        </w:rPr>
+        <w:t>series</w:t>
+      </w:r>
+      <w:r>
+        <w:rPr>
+          <w:rFonts w:ascii="Menlo" w:eastAsia="Times New Roman" w:hAnsi="Menlo" w:cs="Menlo"/>
+          <w:color w:val="BBBEBF"/>
+          <w:kern w:val="0"/>
+          <w:sz w:val="18"/>
+          <w:szCs w:val="18"/>
+          <w:lang w:eastAsia="en-GB"/>
+          <w14:ligatures w14:val="none"/>
+        </w:rPr>
+        <w:t>.</w:t>
+      </w:r>
+      <w:r>
+        <w:rPr>
+          <w:rFonts w:ascii="Menlo" w:eastAsia="Times New Roman" w:hAnsi="Menlo" w:cs="Menlo"/>
+          <w:color w:val="D2A8FF"/>
+          <w:kern w:val="0"/>
+          <w:sz w:val="18"/>
+          <w:szCs w:val="18"/>
+          <w:lang w:eastAsia="en-GB"/>
+          <w14:ligatures w14:val="none"/>
+        </w:rPr>
+        <w:t>unshift</w:t>
+      </w:r>
+      <w:proofErr w:type="spellEnd"/>
+      <w:r>
+        <w:rPr>
+          <w:rFonts w:ascii="Menlo" w:eastAsia="Times New Roman" w:hAnsi="Menlo" w:cs="Menlo"/>
+          <w:color w:val="BBBEBF"/>
+          <w:kern w:val="0"/>
+          <w:sz w:val="18"/>
+          <w:szCs w:val="18"/>
+          <w:lang w:eastAsia="en-GB"/>
+          <w14:ligatures w14:val="none"/>
+        </w:rPr>
+        <w:t>(</w:t>
+      </w:r>
+      <w:r>
+        <w:rPr>
+          <w:rFonts w:ascii="Menlo" w:eastAsia="Times New Roman" w:hAnsi="Menlo" w:cs="Menlo"/>
+          <w:color w:val="A5D6FF"/>
+          <w:kern w:val="0"/>
+          <w:sz w:val="18"/>
+          <w:szCs w:val="18"/>
+          <w:lang w:eastAsia="en-GB"/>
+          <w14:ligatures w14:val="none"/>
+        </w:rPr>
+        <w:t>"GOT"</w:t>
+      </w:r>
+      <w:r>
+        <w:rPr>
+          <w:rFonts w:ascii="Menlo" w:eastAsia="Times New Roman" w:hAnsi="Menlo" w:cs="Menlo"/>
+          <w:color w:val="BBBEBF"/>
+          <w:kern w:val="0"/>
+          <w:sz w:val="18"/>
+          <w:szCs w:val="18"/>
+          <w:lang w:eastAsia="en-GB"/>
+          <w14:ligatures w14:val="none"/>
+        </w:rPr>
+        <w:t>);</w:t>
+      </w:r>
+    </w:p>
+    <w:p>
+      <w:pPr>
+        <w:pStyle w:val="ListParagraph"/>
+        <w:numPr>
+          <w:ilvl w:val="0"/>
+          <w:numId w:val="18"/>
+        </w:numPr>
+        <w:shd w:val="clear" w:color="auto" w:fill="121314"/>
+        <w:spacing w:after="0" w:line="270" w:lineRule="atLeast"/>
+        <w:rPr>
+          <w:rFonts w:ascii="Menlo" w:eastAsia="Times New Roman" w:hAnsi="Menlo" w:cs="Menlo"/>
+          <w:color w:val="BBBEBF"/>
+          <w:kern w:val="0"/>
+          <w:sz w:val="18"/>
+          <w:szCs w:val="18"/>
+          <w:lang w:eastAsia="en-GB"/>
+          <w14:ligatures w14:val="none"/>
+        </w:rPr>
+      </w:pPr>
+    </w:p>
+    <w:p>
+      <w:pPr>
+        <w:pStyle w:val="ListParagraph"/>
+        <w:numPr>
+          <w:ilvl w:val="0"/>
+          <w:numId w:val="18"/>
+        </w:numPr>
+        <w:shd w:val="clear" w:color="auto" w:fill="121314"/>
+        <w:spacing w:after="0" w:line="270" w:lineRule="atLeast"/>
+        <w:rPr>
+          <w:rFonts w:ascii="Menlo" w:eastAsia="Times New Roman" w:hAnsi="Menlo" w:cs="Menlo"/>
+          <w:color w:val="BBBEBF"/>
+          <w:kern w:val="0"/>
+          <w:sz w:val="18"/>
+          <w:szCs w:val="18"/>
+          <w:lang w:eastAsia="en-GB"/>
+          <w14:ligatures w14:val="none"/>
+        </w:rPr>
+      </w:pPr>
+      <w:r>
+        <w:rPr>
+          <w:rFonts w:ascii="Menlo" w:eastAsia="Times New Roman" w:hAnsi="Menlo" w:cs="Menlo"/>
+          <w:color w:val="79C0FF"/>
+          <w:kern w:val="0"/>
+          <w:sz w:val="18"/>
+          <w:szCs w:val="18"/>
+          <w:lang w:eastAsia="en-GB"/>
+          <w14:ligatures w14:val="none"/>
+        </w:rPr>
+        <w:t>console</w:t>
+      </w:r>
+      <w:r>
+        <w:rPr>
+          <w:rFonts w:ascii="Menlo" w:eastAsia="Times New Roman" w:hAnsi="Menlo" w:cs="Menlo"/>
+          <w:color w:val="BBBEBF"/>
+          <w:kern w:val="0"/>
+          <w:sz w:val="18"/>
+          <w:szCs w:val="18"/>
+          <w:lang w:eastAsia="en-GB"/>
+          <w14:ligatures w14:val="none"/>
+        </w:rPr>
+        <w:t>.</w:t>
+      </w:r>
+      <w:r>
+        <w:rPr>
+          <w:rFonts w:ascii="Menlo" w:eastAsia="Times New Roman" w:hAnsi="Menlo" w:cs="Menlo"/>
+          <w:color w:val="D2A8FF"/>
+          <w:kern w:val="0"/>
+          <w:sz w:val="18"/>
+          <w:szCs w:val="18"/>
+          <w:lang w:eastAsia="en-GB"/>
+          <w14:ligatures w14:val="none"/>
+        </w:rPr>
+        <w:t>log</w:t>
+      </w:r>
+      <w:r>
+        <w:rPr>
+          <w:rFonts w:ascii="Menlo" w:eastAsia="Times New Roman" w:hAnsi="Menlo" w:cs="Menlo"/>
+          <w:color w:val="BBBEBF"/>
+          <w:kern w:val="0"/>
+          <w:sz w:val="18"/>
+          <w:szCs w:val="18"/>
+          <w:lang w:eastAsia="en-GB"/>
+          <w14:ligatures w14:val="none"/>
+        </w:rPr>
+        <w:t>(</w:t>
+      </w:r>
+      <w:r>
+        <w:rPr>
+          <w:rFonts w:ascii="Menlo" w:eastAsia="Times New Roman" w:hAnsi="Menlo" w:cs="Menlo"/>
+          <w:color w:val="C9D1D9"/>
+          <w:kern w:val="0"/>
+          <w:sz w:val="18"/>
+          <w:szCs w:val="18"/>
+          <w:lang w:eastAsia="en-GB"/>
+          <w14:ligatures w14:val="none"/>
+        </w:rPr>
+        <w:t>series</w:t>
+      </w:r>
+      <w:r>
+        <w:rPr>
+          <w:rFonts w:ascii="Menlo" w:eastAsia="Times New Roman" w:hAnsi="Menlo" w:cs="Menlo"/>
+          <w:color w:val="BBBEBF"/>
+          <w:kern w:val="0"/>
+          <w:sz w:val="18"/>
+          <w:szCs w:val="18"/>
+          <w:lang w:eastAsia="en-GB"/>
+          <w14:ligatures w14:val="none"/>
+        </w:rPr>
+        <w:t>);</w:t>
+      </w:r>
+    </w:p>
+    <w:p>
+      <w:pPr>
+        <w:rPr>
+          <w:rFonts w:ascii="Segoe UI Symbol" w:hAnsi="Segoe UI Symbol" w:cs="Segoe UI Symbol"/>
+        </w:rPr>
+      </w:pPr>
+    </w:p>
+    <w:bookmarkEnd w:id="4"/>
     <w:p>
       <w:pPr>
         <w:rPr>
@@ -14232,6 +23122,119 @@
     </w:lvl>
   </w:abstractNum>
   <w:abstractNum w:abstractNumId="4" w15:restartNumberingAfterBreak="0">
+    <w:nsid w:val="21DF1BFF"/>
+    <w:multiLevelType w:val="hybridMultilevel"/>
+    <w:tmpl w:val="CBAAE452"/>
+    <w:lvl w:ilvl="0" w:tplc="08090001">
+      <w:start w:val="1"/>
+      <w:numFmt w:val="bullet"/>
+      <w:lvlText w:val=""/>
+      <w:lvlJc w:val="left"/>
+      <w:pPr>
+        <w:ind w:left="720" w:hanging="360"/>
+      </w:pPr>
+      <w:rPr>
+        <w:rFonts w:ascii="Symbol" w:hAnsi="Symbol" w:hint="default"/>
+      </w:rPr>
+    </w:lvl>
+    <w:lvl w:ilvl="1" w:tplc="08090003">
+      <w:start w:val="1"/>
+      <w:numFmt w:val="bullet"/>
+      <w:lvlText w:val="o"/>
+      <w:lvlJc w:val="left"/>
+      <w:pPr>
+        <w:ind w:left="1440" w:hanging="360"/>
+      </w:pPr>
+      <w:rPr>
+        <w:rFonts w:ascii="Courier New" w:hAnsi="Courier New" w:cs="Courier New" w:hint="default"/>
+      </w:rPr>
+    </w:lvl>
+    <w:lvl w:ilvl="2" w:tplc="08090005" w:tentative="1">
+      <w:start w:val="1"/>
+      <w:numFmt w:val="bullet"/>
+      <w:lvlText w:val=""/>
+      <w:lvlJc w:val="left"/>
+      <w:pPr>
+        <w:ind w:left="2160" w:hanging="360"/>
+      </w:pPr>
+      <w:rPr>
+        <w:rFonts w:ascii="Wingdings" w:hAnsi="Wingdings" w:hint="default"/>
+      </w:rPr>
+    </w:lvl>
+    <w:lvl w:ilvl="3" w:tplc="08090001" w:tentative="1">
+      <w:start w:val="1"/>
+      <w:numFmt w:val="bullet"/>
+      <w:lvlText w:val=""/>
+      <w:lvlJc w:val="left"/>
+      <w:pPr>
+        <w:ind w:left="2880" w:hanging="360"/>
+      </w:pPr>
+      <w:rPr>
+        <w:rFonts w:ascii="Symbol" w:hAnsi="Symbol" w:hint="default"/>
+      </w:rPr>
+    </w:lvl>
+    <w:lvl w:ilvl="4" w:tplc="08090003" w:tentative="1">
+      <w:start w:val="1"/>
+      <w:numFmt w:val="bullet"/>
+      <w:lvlText w:val="o"/>
+      <w:lvlJc w:val="left"/>
+      <w:pPr>
+        <w:ind w:left="3600" w:hanging="360"/>
+      </w:pPr>
+      <w:rPr>
+        <w:rFonts w:ascii="Courier New" w:hAnsi="Courier New" w:cs="Courier New" w:hint="default"/>
+      </w:rPr>
+    </w:lvl>
+    <w:lvl w:ilvl="5" w:tplc="08090005" w:tentative="1">
+      <w:start w:val="1"/>
+      <w:numFmt w:val="bullet"/>
+      <w:lvlText w:val=""/>
+      <w:lvlJc w:val="left"/>
+      <w:pPr>
+        <w:ind w:left="4320" w:hanging="360"/>
+      </w:pPr>
+      <w:rPr>
+        <w:rFonts w:ascii="Wingdings" w:hAnsi="Wingdings" w:hint="default"/>
+      </w:rPr>
+    </w:lvl>
+    <w:lvl w:ilvl="6" w:tplc="08090001" w:tentative="1">
+      <w:start w:val="1"/>
+      <w:numFmt w:val="bullet"/>
+      <w:lvlText w:val=""/>
+      <w:lvlJc w:val="left"/>
+      <w:pPr>
+        <w:ind w:left="5040" w:hanging="360"/>
+      </w:pPr>
+      <w:rPr>
+        <w:rFonts w:ascii="Symbol" w:hAnsi="Symbol" w:hint="default"/>
+      </w:rPr>
+    </w:lvl>
+    <w:lvl w:ilvl="7" w:tplc="08090003" w:tentative="1">
+      <w:start w:val="1"/>
+      <w:numFmt w:val="bullet"/>
+      <w:lvlText w:val="o"/>
+      <w:lvlJc w:val="left"/>
+      <w:pPr>
+        <w:ind w:left="5760" w:hanging="360"/>
+      </w:pPr>
+      <w:rPr>
+        <w:rFonts w:ascii="Courier New" w:hAnsi="Courier New" w:cs="Courier New" w:hint="default"/>
+      </w:rPr>
+    </w:lvl>
+    <w:lvl w:ilvl="8" w:tplc="08090005" w:tentative="1">
+      <w:start w:val="1"/>
+      <w:numFmt w:val="bullet"/>
+      <w:lvlText w:val=""/>
+      <w:lvlJc w:val="left"/>
+      <w:pPr>
+        <w:ind w:left="6480" w:hanging="360"/>
+      </w:pPr>
+      <w:rPr>
+        <w:rFonts w:ascii="Wingdings" w:hAnsi="Wingdings" w:hint="default"/>
+      </w:rPr>
+    </w:lvl>
+  </w:abstractNum>
+  <w:abstractNum w:abstractNumId="5" w15:restartNumberingAfterBreak="0">
     <w:nsid w:val="326A4153"/>
     <w:multiLevelType w:val="hybridMultilevel"/>
     <w:tmpl w:val="21DC39BC"/>
@@ -14344,7 +23347,7 @@
       </w:rPr>
     </w:lvl>
   </w:abstractNum>
-  <w:abstractNum w:abstractNumId="5" w15:restartNumberingAfterBreak="0">
+  <w:abstractNum w:abstractNumId="6" w15:restartNumberingAfterBreak="0">
     <w:nsid w:val="385C6F4D"/>
     <w:multiLevelType w:val="hybridMultilevel"/>
     <w:tmpl w:val="E0084C54"/>
@@ -14457,10 +23460,10 @@
       </w:rPr>
     </w:lvl>
   </w:abstractNum>
-  <w:abstractNum w:abstractNumId="6" w15:restartNumberingAfterBreak="0">
-    <w:nsid w:val="4C1C1CA0"/>
+  <w:abstractNum w:abstractNumId="7" w15:restartNumberingAfterBreak="0">
+    <w:nsid w:val="473577CF"/>
     <w:multiLevelType w:val="hybridMultilevel"/>
-    <w:tmpl w:val="D5CEF1AE"/>
+    <w:tmpl w:val="2A66FA94"/>
     <w:lvl w:ilvl="0" w:tplc="08090001">
       <w:start w:val="1"/>
       <w:numFmt w:val="bullet"/>
@@ -14570,10 +23573,96 @@
       </w:rPr>
     </w:lvl>
   </w:abstractNum>
-  <w:abstractNum w:abstractNumId="7" w15:restartNumberingAfterBreak="0">
-    <w:nsid w:val="4F466445"/>
+  <w:abstractNum w:abstractNumId="8" w15:restartNumberingAfterBreak="0">
+    <w:nsid w:val="4B430D6B"/>
     <w:multiLevelType w:val="hybridMultilevel"/>
-    <w:tmpl w:val="D6B69BBC"/>
+    <w:tmpl w:val="0E669B70"/>
+    <w:lvl w:ilvl="0" w:tplc="0809000F">
+      <w:start w:val="1"/>
+      <w:numFmt w:val="decimal"/>
+      <w:lvlText w:val="%1."/>
+      <w:lvlJc w:val="left"/>
+      <w:pPr>
+        <w:ind w:left="720" w:hanging="360"/>
+      </w:pPr>
+    </w:lvl>
+    <w:lvl w:ilvl="1" w:tplc="08090019" w:tentative="1">
+      <w:start w:val="1"/>
+      <w:numFmt w:val="lowerLetter"/>
+      <w:lvlText w:val="%2."/>
+      <w:lvlJc w:val="left"/>
+      <w:pPr>
+        <w:ind w:left="1440" w:hanging="360"/>
+      </w:pPr>
+    </w:lvl>
+    <w:lvl w:ilvl="2" w:tplc="0809001B" w:tentative="1">
+      <w:start w:val="1"/>
+      <w:numFmt w:val="lowerRoman"/>
+      <w:lvlText w:val="%3."/>
+      <w:lvlJc w:val="right"/>
+      <w:pPr>
+        <w:ind w:left="2160" w:hanging="180"/>
+      </w:pPr>
+    </w:lvl>
+    <w:lvl w:ilvl="3" w:tplc="0809000F" w:tentative="1">
+      <w:start w:val="1"/>
+      <w:numFmt w:val="decimal"/>
+      <w:lvlText w:val="%4."/>
+      <w:lvlJc w:val="left"/>
+      <w:pPr>
+        <w:ind w:left="2880" w:hanging="360"/>
+      </w:pPr>
+    </w:lvl>
+    <w:lvl w:ilvl="4" w:tplc="08090019" w:tentative="1">
+      <w:start w:val="1"/>
+      <w:numFmt w:val="lowerLetter"/>
+      <w:lvlText w:val="%5."/>
+      <w:lvlJc w:val="left"/>
+      <w:pPr>
+        <w:ind w:left="3600" w:hanging="360"/>
+      </w:pPr>
+    </w:lvl>
+    <w:lvl w:ilvl="5" w:tplc="0809001B" w:tentative="1">
+      <w:start w:val="1"/>
+      <w:numFmt w:val="lowerRoman"/>
+      <w:lvlText w:val="%6."/>
+      <w:lvlJc w:val="right"/>
+      <w:pPr>
+        <w:ind w:left="4320" w:hanging="180"/>
+      </w:pPr>
+    </w:lvl>
+    <w:lvl w:ilvl="6" w:tplc="0809000F" w:tentative="1">
+      <w:start w:val="1"/>
+      <w:numFmt w:val="decimal"/>
+      <w:lvlText w:val="%7."/>
+      <w:lvlJc w:val="left"/>
+      <w:pPr>
+        <w:ind w:left="5040" w:hanging="360"/>
+      </w:pPr>
+    </w:lvl>
+    <w:lvl w:ilvl="7" w:tplc="08090019" w:tentative="1">
+      <w:start w:val="1"/>
+      <w:numFmt w:val="lowerLetter"/>
+      <w:lvlText w:val="%8."/>
+      <w:lvlJc w:val="left"/>
+      <w:pPr>
+        <w:ind w:left="5760" w:hanging="360"/>
+      </w:pPr>
+    </w:lvl>
+    <w:lvl w:ilvl="8" w:tplc="0809001B" w:tentative="1">
+      <w:start w:val="1"/>
+      <w:numFmt w:val="lowerRoman"/>
+      <w:lvlText w:val="%9."/>
+      <w:lvlJc w:val="right"/>
+      <w:pPr>
+        <w:ind w:left="6480" w:hanging="180"/>
+      </w:pPr>
+    </w:lvl>
+  </w:abstractNum>
+  <w:abstractNum w:abstractNumId="9" w15:restartNumberingAfterBreak="0">
+    <w:nsid w:val="4C1C1CA0"/>
+    <w:multiLevelType w:val="hybridMultilevel"/>
+    <w:tmpl w:val="D5CEF1AE"/>
     <w:lvl w:ilvl="0" w:tplc="08090001">
       <w:start w:val="1"/>
       <w:numFmt w:val="bullet"/>
@@ -14683,7 +23772,120 @@
       </w:rPr>
     </w:lvl>
   </w:abstractNum>
-  <w:abstractNum w:abstractNumId="8" w15:restartNumberingAfterBreak="0">
+  <w:abstractNum w:abstractNumId="10" w15:restartNumberingAfterBreak="0">
+    <w:nsid w:val="4F466445"/>
+    <w:multiLevelType w:val="hybridMultilevel"/>
+    <w:tmpl w:val="D6B69BBC"/>
+    <w:lvl w:ilvl="0" w:tplc="08090001">
+      <w:start w:val="1"/>
+      <w:numFmt w:val="bullet"/>
+      <w:lvlText w:val=""/>
+      <w:lvlJc w:val="left"/>
+      <w:pPr>
+        <w:ind w:left="720" w:hanging="360"/>
+      </w:pPr>
+      <w:rPr>
+        <w:rFonts w:ascii="Symbol" w:hAnsi="Symbol" w:hint="default"/>
+      </w:rPr>
+    </w:lvl>
+    <w:lvl w:ilvl="1" w:tplc="08090003" w:tentative="1">
+      <w:start w:val="1"/>
+      <w:numFmt w:val="bullet"/>
+      <w:lvlText w:val="o"/>
+      <w:lvlJc w:val="left"/>
+      <w:pPr>
+        <w:ind w:left="1440" w:hanging="360"/>
+      </w:pPr>
+      <w:rPr>
+        <w:rFonts w:ascii="Courier New" w:hAnsi="Courier New" w:cs="Courier New" w:hint="default"/>
+      </w:rPr>
+    </w:lvl>
+    <w:lvl w:ilvl="2" w:tplc="08090005" w:tentative="1">
+      <w:start w:val="1"/>
+      <w:numFmt w:val="bullet"/>
+      <w:lvlText w:val=""/>
+      <w:lvlJc w:val="left"/>
+      <w:pPr>
+        <w:ind w:left="2160" w:hanging="360"/>
+      </w:pPr>
+      <w:rPr>
+        <w:rFonts w:ascii="Wingdings" w:hAnsi="Wingdings" w:hint="default"/>
+      </w:rPr>
+    </w:lvl>
+    <w:lvl w:ilvl="3" w:tplc="08090001" w:tentative="1">
+      <w:start w:val="1"/>
+      <w:numFmt w:val="bullet"/>
+      <w:lvlText w:val=""/>
+      <w:lvlJc w:val="left"/>
+      <w:pPr>
+        <w:ind w:left="2880" w:hanging="360"/>
+      </w:pPr>
+      <w:rPr>
+        <w:rFonts w:ascii="Symbol" w:hAnsi="Symbol" w:hint="default"/>
+      </w:rPr>
+    </w:lvl>
+    <w:lvl w:ilvl="4" w:tplc="08090003" w:tentative="1">
+      <w:start w:val="1"/>
+      <w:numFmt w:val="bullet"/>
+      <w:lvlText w:val="o"/>
+      <w:lvlJc w:val="left"/>
+      <w:pPr>
+        <w:ind w:left="3600" w:hanging="360"/>
+      </w:pPr>
+      <w:rPr>
+        <w:rFonts w:ascii="Courier New" w:hAnsi="Courier New" w:cs="Courier New" w:hint="default"/>
+      </w:rPr>
+    </w:lvl>
+    <w:lvl w:ilvl="5" w:tplc="08090005" w:tentative="1">
+      <w:start w:val="1"/>
+      <w:numFmt w:val="bullet"/>
+      <w:lvlText w:val=""/>
+      <w:lvlJc w:val="left"/>
+      <w:pPr>
+        <w:ind w:left="4320" w:hanging="360"/>
+      </w:pPr>
+      <w:rPr>
+        <w:rFonts w:ascii="Wingdings" w:hAnsi="Wingdings" w:hint="default"/>
+      </w:rPr>
+    </w:lvl>
+    <w:lvl w:ilvl="6" w:tplc="08090001" w:tentative="1">
+      <w:start w:val="1"/>
+      <w:numFmt w:val="bullet"/>
+      <w:lvlText w:val=""/>
+      <w:lvlJc w:val="left"/>
+      <w:pPr>
+        <w:ind w:left="5040" w:hanging="360"/>
+      </w:pPr>
+      <w:rPr>
+        <w:rFonts w:ascii="Symbol" w:hAnsi="Symbol" w:hint="default"/>
+      </w:rPr>
+    </w:lvl>
+    <w:lvl w:ilvl="7" w:tplc="08090003" w:tentative="1">
+      <w:start w:val="1"/>
+      <w:numFmt w:val="bullet"/>
+      <w:lvlText w:val="o"/>
+      <w:lvlJc w:val="left"/>
+      <w:pPr>
+        <w:ind w:left="5760" w:hanging="360"/>
+      </w:pPr>
+      <w:rPr>
+        <w:rFonts w:ascii="Courier New" w:hAnsi="Courier New" w:cs="Courier New" w:hint="default"/>
+      </w:rPr>
+    </w:lvl>
+    <w:lvl w:ilvl="8" w:tplc="08090005" w:tentative="1">
+      <w:start w:val="1"/>
+      <w:numFmt w:val="bullet"/>
+      <w:lvlText w:val=""/>
+      <w:lvlJc w:val="left"/>
+      <w:pPr>
+        <w:ind w:left="6480" w:hanging="360"/>
+      </w:pPr>
+      <w:rPr>
+        <w:rFonts w:ascii="Wingdings" w:hAnsi="Wingdings" w:hint="default"/>
+      </w:rPr>
+    </w:lvl>
+  </w:abstractNum>
+  <w:abstractNum w:abstractNumId="11" w15:restartNumberingAfterBreak="0">
     <w:nsid w:val="51C671D9"/>
     <w:multiLevelType w:val="hybridMultilevel"/>
     <w:tmpl w:val="6854CFDC"/>
@@ -14796,10 +23998,123 @@
       </w:rPr>
     </w:lvl>
   </w:abstractNum>
-  <w:abstractNum w:abstractNumId="9" w15:restartNumberingAfterBreak="0">
-    <w:nsid w:val="5C2F318B"/>
+  <w:abstractNum w:abstractNumId="12" w15:restartNumberingAfterBreak="0">
+    <w:nsid w:val="52C21F09"/>
     <w:multiLevelType w:val="hybridMultilevel"/>
-    <w:tmpl w:val="B89258F8"/>
+    <w:tmpl w:val="88DCCA4A"/>
+    <w:lvl w:ilvl="0" w:tplc="08090001">
+      <w:start w:val="1"/>
+      <w:numFmt w:val="bullet"/>
+      <w:lvlText w:val=""/>
+      <w:lvlJc w:val="left"/>
+      <w:pPr>
+        <w:ind w:left="720" w:hanging="360"/>
+      </w:pPr>
+      <w:rPr>
+        <w:rFonts w:ascii="Symbol" w:hAnsi="Symbol" w:hint="default"/>
+      </w:rPr>
+    </w:lvl>
+    <w:lvl w:ilvl="1" w:tplc="08090003" w:tentative="1">
+      <w:start w:val="1"/>
+      <w:numFmt w:val="bullet"/>
+      <w:lvlText w:val="o"/>
+      <w:lvlJc w:val="left"/>
+      <w:pPr>
+        <w:ind w:left="1440" w:hanging="360"/>
+      </w:pPr>
+      <w:rPr>
+        <w:rFonts w:ascii="Courier New" w:hAnsi="Courier New" w:cs="Courier New" w:hint="default"/>
+      </w:rPr>
+    </w:lvl>
+    <w:lvl w:ilvl="2" w:tplc="08090005" w:tentative="1">
+      <w:start w:val="1"/>
+      <w:numFmt w:val="bullet"/>
+      <w:lvlText w:val=""/>
+      <w:lvlJc w:val="left"/>
+      <w:pPr>
+        <w:ind w:left="2160" w:hanging="360"/>
+      </w:pPr>
+      <w:rPr>
+        <w:rFonts w:ascii="Wingdings" w:hAnsi="Wingdings" w:hint="default"/>
+      </w:rPr>
+    </w:lvl>
+    <w:lvl w:ilvl="3" w:tplc="08090001" w:tentative="1">
+      <w:start w:val="1"/>
+      <w:numFmt w:val="bullet"/>
+      <w:lvlText w:val=""/>
+      <w:lvlJc w:val="left"/>
+      <w:pPr>
+        <w:ind w:left="2880" w:hanging="360"/>
+      </w:pPr>
+      <w:rPr>
+        <w:rFonts w:ascii="Symbol" w:hAnsi="Symbol" w:hint="default"/>
+      </w:rPr>
+    </w:lvl>
+    <w:lvl w:ilvl="4" w:tplc="08090003" w:tentative="1">
+      <w:start w:val="1"/>
+      <w:numFmt w:val="bullet"/>
+      <w:lvlText w:val="o"/>
+      <w:lvlJc w:val="left"/>
+      <w:pPr>
+        <w:ind w:left="3600" w:hanging="360"/>
+      </w:pPr>
+      <w:rPr>
+        <w:rFonts w:ascii="Courier New" w:hAnsi="Courier New" w:cs="Courier New" w:hint="default"/>
+      </w:rPr>
+    </w:lvl>
+    <w:lvl w:ilvl="5" w:tplc="08090005" w:tentative="1">
+      <w:start w:val="1"/>
+      <w:numFmt w:val="bullet"/>
+      <w:lvlText w:val=""/>
+      <w:lvlJc w:val="left"/>
+      <w:pPr>
+        <w:ind w:left="4320" w:hanging="360"/>
+      </w:pPr>
+      <w:rPr>
+        <w:rFonts w:ascii="Wingdings" w:hAnsi="Wingdings" w:hint="default"/>
+      </w:rPr>
+    </w:lvl>
+    <w:lvl w:ilvl="6" w:tplc="08090001" w:tentative="1">
+      <w:start w:val="1"/>
+      <w:numFmt w:val="bullet"/>
+      <w:lvlText w:val=""/>
+      <w:lvlJc w:val="left"/>
+      <w:pPr>
+        <w:ind w:left="5040" w:hanging="360"/>
+      </w:pPr>
+      <w:rPr>
+        <w:rFonts w:ascii="Symbol" w:hAnsi="Symbol" w:hint="default"/>
+      </w:rPr>
+    </w:lvl>
+    <w:lvl w:ilvl="7" w:tplc="08090003" w:tentative="1">
+      <w:start w:val="1"/>
+      <w:numFmt w:val="bullet"/>
+      <w:lvlText w:val="o"/>
+      <w:lvlJc w:val="left"/>
+      <w:pPr>
+        <w:ind w:left="5760" w:hanging="360"/>
+      </w:pPr>
+      <w:rPr>
+        <w:rFonts w:ascii="Courier New" w:hAnsi="Courier New" w:cs="Courier New" w:hint="default"/>
+      </w:rPr>
+    </w:lvl>
+    <w:lvl w:ilvl="8" w:tplc="08090005" w:tentative="1">
+      <w:start w:val="1"/>
+      <w:numFmt w:val="bullet"/>
+      <w:lvlText w:val=""/>
+      <w:lvlJc w:val="left"/>
+      <w:pPr>
+        <w:ind w:left="6480" w:hanging="360"/>
+      </w:pPr>
+      <w:rPr>
+        <w:rFonts w:ascii="Wingdings" w:hAnsi="Wingdings" w:hint="default"/>
+      </w:rPr>
+    </w:lvl>
+  </w:abstractNum>
+  <w:abstractNum w:abstractNumId="13" w15:restartNumberingAfterBreak="0">
+    <w:nsid w:val="571B60CE"/>
+    <w:multiLevelType w:val="hybridMultilevel"/>
+    <w:tmpl w:val="6DC20EB4"/>
     <w:lvl w:ilvl="0" w:tplc="08090001">
       <w:start w:val="1"/>
       <w:numFmt w:val="bullet"/>
@@ -14824,7 +24139,7 @@
         <w:rFonts w:ascii="Courier New" w:hAnsi="Courier New" w:cs="Courier New" w:hint="default"/>
       </w:rPr>
     </w:lvl>
-    <w:lvl w:ilvl="2" w:tplc="08090005">
+    <w:lvl w:ilvl="2" w:tplc="08090005" w:tentative="1">
       <w:start w:val="1"/>
       <w:numFmt w:val="bullet"/>
       <w:lvlText w:val=""/>
@@ -14909,7 +24224,120 @@
       </w:rPr>
     </w:lvl>
   </w:abstractNum>
-  <w:abstractNum w:abstractNumId="10" w15:restartNumberingAfterBreak="0">
+  <w:abstractNum w:abstractNumId="14" w15:restartNumberingAfterBreak="0">
+    <w:nsid w:val="5C2F318B"/>
+    <w:multiLevelType w:val="hybridMultilevel"/>
+    <w:tmpl w:val="0A6893C8"/>
+    <w:lvl w:ilvl="0" w:tplc="08090001">
+      <w:start w:val="1"/>
+      <w:numFmt w:val="bullet"/>
+      <w:lvlText w:val=""/>
+      <w:lvlJc w:val="left"/>
+      <w:pPr>
+        <w:ind w:left="720" w:hanging="360"/>
+      </w:pPr>
+      <w:rPr>
+        <w:rFonts w:ascii="Symbol" w:hAnsi="Symbol" w:hint="default"/>
+      </w:rPr>
+    </w:lvl>
+    <w:lvl w:ilvl="1" w:tplc="08090003">
+      <w:start w:val="1"/>
+      <w:numFmt w:val="bullet"/>
+      <w:lvlText w:val="o"/>
+      <w:lvlJc w:val="left"/>
+      <w:pPr>
+        <w:ind w:left="1440" w:hanging="360"/>
+      </w:pPr>
+      <w:rPr>
+        <w:rFonts w:ascii="Courier New" w:hAnsi="Courier New" w:cs="Courier New" w:hint="default"/>
+      </w:rPr>
+    </w:lvl>
+    <w:lvl w:ilvl="2" w:tplc="08090005">
+      <w:start w:val="1"/>
+      <w:numFmt w:val="bullet"/>
+      <w:lvlText w:val=""/>
+      <w:lvlJc w:val="left"/>
+      <w:pPr>
+        <w:ind w:left="2160" w:hanging="360"/>
+      </w:pPr>
+      <w:rPr>
+        <w:rFonts w:ascii="Wingdings" w:hAnsi="Wingdings" w:hint="default"/>
+      </w:rPr>
+    </w:lvl>
+    <w:lvl w:ilvl="3" w:tplc="08090001" w:tentative="1">
+      <w:start w:val="1"/>
+      <w:numFmt w:val="bullet"/>
+      <w:lvlText w:val=""/>
+      <w:lvlJc w:val="left"/>
+      <w:pPr>
+        <w:ind w:left="2880" w:hanging="360"/>
+      </w:pPr>
+      <w:rPr>
+        <w:rFonts w:ascii="Symbol" w:hAnsi="Symbol" w:hint="default"/>
+      </w:rPr>
+    </w:lvl>
+    <w:lvl w:ilvl="4" w:tplc="08090003" w:tentative="1">
+      <w:start w:val="1"/>
+      <w:numFmt w:val="bullet"/>
+      <w:lvlText w:val="o"/>
+      <w:lvlJc w:val="left"/>
+      <w:pPr>
+        <w:ind w:left="3600" w:hanging="360"/>
+      </w:pPr>
+      <w:rPr>
+        <w:rFonts w:ascii="Courier New" w:hAnsi="Courier New" w:cs="Courier New" w:hint="default"/>
+      </w:rPr>
+    </w:lvl>
+    <w:lvl w:ilvl="5" w:tplc="08090005" w:tentative="1">
+      <w:start w:val="1"/>
+      <w:numFmt w:val="bullet"/>
+      <w:lvlText w:val=""/>
+      <w:lvlJc w:val="left"/>
+      <w:pPr>
+        <w:ind w:left="4320" w:hanging="360"/>
+      </w:pPr>
+      <w:rPr>
+        <w:rFonts w:ascii="Wingdings" w:hAnsi="Wingdings" w:hint="default"/>
+      </w:rPr>
+    </w:lvl>
+    <w:lvl w:ilvl="6" w:tplc="08090001" w:tentative="1">
+      <w:start w:val="1"/>
+      <w:numFmt w:val="bullet"/>
+      <w:lvlText w:val=""/>
+      <w:lvlJc w:val="left"/>
+      <w:pPr>
+        <w:ind w:left="5040" w:hanging="360"/>
+      </w:pPr>
+      <w:rPr>
+        <w:rFonts w:ascii="Symbol" w:hAnsi="Symbol" w:hint="default"/>
+      </w:rPr>
+    </w:lvl>
+    <w:lvl w:ilvl="7" w:tplc="08090003" w:tentative="1">
+      <w:start w:val="1"/>
+      <w:numFmt w:val="bullet"/>
+      <w:lvlText w:val="o"/>
+      <w:lvlJc w:val="left"/>
+      <w:pPr>
+        <w:ind w:left="5760" w:hanging="360"/>
+      </w:pPr>
+      <w:rPr>
+        <w:rFonts w:ascii="Courier New" w:hAnsi="Courier New" w:cs="Courier New" w:hint="default"/>
+      </w:rPr>
+    </w:lvl>
+    <w:lvl w:ilvl="8" w:tplc="08090005" w:tentative="1">
+      <w:start w:val="1"/>
+      <w:numFmt w:val="bullet"/>
+      <w:lvlText w:val=""/>
+      <w:lvlJc w:val="left"/>
+      <w:pPr>
+        <w:ind w:left="6480" w:hanging="360"/>
+      </w:pPr>
+      <w:rPr>
+        <w:rFonts w:ascii="Wingdings" w:hAnsi="Wingdings" w:hint="default"/>
+      </w:rPr>
+    </w:lvl>
+  </w:abstractNum>
+  <w:abstractNum w:abstractNumId="15" w15:restartNumberingAfterBreak="0">
     <w:nsid w:val="5DEB52F2"/>
     <w:multiLevelType w:val="hybridMultilevel"/>
     <w:tmpl w:val="BFF230AC"/>
@@ -14995,7 +24423,7 @@
       </w:pPr>
     </w:lvl>
   </w:abstractNum>
-  <w:abstractNum w:abstractNumId="11" w15:restartNumberingAfterBreak="0">
+  <w:abstractNum w:abstractNumId="16" w15:restartNumberingAfterBreak="0">
     <w:nsid w:val="6CAF5382"/>
     <w:multiLevelType w:val="hybridMultilevel"/>
     <w:tmpl w:val="9B824AF4"/>
@@ -15108,7 +24536,7 @@
       </w:rPr>
     </w:lvl>
   </w:abstractNum>
-  <w:abstractNum w:abstractNumId="12" w15:restartNumberingAfterBreak="0">
+  <w:abstractNum w:abstractNumId="17" w15:restartNumberingAfterBreak="0">
     <w:nsid w:val="70AE2192"/>
     <w:multiLevelType w:val="hybridMultilevel"/>
     <w:tmpl w:val="7FBE3E3E"/>
@@ -15222,19 +24650,19 @@
     </w:lvl>
   </w:abstractNum>
   <w:num w:numId="1" w16cid:durableId="1316762828">
-    <w:abstractNumId w:val="5"/>
+    <w:abstractNumId w:val="6"/>
   </w:num>
   <w:num w:numId="2" w16cid:durableId="85004949">
     <w:abstractNumId w:val="3"/>
   </w:num>
   <w:num w:numId="3" w16cid:durableId="1950040966">
-    <w:abstractNumId w:val="4"/>
+    <w:abstractNumId w:val="5"/>
   </w:num>
   <w:num w:numId="4" w16cid:durableId="494564801">
-    <w:abstractNumId w:val="6"/>
+    <w:abstractNumId w:val="9"/>
   </w:num>
   <w:num w:numId="5" w16cid:durableId="1291980606">
-    <w:abstractNumId w:val="11"/>
+    <w:abstractNumId w:val="16"/>
   </w:num>
   <w:num w:numId="6" w16cid:durableId="586768874">
     <w:abstractNumId w:val="0"/>
@@ -15243,22 +24671,37 @@
     <w:abstractNumId w:val="2"/>
   </w:num>
   <w:num w:numId="8" w16cid:durableId="654723778">
-    <w:abstractNumId w:val="12"/>
+    <w:abstractNumId w:val="17"/>
   </w:num>
   <w:num w:numId="9" w16cid:durableId="236719296">
-    <w:abstractNumId w:val="8"/>
+    <w:abstractNumId w:val="11"/>
   </w:num>
   <w:num w:numId="10" w16cid:durableId="2032102165">
-    <w:abstractNumId w:val="7"/>
+    <w:abstractNumId w:val="10"/>
   </w:num>
   <w:num w:numId="11" w16cid:durableId="2093814901">
     <w:abstractNumId w:val="1"/>
   </w:num>
   <w:num w:numId="12" w16cid:durableId="838541719">
-    <w:abstractNumId w:val="10"/>
+    <w:abstractNumId w:val="15"/>
   </w:num>
   <w:num w:numId="13" w16cid:durableId="528228773">
-    <w:abstractNumId w:val="9"/>
+    <w:abstractNumId w:val="14"/>
+  </w:num>
+  <w:num w:numId="14" w16cid:durableId="1189754057">
+    <w:abstractNumId w:val="8"/>
+  </w:num>
+  <w:num w:numId="15" w16cid:durableId="1188912539">
+    <w:abstractNumId w:val="13"/>
+  </w:num>
+  <w:num w:numId="16" w16cid:durableId="1670256339">
+    <w:abstractNumId w:val="12"/>
+  </w:num>
+  <w:num w:numId="17" w16cid:durableId="309408879">
+    <w:abstractNumId w:val="7"/>
+  </w:num>
+  <w:num w:numId="18" w16cid:durableId="491609198">
+    <w:abstractNumId w:val="4"/>
   </w:num>
 </w:numbering>
 </file>

--- a/JavaScriptNotes.docx
+++ b/JavaScriptNotes.docx
@@ -3,6 +3,7 @@
 <w:document xmlns:wpc="http://schemas.microsoft.com/office/word/2010/wordprocessingCanvas" xmlns:cx="http://schemas.microsoft.com/office/drawing/2014/chartex" xmlns:cx1="http://schemas.microsoft.com/office/drawing/2015/9/8/chartex" xmlns:cx2="http://schemas.microsoft.com/office/drawing/2015/10/21/chartex" xmlns:cx3="http://schemas.microsoft.com/office/drawing/2016/5/9/chartex" xmlns:cx4="http://schemas.microsoft.com/office/drawing/2016/5/10/chartex" xmlns:cx5="http://schemas.microsoft.com/office/drawing/2016/5/11/chartex" xmlns:cx6="http://schemas.microsoft.com/office/drawing/2016/5/12/chartex" xmlns:cx7="http://schemas.microsoft.com/office/drawing/2016/5/13/chartex" xmlns:cx8="http://schemas.microsoft.com/office/drawing/2016/5/14/chartex" xmlns:mc="http://schemas.openxmlformats.org/markup-compatibility/2006" xmlns:m="http://schemas.openxmlformats.org/officeDocument/2006/math" xmlns:aink="http://schemas.microsoft.com/office/drawing/2016/ink" xmlns:am3d="http://schemas.microsoft.com/office/drawing/2017/model3d" xmlns:oel="http://schemas.microsoft.com/office/2019/extlst" xmlns:r="http://schemas.openxmlformats.org/officeDocument/2006/relationships" xmlns:wp14="http://schemas.microsoft.com/office/word/2010/wordprocessingDrawing" xmlns:wp="http://schemas.openxmlformats.org/drawingml/2006/wordprocessingDrawing" xmlns:wpg="http://schemas.microsoft.com/office/word/2010/wordprocessingGroup" xmlns:wpi="http://schemas.microsoft.com/office/word/2010/wordprocessingInk" xmlns:wps="http://schemas.microsoft.com/office/word/2010/wordprocessingShape" xmlns:o="urn:schemas-microsoft-com:office:office" xmlns:v="urn:schemas-microsoft-com:vml" xmlns:w10="urn:schemas-microsoft-com:office:word" xmlns:w="http://schemas.openxmlformats.org/wordprocessingml/2006/main" xmlns:w14="http://schemas.microsoft.com/office/word/2010/wordml" xmlns:w15="http://schemas.microsoft.com/office/word/2012/wordml" xmlns:w16cei="http://schemas.microsoft.com/office/word/2026/wordml/cei" xmlns:w16cex="http://schemas.microsoft.com/office/word/2018/wordml/cex" xmlns:w16cid="http://schemas.microsoft.com/office/word/2016/wordml/cid" xmlns:w16="http://schemas.microsoft.com/office/word/2018/wordml" xmlns:w16sdtdh="http://schemas.microsoft.com/office/word/2020/wordml/sdtdatahash" xmlns:w16sdtfl="http://schemas.microsoft.com/office/word/2024/wordml/sdtformatlock" xmlns:w16se="http://schemas.microsoft.com/office/word/2015/wordml/symex" xmlns:w16du="http://schemas.microsoft.com/office/word/2023/wordml/word16du" xmlns:wne="http://schemas.microsoft.com/office/word/2006/wordml" mc:Ignorable="w14 w15 w16se w16cid w16 w16cex w16sdtdh w16sdtfl w16du wp14">
   <w:body>
     <w:p>
+      <w:bookmarkStart w:id="0" w:name="OLE_LINK6"/>
       <w:r>
         <w:t># JavaScript</w:t>
       </w:r>
@@ -5245,7 +5246,7 @@
           <w:rFonts w:ascii="Segoe UI Symbol" w:hAnsi="Segoe UI Symbol" w:cs="Segoe UI Symbol"/>
         </w:rPr>
       </w:pPr>
-      <w:bookmarkStart w:id="0" w:name="OLE_LINK1"/>
+      <w:bookmarkStart w:id="1" w:name="OLE_LINK1"/>
       <w:proofErr w:type="spellStart"/>
       <w:r>
         <w:rPr>
@@ -7383,7 +7384,7 @@
         </w:rPr>
       </w:pPr>
     </w:p>
-    <w:bookmarkEnd w:id="0"/>
+    <w:bookmarkEnd w:id="1"/>
     <w:p>
       <w:pPr>
         <w:rPr>
@@ -7848,7 +7849,7 @@
           <w:rFonts w:ascii="Segoe UI Symbol" w:hAnsi="Segoe UI Symbol" w:cs="Segoe UI Symbol"/>
         </w:rPr>
       </w:pPr>
-      <w:bookmarkStart w:id="1" w:name="OLE_LINK3"/>
+      <w:bookmarkStart w:id="2" w:name="OLE_LINK3"/>
       <w:r>
         <w:rPr>
           <w:rFonts w:ascii="Segoe UI Symbol" w:hAnsi="Segoe UI Symbol" w:cs="Segoe UI Symbol"/>
@@ -8101,7 +8102,7 @@
           <w:u w:val="single"/>
         </w:rPr>
       </w:pPr>
-      <w:bookmarkStart w:id="2" w:name="OLE_LINK2"/>
+      <w:bookmarkStart w:id="3" w:name="OLE_LINK2"/>
       <w:r>
         <w:rPr>
           <w:rFonts w:ascii="Segoe UI Symbol" w:hAnsi="Segoe UI Symbol" w:cs="Segoe UI Symbol"/>
@@ -9311,7 +9312,7 @@
         </w:rPr>
       </w:pPr>
     </w:p>
-    <w:bookmarkEnd w:id="2"/>
+    <w:bookmarkEnd w:id="3"/>
     <w:p>
       <w:pPr>
         <w:pStyle w:val="ListParagraph"/>
@@ -13166,7 +13167,7 @@
         <w:t>If we want to take multiline string then we can enclosed the string by suing backtick.</w:t>
       </w:r>
     </w:p>
-    <w:bookmarkEnd w:id="1"/>
+    <w:bookmarkEnd w:id="2"/>
     <w:p>
       <w:pPr>
         <w:rPr>
@@ -16654,7 +16655,7 @@
           <w:u w:val="single"/>
         </w:rPr>
       </w:pPr>
-      <w:bookmarkStart w:id="3" w:name="OLE_LINK4"/>
+      <w:bookmarkStart w:id="4" w:name="OLE_LINK4"/>
       <w:r>
         <w:rPr>
           <w:rFonts w:ascii="Segoe UI Symbol" w:hAnsi="Segoe UI Symbol" w:cs="Segoe UI Symbol"/>
@@ -18634,7 +18635,7 @@
         <w:t>Here if we are giving endIndex  value smaller than startingIndex, it will swap the value and provide the output</w:t>
       </w:r>
     </w:p>
-    <w:bookmarkEnd w:id="3"/>
+    <w:bookmarkEnd w:id="4"/>
     <w:p>
       <w:pPr>
         <w:rPr>
@@ -19624,7 +19625,7 @@
           <w:rFonts w:ascii="Segoe UI Symbol" w:hAnsi="Segoe UI Symbol" w:cs="Segoe UI Symbol"/>
         </w:rPr>
       </w:pPr>
-      <w:bookmarkStart w:id="4" w:name="OLE_LINK5"/>
+      <w:bookmarkStart w:id="5" w:name="OLE_LINK5"/>
       <w:r>
         <w:rPr>
           <w:rFonts w:ascii="Segoe UI Symbol" w:hAnsi="Segoe UI Symbol" w:cs="Segoe UI Symbol"/>
@@ -22703,7 +22704,3944 @@
         </w:rPr>
       </w:pPr>
     </w:p>
-    <w:bookmarkEnd w:id="4"/>
+    <w:bookmarkEnd w:id="5"/>
+    <w:p>
+      <w:pPr>
+        <w:pStyle w:val="ListParagraph"/>
+        <w:numPr>
+          <w:ilvl w:val="0"/>
+          <w:numId w:val="18"/>
+        </w:numPr>
+        <w:rPr>
+          <w:rFonts w:ascii="Segoe UI Symbol" w:hAnsi="Segoe UI Symbol" w:cs="Segoe UI Symbol"/>
+        </w:rPr>
+      </w:pPr>
+      <w:r>
+        <w:rPr>
+          <w:rFonts w:ascii="Segoe UI Symbol" w:hAnsi="Segoe UI Symbol" w:cs="Segoe UI Symbol"/>
+        </w:rPr>
+        <w:t>index () :</w:t>
+      </w:r>
+    </w:p>
+    <w:p>
+      <w:pPr>
+        <w:pStyle w:val="ListParagraph"/>
+        <w:numPr>
+          <w:ilvl w:val="1"/>
+          <w:numId w:val="18"/>
+        </w:numPr>
+        <w:rPr>
+          <w:rFonts w:ascii="Segoe UI Symbol" w:hAnsi="Segoe UI Symbol" w:cs="Segoe UI Symbol"/>
+        </w:rPr>
+      </w:pPr>
+      <w:r>
+        <w:rPr>
+          <w:rFonts w:ascii="Segoe UI Symbol" w:hAnsi="Segoe UI Symbol" w:cs="Segoe UI Symbol"/>
+        </w:rPr>
+        <w:t>this method is used to know the first occurrence index of any given element of the array.</w:t>
+      </w:r>
+    </w:p>
+    <w:p>
+      <w:pPr>
+        <w:pStyle w:val="ListParagraph"/>
+        <w:numPr>
+          <w:ilvl w:val="0"/>
+          <w:numId w:val="18"/>
+        </w:numPr>
+        <w:rPr>
+          <w:rFonts w:ascii="Segoe UI Symbol" w:hAnsi="Segoe UI Symbol" w:cs="Segoe UI Symbol"/>
+        </w:rPr>
+      </w:pPr>
+      <w:r>
+        <w:rPr>
+          <w:rFonts w:ascii="Segoe UI Symbol" w:hAnsi="Segoe UI Symbol" w:cs="Segoe UI Symbol"/>
+        </w:rPr>
+        <w:t>LastIndexOf () :</w:t>
+      </w:r>
+    </w:p>
+    <w:p>
+      <w:pPr>
+        <w:pStyle w:val="ListParagraph"/>
+        <w:numPr>
+          <w:ilvl w:val="1"/>
+          <w:numId w:val="18"/>
+        </w:numPr>
+        <w:rPr>
+          <w:rFonts w:ascii="Segoe UI Symbol" w:hAnsi="Segoe UI Symbol" w:cs="Segoe UI Symbol"/>
+        </w:rPr>
+      </w:pPr>
+      <w:r>
+        <w:rPr>
+          <w:rFonts w:ascii="Segoe UI Symbol" w:hAnsi="Segoe UI Symbol" w:cs="Segoe UI Symbol"/>
+        </w:rPr>
+        <w:t>this method is used to know the last occurrence index of any given element of the array.</w:t>
+      </w:r>
+    </w:p>
+    <w:p>
+      <w:pPr>
+        <w:pStyle w:val="ListParagraph"/>
+        <w:numPr>
+          <w:ilvl w:val="0"/>
+          <w:numId w:val="18"/>
+        </w:numPr>
+        <w:rPr>
+          <w:rFonts w:ascii="Segoe UI Symbol" w:hAnsi="Segoe UI Symbol" w:cs="Segoe UI Symbol"/>
+        </w:rPr>
+      </w:pPr>
+      <w:r>
+        <w:rPr>
+          <w:rFonts w:ascii="Segoe UI Symbol" w:hAnsi="Segoe UI Symbol" w:cs="Segoe UI Symbol"/>
+        </w:rPr>
+        <w:t>Includes () :</w:t>
+      </w:r>
+    </w:p>
+    <w:p>
+      <w:pPr>
+        <w:pStyle w:val="ListParagraph"/>
+        <w:numPr>
+          <w:ilvl w:val="1"/>
+          <w:numId w:val="18"/>
+        </w:numPr>
+        <w:rPr>
+          <w:rFonts w:ascii="Segoe UI Symbol" w:hAnsi="Segoe UI Symbol" w:cs="Segoe UI Symbol"/>
+        </w:rPr>
+      </w:pPr>
+      <w:r>
+        <w:rPr>
+          <w:rFonts w:ascii="Segoe UI Symbol" w:hAnsi="Segoe UI Symbol" w:cs="Segoe UI Symbol"/>
+        </w:rPr>
+        <w:t>Used to check element is present or not in the array.</w:t>
+      </w:r>
+    </w:p>
+    <w:p>
+      <w:pPr>
+        <w:pStyle w:val="ListParagraph"/>
+        <w:numPr>
+          <w:ilvl w:val="1"/>
+          <w:numId w:val="18"/>
+        </w:numPr>
+        <w:rPr>
+          <w:rFonts w:ascii="Segoe UI Symbol" w:hAnsi="Segoe UI Symbol" w:cs="Segoe UI Symbol"/>
+        </w:rPr>
+      </w:pPr>
+      <w:r>
+        <w:rPr>
+          <w:rFonts w:ascii="Segoe UI Symbol" w:hAnsi="Segoe UI Symbol" w:cs="Segoe UI Symbol"/>
+        </w:rPr>
+        <w:t>It return Boolean(true/false).</w:t>
+      </w:r>
+    </w:p>
+    <w:p>
+      <w:pPr>
+        <w:pStyle w:val="ListParagraph"/>
+        <w:numPr>
+          <w:ilvl w:val="0"/>
+          <w:numId w:val="18"/>
+        </w:numPr>
+        <w:rPr>
+          <w:rFonts w:ascii="Segoe UI Symbol" w:hAnsi="Segoe UI Symbol" w:cs="Segoe UI Symbol"/>
+        </w:rPr>
+      </w:pPr>
+      <w:proofErr w:type="spellStart"/>
+      <w:r>
+        <w:rPr>
+          <w:rFonts w:ascii="Segoe UI Symbol" w:hAnsi="Segoe UI Symbol" w:cs="Segoe UI Symbol"/>
+        </w:rPr>
+        <w:t>Concat</w:t>
+      </w:r>
+      <w:proofErr w:type="spellEnd"/>
+      <w:r>
+        <w:rPr>
+          <w:rFonts w:ascii="Segoe UI Symbol" w:hAnsi="Segoe UI Symbol" w:cs="Segoe UI Symbol"/>
+        </w:rPr>
+        <w:t xml:space="preserve"> () :</w:t>
+      </w:r>
+    </w:p>
+    <w:p>
+      <w:pPr>
+        <w:pStyle w:val="ListParagraph"/>
+        <w:numPr>
+          <w:ilvl w:val="1"/>
+          <w:numId w:val="18"/>
+        </w:numPr>
+        <w:rPr>
+          <w:rFonts w:ascii="Segoe UI Symbol" w:hAnsi="Segoe UI Symbol" w:cs="Segoe UI Symbol"/>
+        </w:rPr>
+      </w:pPr>
+      <w:r>
+        <w:rPr>
+          <w:rFonts w:ascii="Segoe UI Symbol" w:hAnsi="Segoe UI Symbol" w:cs="Segoe UI Symbol"/>
+        </w:rPr>
+        <w:t>Used to combine/merge two or more than two arrays and it will return one new array.</w:t>
+      </w:r>
+    </w:p>
+    <w:p>
+      <w:pPr>
+        <w:pStyle w:val="ListParagraph"/>
+        <w:numPr>
+          <w:ilvl w:val="0"/>
+          <w:numId w:val="18"/>
+        </w:numPr>
+        <w:rPr>
+          <w:rFonts w:ascii="Segoe UI Symbol" w:hAnsi="Segoe UI Symbol" w:cs="Segoe UI Symbol"/>
+        </w:rPr>
+      </w:pPr>
+      <w:r>
+        <w:rPr>
+          <w:rFonts w:ascii="Segoe UI Symbol" w:hAnsi="Segoe UI Symbol" w:cs="Segoe UI Symbol"/>
+        </w:rPr>
+        <w:t>Join () :</w:t>
+      </w:r>
+    </w:p>
+    <w:p>
+      <w:pPr>
+        <w:pStyle w:val="ListParagraph"/>
+        <w:numPr>
+          <w:ilvl w:val="1"/>
+          <w:numId w:val="18"/>
+        </w:numPr>
+        <w:rPr>
+          <w:rFonts w:ascii="Segoe UI Symbol" w:hAnsi="Segoe UI Symbol" w:cs="Segoe UI Symbol"/>
+        </w:rPr>
+      </w:pPr>
+      <w:r>
+        <w:rPr>
+          <w:rFonts w:ascii="Segoe UI Symbol" w:hAnsi="Segoe UI Symbol" w:cs="Segoe UI Symbol"/>
+        </w:rPr>
+        <w:t>Used to convert any array into string.</w:t>
+      </w:r>
+    </w:p>
+    <w:p>
+      <w:pPr>
+        <w:pStyle w:val="ListParagraph"/>
+        <w:numPr>
+          <w:ilvl w:val="0"/>
+          <w:numId w:val="18"/>
+        </w:numPr>
+        <w:rPr>
+          <w:rFonts w:ascii="Segoe UI Symbol" w:hAnsi="Segoe UI Symbol" w:cs="Segoe UI Symbol"/>
+        </w:rPr>
+      </w:pPr>
+      <w:r>
+        <w:rPr>
+          <w:rFonts w:ascii="Segoe UI Symbol" w:hAnsi="Segoe UI Symbol" w:cs="Segoe UI Symbol"/>
+        </w:rPr>
+        <w:t>Reverse () :</w:t>
+      </w:r>
+    </w:p>
+    <w:p>
+      <w:pPr>
+        <w:pStyle w:val="ListParagraph"/>
+        <w:numPr>
+          <w:ilvl w:val="1"/>
+          <w:numId w:val="18"/>
+        </w:numPr>
+        <w:rPr>
+          <w:rFonts w:ascii="Segoe UI Symbol" w:hAnsi="Segoe UI Symbol" w:cs="Segoe UI Symbol"/>
+        </w:rPr>
+      </w:pPr>
+      <w:r>
+        <w:rPr>
+          <w:rFonts w:ascii="Segoe UI Symbol" w:hAnsi="Segoe UI Symbol" w:cs="Segoe UI Symbol"/>
+        </w:rPr>
+        <w:t>Used to reverse the original array.</w:t>
+      </w:r>
+    </w:p>
+    <w:p>
+      <w:pPr>
+        <w:pStyle w:val="ListParagraph"/>
+        <w:numPr>
+          <w:ilvl w:val="0"/>
+          <w:numId w:val="18"/>
+        </w:numPr>
+        <w:rPr>
+          <w:rFonts w:ascii="Segoe UI Symbol" w:hAnsi="Segoe UI Symbol" w:cs="Segoe UI Symbol"/>
+        </w:rPr>
+      </w:pPr>
+      <w:r>
+        <w:rPr>
+          <w:rFonts w:ascii="Segoe UI Symbol" w:hAnsi="Segoe UI Symbol" w:cs="Segoe UI Symbol"/>
+        </w:rPr>
+        <w:lastRenderedPageBreak/>
+        <w:t>Splice() :</w:t>
+      </w:r>
+    </w:p>
+    <w:p>
+      <w:pPr>
+        <w:pStyle w:val="ListParagraph"/>
+        <w:numPr>
+          <w:ilvl w:val="1"/>
+          <w:numId w:val="18"/>
+        </w:numPr>
+        <w:rPr>
+          <w:rFonts w:ascii="Segoe UI Symbol" w:hAnsi="Segoe UI Symbol" w:cs="Segoe UI Symbol"/>
+        </w:rPr>
+      </w:pPr>
+      <w:r>
+        <w:rPr>
+          <w:rFonts w:ascii="Segoe UI Symbol" w:hAnsi="Segoe UI Symbol" w:cs="Segoe UI Symbol"/>
+        </w:rPr>
+        <w:t>This method is used to modify/change the original array,</w:t>
+      </w:r>
+    </w:p>
+    <w:p>
+      <w:pPr>
+        <w:pStyle w:val="ListParagraph"/>
+        <w:numPr>
+          <w:ilvl w:val="1"/>
+          <w:numId w:val="18"/>
+        </w:numPr>
+        <w:rPr>
+          <w:rFonts w:ascii="Segoe UI Symbol" w:hAnsi="Segoe UI Symbol" w:cs="Segoe UI Symbol"/>
+        </w:rPr>
+      </w:pPr>
+      <w:r>
+        <w:rPr>
+          <w:rFonts w:ascii="Segoe UI Symbol" w:hAnsi="Segoe UI Symbol" w:cs="Segoe UI Symbol"/>
+        </w:rPr>
+        <w:t>By using this method we can remove, replace and add element in array.</w:t>
+      </w:r>
+    </w:p>
+    <w:p>
+      <w:pPr>
+        <w:pStyle w:val="ListParagraph"/>
+        <w:numPr>
+          <w:ilvl w:val="1"/>
+          <w:numId w:val="18"/>
+        </w:numPr>
+        <w:rPr>
+          <w:rFonts w:ascii="Segoe UI Symbol" w:hAnsi="Segoe UI Symbol" w:cs="Segoe UI Symbol"/>
+        </w:rPr>
+      </w:pPr>
+      <w:r>
+        <w:rPr>
+          <w:rFonts w:ascii="Segoe UI Symbol" w:hAnsi="Segoe UI Symbol" w:cs="Segoe UI Symbol"/>
+        </w:rPr>
+        <w:t xml:space="preserve">It can take parameters (startIndex, </w:t>
+      </w:r>
+      <w:proofErr w:type="spellStart"/>
+      <w:r>
+        <w:rPr>
+          <w:rFonts w:ascii="Segoe UI Symbol" w:hAnsi="Segoe UI Symbol" w:cs="Segoe UI Symbol"/>
+        </w:rPr>
+        <w:t>deleteCount</w:t>
+      </w:r>
+      <w:proofErr w:type="spellEnd"/>
+      <w:r>
+        <w:rPr>
+          <w:rFonts w:ascii="Segoe UI Symbol" w:hAnsi="Segoe UI Symbol" w:cs="Segoe UI Symbol"/>
+        </w:rPr>
+        <w:t xml:space="preserve">, </w:t>
+      </w:r>
+      <w:proofErr w:type="spellStart"/>
+      <w:r>
+        <w:rPr>
+          <w:rFonts w:ascii="Segoe UI Symbol" w:hAnsi="Segoe UI Symbol" w:cs="Segoe UI Symbol"/>
+        </w:rPr>
+        <w:t>replacecementValue</w:t>
+      </w:r>
+      <w:proofErr w:type="spellEnd"/>
+      <w:r>
+        <w:rPr>
+          <w:rFonts w:ascii="Segoe UI Symbol" w:hAnsi="Segoe UI Symbol" w:cs="Segoe UI Symbol"/>
+        </w:rPr>
+        <w:t>)</w:t>
+      </w:r>
+    </w:p>
+    <w:p>
+      <w:pPr>
+        <w:rPr>
+          <w:rFonts w:ascii="Segoe UI Symbol" w:hAnsi="Segoe UI Symbol" w:cs="Segoe UI Symbol"/>
+        </w:rPr>
+      </w:pPr>
+      <w:r>
+        <w:rPr>
+          <w:rFonts w:ascii="Segoe UI Symbol" w:hAnsi="Segoe UI Symbol" w:cs="Segoe UI Symbol"/>
+        </w:rPr>
+        <w:t>Ex:</w:t>
+      </w:r>
+    </w:p>
+    <w:p>
+      <w:pPr>
+        <w:shd w:val="clear" w:color="auto" w:fill="121314"/>
+        <w:spacing w:after="0" w:line="270" w:lineRule="atLeast"/>
+        <w:rPr>
+          <w:rFonts w:ascii="Menlo" w:eastAsia="Times New Roman" w:hAnsi="Menlo" w:cs="Menlo"/>
+          <w:color w:val="BBBEBF"/>
+          <w:kern w:val="0"/>
+          <w:sz w:val="18"/>
+          <w:szCs w:val="18"/>
+          <w:lang w:eastAsia="en-GB"/>
+          <w14:ligatures w14:val="none"/>
+        </w:rPr>
+      </w:pPr>
+      <w:r>
+        <w:rPr>
+          <w:rFonts w:ascii="Menlo" w:eastAsia="Times New Roman" w:hAnsi="Menlo" w:cs="Menlo"/>
+          <w:color w:val="FF7B72"/>
+          <w:kern w:val="0"/>
+          <w:sz w:val="18"/>
+          <w:szCs w:val="18"/>
+          <w:lang w:eastAsia="en-GB"/>
+          <w14:ligatures w14:val="none"/>
+        </w:rPr>
+        <w:t>let</w:t>
+      </w:r>
+      <w:r>
+        <w:rPr>
+          <w:rFonts w:ascii="Menlo" w:eastAsia="Times New Roman" w:hAnsi="Menlo" w:cs="Menlo"/>
+          <w:color w:val="BBBEBF"/>
+          <w:kern w:val="0"/>
+          <w:sz w:val="18"/>
+          <w:szCs w:val="18"/>
+          <w:lang w:eastAsia="en-GB"/>
+          <w14:ligatures w14:val="none"/>
+        </w:rPr>
+        <w:t xml:space="preserve"> </w:t>
+      </w:r>
+      <w:r>
+        <w:rPr>
+          <w:rFonts w:ascii="Menlo" w:eastAsia="Times New Roman" w:hAnsi="Menlo" w:cs="Menlo"/>
+          <w:color w:val="C9D1D9"/>
+          <w:kern w:val="0"/>
+          <w:sz w:val="18"/>
+          <w:szCs w:val="18"/>
+          <w:lang w:eastAsia="en-GB"/>
+          <w14:ligatures w14:val="none"/>
+        </w:rPr>
+        <w:t>arr4</w:t>
+      </w:r>
+      <w:r>
+        <w:rPr>
+          <w:rFonts w:ascii="Menlo" w:eastAsia="Times New Roman" w:hAnsi="Menlo" w:cs="Menlo"/>
+          <w:color w:val="BBBEBF"/>
+          <w:kern w:val="0"/>
+          <w:sz w:val="18"/>
+          <w:szCs w:val="18"/>
+          <w:lang w:eastAsia="en-GB"/>
+          <w14:ligatures w14:val="none"/>
+        </w:rPr>
+        <w:t xml:space="preserve"> </w:t>
+      </w:r>
+      <w:r>
+        <w:rPr>
+          <w:rFonts w:ascii="Menlo" w:eastAsia="Times New Roman" w:hAnsi="Menlo" w:cs="Menlo"/>
+          <w:color w:val="D4D4D4"/>
+          <w:kern w:val="0"/>
+          <w:sz w:val="18"/>
+          <w:szCs w:val="18"/>
+          <w:lang w:eastAsia="en-GB"/>
+          <w14:ligatures w14:val="none"/>
+        </w:rPr>
+        <w:t>=</w:t>
+      </w:r>
+      <w:r>
+        <w:rPr>
+          <w:rFonts w:ascii="Menlo" w:eastAsia="Times New Roman" w:hAnsi="Menlo" w:cs="Menlo"/>
+          <w:color w:val="BBBEBF"/>
+          <w:kern w:val="0"/>
+          <w:sz w:val="18"/>
+          <w:szCs w:val="18"/>
+          <w:lang w:eastAsia="en-GB"/>
+          <w14:ligatures w14:val="none"/>
+        </w:rPr>
+        <w:t xml:space="preserve"> [</w:t>
+      </w:r>
+      <w:r>
+        <w:rPr>
+          <w:rFonts w:ascii="Menlo" w:eastAsia="Times New Roman" w:hAnsi="Menlo" w:cs="Menlo"/>
+          <w:color w:val="B5CEA8"/>
+          <w:kern w:val="0"/>
+          <w:sz w:val="18"/>
+          <w:szCs w:val="18"/>
+          <w:lang w:eastAsia="en-GB"/>
+          <w14:ligatures w14:val="none"/>
+        </w:rPr>
+        <w:t>10</w:t>
+      </w:r>
+      <w:r>
+        <w:rPr>
+          <w:rFonts w:ascii="Menlo" w:eastAsia="Times New Roman" w:hAnsi="Menlo" w:cs="Menlo"/>
+          <w:color w:val="BBBEBF"/>
+          <w:kern w:val="0"/>
+          <w:sz w:val="18"/>
+          <w:szCs w:val="18"/>
+          <w:lang w:eastAsia="en-GB"/>
+          <w14:ligatures w14:val="none"/>
+        </w:rPr>
+        <w:t xml:space="preserve">, </w:t>
+      </w:r>
+      <w:r>
+        <w:rPr>
+          <w:rFonts w:ascii="Menlo" w:eastAsia="Times New Roman" w:hAnsi="Menlo" w:cs="Menlo"/>
+          <w:color w:val="B5CEA8"/>
+          <w:kern w:val="0"/>
+          <w:sz w:val="18"/>
+          <w:szCs w:val="18"/>
+          <w:lang w:eastAsia="en-GB"/>
+          <w14:ligatures w14:val="none"/>
+        </w:rPr>
+        <w:t>20</w:t>
+      </w:r>
+      <w:r>
+        <w:rPr>
+          <w:rFonts w:ascii="Menlo" w:eastAsia="Times New Roman" w:hAnsi="Menlo" w:cs="Menlo"/>
+          <w:color w:val="BBBEBF"/>
+          <w:kern w:val="0"/>
+          <w:sz w:val="18"/>
+          <w:szCs w:val="18"/>
+          <w:lang w:eastAsia="en-GB"/>
+          <w14:ligatures w14:val="none"/>
+        </w:rPr>
+        <w:t xml:space="preserve">, </w:t>
+      </w:r>
+      <w:r>
+        <w:rPr>
+          <w:rFonts w:ascii="Menlo" w:eastAsia="Times New Roman" w:hAnsi="Menlo" w:cs="Menlo"/>
+          <w:color w:val="B5CEA8"/>
+          <w:kern w:val="0"/>
+          <w:sz w:val="18"/>
+          <w:szCs w:val="18"/>
+          <w:lang w:eastAsia="en-GB"/>
+          <w14:ligatures w14:val="none"/>
+        </w:rPr>
+        <w:t>30</w:t>
+      </w:r>
+      <w:r>
+        <w:rPr>
+          <w:rFonts w:ascii="Menlo" w:eastAsia="Times New Roman" w:hAnsi="Menlo" w:cs="Menlo"/>
+          <w:color w:val="BBBEBF"/>
+          <w:kern w:val="0"/>
+          <w:sz w:val="18"/>
+          <w:szCs w:val="18"/>
+          <w:lang w:eastAsia="en-GB"/>
+          <w14:ligatures w14:val="none"/>
+        </w:rPr>
+        <w:t xml:space="preserve">, </w:t>
+      </w:r>
+      <w:r>
+        <w:rPr>
+          <w:rFonts w:ascii="Menlo" w:eastAsia="Times New Roman" w:hAnsi="Menlo" w:cs="Menlo"/>
+          <w:color w:val="B5CEA8"/>
+          <w:kern w:val="0"/>
+          <w:sz w:val="18"/>
+          <w:szCs w:val="18"/>
+          <w:lang w:eastAsia="en-GB"/>
+          <w14:ligatures w14:val="none"/>
+        </w:rPr>
+        <w:t>40</w:t>
+      </w:r>
+      <w:r>
+        <w:rPr>
+          <w:rFonts w:ascii="Menlo" w:eastAsia="Times New Roman" w:hAnsi="Menlo" w:cs="Menlo"/>
+          <w:color w:val="BBBEBF"/>
+          <w:kern w:val="0"/>
+          <w:sz w:val="18"/>
+          <w:szCs w:val="18"/>
+          <w:lang w:eastAsia="en-GB"/>
+          <w14:ligatures w14:val="none"/>
+        </w:rPr>
+        <w:t xml:space="preserve">, </w:t>
+      </w:r>
+      <w:r>
+        <w:rPr>
+          <w:rFonts w:ascii="Menlo" w:eastAsia="Times New Roman" w:hAnsi="Menlo" w:cs="Menlo"/>
+          <w:color w:val="B5CEA8"/>
+          <w:kern w:val="0"/>
+          <w:sz w:val="18"/>
+          <w:szCs w:val="18"/>
+          <w:lang w:eastAsia="en-GB"/>
+          <w14:ligatures w14:val="none"/>
+        </w:rPr>
+        <w:t>50</w:t>
+      </w:r>
+      <w:r>
+        <w:rPr>
+          <w:rFonts w:ascii="Menlo" w:eastAsia="Times New Roman" w:hAnsi="Menlo" w:cs="Menlo"/>
+          <w:color w:val="BBBEBF"/>
+          <w:kern w:val="0"/>
+          <w:sz w:val="18"/>
+          <w:szCs w:val="18"/>
+          <w:lang w:eastAsia="en-GB"/>
+          <w14:ligatures w14:val="none"/>
+        </w:rPr>
+        <w:t xml:space="preserve">, </w:t>
+      </w:r>
+      <w:r>
+        <w:rPr>
+          <w:rFonts w:ascii="Menlo" w:eastAsia="Times New Roman" w:hAnsi="Menlo" w:cs="Menlo"/>
+          <w:color w:val="B5CEA8"/>
+          <w:kern w:val="0"/>
+          <w:sz w:val="18"/>
+          <w:szCs w:val="18"/>
+          <w:lang w:eastAsia="en-GB"/>
+          <w14:ligatures w14:val="none"/>
+        </w:rPr>
+        <w:t>60</w:t>
+      </w:r>
+      <w:r>
+        <w:rPr>
+          <w:rFonts w:ascii="Menlo" w:eastAsia="Times New Roman" w:hAnsi="Menlo" w:cs="Menlo"/>
+          <w:color w:val="BBBEBF"/>
+          <w:kern w:val="0"/>
+          <w:sz w:val="18"/>
+          <w:szCs w:val="18"/>
+          <w:lang w:eastAsia="en-GB"/>
+          <w14:ligatures w14:val="none"/>
+        </w:rPr>
+        <w:t>];</w:t>
+      </w:r>
+    </w:p>
+    <w:p>
+      <w:pPr>
+        <w:shd w:val="clear" w:color="auto" w:fill="121314"/>
+        <w:spacing w:after="0" w:line="270" w:lineRule="atLeast"/>
+        <w:rPr>
+          <w:rFonts w:ascii="Menlo" w:eastAsia="Times New Roman" w:hAnsi="Menlo" w:cs="Menlo"/>
+          <w:color w:val="BBBEBF"/>
+          <w:kern w:val="0"/>
+          <w:sz w:val="18"/>
+          <w:szCs w:val="18"/>
+          <w:lang w:eastAsia="en-GB"/>
+          <w14:ligatures w14:val="none"/>
+        </w:rPr>
+      </w:pPr>
+    </w:p>
+    <w:p>
+      <w:pPr>
+        <w:shd w:val="clear" w:color="auto" w:fill="121314"/>
+        <w:spacing w:after="0" w:line="270" w:lineRule="atLeast"/>
+        <w:rPr>
+          <w:rFonts w:ascii="Menlo" w:eastAsia="Times New Roman" w:hAnsi="Menlo" w:cs="Menlo"/>
+          <w:color w:val="BBBEBF"/>
+          <w:kern w:val="0"/>
+          <w:sz w:val="18"/>
+          <w:szCs w:val="18"/>
+          <w:lang w:eastAsia="en-GB"/>
+          <w14:ligatures w14:val="none"/>
+        </w:rPr>
+      </w:pPr>
+      <w:r>
+        <w:rPr>
+          <w:rFonts w:ascii="Menlo" w:eastAsia="Times New Roman" w:hAnsi="Menlo" w:cs="Menlo"/>
+          <w:color w:val="C9D1D9"/>
+          <w:kern w:val="0"/>
+          <w:sz w:val="18"/>
+          <w:szCs w:val="18"/>
+          <w:lang w:eastAsia="en-GB"/>
+          <w14:ligatures w14:val="none"/>
+        </w:rPr>
+        <w:t>arr4</w:t>
+      </w:r>
+      <w:r>
+        <w:rPr>
+          <w:rFonts w:ascii="Menlo" w:eastAsia="Times New Roman" w:hAnsi="Menlo" w:cs="Menlo"/>
+          <w:color w:val="BBBEBF"/>
+          <w:kern w:val="0"/>
+          <w:sz w:val="18"/>
+          <w:szCs w:val="18"/>
+          <w:lang w:eastAsia="en-GB"/>
+          <w14:ligatures w14:val="none"/>
+        </w:rPr>
+        <w:t>.</w:t>
+      </w:r>
+      <w:r>
+        <w:rPr>
+          <w:rFonts w:ascii="Menlo" w:eastAsia="Times New Roman" w:hAnsi="Menlo" w:cs="Menlo"/>
+          <w:color w:val="D2A8FF"/>
+          <w:kern w:val="0"/>
+          <w:sz w:val="18"/>
+          <w:szCs w:val="18"/>
+          <w:lang w:eastAsia="en-GB"/>
+          <w14:ligatures w14:val="none"/>
+        </w:rPr>
+        <w:t>splice</w:t>
+      </w:r>
+      <w:r>
+        <w:rPr>
+          <w:rFonts w:ascii="Menlo" w:eastAsia="Times New Roman" w:hAnsi="Menlo" w:cs="Menlo"/>
+          <w:color w:val="BBBEBF"/>
+          <w:kern w:val="0"/>
+          <w:sz w:val="18"/>
+          <w:szCs w:val="18"/>
+          <w:lang w:eastAsia="en-GB"/>
+          <w14:ligatures w14:val="none"/>
+        </w:rPr>
+        <w:t>(</w:t>
+      </w:r>
+      <w:r>
+        <w:rPr>
+          <w:rFonts w:ascii="Menlo" w:eastAsia="Times New Roman" w:hAnsi="Menlo" w:cs="Menlo"/>
+          <w:color w:val="B5CEA8"/>
+          <w:kern w:val="0"/>
+          <w:sz w:val="18"/>
+          <w:szCs w:val="18"/>
+          <w:lang w:eastAsia="en-GB"/>
+          <w14:ligatures w14:val="none"/>
+        </w:rPr>
+        <w:t>2</w:t>
+      </w:r>
+      <w:r>
+        <w:rPr>
+          <w:rFonts w:ascii="Menlo" w:eastAsia="Times New Roman" w:hAnsi="Menlo" w:cs="Menlo"/>
+          <w:color w:val="BBBEBF"/>
+          <w:kern w:val="0"/>
+          <w:sz w:val="18"/>
+          <w:szCs w:val="18"/>
+          <w:lang w:eastAsia="en-GB"/>
+          <w14:ligatures w14:val="none"/>
+        </w:rPr>
+        <w:t xml:space="preserve">, </w:t>
+      </w:r>
+      <w:r>
+        <w:rPr>
+          <w:rFonts w:ascii="Menlo" w:eastAsia="Times New Roman" w:hAnsi="Menlo" w:cs="Menlo"/>
+          <w:color w:val="B5CEA8"/>
+          <w:kern w:val="0"/>
+          <w:sz w:val="18"/>
+          <w:szCs w:val="18"/>
+          <w:lang w:eastAsia="en-GB"/>
+          <w14:ligatures w14:val="none"/>
+        </w:rPr>
+        <w:t>0</w:t>
+      </w:r>
+      <w:r>
+        <w:rPr>
+          <w:rFonts w:ascii="Menlo" w:eastAsia="Times New Roman" w:hAnsi="Menlo" w:cs="Menlo"/>
+          <w:color w:val="BBBEBF"/>
+          <w:kern w:val="0"/>
+          <w:sz w:val="18"/>
+          <w:szCs w:val="18"/>
+          <w:lang w:eastAsia="en-GB"/>
+          <w14:ligatures w14:val="none"/>
+        </w:rPr>
+        <w:t>);</w:t>
+      </w:r>
+    </w:p>
+    <w:p>
+      <w:pPr>
+        <w:shd w:val="clear" w:color="auto" w:fill="121314"/>
+        <w:spacing w:after="0" w:line="270" w:lineRule="atLeast"/>
+        <w:rPr>
+          <w:rFonts w:ascii="Menlo" w:eastAsia="Times New Roman" w:hAnsi="Menlo" w:cs="Menlo"/>
+          <w:color w:val="BBBEBF"/>
+          <w:kern w:val="0"/>
+          <w:sz w:val="18"/>
+          <w:szCs w:val="18"/>
+          <w:lang w:eastAsia="en-GB"/>
+          <w14:ligatures w14:val="none"/>
+        </w:rPr>
+      </w:pPr>
+    </w:p>
+    <w:p>
+      <w:pPr>
+        <w:shd w:val="clear" w:color="auto" w:fill="121314"/>
+        <w:spacing w:after="0" w:line="270" w:lineRule="atLeast"/>
+        <w:rPr>
+          <w:rFonts w:ascii="Menlo" w:eastAsia="Times New Roman" w:hAnsi="Menlo" w:cs="Menlo"/>
+          <w:color w:val="BBBEBF"/>
+          <w:kern w:val="0"/>
+          <w:sz w:val="18"/>
+          <w:szCs w:val="18"/>
+          <w:lang w:eastAsia="en-GB"/>
+          <w14:ligatures w14:val="none"/>
+        </w:rPr>
+      </w:pPr>
+      <w:r>
+        <w:rPr>
+          <w:rFonts w:ascii="Menlo" w:eastAsia="Times New Roman" w:hAnsi="Menlo" w:cs="Menlo"/>
+          <w:color w:val="79C0FF"/>
+          <w:kern w:val="0"/>
+          <w:sz w:val="18"/>
+          <w:szCs w:val="18"/>
+          <w:lang w:eastAsia="en-GB"/>
+          <w14:ligatures w14:val="none"/>
+        </w:rPr>
+        <w:t>console</w:t>
+      </w:r>
+      <w:r>
+        <w:rPr>
+          <w:rFonts w:ascii="Menlo" w:eastAsia="Times New Roman" w:hAnsi="Menlo" w:cs="Menlo"/>
+          <w:color w:val="BBBEBF"/>
+          <w:kern w:val="0"/>
+          <w:sz w:val="18"/>
+          <w:szCs w:val="18"/>
+          <w:lang w:eastAsia="en-GB"/>
+          <w14:ligatures w14:val="none"/>
+        </w:rPr>
+        <w:t>.</w:t>
+      </w:r>
+      <w:r>
+        <w:rPr>
+          <w:rFonts w:ascii="Menlo" w:eastAsia="Times New Roman" w:hAnsi="Menlo" w:cs="Menlo"/>
+          <w:color w:val="D2A8FF"/>
+          <w:kern w:val="0"/>
+          <w:sz w:val="18"/>
+          <w:szCs w:val="18"/>
+          <w:lang w:eastAsia="en-GB"/>
+          <w14:ligatures w14:val="none"/>
+        </w:rPr>
+        <w:t>log</w:t>
+      </w:r>
+      <w:r>
+        <w:rPr>
+          <w:rFonts w:ascii="Menlo" w:eastAsia="Times New Roman" w:hAnsi="Menlo" w:cs="Menlo"/>
+          <w:color w:val="BBBEBF"/>
+          <w:kern w:val="0"/>
+          <w:sz w:val="18"/>
+          <w:szCs w:val="18"/>
+          <w:lang w:eastAsia="en-GB"/>
+          <w14:ligatures w14:val="none"/>
+        </w:rPr>
+        <w:t>(</w:t>
+      </w:r>
+      <w:r>
+        <w:rPr>
+          <w:rFonts w:ascii="Menlo" w:eastAsia="Times New Roman" w:hAnsi="Menlo" w:cs="Menlo"/>
+          <w:color w:val="C9D1D9"/>
+          <w:kern w:val="0"/>
+          <w:sz w:val="18"/>
+          <w:szCs w:val="18"/>
+          <w:lang w:eastAsia="en-GB"/>
+          <w14:ligatures w14:val="none"/>
+        </w:rPr>
+        <w:t>arr4</w:t>
+      </w:r>
+      <w:r>
+        <w:rPr>
+          <w:rFonts w:ascii="Menlo" w:eastAsia="Times New Roman" w:hAnsi="Menlo" w:cs="Menlo"/>
+          <w:color w:val="BBBEBF"/>
+          <w:kern w:val="0"/>
+          <w:sz w:val="18"/>
+          <w:szCs w:val="18"/>
+          <w:lang w:eastAsia="en-GB"/>
+          <w14:ligatures w14:val="none"/>
+        </w:rPr>
+        <w:t>);</w:t>
+      </w:r>
+    </w:p>
+    <w:p>
+      <w:pPr>
+        <w:shd w:val="clear" w:color="auto" w:fill="121314"/>
+        <w:spacing w:after="0" w:line="270" w:lineRule="atLeast"/>
+        <w:rPr>
+          <w:rFonts w:ascii="Menlo" w:eastAsia="Times New Roman" w:hAnsi="Menlo" w:cs="Menlo"/>
+          <w:color w:val="BBBEBF"/>
+          <w:kern w:val="0"/>
+          <w:sz w:val="18"/>
+          <w:szCs w:val="18"/>
+          <w:lang w:eastAsia="en-GB"/>
+          <w14:ligatures w14:val="none"/>
+        </w:rPr>
+      </w:pPr>
+    </w:p>
+    <w:p>
+      <w:pPr>
+        <w:shd w:val="clear" w:color="auto" w:fill="121314"/>
+        <w:spacing w:after="0" w:line="270" w:lineRule="atLeast"/>
+        <w:rPr>
+          <w:rFonts w:ascii="Menlo" w:eastAsia="Times New Roman" w:hAnsi="Menlo" w:cs="Menlo"/>
+          <w:color w:val="BBBEBF"/>
+          <w:kern w:val="0"/>
+          <w:sz w:val="18"/>
+          <w:szCs w:val="18"/>
+          <w:lang w:eastAsia="en-GB"/>
+          <w14:ligatures w14:val="none"/>
+        </w:rPr>
+      </w:pPr>
+      <w:r>
+        <w:rPr>
+          <w:rFonts w:ascii="Menlo" w:eastAsia="Times New Roman" w:hAnsi="Menlo" w:cs="Menlo"/>
+          <w:color w:val="FF7B72"/>
+          <w:kern w:val="0"/>
+          <w:sz w:val="18"/>
+          <w:szCs w:val="18"/>
+          <w:lang w:eastAsia="en-GB"/>
+          <w14:ligatures w14:val="none"/>
+        </w:rPr>
+        <w:t>let</w:t>
+      </w:r>
+      <w:r>
+        <w:rPr>
+          <w:rFonts w:ascii="Menlo" w:eastAsia="Times New Roman" w:hAnsi="Menlo" w:cs="Menlo"/>
+          <w:color w:val="BBBEBF"/>
+          <w:kern w:val="0"/>
+          <w:sz w:val="18"/>
+          <w:szCs w:val="18"/>
+          <w:lang w:eastAsia="en-GB"/>
+          <w14:ligatures w14:val="none"/>
+        </w:rPr>
+        <w:t xml:space="preserve"> </w:t>
+      </w:r>
+      <w:r>
+        <w:rPr>
+          <w:rFonts w:ascii="Menlo" w:eastAsia="Times New Roman" w:hAnsi="Menlo" w:cs="Menlo"/>
+          <w:color w:val="C9D1D9"/>
+          <w:kern w:val="0"/>
+          <w:sz w:val="18"/>
+          <w:szCs w:val="18"/>
+          <w:lang w:eastAsia="en-GB"/>
+          <w14:ligatures w14:val="none"/>
+        </w:rPr>
+        <w:t>arr5</w:t>
+      </w:r>
+      <w:r>
+        <w:rPr>
+          <w:rFonts w:ascii="Menlo" w:eastAsia="Times New Roman" w:hAnsi="Menlo" w:cs="Menlo"/>
+          <w:color w:val="BBBEBF"/>
+          <w:kern w:val="0"/>
+          <w:sz w:val="18"/>
+          <w:szCs w:val="18"/>
+          <w:lang w:eastAsia="en-GB"/>
+          <w14:ligatures w14:val="none"/>
+        </w:rPr>
+        <w:t xml:space="preserve"> </w:t>
+      </w:r>
+      <w:r>
+        <w:rPr>
+          <w:rFonts w:ascii="Menlo" w:eastAsia="Times New Roman" w:hAnsi="Menlo" w:cs="Menlo"/>
+          <w:color w:val="D4D4D4"/>
+          <w:kern w:val="0"/>
+          <w:sz w:val="18"/>
+          <w:szCs w:val="18"/>
+          <w:lang w:eastAsia="en-GB"/>
+          <w14:ligatures w14:val="none"/>
+        </w:rPr>
+        <w:t>=</w:t>
+      </w:r>
+      <w:r>
+        <w:rPr>
+          <w:rFonts w:ascii="Menlo" w:eastAsia="Times New Roman" w:hAnsi="Menlo" w:cs="Menlo"/>
+          <w:color w:val="BBBEBF"/>
+          <w:kern w:val="0"/>
+          <w:sz w:val="18"/>
+          <w:szCs w:val="18"/>
+          <w:lang w:eastAsia="en-GB"/>
+          <w14:ligatures w14:val="none"/>
+        </w:rPr>
+        <w:t xml:space="preserve"> [</w:t>
+      </w:r>
+      <w:r>
+        <w:rPr>
+          <w:rFonts w:ascii="Menlo" w:eastAsia="Times New Roman" w:hAnsi="Menlo" w:cs="Menlo"/>
+          <w:color w:val="A5D6FF"/>
+          <w:kern w:val="0"/>
+          <w:sz w:val="18"/>
+          <w:szCs w:val="18"/>
+          <w:lang w:eastAsia="en-GB"/>
+          <w14:ligatures w14:val="none"/>
+        </w:rPr>
+        <w:t>"java"</w:t>
+      </w:r>
+      <w:r>
+        <w:rPr>
+          <w:rFonts w:ascii="Menlo" w:eastAsia="Times New Roman" w:hAnsi="Menlo" w:cs="Menlo"/>
+          <w:color w:val="BBBEBF"/>
+          <w:kern w:val="0"/>
+          <w:sz w:val="18"/>
+          <w:szCs w:val="18"/>
+          <w:lang w:eastAsia="en-GB"/>
+          <w14:ligatures w14:val="none"/>
+        </w:rPr>
+        <w:t xml:space="preserve">, </w:t>
+      </w:r>
+      <w:r>
+        <w:rPr>
+          <w:rFonts w:ascii="Menlo" w:eastAsia="Times New Roman" w:hAnsi="Menlo" w:cs="Menlo"/>
+          <w:color w:val="A5D6FF"/>
+          <w:kern w:val="0"/>
+          <w:sz w:val="18"/>
+          <w:szCs w:val="18"/>
+          <w:lang w:eastAsia="en-GB"/>
+          <w14:ligatures w14:val="none"/>
+        </w:rPr>
+        <w:t>"node"</w:t>
+      </w:r>
+      <w:r>
+        <w:rPr>
+          <w:rFonts w:ascii="Menlo" w:eastAsia="Times New Roman" w:hAnsi="Menlo" w:cs="Menlo"/>
+          <w:color w:val="BBBEBF"/>
+          <w:kern w:val="0"/>
+          <w:sz w:val="18"/>
+          <w:szCs w:val="18"/>
+          <w:lang w:eastAsia="en-GB"/>
+          <w14:ligatures w14:val="none"/>
+        </w:rPr>
+        <w:t xml:space="preserve">, </w:t>
+      </w:r>
+      <w:r>
+        <w:rPr>
+          <w:rFonts w:ascii="Menlo" w:eastAsia="Times New Roman" w:hAnsi="Menlo" w:cs="Menlo"/>
+          <w:color w:val="A5D6FF"/>
+          <w:kern w:val="0"/>
+          <w:sz w:val="18"/>
+          <w:szCs w:val="18"/>
+          <w:lang w:eastAsia="en-GB"/>
+          <w14:ligatures w14:val="none"/>
+        </w:rPr>
+        <w:t>"express"</w:t>
+      </w:r>
+      <w:r>
+        <w:rPr>
+          <w:rFonts w:ascii="Menlo" w:eastAsia="Times New Roman" w:hAnsi="Menlo" w:cs="Menlo"/>
+          <w:color w:val="BBBEBF"/>
+          <w:kern w:val="0"/>
+          <w:sz w:val="18"/>
+          <w:szCs w:val="18"/>
+          <w:lang w:eastAsia="en-GB"/>
+          <w14:ligatures w14:val="none"/>
+        </w:rPr>
+        <w:t xml:space="preserve">, </w:t>
+      </w:r>
+      <w:r>
+        <w:rPr>
+          <w:rFonts w:ascii="Menlo" w:eastAsia="Times New Roman" w:hAnsi="Menlo" w:cs="Menlo"/>
+          <w:color w:val="A5D6FF"/>
+          <w:kern w:val="0"/>
+          <w:sz w:val="18"/>
+          <w:szCs w:val="18"/>
+          <w:lang w:eastAsia="en-GB"/>
+          <w14:ligatures w14:val="none"/>
+        </w:rPr>
+        <w:t>"python"</w:t>
+      </w:r>
+      <w:r>
+        <w:rPr>
+          <w:rFonts w:ascii="Menlo" w:eastAsia="Times New Roman" w:hAnsi="Menlo" w:cs="Menlo"/>
+          <w:color w:val="BBBEBF"/>
+          <w:kern w:val="0"/>
+          <w:sz w:val="18"/>
+          <w:szCs w:val="18"/>
+          <w:lang w:eastAsia="en-GB"/>
+          <w14:ligatures w14:val="none"/>
+        </w:rPr>
+        <w:t>];</w:t>
+      </w:r>
+    </w:p>
+    <w:p>
+      <w:pPr>
+        <w:shd w:val="clear" w:color="auto" w:fill="121314"/>
+        <w:spacing w:after="0" w:line="270" w:lineRule="atLeast"/>
+        <w:rPr>
+          <w:rFonts w:ascii="Menlo" w:eastAsia="Times New Roman" w:hAnsi="Menlo" w:cs="Menlo"/>
+          <w:color w:val="BBBEBF"/>
+          <w:kern w:val="0"/>
+          <w:sz w:val="18"/>
+          <w:szCs w:val="18"/>
+          <w:lang w:eastAsia="en-GB"/>
+          <w14:ligatures w14:val="none"/>
+        </w:rPr>
+      </w:pPr>
+    </w:p>
+    <w:p>
+      <w:pPr>
+        <w:shd w:val="clear" w:color="auto" w:fill="121314"/>
+        <w:spacing w:after="0" w:line="270" w:lineRule="atLeast"/>
+        <w:rPr>
+          <w:rFonts w:ascii="Menlo" w:eastAsia="Times New Roman" w:hAnsi="Menlo" w:cs="Menlo"/>
+          <w:color w:val="BBBEBF"/>
+          <w:kern w:val="0"/>
+          <w:sz w:val="18"/>
+          <w:szCs w:val="18"/>
+          <w:lang w:eastAsia="en-GB"/>
+          <w14:ligatures w14:val="none"/>
+        </w:rPr>
+      </w:pPr>
+      <w:r>
+        <w:rPr>
+          <w:rFonts w:ascii="Menlo" w:eastAsia="Times New Roman" w:hAnsi="Menlo" w:cs="Menlo"/>
+          <w:color w:val="C9D1D9"/>
+          <w:kern w:val="0"/>
+          <w:sz w:val="18"/>
+          <w:szCs w:val="18"/>
+          <w:lang w:eastAsia="en-GB"/>
+          <w14:ligatures w14:val="none"/>
+        </w:rPr>
+        <w:t>arr5</w:t>
+      </w:r>
+      <w:r>
+        <w:rPr>
+          <w:rFonts w:ascii="Menlo" w:eastAsia="Times New Roman" w:hAnsi="Menlo" w:cs="Menlo"/>
+          <w:color w:val="BBBEBF"/>
+          <w:kern w:val="0"/>
+          <w:sz w:val="18"/>
+          <w:szCs w:val="18"/>
+          <w:lang w:eastAsia="en-GB"/>
+          <w14:ligatures w14:val="none"/>
+        </w:rPr>
+        <w:t>.</w:t>
+      </w:r>
+      <w:r>
+        <w:rPr>
+          <w:rFonts w:ascii="Menlo" w:eastAsia="Times New Roman" w:hAnsi="Menlo" w:cs="Menlo"/>
+          <w:color w:val="D2A8FF"/>
+          <w:kern w:val="0"/>
+          <w:sz w:val="18"/>
+          <w:szCs w:val="18"/>
+          <w:lang w:eastAsia="en-GB"/>
+          <w14:ligatures w14:val="none"/>
+        </w:rPr>
+        <w:t>splice</w:t>
+      </w:r>
+      <w:r>
+        <w:rPr>
+          <w:rFonts w:ascii="Menlo" w:eastAsia="Times New Roman" w:hAnsi="Menlo" w:cs="Menlo"/>
+          <w:color w:val="BBBEBF"/>
+          <w:kern w:val="0"/>
+          <w:sz w:val="18"/>
+          <w:szCs w:val="18"/>
+          <w:lang w:eastAsia="en-GB"/>
+          <w14:ligatures w14:val="none"/>
+        </w:rPr>
+        <w:t>(</w:t>
+      </w:r>
+      <w:r>
+        <w:rPr>
+          <w:rFonts w:ascii="Menlo" w:eastAsia="Times New Roman" w:hAnsi="Menlo" w:cs="Menlo"/>
+          <w:color w:val="B5CEA8"/>
+          <w:kern w:val="0"/>
+          <w:sz w:val="18"/>
+          <w:szCs w:val="18"/>
+          <w:lang w:eastAsia="en-GB"/>
+          <w14:ligatures w14:val="none"/>
+        </w:rPr>
+        <w:t>2</w:t>
+      </w:r>
+      <w:r>
+        <w:rPr>
+          <w:rFonts w:ascii="Menlo" w:eastAsia="Times New Roman" w:hAnsi="Menlo" w:cs="Menlo"/>
+          <w:color w:val="BBBEBF"/>
+          <w:kern w:val="0"/>
+          <w:sz w:val="18"/>
+          <w:szCs w:val="18"/>
+          <w:lang w:eastAsia="en-GB"/>
+          <w14:ligatures w14:val="none"/>
+        </w:rPr>
+        <w:t xml:space="preserve">, </w:t>
+      </w:r>
+      <w:r>
+        <w:rPr>
+          <w:rFonts w:ascii="Menlo" w:eastAsia="Times New Roman" w:hAnsi="Menlo" w:cs="Menlo"/>
+          <w:color w:val="B5CEA8"/>
+          <w:kern w:val="0"/>
+          <w:sz w:val="18"/>
+          <w:szCs w:val="18"/>
+          <w:lang w:eastAsia="en-GB"/>
+          <w14:ligatures w14:val="none"/>
+        </w:rPr>
+        <w:t>0</w:t>
+      </w:r>
+      <w:r>
+        <w:rPr>
+          <w:rFonts w:ascii="Menlo" w:eastAsia="Times New Roman" w:hAnsi="Menlo" w:cs="Menlo"/>
+          <w:color w:val="BBBEBF"/>
+          <w:kern w:val="0"/>
+          <w:sz w:val="18"/>
+          <w:szCs w:val="18"/>
+          <w:lang w:eastAsia="en-GB"/>
+          <w14:ligatures w14:val="none"/>
+        </w:rPr>
+        <w:t xml:space="preserve">, </w:t>
+      </w:r>
+      <w:r>
+        <w:rPr>
+          <w:rFonts w:ascii="Menlo" w:eastAsia="Times New Roman" w:hAnsi="Menlo" w:cs="Menlo"/>
+          <w:color w:val="A5D6FF"/>
+          <w:kern w:val="0"/>
+          <w:sz w:val="18"/>
+          <w:szCs w:val="18"/>
+          <w:lang w:eastAsia="en-GB"/>
+          <w14:ligatures w14:val="none"/>
+        </w:rPr>
+        <w:t>"</w:t>
+      </w:r>
+      <w:proofErr w:type="spellStart"/>
+      <w:r>
+        <w:rPr>
+          <w:rFonts w:ascii="Menlo" w:eastAsia="Times New Roman" w:hAnsi="Menlo" w:cs="Menlo"/>
+          <w:color w:val="A5D6FF"/>
+          <w:kern w:val="0"/>
+          <w:sz w:val="18"/>
+          <w:szCs w:val="18"/>
+          <w:lang w:eastAsia="en-GB"/>
+          <w14:ligatures w14:val="none"/>
+        </w:rPr>
+        <w:t>javascript</w:t>
+      </w:r>
+      <w:proofErr w:type="spellEnd"/>
+      <w:r>
+        <w:rPr>
+          <w:rFonts w:ascii="Menlo" w:eastAsia="Times New Roman" w:hAnsi="Menlo" w:cs="Menlo"/>
+          <w:color w:val="A5D6FF"/>
+          <w:kern w:val="0"/>
+          <w:sz w:val="18"/>
+          <w:szCs w:val="18"/>
+          <w:lang w:eastAsia="en-GB"/>
+          <w14:ligatures w14:val="none"/>
+        </w:rPr>
+        <w:t>"</w:t>
+      </w:r>
+      <w:r>
+        <w:rPr>
+          <w:rFonts w:ascii="Menlo" w:eastAsia="Times New Roman" w:hAnsi="Menlo" w:cs="Menlo"/>
+          <w:color w:val="BBBEBF"/>
+          <w:kern w:val="0"/>
+          <w:sz w:val="18"/>
+          <w:szCs w:val="18"/>
+          <w:lang w:eastAsia="en-GB"/>
+          <w14:ligatures w14:val="none"/>
+        </w:rPr>
+        <w:t>);</w:t>
+      </w:r>
+    </w:p>
+    <w:p>
+      <w:pPr>
+        <w:shd w:val="clear" w:color="auto" w:fill="121314"/>
+        <w:spacing w:after="0" w:line="270" w:lineRule="atLeast"/>
+        <w:rPr>
+          <w:rFonts w:ascii="Menlo" w:eastAsia="Times New Roman" w:hAnsi="Menlo" w:cs="Menlo"/>
+          <w:color w:val="BBBEBF"/>
+          <w:kern w:val="0"/>
+          <w:sz w:val="18"/>
+          <w:szCs w:val="18"/>
+          <w:lang w:eastAsia="en-GB"/>
+          <w14:ligatures w14:val="none"/>
+        </w:rPr>
+      </w:pPr>
+    </w:p>
+    <w:p>
+      <w:pPr>
+        <w:shd w:val="clear" w:color="auto" w:fill="121314"/>
+        <w:spacing w:after="0" w:line="270" w:lineRule="atLeast"/>
+        <w:rPr>
+          <w:rFonts w:ascii="Menlo" w:eastAsia="Times New Roman" w:hAnsi="Menlo" w:cs="Menlo"/>
+          <w:color w:val="BBBEBF"/>
+          <w:kern w:val="0"/>
+          <w:sz w:val="18"/>
+          <w:szCs w:val="18"/>
+          <w:lang w:eastAsia="en-GB"/>
+          <w14:ligatures w14:val="none"/>
+        </w:rPr>
+      </w:pPr>
+      <w:r>
+        <w:rPr>
+          <w:rFonts w:ascii="Menlo" w:eastAsia="Times New Roman" w:hAnsi="Menlo" w:cs="Menlo"/>
+          <w:color w:val="79C0FF"/>
+          <w:kern w:val="0"/>
+          <w:sz w:val="18"/>
+          <w:szCs w:val="18"/>
+          <w:lang w:eastAsia="en-GB"/>
+          <w14:ligatures w14:val="none"/>
+        </w:rPr>
+        <w:t>console</w:t>
+      </w:r>
+      <w:r>
+        <w:rPr>
+          <w:rFonts w:ascii="Menlo" w:eastAsia="Times New Roman" w:hAnsi="Menlo" w:cs="Menlo"/>
+          <w:color w:val="BBBEBF"/>
+          <w:kern w:val="0"/>
+          <w:sz w:val="18"/>
+          <w:szCs w:val="18"/>
+          <w:lang w:eastAsia="en-GB"/>
+          <w14:ligatures w14:val="none"/>
+        </w:rPr>
+        <w:t>.</w:t>
+      </w:r>
+      <w:r>
+        <w:rPr>
+          <w:rFonts w:ascii="Menlo" w:eastAsia="Times New Roman" w:hAnsi="Menlo" w:cs="Menlo"/>
+          <w:color w:val="D2A8FF"/>
+          <w:kern w:val="0"/>
+          <w:sz w:val="18"/>
+          <w:szCs w:val="18"/>
+          <w:lang w:eastAsia="en-GB"/>
+          <w14:ligatures w14:val="none"/>
+        </w:rPr>
+        <w:t>log</w:t>
+      </w:r>
+      <w:r>
+        <w:rPr>
+          <w:rFonts w:ascii="Menlo" w:eastAsia="Times New Roman" w:hAnsi="Menlo" w:cs="Menlo"/>
+          <w:color w:val="BBBEBF"/>
+          <w:kern w:val="0"/>
+          <w:sz w:val="18"/>
+          <w:szCs w:val="18"/>
+          <w:lang w:eastAsia="en-GB"/>
+          <w14:ligatures w14:val="none"/>
+        </w:rPr>
+        <w:t>(</w:t>
+      </w:r>
+      <w:r>
+        <w:rPr>
+          <w:rFonts w:ascii="Menlo" w:eastAsia="Times New Roman" w:hAnsi="Menlo" w:cs="Menlo"/>
+          <w:color w:val="C9D1D9"/>
+          <w:kern w:val="0"/>
+          <w:sz w:val="18"/>
+          <w:szCs w:val="18"/>
+          <w:lang w:eastAsia="en-GB"/>
+          <w14:ligatures w14:val="none"/>
+        </w:rPr>
+        <w:t>arr5</w:t>
+      </w:r>
+      <w:r>
+        <w:rPr>
+          <w:rFonts w:ascii="Menlo" w:eastAsia="Times New Roman" w:hAnsi="Menlo" w:cs="Menlo"/>
+          <w:color w:val="BBBEBF"/>
+          <w:kern w:val="0"/>
+          <w:sz w:val="18"/>
+          <w:szCs w:val="18"/>
+          <w:lang w:eastAsia="en-GB"/>
+          <w14:ligatures w14:val="none"/>
+        </w:rPr>
+        <w:t>);</w:t>
+      </w:r>
+    </w:p>
+    <w:p>
+      <w:pPr>
+        <w:rPr>
+          <w:rFonts w:ascii="Segoe UI Symbol" w:hAnsi="Segoe UI Symbol" w:cs="Segoe UI Symbol"/>
+        </w:rPr>
+      </w:pPr>
+    </w:p>
+    <w:p>
+      <w:pPr>
+        <w:pStyle w:val="ListParagraph"/>
+        <w:numPr>
+          <w:ilvl w:val="0"/>
+          <w:numId w:val="19"/>
+        </w:numPr>
+        <w:rPr>
+          <w:rFonts w:ascii="Segoe UI Symbol" w:hAnsi="Segoe UI Symbol" w:cs="Segoe UI Symbol"/>
+        </w:rPr>
+      </w:pPr>
+      <w:r>
+        <w:rPr>
+          <w:rFonts w:ascii="Segoe UI Symbol" w:hAnsi="Segoe UI Symbol" w:cs="Segoe UI Symbol"/>
+        </w:rPr>
+        <w:t>Slice () :</w:t>
+      </w:r>
+    </w:p>
+    <w:p>
+      <w:pPr>
+        <w:pStyle w:val="ListParagraph"/>
+        <w:numPr>
+          <w:ilvl w:val="1"/>
+          <w:numId w:val="19"/>
+        </w:numPr>
+        <w:rPr>
+          <w:rFonts w:ascii="Segoe UI Symbol" w:hAnsi="Segoe UI Symbol" w:cs="Segoe UI Symbol"/>
+        </w:rPr>
+      </w:pPr>
+      <w:r>
+        <w:rPr>
+          <w:rFonts w:ascii="Segoe UI Symbol" w:hAnsi="Segoe UI Symbol" w:cs="Segoe UI Symbol"/>
+        </w:rPr>
+        <w:t>It is used to extract some part of array.</w:t>
+      </w:r>
+    </w:p>
+    <w:p>
+      <w:pPr>
+        <w:pStyle w:val="ListParagraph"/>
+        <w:numPr>
+          <w:ilvl w:val="1"/>
+          <w:numId w:val="19"/>
+        </w:numPr>
+        <w:rPr>
+          <w:rFonts w:ascii="Segoe UI Symbol" w:hAnsi="Segoe UI Symbol" w:cs="Segoe UI Symbol"/>
+        </w:rPr>
+      </w:pPr>
+      <w:r>
+        <w:rPr>
+          <w:rFonts w:ascii="Segoe UI Symbol" w:hAnsi="Segoe UI Symbol" w:cs="Segoe UI Symbol"/>
+        </w:rPr>
+        <w:t>It will not modify the original array.</w:t>
+      </w:r>
+    </w:p>
+    <w:p>
+      <w:pPr>
+        <w:pStyle w:val="ListParagraph"/>
+        <w:numPr>
+          <w:ilvl w:val="1"/>
+          <w:numId w:val="19"/>
+        </w:numPr>
+        <w:rPr>
+          <w:rFonts w:ascii="Segoe UI Symbol" w:hAnsi="Segoe UI Symbol" w:cs="Segoe UI Symbol"/>
+        </w:rPr>
+      </w:pPr>
+      <w:r>
+        <w:rPr>
+          <w:rFonts w:ascii="Segoe UI Symbol" w:hAnsi="Segoe UI Symbol" w:cs="Segoe UI Symbol"/>
+        </w:rPr>
+        <w:t>It tacks tow parameters(startIndex, endIndex)but it does not include endIndex value.</w:t>
+      </w:r>
+    </w:p>
+    <w:bookmarkEnd w:id="0"/>
+    <w:p>
+      <w:pPr>
+        <w:rPr>
+          <w:rFonts w:ascii="Segoe UI Symbol" w:hAnsi="Segoe UI Symbol" w:cs="Segoe UI Symbol"/>
+          <w:b/>
+          <w:bCs/>
+          <w:u w:val="single"/>
+        </w:rPr>
+      </w:pPr>
+      <w:r>
+        <w:rPr>
+          <w:rFonts w:ascii="Segoe UI Symbol" w:hAnsi="Segoe UI Symbol" w:cs="Segoe UI Symbol"/>
+          <w:b/>
+          <w:bCs/>
+          <w:u w:val="single"/>
+        </w:rPr>
+        <w:t>Higher order Array Method</w:t>
+      </w:r>
+      <w:r>
+        <w:rPr>
+          <w:rFonts w:ascii="Segoe UI Symbol" w:hAnsi="Segoe UI Symbol" w:cs="Segoe UI Symbol"/>
+          <w:b/>
+          <w:bCs/>
+          <w:u w:val="single"/>
+        </w:rPr>
+        <w:t xml:space="preserve"> :</w:t>
+      </w:r>
+    </w:p>
+    <w:p>
+      <w:pPr>
+        <w:pStyle w:val="ListParagraph"/>
+        <w:numPr>
+          <w:ilvl w:val="0"/>
+          <w:numId w:val="19"/>
+        </w:numPr>
+        <w:rPr>
+          <w:rFonts w:ascii="Segoe UI Symbol" w:hAnsi="Segoe UI Symbol" w:cs="Segoe UI Symbol"/>
+        </w:rPr>
+      </w:pPr>
+      <w:r>
+        <w:rPr>
+          <w:rFonts w:ascii="Segoe UI Symbol" w:hAnsi="Segoe UI Symbol" w:cs="Segoe UI Symbol"/>
+        </w:rPr>
+        <w:t xml:space="preserve">Map () </w:t>
+      </w:r>
+    </w:p>
+    <w:p>
+      <w:pPr>
+        <w:pStyle w:val="ListParagraph"/>
+        <w:numPr>
+          <w:ilvl w:val="1"/>
+          <w:numId w:val="19"/>
+        </w:numPr>
+        <w:rPr>
+          <w:rFonts w:ascii="Segoe UI Symbol" w:hAnsi="Segoe UI Symbol" w:cs="Segoe UI Symbol"/>
+        </w:rPr>
+      </w:pPr>
+      <w:r>
+        <w:rPr>
+          <w:rFonts w:ascii="Segoe UI Symbol" w:hAnsi="Segoe UI Symbol" w:cs="Segoe UI Symbol"/>
+        </w:rPr>
+        <w:t>Map() is one higher order array method used to traverse the array and we can perform some operation with  all the array elements.</w:t>
+      </w:r>
+    </w:p>
+    <w:p>
+      <w:pPr>
+        <w:pStyle w:val="ListParagraph"/>
+        <w:numPr>
+          <w:ilvl w:val="1"/>
+          <w:numId w:val="19"/>
+        </w:numPr>
+        <w:rPr>
+          <w:rFonts w:ascii="Segoe UI Symbol" w:hAnsi="Segoe UI Symbol" w:cs="Segoe UI Symbol"/>
+        </w:rPr>
+      </w:pPr>
+      <w:r>
+        <w:rPr>
+          <w:rFonts w:ascii="Segoe UI Symbol" w:hAnsi="Segoe UI Symbol" w:cs="Segoe UI Symbol"/>
+        </w:rPr>
+        <w:t>Map () method will return one new array, it does not modify the original array.</w:t>
+      </w:r>
+    </w:p>
+    <w:p>
+      <w:pPr>
+        <w:pStyle w:val="ListParagraph"/>
+        <w:numPr>
+          <w:ilvl w:val="1"/>
+          <w:numId w:val="19"/>
+        </w:numPr>
+        <w:rPr>
+          <w:rFonts w:ascii="Segoe UI Symbol" w:hAnsi="Segoe UI Symbol" w:cs="Segoe UI Symbol"/>
+        </w:rPr>
+      </w:pPr>
+      <w:r>
+        <w:rPr>
+          <w:rFonts w:ascii="Segoe UI Symbol" w:hAnsi="Segoe UI Symbol" w:cs="Segoe UI Symbol"/>
+        </w:rPr>
+        <w:t>this method takes  3 parameters.</w:t>
+      </w:r>
+    </w:p>
+    <w:p>
+      <w:pPr>
+        <w:pStyle w:val="ListParagraph"/>
+        <w:numPr>
+          <w:ilvl w:val="2"/>
+          <w:numId w:val="19"/>
+        </w:numPr>
+        <w:rPr>
+          <w:rFonts w:ascii="Segoe UI Symbol" w:hAnsi="Segoe UI Symbol" w:cs="Segoe UI Symbol"/>
+        </w:rPr>
+      </w:pPr>
+      <w:r>
+        <w:rPr>
+          <w:rFonts w:ascii="Segoe UI Symbol" w:hAnsi="Segoe UI Symbol" w:cs="Segoe UI Symbol"/>
+        </w:rPr>
+        <w:t>Fist parameter identify as element</w:t>
+      </w:r>
+    </w:p>
+    <w:p>
+      <w:pPr>
+        <w:pStyle w:val="ListParagraph"/>
+        <w:numPr>
+          <w:ilvl w:val="2"/>
+          <w:numId w:val="19"/>
+        </w:numPr>
+        <w:rPr>
+          <w:rFonts w:ascii="Segoe UI Symbol" w:hAnsi="Segoe UI Symbol" w:cs="Segoe UI Symbol"/>
+        </w:rPr>
+      </w:pPr>
+      <w:r>
+        <w:rPr>
+          <w:rFonts w:ascii="Segoe UI Symbol" w:hAnsi="Segoe UI Symbol" w:cs="Segoe UI Symbol"/>
+        </w:rPr>
+        <w:t xml:space="preserve">Second parameter identify as index </w:t>
+      </w:r>
+    </w:p>
+    <w:p>
+      <w:pPr>
+        <w:pStyle w:val="ListParagraph"/>
+        <w:numPr>
+          <w:ilvl w:val="2"/>
+          <w:numId w:val="19"/>
+        </w:numPr>
+        <w:rPr>
+          <w:rFonts w:ascii="Segoe UI Symbol" w:hAnsi="Segoe UI Symbol" w:cs="Segoe UI Symbol"/>
+        </w:rPr>
+      </w:pPr>
+      <w:r>
+        <w:rPr>
+          <w:rFonts w:ascii="Segoe UI Symbol" w:hAnsi="Segoe UI Symbol" w:cs="Segoe UI Symbol"/>
+        </w:rPr>
+        <w:t>Third parameter identify as Array.</w:t>
+      </w:r>
+    </w:p>
+    <w:p>
+      <w:pPr>
+        <w:rPr>
+          <w:rFonts w:ascii="Segoe UI Symbol" w:hAnsi="Segoe UI Symbol" w:cs="Segoe UI Symbol"/>
+        </w:rPr>
+      </w:pPr>
+      <w:r>
+        <w:rPr>
+          <w:rFonts w:ascii="Segoe UI Symbol" w:hAnsi="Segoe UI Symbol" w:cs="Segoe UI Symbol"/>
+        </w:rPr>
+        <w:t>Syntax:</w:t>
+      </w:r>
+    </w:p>
+    <w:p>
+      <w:pPr>
+        <w:rPr>
+          <w:rFonts w:ascii="Segoe UI Symbol" w:hAnsi="Segoe UI Symbol" w:cs="Segoe UI Symbol"/>
+        </w:rPr>
+      </w:pPr>
+      <w:r>
+        <w:rPr>
+          <w:rFonts w:ascii="Segoe UI Symbol" w:hAnsi="Segoe UI Symbol" w:cs="Segoe UI Symbol"/>
+        </w:rPr>
+        <w:tab/>
+      </w:r>
+      <w:proofErr w:type="spellStart"/>
+      <w:r>
+        <w:rPr>
+          <w:rFonts w:ascii="Segoe UI Symbol" w:hAnsi="Segoe UI Symbol" w:cs="Segoe UI Symbol"/>
+        </w:rPr>
+        <w:t>Arraname.map</w:t>
+      </w:r>
+      <w:proofErr w:type="spellEnd"/>
+      <w:r>
+        <w:rPr>
+          <w:rFonts w:ascii="Segoe UI Symbol" w:hAnsi="Segoe UI Symbol" w:cs="Segoe UI Symbol"/>
+        </w:rPr>
+        <w:t>(</w:t>
+      </w:r>
+      <w:proofErr w:type="spellStart"/>
+      <w:r>
+        <w:rPr>
+          <w:rFonts w:ascii="Segoe UI Symbol" w:hAnsi="Segoe UI Symbol" w:cs="Segoe UI Symbol"/>
+        </w:rPr>
+        <w:t>ele</w:t>
+      </w:r>
+      <w:proofErr w:type="spellEnd"/>
+      <w:r>
+        <w:rPr>
+          <w:rFonts w:ascii="Segoe UI Symbol" w:hAnsi="Segoe UI Symbol" w:cs="Segoe UI Symbol"/>
+        </w:rPr>
+        <w:t>, index, array)=&gt;{ }</w:t>
+      </w:r>
+    </w:p>
+    <w:p>
+      <w:pPr>
+        <w:rPr>
+          <w:rFonts w:ascii="Segoe UI Symbol" w:hAnsi="Segoe UI Symbol" w:cs="Segoe UI Symbol"/>
+        </w:rPr>
+      </w:pPr>
+    </w:p>
+    <w:p>
+      <w:pPr>
+        <w:shd w:val="clear" w:color="auto" w:fill="121314"/>
+        <w:spacing w:after="0" w:line="270" w:lineRule="atLeast"/>
+        <w:rPr>
+          <w:rFonts w:ascii="Menlo" w:eastAsia="Times New Roman" w:hAnsi="Menlo" w:cs="Menlo"/>
+          <w:color w:val="BBBEBF"/>
+          <w:kern w:val="0"/>
+          <w:sz w:val="18"/>
+          <w:szCs w:val="18"/>
+          <w:lang w:eastAsia="en-GB"/>
+          <w14:ligatures w14:val="none"/>
+        </w:rPr>
+      </w:pPr>
+      <w:r>
+        <w:rPr>
+          <w:rFonts w:ascii="Menlo" w:eastAsia="Times New Roman" w:hAnsi="Menlo" w:cs="Menlo"/>
+          <w:color w:val="FF7B72"/>
+          <w:kern w:val="0"/>
+          <w:sz w:val="18"/>
+          <w:szCs w:val="18"/>
+          <w:lang w:eastAsia="en-GB"/>
+          <w14:ligatures w14:val="none"/>
+        </w:rPr>
+        <w:t>let</w:t>
+      </w:r>
+      <w:r>
+        <w:rPr>
+          <w:rFonts w:ascii="Menlo" w:eastAsia="Times New Roman" w:hAnsi="Menlo" w:cs="Menlo"/>
+          <w:color w:val="BBBEBF"/>
+          <w:kern w:val="0"/>
+          <w:sz w:val="18"/>
+          <w:szCs w:val="18"/>
+          <w:lang w:eastAsia="en-GB"/>
+          <w14:ligatures w14:val="none"/>
+        </w:rPr>
+        <w:t xml:space="preserve"> </w:t>
+      </w:r>
+      <w:r>
+        <w:rPr>
+          <w:rFonts w:ascii="Menlo" w:eastAsia="Times New Roman" w:hAnsi="Menlo" w:cs="Menlo"/>
+          <w:color w:val="C9D1D9"/>
+          <w:kern w:val="0"/>
+          <w:sz w:val="18"/>
+          <w:szCs w:val="18"/>
+          <w:lang w:eastAsia="en-GB"/>
+          <w14:ligatures w14:val="none"/>
+        </w:rPr>
+        <w:t>price</w:t>
+      </w:r>
+      <w:r>
+        <w:rPr>
+          <w:rFonts w:ascii="Menlo" w:eastAsia="Times New Roman" w:hAnsi="Menlo" w:cs="Menlo"/>
+          <w:color w:val="BBBEBF"/>
+          <w:kern w:val="0"/>
+          <w:sz w:val="18"/>
+          <w:szCs w:val="18"/>
+          <w:lang w:eastAsia="en-GB"/>
+          <w14:ligatures w14:val="none"/>
+        </w:rPr>
+        <w:t xml:space="preserve"> </w:t>
+      </w:r>
+      <w:r>
+        <w:rPr>
+          <w:rFonts w:ascii="Menlo" w:eastAsia="Times New Roman" w:hAnsi="Menlo" w:cs="Menlo"/>
+          <w:color w:val="D4D4D4"/>
+          <w:kern w:val="0"/>
+          <w:sz w:val="18"/>
+          <w:szCs w:val="18"/>
+          <w:lang w:eastAsia="en-GB"/>
+          <w14:ligatures w14:val="none"/>
+        </w:rPr>
+        <w:t>=</w:t>
+      </w:r>
+      <w:r>
+        <w:rPr>
+          <w:rFonts w:ascii="Menlo" w:eastAsia="Times New Roman" w:hAnsi="Menlo" w:cs="Menlo"/>
+          <w:color w:val="BBBEBF"/>
+          <w:kern w:val="0"/>
+          <w:sz w:val="18"/>
+          <w:szCs w:val="18"/>
+          <w:lang w:eastAsia="en-GB"/>
+          <w14:ligatures w14:val="none"/>
+        </w:rPr>
+        <w:t xml:space="preserve"> [</w:t>
+      </w:r>
+      <w:r>
+        <w:rPr>
+          <w:rFonts w:ascii="Menlo" w:eastAsia="Times New Roman" w:hAnsi="Menlo" w:cs="Menlo"/>
+          <w:color w:val="B5CEA8"/>
+          <w:kern w:val="0"/>
+          <w:sz w:val="18"/>
+          <w:szCs w:val="18"/>
+          <w:lang w:eastAsia="en-GB"/>
+          <w14:ligatures w14:val="none"/>
+        </w:rPr>
+        <w:t>1000</w:t>
+      </w:r>
+      <w:r>
+        <w:rPr>
+          <w:rFonts w:ascii="Menlo" w:eastAsia="Times New Roman" w:hAnsi="Menlo" w:cs="Menlo"/>
+          <w:color w:val="BBBEBF"/>
+          <w:kern w:val="0"/>
+          <w:sz w:val="18"/>
+          <w:szCs w:val="18"/>
+          <w:lang w:eastAsia="en-GB"/>
+          <w14:ligatures w14:val="none"/>
+        </w:rPr>
+        <w:t xml:space="preserve">, </w:t>
+      </w:r>
+      <w:r>
+        <w:rPr>
+          <w:rFonts w:ascii="Menlo" w:eastAsia="Times New Roman" w:hAnsi="Menlo" w:cs="Menlo"/>
+          <w:color w:val="B5CEA8"/>
+          <w:kern w:val="0"/>
+          <w:sz w:val="18"/>
+          <w:szCs w:val="18"/>
+          <w:lang w:eastAsia="en-GB"/>
+          <w14:ligatures w14:val="none"/>
+        </w:rPr>
+        <w:t>750</w:t>
+      </w:r>
+      <w:r>
+        <w:rPr>
+          <w:rFonts w:ascii="Menlo" w:eastAsia="Times New Roman" w:hAnsi="Menlo" w:cs="Menlo"/>
+          <w:color w:val="BBBEBF"/>
+          <w:kern w:val="0"/>
+          <w:sz w:val="18"/>
+          <w:szCs w:val="18"/>
+          <w:lang w:eastAsia="en-GB"/>
+          <w14:ligatures w14:val="none"/>
+        </w:rPr>
+        <w:t xml:space="preserve">, </w:t>
+      </w:r>
+      <w:r>
+        <w:rPr>
+          <w:rFonts w:ascii="Menlo" w:eastAsia="Times New Roman" w:hAnsi="Menlo" w:cs="Menlo"/>
+          <w:color w:val="B5CEA8"/>
+          <w:kern w:val="0"/>
+          <w:sz w:val="18"/>
+          <w:szCs w:val="18"/>
+          <w:lang w:eastAsia="en-GB"/>
+          <w14:ligatures w14:val="none"/>
+        </w:rPr>
+        <w:t>250</w:t>
+      </w:r>
+      <w:r>
+        <w:rPr>
+          <w:rFonts w:ascii="Menlo" w:eastAsia="Times New Roman" w:hAnsi="Menlo" w:cs="Menlo"/>
+          <w:color w:val="BBBEBF"/>
+          <w:kern w:val="0"/>
+          <w:sz w:val="18"/>
+          <w:szCs w:val="18"/>
+          <w:lang w:eastAsia="en-GB"/>
+          <w14:ligatures w14:val="none"/>
+        </w:rPr>
+        <w:t xml:space="preserve">, </w:t>
+      </w:r>
+      <w:r>
+        <w:rPr>
+          <w:rFonts w:ascii="Menlo" w:eastAsia="Times New Roman" w:hAnsi="Menlo" w:cs="Menlo"/>
+          <w:color w:val="B5CEA8"/>
+          <w:kern w:val="0"/>
+          <w:sz w:val="18"/>
+          <w:szCs w:val="18"/>
+          <w:lang w:eastAsia="en-GB"/>
+          <w14:ligatures w14:val="none"/>
+        </w:rPr>
+        <w:t>500</w:t>
+      </w:r>
+      <w:r>
+        <w:rPr>
+          <w:rFonts w:ascii="Menlo" w:eastAsia="Times New Roman" w:hAnsi="Menlo" w:cs="Menlo"/>
+          <w:color w:val="BBBEBF"/>
+          <w:kern w:val="0"/>
+          <w:sz w:val="18"/>
+          <w:szCs w:val="18"/>
+          <w:lang w:eastAsia="en-GB"/>
+          <w14:ligatures w14:val="none"/>
+        </w:rPr>
+        <w:t>];</w:t>
+      </w:r>
+    </w:p>
+    <w:p>
+      <w:pPr>
+        <w:shd w:val="clear" w:color="auto" w:fill="121314"/>
+        <w:spacing w:after="0" w:line="270" w:lineRule="atLeast"/>
+        <w:rPr>
+          <w:rFonts w:ascii="Menlo" w:eastAsia="Times New Roman" w:hAnsi="Menlo" w:cs="Menlo"/>
+          <w:color w:val="BBBEBF"/>
+          <w:kern w:val="0"/>
+          <w:sz w:val="18"/>
+          <w:szCs w:val="18"/>
+          <w:lang w:eastAsia="en-GB"/>
+          <w14:ligatures w14:val="none"/>
+        </w:rPr>
+      </w:pPr>
+      <w:r>
+        <w:rPr>
+          <w:rFonts w:ascii="Menlo" w:eastAsia="Times New Roman" w:hAnsi="Menlo" w:cs="Menlo"/>
+          <w:color w:val="8B949E"/>
+          <w:kern w:val="0"/>
+          <w:sz w:val="18"/>
+          <w:szCs w:val="18"/>
+          <w:lang w:eastAsia="en-GB"/>
+          <w14:ligatures w14:val="none"/>
+        </w:rPr>
+        <w:t xml:space="preserve">// let </w:t>
+      </w:r>
+      <w:proofErr w:type="spellStart"/>
+      <w:r>
+        <w:rPr>
+          <w:rFonts w:ascii="Menlo" w:eastAsia="Times New Roman" w:hAnsi="Menlo" w:cs="Menlo"/>
+          <w:color w:val="8B949E"/>
+          <w:kern w:val="0"/>
+          <w:sz w:val="18"/>
+          <w:szCs w:val="18"/>
+          <w:lang w:eastAsia="en-GB"/>
+          <w14:ligatures w14:val="none"/>
+        </w:rPr>
+        <w:t>updatedprice</w:t>
+      </w:r>
+      <w:proofErr w:type="spellEnd"/>
+      <w:r>
+        <w:rPr>
+          <w:rFonts w:ascii="Menlo" w:eastAsia="Times New Roman" w:hAnsi="Menlo" w:cs="Menlo"/>
+          <w:color w:val="8B949E"/>
+          <w:kern w:val="0"/>
+          <w:sz w:val="18"/>
+          <w:szCs w:val="18"/>
+          <w:lang w:eastAsia="en-GB"/>
+          <w14:ligatures w14:val="none"/>
+        </w:rPr>
+        <w:t>=[]</w:t>
+      </w:r>
+    </w:p>
+    <w:p>
+      <w:pPr>
+        <w:shd w:val="clear" w:color="auto" w:fill="121314"/>
+        <w:spacing w:after="0" w:line="270" w:lineRule="atLeast"/>
+        <w:rPr>
+          <w:rFonts w:ascii="Menlo" w:eastAsia="Times New Roman" w:hAnsi="Menlo" w:cs="Menlo"/>
+          <w:color w:val="BBBEBF"/>
+          <w:kern w:val="0"/>
+          <w:sz w:val="18"/>
+          <w:szCs w:val="18"/>
+          <w:lang w:eastAsia="en-GB"/>
+          <w14:ligatures w14:val="none"/>
+        </w:rPr>
+      </w:pPr>
+      <w:r>
+        <w:rPr>
+          <w:rFonts w:ascii="Menlo" w:eastAsia="Times New Roman" w:hAnsi="Menlo" w:cs="Menlo"/>
+          <w:color w:val="FF7B72"/>
+          <w:kern w:val="0"/>
+          <w:sz w:val="18"/>
+          <w:szCs w:val="18"/>
+          <w:lang w:eastAsia="en-GB"/>
+          <w14:ligatures w14:val="none"/>
+        </w:rPr>
+        <w:lastRenderedPageBreak/>
+        <w:t>let</w:t>
+      </w:r>
+      <w:r>
+        <w:rPr>
+          <w:rFonts w:ascii="Menlo" w:eastAsia="Times New Roman" w:hAnsi="Menlo" w:cs="Menlo"/>
+          <w:color w:val="BBBEBF"/>
+          <w:kern w:val="0"/>
+          <w:sz w:val="18"/>
+          <w:szCs w:val="18"/>
+          <w:lang w:eastAsia="en-GB"/>
+          <w14:ligatures w14:val="none"/>
+        </w:rPr>
+        <w:t xml:space="preserve"> </w:t>
+      </w:r>
+      <w:proofErr w:type="spellStart"/>
+      <w:r>
+        <w:rPr>
+          <w:rFonts w:ascii="Menlo" w:eastAsia="Times New Roman" w:hAnsi="Menlo" w:cs="Menlo"/>
+          <w:color w:val="C9D1D9"/>
+          <w:kern w:val="0"/>
+          <w:sz w:val="18"/>
+          <w:szCs w:val="18"/>
+          <w:lang w:eastAsia="en-GB"/>
+          <w14:ligatures w14:val="none"/>
+        </w:rPr>
+        <w:t>updatedprice</w:t>
+      </w:r>
+      <w:proofErr w:type="spellEnd"/>
+      <w:r>
+        <w:rPr>
+          <w:rFonts w:ascii="Menlo" w:eastAsia="Times New Roman" w:hAnsi="Menlo" w:cs="Menlo"/>
+          <w:color w:val="BBBEBF"/>
+          <w:kern w:val="0"/>
+          <w:sz w:val="18"/>
+          <w:szCs w:val="18"/>
+          <w:lang w:eastAsia="en-GB"/>
+          <w14:ligatures w14:val="none"/>
+        </w:rPr>
+        <w:t xml:space="preserve"> </w:t>
+      </w:r>
+      <w:r>
+        <w:rPr>
+          <w:rFonts w:ascii="Menlo" w:eastAsia="Times New Roman" w:hAnsi="Menlo" w:cs="Menlo"/>
+          <w:color w:val="D4D4D4"/>
+          <w:kern w:val="0"/>
+          <w:sz w:val="18"/>
+          <w:szCs w:val="18"/>
+          <w:lang w:eastAsia="en-GB"/>
+          <w14:ligatures w14:val="none"/>
+        </w:rPr>
+        <w:t>=</w:t>
+      </w:r>
+      <w:r>
+        <w:rPr>
+          <w:rFonts w:ascii="Menlo" w:eastAsia="Times New Roman" w:hAnsi="Menlo" w:cs="Menlo"/>
+          <w:color w:val="BBBEBF"/>
+          <w:kern w:val="0"/>
+          <w:sz w:val="18"/>
+          <w:szCs w:val="18"/>
+          <w:lang w:eastAsia="en-GB"/>
+          <w14:ligatures w14:val="none"/>
+        </w:rPr>
+        <w:t xml:space="preserve"> </w:t>
+      </w:r>
+      <w:proofErr w:type="spellStart"/>
+      <w:r>
+        <w:rPr>
+          <w:rFonts w:ascii="Menlo" w:eastAsia="Times New Roman" w:hAnsi="Menlo" w:cs="Menlo"/>
+          <w:color w:val="C9D1D9"/>
+          <w:kern w:val="0"/>
+          <w:sz w:val="18"/>
+          <w:szCs w:val="18"/>
+          <w:lang w:eastAsia="en-GB"/>
+          <w14:ligatures w14:val="none"/>
+        </w:rPr>
+        <w:t>price</w:t>
+      </w:r>
+      <w:r>
+        <w:rPr>
+          <w:rFonts w:ascii="Menlo" w:eastAsia="Times New Roman" w:hAnsi="Menlo" w:cs="Menlo"/>
+          <w:color w:val="BBBEBF"/>
+          <w:kern w:val="0"/>
+          <w:sz w:val="18"/>
+          <w:szCs w:val="18"/>
+          <w:lang w:eastAsia="en-GB"/>
+          <w14:ligatures w14:val="none"/>
+        </w:rPr>
+        <w:t>.</w:t>
+      </w:r>
+      <w:r>
+        <w:rPr>
+          <w:rFonts w:ascii="Menlo" w:eastAsia="Times New Roman" w:hAnsi="Menlo" w:cs="Menlo"/>
+          <w:color w:val="D2A8FF"/>
+          <w:kern w:val="0"/>
+          <w:sz w:val="18"/>
+          <w:szCs w:val="18"/>
+          <w:lang w:eastAsia="en-GB"/>
+          <w14:ligatures w14:val="none"/>
+        </w:rPr>
+        <w:t>map</w:t>
+      </w:r>
+      <w:proofErr w:type="spellEnd"/>
+      <w:r>
+        <w:rPr>
+          <w:rFonts w:ascii="Menlo" w:eastAsia="Times New Roman" w:hAnsi="Menlo" w:cs="Menlo"/>
+          <w:color w:val="BBBEBF"/>
+          <w:kern w:val="0"/>
+          <w:sz w:val="18"/>
+          <w:szCs w:val="18"/>
+          <w:lang w:eastAsia="en-GB"/>
+          <w14:ligatures w14:val="none"/>
+        </w:rPr>
+        <w:t>((</w:t>
+      </w:r>
+      <w:proofErr w:type="spellStart"/>
+      <w:r>
+        <w:rPr>
+          <w:rFonts w:ascii="Menlo" w:eastAsia="Times New Roman" w:hAnsi="Menlo" w:cs="Menlo"/>
+          <w:color w:val="FFA657"/>
+          <w:kern w:val="0"/>
+          <w:sz w:val="18"/>
+          <w:szCs w:val="18"/>
+          <w:lang w:eastAsia="en-GB"/>
+          <w14:ligatures w14:val="none"/>
+        </w:rPr>
+        <w:t>ele</w:t>
+      </w:r>
+      <w:proofErr w:type="spellEnd"/>
+      <w:r>
+        <w:rPr>
+          <w:rFonts w:ascii="Menlo" w:eastAsia="Times New Roman" w:hAnsi="Menlo" w:cs="Menlo"/>
+          <w:color w:val="BBBEBF"/>
+          <w:kern w:val="0"/>
+          <w:sz w:val="18"/>
+          <w:szCs w:val="18"/>
+          <w:lang w:eastAsia="en-GB"/>
+          <w14:ligatures w14:val="none"/>
+        </w:rPr>
+        <w:t xml:space="preserve">) </w:t>
+      </w:r>
+      <w:r>
+        <w:rPr>
+          <w:rFonts w:ascii="Menlo" w:eastAsia="Times New Roman" w:hAnsi="Menlo" w:cs="Menlo"/>
+          <w:color w:val="FF7B72"/>
+          <w:kern w:val="0"/>
+          <w:sz w:val="18"/>
+          <w:szCs w:val="18"/>
+          <w:lang w:eastAsia="en-GB"/>
+          <w14:ligatures w14:val="none"/>
+        </w:rPr>
+        <w:t>=&gt;</w:t>
+      </w:r>
+      <w:r>
+        <w:rPr>
+          <w:rFonts w:ascii="Menlo" w:eastAsia="Times New Roman" w:hAnsi="Menlo" w:cs="Menlo"/>
+          <w:color w:val="BBBEBF"/>
+          <w:kern w:val="0"/>
+          <w:sz w:val="18"/>
+          <w:szCs w:val="18"/>
+          <w:lang w:eastAsia="en-GB"/>
+          <w14:ligatures w14:val="none"/>
+        </w:rPr>
+        <w:t xml:space="preserve"> </w:t>
+      </w:r>
+      <w:r>
+        <w:rPr>
+          <w:rFonts w:ascii="Menlo" w:eastAsia="Times New Roman" w:hAnsi="Menlo" w:cs="Menlo"/>
+          <w:color w:val="C9D1D9"/>
+          <w:kern w:val="0"/>
+          <w:sz w:val="18"/>
+          <w:szCs w:val="18"/>
+          <w:lang w:eastAsia="en-GB"/>
+          <w14:ligatures w14:val="none"/>
+        </w:rPr>
+        <w:t>{</w:t>
+      </w:r>
+    </w:p>
+    <w:p>
+      <w:pPr>
+        <w:shd w:val="clear" w:color="auto" w:fill="121314"/>
+        <w:spacing w:after="0" w:line="270" w:lineRule="atLeast"/>
+        <w:rPr>
+          <w:rFonts w:ascii="Menlo" w:eastAsia="Times New Roman" w:hAnsi="Menlo" w:cs="Menlo"/>
+          <w:color w:val="BBBEBF"/>
+          <w:kern w:val="0"/>
+          <w:sz w:val="18"/>
+          <w:szCs w:val="18"/>
+          <w:lang w:eastAsia="en-GB"/>
+          <w14:ligatures w14:val="none"/>
+        </w:rPr>
+      </w:pPr>
+      <w:r>
+        <w:rPr>
+          <w:rFonts w:ascii="Menlo" w:eastAsia="Times New Roman" w:hAnsi="Menlo" w:cs="Menlo"/>
+          <w:color w:val="C9D1D9"/>
+          <w:kern w:val="0"/>
+          <w:sz w:val="18"/>
+          <w:szCs w:val="18"/>
+          <w:lang w:eastAsia="en-GB"/>
+          <w14:ligatures w14:val="none"/>
+        </w:rPr>
+        <w:t xml:space="preserve">  </w:t>
+      </w:r>
+      <w:r>
+        <w:rPr>
+          <w:rFonts w:ascii="Menlo" w:eastAsia="Times New Roman" w:hAnsi="Menlo" w:cs="Menlo"/>
+          <w:color w:val="C586C0"/>
+          <w:kern w:val="0"/>
+          <w:sz w:val="18"/>
+          <w:szCs w:val="18"/>
+          <w:lang w:eastAsia="en-GB"/>
+          <w14:ligatures w14:val="none"/>
+        </w:rPr>
+        <w:t>return</w:t>
+      </w:r>
+      <w:r>
+        <w:rPr>
+          <w:rFonts w:ascii="Menlo" w:eastAsia="Times New Roman" w:hAnsi="Menlo" w:cs="Menlo"/>
+          <w:color w:val="C9D1D9"/>
+          <w:kern w:val="0"/>
+          <w:sz w:val="18"/>
+          <w:szCs w:val="18"/>
+          <w:lang w:eastAsia="en-GB"/>
+          <w14:ligatures w14:val="none"/>
+        </w:rPr>
+        <w:t xml:space="preserve"> </w:t>
+      </w:r>
+      <w:proofErr w:type="spellStart"/>
+      <w:r>
+        <w:rPr>
+          <w:rFonts w:ascii="Menlo" w:eastAsia="Times New Roman" w:hAnsi="Menlo" w:cs="Menlo"/>
+          <w:color w:val="FFA657"/>
+          <w:kern w:val="0"/>
+          <w:sz w:val="18"/>
+          <w:szCs w:val="18"/>
+          <w:lang w:eastAsia="en-GB"/>
+          <w14:ligatures w14:val="none"/>
+        </w:rPr>
+        <w:t>ele</w:t>
+      </w:r>
+      <w:proofErr w:type="spellEnd"/>
+      <w:r>
+        <w:rPr>
+          <w:rFonts w:ascii="Menlo" w:eastAsia="Times New Roman" w:hAnsi="Menlo" w:cs="Menlo"/>
+          <w:color w:val="C9D1D9"/>
+          <w:kern w:val="0"/>
+          <w:sz w:val="18"/>
+          <w:szCs w:val="18"/>
+          <w:lang w:eastAsia="en-GB"/>
+          <w14:ligatures w14:val="none"/>
+        </w:rPr>
+        <w:t xml:space="preserve"> </w:t>
+      </w:r>
+      <w:r>
+        <w:rPr>
+          <w:rFonts w:ascii="Menlo" w:eastAsia="Times New Roman" w:hAnsi="Menlo" w:cs="Menlo"/>
+          <w:color w:val="D4D4D4"/>
+          <w:kern w:val="0"/>
+          <w:sz w:val="18"/>
+          <w:szCs w:val="18"/>
+          <w:lang w:eastAsia="en-GB"/>
+          <w14:ligatures w14:val="none"/>
+        </w:rPr>
+        <w:t>+</w:t>
+      </w:r>
+      <w:r>
+        <w:rPr>
+          <w:rFonts w:ascii="Menlo" w:eastAsia="Times New Roman" w:hAnsi="Menlo" w:cs="Menlo"/>
+          <w:color w:val="C9D1D9"/>
+          <w:kern w:val="0"/>
+          <w:sz w:val="18"/>
+          <w:szCs w:val="18"/>
+          <w:lang w:eastAsia="en-GB"/>
+          <w14:ligatures w14:val="none"/>
+        </w:rPr>
+        <w:t xml:space="preserve"> </w:t>
+      </w:r>
+      <w:r>
+        <w:rPr>
+          <w:rFonts w:ascii="Menlo" w:eastAsia="Times New Roman" w:hAnsi="Menlo" w:cs="Menlo"/>
+          <w:color w:val="B5CEA8"/>
+          <w:kern w:val="0"/>
+          <w:sz w:val="18"/>
+          <w:szCs w:val="18"/>
+          <w:lang w:eastAsia="en-GB"/>
+          <w14:ligatures w14:val="none"/>
+        </w:rPr>
+        <w:t>200</w:t>
+      </w:r>
+      <w:r>
+        <w:rPr>
+          <w:rFonts w:ascii="Menlo" w:eastAsia="Times New Roman" w:hAnsi="Menlo" w:cs="Menlo"/>
+          <w:color w:val="C9D1D9"/>
+          <w:kern w:val="0"/>
+          <w:sz w:val="18"/>
+          <w:szCs w:val="18"/>
+          <w:lang w:eastAsia="en-GB"/>
+          <w14:ligatures w14:val="none"/>
+        </w:rPr>
+        <w:t>;</w:t>
+      </w:r>
+    </w:p>
+    <w:p>
+      <w:pPr>
+        <w:shd w:val="clear" w:color="auto" w:fill="121314"/>
+        <w:spacing w:after="0" w:line="270" w:lineRule="atLeast"/>
+        <w:rPr>
+          <w:rFonts w:ascii="Menlo" w:eastAsia="Times New Roman" w:hAnsi="Menlo" w:cs="Menlo"/>
+          <w:color w:val="BBBEBF"/>
+          <w:kern w:val="0"/>
+          <w:sz w:val="18"/>
+          <w:szCs w:val="18"/>
+          <w:lang w:eastAsia="en-GB"/>
+          <w14:ligatures w14:val="none"/>
+        </w:rPr>
+      </w:pPr>
+      <w:r>
+        <w:rPr>
+          <w:rFonts w:ascii="Menlo" w:eastAsia="Times New Roman" w:hAnsi="Menlo" w:cs="Menlo"/>
+          <w:color w:val="C9D1D9"/>
+          <w:kern w:val="0"/>
+          <w:sz w:val="18"/>
+          <w:szCs w:val="18"/>
+          <w:lang w:eastAsia="en-GB"/>
+          <w14:ligatures w14:val="none"/>
+        </w:rPr>
+        <w:t>}</w:t>
+      </w:r>
+      <w:r>
+        <w:rPr>
+          <w:rFonts w:ascii="Menlo" w:eastAsia="Times New Roman" w:hAnsi="Menlo" w:cs="Menlo"/>
+          <w:color w:val="BBBEBF"/>
+          <w:kern w:val="0"/>
+          <w:sz w:val="18"/>
+          <w:szCs w:val="18"/>
+          <w:lang w:eastAsia="en-GB"/>
+          <w14:ligatures w14:val="none"/>
+        </w:rPr>
+        <w:t>);</w:t>
+      </w:r>
+    </w:p>
+    <w:p>
+      <w:pPr>
+        <w:shd w:val="clear" w:color="auto" w:fill="121314"/>
+        <w:spacing w:after="0" w:line="270" w:lineRule="atLeast"/>
+        <w:rPr>
+          <w:rFonts w:ascii="Menlo" w:eastAsia="Times New Roman" w:hAnsi="Menlo" w:cs="Menlo"/>
+          <w:color w:val="BBBEBF"/>
+          <w:kern w:val="0"/>
+          <w:sz w:val="18"/>
+          <w:szCs w:val="18"/>
+          <w:lang w:eastAsia="en-GB"/>
+          <w14:ligatures w14:val="none"/>
+        </w:rPr>
+      </w:pPr>
+    </w:p>
+    <w:p>
+      <w:pPr>
+        <w:shd w:val="clear" w:color="auto" w:fill="121314"/>
+        <w:spacing w:after="0" w:line="270" w:lineRule="atLeast"/>
+        <w:rPr>
+          <w:rFonts w:ascii="Menlo" w:eastAsia="Times New Roman" w:hAnsi="Menlo" w:cs="Menlo"/>
+          <w:color w:val="BBBEBF"/>
+          <w:kern w:val="0"/>
+          <w:sz w:val="18"/>
+          <w:szCs w:val="18"/>
+          <w:lang w:eastAsia="en-GB"/>
+          <w14:ligatures w14:val="none"/>
+        </w:rPr>
+      </w:pPr>
+      <w:r>
+        <w:rPr>
+          <w:rFonts w:ascii="Menlo" w:eastAsia="Times New Roman" w:hAnsi="Menlo" w:cs="Menlo"/>
+          <w:color w:val="79C0FF"/>
+          <w:kern w:val="0"/>
+          <w:sz w:val="18"/>
+          <w:szCs w:val="18"/>
+          <w:lang w:eastAsia="en-GB"/>
+          <w14:ligatures w14:val="none"/>
+        </w:rPr>
+        <w:t>console</w:t>
+      </w:r>
+      <w:r>
+        <w:rPr>
+          <w:rFonts w:ascii="Menlo" w:eastAsia="Times New Roman" w:hAnsi="Menlo" w:cs="Menlo"/>
+          <w:color w:val="BBBEBF"/>
+          <w:kern w:val="0"/>
+          <w:sz w:val="18"/>
+          <w:szCs w:val="18"/>
+          <w:lang w:eastAsia="en-GB"/>
+          <w14:ligatures w14:val="none"/>
+        </w:rPr>
+        <w:t>.</w:t>
+      </w:r>
+      <w:r>
+        <w:rPr>
+          <w:rFonts w:ascii="Menlo" w:eastAsia="Times New Roman" w:hAnsi="Menlo" w:cs="Menlo"/>
+          <w:color w:val="D2A8FF"/>
+          <w:kern w:val="0"/>
+          <w:sz w:val="18"/>
+          <w:szCs w:val="18"/>
+          <w:lang w:eastAsia="en-GB"/>
+          <w14:ligatures w14:val="none"/>
+        </w:rPr>
+        <w:t>log</w:t>
+      </w:r>
+      <w:r>
+        <w:rPr>
+          <w:rFonts w:ascii="Menlo" w:eastAsia="Times New Roman" w:hAnsi="Menlo" w:cs="Menlo"/>
+          <w:color w:val="BBBEBF"/>
+          <w:kern w:val="0"/>
+          <w:sz w:val="18"/>
+          <w:szCs w:val="18"/>
+          <w:lang w:eastAsia="en-GB"/>
+          <w14:ligatures w14:val="none"/>
+        </w:rPr>
+        <w:t>(</w:t>
+      </w:r>
+      <w:proofErr w:type="spellStart"/>
+      <w:r>
+        <w:rPr>
+          <w:rFonts w:ascii="Menlo" w:eastAsia="Times New Roman" w:hAnsi="Menlo" w:cs="Menlo"/>
+          <w:color w:val="C9D1D9"/>
+          <w:kern w:val="0"/>
+          <w:sz w:val="18"/>
+          <w:szCs w:val="18"/>
+          <w:lang w:eastAsia="en-GB"/>
+          <w14:ligatures w14:val="none"/>
+        </w:rPr>
+        <w:t>updatedprice</w:t>
+      </w:r>
+      <w:proofErr w:type="spellEnd"/>
+      <w:r>
+        <w:rPr>
+          <w:rFonts w:ascii="Menlo" w:eastAsia="Times New Roman" w:hAnsi="Menlo" w:cs="Menlo"/>
+          <w:color w:val="BBBEBF"/>
+          <w:kern w:val="0"/>
+          <w:sz w:val="18"/>
+          <w:szCs w:val="18"/>
+          <w:lang w:eastAsia="en-GB"/>
+          <w14:ligatures w14:val="none"/>
+        </w:rPr>
+        <w:t>);</w:t>
+      </w:r>
+    </w:p>
+    <w:p>
+      <w:pPr>
+        <w:shd w:val="clear" w:color="auto" w:fill="121314"/>
+        <w:spacing w:after="0" w:line="270" w:lineRule="atLeast"/>
+        <w:rPr>
+          <w:rFonts w:ascii="Menlo" w:eastAsia="Times New Roman" w:hAnsi="Menlo" w:cs="Menlo"/>
+          <w:color w:val="BBBEBF"/>
+          <w:kern w:val="0"/>
+          <w:sz w:val="18"/>
+          <w:szCs w:val="18"/>
+          <w:lang w:eastAsia="en-GB"/>
+          <w14:ligatures w14:val="none"/>
+        </w:rPr>
+      </w:pPr>
+    </w:p>
+    <w:p>
+      <w:pPr>
+        <w:shd w:val="clear" w:color="auto" w:fill="121314"/>
+        <w:spacing w:after="0" w:line="270" w:lineRule="atLeast"/>
+        <w:rPr>
+          <w:rFonts w:ascii="Menlo" w:eastAsia="Times New Roman" w:hAnsi="Menlo" w:cs="Menlo"/>
+          <w:color w:val="BBBEBF"/>
+          <w:kern w:val="0"/>
+          <w:sz w:val="18"/>
+          <w:szCs w:val="18"/>
+          <w:lang w:eastAsia="en-GB"/>
+          <w14:ligatures w14:val="none"/>
+        </w:rPr>
+      </w:pPr>
+      <w:r>
+        <w:rPr>
+          <w:rFonts w:ascii="Menlo" w:eastAsia="Times New Roman" w:hAnsi="Menlo" w:cs="Menlo"/>
+          <w:color w:val="FF7B72"/>
+          <w:kern w:val="0"/>
+          <w:sz w:val="18"/>
+          <w:szCs w:val="18"/>
+          <w:lang w:eastAsia="en-GB"/>
+          <w14:ligatures w14:val="none"/>
+        </w:rPr>
+        <w:t>let</w:t>
+      </w:r>
+      <w:r>
+        <w:rPr>
+          <w:rFonts w:ascii="Menlo" w:eastAsia="Times New Roman" w:hAnsi="Menlo" w:cs="Menlo"/>
+          <w:color w:val="BBBEBF"/>
+          <w:kern w:val="0"/>
+          <w:sz w:val="18"/>
+          <w:szCs w:val="18"/>
+          <w:lang w:eastAsia="en-GB"/>
+          <w14:ligatures w14:val="none"/>
+        </w:rPr>
+        <w:t xml:space="preserve"> </w:t>
+      </w:r>
+      <w:r>
+        <w:rPr>
+          <w:rFonts w:ascii="Menlo" w:eastAsia="Times New Roman" w:hAnsi="Menlo" w:cs="Menlo"/>
+          <w:color w:val="C9D1D9"/>
+          <w:kern w:val="0"/>
+          <w:sz w:val="18"/>
+          <w:szCs w:val="18"/>
+          <w:lang w:eastAsia="en-GB"/>
+          <w14:ligatures w14:val="none"/>
+        </w:rPr>
+        <w:t>subjects</w:t>
+      </w:r>
+      <w:r>
+        <w:rPr>
+          <w:rFonts w:ascii="Menlo" w:eastAsia="Times New Roman" w:hAnsi="Menlo" w:cs="Menlo"/>
+          <w:color w:val="BBBEBF"/>
+          <w:kern w:val="0"/>
+          <w:sz w:val="18"/>
+          <w:szCs w:val="18"/>
+          <w:lang w:eastAsia="en-GB"/>
+          <w14:ligatures w14:val="none"/>
+        </w:rPr>
+        <w:t xml:space="preserve"> </w:t>
+      </w:r>
+      <w:r>
+        <w:rPr>
+          <w:rFonts w:ascii="Menlo" w:eastAsia="Times New Roman" w:hAnsi="Menlo" w:cs="Menlo"/>
+          <w:color w:val="D4D4D4"/>
+          <w:kern w:val="0"/>
+          <w:sz w:val="18"/>
+          <w:szCs w:val="18"/>
+          <w:lang w:eastAsia="en-GB"/>
+          <w14:ligatures w14:val="none"/>
+        </w:rPr>
+        <w:t>=</w:t>
+      </w:r>
+      <w:r>
+        <w:rPr>
+          <w:rFonts w:ascii="Menlo" w:eastAsia="Times New Roman" w:hAnsi="Menlo" w:cs="Menlo"/>
+          <w:color w:val="BBBEBF"/>
+          <w:kern w:val="0"/>
+          <w:sz w:val="18"/>
+          <w:szCs w:val="18"/>
+          <w:lang w:eastAsia="en-GB"/>
+          <w14:ligatures w14:val="none"/>
+        </w:rPr>
+        <w:t xml:space="preserve"> [</w:t>
+      </w:r>
+      <w:r>
+        <w:rPr>
+          <w:rFonts w:ascii="Menlo" w:eastAsia="Times New Roman" w:hAnsi="Menlo" w:cs="Menlo"/>
+          <w:color w:val="A5D6FF"/>
+          <w:kern w:val="0"/>
+          <w:sz w:val="18"/>
+          <w:szCs w:val="18"/>
+          <w:lang w:eastAsia="en-GB"/>
+          <w14:ligatures w14:val="none"/>
+        </w:rPr>
+        <w:t>"</w:t>
+      </w:r>
+      <w:proofErr w:type="spellStart"/>
+      <w:r>
+        <w:rPr>
+          <w:rFonts w:ascii="Menlo" w:eastAsia="Times New Roman" w:hAnsi="Menlo" w:cs="Menlo"/>
+          <w:color w:val="A5D6FF"/>
+          <w:kern w:val="0"/>
+          <w:sz w:val="18"/>
+          <w:szCs w:val="18"/>
+          <w:lang w:eastAsia="en-GB"/>
+          <w14:ligatures w14:val="none"/>
+        </w:rPr>
+        <w:t>sql</w:t>
+      </w:r>
+      <w:proofErr w:type="spellEnd"/>
+      <w:r>
+        <w:rPr>
+          <w:rFonts w:ascii="Menlo" w:eastAsia="Times New Roman" w:hAnsi="Menlo" w:cs="Menlo"/>
+          <w:color w:val="A5D6FF"/>
+          <w:kern w:val="0"/>
+          <w:sz w:val="18"/>
+          <w:szCs w:val="18"/>
+          <w:lang w:eastAsia="en-GB"/>
+          <w14:ligatures w14:val="none"/>
+        </w:rPr>
+        <w:t>"</w:t>
+      </w:r>
+      <w:r>
+        <w:rPr>
+          <w:rFonts w:ascii="Menlo" w:eastAsia="Times New Roman" w:hAnsi="Menlo" w:cs="Menlo"/>
+          <w:color w:val="BBBEBF"/>
+          <w:kern w:val="0"/>
+          <w:sz w:val="18"/>
+          <w:szCs w:val="18"/>
+          <w:lang w:eastAsia="en-GB"/>
+          <w14:ligatures w14:val="none"/>
+        </w:rPr>
+        <w:t xml:space="preserve">, </w:t>
+      </w:r>
+      <w:r>
+        <w:rPr>
+          <w:rFonts w:ascii="Menlo" w:eastAsia="Times New Roman" w:hAnsi="Menlo" w:cs="Menlo"/>
+          <w:color w:val="A5D6FF"/>
+          <w:kern w:val="0"/>
+          <w:sz w:val="18"/>
+          <w:szCs w:val="18"/>
+          <w:lang w:eastAsia="en-GB"/>
+          <w14:ligatures w14:val="none"/>
+        </w:rPr>
+        <w:t>"java"</w:t>
+      </w:r>
+      <w:r>
+        <w:rPr>
+          <w:rFonts w:ascii="Menlo" w:eastAsia="Times New Roman" w:hAnsi="Menlo" w:cs="Menlo"/>
+          <w:color w:val="BBBEBF"/>
+          <w:kern w:val="0"/>
+          <w:sz w:val="18"/>
+          <w:szCs w:val="18"/>
+          <w:lang w:eastAsia="en-GB"/>
+          <w14:ligatures w14:val="none"/>
+        </w:rPr>
+        <w:t xml:space="preserve">, </w:t>
+      </w:r>
+      <w:r>
+        <w:rPr>
+          <w:rFonts w:ascii="Menlo" w:eastAsia="Times New Roman" w:hAnsi="Menlo" w:cs="Menlo"/>
+          <w:color w:val="A5D6FF"/>
+          <w:kern w:val="0"/>
+          <w:sz w:val="18"/>
+          <w:szCs w:val="18"/>
+          <w:lang w:eastAsia="en-GB"/>
+          <w14:ligatures w14:val="none"/>
+        </w:rPr>
+        <w:t>"node"</w:t>
+      </w:r>
+      <w:r>
+        <w:rPr>
+          <w:rFonts w:ascii="Menlo" w:eastAsia="Times New Roman" w:hAnsi="Menlo" w:cs="Menlo"/>
+          <w:color w:val="BBBEBF"/>
+          <w:kern w:val="0"/>
+          <w:sz w:val="18"/>
+          <w:szCs w:val="18"/>
+          <w:lang w:eastAsia="en-GB"/>
+          <w14:ligatures w14:val="none"/>
+        </w:rPr>
+        <w:t xml:space="preserve">, </w:t>
+      </w:r>
+      <w:r>
+        <w:rPr>
+          <w:rFonts w:ascii="Menlo" w:eastAsia="Times New Roman" w:hAnsi="Menlo" w:cs="Menlo"/>
+          <w:color w:val="A5D6FF"/>
+          <w:kern w:val="0"/>
+          <w:sz w:val="18"/>
+          <w:szCs w:val="18"/>
+          <w:lang w:eastAsia="en-GB"/>
+          <w14:ligatures w14:val="none"/>
+        </w:rPr>
+        <w:t>"python"</w:t>
+      </w:r>
+      <w:r>
+        <w:rPr>
+          <w:rFonts w:ascii="Menlo" w:eastAsia="Times New Roman" w:hAnsi="Menlo" w:cs="Menlo"/>
+          <w:color w:val="BBBEBF"/>
+          <w:kern w:val="0"/>
+          <w:sz w:val="18"/>
+          <w:szCs w:val="18"/>
+          <w:lang w:eastAsia="en-GB"/>
+          <w14:ligatures w14:val="none"/>
+        </w:rPr>
+        <w:t>];</w:t>
+      </w:r>
+    </w:p>
+    <w:p>
+      <w:pPr>
+        <w:shd w:val="clear" w:color="auto" w:fill="121314"/>
+        <w:spacing w:after="0" w:line="270" w:lineRule="atLeast"/>
+        <w:rPr>
+          <w:rFonts w:ascii="Menlo" w:eastAsia="Times New Roman" w:hAnsi="Menlo" w:cs="Menlo"/>
+          <w:color w:val="BBBEBF"/>
+          <w:kern w:val="0"/>
+          <w:sz w:val="18"/>
+          <w:szCs w:val="18"/>
+          <w:lang w:eastAsia="en-GB"/>
+          <w14:ligatures w14:val="none"/>
+        </w:rPr>
+      </w:pPr>
+    </w:p>
+    <w:p>
+      <w:pPr>
+        <w:shd w:val="clear" w:color="auto" w:fill="121314"/>
+        <w:spacing w:after="0" w:line="270" w:lineRule="atLeast"/>
+        <w:rPr>
+          <w:rFonts w:ascii="Menlo" w:eastAsia="Times New Roman" w:hAnsi="Menlo" w:cs="Menlo"/>
+          <w:color w:val="BBBEBF"/>
+          <w:kern w:val="0"/>
+          <w:sz w:val="18"/>
+          <w:szCs w:val="18"/>
+          <w:lang w:eastAsia="en-GB"/>
+          <w14:ligatures w14:val="none"/>
+        </w:rPr>
+      </w:pPr>
+      <w:r>
+        <w:rPr>
+          <w:rFonts w:ascii="Menlo" w:eastAsia="Times New Roman" w:hAnsi="Menlo" w:cs="Menlo"/>
+          <w:color w:val="FF7B72"/>
+          <w:kern w:val="0"/>
+          <w:sz w:val="18"/>
+          <w:szCs w:val="18"/>
+          <w:lang w:eastAsia="en-GB"/>
+          <w14:ligatures w14:val="none"/>
+        </w:rPr>
+        <w:t>let</w:t>
+      </w:r>
+      <w:r>
+        <w:rPr>
+          <w:rFonts w:ascii="Menlo" w:eastAsia="Times New Roman" w:hAnsi="Menlo" w:cs="Menlo"/>
+          <w:color w:val="BBBEBF"/>
+          <w:kern w:val="0"/>
+          <w:sz w:val="18"/>
+          <w:szCs w:val="18"/>
+          <w:lang w:eastAsia="en-GB"/>
+          <w14:ligatures w14:val="none"/>
+        </w:rPr>
+        <w:t xml:space="preserve"> </w:t>
+      </w:r>
+      <w:proofErr w:type="spellStart"/>
+      <w:r>
+        <w:rPr>
+          <w:rFonts w:ascii="Menlo" w:eastAsia="Times New Roman" w:hAnsi="Menlo" w:cs="Menlo"/>
+          <w:color w:val="C9D1D9"/>
+          <w:kern w:val="0"/>
+          <w:sz w:val="18"/>
+          <w:szCs w:val="18"/>
+          <w:lang w:eastAsia="en-GB"/>
+          <w14:ligatures w14:val="none"/>
+        </w:rPr>
+        <w:t>upperarr</w:t>
+      </w:r>
+      <w:proofErr w:type="spellEnd"/>
+      <w:r>
+        <w:rPr>
+          <w:rFonts w:ascii="Menlo" w:eastAsia="Times New Roman" w:hAnsi="Menlo" w:cs="Menlo"/>
+          <w:color w:val="BBBEBF"/>
+          <w:kern w:val="0"/>
+          <w:sz w:val="18"/>
+          <w:szCs w:val="18"/>
+          <w:lang w:eastAsia="en-GB"/>
+          <w14:ligatures w14:val="none"/>
+        </w:rPr>
+        <w:t xml:space="preserve"> </w:t>
+      </w:r>
+      <w:r>
+        <w:rPr>
+          <w:rFonts w:ascii="Menlo" w:eastAsia="Times New Roman" w:hAnsi="Menlo" w:cs="Menlo"/>
+          <w:color w:val="D4D4D4"/>
+          <w:kern w:val="0"/>
+          <w:sz w:val="18"/>
+          <w:szCs w:val="18"/>
+          <w:lang w:eastAsia="en-GB"/>
+          <w14:ligatures w14:val="none"/>
+        </w:rPr>
+        <w:t>=</w:t>
+      </w:r>
+      <w:r>
+        <w:rPr>
+          <w:rFonts w:ascii="Menlo" w:eastAsia="Times New Roman" w:hAnsi="Menlo" w:cs="Menlo"/>
+          <w:color w:val="BBBEBF"/>
+          <w:kern w:val="0"/>
+          <w:sz w:val="18"/>
+          <w:szCs w:val="18"/>
+          <w:lang w:eastAsia="en-GB"/>
+          <w14:ligatures w14:val="none"/>
+        </w:rPr>
+        <w:t xml:space="preserve"> </w:t>
+      </w:r>
+      <w:proofErr w:type="spellStart"/>
+      <w:r>
+        <w:rPr>
+          <w:rFonts w:ascii="Menlo" w:eastAsia="Times New Roman" w:hAnsi="Menlo" w:cs="Menlo"/>
+          <w:color w:val="C9D1D9"/>
+          <w:kern w:val="0"/>
+          <w:sz w:val="18"/>
+          <w:szCs w:val="18"/>
+          <w:lang w:eastAsia="en-GB"/>
+          <w14:ligatures w14:val="none"/>
+        </w:rPr>
+        <w:t>subjects</w:t>
+      </w:r>
+      <w:r>
+        <w:rPr>
+          <w:rFonts w:ascii="Menlo" w:eastAsia="Times New Roman" w:hAnsi="Menlo" w:cs="Menlo"/>
+          <w:color w:val="BBBEBF"/>
+          <w:kern w:val="0"/>
+          <w:sz w:val="18"/>
+          <w:szCs w:val="18"/>
+          <w:lang w:eastAsia="en-GB"/>
+          <w14:ligatures w14:val="none"/>
+        </w:rPr>
+        <w:t>.</w:t>
+      </w:r>
+      <w:r>
+        <w:rPr>
+          <w:rFonts w:ascii="Menlo" w:eastAsia="Times New Roman" w:hAnsi="Menlo" w:cs="Menlo"/>
+          <w:color w:val="D2A8FF"/>
+          <w:kern w:val="0"/>
+          <w:sz w:val="18"/>
+          <w:szCs w:val="18"/>
+          <w:lang w:eastAsia="en-GB"/>
+          <w14:ligatures w14:val="none"/>
+        </w:rPr>
+        <w:t>map</w:t>
+      </w:r>
+      <w:proofErr w:type="spellEnd"/>
+      <w:r>
+        <w:rPr>
+          <w:rFonts w:ascii="Menlo" w:eastAsia="Times New Roman" w:hAnsi="Menlo" w:cs="Menlo"/>
+          <w:color w:val="BBBEBF"/>
+          <w:kern w:val="0"/>
+          <w:sz w:val="18"/>
+          <w:szCs w:val="18"/>
+          <w:lang w:eastAsia="en-GB"/>
+          <w14:ligatures w14:val="none"/>
+        </w:rPr>
+        <w:t>((</w:t>
+      </w:r>
+      <w:proofErr w:type="spellStart"/>
+      <w:r>
+        <w:rPr>
+          <w:rFonts w:ascii="Menlo" w:eastAsia="Times New Roman" w:hAnsi="Menlo" w:cs="Menlo"/>
+          <w:color w:val="FFA657"/>
+          <w:kern w:val="0"/>
+          <w:sz w:val="18"/>
+          <w:szCs w:val="18"/>
+          <w:lang w:eastAsia="en-GB"/>
+          <w14:ligatures w14:val="none"/>
+        </w:rPr>
+        <w:t>ele</w:t>
+      </w:r>
+      <w:proofErr w:type="spellEnd"/>
+      <w:r>
+        <w:rPr>
+          <w:rFonts w:ascii="Menlo" w:eastAsia="Times New Roman" w:hAnsi="Menlo" w:cs="Menlo"/>
+          <w:color w:val="BBBEBF"/>
+          <w:kern w:val="0"/>
+          <w:sz w:val="18"/>
+          <w:szCs w:val="18"/>
+          <w:lang w:eastAsia="en-GB"/>
+          <w14:ligatures w14:val="none"/>
+        </w:rPr>
+        <w:t xml:space="preserve">) </w:t>
+      </w:r>
+      <w:r>
+        <w:rPr>
+          <w:rFonts w:ascii="Menlo" w:eastAsia="Times New Roman" w:hAnsi="Menlo" w:cs="Menlo"/>
+          <w:color w:val="FF7B72"/>
+          <w:kern w:val="0"/>
+          <w:sz w:val="18"/>
+          <w:szCs w:val="18"/>
+          <w:lang w:eastAsia="en-GB"/>
+          <w14:ligatures w14:val="none"/>
+        </w:rPr>
+        <w:t>=&gt;</w:t>
+      </w:r>
+      <w:r>
+        <w:rPr>
+          <w:rFonts w:ascii="Menlo" w:eastAsia="Times New Roman" w:hAnsi="Menlo" w:cs="Menlo"/>
+          <w:color w:val="BBBEBF"/>
+          <w:kern w:val="0"/>
+          <w:sz w:val="18"/>
+          <w:szCs w:val="18"/>
+          <w:lang w:eastAsia="en-GB"/>
+          <w14:ligatures w14:val="none"/>
+        </w:rPr>
+        <w:t xml:space="preserve"> </w:t>
+      </w:r>
+      <w:r>
+        <w:rPr>
+          <w:rFonts w:ascii="Menlo" w:eastAsia="Times New Roman" w:hAnsi="Menlo" w:cs="Menlo"/>
+          <w:color w:val="C9D1D9"/>
+          <w:kern w:val="0"/>
+          <w:sz w:val="18"/>
+          <w:szCs w:val="18"/>
+          <w:lang w:eastAsia="en-GB"/>
+          <w14:ligatures w14:val="none"/>
+        </w:rPr>
+        <w:t>{</w:t>
+      </w:r>
+    </w:p>
+    <w:p>
+      <w:pPr>
+        <w:shd w:val="clear" w:color="auto" w:fill="121314"/>
+        <w:spacing w:after="0" w:line="270" w:lineRule="atLeast"/>
+        <w:rPr>
+          <w:rFonts w:ascii="Menlo" w:eastAsia="Times New Roman" w:hAnsi="Menlo" w:cs="Menlo"/>
+          <w:color w:val="BBBEBF"/>
+          <w:kern w:val="0"/>
+          <w:sz w:val="18"/>
+          <w:szCs w:val="18"/>
+          <w:lang w:eastAsia="en-GB"/>
+          <w14:ligatures w14:val="none"/>
+        </w:rPr>
+      </w:pPr>
+      <w:r>
+        <w:rPr>
+          <w:rFonts w:ascii="Menlo" w:eastAsia="Times New Roman" w:hAnsi="Menlo" w:cs="Menlo"/>
+          <w:color w:val="C9D1D9"/>
+          <w:kern w:val="0"/>
+          <w:sz w:val="18"/>
+          <w:szCs w:val="18"/>
+          <w:lang w:eastAsia="en-GB"/>
+          <w14:ligatures w14:val="none"/>
+        </w:rPr>
+        <w:t xml:space="preserve">  </w:t>
+      </w:r>
+      <w:r>
+        <w:rPr>
+          <w:rFonts w:ascii="Menlo" w:eastAsia="Times New Roman" w:hAnsi="Menlo" w:cs="Menlo"/>
+          <w:color w:val="C586C0"/>
+          <w:kern w:val="0"/>
+          <w:sz w:val="18"/>
+          <w:szCs w:val="18"/>
+          <w:lang w:eastAsia="en-GB"/>
+          <w14:ligatures w14:val="none"/>
+        </w:rPr>
+        <w:t>return</w:t>
+      </w:r>
+      <w:r>
+        <w:rPr>
+          <w:rFonts w:ascii="Menlo" w:eastAsia="Times New Roman" w:hAnsi="Menlo" w:cs="Menlo"/>
+          <w:color w:val="C9D1D9"/>
+          <w:kern w:val="0"/>
+          <w:sz w:val="18"/>
+          <w:szCs w:val="18"/>
+          <w:lang w:eastAsia="en-GB"/>
+          <w14:ligatures w14:val="none"/>
+        </w:rPr>
+        <w:t xml:space="preserve"> </w:t>
+      </w:r>
+      <w:proofErr w:type="spellStart"/>
+      <w:r>
+        <w:rPr>
+          <w:rFonts w:ascii="Menlo" w:eastAsia="Times New Roman" w:hAnsi="Menlo" w:cs="Menlo"/>
+          <w:color w:val="FFA657"/>
+          <w:kern w:val="0"/>
+          <w:sz w:val="18"/>
+          <w:szCs w:val="18"/>
+          <w:lang w:eastAsia="en-GB"/>
+          <w14:ligatures w14:val="none"/>
+        </w:rPr>
+        <w:t>ele</w:t>
+      </w:r>
+      <w:r>
+        <w:rPr>
+          <w:rFonts w:ascii="Menlo" w:eastAsia="Times New Roman" w:hAnsi="Menlo" w:cs="Menlo"/>
+          <w:color w:val="C9D1D9"/>
+          <w:kern w:val="0"/>
+          <w:sz w:val="18"/>
+          <w:szCs w:val="18"/>
+          <w:lang w:eastAsia="en-GB"/>
+          <w14:ligatures w14:val="none"/>
+        </w:rPr>
+        <w:t>.</w:t>
+      </w:r>
+      <w:r>
+        <w:rPr>
+          <w:rFonts w:ascii="Menlo" w:eastAsia="Times New Roman" w:hAnsi="Menlo" w:cs="Menlo"/>
+          <w:color w:val="D2A8FF"/>
+          <w:kern w:val="0"/>
+          <w:sz w:val="18"/>
+          <w:szCs w:val="18"/>
+          <w:lang w:eastAsia="en-GB"/>
+          <w14:ligatures w14:val="none"/>
+        </w:rPr>
+        <w:t>toUpperCase</w:t>
+      </w:r>
+      <w:proofErr w:type="spellEnd"/>
+      <w:r>
+        <w:rPr>
+          <w:rFonts w:ascii="Menlo" w:eastAsia="Times New Roman" w:hAnsi="Menlo" w:cs="Menlo"/>
+          <w:color w:val="C9D1D9"/>
+          <w:kern w:val="0"/>
+          <w:sz w:val="18"/>
+          <w:szCs w:val="18"/>
+          <w:lang w:eastAsia="en-GB"/>
+          <w14:ligatures w14:val="none"/>
+        </w:rPr>
+        <w:t>();</w:t>
+      </w:r>
+    </w:p>
+    <w:p>
+      <w:pPr>
+        <w:shd w:val="clear" w:color="auto" w:fill="121314"/>
+        <w:spacing w:after="0" w:line="270" w:lineRule="atLeast"/>
+        <w:rPr>
+          <w:rFonts w:ascii="Menlo" w:eastAsia="Times New Roman" w:hAnsi="Menlo" w:cs="Menlo"/>
+          <w:color w:val="BBBEBF"/>
+          <w:kern w:val="0"/>
+          <w:sz w:val="18"/>
+          <w:szCs w:val="18"/>
+          <w:lang w:eastAsia="en-GB"/>
+          <w14:ligatures w14:val="none"/>
+        </w:rPr>
+      </w:pPr>
+      <w:r>
+        <w:rPr>
+          <w:rFonts w:ascii="Menlo" w:eastAsia="Times New Roman" w:hAnsi="Menlo" w:cs="Menlo"/>
+          <w:color w:val="C9D1D9"/>
+          <w:kern w:val="0"/>
+          <w:sz w:val="18"/>
+          <w:szCs w:val="18"/>
+          <w:lang w:eastAsia="en-GB"/>
+          <w14:ligatures w14:val="none"/>
+        </w:rPr>
+        <w:t>}</w:t>
+      </w:r>
+      <w:r>
+        <w:rPr>
+          <w:rFonts w:ascii="Menlo" w:eastAsia="Times New Roman" w:hAnsi="Menlo" w:cs="Menlo"/>
+          <w:color w:val="BBBEBF"/>
+          <w:kern w:val="0"/>
+          <w:sz w:val="18"/>
+          <w:szCs w:val="18"/>
+          <w:lang w:eastAsia="en-GB"/>
+          <w14:ligatures w14:val="none"/>
+        </w:rPr>
+        <w:t>);</w:t>
+      </w:r>
+    </w:p>
+    <w:p>
+      <w:pPr>
+        <w:shd w:val="clear" w:color="auto" w:fill="121314"/>
+        <w:spacing w:after="0" w:line="270" w:lineRule="atLeast"/>
+        <w:rPr>
+          <w:rFonts w:ascii="Menlo" w:eastAsia="Times New Roman" w:hAnsi="Menlo" w:cs="Menlo"/>
+          <w:color w:val="BBBEBF"/>
+          <w:kern w:val="0"/>
+          <w:sz w:val="18"/>
+          <w:szCs w:val="18"/>
+          <w:lang w:eastAsia="en-GB"/>
+          <w14:ligatures w14:val="none"/>
+        </w:rPr>
+      </w:pPr>
+    </w:p>
+    <w:p>
+      <w:pPr>
+        <w:shd w:val="clear" w:color="auto" w:fill="121314"/>
+        <w:spacing w:after="0" w:line="270" w:lineRule="atLeast"/>
+        <w:rPr>
+          <w:rFonts w:ascii="Menlo" w:eastAsia="Times New Roman" w:hAnsi="Menlo" w:cs="Menlo"/>
+          <w:color w:val="BBBEBF"/>
+          <w:kern w:val="0"/>
+          <w:sz w:val="18"/>
+          <w:szCs w:val="18"/>
+          <w:lang w:eastAsia="en-GB"/>
+          <w14:ligatures w14:val="none"/>
+        </w:rPr>
+      </w:pPr>
+      <w:r>
+        <w:rPr>
+          <w:rFonts w:ascii="Menlo" w:eastAsia="Times New Roman" w:hAnsi="Menlo" w:cs="Menlo"/>
+          <w:color w:val="79C0FF"/>
+          <w:kern w:val="0"/>
+          <w:sz w:val="18"/>
+          <w:szCs w:val="18"/>
+          <w:lang w:eastAsia="en-GB"/>
+          <w14:ligatures w14:val="none"/>
+        </w:rPr>
+        <w:t>console</w:t>
+      </w:r>
+      <w:r>
+        <w:rPr>
+          <w:rFonts w:ascii="Menlo" w:eastAsia="Times New Roman" w:hAnsi="Menlo" w:cs="Menlo"/>
+          <w:color w:val="BBBEBF"/>
+          <w:kern w:val="0"/>
+          <w:sz w:val="18"/>
+          <w:szCs w:val="18"/>
+          <w:lang w:eastAsia="en-GB"/>
+          <w14:ligatures w14:val="none"/>
+        </w:rPr>
+        <w:t>.</w:t>
+      </w:r>
+      <w:r>
+        <w:rPr>
+          <w:rFonts w:ascii="Menlo" w:eastAsia="Times New Roman" w:hAnsi="Menlo" w:cs="Menlo"/>
+          <w:color w:val="D2A8FF"/>
+          <w:kern w:val="0"/>
+          <w:sz w:val="18"/>
+          <w:szCs w:val="18"/>
+          <w:lang w:eastAsia="en-GB"/>
+          <w14:ligatures w14:val="none"/>
+        </w:rPr>
+        <w:t>log</w:t>
+      </w:r>
+      <w:r>
+        <w:rPr>
+          <w:rFonts w:ascii="Menlo" w:eastAsia="Times New Roman" w:hAnsi="Menlo" w:cs="Menlo"/>
+          <w:color w:val="BBBEBF"/>
+          <w:kern w:val="0"/>
+          <w:sz w:val="18"/>
+          <w:szCs w:val="18"/>
+          <w:lang w:eastAsia="en-GB"/>
+          <w14:ligatures w14:val="none"/>
+        </w:rPr>
+        <w:t>(</w:t>
+      </w:r>
+      <w:proofErr w:type="spellStart"/>
+      <w:r>
+        <w:rPr>
+          <w:rFonts w:ascii="Menlo" w:eastAsia="Times New Roman" w:hAnsi="Menlo" w:cs="Menlo"/>
+          <w:color w:val="C9D1D9"/>
+          <w:kern w:val="0"/>
+          <w:sz w:val="18"/>
+          <w:szCs w:val="18"/>
+          <w:lang w:eastAsia="en-GB"/>
+          <w14:ligatures w14:val="none"/>
+        </w:rPr>
+        <w:t>upperarr</w:t>
+      </w:r>
+      <w:proofErr w:type="spellEnd"/>
+      <w:r>
+        <w:rPr>
+          <w:rFonts w:ascii="Menlo" w:eastAsia="Times New Roman" w:hAnsi="Menlo" w:cs="Menlo"/>
+          <w:color w:val="BBBEBF"/>
+          <w:kern w:val="0"/>
+          <w:sz w:val="18"/>
+          <w:szCs w:val="18"/>
+          <w:lang w:eastAsia="en-GB"/>
+          <w14:ligatures w14:val="none"/>
+        </w:rPr>
+        <w:t>);</w:t>
+      </w:r>
+    </w:p>
+    <w:p>
+      <w:pPr>
+        <w:shd w:val="clear" w:color="auto" w:fill="121314"/>
+        <w:spacing w:after="0" w:line="270" w:lineRule="atLeast"/>
+        <w:rPr>
+          <w:rFonts w:ascii="Menlo" w:eastAsia="Times New Roman" w:hAnsi="Menlo" w:cs="Menlo"/>
+          <w:color w:val="BBBEBF"/>
+          <w:kern w:val="0"/>
+          <w:sz w:val="18"/>
+          <w:szCs w:val="18"/>
+          <w:lang w:eastAsia="en-GB"/>
+          <w14:ligatures w14:val="none"/>
+        </w:rPr>
+      </w:pPr>
+    </w:p>
+    <w:p>
+      <w:pPr>
+        <w:rPr>
+          <w:rFonts w:ascii="Segoe UI Symbol" w:hAnsi="Segoe UI Symbol" w:cs="Segoe UI Symbol"/>
+        </w:rPr>
+      </w:pPr>
+    </w:p>
+    <w:p>
+      <w:pPr>
+        <w:pStyle w:val="ListParagraph"/>
+        <w:numPr>
+          <w:ilvl w:val="0"/>
+          <w:numId w:val="19"/>
+        </w:numPr>
+        <w:rPr>
+          <w:rFonts w:ascii="Segoe UI Symbol" w:hAnsi="Segoe UI Symbol" w:cs="Segoe UI Symbol"/>
+        </w:rPr>
+      </w:pPr>
+      <w:r>
+        <w:rPr>
+          <w:rFonts w:ascii="Segoe UI Symbol" w:hAnsi="Segoe UI Symbol" w:cs="Segoe UI Symbol"/>
+        </w:rPr>
+        <w:t>Filter () :</w:t>
+      </w:r>
+    </w:p>
+    <w:p>
+      <w:pPr>
+        <w:pStyle w:val="ListParagraph"/>
+        <w:numPr>
+          <w:ilvl w:val="1"/>
+          <w:numId w:val="19"/>
+        </w:numPr>
+        <w:rPr>
+          <w:rFonts w:ascii="Segoe UI Symbol" w:hAnsi="Segoe UI Symbol" w:cs="Segoe UI Symbol"/>
+        </w:rPr>
+      </w:pPr>
+      <w:r>
+        <w:rPr>
+          <w:rFonts w:ascii="Segoe UI Symbol" w:hAnsi="Segoe UI Symbol" w:cs="Segoe UI Symbol"/>
+        </w:rPr>
+        <w:t xml:space="preserve">Filter is one </w:t>
+      </w:r>
+      <w:proofErr w:type="spellStart"/>
+      <w:r>
+        <w:rPr>
+          <w:rFonts w:ascii="Segoe UI Symbol" w:hAnsi="Segoe UI Symbol" w:cs="Segoe UI Symbol"/>
+        </w:rPr>
+        <w:t>higherorder</w:t>
+      </w:r>
+      <w:proofErr w:type="spellEnd"/>
+      <w:r>
+        <w:rPr>
+          <w:rFonts w:ascii="Segoe UI Symbol" w:hAnsi="Segoe UI Symbol" w:cs="Segoe UI Symbol"/>
+        </w:rPr>
+        <w:t xml:space="preserve"> array method used to traverse the array and it checks the condition.</w:t>
+      </w:r>
+    </w:p>
+    <w:p>
+      <w:pPr>
+        <w:pStyle w:val="ListParagraph"/>
+        <w:numPr>
+          <w:ilvl w:val="1"/>
+          <w:numId w:val="19"/>
+        </w:numPr>
+        <w:rPr>
+          <w:rFonts w:ascii="Segoe UI Symbol" w:hAnsi="Segoe UI Symbol" w:cs="Segoe UI Symbol"/>
+        </w:rPr>
+      </w:pPr>
+      <w:r>
+        <w:rPr>
+          <w:rFonts w:ascii="Segoe UI Symbol" w:hAnsi="Segoe UI Symbol" w:cs="Segoe UI Symbol"/>
+        </w:rPr>
+        <w:t>It returns one new array, there the element will be stored which are matching with the condition.</w:t>
+      </w:r>
+    </w:p>
+    <w:p>
+      <w:pPr>
+        <w:pStyle w:val="ListParagraph"/>
+        <w:numPr>
+          <w:ilvl w:val="1"/>
+          <w:numId w:val="19"/>
+        </w:numPr>
+        <w:rPr>
+          <w:rFonts w:ascii="Segoe UI Symbol" w:hAnsi="Segoe UI Symbol" w:cs="Segoe UI Symbol"/>
+        </w:rPr>
+      </w:pPr>
+      <w:r>
+        <w:rPr>
+          <w:rFonts w:ascii="Segoe UI Symbol" w:hAnsi="Segoe UI Symbol" w:cs="Segoe UI Symbol"/>
+        </w:rPr>
+        <w:t>Filter () method also can take 3 parameters, (element, index. Array)</w:t>
+      </w:r>
+    </w:p>
+    <w:p>
+      <w:pPr>
+        <w:rPr>
+          <w:rFonts w:ascii="Segoe UI Symbol" w:hAnsi="Segoe UI Symbol" w:cs="Segoe UI Symbol"/>
+        </w:rPr>
+      </w:pPr>
+      <w:r>
+        <w:rPr>
+          <w:rFonts w:ascii="Segoe UI Symbol" w:hAnsi="Segoe UI Symbol" w:cs="Segoe UI Symbol"/>
+        </w:rPr>
+        <w:t>Ex:</w:t>
+      </w:r>
+    </w:p>
+    <w:p>
+      <w:pPr>
+        <w:shd w:val="clear" w:color="auto" w:fill="121314"/>
+        <w:spacing w:after="0" w:line="270" w:lineRule="atLeast"/>
+        <w:rPr>
+          <w:rFonts w:ascii="Menlo" w:eastAsia="Times New Roman" w:hAnsi="Menlo" w:cs="Menlo"/>
+          <w:color w:val="BBBEBF"/>
+          <w:kern w:val="0"/>
+          <w:sz w:val="18"/>
+          <w:szCs w:val="18"/>
+          <w:lang w:eastAsia="en-GB"/>
+          <w14:ligatures w14:val="none"/>
+        </w:rPr>
+      </w:pPr>
+    </w:p>
+    <w:p>
+      <w:pPr>
+        <w:shd w:val="clear" w:color="auto" w:fill="121314"/>
+        <w:spacing w:after="0" w:line="270" w:lineRule="atLeast"/>
+        <w:rPr>
+          <w:rFonts w:ascii="Menlo" w:eastAsia="Times New Roman" w:hAnsi="Menlo" w:cs="Menlo"/>
+          <w:color w:val="BBBEBF"/>
+          <w:kern w:val="0"/>
+          <w:sz w:val="18"/>
+          <w:szCs w:val="18"/>
+          <w:lang w:eastAsia="en-GB"/>
+          <w14:ligatures w14:val="none"/>
+        </w:rPr>
+      </w:pPr>
+      <w:r>
+        <w:rPr>
+          <w:rFonts w:ascii="Menlo" w:eastAsia="Times New Roman" w:hAnsi="Menlo" w:cs="Menlo"/>
+          <w:color w:val="FF7B72"/>
+          <w:kern w:val="0"/>
+          <w:sz w:val="18"/>
+          <w:szCs w:val="18"/>
+          <w:lang w:eastAsia="en-GB"/>
+          <w14:ligatures w14:val="none"/>
+        </w:rPr>
+        <w:t>let</w:t>
+      </w:r>
+      <w:r>
+        <w:rPr>
+          <w:rFonts w:ascii="Menlo" w:eastAsia="Times New Roman" w:hAnsi="Menlo" w:cs="Menlo"/>
+          <w:color w:val="BBBEBF"/>
+          <w:kern w:val="0"/>
+          <w:sz w:val="18"/>
+          <w:szCs w:val="18"/>
+          <w:lang w:eastAsia="en-GB"/>
+          <w14:ligatures w14:val="none"/>
+        </w:rPr>
+        <w:t xml:space="preserve"> </w:t>
+      </w:r>
+      <w:r>
+        <w:rPr>
+          <w:rFonts w:ascii="Menlo" w:eastAsia="Times New Roman" w:hAnsi="Menlo" w:cs="Menlo"/>
+          <w:color w:val="C9D1D9"/>
+          <w:kern w:val="0"/>
+          <w:sz w:val="18"/>
+          <w:szCs w:val="18"/>
+          <w:lang w:eastAsia="en-GB"/>
+          <w14:ligatures w14:val="none"/>
+        </w:rPr>
+        <w:t>marks</w:t>
+      </w:r>
+      <w:r>
+        <w:rPr>
+          <w:rFonts w:ascii="Menlo" w:eastAsia="Times New Roman" w:hAnsi="Menlo" w:cs="Menlo"/>
+          <w:color w:val="BBBEBF"/>
+          <w:kern w:val="0"/>
+          <w:sz w:val="18"/>
+          <w:szCs w:val="18"/>
+          <w:lang w:eastAsia="en-GB"/>
+          <w14:ligatures w14:val="none"/>
+        </w:rPr>
+        <w:t xml:space="preserve"> </w:t>
+      </w:r>
+      <w:r>
+        <w:rPr>
+          <w:rFonts w:ascii="Menlo" w:eastAsia="Times New Roman" w:hAnsi="Menlo" w:cs="Menlo"/>
+          <w:color w:val="D4D4D4"/>
+          <w:kern w:val="0"/>
+          <w:sz w:val="18"/>
+          <w:szCs w:val="18"/>
+          <w:lang w:eastAsia="en-GB"/>
+          <w14:ligatures w14:val="none"/>
+        </w:rPr>
+        <w:t>=</w:t>
+      </w:r>
+      <w:r>
+        <w:rPr>
+          <w:rFonts w:ascii="Menlo" w:eastAsia="Times New Roman" w:hAnsi="Menlo" w:cs="Menlo"/>
+          <w:color w:val="BBBEBF"/>
+          <w:kern w:val="0"/>
+          <w:sz w:val="18"/>
+          <w:szCs w:val="18"/>
+          <w:lang w:eastAsia="en-GB"/>
+          <w14:ligatures w14:val="none"/>
+        </w:rPr>
+        <w:t xml:space="preserve"> [</w:t>
+      </w:r>
+      <w:r>
+        <w:rPr>
+          <w:rFonts w:ascii="Menlo" w:eastAsia="Times New Roman" w:hAnsi="Menlo" w:cs="Menlo"/>
+          <w:color w:val="B5CEA8"/>
+          <w:kern w:val="0"/>
+          <w:sz w:val="18"/>
+          <w:szCs w:val="18"/>
+          <w:lang w:eastAsia="en-GB"/>
+          <w14:ligatures w14:val="none"/>
+        </w:rPr>
+        <w:t>56</w:t>
+      </w:r>
+      <w:r>
+        <w:rPr>
+          <w:rFonts w:ascii="Menlo" w:eastAsia="Times New Roman" w:hAnsi="Menlo" w:cs="Menlo"/>
+          <w:color w:val="BBBEBF"/>
+          <w:kern w:val="0"/>
+          <w:sz w:val="18"/>
+          <w:szCs w:val="18"/>
+          <w:lang w:eastAsia="en-GB"/>
+          <w14:ligatures w14:val="none"/>
+        </w:rPr>
+        <w:t xml:space="preserve">, </w:t>
+      </w:r>
+      <w:r>
+        <w:rPr>
+          <w:rFonts w:ascii="Menlo" w:eastAsia="Times New Roman" w:hAnsi="Menlo" w:cs="Menlo"/>
+          <w:color w:val="B5CEA8"/>
+          <w:kern w:val="0"/>
+          <w:sz w:val="18"/>
+          <w:szCs w:val="18"/>
+          <w:lang w:eastAsia="en-GB"/>
+          <w14:ligatures w14:val="none"/>
+        </w:rPr>
+        <w:t>75</w:t>
+      </w:r>
+      <w:r>
+        <w:rPr>
+          <w:rFonts w:ascii="Menlo" w:eastAsia="Times New Roman" w:hAnsi="Menlo" w:cs="Menlo"/>
+          <w:color w:val="BBBEBF"/>
+          <w:kern w:val="0"/>
+          <w:sz w:val="18"/>
+          <w:szCs w:val="18"/>
+          <w:lang w:eastAsia="en-GB"/>
+          <w14:ligatures w14:val="none"/>
+        </w:rPr>
+        <w:t xml:space="preserve">, </w:t>
+      </w:r>
+      <w:r>
+        <w:rPr>
+          <w:rFonts w:ascii="Menlo" w:eastAsia="Times New Roman" w:hAnsi="Menlo" w:cs="Menlo"/>
+          <w:color w:val="B5CEA8"/>
+          <w:kern w:val="0"/>
+          <w:sz w:val="18"/>
+          <w:szCs w:val="18"/>
+          <w:lang w:eastAsia="en-GB"/>
+          <w14:ligatures w14:val="none"/>
+        </w:rPr>
+        <w:t>59</w:t>
+      </w:r>
+      <w:r>
+        <w:rPr>
+          <w:rFonts w:ascii="Menlo" w:eastAsia="Times New Roman" w:hAnsi="Menlo" w:cs="Menlo"/>
+          <w:color w:val="BBBEBF"/>
+          <w:kern w:val="0"/>
+          <w:sz w:val="18"/>
+          <w:szCs w:val="18"/>
+          <w:lang w:eastAsia="en-GB"/>
+          <w14:ligatures w14:val="none"/>
+        </w:rPr>
+        <w:t xml:space="preserve">, </w:t>
+      </w:r>
+      <w:r>
+        <w:rPr>
+          <w:rFonts w:ascii="Menlo" w:eastAsia="Times New Roman" w:hAnsi="Menlo" w:cs="Menlo"/>
+          <w:color w:val="B5CEA8"/>
+          <w:kern w:val="0"/>
+          <w:sz w:val="18"/>
+          <w:szCs w:val="18"/>
+          <w:lang w:eastAsia="en-GB"/>
+          <w14:ligatures w14:val="none"/>
+        </w:rPr>
+        <w:t>80</w:t>
+      </w:r>
+      <w:r>
+        <w:rPr>
+          <w:rFonts w:ascii="Menlo" w:eastAsia="Times New Roman" w:hAnsi="Menlo" w:cs="Menlo"/>
+          <w:color w:val="BBBEBF"/>
+          <w:kern w:val="0"/>
+          <w:sz w:val="18"/>
+          <w:szCs w:val="18"/>
+          <w:lang w:eastAsia="en-GB"/>
+          <w14:ligatures w14:val="none"/>
+        </w:rPr>
+        <w:t xml:space="preserve">, </w:t>
+      </w:r>
+      <w:r>
+        <w:rPr>
+          <w:rFonts w:ascii="Menlo" w:eastAsia="Times New Roman" w:hAnsi="Menlo" w:cs="Menlo"/>
+          <w:color w:val="B5CEA8"/>
+          <w:kern w:val="0"/>
+          <w:sz w:val="18"/>
+          <w:szCs w:val="18"/>
+          <w:lang w:eastAsia="en-GB"/>
+          <w14:ligatures w14:val="none"/>
+        </w:rPr>
+        <w:t>65</w:t>
+      </w:r>
+      <w:r>
+        <w:rPr>
+          <w:rFonts w:ascii="Menlo" w:eastAsia="Times New Roman" w:hAnsi="Menlo" w:cs="Menlo"/>
+          <w:color w:val="BBBEBF"/>
+          <w:kern w:val="0"/>
+          <w:sz w:val="18"/>
+          <w:szCs w:val="18"/>
+          <w:lang w:eastAsia="en-GB"/>
+          <w14:ligatures w14:val="none"/>
+        </w:rPr>
+        <w:t xml:space="preserve">, </w:t>
+      </w:r>
+      <w:r>
+        <w:rPr>
+          <w:rFonts w:ascii="Menlo" w:eastAsia="Times New Roman" w:hAnsi="Menlo" w:cs="Menlo"/>
+          <w:color w:val="B5CEA8"/>
+          <w:kern w:val="0"/>
+          <w:sz w:val="18"/>
+          <w:szCs w:val="18"/>
+          <w:lang w:eastAsia="en-GB"/>
+          <w14:ligatures w14:val="none"/>
+        </w:rPr>
+        <w:t>90</w:t>
+      </w:r>
+      <w:r>
+        <w:rPr>
+          <w:rFonts w:ascii="Menlo" w:eastAsia="Times New Roman" w:hAnsi="Menlo" w:cs="Menlo"/>
+          <w:color w:val="BBBEBF"/>
+          <w:kern w:val="0"/>
+          <w:sz w:val="18"/>
+          <w:szCs w:val="18"/>
+          <w:lang w:eastAsia="en-GB"/>
+          <w14:ligatures w14:val="none"/>
+        </w:rPr>
+        <w:t xml:space="preserve">, </w:t>
+      </w:r>
+      <w:r>
+        <w:rPr>
+          <w:rFonts w:ascii="Menlo" w:eastAsia="Times New Roman" w:hAnsi="Menlo" w:cs="Menlo"/>
+          <w:color w:val="B5CEA8"/>
+          <w:kern w:val="0"/>
+          <w:sz w:val="18"/>
+          <w:szCs w:val="18"/>
+          <w:lang w:eastAsia="en-GB"/>
+          <w14:ligatures w14:val="none"/>
+        </w:rPr>
+        <w:t>45</w:t>
+      </w:r>
+      <w:r>
+        <w:rPr>
+          <w:rFonts w:ascii="Menlo" w:eastAsia="Times New Roman" w:hAnsi="Menlo" w:cs="Menlo"/>
+          <w:color w:val="BBBEBF"/>
+          <w:kern w:val="0"/>
+          <w:sz w:val="18"/>
+          <w:szCs w:val="18"/>
+          <w:lang w:eastAsia="en-GB"/>
+          <w14:ligatures w14:val="none"/>
+        </w:rPr>
+        <w:t xml:space="preserve">, </w:t>
+      </w:r>
+      <w:r>
+        <w:rPr>
+          <w:rFonts w:ascii="Menlo" w:eastAsia="Times New Roman" w:hAnsi="Menlo" w:cs="Menlo"/>
+          <w:color w:val="B5CEA8"/>
+          <w:kern w:val="0"/>
+          <w:sz w:val="18"/>
+          <w:szCs w:val="18"/>
+          <w:lang w:eastAsia="en-GB"/>
+          <w14:ligatures w14:val="none"/>
+        </w:rPr>
+        <w:t>88</w:t>
+      </w:r>
+      <w:r>
+        <w:rPr>
+          <w:rFonts w:ascii="Menlo" w:eastAsia="Times New Roman" w:hAnsi="Menlo" w:cs="Menlo"/>
+          <w:color w:val="BBBEBF"/>
+          <w:kern w:val="0"/>
+          <w:sz w:val="18"/>
+          <w:szCs w:val="18"/>
+          <w:lang w:eastAsia="en-GB"/>
+          <w14:ligatures w14:val="none"/>
+        </w:rPr>
+        <w:t xml:space="preserve">, </w:t>
+      </w:r>
+      <w:r>
+        <w:rPr>
+          <w:rFonts w:ascii="Menlo" w:eastAsia="Times New Roman" w:hAnsi="Menlo" w:cs="Menlo"/>
+          <w:color w:val="B5CEA8"/>
+          <w:kern w:val="0"/>
+          <w:sz w:val="18"/>
+          <w:szCs w:val="18"/>
+          <w:lang w:eastAsia="en-GB"/>
+          <w14:ligatures w14:val="none"/>
+        </w:rPr>
+        <w:t>70</w:t>
+      </w:r>
+      <w:r>
+        <w:rPr>
+          <w:rFonts w:ascii="Menlo" w:eastAsia="Times New Roman" w:hAnsi="Menlo" w:cs="Menlo"/>
+          <w:color w:val="BBBEBF"/>
+          <w:kern w:val="0"/>
+          <w:sz w:val="18"/>
+          <w:szCs w:val="18"/>
+          <w:lang w:eastAsia="en-GB"/>
+          <w14:ligatures w14:val="none"/>
+        </w:rPr>
+        <w:t>];</w:t>
+      </w:r>
+    </w:p>
+    <w:p>
+      <w:pPr>
+        <w:shd w:val="clear" w:color="auto" w:fill="121314"/>
+        <w:spacing w:after="0" w:line="270" w:lineRule="atLeast"/>
+        <w:rPr>
+          <w:rFonts w:ascii="Menlo" w:eastAsia="Times New Roman" w:hAnsi="Menlo" w:cs="Menlo"/>
+          <w:color w:val="BBBEBF"/>
+          <w:kern w:val="0"/>
+          <w:sz w:val="18"/>
+          <w:szCs w:val="18"/>
+          <w:lang w:eastAsia="en-GB"/>
+          <w14:ligatures w14:val="none"/>
+        </w:rPr>
+      </w:pPr>
+      <w:r>
+        <w:rPr>
+          <w:rFonts w:ascii="Menlo" w:eastAsia="Times New Roman" w:hAnsi="Menlo" w:cs="Menlo"/>
+          <w:color w:val="FF7B72"/>
+          <w:kern w:val="0"/>
+          <w:sz w:val="18"/>
+          <w:szCs w:val="18"/>
+          <w:lang w:eastAsia="en-GB"/>
+          <w14:ligatures w14:val="none"/>
+        </w:rPr>
+        <w:t>let</w:t>
+      </w:r>
+      <w:r>
+        <w:rPr>
+          <w:rFonts w:ascii="Menlo" w:eastAsia="Times New Roman" w:hAnsi="Menlo" w:cs="Menlo"/>
+          <w:color w:val="BBBEBF"/>
+          <w:kern w:val="0"/>
+          <w:sz w:val="18"/>
+          <w:szCs w:val="18"/>
+          <w:lang w:eastAsia="en-GB"/>
+          <w14:ligatures w14:val="none"/>
+        </w:rPr>
+        <w:t xml:space="preserve"> </w:t>
+      </w:r>
+      <w:r>
+        <w:rPr>
+          <w:rFonts w:ascii="Menlo" w:eastAsia="Times New Roman" w:hAnsi="Menlo" w:cs="Menlo"/>
+          <w:color w:val="C9D1D9"/>
+          <w:kern w:val="0"/>
+          <w:sz w:val="18"/>
+          <w:szCs w:val="18"/>
+          <w:lang w:eastAsia="en-GB"/>
+          <w14:ligatures w14:val="none"/>
+        </w:rPr>
+        <w:t>highest</w:t>
+      </w:r>
+      <w:r>
+        <w:rPr>
+          <w:rFonts w:ascii="Menlo" w:eastAsia="Times New Roman" w:hAnsi="Menlo" w:cs="Menlo"/>
+          <w:color w:val="BBBEBF"/>
+          <w:kern w:val="0"/>
+          <w:sz w:val="18"/>
+          <w:szCs w:val="18"/>
+          <w:lang w:eastAsia="en-GB"/>
+          <w14:ligatures w14:val="none"/>
+        </w:rPr>
+        <w:t xml:space="preserve"> </w:t>
+      </w:r>
+      <w:r>
+        <w:rPr>
+          <w:rFonts w:ascii="Menlo" w:eastAsia="Times New Roman" w:hAnsi="Menlo" w:cs="Menlo"/>
+          <w:color w:val="D4D4D4"/>
+          <w:kern w:val="0"/>
+          <w:sz w:val="18"/>
+          <w:szCs w:val="18"/>
+          <w:lang w:eastAsia="en-GB"/>
+          <w14:ligatures w14:val="none"/>
+        </w:rPr>
+        <w:t>=</w:t>
+      </w:r>
+      <w:proofErr w:type="spellStart"/>
+      <w:r>
+        <w:rPr>
+          <w:rFonts w:ascii="Menlo" w:eastAsia="Times New Roman" w:hAnsi="Menlo" w:cs="Menlo"/>
+          <w:color w:val="C9D1D9"/>
+          <w:kern w:val="0"/>
+          <w:sz w:val="18"/>
+          <w:szCs w:val="18"/>
+          <w:lang w:eastAsia="en-GB"/>
+          <w14:ligatures w14:val="none"/>
+        </w:rPr>
+        <w:t>marks</w:t>
+      </w:r>
+      <w:r>
+        <w:rPr>
+          <w:rFonts w:ascii="Menlo" w:eastAsia="Times New Roman" w:hAnsi="Menlo" w:cs="Menlo"/>
+          <w:color w:val="BBBEBF"/>
+          <w:kern w:val="0"/>
+          <w:sz w:val="18"/>
+          <w:szCs w:val="18"/>
+          <w:lang w:eastAsia="en-GB"/>
+          <w14:ligatures w14:val="none"/>
+        </w:rPr>
+        <w:t>.</w:t>
+      </w:r>
+      <w:r>
+        <w:rPr>
+          <w:rFonts w:ascii="Menlo" w:eastAsia="Times New Roman" w:hAnsi="Menlo" w:cs="Menlo"/>
+          <w:color w:val="D2A8FF"/>
+          <w:kern w:val="0"/>
+          <w:sz w:val="18"/>
+          <w:szCs w:val="18"/>
+          <w:lang w:eastAsia="en-GB"/>
+          <w14:ligatures w14:val="none"/>
+        </w:rPr>
+        <w:t>filter</w:t>
+      </w:r>
+      <w:proofErr w:type="spellEnd"/>
+      <w:r>
+        <w:rPr>
+          <w:rFonts w:ascii="Menlo" w:eastAsia="Times New Roman" w:hAnsi="Menlo" w:cs="Menlo"/>
+          <w:color w:val="BBBEBF"/>
+          <w:kern w:val="0"/>
+          <w:sz w:val="18"/>
+          <w:szCs w:val="18"/>
+          <w:lang w:eastAsia="en-GB"/>
+          <w14:ligatures w14:val="none"/>
+        </w:rPr>
+        <w:t>((</w:t>
+      </w:r>
+      <w:proofErr w:type="spellStart"/>
+      <w:r>
+        <w:rPr>
+          <w:rFonts w:ascii="Menlo" w:eastAsia="Times New Roman" w:hAnsi="Menlo" w:cs="Menlo"/>
+          <w:color w:val="FFA657"/>
+          <w:kern w:val="0"/>
+          <w:sz w:val="18"/>
+          <w:szCs w:val="18"/>
+          <w:lang w:eastAsia="en-GB"/>
+          <w14:ligatures w14:val="none"/>
+        </w:rPr>
+        <w:t>ele</w:t>
+      </w:r>
+      <w:proofErr w:type="spellEnd"/>
+      <w:r>
+        <w:rPr>
+          <w:rFonts w:ascii="Menlo" w:eastAsia="Times New Roman" w:hAnsi="Menlo" w:cs="Menlo"/>
+          <w:color w:val="BBBEBF"/>
+          <w:kern w:val="0"/>
+          <w:sz w:val="18"/>
+          <w:szCs w:val="18"/>
+          <w:lang w:eastAsia="en-GB"/>
+          <w14:ligatures w14:val="none"/>
+        </w:rPr>
+        <w:t>)</w:t>
+      </w:r>
+      <w:r>
+        <w:rPr>
+          <w:rFonts w:ascii="Menlo" w:eastAsia="Times New Roman" w:hAnsi="Menlo" w:cs="Menlo"/>
+          <w:color w:val="FF7B72"/>
+          <w:kern w:val="0"/>
+          <w:sz w:val="18"/>
+          <w:szCs w:val="18"/>
+          <w:lang w:eastAsia="en-GB"/>
+          <w14:ligatures w14:val="none"/>
+        </w:rPr>
+        <w:t>=&gt;</w:t>
+      </w:r>
+      <w:r>
+        <w:rPr>
+          <w:rFonts w:ascii="Menlo" w:eastAsia="Times New Roman" w:hAnsi="Menlo" w:cs="Menlo"/>
+          <w:color w:val="C9D1D9"/>
+          <w:kern w:val="0"/>
+          <w:sz w:val="18"/>
+          <w:szCs w:val="18"/>
+          <w:lang w:eastAsia="en-GB"/>
+          <w14:ligatures w14:val="none"/>
+        </w:rPr>
+        <w:t>{</w:t>
+      </w:r>
+    </w:p>
+    <w:p>
+      <w:pPr>
+        <w:shd w:val="clear" w:color="auto" w:fill="121314"/>
+        <w:spacing w:after="0" w:line="270" w:lineRule="atLeast"/>
+        <w:rPr>
+          <w:rFonts w:ascii="Menlo" w:eastAsia="Times New Roman" w:hAnsi="Menlo" w:cs="Menlo"/>
+          <w:color w:val="BBBEBF"/>
+          <w:kern w:val="0"/>
+          <w:sz w:val="18"/>
+          <w:szCs w:val="18"/>
+          <w:lang w:eastAsia="en-GB"/>
+          <w14:ligatures w14:val="none"/>
+        </w:rPr>
+      </w:pPr>
+      <w:r>
+        <w:rPr>
+          <w:rFonts w:ascii="Menlo" w:eastAsia="Times New Roman" w:hAnsi="Menlo" w:cs="Menlo"/>
+          <w:color w:val="C9D1D9"/>
+          <w:kern w:val="0"/>
+          <w:sz w:val="18"/>
+          <w:szCs w:val="18"/>
+          <w:lang w:eastAsia="en-GB"/>
+          <w14:ligatures w14:val="none"/>
+        </w:rPr>
+        <w:t xml:space="preserve">    </w:t>
+      </w:r>
+      <w:r>
+        <w:rPr>
+          <w:rFonts w:ascii="Menlo" w:eastAsia="Times New Roman" w:hAnsi="Menlo" w:cs="Menlo"/>
+          <w:color w:val="C586C0"/>
+          <w:kern w:val="0"/>
+          <w:sz w:val="18"/>
+          <w:szCs w:val="18"/>
+          <w:lang w:eastAsia="en-GB"/>
+          <w14:ligatures w14:val="none"/>
+        </w:rPr>
+        <w:t>return</w:t>
+      </w:r>
+      <w:r>
+        <w:rPr>
+          <w:rFonts w:ascii="Menlo" w:eastAsia="Times New Roman" w:hAnsi="Menlo" w:cs="Menlo"/>
+          <w:color w:val="C9D1D9"/>
+          <w:kern w:val="0"/>
+          <w:sz w:val="18"/>
+          <w:szCs w:val="18"/>
+          <w:lang w:eastAsia="en-GB"/>
+          <w14:ligatures w14:val="none"/>
+        </w:rPr>
+        <w:t xml:space="preserve"> </w:t>
+      </w:r>
+      <w:proofErr w:type="spellStart"/>
+      <w:r>
+        <w:rPr>
+          <w:rFonts w:ascii="Menlo" w:eastAsia="Times New Roman" w:hAnsi="Menlo" w:cs="Menlo"/>
+          <w:color w:val="FFA657"/>
+          <w:kern w:val="0"/>
+          <w:sz w:val="18"/>
+          <w:szCs w:val="18"/>
+          <w:lang w:eastAsia="en-GB"/>
+          <w14:ligatures w14:val="none"/>
+        </w:rPr>
+        <w:t>ele</w:t>
+      </w:r>
+      <w:proofErr w:type="spellEnd"/>
+      <w:r>
+        <w:rPr>
+          <w:rFonts w:ascii="Menlo" w:eastAsia="Times New Roman" w:hAnsi="Menlo" w:cs="Menlo"/>
+          <w:color w:val="C9D1D9"/>
+          <w:kern w:val="0"/>
+          <w:sz w:val="18"/>
+          <w:szCs w:val="18"/>
+          <w:lang w:eastAsia="en-GB"/>
+          <w14:ligatures w14:val="none"/>
+        </w:rPr>
+        <w:t xml:space="preserve"> </w:t>
+      </w:r>
+      <w:r>
+        <w:rPr>
+          <w:rFonts w:ascii="Menlo" w:eastAsia="Times New Roman" w:hAnsi="Menlo" w:cs="Menlo"/>
+          <w:color w:val="D4D4D4"/>
+          <w:kern w:val="0"/>
+          <w:sz w:val="18"/>
+          <w:szCs w:val="18"/>
+          <w:lang w:eastAsia="en-GB"/>
+          <w14:ligatures w14:val="none"/>
+        </w:rPr>
+        <w:t>&gt;</w:t>
+      </w:r>
+      <w:r>
+        <w:rPr>
+          <w:rFonts w:ascii="Menlo" w:eastAsia="Times New Roman" w:hAnsi="Menlo" w:cs="Menlo"/>
+          <w:color w:val="B5CEA8"/>
+          <w:kern w:val="0"/>
+          <w:sz w:val="18"/>
+          <w:szCs w:val="18"/>
+          <w:lang w:eastAsia="en-GB"/>
+          <w14:ligatures w14:val="none"/>
+        </w:rPr>
+        <w:t>70</w:t>
+      </w:r>
+      <w:r>
+        <w:rPr>
+          <w:rFonts w:ascii="Menlo" w:eastAsia="Times New Roman" w:hAnsi="Menlo" w:cs="Menlo"/>
+          <w:color w:val="C9D1D9"/>
+          <w:kern w:val="0"/>
+          <w:sz w:val="18"/>
+          <w:szCs w:val="18"/>
+          <w:lang w:eastAsia="en-GB"/>
+          <w14:ligatures w14:val="none"/>
+        </w:rPr>
+        <w:t>;</w:t>
+      </w:r>
+    </w:p>
+    <w:p>
+      <w:pPr>
+        <w:shd w:val="clear" w:color="auto" w:fill="121314"/>
+        <w:spacing w:after="0" w:line="270" w:lineRule="atLeast"/>
+        <w:rPr>
+          <w:rFonts w:ascii="Menlo" w:eastAsia="Times New Roman" w:hAnsi="Menlo" w:cs="Menlo"/>
+          <w:color w:val="BBBEBF"/>
+          <w:kern w:val="0"/>
+          <w:sz w:val="18"/>
+          <w:szCs w:val="18"/>
+          <w:lang w:eastAsia="en-GB"/>
+          <w14:ligatures w14:val="none"/>
+        </w:rPr>
+      </w:pPr>
+      <w:r>
+        <w:rPr>
+          <w:rFonts w:ascii="Menlo" w:eastAsia="Times New Roman" w:hAnsi="Menlo" w:cs="Menlo"/>
+          <w:color w:val="C9D1D9"/>
+          <w:kern w:val="0"/>
+          <w:sz w:val="18"/>
+          <w:szCs w:val="18"/>
+          <w:lang w:eastAsia="en-GB"/>
+          <w14:ligatures w14:val="none"/>
+        </w:rPr>
+        <w:t>}</w:t>
+      </w:r>
+      <w:r>
+        <w:rPr>
+          <w:rFonts w:ascii="Menlo" w:eastAsia="Times New Roman" w:hAnsi="Menlo" w:cs="Menlo"/>
+          <w:color w:val="BBBEBF"/>
+          <w:kern w:val="0"/>
+          <w:sz w:val="18"/>
+          <w:szCs w:val="18"/>
+          <w:lang w:eastAsia="en-GB"/>
+          <w14:ligatures w14:val="none"/>
+        </w:rPr>
+        <w:t>)</w:t>
+      </w:r>
+    </w:p>
+    <w:p>
+      <w:pPr>
+        <w:shd w:val="clear" w:color="auto" w:fill="121314"/>
+        <w:spacing w:after="0" w:line="270" w:lineRule="atLeast"/>
+        <w:rPr>
+          <w:rFonts w:ascii="Menlo" w:eastAsia="Times New Roman" w:hAnsi="Menlo" w:cs="Menlo"/>
+          <w:color w:val="BBBEBF"/>
+          <w:kern w:val="0"/>
+          <w:sz w:val="18"/>
+          <w:szCs w:val="18"/>
+          <w:lang w:eastAsia="en-GB"/>
+          <w14:ligatures w14:val="none"/>
+        </w:rPr>
+      </w:pPr>
+    </w:p>
+    <w:p>
+      <w:pPr>
+        <w:shd w:val="clear" w:color="auto" w:fill="121314"/>
+        <w:spacing w:after="0" w:line="270" w:lineRule="atLeast"/>
+        <w:rPr>
+          <w:rFonts w:ascii="Menlo" w:eastAsia="Times New Roman" w:hAnsi="Menlo" w:cs="Menlo"/>
+          <w:color w:val="BBBEBF"/>
+          <w:kern w:val="0"/>
+          <w:sz w:val="18"/>
+          <w:szCs w:val="18"/>
+          <w:lang w:eastAsia="en-GB"/>
+          <w14:ligatures w14:val="none"/>
+        </w:rPr>
+      </w:pPr>
+      <w:r>
+        <w:rPr>
+          <w:rFonts w:ascii="Menlo" w:eastAsia="Times New Roman" w:hAnsi="Menlo" w:cs="Menlo"/>
+          <w:color w:val="79C0FF"/>
+          <w:kern w:val="0"/>
+          <w:sz w:val="18"/>
+          <w:szCs w:val="18"/>
+          <w:lang w:eastAsia="en-GB"/>
+          <w14:ligatures w14:val="none"/>
+        </w:rPr>
+        <w:t>console</w:t>
+      </w:r>
+      <w:r>
+        <w:rPr>
+          <w:rFonts w:ascii="Menlo" w:eastAsia="Times New Roman" w:hAnsi="Menlo" w:cs="Menlo"/>
+          <w:color w:val="BBBEBF"/>
+          <w:kern w:val="0"/>
+          <w:sz w:val="18"/>
+          <w:szCs w:val="18"/>
+          <w:lang w:eastAsia="en-GB"/>
+          <w14:ligatures w14:val="none"/>
+        </w:rPr>
+        <w:t>.</w:t>
+      </w:r>
+      <w:r>
+        <w:rPr>
+          <w:rFonts w:ascii="Menlo" w:eastAsia="Times New Roman" w:hAnsi="Menlo" w:cs="Menlo"/>
+          <w:color w:val="D2A8FF"/>
+          <w:kern w:val="0"/>
+          <w:sz w:val="18"/>
+          <w:szCs w:val="18"/>
+          <w:lang w:eastAsia="en-GB"/>
+          <w14:ligatures w14:val="none"/>
+        </w:rPr>
+        <w:t>log</w:t>
+      </w:r>
+      <w:r>
+        <w:rPr>
+          <w:rFonts w:ascii="Menlo" w:eastAsia="Times New Roman" w:hAnsi="Menlo" w:cs="Menlo"/>
+          <w:color w:val="BBBEBF"/>
+          <w:kern w:val="0"/>
+          <w:sz w:val="18"/>
+          <w:szCs w:val="18"/>
+          <w:lang w:eastAsia="en-GB"/>
+          <w14:ligatures w14:val="none"/>
+        </w:rPr>
+        <w:t>(</w:t>
+      </w:r>
+      <w:r>
+        <w:rPr>
+          <w:rFonts w:ascii="Menlo" w:eastAsia="Times New Roman" w:hAnsi="Menlo" w:cs="Menlo"/>
+          <w:color w:val="C9D1D9"/>
+          <w:kern w:val="0"/>
+          <w:sz w:val="18"/>
+          <w:szCs w:val="18"/>
+          <w:lang w:eastAsia="en-GB"/>
+          <w14:ligatures w14:val="none"/>
+        </w:rPr>
+        <w:t>highest</w:t>
+      </w:r>
+      <w:r>
+        <w:rPr>
+          <w:rFonts w:ascii="Menlo" w:eastAsia="Times New Roman" w:hAnsi="Menlo" w:cs="Menlo"/>
+          <w:color w:val="BBBEBF"/>
+          <w:kern w:val="0"/>
+          <w:sz w:val="18"/>
+          <w:szCs w:val="18"/>
+          <w:lang w:eastAsia="en-GB"/>
+          <w14:ligatures w14:val="none"/>
+        </w:rPr>
+        <w:t>);</w:t>
+      </w:r>
+    </w:p>
+    <w:p>
+      <w:pPr>
+        <w:rPr>
+          <w:rFonts w:ascii="Segoe UI Symbol" w:hAnsi="Segoe UI Symbol" w:cs="Segoe UI Symbol"/>
+        </w:rPr>
+      </w:pPr>
+    </w:p>
+    <w:p>
+      <w:pPr>
+        <w:pStyle w:val="ListParagraph"/>
+        <w:numPr>
+          <w:ilvl w:val="0"/>
+          <w:numId w:val="19"/>
+        </w:numPr>
+        <w:rPr>
+          <w:rFonts w:ascii="Segoe UI Symbol" w:hAnsi="Segoe UI Symbol" w:cs="Segoe UI Symbol"/>
+        </w:rPr>
+      </w:pPr>
+      <w:r>
+        <w:rPr>
+          <w:rFonts w:ascii="Segoe UI Symbol" w:hAnsi="Segoe UI Symbol" w:cs="Segoe UI Symbol"/>
+        </w:rPr>
+        <w:t>For each()</w:t>
+      </w:r>
+    </w:p>
+    <w:p>
+      <w:pPr>
+        <w:pStyle w:val="ListParagraph"/>
+        <w:numPr>
+          <w:ilvl w:val="1"/>
+          <w:numId w:val="19"/>
+        </w:numPr>
+        <w:rPr>
+          <w:rFonts w:ascii="Segoe UI Symbol" w:hAnsi="Segoe UI Symbol" w:cs="Segoe UI Symbol"/>
+        </w:rPr>
+      </w:pPr>
+      <w:r>
+        <w:rPr>
+          <w:rFonts w:ascii="Segoe UI Symbol" w:hAnsi="Segoe UI Symbol" w:cs="Segoe UI Symbol"/>
+        </w:rPr>
+        <w:t>This is also one higher Oreder array method and it is used to traverse the array.</w:t>
+      </w:r>
+    </w:p>
+    <w:p>
+      <w:pPr>
+        <w:pStyle w:val="ListParagraph"/>
+        <w:numPr>
+          <w:ilvl w:val="1"/>
+          <w:numId w:val="19"/>
+        </w:numPr>
+        <w:rPr>
+          <w:rFonts w:ascii="Segoe UI Symbol" w:hAnsi="Segoe UI Symbol" w:cs="Segoe UI Symbol"/>
+        </w:rPr>
+      </w:pPr>
+      <w:r>
+        <w:rPr>
+          <w:rFonts w:ascii="Segoe UI Symbol" w:hAnsi="Segoe UI Symbol" w:cs="Segoe UI Symbol"/>
+        </w:rPr>
+        <w:t>It can take 3 parameters (element, index, array)</w:t>
+      </w:r>
+    </w:p>
+    <w:p>
+      <w:pPr>
+        <w:pStyle w:val="ListParagraph"/>
+        <w:numPr>
+          <w:ilvl w:val="1"/>
+          <w:numId w:val="19"/>
+        </w:numPr>
+        <w:rPr>
+          <w:rFonts w:ascii="Segoe UI Symbol" w:hAnsi="Segoe UI Symbol" w:cs="Segoe UI Symbol"/>
+        </w:rPr>
+      </w:pPr>
+      <w:r>
+        <w:rPr>
+          <w:rFonts w:ascii="Segoe UI Symbol" w:hAnsi="Segoe UI Symbol" w:cs="Segoe UI Symbol"/>
+        </w:rPr>
+        <w:t>The main difference b/ map () and forEach(), forEach method can’t return any value.</w:t>
+      </w:r>
+    </w:p>
+    <w:p>
+      <w:pPr>
+        <w:rPr>
+          <w:rFonts w:ascii="Segoe UI Symbol" w:hAnsi="Segoe UI Symbol" w:cs="Segoe UI Symbol"/>
+        </w:rPr>
+      </w:pPr>
+    </w:p>
+    <w:p>
+      <w:pPr>
+        <w:rPr>
+          <w:rFonts w:ascii="Segoe UI Symbol" w:hAnsi="Segoe UI Symbol" w:cs="Segoe UI Symbol"/>
+        </w:rPr>
+      </w:pPr>
+    </w:p>
     <w:p>
       <w:pPr>
         <w:rPr>
@@ -23124,7 +27062,7 @@
   <w:abstractNum w:abstractNumId="4" w15:restartNumberingAfterBreak="0">
     <w:nsid w:val="21DF1BFF"/>
     <w:multiLevelType w:val="hybridMultilevel"/>
-    <w:tmpl w:val="CBAAE452"/>
+    <w:tmpl w:val="BA4CA564"/>
     <w:lvl w:ilvl="0" w:tplc="08090001">
       <w:start w:val="1"/>
       <w:numFmt w:val="bullet"/>
@@ -24637,6 +28575,119 @@
       </w:rPr>
     </w:lvl>
     <w:lvl w:ilvl="8" w:tplc="FFFFFFFF" w:tentative="1">
+      <w:start w:val="1"/>
+      <w:numFmt w:val="bullet"/>
+      <w:lvlText w:val=""/>
+      <w:lvlJc w:val="left"/>
+      <w:pPr>
+        <w:ind w:left="6480" w:hanging="360"/>
+      </w:pPr>
+      <w:rPr>
+        <w:rFonts w:ascii="Wingdings" w:hAnsi="Wingdings" w:hint="default"/>
+      </w:rPr>
+    </w:lvl>
+  </w:abstractNum>
+  <w:abstractNum w:abstractNumId="18" w15:restartNumberingAfterBreak="0">
+    <w:nsid w:val="7C00610A"/>
+    <w:multiLevelType w:val="hybridMultilevel"/>
+    <w:tmpl w:val="B776A40E"/>
+    <w:lvl w:ilvl="0" w:tplc="08090001">
+      <w:start w:val="1"/>
+      <w:numFmt w:val="bullet"/>
+      <w:lvlText w:val=""/>
+      <w:lvlJc w:val="left"/>
+      <w:pPr>
+        <w:ind w:left="720" w:hanging="360"/>
+      </w:pPr>
+      <w:rPr>
+        <w:rFonts w:ascii="Symbol" w:hAnsi="Symbol" w:hint="default"/>
+      </w:rPr>
+    </w:lvl>
+    <w:lvl w:ilvl="1" w:tplc="08090003">
+      <w:start w:val="1"/>
+      <w:numFmt w:val="bullet"/>
+      <w:lvlText w:val="o"/>
+      <w:lvlJc w:val="left"/>
+      <w:pPr>
+        <w:ind w:left="1440" w:hanging="360"/>
+      </w:pPr>
+      <w:rPr>
+        <w:rFonts w:ascii="Courier New" w:hAnsi="Courier New" w:cs="Courier New" w:hint="default"/>
+      </w:rPr>
+    </w:lvl>
+    <w:lvl w:ilvl="2" w:tplc="08090005">
+      <w:start w:val="1"/>
+      <w:numFmt w:val="bullet"/>
+      <w:lvlText w:val=""/>
+      <w:lvlJc w:val="left"/>
+      <w:pPr>
+        <w:ind w:left="2160" w:hanging="360"/>
+      </w:pPr>
+      <w:rPr>
+        <w:rFonts w:ascii="Wingdings" w:hAnsi="Wingdings" w:hint="default"/>
+      </w:rPr>
+    </w:lvl>
+    <w:lvl w:ilvl="3" w:tplc="08090001">
+      <w:start w:val="1"/>
+      <w:numFmt w:val="bullet"/>
+      <w:lvlText w:val=""/>
+      <w:lvlJc w:val="left"/>
+      <w:pPr>
+        <w:ind w:left="2880" w:hanging="360"/>
+      </w:pPr>
+      <w:rPr>
+        <w:rFonts w:ascii="Symbol" w:hAnsi="Symbol" w:hint="default"/>
+      </w:rPr>
+    </w:lvl>
+    <w:lvl w:ilvl="4" w:tplc="08090003">
+      <w:start w:val="1"/>
+      <w:numFmt w:val="bullet"/>
+      <w:lvlText w:val="o"/>
+      <w:lvlJc w:val="left"/>
+      <w:pPr>
+        <w:ind w:left="3600" w:hanging="360"/>
+      </w:pPr>
+      <w:rPr>
+        <w:rFonts w:ascii="Courier New" w:hAnsi="Courier New" w:cs="Courier New" w:hint="default"/>
+      </w:rPr>
+    </w:lvl>
+    <w:lvl w:ilvl="5" w:tplc="08090005">
+      <w:start w:val="1"/>
+      <w:numFmt w:val="bullet"/>
+      <w:lvlText w:val=""/>
+      <w:lvlJc w:val="left"/>
+      <w:pPr>
+        <w:ind w:left="4320" w:hanging="360"/>
+      </w:pPr>
+      <w:rPr>
+        <w:rFonts w:ascii="Wingdings" w:hAnsi="Wingdings" w:hint="default"/>
+      </w:rPr>
+    </w:lvl>
+    <w:lvl w:ilvl="6" w:tplc="08090001">
+      <w:start w:val="1"/>
+      <w:numFmt w:val="bullet"/>
+      <w:lvlText w:val=""/>
+      <w:lvlJc w:val="left"/>
+      <w:pPr>
+        <w:ind w:left="5040" w:hanging="360"/>
+      </w:pPr>
+      <w:rPr>
+        <w:rFonts w:ascii="Symbol" w:hAnsi="Symbol" w:hint="default"/>
+      </w:rPr>
+    </w:lvl>
+    <w:lvl w:ilvl="7" w:tplc="08090003">
+      <w:start w:val="1"/>
+      <w:numFmt w:val="bullet"/>
+      <w:lvlText w:val="o"/>
+      <w:lvlJc w:val="left"/>
+      <w:pPr>
+        <w:ind w:left="5760" w:hanging="360"/>
+      </w:pPr>
+      <w:rPr>
+        <w:rFonts w:ascii="Courier New" w:hAnsi="Courier New" w:cs="Courier New" w:hint="default"/>
+      </w:rPr>
+    </w:lvl>
+    <w:lvl w:ilvl="8" w:tplc="08090005" w:tentative="1">
       <w:start w:val="1"/>
       <w:numFmt w:val="bullet"/>
       <w:lvlText w:val=""/>
@@ -24702,6 +28753,9 @@
   </w:num>
   <w:num w:numId="18" w16cid:durableId="491609198">
     <w:abstractNumId w:val="4"/>
+  </w:num>
+  <w:num w:numId="19" w16cid:durableId="185800437">
+    <w:abstractNumId w:val="18"/>
   </w:num>
 </w:numbering>
 </file>

--- a/JavaScriptNotes.docx
+++ b/JavaScriptNotes.docx
@@ -1,9 +1,10 @@
 
 <file path=word/document.xml><?xml version="1.0" encoding="utf-8"?>
-<w:document xmlns:wpc="http://schemas.microsoft.com/office/word/2010/wordprocessingCanvas" xmlns:cx="http://schemas.microsoft.com/office/drawing/2014/chartex" xmlns:cx1="http://schemas.microsoft.com/office/drawing/2015/9/8/chartex" xmlns:cx2="http://schemas.microsoft.com/office/drawing/2015/10/21/chartex" xmlns:cx3="http://schemas.microsoft.com/office/drawing/2016/5/9/chartex" xmlns:cx4="http://schemas.microsoft.com/office/drawing/2016/5/10/chartex" xmlns:cx5="http://schemas.microsoft.com/office/drawing/2016/5/11/chartex" xmlns:cx6="http://schemas.microsoft.com/office/drawing/2016/5/12/chartex" xmlns:cx7="http://schemas.microsoft.com/office/drawing/2016/5/13/chartex" xmlns:cx8="http://schemas.microsoft.com/office/drawing/2016/5/14/chartex" xmlns:mc="http://schemas.openxmlformats.org/markup-compatibility/2006" xmlns:m="http://schemas.openxmlformats.org/officeDocument/2006/math" xmlns:aink="http://schemas.microsoft.com/office/drawing/2016/ink" xmlns:am3d="http://schemas.microsoft.com/office/drawing/2017/model3d" xmlns:oel="http://schemas.microsoft.com/office/2019/extlst" xmlns:r="http://schemas.openxmlformats.org/officeDocument/2006/relationships" xmlns:wp14="http://schemas.microsoft.com/office/word/2010/wordprocessingDrawing" xmlns:wp="http://schemas.openxmlformats.org/drawingml/2006/wordprocessingDrawing" xmlns:wpg="http://schemas.microsoft.com/office/word/2010/wordprocessingGroup" xmlns:wpi="http://schemas.microsoft.com/office/word/2010/wordprocessingInk" xmlns:wps="http://schemas.microsoft.com/office/word/2010/wordprocessingShape" xmlns:o="urn:schemas-microsoft-com:office:office" xmlns:v="urn:schemas-microsoft-com:vml" xmlns:w10="urn:schemas-microsoft-com:office:word" xmlns:w="http://schemas.openxmlformats.org/wordprocessingml/2006/main" xmlns:w14="http://schemas.microsoft.com/office/word/2010/wordml" xmlns:w15="http://schemas.microsoft.com/office/word/2012/wordml" xmlns:w16cei="http://schemas.microsoft.com/office/word/2026/wordml/cei" xmlns:w16cex="http://schemas.microsoft.com/office/word/2018/wordml/cex" xmlns:w16cid="http://schemas.microsoft.com/office/word/2016/wordml/cid" xmlns:w16="http://schemas.microsoft.com/office/word/2018/wordml" xmlns:w16sdtdh="http://schemas.microsoft.com/office/word/2020/wordml/sdtdatahash" xmlns:w16sdtfl="http://schemas.microsoft.com/office/word/2024/wordml/sdtformatlock" xmlns:w16se="http://schemas.microsoft.com/office/word/2015/wordml/symex" xmlns:w16du="http://schemas.microsoft.com/office/word/2023/wordml/word16du" xmlns:wne="http://schemas.microsoft.com/office/word/2006/wordml" mc:Ignorable="w14 w15 w16se w16cid w16 w16cex w16sdtdh w16sdtfl w16du wp14">
+<w:document xmlns:wpc="http://schemas.microsoft.com/office/word/2010/wordprocessingCanvas" xmlns:cx="http://schemas.microsoft.com/office/drawing/2014/chartex" xmlns:cx1="http://schemas.microsoft.com/office/drawing/2015/9/8/chartex" xmlns:cx2="http://schemas.microsoft.com/office/drawing/2015/10/21/chartex" xmlns:cx3="http://schemas.microsoft.com/office/drawing/2016/5/9/chartex" xmlns:cx4="http://schemas.microsoft.com/office/drawing/2016/5/10/chartex" xmlns:cx5="http://schemas.microsoft.com/office/drawing/2016/5/11/chartex" xmlns:cx6="http://schemas.microsoft.com/office/drawing/2016/5/12/chartex" xmlns:cx7="http://schemas.microsoft.com/office/drawing/2016/5/13/chartex" xmlns:cx8="http://schemas.microsoft.com/office/drawing/2016/5/14/chartex" xmlns:mc="http://schemas.openxmlformats.org/markup-compatibility/2006" xmlns:m="http://schemas.openxmlformats.org/officeDocument/2006/math" xmlns:aink="http://schemas.microsoft.com/office/drawing/2016/ink" xmlns:am3d="http://schemas.microsoft.com/office/drawing/2017/model3d" xmlns:oel="http://schemas.microsoft.com/office/2019/extlst" xmlns:r="http://schemas.openxmlformats.org/officeDocument/2006/relationships" xmlns:wp14="http://schemas.microsoft.com/office/word/2010/wordprocessingDrawing" xmlns:wp="http://schemas.openxmlformats.org/drawingml/2006/wordprocessingDrawing" xmlns:wpg="http://schemas.microsoft.com/office/word/2010/wordprocessingGroup" xmlns:wpi="http://schemas.microsoft.com/office/word/2010/wordprocessingInk" xmlns:wps="http://schemas.microsoft.com/office/word/2010/wordprocessingShape" xmlns:o="urn:schemas-microsoft-com:office:office" xmlns:v="urn:schemas-microsoft-com:vml" xmlns:w10="urn:schemas-microsoft-com:office:word" xmlns:w="http://schemas.openxmlformats.org/wordprocessingml/2006/main" xmlns:w14="http://schemas.microsoft.com/office/word/2010/wordml" xmlns:w15="http://schemas.microsoft.com/office/word/2012/wordml" xmlns:w16cex="http://schemas.microsoft.com/office/word/2018/wordml/cex" xmlns:w16cid="http://schemas.microsoft.com/office/word/2016/wordml/cid" xmlns:w16="http://schemas.microsoft.com/office/word/2018/wordml" xmlns:w16sdtdh="http://schemas.microsoft.com/office/word/2020/wordml/sdtdatahash" xmlns:w16sdtfl="http://schemas.microsoft.com/office/word/2024/wordml/sdtformatlock" xmlns:w16se="http://schemas.microsoft.com/office/word/2015/wordml/symex" xmlns:w16du="http://schemas.microsoft.com/office/word/2023/wordml/word16du" xmlns:wne="http://schemas.microsoft.com/office/word/2006/wordml" mc:Ignorable="w14 w15 w16se w16cid w16 w16cex w16sdtdh w16sdtfl w16du wp14">
   <w:body>
     <w:p>
       <w:bookmarkStart w:id="0" w:name="OLE_LINK6"/>
+      <w:bookmarkStart w:id="1" w:name="OLE_LINK9"/>
       <w:r>
         <w:t># JavaScript</w:t>
       </w:r>
@@ -5246,7 +5247,7 @@
           <w:rFonts w:ascii="Segoe UI Symbol" w:hAnsi="Segoe UI Symbol" w:cs="Segoe UI Symbol"/>
         </w:rPr>
       </w:pPr>
-      <w:bookmarkStart w:id="1" w:name="OLE_LINK1"/>
+      <w:bookmarkStart w:id="2" w:name="OLE_LINK1"/>
       <w:proofErr w:type="spellStart"/>
       <w:r>
         <w:rPr>
@@ -7384,7 +7385,7 @@
         </w:rPr>
       </w:pPr>
     </w:p>
-    <w:bookmarkEnd w:id="1"/>
+    <w:bookmarkEnd w:id="2"/>
     <w:p>
       <w:pPr>
         <w:rPr>
@@ -7519,19 +7520,11 @@
           <w:rFonts w:ascii="Segoe UI Symbol" w:hAnsi="Segoe UI Symbol" w:cs="Segoe UI Symbol"/>
         </w:rPr>
       </w:pPr>
-      <w:proofErr w:type="spellStart"/>
-      <w:r>
-        <w:rPr>
-          <w:rFonts w:ascii="Segoe UI Symbol" w:hAnsi="Segoe UI Symbol" w:cs="Segoe UI Symbol"/>
-        </w:rPr>
-        <w:t>Sysntax</w:t>
-      </w:r>
-      <w:proofErr w:type="spellEnd"/>
-      <w:r>
-        <w:rPr>
-          <w:rFonts w:ascii="Segoe UI Symbol" w:hAnsi="Segoe UI Symbol" w:cs="Segoe UI Symbol"/>
-        </w:rPr>
-        <w:t>:</w:t>
+      <w:r>
+        <w:rPr>
+          <w:rFonts w:ascii="Segoe UI Symbol" w:hAnsi="Segoe UI Symbol" w:cs="Segoe UI Symbol"/>
+        </w:rPr>
+        <w:t>Sysntax:</w:t>
       </w:r>
     </w:p>
     <w:p>
@@ -7849,7 +7842,7 @@
           <w:rFonts w:ascii="Segoe UI Symbol" w:hAnsi="Segoe UI Symbol" w:cs="Segoe UI Symbol"/>
         </w:rPr>
       </w:pPr>
-      <w:bookmarkStart w:id="2" w:name="OLE_LINK3"/>
+      <w:bookmarkStart w:id="3" w:name="OLE_LINK3"/>
       <w:r>
         <w:rPr>
           <w:rFonts w:ascii="Segoe UI Symbol" w:hAnsi="Segoe UI Symbol" w:cs="Segoe UI Symbol"/>
@@ -8102,7 +8095,7 @@
           <w:u w:val="single"/>
         </w:rPr>
       </w:pPr>
-      <w:bookmarkStart w:id="3" w:name="OLE_LINK2"/>
+      <w:bookmarkStart w:id="4" w:name="OLE_LINK2"/>
       <w:r>
         <w:rPr>
           <w:rFonts w:ascii="Segoe UI Symbol" w:hAnsi="Segoe UI Symbol" w:cs="Segoe UI Symbol"/>
@@ -9312,7 +9305,7 @@
         </w:rPr>
       </w:pPr>
     </w:p>
-    <w:bookmarkEnd w:id="3"/>
+    <w:bookmarkEnd w:id="4"/>
     <w:p>
       <w:pPr>
         <w:pStyle w:val="ListParagraph"/>
@@ -13167,7 +13160,7 @@
         <w:t>If we want to take multiline string then we can enclosed the string by suing backtick.</w:t>
       </w:r>
     </w:p>
-    <w:bookmarkEnd w:id="2"/>
+    <w:bookmarkEnd w:id="3"/>
     <w:p>
       <w:pPr>
         <w:rPr>
@@ -16655,7 +16648,7 @@
           <w:u w:val="single"/>
         </w:rPr>
       </w:pPr>
-      <w:bookmarkStart w:id="4" w:name="OLE_LINK4"/>
+      <w:bookmarkStart w:id="5" w:name="OLE_LINK4"/>
       <w:r>
         <w:rPr>
           <w:rFonts w:ascii="Segoe UI Symbol" w:hAnsi="Segoe UI Symbol" w:cs="Segoe UI Symbol"/>
@@ -18635,7 +18628,7 @@
         <w:t>Here if we are giving endIndex  value smaller than startingIndex, it will swap the value and provide the output</w:t>
       </w:r>
     </w:p>
-    <w:bookmarkEnd w:id="4"/>
+    <w:bookmarkEnd w:id="5"/>
     <w:p>
       <w:pPr>
         <w:rPr>
@@ -19625,7 +19618,7 @@
           <w:rFonts w:ascii="Segoe UI Symbol" w:hAnsi="Segoe UI Symbol" w:cs="Segoe UI Symbol"/>
         </w:rPr>
       </w:pPr>
-      <w:bookmarkStart w:id="5" w:name="OLE_LINK5"/>
+      <w:bookmarkStart w:id="6" w:name="OLE_LINK5"/>
       <w:r>
         <w:rPr>
           <w:rFonts w:ascii="Segoe UI Symbol" w:hAnsi="Segoe UI Symbol" w:cs="Segoe UI Symbol"/>
@@ -22704,7 +22697,7 @@
         </w:rPr>
       </w:pPr>
     </w:p>
-    <w:bookmarkEnd w:id="5"/>
+    <w:bookmarkEnd w:id="6"/>
     <w:p>
       <w:pPr>
         <w:pStyle w:val="ListParagraph"/>
@@ -24075,7 +24068,6 @@
         <w:t>It tacks tow parameters(startIndex, endIndex)but it does not include endIndex value.</w:t>
       </w:r>
     </w:p>
-    <w:bookmarkEnd w:id="0"/>
     <w:p>
       <w:pPr>
         <w:rPr>
@@ -24085,6 +24077,8 @@
           <w:u w:val="single"/>
         </w:rPr>
       </w:pPr>
+      <w:bookmarkStart w:id="7" w:name="OLE_LINK7"/>
+      <w:bookmarkEnd w:id="0"/>
       <w:r>
         <w:rPr>
           <w:rFonts w:ascii="Segoe UI Symbol" w:hAnsi="Segoe UI Symbol" w:cs="Segoe UI Symbol"/>
@@ -26630,17 +26624,2494 @@
     </w:p>
     <w:p>
       <w:pPr>
-        <w:rPr>
-          <w:rFonts w:ascii="Segoe UI Symbol" w:hAnsi="Segoe UI Symbol" w:cs="Segoe UI Symbol"/>
-        </w:rPr>
-      </w:pPr>
-    </w:p>
-    <w:p>
-      <w:pPr>
-        <w:rPr>
-          <w:rFonts w:ascii="Segoe UI Symbol" w:hAnsi="Segoe UI Symbol" w:cs="Segoe UI Symbol"/>
-        </w:rPr>
-      </w:pPr>
+        <w:pStyle w:val="ListParagraph"/>
+        <w:numPr>
+          <w:ilvl w:val="0"/>
+          <w:numId w:val="19"/>
+        </w:numPr>
+        <w:rPr>
+          <w:rFonts w:ascii="Segoe UI Symbol" w:hAnsi="Segoe UI Symbol" w:cs="Segoe UI Symbol"/>
+        </w:rPr>
+      </w:pPr>
+      <w:r>
+        <w:rPr>
+          <w:rFonts w:ascii="Segoe UI Symbol" w:hAnsi="Segoe UI Symbol" w:cs="Segoe UI Symbol"/>
+        </w:rPr>
+        <w:t>Reduce () :</w:t>
+      </w:r>
+    </w:p>
+    <w:p>
+      <w:pPr>
+        <w:pStyle w:val="ListParagraph"/>
+        <w:numPr>
+          <w:ilvl w:val="1"/>
+          <w:numId w:val="19"/>
+        </w:numPr>
+        <w:rPr>
+          <w:rFonts w:ascii="Segoe UI Symbol" w:hAnsi="Segoe UI Symbol" w:cs="Segoe UI Symbol"/>
+        </w:rPr>
+      </w:pPr>
+      <w:r>
+        <w:rPr>
+          <w:rFonts w:ascii="Segoe UI Symbol" w:hAnsi="Segoe UI Symbol" w:cs="Segoe UI Symbol"/>
+        </w:rPr>
+        <w:t>Reduce() method is one higher order array method, it can take 4 parameters (accumulator, element, index, array)</w:t>
+      </w:r>
+    </w:p>
+    <w:p>
+      <w:pPr>
+        <w:pStyle w:val="ListParagraph"/>
+        <w:numPr>
+          <w:ilvl w:val="1"/>
+          <w:numId w:val="19"/>
+        </w:numPr>
+        <w:rPr>
+          <w:rFonts w:ascii="Segoe UI Symbol" w:hAnsi="Segoe UI Symbol" w:cs="Segoe UI Symbol"/>
+        </w:rPr>
+      </w:pPr>
+      <w:r>
+        <w:rPr>
+          <w:rFonts w:ascii="Segoe UI Symbol" w:hAnsi="Segoe UI Symbol" w:cs="Segoe UI Symbol"/>
+        </w:rPr>
+        <w:t>It is used to make the array into single value.</w:t>
+      </w:r>
+    </w:p>
+    <w:p>
+      <w:pPr>
+        <w:pStyle w:val="ListParagraph"/>
+        <w:numPr>
+          <w:ilvl w:val="1"/>
+          <w:numId w:val="19"/>
+        </w:numPr>
+        <w:rPr>
+          <w:rFonts w:ascii="Segoe UI Symbol" w:hAnsi="Segoe UI Symbol" w:cs="Segoe UI Symbol"/>
+        </w:rPr>
+      </w:pPr>
+      <w:r>
+        <w:rPr>
+          <w:rFonts w:ascii="Segoe UI Symbol" w:hAnsi="Segoe UI Symbol" w:cs="Segoe UI Symbol"/>
+        </w:rPr>
+        <w:t>By default accumulator value will be first element value.</w:t>
+      </w:r>
+    </w:p>
+    <w:p>
+      <w:pPr>
+        <w:pStyle w:val="ListParagraph"/>
+        <w:numPr>
+          <w:ilvl w:val="1"/>
+          <w:numId w:val="19"/>
+        </w:numPr>
+        <w:rPr>
+          <w:rFonts w:ascii="Segoe UI Symbol" w:hAnsi="Segoe UI Symbol" w:cs="Segoe UI Symbol"/>
+        </w:rPr>
+      </w:pPr>
+      <w:r>
+        <w:rPr>
+          <w:rFonts w:ascii="Segoe UI Symbol" w:hAnsi="Segoe UI Symbol" w:cs="Segoe UI Symbol"/>
+        </w:rPr>
+        <w:lastRenderedPageBreak/>
+        <w:t>When we want to add, multiply all the elements we can use reduce method.</w:t>
+      </w:r>
+    </w:p>
+    <w:p>
+      <w:pPr>
+        <w:pStyle w:val="ListParagraph"/>
+        <w:numPr>
+          <w:ilvl w:val="0"/>
+          <w:numId w:val="19"/>
+        </w:numPr>
+        <w:rPr>
+          <w:rFonts w:ascii="Segoe UI Symbol" w:hAnsi="Segoe UI Symbol" w:cs="Segoe UI Symbol"/>
+        </w:rPr>
+      </w:pPr>
+      <w:r>
+        <w:rPr>
+          <w:rFonts w:ascii="Segoe UI Symbol" w:hAnsi="Segoe UI Symbol" w:cs="Segoe UI Symbol"/>
+        </w:rPr>
+        <w:t>Sort () :</w:t>
+      </w:r>
+    </w:p>
+    <w:p>
+      <w:pPr>
+        <w:pStyle w:val="ListParagraph"/>
+        <w:numPr>
+          <w:ilvl w:val="1"/>
+          <w:numId w:val="19"/>
+        </w:numPr>
+        <w:rPr>
+          <w:rFonts w:ascii="Segoe UI Symbol" w:hAnsi="Segoe UI Symbol" w:cs="Segoe UI Symbol"/>
+        </w:rPr>
+      </w:pPr>
+      <w:r>
+        <w:rPr>
+          <w:rFonts w:ascii="Segoe UI Symbol" w:hAnsi="Segoe UI Symbol" w:cs="Segoe UI Symbol"/>
+        </w:rPr>
+        <w:t>Sort() methos id used to sort the array in both ascending and descending order.</w:t>
+      </w:r>
+    </w:p>
+    <w:p>
+      <w:pPr>
+        <w:pStyle w:val="ListParagraph"/>
+        <w:numPr>
+          <w:ilvl w:val="1"/>
+          <w:numId w:val="19"/>
+        </w:numPr>
+        <w:rPr>
+          <w:rFonts w:ascii="Segoe UI Symbol" w:hAnsi="Segoe UI Symbol" w:cs="Segoe UI Symbol"/>
+        </w:rPr>
+      </w:pPr>
+      <w:r>
+        <w:rPr>
+          <w:rFonts w:ascii="Segoe UI Symbol" w:hAnsi="Segoe UI Symbol" w:cs="Segoe UI Symbol"/>
+        </w:rPr>
+        <w:t>This method will change the original array.</w:t>
+      </w:r>
+    </w:p>
+    <w:p>
+      <w:pPr>
+        <w:pStyle w:val="ListParagraph"/>
+        <w:numPr>
+          <w:ilvl w:val="1"/>
+          <w:numId w:val="19"/>
+        </w:numPr>
+        <w:rPr>
+          <w:rFonts w:ascii="Segoe UI Symbol" w:hAnsi="Segoe UI Symbol" w:cs="Segoe UI Symbol"/>
+        </w:rPr>
+      </w:pPr>
+      <w:r>
+        <w:rPr>
+          <w:rFonts w:ascii="Segoe UI Symbol" w:hAnsi="Segoe UI Symbol" w:cs="Segoe UI Symbol"/>
+        </w:rPr>
+        <w:t>It can take 2 parameters.</w:t>
+      </w:r>
+    </w:p>
+    <w:p>
+      <w:pPr>
+        <w:pStyle w:val="ListParagraph"/>
+        <w:numPr>
+          <w:ilvl w:val="2"/>
+          <w:numId w:val="19"/>
+        </w:numPr>
+        <w:rPr>
+          <w:rFonts w:ascii="Segoe UI Symbol" w:hAnsi="Segoe UI Symbol" w:cs="Segoe UI Symbol"/>
+        </w:rPr>
+      </w:pPr>
+      <w:r>
+        <w:rPr>
+          <w:rFonts w:ascii="Segoe UI Symbol" w:hAnsi="Segoe UI Symbol" w:cs="Segoe UI Symbol"/>
+        </w:rPr>
+        <w:t>If we are returning first – second parameter it will give ascending order.</w:t>
+      </w:r>
+    </w:p>
+    <w:p>
+      <w:pPr>
+        <w:pStyle w:val="ListParagraph"/>
+        <w:numPr>
+          <w:ilvl w:val="2"/>
+          <w:numId w:val="19"/>
+        </w:numPr>
+        <w:rPr>
+          <w:rFonts w:ascii="Segoe UI Symbol" w:hAnsi="Segoe UI Symbol" w:cs="Segoe UI Symbol"/>
+        </w:rPr>
+      </w:pPr>
+      <w:r>
+        <w:rPr>
+          <w:rFonts w:ascii="Segoe UI Symbol" w:hAnsi="Segoe UI Symbol" w:cs="Segoe UI Symbol"/>
+        </w:rPr>
+        <w:t>If we are returning second – first parameter it will give descending order.</w:t>
+      </w:r>
+    </w:p>
+    <w:p>
+      <w:pPr>
+        <w:rPr>
+          <w:rFonts w:ascii="Segoe UI Symbol" w:hAnsi="Segoe UI Symbol" w:cs="Segoe UI Symbol"/>
+          <w:b/>
+          <w:bCs/>
+          <w:u w:val="single"/>
+        </w:rPr>
+      </w:pPr>
+      <w:bookmarkStart w:id="8" w:name="OLE_LINK8"/>
+      <w:r>
+        <w:rPr>
+          <w:rFonts w:ascii="Segoe UI Symbol" w:hAnsi="Segoe UI Symbol" w:cs="Segoe UI Symbol"/>
+          <w:b/>
+          <w:bCs/>
+          <w:u w:val="single"/>
+        </w:rPr>
+        <w:t>Object</w:t>
+      </w:r>
+      <w:r>
+        <w:rPr>
+          <w:rFonts w:ascii="Segoe UI Symbol" w:hAnsi="Segoe UI Symbol" w:cs="Segoe UI Symbol"/>
+          <w:b/>
+          <w:bCs/>
+          <w:u w:val="single"/>
+        </w:rPr>
+        <w:t xml:space="preserve"> :</w:t>
+      </w:r>
+    </w:p>
+    <w:p>
+      <w:pPr>
+        <w:pStyle w:val="ListParagraph"/>
+        <w:numPr>
+          <w:ilvl w:val="0"/>
+          <w:numId w:val="20"/>
+        </w:numPr>
+        <w:rPr>
+          <w:rFonts w:ascii="Segoe UI Symbol" w:hAnsi="Segoe UI Symbol" w:cs="Segoe UI Symbol"/>
+        </w:rPr>
+      </w:pPr>
+      <w:r>
+        <w:rPr>
+          <w:rFonts w:ascii="Segoe UI Symbol" w:hAnsi="Segoe UI Symbol" w:cs="Segoe UI Symbol"/>
+        </w:rPr>
+        <w:t>Anything that have physical existence is called as object.</w:t>
+      </w:r>
+    </w:p>
+    <w:p>
+      <w:pPr>
+        <w:pStyle w:val="ListParagraph"/>
+        <w:numPr>
+          <w:ilvl w:val="0"/>
+          <w:numId w:val="20"/>
+        </w:numPr>
+        <w:rPr>
+          <w:rFonts w:ascii="Segoe UI Symbol" w:hAnsi="Segoe UI Symbol" w:cs="Segoe UI Symbol"/>
+        </w:rPr>
+      </w:pPr>
+      <w:r>
+        <w:rPr>
+          <w:rFonts w:ascii="Segoe UI Symbol" w:hAnsi="Segoe UI Symbol" w:cs="Segoe UI Symbol"/>
+        </w:rPr>
+        <w:t>In JavaScript object is key and value pairs enclosed with curly braces{}.</w:t>
+      </w:r>
+    </w:p>
+    <w:p>
+      <w:pPr>
+        <w:pStyle w:val="ListParagraph"/>
+        <w:numPr>
+          <w:ilvl w:val="0"/>
+          <w:numId w:val="20"/>
+        </w:numPr>
+        <w:rPr>
+          <w:rFonts w:ascii="Segoe UI Symbol" w:hAnsi="Segoe UI Symbol" w:cs="Segoe UI Symbol"/>
+        </w:rPr>
+      </w:pPr>
+      <w:r>
+        <w:rPr>
+          <w:rFonts w:ascii="Segoe UI Symbol" w:hAnsi="Segoe UI Symbol" w:cs="Segoe UI Symbol"/>
+        </w:rPr>
+        <w:t>These key-value pairs are called properties, all the properties will be separated by comma( , )</w:t>
+      </w:r>
+    </w:p>
+    <w:p>
+      <w:pPr>
+        <w:pStyle w:val="ListParagraph"/>
+        <w:numPr>
+          <w:ilvl w:val="0"/>
+          <w:numId w:val="20"/>
+        </w:numPr>
+        <w:rPr>
+          <w:rFonts w:ascii="Segoe UI Symbol" w:hAnsi="Segoe UI Symbol" w:cs="Segoe UI Symbol"/>
+        </w:rPr>
+      </w:pPr>
+      <w:r>
+        <w:rPr>
+          <w:rFonts w:ascii="Segoe UI Symbol" w:hAnsi="Segoe UI Symbol" w:cs="Segoe UI Symbol"/>
+        </w:rPr>
+        <w:t>All the key- value will be separated by colon( : )</w:t>
+      </w:r>
+    </w:p>
+    <w:p>
+      <w:pPr>
+        <w:pStyle w:val="ListParagraph"/>
+        <w:numPr>
+          <w:ilvl w:val="0"/>
+          <w:numId w:val="20"/>
+        </w:numPr>
+        <w:rPr>
+          <w:rFonts w:ascii="Segoe UI Symbol" w:hAnsi="Segoe UI Symbol" w:cs="Segoe UI Symbol"/>
+        </w:rPr>
+      </w:pPr>
+      <w:r>
+        <w:rPr>
+          <w:rFonts w:ascii="Segoe UI Symbol" w:hAnsi="Segoe UI Symbol" w:cs="Segoe UI Symbol"/>
+        </w:rPr>
+        <w:t>Key should be unique, but value can be duplicate.</w:t>
+      </w:r>
+    </w:p>
+    <w:p>
+      <w:pPr>
+        <w:pStyle w:val="ListParagraph"/>
+        <w:numPr>
+          <w:ilvl w:val="0"/>
+          <w:numId w:val="20"/>
+        </w:numPr>
+        <w:rPr>
+          <w:rFonts w:ascii="Segoe UI Symbol" w:hAnsi="Segoe UI Symbol" w:cs="Segoe UI Symbol"/>
+        </w:rPr>
+      </w:pPr>
+      <w:r>
+        <w:rPr>
+          <w:rFonts w:ascii="Segoe UI Symbol" w:hAnsi="Segoe UI Symbol" w:cs="Segoe UI Symbol"/>
+        </w:rPr>
+        <w:t>We can give any datatype as value (primitive and non-primitive).</w:t>
+      </w:r>
+    </w:p>
+    <w:p>
+      <w:pPr>
+        <w:pStyle w:val="ListParagraph"/>
+        <w:numPr>
+          <w:ilvl w:val="0"/>
+          <w:numId w:val="20"/>
+        </w:numPr>
+        <w:rPr>
+          <w:rFonts w:ascii="Segoe UI Symbol" w:hAnsi="Segoe UI Symbol" w:cs="Segoe UI Symbol"/>
+        </w:rPr>
+      </w:pPr>
+      <w:r>
+        <w:rPr>
+          <w:rFonts w:ascii="Segoe UI Symbol" w:hAnsi="Segoe UI Symbol" w:cs="Segoe UI Symbol"/>
+        </w:rPr>
+        <w:t>We can create object in 3 ways in JavaScript.</w:t>
+      </w:r>
+    </w:p>
+    <w:p>
+      <w:pPr>
+        <w:pStyle w:val="ListParagraph"/>
+        <w:numPr>
+          <w:ilvl w:val="1"/>
+          <w:numId w:val="20"/>
+        </w:numPr>
+        <w:rPr>
+          <w:rFonts w:ascii="Segoe UI Symbol" w:hAnsi="Segoe UI Symbol" w:cs="Segoe UI Symbol"/>
+        </w:rPr>
+      </w:pPr>
+      <w:r>
+        <w:rPr>
+          <w:rFonts w:ascii="Segoe UI Symbol" w:hAnsi="Segoe UI Symbol" w:cs="Segoe UI Symbol"/>
+        </w:rPr>
+        <w:t xml:space="preserve">By using object literals </w:t>
+      </w:r>
+    </w:p>
+    <w:p>
+      <w:pPr>
+        <w:pStyle w:val="ListParagraph"/>
+        <w:numPr>
+          <w:ilvl w:val="1"/>
+          <w:numId w:val="20"/>
+        </w:numPr>
+        <w:rPr>
+          <w:rFonts w:ascii="Segoe UI Symbol" w:hAnsi="Segoe UI Symbol" w:cs="Segoe UI Symbol"/>
+        </w:rPr>
+      </w:pPr>
+      <w:r>
+        <w:rPr>
+          <w:rFonts w:ascii="Segoe UI Symbol" w:hAnsi="Segoe UI Symbol" w:cs="Segoe UI Symbol"/>
+        </w:rPr>
+        <w:t xml:space="preserve">By using class </w:t>
+      </w:r>
+    </w:p>
+    <w:p>
+      <w:pPr>
+        <w:pStyle w:val="ListParagraph"/>
+        <w:numPr>
+          <w:ilvl w:val="1"/>
+          <w:numId w:val="20"/>
+        </w:numPr>
+        <w:rPr>
+          <w:rFonts w:ascii="Segoe UI Symbol" w:hAnsi="Segoe UI Symbol" w:cs="Segoe UI Symbol"/>
+        </w:rPr>
+      </w:pPr>
+      <w:r>
+        <w:rPr>
+          <w:rFonts w:ascii="Segoe UI Symbol" w:hAnsi="Segoe UI Symbol" w:cs="Segoe UI Symbol"/>
+        </w:rPr>
+        <w:t xml:space="preserve">By using functional constructor </w:t>
+      </w:r>
+    </w:p>
+    <w:p>
+      <w:pPr>
+        <w:rPr>
+          <w:rFonts w:ascii="Segoe UI Symbol" w:hAnsi="Segoe UI Symbol" w:cs="Segoe UI Symbol"/>
+        </w:rPr>
+      </w:pPr>
+    </w:p>
+    <w:p>
+      <w:pPr>
+        <w:rPr>
+          <w:rFonts w:ascii="Segoe UI Symbol" w:hAnsi="Segoe UI Symbol" w:cs="Segoe UI Symbol"/>
+          <w:b/>
+          <w:bCs/>
+          <w:u w:val="single"/>
+        </w:rPr>
+      </w:pPr>
+      <w:r>
+        <w:rPr>
+          <w:rFonts w:ascii="Segoe UI Symbol" w:hAnsi="Segoe UI Symbol" w:cs="Segoe UI Symbol"/>
+          <w:b/>
+          <w:bCs/>
+          <w:u w:val="single"/>
+        </w:rPr>
+        <w:t>Object by using literals</w:t>
+      </w:r>
+      <w:r>
+        <w:rPr>
+          <w:rFonts w:ascii="Segoe UI Symbol" w:hAnsi="Segoe UI Symbol" w:cs="Segoe UI Symbol"/>
+          <w:b/>
+          <w:bCs/>
+          <w:u w:val="single"/>
+        </w:rPr>
+        <w:t xml:space="preserve"> :</w:t>
+      </w:r>
+    </w:p>
+    <w:bookmarkEnd w:id="7"/>
+    <w:p>
+      <w:pPr>
+        <w:rPr>
+          <w:rFonts w:ascii="Segoe UI Symbol" w:hAnsi="Segoe UI Symbol" w:cs="Segoe UI Symbol"/>
+        </w:rPr>
+      </w:pPr>
+      <w:r>
+        <w:rPr>
+          <w:rFonts w:ascii="Segoe UI Symbol" w:hAnsi="Segoe UI Symbol" w:cs="Segoe UI Symbol"/>
+        </w:rPr>
+        <w:t xml:space="preserve">Ex: </w:t>
+      </w:r>
+    </w:p>
+    <w:p>
+      <w:pPr>
+        <w:shd w:val="clear" w:color="auto" w:fill="121314"/>
+        <w:spacing w:after="0" w:line="270" w:lineRule="atLeast"/>
+        <w:rPr>
+          <w:rFonts w:ascii="Menlo" w:eastAsia="Times New Roman" w:hAnsi="Menlo" w:cs="Menlo"/>
+          <w:color w:val="BBBEBF"/>
+          <w:kern w:val="0"/>
+          <w:sz w:val="18"/>
+          <w:szCs w:val="18"/>
+          <w:lang w:eastAsia="en-GB"/>
+          <w14:ligatures w14:val="none"/>
+        </w:rPr>
+      </w:pPr>
+      <w:r>
+        <w:rPr>
+          <w:rFonts w:ascii="Menlo" w:eastAsia="Times New Roman" w:hAnsi="Menlo" w:cs="Menlo"/>
+          <w:color w:val="FF7B72"/>
+          <w:kern w:val="0"/>
+          <w:sz w:val="18"/>
+          <w:szCs w:val="18"/>
+          <w:lang w:eastAsia="en-GB"/>
+          <w14:ligatures w14:val="none"/>
+        </w:rPr>
+        <w:t>let</w:t>
+      </w:r>
+      <w:r>
+        <w:rPr>
+          <w:rFonts w:ascii="Menlo" w:eastAsia="Times New Roman" w:hAnsi="Menlo" w:cs="Menlo"/>
+          <w:color w:val="BBBEBF"/>
+          <w:kern w:val="0"/>
+          <w:sz w:val="18"/>
+          <w:szCs w:val="18"/>
+          <w:lang w:eastAsia="en-GB"/>
+          <w14:ligatures w14:val="none"/>
+        </w:rPr>
+        <w:t xml:space="preserve"> </w:t>
+      </w:r>
+      <w:r>
+        <w:rPr>
+          <w:rFonts w:ascii="Menlo" w:eastAsia="Times New Roman" w:hAnsi="Menlo" w:cs="Menlo"/>
+          <w:color w:val="C9D1D9"/>
+          <w:kern w:val="0"/>
+          <w:sz w:val="18"/>
+          <w:szCs w:val="18"/>
+          <w:lang w:eastAsia="en-GB"/>
+          <w14:ligatures w14:val="none"/>
+        </w:rPr>
+        <w:t>student</w:t>
+      </w:r>
+      <w:r>
+        <w:rPr>
+          <w:rFonts w:ascii="Menlo" w:eastAsia="Times New Roman" w:hAnsi="Menlo" w:cs="Menlo"/>
+          <w:color w:val="BBBEBF"/>
+          <w:kern w:val="0"/>
+          <w:sz w:val="18"/>
+          <w:szCs w:val="18"/>
+          <w:lang w:eastAsia="en-GB"/>
+          <w14:ligatures w14:val="none"/>
+        </w:rPr>
+        <w:t xml:space="preserve"> </w:t>
+      </w:r>
+      <w:r>
+        <w:rPr>
+          <w:rFonts w:ascii="Menlo" w:eastAsia="Times New Roman" w:hAnsi="Menlo" w:cs="Menlo"/>
+          <w:color w:val="D4D4D4"/>
+          <w:kern w:val="0"/>
+          <w:sz w:val="18"/>
+          <w:szCs w:val="18"/>
+          <w:lang w:eastAsia="en-GB"/>
+          <w14:ligatures w14:val="none"/>
+        </w:rPr>
+        <w:t>=</w:t>
+      </w:r>
+      <w:r>
+        <w:rPr>
+          <w:rFonts w:ascii="Menlo" w:eastAsia="Times New Roman" w:hAnsi="Menlo" w:cs="Menlo"/>
+          <w:color w:val="BBBEBF"/>
+          <w:kern w:val="0"/>
+          <w:sz w:val="18"/>
+          <w:szCs w:val="18"/>
+          <w:lang w:eastAsia="en-GB"/>
+          <w14:ligatures w14:val="none"/>
+        </w:rPr>
+        <w:t xml:space="preserve"> {</w:t>
+      </w:r>
+    </w:p>
+    <w:p>
+      <w:pPr>
+        <w:shd w:val="clear" w:color="auto" w:fill="121314"/>
+        <w:spacing w:after="0" w:line="270" w:lineRule="atLeast"/>
+        <w:rPr>
+          <w:rFonts w:ascii="Menlo" w:eastAsia="Times New Roman" w:hAnsi="Menlo" w:cs="Menlo"/>
+          <w:color w:val="BBBEBF"/>
+          <w:kern w:val="0"/>
+          <w:sz w:val="18"/>
+          <w:szCs w:val="18"/>
+          <w:lang w:eastAsia="en-GB"/>
+          <w14:ligatures w14:val="none"/>
+        </w:rPr>
+      </w:pPr>
+      <w:r>
+        <w:rPr>
+          <w:rFonts w:ascii="Menlo" w:eastAsia="Times New Roman" w:hAnsi="Menlo" w:cs="Menlo"/>
+          <w:color w:val="BBBEBF"/>
+          <w:kern w:val="0"/>
+          <w:sz w:val="18"/>
+          <w:szCs w:val="18"/>
+          <w:lang w:eastAsia="en-GB"/>
+          <w14:ligatures w14:val="none"/>
+        </w:rPr>
+        <w:t xml:space="preserve">  </w:t>
+      </w:r>
+      <w:proofErr w:type="spellStart"/>
+      <w:r>
+        <w:rPr>
+          <w:rFonts w:ascii="Menlo" w:eastAsia="Times New Roman" w:hAnsi="Menlo" w:cs="Menlo"/>
+          <w:color w:val="C9D1D9"/>
+          <w:kern w:val="0"/>
+          <w:sz w:val="18"/>
+          <w:szCs w:val="18"/>
+          <w:lang w:eastAsia="en-GB"/>
+          <w14:ligatures w14:val="none"/>
+        </w:rPr>
+        <w:t>sname</w:t>
+      </w:r>
+      <w:proofErr w:type="spellEnd"/>
+      <w:r>
+        <w:rPr>
+          <w:rFonts w:ascii="Menlo" w:eastAsia="Times New Roman" w:hAnsi="Menlo" w:cs="Menlo"/>
+          <w:color w:val="9CDCFE"/>
+          <w:kern w:val="0"/>
+          <w:sz w:val="18"/>
+          <w:szCs w:val="18"/>
+          <w:lang w:eastAsia="en-GB"/>
+          <w14:ligatures w14:val="none"/>
+        </w:rPr>
+        <w:t>:</w:t>
+      </w:r>
+      <w:r>
+        <w:rPr>
+          <w:rFonts w:ascii="Menlo" w:eastAsia="Times New Roman" w:hAnsi="Menlo" w:cs="Menlo"/>
+          <w:color w:val="C9D1D9"/>
+          <w:kern w:val="0"/>
+          <w:sz w:val="18"/>
+          <w:szCs w:val="18"/>
+          <w:lang w:eastAsia="en-GB"/>
+          <w14:ligatures w14:val="none"/>
+        </w:rPr>
+        <w:t xml:space="preserve"> </w:t>
+      </w:r>
+      <w:r>
+        <w:rPr>
+          <w:rFonts w:ascii="Menlo" w:eastAsia="Times New Roman" w:hAnsi="Menlo" w:cs="Menlo"/>
+          <w:color w:val="A5D6FF"/>
+          <w:kern w:val="0"/>
+          <w:sz w:val="18"/>
+          <w:szCs w:val="18"/>
+          <w:lang w:eastAsia="en-GB"/>
+          <w14:ligatures w14:val="none"/>
+        </w:rPr>
+        <w:t>"miller"</w:t>
+      </w:r>
+      <w:r>
+        <w:rPr>
+          <w:rFonts w:ascii="Menlo" w:eastAsia="Times New Roman" w:hAnsi="Menlo" w:cs="Menlo"/>
+          <w:color w:val="BBBEBF"/>
+          <w:kern w:val="0"/>
+          <w:sz w:val="18"/>
+          <w:szCs w:val="18"/>
+          <w:lang w:eastAsia="en-GB"/>
+          <w14:ligatures w14:val="none"/>
+        </w:rPr>
+        <w:t>,</w:t>
+      </w:r>
+    </w:p>
+    <w:p>
+      <w:pPr>
+        <w:shd w:val="clear" w:color="auto" w:fill="121314"/>
+        <w:spacing w:after="0" w:line="270" w:lineRule="atLeast"/>
+        <w:rPr>
+          <w:rFonts w:ascii="Menlo" w:eastAsia="Times New Roman" w:hAnsi="Menlo" w:cs="Menlo"/>
+          <w:color w:val="BBBEBF"/>
+          <w:kern w:val="0"/>
+          <w:sz w:val="18"/>
+          <w:szCs w:val="18"/>
+          <w:lang w:eastAsia="en-GB"/>
+          <w14:ligatures w14:val="none"/>
+        </w:rPr>
+      </w:pPr>
+      <w:r>
+        <w:rPr>
+          <w:rFonts w:ascii="Menlo" w:eastAsia="Times New Roman" w:hAnsi="Menlo" w:cs="Menlo"/>
+          <w:color w:val="BBBEBF"/>
+          <w:kern w:val="0"/>
+          <w:sz w:val="18"/>
+          <w:szCs w:val="18"/>
+          <w:lang w:eastAsia="en-GB"/>
+          <w14:ligatures w14:val="none"/>
+        </w:rPr>
+        <w:t xml:space="preserve">  </w:t>
+      </w:r>
+      <w:proofErr w:type="spellStart"/>
+      <w:r>
+        <w:rPr>
+          <w:rFonts w:ascii="Menlo" w:eastAsia="Times New Roman" w:hAnsi="Menlo" w:cs="Menlo"/>
+          <w:color w:val="C9D1D9"/>
+          <w:kern w:val="0"/>
+          <w:sz w:val="18"/>
+          <w:szCs w:val="18"/>
+          <w:lang w:eastAsia="en-GB"/>
+          <w14:ligatures w14:val="none"/>
+        </w:rPr>
+        <w:t>sid</w:t>
+      </w:r>
+      <w:proofErr w:type="spellEnd"/>
+      <w:r>
+        <w:rPr>
+          <w:rFonts w:ascii="Menlo" w:eastAsia="Times New Roman" w:hAnsi="Menlo" w:cs="Menlo"/>
+          <w:color w:val="9CDCFE"/>
+          <w:kern w:val="0"/>
+          <w:sz w:val="18"/>
+          <w:szCs w:val="18"/>
+          <w:lang w:eastAsia="en-GB"/>
+          <w14:ligatures w14:val="none"/>
+        </w:rPr>
+        <w:t>:</w:t>
+      </w:r>
+      <w:r>
+        <w:rPr>
+          <w:rFonts w:ascii="Menlo" w:eastAsia="Times New Roman" w:hAnsi="Menlo" w:cs="Menlo"/>
+          <w:color w:val="C9D1D9"/>
+          <w:kern w:val="0"/>
+          <w:sz w:val="18"/>
+          <w:szCs w:val="18"/>
+          <w:lang w:eastAsia="en-GB"/>
+          <w14:ligatures w14:val="none"/>
+        </w:rPr>
+        <w:t xml:space="preserve"> </w:t>
+      </w:r>
+      <w:r>
+        <w:rPr>
+          <w:rFonts w:ascii="Menlo" w:eastAsia="Times New Roman" w:hAnsi="Menlo" w:cs="Menlo"/>
+          <w:color w:val="B5CEA8"/>
+          <w:kern w:val="0"/>
+          <w:sz w:val="18"/>
+          <w:szCs w:val="18"/>
+          <w:lang w:eastAsia="en-GB"/>
+          <w14:ligatures w14:val="none"/>
+        </w:rPr>
+        <w:t>101</w:t>
+      </w:r>
+      <w:r>
+        <w:rPr>
+          <w:rFonts w:ascii="Menlo" w:eastAsia="Times New Roman" w:hAnsi="Menlo" w:cs="Menlo"/>
+          <w:color w:val="BBBEBF"/>
+          <w:kern w:val="0"/>
+          <w:sz w:val="18"/>
+          <w:szCs w:val="18"/>
+          <w:lang w:eastAsia="en-GB"/>
+          <w14:ligatures w14:val="none"/>
+        </w:rPr>
+        <w:t>,</w:t>
+      </w:r>
+    </w:p>
+    <w:p>
+      <w:pPr>
+        <w:shd w:val="clear" w:color="auto" w:fill="121314"/>
+        <w:spacing w:after="0" w:line="270" w:lineRule="atLeast"/>
+        <w:rPr>
+          <w:rFonts w:ascii="Menlo" w:eastAsia="Times New Roman" w:hAnsi="Menlo" w:cs="Menlo"/>
+          <w:color w:val="BBBEBF"/>
+          <w:kern w:val="0"/>
+          <w:sz w:val="18"/>
+          <w:szCs w:val="18"/>
+          <w:lang w:eastAsia="en-GB"/>
+          <w14:ligatures w14:val="none"/>
+        </w:rPr>
+      </w:pPr>
+      <w:r>
+        <w:rPr>
+          <w:rFonts w:ascii="Menlo" w:eastAsia="Times New Roman" w:hAnsi="Menlo" w:cs="Menlo"/>
+          <w:color w:val="BBBEBF"/>
+          <w:kern w:val="0"/>
+          <w:sz w:val="18"/>
+          <w:szCs w:val="18"/>
+          <w:lang w:eastAsia="en-GB"/>
+          <w14:ligatures w14:val="none"/>
+        </w:rPr>
+        <w:t xml:space="preserve">  </w:t>
+      </w:r>
+      <w:proofErr w:type="spellStart"/>
+      <w:r>
+        <w:rPr>
+          <w:rFonts w:ascii="Menlo" w:eastAsia="Times New Roman" w:hAnsi="Menlo" w:cs="Menlo"/>
+          <w:color w:val="C9D1D9"/>
+          <w:kern w:val="0"/>
+          <w:sz w:val="18"/>
+          <w:szCs w:val="18"/>
+          <w:lang w:eastAsia="en-GB"/>
+          <w14:ligatures w14:val="none"/>
+        </w:rPr>
+        <w:t>isStudying</w:t>
+      </w:r>
+      <w:proofErr w:type="spellEnd"/>
+      <w:r>
+        <w:rPr>
+          <w:rFonts w:ascii="Menlo" w:eastAsia="Times New Roman" w:hAnsi="Menlo" w:cs="Menlo"/>
+          <w:color w:val="9CDCFE"/>
+          <w:kern w:val="0"/>
+          <w:sz w:val="18"/>
+          <w:szCs w:val="18"/>
+          <w:lang w:eastAsia="en-GB"/>
+          <w14:ligatures w14:val="none"/>
+        </w:rPr>
+        <w:t>:</w:t>
+      </w:r>
+      <w:r>
+        <w:rPr>
+          <w:rFonts w:ascii="Menlo" w:eastAsia="Times New Roman" w:hAnsi="Menlo" w:cs="Menlo"/>
+          <w:color w:val="C9D1D9"/>
+          <w:kern w:val="0"/>
+          <w:sz w:val="18"/>
+          <w:szCs w:val="18"/>
+          <w:lang w:eastAsia="en-GB"/>
+          <w14:ligatures w14:val="none"/>
+        </w:rPr>
+        <w:t xml:space="preserve"> </w:t>
+      </w:r>
+      <w:r>
+        <w:rPr>
+          <w:rFonts w:ascii="Menlo" w:eastAsia="Times New Roman" w:hAnsi="Menlo" w:cs="Menlo"/>
+          <w:color w:val="569CD6"/>
+          <w:kern w:val="0"/>
+          <w:sz w:val="18"/>
+          <w:szCs w:val="18"/>
+          <w:lang w:eastAsia="en-GB"/>
+          <w14:ligatures w14:val="none"/>
+        </w:rPr>
+        <w:t>false</w:t>
+      </w:r>
+      <w:r>
+        <w:rPr>
+          <w:rFonts w:ascii="Menlo" w:eastAsia="Times New Roman" w:hAnsi="Menlo" w:cs="Menlo"/>
+          <w:color w:val="BBBEBF"/>
+          <w:kern w:val="0"/>
+          <w:sz w:val="18"/>
+          <w:szCs w:val="18"/>
+          <w:lang w:eastAsia="en-GB"/>
+          <w14:ligatures w14:val="none"/>
+        </w:rPr>
+        <w:t>,</w:t>
+      </w:r>
+    </w:p>
+    <w:p>
+      <w:pPr>
+        <w:shd w:val="clear" w:color="auto" w:fill="121314"/>
+        <w:spacing w:after="0" w:line="270" w:lineRule="atLeast"/>
+        <w:rPr>
+          <w:rFonts w:ascii="Menlo" w:eastAsia="Times New Roman" w:hAnsi="Menlo" w:cs="Menlo"/>
+          <w:color w:val="BBBEBF"/>
+          <w:kern w:val="0"/>
+          <w:sz w:val="18"/>
+          <w:szCs w:val="18"/>
+          <w:lang w:eastAsia="en-GB"/>
+          <w14:ligatures w14:val="none"/>
+        </w:rPr>
+      </w:pPr>
+      <w:r>
+        <w:rPr>
+          <w:rFonts w:ascii="Menlo" w:eastAsia="Times New Roman" w:hAnsi="Menlo" w:cs="Menlo"/>
+          <w:color w:val="BBBEBF"/>
+          <w:kern w:val="0"/>
+          <w:sz w:val="18"/>
+          <w:szCs w:val="18"/>
+          <w:lang w:eastAsia="en-GB"/>
+          <w14:ligatures w14:val="none"/>
+        </w:rPr>
+        <w:t xml:space="preserve">  </w:t>
+      </w:r>
+      <w:r>
+        <w:rPr>
+          <w:rFonts w:ascii="Menlo" w:eastAsia="Times New Roman" w:hAnsi="Menlo" w:cs="Menlo"/>
+          <w:color w:val="C9D1D9"/>
+          <w:kern w:val="0"/>
+          <w:sz w:val="18"/>
+          <w:szCs w:val="18"/>
+          <w:lang w:eastAsia="en-GB"/>
+          <w14:ligatures w14:val="none"/>
+        </w:rPr>
+        <w:t>skills</w:t>
+      </w:r>
+      <w:r>
+        <w:rPr>
+          <w:rFonts w:ascii="Menlo" w:eastAsia="Times New Roman" w:hAnsi="Menlo" w:cs="Menlo"/>
+          <w:color w:val="9CDCFE"/>
+          <w:kern w:val="0"/>
+          <w:sz w:val="18"/>
+          <w:szCs w:val="18"/>
+          <w:lang w:eastAsia="en-GB"/>
+          <w14:ligatures w14:val="none"/>
+        </w:rPr>
+        <w:t>:</w:t>
+      </w:r>
+      <w:r>
+        <w:rPr>
+          <w:rFonts w:ascii="Menlo" w:eastAsia="Times New Roman" w:hAnsi="Menlo" w:cs="Menlo"/>
+          <w:color w:val="C9D1D9"/>
+          <w:kern w:val="0"/>
+          <w:sz w:val="18"/>
+          <w:szCs w:val="18"/>
+          <w:lang w:eastAsia="en-GB"/>
+          <w14:ligatures w14:val="none"/>
+        </w:rPr>
+        <w:t xml:space="preserve"> [</w:t>
+      </w:r>
+      <w:r>
+        <w:rPr>
+          <w:rFonts w:ascii="Menlo" w:eastAsia="Times New Roman" w:hAnsi="Menlo" w:cs="Menlo"/>
+          <w:color w:val="A5D6FF"/>
+          <w:kern w:val="0"/>
+          <w:sz w:val="18"/>
+          <w:szCs w:val="18"/>
+          <w:lang w:eastAsia="en-GB"/>
+          <w14:ligatures w14:val="none"/>
+        </w:rPr>
+        <w:t>"</w:t>
+      </w:r>
+      <w:proofErr w:type="spellStart"/>
+      <w:r>
+        <w:rPr>
+          <w:rFonts w:ascii="Menlo" w:eastAsia="Times New Roman" w:hAnsi="Menlo" w:cs="Menlo"/>
+          <w:color w:val="A5D6FF"/>
+          <w:kern w:val="0"/>
+          <w:sz w:val="18"/>
+          <w:szCs w:val="18"/>
+          <w:lang w:eastAsia="en-GB"/>
+          <w14:ligatures w14:val="none"/>
+        </w:rPr>
+        <w:t>sql</w:t>
+      </w:r>
+      <w:proofErr w:type="spellEnd"/>
+      <w:r>
+        <w:rPr>
+          <w:rFonts w:ascii="Menlo" w:eastAsia="Times New Roman" w:hAnsi="Menlo" w:cs="Menlo"/>
+          <w:color w:val="A5D6FF"/>
+          <w:kern w:val="0"/>
+          <w:sz w:val="18"/>
+          <w:szCs w:val="18"/>
+          <w:lang w:eastAsia="en-GB"/>
+          <w14:ligatures w14:val="none"/>
+        </w:rPr>
+        <w:t>"</w:t>
+      </w:r>
+      <w:r>
+        <w:rPr>
+          <w:rFonts w:ascii="Menlo" w:eastAsia="Times New Roman" w:hAnsi="Menlo" w:cs="Menlo"/>
+          <w:color w:val="C9D1D9"/>
+          <w:kern w:val="0"/>
+          <w:sz w:val="18"/>
+          <w:szCs w:val="18"/>
+          <w:lang w:eastAsia="en-GB"/>
+          <w14:ligatures w14:val="none"/>
+        </w:rPr>
+        <w:t xml:space="preserve">, </w:t>
+      </w:r>
+      <w:r>
+        <w:rPr>
+          <w:rFonts w:ascii="Menlo" w:eastAsia="Times New Roman" w:hAnsi="Menlo" w:cs="Menlo"/>
+          <w:color w:val="A5D6FF"/>
+          <w:kern w:val="0"/>
+          <w:sz w:val="18"/>
+          <w:szCs w:val="18"/>
+          <w:lang w:eastAsia="en-GB"/>
+          <w14:ligatures w14:val="none"/>
+        </w:rPr>
+        <w:t>"java"</w:t>
+      </w:r>
+      <w:r>
+        <w:rPr>
+          <w:rFonts w:ascii="Menlo" w:eastAsia="Times New Roman" w:hAnsi="Menlo" w:cs="Menlo"/>
+          <w:color w:val="C9D1D9"/>
+          <w:kern w:val="0"/>
+          <w:sz w:val="18"/>
+          <w:szCs w:val="18"/>
+          <w:lang w:eastAsia="en-GB"/>
+          <w14:ligatures w14:val="none"/>
+        </w:rPr>
+        <w:t xml:space="preserve">, </w:t>
+      </w:r>
+      <w:r>
+        <w:rPr>
+          <w:rFonts w:ascii="Menlo" w:eastAsia="Times New Roman" w:hAnsi="Menlo" w:cs="Menlo"/>
+          <w:color w:val="A5D6FF"/>
+          <w:kern w:val="0"/>
+          <w:sz w:val="18"/>
+          <w:szCs w:val="18"/>
+          <w:lang w:eastAsia="en-GB"/>
+          <w14:ligatures w14:val="none"/>
+        </w:rPr>
+        <w:t>"python"</w:t>
+      </w:r>
+      <w:r>
+        <w:rPr>
+          <w:rFonts w:ascii="Menlo" w:eastAsia="Times New Roman" w:hAnsi="Menlo" w:cs="Menlo"/>
+          <w:color w:val="C9D1D9"/>
+          <w:kern w:val="0"/>
+          <w:sz w:val="18"/>
+          <w:szCs w:val="18"/>
+          <w:lang w:eastAsia="en-GB"/>
+          <w14:ligatures w14:val="none"/>
+        </w:rPr>
+        <w:t xml:space="preserve">, </w:t>
+      </w:r>
+      <w:r>
+        <w:rPr>
+          <w:rFonts w:ascii="Menlo" w:eastAsia="Times New Roman" w:hAnsi="Menlo" w:cs="Menlo"/>
+          <w:color w:val="A5D6FF"/>
+          <w:kern w:val="0"/>
+          <w:sz w:val="18"/>
+          <w:szCs w:val="18"/>
+          <w:lang w:eastAsia="en-GB"/>
+          <w14:ligatures w14:val="none"/>
+        </w:rPr>
+        <w:t>"</w:t>
+      </w:r>
+      <w:proofErr w:type="spellStart"/>
+      <w:r>
+        <w:rPr>
+          <w:rFonts w:ascii="Menlo" w:eastAsia="Times New Roman" w:hAnsi="Menlo" w:cs="Menlo"/>
+          <w:color w:val="A5D6FF"/>
+          <w:kern w:val="0"/>
+          <w:sz w:val="18"/>
+          <w:szCs w:val="18"/>
+          <w:lang w:eastAsia="en-GB"/>
+          <w14:ligatures w14:val="none"/>
+        </w:rPr>
+        <w:t>webtech</w:t>
+      </w:r>
+      <w:proofErr w:type="spellEnd"/>
+      <w:r>
+        <w:rPr>
+          <w:rFonts w:ascii="Menlo" w:eastAsia="Times New Roman" w:hAnsi="Menlo" w:cs="Menlo"/>
+          <w:color w:val="A5D6FF"/>
+          <w:kern w:val="0"/>
+          <w:sz w:val="18"/>
+          <w:szCs w:val="18"/>
+          <w:lang w:eastAsia="en-GB"/>
+          <w14:ligatures w14:val="none"/>
+        </w:rPr>
+        <w:t>"</w:t>
+      </w:r>
+      <w:r>
+        <w:rPr>
+          <w:rFonts w:ascii="Menlo" w:eastAsia="Times New Roman" w:hAnsi="Menlo" w:cs="Menlo"/>
+          <w:color w:val="C9D1D9"/>
+          <w:kern w:val="0"/>
+          <w:sz w:val="18"/>
+          <w:szCs w:val="18"/>
+          <w:lang w:eastAsia="en-GB"/>
+          <w14:ligatures w14:val="none"/>
+        </w:rPr>
+        <w:t>]</w:t>
+      </w:r>
+      <w:r>
+        <w:rPr>
+          <w:rFonts w:ascii="Menlo" w:eastAsia="Times New Roman" w:hAnsi="Menlo" w:cs="Menlo"/>
+          <w:color w:val="BBBEBF"/>
+          <w:kern w:val="0"/>
+          <w:sz w:val="18"/>
+          <w:szCs w:val="18"/>
+          <w:lang w:eastAsia="en-GB"/>
+          <w14:ligatures w14:val="none"/>
+        </w:rPr>
+        <w:t>,</w:t>
+      </w:r>
+    </w:p>
+    <w:p>
+      <w:pPr>
+        <w:shd w:val="clear" w:color="auto" w:fill="121314"/>
+        <w:spacing w:after="0" w:line="270" w:lineRule="atLeast"/>
+        <w:rPr>
+          <w:rFonts w:ascii="Menlo" w:eastAsia="Times New Roman" w:hAnsi="Menlo" w:cs="Menlo"/>
+          <w:color w:val="BBBEBF"/>
+          <w:kern w:val="0"/>
+          <w:sz w:val="18"/>
+          <w:szCs w:val="18"/>
+          <w:lang w:eastAsia="en-GB"/>
+          <w14:ligatures w14:val="none"/>
+        </w:rPr>
+      </w:pPr>
+      <w:r>
+        <w:rPr>
+          <w:rFonts w:ascii="Menlo" w:eastAsia="Times New Roman" w:hAnsi="Menlo" w:cs="Menlo"/>
+          <w:color w:val="BBBEBF"/>
+          <w:kern w:val="0"/>
+          <w:sz w:val="18"/>
+          <w:szCs w:val="18"/>
+          <w:lang w:eastAsia="en-GB"/>
+          <w14:ligatures w14:val="none"/>
+        </w:rPr>
+        <w:t xml:space="preserve">  </w:t>
+      </w:r>
+      <w:r>
+        <w:rPr>
+          <w:rFonts w:ascii="Menlo" w:eastAsia="Times New Roman" w:hAnsi="Menlo" w:cs="Menlo"/>
+          <w:color w:val="C9D1D9"/>
+          <w:kern w:val="0"/>
+          <w:sz w:val="18"/>
+          <w:szCs w:val="18"/>
+          <w:lang w:eastAsia="en-GB"/>
+          <w14:ligatures w14:val="none"/>
+        </w:rPr>
+        <w:t>address</w:t>
+      </w:r>
+      <w:r>
+        <w:rPr>
+          <w:rFonts w:ascii="Menlo" w:eastAsia="Times New Roman" w:hAnsi="Menlo" w:cs="Menlo"/>
+          <w:color w:val="9CDCFE"/>
+          <w:kern w:val="0"/>
+          <w:sz w:val="18"/>
+          <w:szCs w:val="18"/>
+          <w:lang w:eastAsia="en-GB"/>
+          <w14:ligatures w14:val="none"/>
+        </w:rPr>
+        <w:t>:</w:t>
+      </w:r>
+      <w:r>
+        <w:rPr>
+          <w:rFonts w:ascii="Menlo" w:eastAsia="Times New Roman" w:hAnsi="Menlo" w:cs="Menlo"/>
+          <w:color w:val="C9D1D9"/>
+          <w:kern w:val="0"/>
+          <w:sz w:val="18"/>
+          <w:szCs w:val="18"/>
+          <w:lang w:eastAsia="en-GB"/>
+          <w14:ligatures w14:val="none"/>
+        </w:rPr>
+        <w:t xml:space="preserve"> {</w:t>
+      </w:r>
+    </w:p>
+    <w:p>
+      <w:pPr>
+        <w:shd w:val="clear" w:color="auto" w:fill="121314"/>
+        <w:spacing w:after="0" w:line="270" w:lineRule="atLeast"/>
+        <w:rPr>
+          <w:rFonts w:ascii="Menlo" w:eastAsia="Times New Roman" w:hAnsi="Menlo" w:cs="Menlo"/>
+          <w:color w:val="BBBEBF"/>
+          <w:kern w:val="0"/>
+          <w:sz w:val="18"/>
+          <w:szCs w:val="18"/>
+          <w:lang w:eastAsia="en-GB"/>
+          <w14:ligatures w14:val="none"/>
+        </w:rPr>
+      </w:pPr>
+      <w:r>
+        <w:rPr>
+          <w:rFonts w:ascii="Menlo" w:eastAsia="Times New Roman" w:hAnsi="Menlo" w:cs="Menlo"/>
+          <w:color w:val="C9D1D9"/>
+          <w:kern w:val="0"/>
+          <w:sz w:val="18"/>
+          <w:szCs w:val="18"/>
+          <w:lang w:eastAsia="en-GB"/>
+          <w14:ligatures w14:val="none"/>
+        </w:rPr>
+        <w:t xml:space="preserve">    city</w:t>
+      </w:r>
+      <w:r>
+        <w:rPr>
+          <w:rFonts w:ascii="Menlo" w:eastAsia="Times New Roman" w:hAnsi="Menlo" w:cs="Menlo"/>
+          <w:color w:val="9CDCFE"/>
+          <w:kern w:val="0"/>
+          <w:sz w:val="18"/>
+          <w:szCs w:val="18"/>
+          <w:lang w:eastAsia="en-GB"/>
+          <w14:ligatures w14:val="none"/>
+        </w:rPr>
+        <w:t>:</w:t>
+      </w:r>
+      <w:r>
+        <w:rPr>
+          <w:rFonts w:ascii="Menlo" w:eastAsia="Times New Roman" w:hAnsi="Menlo" w:cs="Menlo"/>
+          <w:color w:val="C9D1D9"/>
+          <w:kern w:val="0"/>
+          <w:sz w:val="18"/>
+          <w:szCs w:val="18"/>
+          <w:lang w:eastAsia="en-GB"/>
+          <w14:ligatures w14:val="none"/>
+        </w:rPr>
+        <w:t xml:space="preserve"> </w:t>
+      </w:r>
+      <w:r>
+        <w:rPr>
+          <w:rFonts w:ascii="Menlo" w:eastAsia="Times New Roman" w:hAnsi="Menlo" w:cs="Menlo"/>
+          <w:color w:val="A5D6FF"/>
+          <w:kern w:val="0"/>
+          <w:sz w:val="18"/>
+          <w:szCs w:val="18"/>
+          <w:lang w:eastAsia="en-GB"/>
+          <w14:ligatures w14:val="none"/>
+        </w:rPr>
+        <w:t>"</w:t>
+      </w:r>
+      <w:proofErr w:type="spellStart"/>
+      <w:r>
+        <w:rPr>
+          <w:rFonts w:ascii="Menlo" w:eastAsia="Times New Roman" w:hAnsi="Menlo" w:cs="Menlo"/>
+          <w:color w:val="A5D6FF"/>
+          <w:kern w:val="0"/>
+          <w:sz w:val="18"/>
+          <w:szCs w:val="18"/>
+          <w:lang w:eastAsia="en-GB"/>
+          <w14:ligatures w14:val="none"/>
+        </w:rPr>
+        <w:t>chennai</w:t>
+      </w:r>
+      <w:proofErr w:type="spellEnd"/>
+      <w:r>
+        <w:rPr>
+          <w:rFonts w:ascii="Menlo" w:eastAsia="Times New Roman" w:hAnsi="Menlo" w:cs="Menlo"/>
+          <w:color w:val="A5D6FF"/>
+          <w:kern w:val="0"/>
+          <w:sz w:val="18"/>
+          <w:szCs w:val="18"/>
+          <w:lang w:eastAsia="en-GB"/>
+          <w14:ligatures w14:val="none"/>
+        </w:rPr>
+        <w:t>"</w:t>
+      </w:r>
+      <w:r>
+        <w:rPr>
+          <w:rFonts w:ascii="Menlo" w:eastAsia="Times New Roman" w:hAnsi="Menlo" w:cs="Menlo"/>
+          <w:color w:val="C9D1D9"/>
+          <w:kern w:val="0"/>
+          <w:sz w:val="18"/>
+          <w:szCs w:val="18"/>
+          <w:lang w:eastAsia="en-GB"/>
+          <w14:ligatures w14:val="none"/>
+        </w:rPr>
+        <w:t>,</w:t>
+      </w:r>
+    </w:p>
+    <w:p>
+      <w:pPr>
+        <w:shd w:val="clear" w:color="auto" w:fill="121314"/>
+        <w:spacing w:after="0" w:line="270" w:lineRule="atLeast"/>
+        <w:rPr>
+          <w:rFonts w:ascii="Menlo" w:eastAsia="Times New Roman" w:hAnsi="Menlo" w:cs="Menlo"/>
+          <w:color w:val="BBBEBF"/>
+          <w:kern w:val="0"/>
+          <w:sz w:val="18"/>
+          <w:szCs w:val="18"/>
+          <w:lang w:eastAsia="en-GB"/>
+          <w14:ligatures w14:val="none"/>
+        </w:rPr>
+      </w:pPr>
+      <w:r>
+        <w:rPr>
+          <w:rFonts w:ascii="Menlo" w:eastAsia="Times New Roman" w:hAnsi="Menlo" w:cs="Menlo"/>
+          <w:color w:val="C9D1D9"/>
+          <w:kern w:val="0"/>
+          <w:sz w:val="18"/>
+          <w:szCs w:val="18"/>
+          <w:lang w:eastAsia="en-GB"/>
+          <w14:ligatures w14:val="none"/>
+        </w:rPr>
+        <w:t xml:space="preserve">    pin</w:t>
+      </w:r>
+      <w:r>
+        <w:rPr>
+          <w:rFonts w:ascii="Menlo" w:eastAsia="Times New Roman" w:hAnsi="Menlo" w:cs="Menlo"/>
+          <w:color w:val="9CDCFE"/>
+          <w:kern w:val="0"/>
+          <w:sz w:val="18"/>
+          <w:szCs w:val="18"/>
+          <w:lang w:eastAsia="en-GB"/>
+          <w14:ligatures w14:val="none"/>
+        </w:rPr>
+        <w:t>:</w:t>
+      </w:r>
+      <w:r>
+        <w:rPr>
+          <w:rFonts w:ascii="Menlo" w:eastAsia="Times New Roman" w:hAnsi="Menlo" w:cs="Menlo"/>
+          <w:color w:val="C9D1D9"/>
+          <w:kern w:val="0"/>
+          <w:sz w:val="18"/>
+          <w:szCs w:val="18"/>
+          <w:lang w:eastAsia="en-GB"/>
+          <w14:ligatures w14:val="none"/>
+        </w:rPr>
+        <w:t xml:space="preserve"> </w:t>
+      </w:r>
+      <w:r>
+        <w:rPr>
+          <w:rFonts w:ascii="Menlo" w:eastAsia="Times New Roman" w:hAnsi="Menlo" w:cs="Menlo"/>
+          <w:color w:val="B5CEA8"/>
+          <w:kern w:val="0"/>
+          <w:sz w:val="18"/>
+          <w:szCs w:val="18"/>
+          <w:lang w:eastAsia="en-GB"/>
+          <w14:ligatures w14:val="none"/>
+        </w:rPr>
+        <w:t>600116</w:t>
+      </w:r>
+      <w:r>
+        <w:rPr>
+          <w:rFonts w:ascii="Menlo" w:eastAsia="Times New Roman" w:hAnsi="Menlo" w:cs="Menlo"/>
+          <w:color w:val="C9D1D9"/>
+          <w:kern w:val="0"/>
+          <w:sz w:val="18"/>
+          <w:szCs w:val="18"/>
+          <w:lang w:eastAsia="en-GB"/>
+          <w14:ligatures w14:val="none"/>
+        </w:rPr>
+        <w:t>,</w:t>
+      </w:r>
+    </w:p>
+    <w:p>
+      <w:pPr>
+        <w:shd w:val="clear" w:color="auto" w:fill="121314"/>
+        <w:spacing w:after="0" w:line="270" w:lineRule="atLeast"/>
+        <w:rPr>
+          <w:rFonts w:ascii="Menlo" w:eastAsia="Times New Roman" w:hAnsi="Menlo" w:cs="Menlo"/>
+          <w:color w:val="BBBEBF"/>
+          <w:kern w:val="0"/>
+          <w:sz w:val="18"/>
+          <w:szCs w:val="18"/>
+          <w:lang w:eastAsia="en-GB"/>
+          <w14:ligatures w14:val="none"/>
+        </w:rPr>
+      </w:pPr>
+      <w:r>
+        <w:rPr>
+          <w:rFonts w:ascii="Menlo" w:eastAsia="Times New Roman" w:hAnsi="Menlo" w:cs="Menlo"/>
+          <w:color w:val="C9D1D9"/>
+          <w:kern w:val="0"/>
+          <w:sz w:val="18"/>
+          <w:szCs w:val="18"/>
+          <w:lang w:eastAsia="en-GB"/>
+          <w14:ligatures w14:val="none"/>
+        </w:rPr>
+        <w:t xml:space="preserve">  }</w:t>
+      </w:r>
+      <w:r>
+        <w:rPr>
+          <w:rFonts w:ascii="Menlo" w:eastAsia="Times New Roman" w:hAnsi="Menlo" w:cs="Menlo"/>
+          <w:color w:val="BBBEBF"/>
+          <w:kern w:val="0"/>
+          <w:sz w:val="18"/>
+          <w:szCs w:val="18"/>
+          <w:lang w:eastAsia="en-GB"/>
+          <w14:ligatures w14:val="none"/>
+        </w:rPr>
+        <w:t>,</w:t>
+      </w:r>
+    </w:p>
+    <w:p>
+      <w:pPr>
+        <w:shd w:val="clear" w:color="auto" w:fill="121314"/>
+        <w:spacing w:after="0" w:line="270" w:lineRule="atLeast"/>
+        <w:rPr>
+          <w:rFonts w:ascii="Menlo" w:eastAsia="Times New Roman" w:hAnsi="Menlo" w:cs="Menlo"/>
+          <w:color w:val="BBBEBF"/>
+          <w:kern w:val="0"/>
+          <w:sz w:val="18"/>
+          <w:szCs w:val="18"/>
+          <w:lang w:eastAsia="en-GB"/>
+          <w14:ligatures w14:val="none"/>
+        </w:rPr>
+      </w:pPr>
+      <w:r>
+        <w:rPr>
+          <w:rFonts w:ascii="Menlo" w:eastAsia="Times New Roman" w:hAnsi="Menlo" w:cs="Menlo"/>
+          <w:color w:val="BBBEBF"/>
+          <w:kern w:val="0"/>
+          <w:sz w:val="18"/>
+          <w:szCs w:val="18"/>
+          <w:lang w:eastAsia="en-GB"/>
+          <w14:ligatures w14:val="none"/>
+        </w:rPr>
+        <w:t xml:space="preserve">  </w:t>
+      </w:r>
+      <w:r>
+        <w:rPr>
+          <w:rFonts w:ascii="Menlo" w:eastAsia="Times New Roman" w:hAnsi="Menlo" w:cs="Menlo"/>
+          <w:color w:val="D2A8FF"/>
+          <w:kern w:val="0"/>
+          <w:sz w:val="18"/>
+          <w:szCs w:val="18"/>
+          <w:lang w:eastAsia="en-GB"/>
+          <w14:ligatures w14:val="none"/>
+        </w:rPr>
+        <w:t>work</w:t>
+      </w:r>
+      <w:r>
+        <w:rPr>
+          <w:rFonts w:ascii="Menlo" w:eastAsia="Times New Roman" w:hAnsi="Menlo" w:cs="Menlo"/>
+          <w:color w:val="9CDCFE"/>
+          <w:kern w:val="0"/>
+          <w:sz w:val="18"/>
+          <w:szCs w:val="18"/>
+          <w:lang w:eastAsia="en-GB"/>
+          <w14:ligatures w14:val="none"/>
+        </w:rPr>
+        <w:t>:</w:t>
+      </w:r>
+      <w:r>
+        <w:rPr>
+          <w:rFonts w:ascii="Menlo" w:eastAsia="Times New Roman" w:hAnsi="Menlo" w:cs="Menlo"/>
+          <w:color w:val="C9D1D9"/>
+          <w:kern w:val="0"/>
+          <w:sz w:val="18"/>
+          <w:szCs w:val="18"/>
+          <w:lang w:eastAsia="en-GB"/>
+          <w14:ligatures w14:val="none"/>
+        </w:rPr>
+        <w:t xml:space="preserve"> </w:t>
+      </w:r>
+      <w:r>
+        <w:rPr>
+          <w:rFonts w:ascii="Menlo" w:eastAsia="Times New Roman" w:hAnsi="Menlo" w:cs="Menlo"/>
+          <w:color w:val="FF7B72"/>
+          <w:kern w:val="0"/>
+          <w:sz w:val="18"/>
+          <w:szCs w:val="18"/>
+          <w:lang w:eastAsia="en-GB"/>
+          <w14:ligatures w14:val="none"/>
+        </w:rPr>
+        <w:t>function</w:t>
+      </w:r>
+      <w:r>
+        <w:rPr>
+          <w:rFonts w:ascii="Menlo" w:eastAsia="Times New Roman" w:hAnsi="Menlo" w:cs="Menlo"/>
+          <w:color w:val="C9D1D9"/>
+          <w:kern w:val="0"/>
+          <w:sz w:val="18"/>
+          <w:szCs w:val="18"/>
+          <w:lang w:eastAsia="en-GB"/>
+          <w14:ligatures w14:val="none"/>
+        </w:rPr>
+        <w:t xml:space="preserve"> () {</w:t>
+      </w:r>
+    </w:p>
+    <w:p>
+      <w:pPr>
+        <w:shd w:val="clear" w:color="auto" w:fill="121314"/>
+        <w:spacing w:after="0" w:line="270" w:lineRule="atLeast"/>
+        <w:rPr>
+          <w:rFonts w:ascii="Menlo" w:eastAsia="Times New Roman" w:hAnsi="Menlo" w:cs="Menlo"/>
+          <w:color w:val="BBBEBF"/>
+          <w:kern w:val="0"/>
+          <w:sz w:val="18"/>
+          <w:szCs w:val="18"/>
+          <w:lang w:eastAsia="en-GB"/>
+          <w14:ligatures w14:val="none"/>
+        </w:rPr>
+      </w:pPr>
+      <w:r>
+        <w:rPr>
+          <w:rFonts w:ascii="Menlo" w:eastAsia="Times New Roman" w:hAnsi="Menlo" w:cs="Menlo"/>
+          <w:color w:val="C9D1D9"/>
+          <w:kern w:val="0"/>
+          <w:sz w:val="18"/>
+          <w:szCs w:val="18"/>
+          <w:lang w:eastAsia="en-GB"/>
+          <w14:ligatures w14:val="none"/>
+        </w:rPr>
+        <w:t xml:space="preserve">    </w:t>
+      </w:r>
+      <w:r>
+        <w:rPr>
+          <w:rFonts w:ascii="Menlo" w:eastAsia="Times New Roman" w:hAnsi="Menlo" w:cs="Menlo"/>
+          <w:color w:val="79C0FF"/>
+          <w:kern w:val="0"/>
+          <w:sz w:val="18"/>
+          <w:szCs w:val="18"/>
+          <w:lang w:eastAsia="en-GB"/>
+          <w14:ligatures w14:val="none"/>
+        </w:rPr>
+        <w:t>console</w:t>
+      </w:r>
+      <w:r>
+        <w:rPr>
+          <w:rFonts w:ascii="Menlo" w:eastAsia="Times New Roman" w:hAnsi="Menlo" w:cs="Menlo"/>
+          <w:color w:val="C9D1D9"/>
+          <w:kern w:val="0"/>
+          <w:sz w:val="18"/>
+          <w:szCs w:val="18"/>
+          <w:lang w:eastAsia="en-GB"/>
+          <w14:ligatures w14:val="none"/>
+        </w:rPr>
+        <w:t>.</w:t>
+      </w:r>
+      <w:r>
+        <w:rPr>
+          <w:rFonts w:ascii="Menlo" w:eastAsia="Times New Roman" w:hAnsi="Menlo" w:cs="Menlo"/>
+          <w:color w:val="D2A8FF"/>
+          <w:kern w:val="0"/>
+          <w:sz w:val="18"/>
+          <w:szCs w:val="18"/>
+          <w:lang w:eastAsia="en-GB"/>
+          <w14:ligatures w14:val="none"/>
+        </w:rPr>
+        <w:t>log</w:t>
+      </w:r>
+      <w:r>
+        <w:rPr>
+          <w:rFonts w:ascii="Menlo" w:eastAsia="Times New Roman" w:hAnsi="Menlo" w:cs="Menlo"/>
+          <w:color w:val="C9D1D9"/>
+          <w:kern w:val="0"/>
+          <w:sz w:val="18"/>
+          <w:szCs w:val="18"/>
+          <w:lang w:eastAsia="en-GB"/>
+          <w14:ligatures w14:val="none"/>
+        </w:rPr>
+        <w:t>(</w:t>
+      </w:r>
+      <w:r>
+        <w:rPr>
+          <w:rFonts w:ascii="Menlo" w:eastAsia="Times New Roman" w:hAnsi="Menlo" w:cs="Menlo"/>
+          <w:color w:val="A5D6FF"/>
+          <w:kern w:val="0"/>
+          <w:sz w:val="18"/>
+          <w:szCs w:val="18"/>
+          <w:lang w:eastAsia="en-GB"/>
+          <w14:ligatures w14:val="none"/>
+        </w:rPr>
+        <w:t>"love to sleep"</w:t>
+      </w:r>
+      <w:r>
+        <w:rPr>
+          <w:rFonts w:ascii="Menlo" w:eastAsia="Times New Roman" w:hAnsi="Menlo" w:cs="Menlo"/>
+          <w:color w:val="C9D1D9"/>
+          <w:kern w:val="0"/>
+          <w:sz w:val="18"/>
+          <w:szCs w:val="18"/>
+          <w:lang w:eastAsia="en-GB"/>
+          <w14:ligatures w14:val="none"/>
+        </w:rPr>
+        <w:t>);</w:t>
+      </w:r>
+    </w:p>
+    <w:p>
+      <w:pPr>
+        <w:shd w:val="clear" w:color="auto" w:fill="121314"/>
+        <w:spacing w:after="0" w:line="270" w:lineRule="atLeast"/>
+        <w:rPr>
+          <w:rFonts w:ascii="Menlo" w:eastAsia="Times New Roman" w:hAnsi="Menlo" w:cs="Menlo"/>
+          <w:color w:val="BBBEBF"/>
+          <w:kern w:val="0"/>
+          <w:sz w:val="18"/>
+          <w:szCs w:val="18"/>
+          <w:lang w:eastAsia="en-GB"/>
+          <w14:ligatures w14:val="none"/>
+        </w:rPr>
+      </w:pPr>
+      <w:r>
+        <w:rPr>
+          <w:rFonts w:ascii="Menlo" w:eastAsia="Times New Roman" w:hAnsi="Menlo" w:cs="Menlo"/>
+          <w:color w:val="C9D1D9"/>
+          <w:kern w:val="0"/>
+          <w:sz w:val="18"/>
+          <w:szCs w:val="18"/>
+          <w:lang w:eastAsia="en-GB"/>
+          <w14:ligatures w14:val="none"/>
+        </w:rPr>
+        <w:t xml:space="preserve">  }</w:t>
+      </w:r>
+      <w:r>
+        <w:rPr>
+          <w:rFonts w:ascii="Menlo" w:eastAsia="Times New Roman" w:hAnsi="Menlo" w:cs="Menlo"/>
+          <w:color w:val="BBBEBF"/>
+          <w:kern w:val="0"/>
+          <w:sz w:val="18"/>
+          <w:szCs w:val="18"/>
+          <w:lang w:eastAsia="en-GB"/>
+          <w14:ligatures w14:val="none"/>
+        </w:rPr>
+        <w:t>,</w:t>
+      </w:r>
+    </w:p>
+    <w:p>
+      <w:pPr>
+        <w:shd w:val="clear" w:color="auto" w:fill="121314"/>
+        <w:spacing w:after="0" w:line="270" w:lineRule="atLeast"/>
+        <w:rPr>
+          <w:rFonts w:ascii="Menlo" w:eastAsia="Times New Roman" w:hAnsi="Menlo" w:cs="Menlo"/>
+          <w:color w:val="BBBEBF"/>
+          <w:kern w:val="0"/>
+          <w:sz w:val="18"/>
+          <w:szCs w:val="18"/>
+          <w:lang w:eastAsia="en-GB"/>
+          <w14:ligatures w14:val="none"/>
+        </w:rPr>
+      </w:pPr>
+      <w:r>
+        <w:rPr>
+          <w:rFonts w:ascii="Menlo" w:eastAsia="Times New Roman" w:hAnsi="Menlo" w:cs="Menlo"/>
+          <w:color w:val="BBBEBF"/>
+          <w:kern w:val="0"/>
+          <w:sz w:val="18"/>
+          <w:szCs w:val="18"/>
+          <w:lang w:eastAsia="en-GB"/>
+          <w14:ligatures w14:val="none"/>
+        </w:rPr>
+        <w:lastRenderedPageBreak/>
+        <w:t>};</w:t>
+      </w:r>
+    </w:p>
+    <w:p>
+      <w:pPr>
+        <w:shd w:val="clear" w:color="auto" w:fill="121314"/>
+        <w:spacing w:after="0" w:line="270" w:lineRule="atLeast"/>
+        <w:rPr>
+          <w:rFonts w:ascii="Menlo" w:eastAsia="Times New Roman" w:hAnsi="Menlo" w:cs="Menlo"/>
+          <w:color w:val="BBBEBF"/>
+          <w:kern w:val="0"/>
+          <w:sz w:val="18"/>
+          <w:szCs w:val="18"/>
+          <w:lang w:eastAsia="en-GB"/>
+          <w14:ligatures w14:val="none"/>
+        </w:rPr>
+      </w:pPr>
+    </w:p>
+    <w:p>
+      <w:pPr>
+        <w:shd w:val="clear" w:color="auto" w:fill="121314"/>
+        <w:spacing w:after="0" w:line="270" w:lineRule="atLeast"/>
+        <w:rPr>
+          <w:rFonts w:ascii="Menlo" w:eastAsia="Times New Roman" w:hAnsi="Menlo" w:cs="Menlo"/>
+          <w:color w:val="BBBEBF"/>
+          <w:kern w:val="0"/>
+          <w:sz w:val="18"/>
+          <w:szCs w:val="18"/>
+          <w:lang w:eastAsia="en-GB"/>
+          <w14:ligatures w14:val="none"/>
+        </w:rPr>
+      </w:pPr>
+      <w:r>
+        <w:rPr>
+          <w:rFonts w:ascii="Menlo" w:eastAsia="Times New Roman" w:hAnsi="Menlo" w:cs="Menlo"/>
+          <w:color w:val="BBBEBF"/>
+          <w:kern w:val="0"/>
+          <w:sz w:val="18"/>
+          <w:szCs w:val="18"/>
+          <w:lang w:eastAsia="en-GB"/>
+          <w14:ligatures w14:val="none"/>
+        </w:rPr>
+        <w:t xml:space="preserve"> </w:t>
+      </w:r>
+      <w:r>
+        <w:rPr>
+          <w:rFonts w:ascii="Menlo" w:eastAsia="Times New Roman" w:hAnsi="Menlo" w:cs="Menlo"/>
+          <w:color w:val="79C0FF"/>
+          <w:kern w:val="0"/>
+          <w:sz w:val="18"/>
+          <w:szCs w:val="18"/>
+          <w:lang w:eastAsia="en-GB"/>
+          <w14:ligatures w14:val="none"/>
+        </w:rPr>
+        <w:t>console</w:t>
+      </w:r>
+      <w:r>
+        <w:rPr>
+          <w:rFonts w:ascii="Menlo" w:eastAsia="Times New Roman" w:hAnsi="Menlo" w:cs="Menlo"/>
+          <w:color w:val="BBBEBF"/>
+          <w:kern w:val="0"/>
+          <w:sz w:val="18"/>
+          <w:szCs w:val="18"/>
+          <w:lang w:eastAsia="en-GB"/>
+          <w14:ligatures w14:val="none"/>
+        </w:rPr>
+        <w:t>.</w:t>
+      </w:r>
+      <w:r>
+        <w:rPr>
+          <w:rFonts w:ascii="Menlo" w:eastAsia="Times New Roman" w:hAnsi="Menlo" w:cs="Menlo"/>
+          <w:color w:val="D2A8FF"/>
+          <w:kern w:val="0"/>
+          <w:sz w:val="18"/>
+          <w:szCs w:val="18"/>
+          <w:lang w:eastAsia="en-GB"/>
+          <w14:ligatures w14:val="none"/>
+        </w:rPr>
+        <w:t>log</w:t>
+      </w:r>
+      <w:r>
+        <w:rPr>
+          <w:rFonts w:ascii="Menlo" w:eastAsia="Times New Roman" w:hAnsi="Menlo" w:cs="Menlo"/>
+          <w:color w:val="BBBEBF"/>
+          <w:kern w:val="0"/>
+          <w:sz w:val="18"/>
+          <w:szCs w:val="18"/>
+          <w:lang w:eastAsia="en-GB"/>
+          <w14:ligatures w14:val="none"/>
+        </w:rPr>
+        <w:t>(</w:t>
+      </w:r>
+      <w:r>
+        <w:rPr>
+          <w:rFonts w:ascii="Menlo" w:eastAsia="Times New Roman" w:hAnsi="Menlo" w:cs="Menlo"/>
+          <w:color w:val="C9D1D9"/>
+          <w:kern w:val="0"/>
+          <w:sz w:val="18"/>
+          <w:szCs w:val="18"/>
+          <w:lang w:eastAsia="en-GB"/>
+          <w14:ligatures w14:val="none"/>
+        </w:rPr>
+        <w:t>student</w:t>
+      </w:r>
+      <w:r>
+        <w:rPr>
+          <w:rFonts w:ascii="Menlo" w:eastAsia="Times New Roman" w:hAnsi="Menlo" w:cs="Menlo"/>
+          <w:color w:val="BBBEBF"/>
+          <w:kern w:val="0"/>
+          <w:sz w:val="18"/>
+          <w:szCs w:val="18"/>
+          <w:lang w:eastAsia="en-GB"/>
+          <w14:ligatures w14:val="none"/>
+        </w:rPr>
+        <w:t>);</w:t>
+      </w:r>
+    </w:p>
+    <w:p>
+      <w:pPr>
+        <w:rPr>
+          <w:rFonts w:ascii="Segoe UI Symbol" w:hAnsi="Segoe UI Symbol" w:cs="Segoe UI Symbol"/>
+        </w:rPr>
+      </w:pPr>
+    </w:p>
+    <w:bookmarkEnd w:id="8"/>
+    <w:p>
+      <w:pPr>
+        <w:rPr>
+          <w:rFonts w:ascii="Segoe UI Symbol" w:hAnsi="Segoe UI Symbol" w:cs="Segoe UI Symbol"/>
+          <w:b/>
+          <w:bCs/>
+          <w:u w:val="single"/>
+        </w:rPr>
+      </w:pPr>
+      <w:r>
+        <w:rPr>
+          <w:rFonts w:ascii="Segoe UI Symbol" w:hAnsi="Segoe UI Symbol" w:cs="Segoe UI Symbol"/>
+          <w:b/>
+          <w:bCs/>
+          <w:u w:val="single"/>
+        </w:rPr>
+        <w:t>how to Access property :</w:t>
+      </w:r>
+    </w:p>
+    <w:p>
+      <w:pPr>
+        <w:rPr>
+          <w:rFonts w:ascii="Segoe UI Symbol" w:hAnsi="Segoe UI Symbol" w:cs="Segoe UI Symbol"/>
+          <w:b/>
+          <w:bCs/>
+          <w:u w:val="single"/>
+        </w:rPr>
+      </w:pPr>
+      <w:r>
+        <w:rPr>
+          <w:rFonts w:ascii="Segoe UI Symbol" w:hAnsi="Segoe UI Symbol" w:cs="Segoe UI Symbol"/>
+          <w:b/>
+          <w:bCs/>
+          <w:u w:val="single"/>
+        </w:rPr>
+        <w:t>syntax:</w:t>
+      </w:r>
+    </w:p>
+    <w:p>
+      <w:pPr>
+        <w:rPr>
+          <w:rFonts w:ascii="Segoe UI Symbol" w:hAnsi="Segoe UI Symbol" w:cs="Segoe UI Symbol"/>
+        </w:rPr>
+      </w:pPr>
+      <w:proofErr w:type="spellStart"/>
+      <w:r>
+        <w:rPr>
+          <w:rFonts w:ascii="Segoe UI Symbol" w:hAnsi="Segoe UI Symbol" w:cs="Segoe UI Symbol"/>
+        </w:rPr>
+        <w:t>Objectname.value</w:t>
+      </w:r>
+      <w:proofErr w:type="spellEnd"/>
+      <w:r>
+        <w:rPr>
+          <w:rFonts w:ascii="Segoe UI Symbol" w:hAnsi="Segoe UI Symbol" w:cs="Segoe UI Symbol"/>
+        </w:rPr>
+        <w:t>:</w:t>
+      </w:r>
+    </w:p>
+    <w:p>
+      <w:pPr>
+        <w:rPr>
+          <w:rFonts w:ascii="Segoe UI Symbol" w:hAnsi="Segoe UI Symbol" w:cs="Segoe UI Symbol"/>
+        </w:rPr>
+      </w:pPr>
+      <w:r>
+        <w:rPr>
+          <w:rFonts w:ascii="Segoe UI Symbol" w:hAnsi="Segoe UI Symbol" w:cs="Segoe UI Symbol"/>
+        </w:rPr>
+        <w:t>Ex:</w:t>
+      </w:r>
+    </w:p>
+    <w:p>
+      <w:pPr>
+        <w:shd w:val="clear" w:color="auto" w:fill="121314"/>
+        <w:spacing w:after="0" w:line="270" w:lineRule="atLeast"/>
+        <w:rPr>
+          <w:rFonts w:ascii="Menlo" w:eastAsia="Times New Roman" w:hAnsi="Menlo" w:cs="Menlo"/>
+          <w:color w:val="BBBEBF"/>
+          <w:kern w:val="0"/>
+          <w:sz w:val="18"/>
+          <w:szCs w:val="18"/>
+          <w:lang w:eastAsia="en-GB"/>
+          <w14:ligatures w14:val="none"/>
+        </w:rPr>
+      </w:pPr>
+      <w:r>
+        <w:rPr>
+          <w:rFonts w:ascii="Menlo" w:eastAsia="Times New Roman" w:hAnsi="Menlo" w:cs="Menlo"/>
+          <w:color w:val="79C0FF"/>
+          <w:kern w:val="0"/>
+          <w:sz w:val="18"/>
+          <w:szCs w:val="18"/>
+          <w:lang w:eastAsia="en-GB"/>
+          <w14:ligatures w14:val="none"/>
+        </w:rPr>
+        <w:t>console</w:t>
+      </w:r>
+      <w:r>
+        <w:rPr>
+          <w:rFonts w:ascii="Menlo" w:eastAsia="Times New Roman" w:hAnsi="Menlo" w:cs="Menlo"/>
+          <w:color w:val="BBBEBF"/>
+          <w:kern w:val="0"/>
+          <w:sz w:val="18"/>
+          <w:szCs w:val="18"/>
+          <w:lang w:eastAsia="en-GB"/>
+          <w14:ligatures w14:val="none"/>
+        </w:rPr>
+        <w:t>.</w:t>
+      </w:r>
+      <w:r>
+        <w:rPr>
+          <w:rFonts w:ascii="Menlo" w:eastAsia="Times New Roman" w:hAnsi="Menlo" w:cs="Menlo"/>
+          <w:color w:val="D2A8FF"/>
+          <w:kern w:val="0"/>
+          <w:sz w:val="18"/>
+          <w:szCs w:val="18"/>
+          <w:lang w:eastAsia="en-GB"/>
+          <w14:ligatures w14:val="none"/>
+        </w:rPr>
+        <w:t>log</w:t>
+      </w:r>
+      <w:r>
+        <w:rPr>
+          <w:rFonts w:ascii="Menlo" w:eastAsia="Times New Roman" w:hAnsi="Menlo" w:cs="Menlo"/>
+          <w:color w:val="BBBEBF"/>
+          <w:kern w:val="0"/>
+          <w:sz w:val="18"/>
+          <w:szCs w:val="18"/>
+          <w:lang w:eastAsia="en-GB"/>
+          <w14:ligatures w14:val="none"/>
+        </w:rPr>
+        <w:t>(</w:t>
+      </w:r>
+      <w:proofErr w:type="spellStart"/>
+      <w:r>
+        <w:rPr>
+          <w:rFonts w:ascii="Menlo" w:eastAsia="Times New Roman" w:hAnsi="Menlo" w:cs="Menlo"/>
+          <w:color w:val="C9D1D9"/>
+          <w:kern w:val="0"/>
+          <w:sz w:val="18"/>
+          <w:szCs w:val="18"/>
+          <w:lang w:eastAsia="en-GB"/>
+          <w14:ligatures w14:val="none"/>
+        </w:rPr>
+        <w:t>student</w:t>
+      </w:r>
+      <w:r>
+        <w:rPr>
+          <w:rFonts w:ascii="Menlo" w:eastAsia="Times New Roman" w:hAnsi="Menlo" w:cs="Menlo"/>
+          <w:color w:val="BBBEBF"/>
+          <w:kern w:val="0"/>
+          <w:sz w:val="18"/>
+          <w:szCs w:val="18"/>
+          <w:lang w:eastAsia="en-GB"/>
+          <w14:ligatures w14:val="none"/>
+        </w:rPr>
+        <w:t>.</w:t>
+      </w:r>
+      <w:r>
+        <w:rPr>
+          <w:rFonts w:ascii="Menlo" w:eastAsia="Times New Roman" w:hAnsi="Menlo" w:cs="Menlo"/>
+          <w:color w:val="C9D1D9"/>
+          <w:kern w:val="0"/>
+          <w:sz w:val="18"/>
+          <w:szCs w:val="18"/>
+          <w:lang w:eastAsia="en-GB"/>
+          <w14:ligatures w14:val="none"/>
+        </w:rPr>
+        <w:t>sname</w:t>
+      </w:r>
+      <w:proofErr w:type="spellEnd"/>
+      <w:r>
+        <w:rPr>
+          <w:rFonts w:ascii="Menlo" w:eastAsia="Times New Roman" w:hAnsi="Menlo" w:cs="Menlo"/>
+          <w:color w:val="BBBEBF"/>
+          <w:kern w:val="0"/>
+          <w:sz w:val="18"/>
+          <w:szCs w:val="18"/>
+          <w:lang w:eastAsia="en-GB"/>
+          <w14:ligatures w14:val="none"/>
+        </w:rPr>
+        <w:t>);</w:t>
+      </w:r>
+    </w:p>
+    <w:p>
+      <w:pPr>
+        <w:rPr>
+          <w:rFonts w:ascii="Segoe UI Symbol" w:hAnsi="Segoe UI Symbol" w:cs="Segoe UI Symbol"/>
+        </w:rPr>
+      </w:pPr>
+    </w:p>
+    <w:p>
+      <w:pPr>
+        <w:rPr>
+          <w:rFonts w:ascii="Segoe UI Symbol" w:hAnsi="Segoe UI Symbol" w:cs="Segoe UI Symbol"/>
+        </w:rPr>
+      </w:pPr>
+      <w:r>
+        <w:rPr>
+          <w:rFonts w:ascii="Segoe UI Symbol" w:hAnsi="Segoe UI Symbol" w:cs="Segoe UI Symbol"/>
+        </w:rPr>
+        <w:t>How to modify</w:t>
+      </w:r>
+    </w:p>
+    <w:p>
+      <w:pPr>
+        <w:shd w:val="clear" w:color="auto" w:fill="121314"/>
+        <w:spacing w:after="0" w:line="270" w:lineRule="atLeast"/>
+        <w:rPr>
+          <w:rFonts w:ascii="Menlo" w:eastAsia="Times New Roman" w:hAnsi="Menlo" w:cs="Menlo"/>
+          <w:color w:val="BBBEBF"/>
+          <w:kern w:val="0"/>
+          <w:sz w:val="18"/>
+          <w:szCs w:val="18"/>
+          <w:lang w:eastAsia="en-GB"/>
+          <w14:ligatures w14:val="none"/>
+        </w:rPr>
+      </w:pPr>
+      <w:proofErr w:type="spellStart"/>
+      <w:r>
+        <w:rPr>
+          <w:rFonts w:ascii="Menlo" w:eastAsia="Times New Roman" w:hAnsi="Menlo" w:cs="Menlo"/>
+          <w:color w:val="C9D1D9"/>
+          <w:kern w:val="0"/>
+          <w:sz w:val="18"/>
+          <w:szCs w:val="18"/>
+          <w:lang w:eastAsia="en-GB"/>
+          <w14:ligatures w14:val="none"/>
+        </w:rPr>
+        <w:t>student</w:t>
+      </w:r>
+      <w:r>
+        <w:rPr>
+          <w:rFonts w:ascii="Menlo" w:eastAsia="Times New Roman" w:hAnsi="Menlo" w:cs="Menlo"/>
+          <w:color w:val="BBBEBF"/>
+          <w:kern w:val="0"/>
+          <w:sz w:val="18"/>
+          <w:szCs w:val="18"/>
+          <w:lang w:eastAsia="en-GB"/>
+          <w14:ligatures w14:val="none"/>
+        </w:rPr>
+        <w:t>.</w:t>
+      </w:r>
+      <w:r>
+        <w:rPr>
+          <w:rFonts w:ascii="Menlo" w:eastAsia="Times New Roman" w:hAnsi="Menlo" w:cs="Menlo"/>
+          <w:color w:val="C9D1D9"/>
+          <w:kern w:val="0"/>
+          <w:sz w:val="18"/>
+          <w:szCs w:val="18"/>
+          <w:lang w:eastAsia="en-GB"/>
+          <w14:ligatures w14:val="none"/>
+        </w:rPr>
+        <w:t>sid</w:t>
+      </w:r>
+      <w:proofErr w:type="spellEnd"/>
+      <w:r>
+        <w:rPr>
+          <w:rFonts w:ascii="Menlo" w:eastAsia="Times New Roman" w:hAnsi="Menlo" w:cs="Menlo"/>
+          <w:color w:val="BBBEBF"/>
+          <w:kern w:val="0"/>
+          <w:sz w:val="18"/>
+          <w:szCs w:val="18"/>
+          <w:lang w:eastAsia="en-GB"/>
+          <w14:ligatures w14:val="none"/>
+        </w:rPr>
+        <w:t xml:space="preserve"> </w:t>
+      </w:r>
+      <w:r>
+        <w:rPr>
+          <w:rFonts w:ascii="Menlo" w:eastAsia="Times New Roman" w:hAnsi="Menlo" w:cs="Menlo"/>
+          <w:color w:val="D4D4D4"/>
+          <w:kern w:val="0"/>
+          <w:sz w:val="18"/>
+          <w:szCs w:val="18"/>
+          <w:lang w:eastAsia="en-GB"/>
+          <w14:ligatures w14:val="none"/>
+        </w:rPr>
+        <w:t>=</w:t>
+      </w:r>
+      <w:r>
+        <w:rPr>
+          <w:rFonts w:ascii="Menlo" w:eastAsia="Times New Roman" w:hAnsi="Menlo" w:cs="Menlo"/>
+          <w:color w:val="BBBEBF"/>
+          <w:kern w:val="0"/>
+          <w:sz w:val="18"/>
+          <w:szCs w:val="18"/>
+          <w:lang w:eastAsia="en-GB"/>
+          <w14:ligatures w14:val="none"/>
+        </w:rPr>
+        <w:t xml:space="preserve"> </w:t>
+      </w:r>
+      <w:r>
+        <w:rPr>
+          <w:rFonts w:ascii="Menlo" w:eastAsia="Times New Roman" w:hAnsi="Menlo" w:cs="Menlo"/>
+          <w:color w:val="B5CEA8"/>
+          <w:kern w:val="0"/>
+          <w:sz w:val="18"/>
+          <w:szCs w:val="18"/>
+          <w:lang w:eastAsia="en-GB"/>
+          <w14:ligatures w14:val="none"/>
+        </w:rPr>
+        <w:t>102</w:t>
+      </w:r>
+      <w:r>
+        <w:rPr>
+          <w:rFonts w:ascii="Menlo" w:eastAsia="Times New Roman" w:hAnsi="Menlo" w:cs="Menlo"/>
+          <w:color w:val="BBBEBF"/>
+          <w:kern w:val="0"/>
+          <w:sz w:val="18"/>
+          <w:szCs w:val="18"/>
+          <w:lang w:eastAsia="en-GB"/>
+          <w14:ligatures w14:val="none"/>
+        </w:rPr>
+        <w:t>;</w:t>
+      </w:r>
+    </w:p>
+    <w:p>
+      <w:pPr>
+        <w:rPr>
+          <w:rFonts w:ascii="Segoe UI Symbol" w:hAnsi="Segoe UI Symbol" w:cs="Segoe UI Symbol"/>
+        </w:rPr>
+      </w:pPr>
+    </w:p>
+    <w:p>
+      <w:pPr>
+        <w:rPr>
+          <w:rFonts w:ascii="Segoe UI Symbol" w:hAnsi="Segoe UI Symbol" w:cs="Segoe UI Symbol"/>
+        </w:rPr>
+      </w:pPr>
+      <w:r>
+        <w:rPr>
+          <w:rFonts w:ascii="Segoe UI Symbol" w:hAnsi="Segoe UI Symbol" w:cs="Segoe UI Symbol"/>
+        </w:rPr>
+        <w:t>how to add new property :</w:t>
+      </w:r>
+    </w:p>
+    <w:p>
+      <w:pPr>
+        <w:pStyle w:val="ListParagraph"/>
+        <w:numPr>
+          <w:ilvl w:val="0"/>
+          <w:numId w:val="21"/>
+        </w:numPr>
+        <w:rPr>
+          <w:rFonts w:ascii="Segoe UI Symbol" w:hAnsi="Segoe UI Symbol" w:cs="Segoe UI Symbol"/>
+        </w:rPr>
+      </w:pPr>
+      <w:r>
+        <w:rPr>
+          <w:rFonts w:ascii="Segoe UI Symbol" w:hAnsi="Segoe UI Symbol" w:cs="Segoe UI Symbol"/>
+        </w:rPr>
+        <w:t>Adding new property and modifying the old property syntax is same.</w:t>
+      </w:r>
+    </w:p>
+    <w:p>
+      <w:pPr>
+        <w:pStyle w:val="ListParagraph"/>
+        <w:numPr>
+          <w:ilvl w:val="0"/>
+          <w:numId w:val="21"/>
+        </w:numPr>
+        <w:rPr>
+          <w:rFonts w:ascii="Segoe UI Symbol" w:hAnsi="Segoe UI Symbol" w:cs="Segoe UI Symbol"/>
+        </w:rPr>
+      </w:pPr>
+      <w:r>
+        <w:rPr>
+          <w:rFonts w:ascii="Segoe UI Symbol" w:hAnsi="Segoe UI Symbol" w:cs="Segoe UI Symbol"/>
+        </w:rPr>
+        <w:t xml:space="preserve">If the key is present it will modify, id the key is not present then it will add the property </w:t>
+      </w:r>
+    </w:p>
+    <w:p>
+      <w:pPr>
+        <w:shd w:val="clear" w:color="auto" w:fill="121314"/>
+        <w:spacing w:line="270" w:lineRule="atLeast"/>
+        <w:rPr>
+          <w:rFonts w:ascii="Menlo" w:eastAsia="Times New Roman" w:hAnsi="Menlo" w:cs="Menlo"/>
+          <w:color w:val="BBBEBF"/>
+          <w:kern w:val="0"/>
+          <w:sz w:val="18"/>
+          <w:szCs w:val="18"/>
+          <w:lang w:eastAsia="en-GB"/>
+          <w14:ligatures w14:val="none"/>
+        </w:rPr>
+      </w:pPr>
+      <w:r>
+        <w:rPr>
+          <w:rFonts w:ascii="Segoe UI Symbol" w:hAnsi="Segoe UI Symbol" w:cs="Segoe UI Symbol"/>
+        </w:rPr>
+        <w:t xml:space="preserve">Ex: </w:t>
+      </w:r>
+      <w:r>
+        <w:rPr>
+          <w:rFonts w:ascii="Segoe UI Symbol" w:hAnsi="Segoe UI Symbol" w:cs="Segoe UI Symbol"/>
+        </w:rPr>
+        <w:tab/>
+      </w:r>
+      <w:proofErr w:type="spellStart"/>
+      <w:r>
+        <w:rPr>
+          <w:rFonts w:ascii="Menlo" w:eastAsia="Times New Roman" w:hAnsi="Menlo" w:cs="Menlo"/>
+          <w:color w:val="C9D1D9"/>
+          <w:kern w:val="0"/>
+          <w:sz w:val="18"/>
+          <w:szCs w:val="18"/>
+          <w:lang w:eastAsia="en-GB"/>
+          <w14:ligatures w14:val="none"/>
+        </w:rPr>
+        <w:t>student</w:t>
+      </w:r>
+      <w:r>
+        <w:rPr>
+          <w:rFonts w:ascii="Menlo" w:eastAsia="Times New Roman" w:hAnsi="Menlo" w:cs="Menlo"/>
+          <w:color w:val="BBBEBF"/>
+          <w:kern w:val="0"/>
+          <w:sz w:val="18"/>
+          <w:szCs w:val="18"/>
+          <w:lang w:eastAsia="en-GB"/>
+          <w14:ligatures w14:val="none"/>
+        </w:rPr>
+        <w:t>.</w:t>
+      </w:r>
+      <w:r>
+        <w:rPr>
+          <w:rFonts w:ascii="Menlo" w:eastAsia="Times New Roman" w:hAnsi="Menlo" w:cs="Menlo"/>
+          <w:color w:val="C9D1D9"/>
+          <w:kern w:val="0"/>
+          <w:sz w:val="18"/>
+          <w:szCs w:val="18"/>
+          <w:lang w:eastAsia="en-GB"/>
+          <w14:ligatures w14:val="none"/>
+        </w:rPr>
+        <w:t>phNo</w:t>
+      </w:r>
+      <w:proofErr w:type="spellEnd"/>
+      <w:r>
+        <w:rPr>
+          <w:rFonts w:ascii="Menlo" w:eastAsia="Times New Roman" w:hAnsi="Menlo" w:cs="Menlo"/>
+          <w:color w:val="D4D4D4"/>
+          <w:kern w:val="0"/>
+          <w:sz w:val="18"/>
+          <w:szCs w:val="18"/>
+          <w:lang w:eastAsia="en-GB"/>
+          <w14:ligatures w14:val="none"/>
+        </w:rPr>
+        <w:t>=</w:t>
+      </w:r>
+      <w:r>
+        <w:rPr>
+          <w:rFonts w:ascii="Menlo" w:eastAsia="Times New Roman" w:hAnsi="Menlo" w:cs="Menlo"/>
+          <w:color w:val="B5CEA8"/>
+          <w:kern w:val="0"/>
+          <w:sz w:val="18"/>
+          <w:szCs w:val="18"/>
+          <w:lang w:eastAsia="en-GB"/>
+          <w14:ligatures w14:val="none"/>
+        </w:rPr>
+        <w:t>98765211</w:t>
+      </w:r>
+    </w:p>
+    <w:p>
+      <w:pPr>
+        <w:rPr>
+          <w:rFonts w:ascii="Segoe UI Symbol" w:hAnsi="Segoe UI Symbol" w:cs="Segoe UI Symbol"/>
+        </w:rPr>
+      </w:pPr>
+    </w:p>
+    <w:bookmarkEnd w:id="1"/>
+    <w:p>
+      <w:pPr>
+        <w:rPr>
+          <w:rFonts w:ascii="Segoe UI Symbol" w:hAnsi="Segoe UI Symbol" w:cs="Segoe UI Symbol"/>
+        </w:rPr>
+      </w:pPr>
+      <w:r>
+        <w:rPr>
+          <w:rFonts w:ascii="Segoe UI Symbol" w:hAnsi="Segoe UI Symbol" w:cs="Segoe UI Symbol"/>
+        </w:rPr>
+        <w:t>how to delete any object property</w:t>
+      </w:r>
+    </w:p>
+    <w:p>
+      <w:pPr>
+        <w:rPr>
+          <w:rFonts w:ascii="Segoe UI Symbol" w:hAnsi="Segoe UI Symbol" w:cs="Segoe UI Symbol"/>
+        </w:rPr>
+      </w:pPr>
+      <w:r>
+        <w:rPr>
+          <w:rFonts w:ascii="Segoe UI Symbol" w:hAnsi="Segoe UI Symbol" w:cs="Segoe UI Symbol"/>
+        </w:rPr>
+        <w:t xml:space="preserve">syntax:   </w:t>
+      </w:r>
+      <w:r>
+        <w:rPr>
+          <w:rFonts w:ascii="Segoe UI Symbol" w:hAnsi="Segoe UI Symbol" w:cs="Segoe UI Symbol"/>
+        </w:rPr>
+        <w:tab/>
+        <w:t xml:space="preserve">delete </w:t>
+      </w:r>
+      <w:proofErr w:type="spellStart"/>
+      <w:r>
+        <w:rPr>
+          <w:rFonts w:ascii="Segoe UI Symbol" w:hAnsi="Segoe UI Symbol" w:cs="Segoe UI Symbol"/>
+        </w:rPr>
+        <w:t>objectname.key</w:t>
+      </w:r>
+      <w:proofErr w:type="spellEnd"/>
+    </w:p>
+    <w:p>
+      <w:pPr>
+        <w:shd w:val="clear" w:color="auto" w:fill="121314"/>
+        <w:spacing w:line="270" w:lineRule="atLeast"/>
+        <w:rPr>
+          <w:rFonts w:ascii="Menlo" w:eastAsia="Times New Roman" w:hAnsi="Menlo" w:cs="Menlo"/>
+          <w:color w:val="BBBEBF"/>
+          <w:kern w:val="0"/>
+          <w:sz w:val="18"/>
+          <w:szCs w:val="18"/>
+          <w:lang w:eastAsia="en-GB"/>
+          <w14:ligatures w14:val="none"/>
+        </w:rPr>
+      </w:pPr>
+      <w:r>
+        <w:rPr>
+          <w:rFonts w:ascii="Segoe UI Symbol" w:hAnsi="Segoe UI Symbol" w:cs="Segoe UI Symbol"/>
+        </w:rPr>
+        <w:t xml:space="preserve">ex:  </w:t>
+      </w:r>
+      <w:r>
+        <w:rPr>
+          <w:rFonts w:ascii="Segoe UI Symbol" w:hAnsi="Segoe UI Symbol" w:cs="Segoe UI Symbol"/>
+        </w:rPr>
+        <w:tab/>
+      </w:r>
+      <w:r>
+        <w:rPr>
+          <w:rFonts w:ascii="Menlo" w:eastAsia="Times New Roman" w:hAnsi="Menlo" w:cs="Menlo"/>
+          <w:color w:val="569CD6"/>
+          <w:kern w:val="0"/>
+          <w:sz w:val="18"/>
+          <w:szCs w:val="18"/>
+          <w:lang w:eastAsia="en-GB"/>
+          <w14:ligatures w14:val="none"/>
+        </w:rPr>
+        <w:t>delete</w:t>
+      </w:r>
+      <w:r>
+        <w:rPr>
+          <w:rFonts w:ascii="Menlo" w:eastAsia="Times New Roman" w:hAnsi="Menlo" w:cs="Menlo"/>
+          <w:color w:val="BBBEBF"/>
+          <w:kern w:val="0"/>
+          <w:sz w:val="18"/>
+          <w:szCs w:val="18"/>
+          <w:lang w:eastAsia="en-GB"/>
+          <w14:ligatures w14:val="none"/>
+        </w:rPr>
+        <w:t xml:space="preserve"> </w:t>
+      </w:r>
+      <w:proofErr w:type="spellStart"/>
+      <w:r>
+        <w:rPr>
+          <w:rFonts w:ascii="Menlo" w:eastAsia="Times New Roman" w:hAnsi="Menlo" w:cs="Menlo"/>
+          <w:color w:val="C9D1D9"/>
+          <w:kern w:val="0"/>
+          <w:sz w:val="18"/>
+          <w:szCs w:val="18"/>
+          <w:lang w:eastAsia="en-GB"/>
+          <w14:ligatures w14:val="none"/>
+        </w:rPr>
+        <w:t>student</w:t>
+      </w:r>
+      <w:r>
+        <w:rPr>
+          <w:rFonts w:ascii="Menlo" w:eastAsia="Times New Roman" w:hAnsi="Menlo" w:cs="Menlo"/>
+          <w:color w:val="BBBEBF"/>
+          <w:kern w:val="0"/>
+          <w:sz w:val="18"/>
+          <w:szCs w:val="18"/>
+          <w:lang w:eastAsia="en-GB"/>
+          <w14:ligatures w14:val="none"/>
+        </w:rPr>
+        <w:t>.</w:t>
+      </w:r>
+      <w:r>
+        <w:rPr>
+          <w:rFonts w:ascii="Menlo" w:eastAsia="Times New Roman" w:hAnsi="Menlo" w:cs="Menlo"/>
+          <w:color w:val="D2A8FF"/>
+          <w:kern w:val="0"/>
+          <w:sz w:val="18"/>
+          <w:szCs w:val="18"/>
+          <w:lang w:eastAsia="en-GB"/>
+          <w14:ligatures w14:val="none"/>
+        </w:rPr>
+        <w:t>work</w:t>
+      </w:r>
+      <w:proofErr w:type="spellEnd"/>
+    </w:p>
+    <w:p>
+      <w:pPr>
+        <w:rPr>
+          <w:rFonts w:ascii="Segoe UI Symbol" w:hAnsi="Segoe UI Symbol" w:cs="Segoe UI Symbol"/>
+        </w:rPr>
+      </w:pPr>
+    </w:p>
+    <w:p>
+      <w:pPr>
+        <w:rPr>
+          <w:rFonts w:ascii="Segoe UI Symbol" w:hAnsi="Segoe UI Symbol" w:cs="Segoe UI Symbol"/>
+        </w:rPr>
+      </w:pPr>
+      <w:r>
+        <w:rPr>
+          <w:rFonts w:ascii="Segoe UI Symbol" w:hAnsi="Segoe UI Symbol" w:cs="Segoe UI Symbol"/>
+        </w:rPr>
+        <w:t>Accessing object by using [] square bracket:</w:t>
+      </w:r>
+    </w:p>
+    <w:p>
+      <w:pPr>
+        <w:rPr>
+          <w:rFonts w:ascii="Segoe UI Symbol" w:hAnsi="Segoe UI Symbol" w:cs="Segoe UI Symbol"/>
+        </w:rPr>
+      </w:pPr>
+      <w:r>
+        <w:rPr>
+          <w:rFonts w:ascii="Segoe UI Symbol" w:hAnsi="Segoe UI Symbol" w:cs="Segoe UI Symbol"/>
+        </w:rPr>
+        <w:t>Syntax:</w:t>
+      </w:r>
+      <w:r>
+        <w:rPr>
+          <w:rFonts w:ascii="Segoe UI Symbol" w:hAnsi="Segoe UI Symbol" w:cs="Segoe UI Symbol"/>
+        </w:rPr>
+        <w:tab/>
+        <w:t xml:space="preserve"> </w:t>
+      </w:r>
+      <w:proofErr w:type="spellStart"/>
+      <w:r>
+        <w:rPr>
+          <w:rFonts w:ascii="Segoe UI Symbol" w:hAnsi="Segoe UI Symbol" w:cs="Segoe UI Symbol"/>
+        </w:rPr>
+        <w:t>objectname</w:t>
+      </w:r>
+      <w:proofErr w:type="spellEnd"/>
+      <w:r>
+        <w:rPr>
+          <w:rFonts w:ascii="Segoe UI Symbol" w:hAnsi="Segoe UI Symbol" w:cs="Segoe UI Symbol"/>
+        </w:rPr>
+        <w:t>[“key”]</w:t>
+      </w:r>
+    </w:p>
+    <w:p>
+      <w:pPr>
+        <w:shd w:val="clear" w:color="auto" w:fill="121314"/>
+        <w:spacing w:line="270" w:lineRule="atLeast"/>
+        <w:rPr>
+          <w:rFonts w:ascii="Menlo" w:eastAsia="Times New Roman" w:hAnsi="Menlo" w:cs="Menlo"/>
+          <w:color w:val="BBBEBF"/>
+          <w:kern w:val="0"/>
+          <w:sz w:val="18"/>
+          <w:szCs w:val="18"/>
+          <w:lang w:eastAsia="en-GB"/>
+          <w14:ligatures w14:val="none"/>
+        </w:rPr>
+      </w:pPr>
+      <w:r>
+        <w:rPr>
+          <w:rFonts w:ascii="Segoe UI Symbol" w:hAnsi="Segoe UI Symbol" w:cs="Segoe UI Symbol"/>
+        </w:rPr>
+        <w:t>Ex:</w:t>
+      </w:r>
+      <w:r>
+        <w:rPr>
+          <w:rFonts w:ascii="Segoe UI Symbol" w:hAnsi="Segoe UI Symbol" w:cs="Segoe UI Symbol"/>
+        </w:rPr>
+        <w:tab/>
+      </w:r>
+      <w:r>
+        <w:rPr>
+          <w:rFonts w:ascii="Menlo" w:eastAsia="Times New Roman" w:hAnsi="Menlo" w:cs="Menlo"/>
+          <w:color w:val="79C0FF"/>
+          <w:kern w:val="0"/>
+          <w:sz w:val="18"/>
+          <w:szCs w:val="18"/>
+          <w:lang w:eastAsia="en-GB"/>
+          <w14:ligatures w14:val="none"/>
+        </w:rPr>
+        <w:t>console</w:t>
+      </w:r>
+      <w:r>
+        <w:rPr>
+          <w:rFonts w:ascii="Menlo" w:eastAsia="Times New Roman" w:hAnsi="Menlo" w:cs="Menlo"/>
+          <w:color w:val="BBBEBF"/>
+          <w:kern w:val="0"/>
+          <w:sz w:val="18"/>
+          <w:szCs w:val="18"/>
+          <w:lang w:eastAsia="en-GB"/>
+          <w14:ligatures w14:val="none"/>
+        </w:rPr>
+        <w:t>.</w:t>
+      </w:r>
+      <w:r>
+        <w:rPr>
+          <w:rFonts w:ascii="Menlo" w:eastAsia="Times New Roman" w:hAnsi="Menlo" w:cs="Menlo"/>
+          <w:color w:val="D2A8FF"/>
+          <w:kern w:val="0"/>
+          <w:sz w:val="18"/>
+          <w:szCs w:val="18"/>
+          <w:lang w:eastAsia="en-GB"/>
+          <w14:ligatures w14:val="none"/>
+        </w:rPr>
+        <w:t>log</w:t>
+      </w:r>
+      <w:r>
+        <w:rPr>
+          <w:rFonts w:ascii="Menlo" w:eastAsia="Times New Roman" w:hAnsi="Menlo" w:cs="Menlo"/>
+          <w:color w:val="BBBEBF"/>
+          <w:kern w:val="0"/>
+          <w:sz w:val="18"/>
+          <w:szCs w:val="18"/>
+          <w:lang w:eastAsia="en-GB"/>
+          <w14:ligatures w14:val="none"/>
+        </w:rPr>
+        <w:t>(</w:t>
+      </w:r>
+      <w:r>
+        <w:rPr>
+          <w:rFonts w:ascii="Menlo" w:eastAsia="Times New Roman" w:hAnsi="Menlo" w:cs="Menlo"/>
+          <w:color w:val="C9D1D9"/>
+          <w:kern w:val="0"/>
+          <w:sz w:val="18"/>
+          <w:szCs w:val="18"/>
+          <w:lang w:eastAsia="en-GB"/>
+          <w14:ligatures w14:val="none"/>
+        </w:rPr>
+        <w:t>student</w:t>
+      </w:r>
+      <w:r>
+        <w:rPr>
+          <w:rFonts w:ascii="Menlo" w:eastAsia="Times New Roman" w:hAnsi="Menlo" w:cs="Menlo"/>
+          <w:color w:val="BBBEBF"/>
+          <w:kern w:val="0"/>
+          <w:sz w:val="18"/>
+          <w:szCs w:val="18"/>
+          <w:lang w:eastAsia="en-GB"/>
+          <w14:ligatures w14:val="none"/>
+        </w:rPr>
+        <w:t>[</w:t>
+      </w:r>
+      <w:r>
+        <w:rPr>
+          <w:rFonts w:ascii="Menlo" w:eastAsia="Times New Roman" w:hAnsi="Menlo" w:cs="Menlo"/>
+          <w:color w:val="A5D6FF"/>
+          <w:kern w:val="0"/>
+          <w:sz w:val="18"/>
+          <w:szCs w:val="18"/>
+          <w:lang w:eastAsia="en-GB"/>
+          <w14:ligatures w14:val="none"/>
+        </w:rPr>
+        <w:t>"</w:t>
+      </w:r>
+      <w:proofErr w:type="spellStart"/>
+      <w:r>
+        <w:rPr>
+          <w:rFonts w:ascii="Menlo" w:eastAsia="Times New Roman" w:hAnsi="Menlo" w:cs="Menlo"/>
+          <w:color w:val="A5D6FF"/>
+          <w:kern w:val="0"/>
+          <w:sz w:val="18"/>
+          <w:szCs w:val="18"/>
+          <w:lang w:eastAsia="en-GB"/>
+          <w14:ligatures w14:val="none"/>
+        </w:rPr>
+        <w:t>sname</w:t>
+      </w:r>
+      <w:proofErr w:type="spellEnd"/>
+      <w:r>
+        <w:rPr>
+          <w:rFonts w:ascii="Menlo" w:eastAsia="Times New Roman" w:hAnsi="Menlo" w:cs="Menlo"/>
+          <w:color w:val="A5D6FF"/>
+          <w:kern w:val="0"/>
+          <w:sz w:val="18"/>
+          <w:szCs w:val="18"/>
+          <w:lang w:eastAsia="en-GB"/>
+          <w14:ligatures w14:val="none"/>
+        </w:rPr>
+        <w:t>"</w:t>
+      </w:r>
+      <w:r>
+        <w:rPr>
+          <w:rFonts w:ascii="Menlo" w:eastAsia="Times New Roman" w:hAnsi="Menlo" w:cs="Menlo"/>
+          <w:color w:val="BBBEBF"/>
+          <w:kern w:val="0"/>
+          <w:sz w:val="18"/>
+          <w:szCs w:val="18"/>
+          <w:lang w:eastAsia="en-GB"/>
+          <w14:ligatures w14:val="none"/>
+        </w:rPr>
+        <w:t>]);</w:t>
+      </w:r>
     </w:p>
     <w:p>
       <w:pPr>
@@ -26660,7 +29131,7 @@
 </file>
 
 <file path=word/numbering.xml><?xml version="1.0" encoding="utf-8"?>
-<w:numbering xmlns:wpc="http://schemas.microsoft.com/office/word/2010/wordprocessingCanvas" xmlns:cx="http://schemas.microsoft.com/office/drawing/2014/chartex" xmlns:cx1="http://schemas.microsoft.com/office/drawing/2015/9/8/chartex" xmlns:cx2="http://schemas.microsoft.com/office/drawing/2015/10/21/chartex" xmlns:cx3="http://schemas.microsoft.com/office/drawing/2016/5/9/chartex" xmlns:cx4="http://schemas.microsoft.com/office/drawing/2016/5/10/chartex" xmlns:cx5="http://schemas.microsoft.com/office/drawing/2016/5/11/chartex" xmlns:cx6="http://schemas.microsoft.com/office/drawing/2016/5/12/chartex" xmlns:cx7="http://schemas.microsoft.com/office/drawing/2016/5/13/chartex" xmlns:cx8="http://schemas.microsoft.com/office/drawing/2016/5/14/chartex" xmlns:mc="http://schemas.openxmlformats.org/markup-compatibility/2006" xmlns:m="http://schemas.openxmlformats.org/officeDocument/2006/math" xmlns:aink="http://schemas.microsoft.com/office/drawing/2016/ink" xmlns:am3d="http://schemas.microsoft.com/office/drawing/2017/model3d" xmlns:oel="http://schemas.microsoft.com/office/2019/extlst" xmlns:r="http://schemas.openxmlformats.org/officeDocument/2006/relationships" xmlns:wp14="http://schemas.microsoft.com/office/word/2010/wordprocessingDrawing" xmlns:wp="http://schemas.openxmlformats.org/drawingml/2006/wordprocessingDrawing" xmlns:wpg="http://schemas.microsoft.com/office/word/2010/wordprocessingGroup" xmlns:wpi="http://schemas.microsoft.com/office/word/2010/wordprocessingInk" xmlns:wps="http://schemas.microsoft.com/office/word/2010/wordprocessingShape" xmlns:o="urn:schemas-microsoft-com:office:office" xmlns:v="urn:schemas-microsoft-com:vml" xmlns:w10="urn:schemas-microsoft-com:office:word" xmlns:w="http://schemas.openxmlformats.org/wordprocessingml/2006/main" xmlns:w14="http://schemas.microsoft.com/office/word/2010/wordml" xmlns:w15="http://schemas.microsoft.com/office/word/2012/wordml" xmlns:w16cei="http://schemas.microsoft.com/office/word/2026/wordml/cei" xmlns:w16cex="http://schemas.microsoft.com/office/word/2018/wordml/cex" xmlns:w16cid="http://schemas.microsoft.com/office/word/2016/wordml/cid" xmlns:w16="http://schemas.microsoft.com/office/word/2018/wordml" xmlns:w16sdtdh="http://schemas.microsoft.com/office/word/2020/wordml/sdtdatahash" xmlns:w16sdtfl="http://schemas.microsoft.com/office/word/2024/wordml/sdtformatlock" xmlns:w16se="http://schemas.microsoft.com/office/word/2015/wordml/symex" xmlns:w16du="http://schemas.microsoft.com/office/word/2023/wordml/word16du" xmlns:wne="http://schemas.microsoft.com/office/word/2006/wordml" mc:Ignorable="w14 w15 w16se w16cid w16 w16cex w16sdtdh w16sdtfl w16du wp14">
+<w:numbering xmlns:wpc="http://schemas.microsoft.com/office/word/2010/wordprocessingCanvas" xmlns:cx="http://schemas.microsoft.com/office/drawing/2014/chartex" xmlns:cx1="http://schemas.microsoft.com/office/drawing/2015/9/8/chartex" xmlns:cx2="http://schemas.microsoft.com/office/drawing/2015/10/21/chartex" xmlns:cx3="http://schemas.microsoft.com/office/drawing/2016/5/9/chartex" xmlns:cx4="http://schemas.microsoft.com/office/drawing/2016/5/10/chartex" xmlns:cx5="http://schemas.microsoft.com/office/drawing/2016/5/11/chartex" xmlns:cx6="http://schemas.microsoft.com/office/drawing/2016/5/12/chartex" xmlns:cx7="http://schemas.microsoft.com/office/drawing/2016/5/13/chartex" xmlns:cx8="http://schemas.microsoft.com/office/drawing/2016/5/14/chartex" xmlns:mc="http://schemas.openxmlformats.org/markup-compatibility/2006" xmlns:m="http://schemas.openxmlformats.org/officeDocument/2006/math" xmlns:aink="http://schemas.microsoft.com/office/drawing/2016/ink" xmlns:am3d="http://schemas.microsoft.com/office/drawing/2017/model3d" xmlns:oel="http://schemas.microsoft.com/office/2019/extlst" xmlns:r="http://schemas.openxmlformats.org/officeDocument/2006/relationships" xmlns:wp14="http://schemas.microsoft.com/office/word/2010/wordprocessingDrawing" xmlns:wp="http://schemas.openxmlformats.org/drawingml/2006/wordprocessingDrawing" xmlns:wpg="http://schemas.microsoft.com/office/word/2010/wordprocessingGroup" xmlns:wpi="http://schemas.microsoft.com/office/word/2010/wordprocessingInk" xmlns:wps="http://schemas.microsoft.com/office/word/2010/wordprocessingShape" xmlns:o="urn:schemas-microsoft-com:office:office" xmlns:v="urn:schemas-microsoft-com:vml" xmlns:w10="urn:schemas-microsoft-com:office:word" xmlns:w="http://schemas.openxmlformats.org/wordprocessingml/2006/main" xmlns:w14="http://schemas.microsoft.com/office/word/2010/wordml" xmlns:w15="http://schemas.microsoft.com/office/word/2012/wordml" xmlns:w16cex="http://schemas.microsoft.com/office/word/2018/wordml/cex" xmlns:w16cid="http://schemas.microsoft.com/office/word/2016/wordml/cid" xmlns:w16="http://schemas.microsoft.com/office/word/2018/wordml" xmlns:w16sdtdh="http://schemas.microsoft.com/office/word/2020/wordml/sdtdatahash" xmlns:w16sdtfl="http://schemas.microsoft.com/office/word/2024/wordml/sdtformatlock" xmlns:w16se="http://schemas.microsoft.com/office/word/2015/wordml/symex" xmlns:w16du="http://schemas.microsoft.com/office/word/2023/wordml/word16du" xmlns:wne="http://schemas.microsoft.com/office/word/2006/wordml" mc:Ignorable="w14 w15 w16se w16cid w16 w16cex w16sdtdh w16sdtfl w16du wp14">
   <w:abstractNum w:abstractNumId="0" w15:restartNumberingAfterBreak="0">
     <w:nsid w:val="06AD516A"/>
     <w:multiLevelType w:val="hybridMultilevel"/>
@@ -27937,6 +30408,119 @@
     </w:lvl>
   </w:abstractNum>
   <w:abstractNum w:abstractNumId="12" w15:restartNumberingAfterBreak="0">
+    <w:nsid w:val="52292436"/>
+    <w:multiLevelType w:val="hybridMultilevel"/>
+    <w:tmpl w:val="BFB2A69C"/>
+    <w:lvl w:ilvl="0" w:tplc="08090001">
+      <w:start w:val="1"/>
+      <w:numFmt w:val="bullet"/>
+      <w:lvlText w:val=""/>
+      <w:lvlJc w:val="left"/>
+      <w:pPr>
+        <w:ind w:left="720" w:hanging="360"/>
+      </w:pPr>
+      <w:rPr>
+        <w:rFonts w:ascii="Symbol" w:hAnsi="Symbol" w:hint="default"/>
+      </w:rPr>
+    </w:lvl>
+    <w:lvl w:ilvl="1" w:tplc="08090003">
+      <w:start w:val="1"/>
+      <w:numFmt w:val="bullet"/>
+      <w:lvlText w:val="o"/>
+      <w:lvlJc w:val="left"/>
+      <w:pPr>
+        <w:ind w:left="1440" w:hanging="360"/>
+      </w:pPr>
+      <w:rPr>
+        <w:rFonts w:ascii="Courier New" w:hAnsi="Courier New" w:cs="Courier New" w:hint="default"/>
+      </w:rPr>
+    </w:lvl>
+    <w:lvl w:ilvl="2" w:tplc="08090005" w:tentative="1">
+      <w:start w:val="1"/>
+      <w:numFmt w:val="bullet"/>
+      <w:lvlText w:val=""/>
+      <w:lvlJc w:val="left"/>
+      <w:pPr>
+        <w:ind w:left="2160" w:hanging="360"/>
+      </w:pPr>
+      <w:rPr>
+        <w:rFonts w:ascii="Wingdings" w:hAnsi="Wingdings" w:hint="default"/>
+      </w:rPr>
+    </w:lvl>
+    <w:lvl w:ilvl="3" w:tplc="08090001" w:tentative="1">
+      <w:start w:val="1"/>
+      <w:numFmt w:val="bullet"/>
+      <w:lvlText w:val=""/>
+      <w:lvlJc w:val="left"/>
+      <w:pPr>
+        <w:ind w:left="2880" w:hanging="360"/>
+      </w:pPr>
+      <w:rPr>
+        <w:rFonts w:ascii="Symbol" w:hAnsi="Symbol" w:hint="default"/>
+      </w:rPr>
+    </w:lvl>
+    <w:lvl w:ilvl="4" w:tplc="08090003" w:tentative="1">
+      <w:start w:val="1"/>
+      <w:numFmt w:val="bullet"/>
+      <w:lvlText w:val="o"/>
+      <w:lvlJc w:val="left"/>
+      <w:pPr>
+        <w:ind w:left="3600" w:hanging="360"/>
+      </w:pPr>
+      <w:rPr>
+        <w:rFonts w:ascii="Courier New" w:hAnsi="Courier New" w:cs="Courier New" w:hint="default"/>
+      </w:rPr>
+    </w:lvl>
+    <w:lvl w:ilvl="5" w:tplc="08090005" w:tentative="1">
+      <w:start w:val="1"/>
+      <w:numFmt w:val="bullet"/>
+      <w:lvlText w:val=""/>
+      <w:lvlJc w:val="left"/>
+      <w:pPr>
+        <w:ind w:left="4320" w:hanging="360"/>
+      </w:pPr>
+      <w:rPr>
+        <w:rFonts w:ascii="Wingdings" w:hAnsi="Wingdings" w:hint="default"/>
+      </w:rPr>
+    </w:lvl>
+    <w:lvl w:ilvl="6" w:tplc="08090001" w:tentative="1">
+      <w:start w:val="1"/>
+      <w:numFmt w:val="bullet"/>
+      <w:lvlText w:val=""/>
+      <w:lvlJc w:val="left"/>
+      <w:pPr>
+        <w:ind w:left="5040" w:hanging="360"/>
+      </w:pPr>
+      <w:rPr>
+        <w:rFonts w:ascii="Symbol" w:hAnsi="Symbol" w:hint="default"/>
+      </w:rPr>
+    </w:lvl>
+    <w:lvl w:ilvl="7" w:tplc="08090003" w:tentative="1">
+      <w:start w:val="1"/>
+      <w:numFmt w:val="bullet"/>
+      <w:lvlText w:val="o"/>
+      <w:lvlJc w:val="left"/>
+      <w:pPr>
+        <w:ind w:left="5760" w:hanging="360"/>
+      </w:pPr>
+      <w:rPr>
+        <w:rFonts w:ascii="Courier New" w:hAnsi="Courier New" w:cs="Courier New" w:hint="default"/>
+      </w:rPr>
+    </w:lvl>
+    <w:lvl w:ilvl="8" w:tplc="08090005" w:tentative="1">
+      <w:start w:val="1"/>
+      <w:numFmt w:val="bullet"/>
+      <w:lvlText w:val=""/>
+      <w:lvlJc w:val="left"/>
+      <w:pPr>
+        <w:ind w:left="6480" w:hanging="360"/>
+      </w:pPr>
+      <w:rPr>
+        <w:rFonts w:ascii="Wingdings" w:hAnsi="Wingdings" w:hint="default"/>
+      </w:rPr>
+    </w:lvl>
+  </w:abstractNum>
+  <w:abstractNum w:abstractNumId="13" w15:restartNumberingAfterBreak="0">
     <w:nsid w:val="52C21F09"/>
     <w:multiLevelType w:val="hybridMultilevel"/>
     <w:tmpl w:val="88DCCA4A"/>
@@ -28049,7 +30633,7 @@
       </w:rPr>
     </w:lvl>
   </w:abstractNum>
-  <w:abstractNum w:abstractNumId="13" w15:restartNumberingAfterBreak="0">
+  <w:abstractNum w:abstractNumId="14" w15:restartNumberingAfterBreak="0">
     <w:nsid w:val="571B60CE"/>
     <w:multiLevelType w:val="hybridMultilevel"/>
     <w:tmpl w:val="6DC20EB4"/>
@@ -28162,7 +30746,7 @@
       </w:rPr>
     </w:lvl>
   </w:abstractNum>
-  <w:abstractNum w:abstractNumId="14" w15:restartNumberingAfterBreak="0">
+  <w:abstractNum w:abstractNumId="15" w15:restartNumberingAfterBreak="0">
     <w:nsid w:val="5C2F318B"/>
     <w:multiLevelType w:val="hybridMultilevel"/>
     <w:tmpl w:val="0A6893C8"/>
@@ -28275,7 +30859,7 @@
       </w:rPr>
     </w:lvl>
   </w:abstractNum>
-  <w:abstractNum w:abstractNumId="15" w15:restartNumberingAfterBreak="0">
+  <w:abstractNum w:abstractNumId="16" w15:restartNumberingAfterBreak="0">
     <w:nsid w:val="5DEB52F2"/>
     <w:multiLevelType w:val="hybridMultilevel"/>
     <w:tmpl w:val="BFF230AC"/>
@@ -28361,10 +30945,10 @@
       </w:pPr>
     </w:lvl>
   </w:abstractNum>
-  <w:abstractNum w:abstractNumId="16" w15:restartNumberingAfterBreak="0">
-    <w:nsid w:val="6CAF5382"/>
+  <w:abstractNum w:abstractNumId="17" w15:restartNumberingAfterBreak="0">
+    <w:nsid w:val="67ED3C27"/>
     <w:multiLevelType w:val="hybridMultilevel"/>
-    <w:tmpl w:val="9B824AF4"/>
+    <w:tmpl w:val="BE3EE38E"/>
     <w:lvl w:ilvl="0" w:tplc="08090001">
       <w:start w:val="1"/>
       <w:numFmt w:val="bullet"/>
@@ -28474,7 +31058,120 @@
       </w:rPr>
     </w:lvl>
   </w:abstractNum>
-  <w:abstractNum w:abstractNumId="17" w15:restartNumberingAfterBreak="0">
+  <w:abstractNum w:abstractNumId="18" w15:restartNumberingAfterBreak="0">
+    <w:nsid w:val="6CAF5382"/>
+    <w:multiLevelType w:val="hybridMultilevel"/>
+    <w:tmpl w:val="9B824AF4"/>
+    <w:lvl w:ilvl="0" w:tplc="08090001">
+      <w:start w:val="1"/>
+      <w:numFmt w:val="bullet"/>
+      <w:lvlText w:val=""/>
+      <w:lvlJc w:val="left"/>
+      <w:pPr>
+        <w:ind w:left="720" w:hanging="360"/>
+      </w:pPr>
+      <w:rPr>
+        <w:rFonts w:ascii="Symbol" w:hAnsi="Symbol" w:hint="default"/>
+      </w:rPr>
+    </w:lvl>
+    <w:lvl w:ilvl="1" w:tplc="08090003" w:tentative="1">
+      <w:start w:val="1"/>
+      <w:numFmt w:val="bullet"/>
+      <w:lvlText w:val="o"/>
+      <w:lvlJc w:val="left"/>
+      <w:pPr>
+        <w:ind w:left="1440" w:hanging="360"/>
+      </w:pPr>
+      <w:rPr>
+        <w:rFonts w:ascii="Courier New" w:hAnsi="Courier New" w:cs="Courier New" w:hint="default"/>
+      </w:rPr>
+    </w:lvl>
+    <w:lvl w:ilvl="2" w:tplc="08090005" w:tentative="1">
+      <w:start w:val="1"/>
+      <w:numFmt w:val="bullet"/>
+      <w:lvlText w:val=""/>
+      <w:lvlJc w:val="left"/>
+      <w:pPr>
+        <w:ind w:left="2160" w:hanging="360"/>
+      </w:pPr>
+      <w:rPr>
+        <w:rFonts w:ascii="Wingdings" w:hAnsi="Wingdings" w:hint="default"/>
+      </w:rPr>
+    </w:lvl>
+    <w:lvl w:ilvl="3" w:tplc="08090001" w:tentative="1">
+      <w:start w:val="1"/>
+      <w:numFmt w:val="bullet"/>
+      <w:lvlText w:val=""/>
+      <w:lvlJc w:val="left"/>
+      <w:pPr>
+        <w:ind w:left="2880" w:hanging="360"/>
+      </w:pPr>
+      <w:rPr>
+        <w:rFonts w:ascii="Symbol" w:hAnsi="Symbol" w:hint="default"/>
+      </w:rPr>
+    </w:lvl>
+    <w:lvl w:ilvl="4" w:tplc="08090003" w:tentative="1">
+      <w:start w:val="1"/>
+      <w:numFmt w:val="bullet"/>
+      <w:lvlText w:val="o"/>
+      <w:lvlJc w:val="left"/>
+      <w:pPr>
+        <w:ind w:left="3600" w:hanging="360"/>
+      </w:pPr>
+      <w:rPr>
+        <w:rFonts w:ascii="Courier New" w:hAnsi="Courier New" w:cs="Courier New" w:hint="default"/>
+      </w:rPr>
+    </w:lvl>
+    <w:lvl w:ilvl="5" w:tplc="08090005" w:tentative="1">
+      <w:start w:val="1"/>
+      <w:numFmt w:val="bullet"/>
+      <w:lvlText w:val=""/>
+      <w:lvlJc w:val="left"/>
+      <w:pPr>
+        <w:ind w:left="4320" w:hanging="360"/>
+      </w:pPr>
+      <w:rPr>
+        <w:rFonts w:ascii="Wingdings" w:hAnsi="Wingdings" w:hint="default"/>
+      </w:rPr>
+    </w:lvl>
+    <w:lvl w:ilvl="6" w:tplc="08090001" w:tentative="1">
+      <w:start w:val="1"/>
+      <w:numFmt w:val="bullet"/>
+      <w:lvlText w:val=""/>
+      <w:lvlJc w:val="left"/>
+      <w:pPr>
+        <w:ind w:left="5040" w:hanging="360"/>
+      </w:pPr>
+      <w:rPr>
+        <w:rFonts w:ascii="Symbol" w:hAnsi="Symbol" w:hint="default"/>
+      </w:rPr>
+    </w:lvl>
+    <w:lvl w:ilvl="7" w:tplc="08090003" w:tentative="1">
+      <w:start w:val="1"/>
+      <w:numFmt w:val="bullet"/>
+      <w:lvlText w:val="o"/>
+      <w:lvlJc w:val="left"/>
+      <w:pPr>
+        <w:ind w:left="5760" w:hanging="360"/>
+      </w:pPr>
+      <w:rPr>
+        <w:rFonts w:ascii="Courier New" w:hAnsi="Courier New" w:cs="Courier New" w:hint="default"/>
+      </w:rPr>
+    </w:lvl>
+    <w:lvl w:ilvl="8" w:tplc="08090005" w:tentative="1">
+      <w:start w:val="1"/>
+      <w:numFmt w:val="bullet"/>
+      <w:lvlText w:val=""/>
+      <w:lvlJc w:val="left"/>
+      <w:pPr>
+        <w:ind w:left="6480" w:hanging="360"/>
+      </w:pPr>
+      <w:rPr>
+        <w:rFonts w:ascii="Wingdings" w:hAnsi="Wingdings" w:hint="default"/>
+      </w:rPr>
+    </w:lvl>
+  </w:abstractNum>
+  <w:abstractNum w:abstractNumId="19" w15:restartNumberingAfterBreak="0">
     <w:nsid w:val="70AE2192"/>
     <w:multiLevelType w:val="hybridMultilevel"/>
     <w:tmpl w:val="7FBE3E3E"/>
@@ -28587,10 +31284,10 @@
       </w:rPr>
     </w:lvl>
   </w:abstractNum>
-  <w:abstractNum w:abstractNumId="18" w15:restartNumberingAfterBreak="0">
+  <w:abstractNum w:abstractNumId="20" w15:restartNumberingAfterBreak="0">
     <w:nsid w:val="7C00610A"/>
     <w:multiLevelType w:val="hybridMultilevel"/>
-    <w:tmpl w:val="B776A40E"/>
+    <w:tmpl w:val="B5F647CA"/>
     <w:lvl w:ilvl="0" w:tplc="08090001">
       <w:start w:val="1"/>
       <w:numFmt w:val="bullet"/>
@@ -28713,7 +31410,7 @@
     <w:abstractNumId w:val="9"/>
   </w:num>
   <w:num w:numId="5" w16cid:durableId="1291980606">
-    <w:abstractNumId w:val="16"/>
+    <w:abstractNumId w:val="18"/>
   </w:num>
   <w:num w:numId="6" w16cid:durableId="586768874">
     <w:abstractNumId w:val="0"/>
@@ -28722,7 +31419,7 @@
     <w:abstractNumId w:val="2"/>
   </w:num>
   <w:num w:numId="8" w16cid:durableId="654723778">
-    <w:abstractNumId w:val="17"/>
+    <w:abstractNumId w:val="19"/>
   </w:num>
   <w:num w:numId="9" w16cid:durableId="236719296">
     <w:abstractNumId w:val="11"/>
@@ -28734,19 +31431,19 @@
     <w:abstractNumId w:val="1"/>
   </w:num>
   <w:num w:numId="12" w16cid:durableId="838541719">
-    <w:abstractNumId w:val="15"/>
+    <w:abstractNumId w:val="16"/>
   </w:num>
   <w:num w:numId="13" w16cid:durableId="528228773">
-    <w:abstractNumId w:val="14"/>
+    <w:abstractNumId w:val="15"/>
   </w:num>
   <w:num w:numId="14" w16cid:durableId="1189754057">
     <w:abstractNumId w:val="8"/>
   </w:num>
   <w:num w:numId="15" w16cid:durableId="1188912539">
-    <w:abstractNumId w:val="13"/>
+    <w:abstractNumId w:val="14"/>
   </w:num>
   <w:num w:numId="16" w16cid:durableId="1670256339">
-    <w:abstractNumId w:val="12"/>
+    <w:abstractNumId w:val="13"/>
   </w:num>
   <w:num w:numId="17" w16cid:durableId="309408879">
     <w:abstractNumId w:val="7"/>
@@ -28755,7 +31452,13 @@
     <w:abstractNumId w:val="4"/>
   </w:num>
   <w:num w:numId="19" w16cid:durableId="185800437">
-    <w:abstractNumId w:val="18"/>
+    <w:abstractNumId w:val="20"/>
+  </w:num>
+  <w:num w:numId="20" w16cid:durableId="2054233408">
+    <w:abstractNumId w:val="12"/>
+  </w:num>
+  <w:num w:numId="21" w16cid:durableId="1718973880">
+    <w:abstractNumId w:val="17"/>
   </w:num>
 </w:numbering>
 </file>

--- a/JavaScriptNotes.docx
+++ b/JavaScriptNotes.docx
@@ -5499,11 +5499,19 @@
           <w:rFonts w:ascii="Segoe UI Symbol" w:hAnsi="Segoe UI Symbol" w:cs="Segoe UI Symbol"/>
         </w:rPr>
       </w:pPr>
-      <w:r>
-        <w:rPr>
-          <w:rFonts w:ascii="Segoe UI Symbol" w:hAnsi="Segoe UI Symbol" w:cs="Segoe UI Symbol"/>
-        </w:rPr>
-        <w:t>Math.sqrt() :</w:t>
+      <w:proofErr w:type="spellStart"/>
+      <w:r>
+        <w:rPr>
+          <w:rFonts w:ascii="Segoe UI Symbol" w:hAnsi="Segoe UI Symbol" w:cs="Segoe UI Symbol"/>
+        </w:rPr>
+        <w:t>Math.sqrt</w:t>
+      </w:r>
+      <w:proofErr w:type="spellEnd"/>
+      <w:r>
+        <w:rPr>
+          <w:rFonts w:ascii="Segoe UI Symbol" w:hAnsi="Segoe UI Symbol" w:cs="Segoe UI Symbol"/>
+        </w:rPr>
+        <w:t>() :</w:t>
       </w:r>
     </w:p>
     <w:p>
@@ -5600,6 +5608,7 @@
         </w:rPr>
         <w:t>(</w:t>
       </w:r>
+      <w:proofErr w:type="spellStart"/>
       <w:r>
         <w:rPr>
           <w:rFonts w:ascii="Menlo" w:eastAsia="Times New Roman" w:hAnsi="Menlo" w:cs="Menlo"/>
@@ -5636,6 +5645,7 @@
         </w:rPr>
         <w:t>sqrt</w:t>
       </w:r>
+      <w:proofErr w:type="spellEnd"/>
       <w:r>
         <w:rPr>
           <w:rFonts w:ascii="Menlo" w:eastAsia="Times New Roman" w:hAnsi="Menlo" w:cs="Menlo"/>
@@ -5698,11 +5708,19 @@
           <w:rFonts w:ascii="Segoe UI Symbol" w:hAnsi="Segoe UI Symbol" w:cs="Segoe UI Symbol"/>
         </w:rPr>
       </w:pPr>
-      <w:r>
-        <w:rPr>
-          <w:rFonts w:ascii="Segoe UI Symbol" w:hAnsi="Segoe UI Symbol" w:cs="Segoe UI Symbol"/>
-        </w:rPr>
-        <w:t>Math.random() :</w:t>
+      <w:proofErr w:type="spellStart"/>
+      <w:r>
+        <w:rPr>
+          <w:rFonts w:ascii="Segoe UI Symbol" w:hAnsi="Segoe UI Symbol" w:cs="Segoe UI Symbol"/>
+        </w:rPr>
+        <w:t>Math.random</w:t>
+      </w:r>
+      <w:proofErr w:type="spellEnd"/>
+      <w:r>
+        <w:rPr>
+          <w:rFonts w:ascii="Segoe UI Symbol" w:hAnsi="Segoe UI Symbol" w:cs="Segoe UI Symbol"/>
+        </w:rPr>
+        <w:t>() :</w:t>
       </w:r>
     </w:p>
     <w:p>
@@ -5772,7 +5790,49 @@
         <w:rPr>
           <w:rFonts w:ascii="Segoe UI Symbol" w:hAnsi="Segoe UI Symbol" w:cs="Segoe UI Symbol"/>
         </w:rPr>
-        <w:t>Let randomeNumber = Math.floor(Math.random()*(end-start)+1 +start);</w:t>
+        <w:t xml:space="preserve">Let </w:t>
+      </w:r>
+      <w:proofErr w:type="spellStart"/>
+      <w:r>
+        <w:rPr>
+          <w:rFonts w:ascii="Segoe UI Symbol" w:hAnsi="Segoe UI Symbol" w:cs="Segoe UI Symbol"/>
+        </w:rPr>
+        <w:t>randomeNumber</w:t>
+      </w:r>
+      <w:proofErr w:type="spellEnd"/>
+      <w:r>
+        <w:rPr>
+          <w:rFonts w:ascii="Segoe UI Symbol" w:hAnsi="Segoe UI Symbol" w:cs="Segoe UI Symbol"/>
+        </w:rPr>
+        <w:t xml:space="preserve"> = </w:t>
+      </w:r>
+      <w:proofErr w:type="spellStart"/>
+      <w:r>
+        <w:rPr>
+          <w:rFonts w:ascii="Segoe UI Symbol" w:hAnsi="Segoe UI Symbol" w:cs="Segoe UI Symbol"/>
+        </w:rPr>
+        <w:t>Math.floor</w:t>
+      </w:r>
+      <w:proofErr w:type="spellEnd"/>
+      <w:r>
+        <w:rPr>
+          <w:rFonts w:ascii="Segoe UI Symbol" w:hAnsi="Segoe UI Symbol" w:cs="Segoe UI Symbol"/>
+        </w:rPr>
+        <w:t>(</w:t>
+      </w:r>
+      <w:proofErr w:type="spellStart"/>
+      <w:r>
+        <w:rPr>
+          <w:rFonts w:ascii="Segoe UI Symbol" w:hAnsi="Segoe UI Symbol" w:cs="Segoe UI Symbol"/>
+        </w:rPr>
+        <w:t>Math.random</w:t>
+      </w:r>
+      <w:proofErr w:type="spellEnd"/>
+      <w:r>
+        <w:rPr>
+          <w:rFonts w:ascii="Segoe UI Symbol" w:hAnsi="Segoe UI Symbol" w:cs="Segoe UI Symbol"/>
+        </w:rPr>
+        <w:t>()*(end-start)+1 +start);</w:t>
       </w:r>
     </w:p>
     <w:p>
@@ -13517,6 +13577,7 @@
           <w:u w:val="single"/>
         </w:rPr>
       </w:pPr>
+      <w:proofErr w:type="spellStart"/>
       <w:r>
         <w:rPr>
           <w:rFonts w:ascii="Segoe UI Symbol" w:hAnsi="Segoe UI Symbol" w:cs="Segoe UI Symbol"/>
@@ -13524,7 +13585,17 @@
           <w:bCs/>
           <w:u w:val="single"/>
         </w:rPr>
-        <w:t>toupperCase()</w:t>
+        <w:t>toupperCase</w:t>
+      </w:r>
+      <w:proofErr w:type="spellEnd"/>
+      <w:r>
+        <w:rPr>
+          <w:rFonts w:ascii="Segoe UI Symbol" w:hAnsi="Segoe UI Symbol" w:cs="Segoe UI Symbol"/>
+          <w:b/>
+          <w:bCs/>
+          <w:u w:val="single"/>
+        </w:rPr>
+        <w:t>()</w:t>
       </w:r>
     </w:p>
     <w:p>
@@ -13583,6 +13654,7 @@
           <w:u w:val="single"/>
         </w:rPr>
       </w:pPr>
+      <w:proofErr w:type="spellStart"/>
       <w:r>
         <w:rPr>
           <w:rFonts w:ascii="Segoe UI Symbol" w:hAnsi="Segoe UI Symbol" w:cs="Segoe UI Symbol"/>
@@ -13590,7 +13662,17 @@
           <w:bCs/>
           <w:u w:val="single"/>
         </w:rPr>
-        <w:t>tolowerCase()</w:t>
+        <w:t>tolowerCase</w:t>
+      </w:r>
+      <w:proofErr w:type="spellEnd"/>
+      <w:r>
+        <w:rPr>
+          <w:rFonts w:ascii="Segoe UI Symbol" w:hAnsi="Segoe UI Symbol" w:cs="Segoe UI Symbol"/>
+          <w:b/>
+          <w:bCs/>
+          <w:u w:val="single"/>
+        </w:rPr>
+        <w:t>()</w:t>
       </w:r>
     </w:p>
     <w:p>
@@ -13694,6 +13776,7 @@
           <w:u w:val="single"/>
         </w:rPr>
       </w:pPr>
+      <w:proofErr w:type="spellStart"/>
       <w:r>
         <w:rPr>
           <w:rFonts w:ascii="Segoe UI Symbol" w:hAnsi="Segoe UI Symbol" w:cs="Segoe UI Symbol"/>
@@ -13701,7 +13784,17 @@
           <w:bCs/>
           <w:u w:val="single"/>
         </w:rPr>
-        <w:t>indexOf()</w:t>
+        <w:t>indexOf</w:t>
+      </w:r>
+      <w:proofErr w:type="spellEnd"/>
+      <w:r>
+        <w:rPr>
+          <w:rFonts w:ascii="Segoe UI Symbol" w:hAnsi="Segoe UI Symbol" w:cs="Segoe UI Symbol"/>
+          <w:b/>
+          <w:bCs/>
+          <w:u w:val="single"/>
+        </w:rPr>
+        <w:t>()</w:t>
       </w:r>
     </w:p>
     <w:p>
@@ -13781,6 +13874,7 @@
           <w:u w:val="single"/>
         </w:rPr>
       </w:pPr>
+      <w:proofErr w:type="spellStart"/>
       <w:r>
         <w:rPr>
           <w:rFonts w:ascii="Segoe UI Symbol" w:hAnsi="Segoe UI Symbol" w:cs="Segoe UI Symbol"/>
@@ -13797,7 +13891,17 @@
           <w:bCs/>
           <w:u w:val="single"/>
         </w:rPr>
-        <w:t>ndexOf()</w:t>
+        <w:t>ndexOf</w:t>
+      </w:r>
+      <w:proofErr w:type="spellEnd"/>
+      <w:r>
+        <w:rPr>
+          <w:rFonts w:ascii="Segoe UI Symbol" w:hAnsi="Segoe UI Symbol" w:cs="Segoe UI Symbol"/>
+          <w:b/>
+          <w:bCs/>
+          <w:u w:val="single"/>
+        </w:rPr>
+        <w:t>()</w:t>
       </w:r>
     </w:p>
     <w:p>
@@ -13856,6 +13960,7 @@
           <w:u w:val="single"/>
         </w:rPr>
       </w:pPr>
+      <w:proofErr w:type="spellStart"/>
       <w:r>
         <w:rPr>
           <w:rFonts w:ascii="Segoe UI Symbol" w:hAnsi="Segoe UI Symbol" w:cs="Segoe UI Symbol"/>
@@ -13863,7 +13968,17 @@
           <w:bCs/>
           <w:u w:val="single"/>
         </w:rPr>
-        <w:t>charAt()</w:t>
+        <w:t>charAt</w:t>
+      </w:r>
+      <w:proofErr w:type="spellEnd"/>
+      <w:r>
+        <w:rPr>
+          <w:rFonts w:ascii="Segoe UI Symbol" w:hAnsi="Segoe UI Symbol" w:cs="Segoe UI Symbol"/>
+          <w:b/>
+          <w:bCs/>
+          <w:u w:val="single"/>
+        </w:rPr>
+        <w:t>()</w:t>
       </w:r>
     </w:p>
     <w:p>
@@ -13911,12 +14026,20 @@
           <w:u w:val="single"/>
         </w:rPr>
       </w:pPr>
+      <w:proofErr w:type="spellStart"/>
       <w:r>
         <w:rPr>
           <w:rFonts w:ascii="Segoe UI Symbol" w:hAnsi="Segoe UI Symbol" w:cs="Segoe UI Symbol"/>
         </w:rPr>
         <w:lastRenderedPageBreak/>
-        <w:t>concat()</w:t>
+        <w:t>concat</w:t>
+      </w:r>
+      <w:proofErr w:type="spellEnd"/>
+      <w:r>
+        <w:rPr>
+          <w:rFonts w:ascii="Segoe UI Symbol" w:hAnsi="Segoe UI Symbol" w:cs="Segoe UI Symbol"/>
+        </w:rPr>
+        <w:t>()</w:t>
       </w:r>
     </w:p>
     <w:p>
@@ -16073,8 +16196,22 @@
           <w:lang w:eastAsia="en-GB"/>
           <w14:ligatures w14:val="none"/>
         </w:rPr>
-        <w:t>//charAt</w:t>
-      </w:r>
+        <w:t>//</w:t>
+      </w:r>
+      <w:proofErr w:type="spellStart"/>
+      <w:r>
+        <w:rPr>
+          <w:rFonts w:ascii="Menlo" w:eastAsia="Times New Roman" w:hAnsi="Menlo" w:cs="Menlo"/>
+          <w:color w:val="8B949E"/>
+          <w:kern w:val="0"/>
+          <w:sz w:val="18"/>
+          <w:szCs w:val="18"/>
+          <w:lang w:eastAsia="en-GB"/>
+          <w14:ligatures w14:val="none"/>
+        </w:rPr>
+        <w:t>charAt</w:t>
+      </w:r>
+      <w:proofErr w:type="spellEnd"/>
     </w:p>
     <w:p>
       <w:pPr>
@@ -16265,8 +16402,22 @@
           <w:lang w:eastAsia="en-GB"/>
           <w14:ligatures w14:val="none"/>
         </w:rPr>
-        <w:t>//concat</w:t>
-      </w:r>
+        <w:t>//</w:t>
+      </w:r>
+      <w:proofErr w:type="spellStart"/>
+      <w:r>
+        <w:rPr>
+          <w:rFonts w:ascii="Menlo" w:eastAsia="Times New Roman" w:hAnsi="Menlo" w:cs="Menlo"/>
+          <w:color w:val="8B949E"/>
+          <w:kern w:val="0"/>
+          <w:sz w:val="18"/>
+          <w:szCs w:val="18"/>
+          <w:lang w:eastAsia="en-GB"/>
+          <w14:ligatures w14:val="none"/>
+        </w:rPr>
+        <w:t>concat</w:t>
+      </w:r>
+      <w:proofErr w:type="spellEnd"/>
     </w:p>
     <w:p>
       <w:pPr>
@@ -20190,6 +20341,7 @@
         </w:rPr>
         <w:t xml:space="preserve"> </w:t>
       </w:r>
+      <w:proofErr w:type="spellStart"/>
       <w:r>
         <w:rPr>
           <w:rFonts w:ascii="Menlo" w:eastAsia="Times New Roman" w:hAnsi="Menlo" w:cs="Menlo"/>
@@ -20202,6 +20354,7 @@
         </w:rPr>
         <w:t>arr</w:t>
       </w:r>
+      <w:proofErr w:type="spellEnd"/>
       <w:r>
         <w:rPr>
           <w:rFonts w:ascii="Menlo" w:eastAsia="Times New Roman" w:hAnsi="Menlo" w:cs="Menlo"/>
@@ -22745,11 +22898,19 @@
           <w:rFonts w:ascii="Segoe UI Symbol" w:hAnsi="Segoe UI Symbol" w:cs="Segoe UI Symbol"/>
         </w:rPr>
       </w:pPr>
-      <w:r>
-        <w:rPr>
-          <w:rFonts w:ascii="Segoe UI Symbol" w:hAnsi="Segoe UI Symbol" w:cs="Segoe UI Symbol"/>
-        </w:rPr>
-        <w:t>LastIndexOf () :</w:t>
+      <w:proofErr w:type="spellStart"/>
+      <w:r>
+        <w:rPr>
+          <w:rFonts w:ascii="Segoe UI Symbol" w:hAnsi="Segoe UI Symbol" w:cs="Segoe UI Symbol"/>
+        </w:rPr>
+        <w:t>LastIndexOf</w:t>
+      </w:r>
+      <w:proofErr w:type="spellEnd"/>
+      <w:r>
+        <w:rPr>
+          <w:rFonts w:ascii="Segoe UI Symbol" w:hAnsi="Segoe UI Symbol" w:cs="Segoe UI Symbol"/>
+        </w:rPr>
+        <w:t xml:space="preserve"> () :</w:t>
       </w:r>
     </w:p>
     <w:p>
@@ -26619,7 +26780,35 @@
         <w:rPr>
           <w:rFonts w:ascii="Segoe UI Symbol" w:hAnsi="Segoe UI Symbol" w:cs="Segoe UI Symbol"/>
         </w:rPr>
-        <w:t>The main difference b/ map () and forEach(), forEach method can’t return any value.</w:t>
+        <w:t xml:space="preserve">The main difference b/ map () and </w:t>
+      </w:r>
+      <w:proofErr w:type="spellStart"/>
+      <w:r>
+        <w:rPr>
+          <w:rFonts w:ascii="Segoe UI Symbol" w:hAnsi="Segoe UI Symbol" w:cs="Segoe UI Symbol"/>
+        </w:rPr>
+        <w:t>forEach</w:t>
+      </w:r>
+      <w:proofErr w:type="spellEnd"/>
+      <w:r>
+        <w:rPr>
+          <w:rFonts w:ascii="Segoe UI Symbol" w:hAnsi="Segoe UI Symbol" w:cs="Segoe UI Symbol"/>
+        </w:rPr>
+        <w:t xml:space="preserve">(), </w:t>
+      </w:r>
+      <w:proofErr w:type="spellStart"/>
+      <w:r>
+        <w:rPr>
+          <w:rFonts w:ascii="Segoe UI Symbol" w:hAnsi="Segoe UI Symbol" w:cs="Segoe UI Symbol"/>
+        </w:rPr>
+        <w:t>forEach</w:t>
+      </w:r>
+      <w:proofErr w:type="spellEnd"/>
+      <w:r>
+        <w:rPr>
+          <w:rFonts w:ascii="Segoe UI Symbol" w:hAnsi="Segoe UI Symbol" w:cs="Segoe UI Symbol"/>
+        </w:rPr>
+        <w:t xml:space="preserve"> method can’t return any value.</w:t>
       </w:r>
     </w:p>
     <w:p>
@@ -37478,7 +37667,27 @@
           <w:sz w:val="18"/>
           <w:szCs w:val="18"/>
         </w:rPr>
-        <w:t>[java, python, sql]</w:t>
+        <w:t xml:space="preserve">[java, python, </w:t>
+      </w:r>
+      <w:proofErr w:type="spellStart"/>
+      <w:r>
+        <w:rPr>
+          <w:rFonts w:ascii="Menlo" w:hAnsi="Menlo" w:cs="Menlo"/>
+          <w:color w:val="BBBEBF"/>
+          <w:sz w:val="18"/>
+          <w:szCs w:val="18"/>
+        </w:rPr>
+        <w:t>sql</w:t>
+      </w:r>
+      <w:proofErr w:type="spellEnd"/>
+      <w:r>
+        <w:rPr>
+          <w:rFonts w:ascii="Menlo" w:hAnsi="Menlo" w:cs="Menlo"/>
+          <w:color w:val="BBBEBF"/>
+          <w:sz w:val="18"/>
+          <w:szCs w:val="18"/>
+        </w:rPr>
+        <w:t>]</w:t>
       </w:r>
     </w:p>
     <w:p>
@@ -37664,19 +37873,37 @@
         </w:rPr>
         <w:t xml:space="preserve"> is a minimal format that reaches the size of the data </w:t>
       </w:r>
+      <w:r>
+        <w:rPr>
+          <w:rFonts w:ascii="Segoe UI Symbol" w:hAnsi="Segoe UI Symbol" w:cs="Segoe UI Symbol"/>
+        </w:rPr>
+        <w:t>being</w:t>
+      </w:r>
+      <w:r>
+        <w:rPr>
+          <w:rFonts w:ascii="Segoe UI Symbol" w:hAnsi="Segoe UI Symbol" w:cs="Segoe UI Symbol"/>
+        </w:rPr>
+        <w:t xml:space="preserve"> </w:t>
+      </w:r>
       <w:proofErr w:type="spellStart"/>
       <w:r>
         <w:rPr>
           <w:rFonts w:ascii="Segoe UI Symbol" w:hAnsi="Segoe UI Symbol" w:cs="Segoe UI Symbol"/>
         </w:rPr>
-        <w:t>beibg</w:t>
+        <w:t>s</w:t>
+      </w:r>
+      <w:r>
+        <w:rPr>
+          <w:rFonts w:ascii="Segoe UI Symbol" w:hAnsi="Segoe UI Symbol" w:cs="Segoe UI Symbol"/>
+        </w:rPr>
+        <w:t>transmitted</w:t>
       </w:r>
       <w:proofErr w:type="spellEnd"/>
       <w:r>
         <w:rPr>
           <w:rFonts w:ascii="Segoe UI Symbol" w:hAnsi="Segoe UI Symbol" w:cs="Segoe UI Symbol"/>
         </w:rPr>
-        <w:t xml:space="preserve"> transmitted.</w:t>
+        <w:t>.</w:t>
       </w:r>
     </w:p>
     <w:p>
@@ -37831,7 +38058,19 @@
         <w:rPr>
           <w:rFonts w:ascii="Segoe UI Symbol" w:hAnsi="Segoe UI Symbol" w:cs="Segoe UI Symbol"/>
         </w:rPr>
-        <w:t xml:space="preserve">This method is used to convert anu JavaScript object into </w:t>
+        <w:t>This method is used to convert an</w:t>
+      </w:r>
+      <w:r>
+        <w:rPr>
+          <w:rFonts w:ascii="Segoe UI Symbol" w:hAnsi="Segoe UI Symbol" w:cs="Segoe UI Symbol"/>
+        </w:rPr>
+        <w:t>y</w:t>
+      </w:r>
+      <w:r>
+        <w:rPr>
+          <w:rFonts w:ascii="Segoe UI Symbol" w:hAnsi="Segoe UI Symbol" w:cs="Segoe UI Symbol"/>
+        </w:rPr>
+        <w:t xml:space="preserve"> JavaScript object into </w:t>
       </w:r>
       <w:proofErr w:type="spellStart"/>
       <w:r>
@@ -37883,7 +38122,7 @@
         <w:rPr>
           <w:rFonts w:ascii="Segoe UI Symbol" w:hAnsi="Segoe UI Symbol" w:cs="Segoe UI Symbol"/>
         </w:rPr>
-        <w:t>This method is used to again convert that Jason data into JavaScript object.</w:t>
+        <w:t>This method is used to again convert that Json data into JavaScript object.</w:t>
       </w:r>
     </w:p>
     <w:p>
@@ -37947,6 +38186,7 @@
           <w:u w:val="single"/>
         </w:rPr>
       </w:pPr>
+      <w:proofErr w:type="spellStart"/>
       <w:r>
         <w:rPr>
           <w:rFonts w:ascii="Segoe UI Symbol" w:hAnsi="Segoe UI Symbol" w:cs="Segoe UI Symbol"/>
@@ -37954,7 +38194,17 @@
           <w:bCs/>
           <w:u w:val="single"/>
         </w:rPr>
-        <w:t>SetTimeout() :</w:t>
+        <w:t>SetTimeout</w:t>
+      </w:r>
+      <w:proofErr w:type="spellEnd"/>
+      <w:r>
+        <w:rPr>
+          <w:rFonts w:ascii="Segoe UI Symbol" w:hAnsi="Segoe UI Symbol" w:cs="Segoe UI Symbol"/>
+          <w:b/>
+          <w:bCs/>
+          <w:u w:val="single"/>
+        </w:rPr>
+        <w:t>() :</w:t>
       </w:r>
     </w:p>
     <w:p>
@@ -38017,11 +38267,19 @@
           <w:rFonts w:ascii="Segoe UI Symbol" w:hAnsi="Segoe UI Symbol" w:cs="Segoe UI Symbol"/>
         </w:rPr>
       </w:pPr>
-      <w:r>
-        <w:rPr>
-          <w:rFonts w:ascii="Segoe UI Symbol" w:hAnsi="Segoe UI Symbol" w:cs="Segoe UI Symbol"/>
-        </w:rPr>
-        <w:t>SetInterval() :</w:t>
+      <w:proofErr w:type="spellStart"/>
+      <w:r>
+        <w:rPr>
+          <w:rFonts w:ascii="Segoe UI Symbol" w:hAnsi="Segoe UI Symbol" w:cs="Segoe UI Symbol"/>
+        </w:rPr>
+        <w:t>SetInterval</w:t>
+      </w:r>
+      <w:proofErr w:type="spellEnd"/>
+      <w:r>
+        <w:rPr>
+          <w:rFonts w:ascii="Segoe UI Symbol" w:hAnsi="Segoe UI Symbol" w:cs="Segoe UI Symbol"/>
+        </w:rPr>
+        <w:t>() :</w:t>
       </w:r>
     </w:p>
     <w:p>
@@ -38048,6 +38306,7 @@
           <w:rFonts w:ascii="Segoe UI Symbol" w:hAnsi="Segoe UI Symbol" w:cs="Segoe UI Symbol"/>
         </w:rPr>
       </w:pPr>
+      <w:proofErr w:type="spellStart"/>
       <w:r>
         <w:rPr>
           <w:rFonts w:ascii="Segoe UI Symbol" w:hAnsi="Segoe UI Symbol" w:cs="Segoe UI Symbol"/>
@@ -38064,7 +38323,14 @@
         <w:rPr>
           <w:rFonts w:ascii="Segoe UI Symbol" w:hAnsi="Segoe UI Symbol" w:cs="Segoe UI Symbol"/>
         </w:rPr>
-        <w:t>ut() :</w:t>
+        <w:t>ut</w:t>
+      </w:r>
+      <w:proofErr w:type="spellEnd"/>
+      <w:r>
+        <w:rPr>
+          <w:rFonts w:ascii="Segoe UI Symbol" w:hAnsi="Segoe UI Symbol" w:cs="Segoe UI Symbol"/>
+        </w:rPr>
+        <w:t>() :</w:t>
       </w:r>
     </w:p>
     <w:p>
@@ -38082,7 +38348,21 @@
         <w:rPr>
           <w:rFonts w:ascii="Segoe UI Symbol" w:hAnsi="Segoe UI Symbol" w:cs="Segoe UI Symbol"/>
         </w:rPr>
-        <w:t xml:space="preserve">This method is used to cancel a time previously established by calling setTimeout(). </w:t>
+        <w:t xml:space="preserve">This method is used to cancel a time previously established by calling </w:t>
+      </w:r>
+      <w:proofErr w:type="spellStart"/>
+      <w:r>
+        <w:rPr>
+          <w:rFonts w:ascii="Segoe UI Symbol" w:hAnsi="Segoe UI Symbol" w:cs="Segoe UI Symbol"/>
+        </w:rPr>
+        <w:t>setTimeout</w:t>
+      </w:r>
+      <w:proofErr w:type="spellEnd"/>
+      <w:r>
+        <w:rPr>
+          <w:rFonts w:ascii="Segoe UI Symbol" w:hAnsi="Segoe UI Symbol" w:cs="Segoe UI Symbol"/>
+        </w:rPr>
+        <w:t xml:space="preserve">(). </w:t>
       </w:r>
     </w:p>
     <w:p>
@@ -38100,7 +38380,14 @@
         <w:rPr>
           <w:rFonts w:ascii="Segoe UI Symbol" w:hAnsi="Segoe UI Symbol" w:cs="Segoe UI Symbol"/>
         </w:rPr>
-        <w:t>For doing this when we are creating any set</w:t>
+        <w:t xml:space="preserve">For doing this when we are creating any </w:t>
+      </w:r>
+      <w:proofErr w:type="spellStart"/>
+      <w:r>
+        <w:rPr>
+          <w:rFonts w:ascii="Segoe UI Symbol" w:hAnsi="Segoe UI Symbol" w:cs="Segoe UI Symbol"/>
+        </w:rPr>
+        <w:t>set</w:t>
       </w:r>
       <w:r>
         <w:rPr>
@@ -38112,7 +38399,14 @@
         <w:rPr>
           <w:rFonts w:ascii="Segoe UI Symbol" w:hAnsi="Segoe UI Symbol" w:cs="Segoe UI Symbol"/>
         </w:rPr>
-        <w:t xml:space="preserve">imeout () we have to store the id in one variable. Then that variable w have pass as an argument to  the </w:t>
+        <w:t>imeout</w:t>
+      </w:r>
+      <w:proofErr w:type="spellEnd"/>
+      <w:r>
+        <w:rPr>
+          <w:rFonts w:ascii="Segoe UI Symbol" w:hAnsi="Segoe UI Symbol" w:cs="Segoe UI Symbol"/>
+        </w:rPr>
+        <w:t xml:space="preserve"> () we have to store the id in one variable. Then that variable w have pass as an argument to  the </w:t>
       </w:r>
       <w:proofErr w:type="spellStart"/>
       <w:r>
@@ -46160,17 +46454,6 @@
         <w:spacing w:after="0" w:line="270" w:lineRule="atLeast"/>
         <w:rPr>
           <w:rFonts w:ascii="Menlo" w:eastAsia="Times New Roman" w:hAnsi="Menlo" w:cs="Menlo"/>
-          <w:color w:val="BBBEBF"/>
-          <w:kern w:val="0"/>
-          <w:sz w:val="18"/>
-          <w:szCs w:val="18"/>
-          <w:lang w:eastAsia="en-GB"/>
-          <w14:ligatures w14:val="none"/>
-        </w:rPr>
-      </w:pPr>
-      <w:r>
-        <w:rPr>
-          <w:rFonts w:ascii="Menlo" w:eastAsia="Times New Roman" w:hAnsi="Menlo" w:cs="Menlo"/>
           <w:color w:val="808080"/>
           <w:kern w:val="0"/>
           <w:sz w:val="18"/>
@@ -46178,6 +46461,17 @@
           <w:lang w:eastAsia="en-GB"/>
           <w14:ligatures w14:val="none"/>
         </w:rPr>
+      </w:pPr>
+      <w:r>
+        <w:rPr>
+          <w:rFonts w:ascii="Menlo" w:eastAsia="Times New Roman" w:hAnsi="Menlo" w:cs="Menlo"/>
+          <w:color w:val="808080"/>
+          <w:kern w:val="0"/>
+          <w:sz w:val="18"/>
+          <w:szCs w:val="18"/>
+          <w:lang w:eastAsia="en-GB"/>
+          <w14:ligatures w14:val="none"/>
+        </w:rPr>
         <w:t>&lt;/</w:t>
       </w:r>
       <w:proofErr w:type="spellStart"/>
@@ -46210,19 +46504,1155 @@
     <w:p>
       <w:pPr>
         <w:rPr>
-          <w:rFonts w:ascii="Segoe UI Symbol" w:hAnsi="Segoe UI Symbol" w:cs="Segoe UI Symbol"/>
-        </w:rPr>
-      </w:pPr>
-    </w:p>
-    <w:p>
-      <w:pPr>
-        <w:rPr>
-          <w:rFonts w:ascii="Segoe UI Symbol" w:hAnsi="Segoe UI Symbol" w:cs="Segoe UI Symbol"/>
-        </w:rPr>
-      </w:pPr>
-    </w:p>
-    <w:p>
-      <w:pPr>
+          <w:rFonts w:ascii="Menlo" w:eastAsia="Times New Roman" w:hAnsi="Menlo" w:cs="Menlo"/>
+          <w:sz w:val="18"/>
+          <w:szCs w:val="18"/>
+          <w:lang w:eastAsia="en-GB"/>
+        </w:rPr>
+      </w:pPr>
+    </w:p>
+    <w:p>
+      <w:pPr>
+        <w:rPr>
+          <w:rFonts w:ascii="Segoe UI Symbol" w:hAnsi="Segoe UI Symbol" w:cs="Segoe UI Symbol"/>
+        </w:rPr>
+      </w:pPr>
+      <w:r>
+        <w:rPr>
+          <w:rFonts w:ascii="Segoe UI Symbol" w:hAnsi="Segoe UI Symbol" w:cs="Segoe UI Symbol"/>
+        </w:rPr>
+        <w:t>Events on JavaScript :</w:t>
+      </w:r>
+    </w:p>
+    <w:p>
+      <w:pPr>
+        <w:pStyle w:val="ListParagraph"/>
+        <w:numPr>
+          <w:ilvl w:val="0"/>
+          <w:numId w:val="39"/>
+        </w:numPr>
+        <w:rPr>
+          <w:rFonts w:ascii="Segoe UI Symbol" w:hAnsi="Segoe UI Symbol" w:cs="Segoe UI Symbol"/>
+        </w:rPr>
+      </w:pPr>
+      <w:r>
+        <w:rPr>
+          <w:rFonts w:ascii="Segoe UI Symbol" w:hAnsi="Segoe UI Symbol" w:cs="Segoe UI Symbol"/>
+        </w:rPr>
+        <w:t>any action we are performing on UI is called event.</w:t>
+      </w:r>
+    </w:p>
+    <w:p>
+      <w:pPr>
+        <w:pStyle w:val="ListParagraph"/>
+        <w:numPr>
+          <w:ilvl w:val="0"/>
+          <w:numId w:val="39"/>
+        </w:numPr>
+        <w:rPr>
+          <w:rFonts w:ascii="Segoe UI Symbol" w:hAnsi="Segoe UI Symbol" w:cs="Segoe UI Symbol"/>
+        </w:rPr>
+      </w:pPr>
+      <w:r>
+        <w:rPr>
+          <w:rFonts w:ascii="Segoe UI Symbol" w:hAnsi="Segoe UI Symbol" w:cs="Segoe UI Symbol"/>
+        </w:rPr>
+        <w:t>We can handle the event by using ‘event handler’ and ‘event listener’</w:t>
+      </w:r>
+    </w:p>
+    <w:p>
+      <w:pPr>
+        <w:rPr>
+          <w:rFonts w:ascii="Segoe UI Symbol" w:hAnsi="Segoe UI Symbol" w:cs="Segoe UI Symbol"/>
+        </w:rPr>
+      </w:pPr>
+    </w:p>
+    <w:p>
+      <w:pPr>
+        <w:rPr>
+          <w:rFonts w:ascii="Segoe UI Symbol" w:hAnsi="Segoe UI Symbol" w:cs="Segoe UI Symbol"/>
+        </w:rPr>
+      </w:pPr>
+    </w:p>
+    <w:p>
+      <w:pPr>
+        <w:rPr>
+          <w:rFonts w:ascii="Segoe UI Symbol" w:hAnsi="Segoe UI Symbol" w:cs="Segoe UI Symbol"/>
+        </w:rPr>
+      </w:pPr>
+      <w:r>
+        <w:rPr>
+          <w:rFonts w:ascii="Segoe UI Symbol" w:hAnsi="Segoe UI Symbol" w:cs="Segoe UI Symbol"/>
+        </w:rPr>
+        <w:lastRenderedPageBreak/>
+        <w:t>Main types of EVENT :</w:t>
+      </w:r>
+    </w:p>
+    <w:p>
+      <w:pPr>
+        <w:pStyle w:val="ListParagraph"/>
+        <w:numPr>
+          <w:ilvl w:val="0"/>
+          <w:numId w:val="41"/>
+        </w:numPr>
+        <w:rPr>
+          <w:rFonts w:ascii="Segoe UI Symbol" w:hAnsi="Segoe UI Symbol" w:cs="Segoe UI Symbol"/>
+        </w:rPr>
+      </w:pPr>
+      <w:r>
+        <w:rPr>
+          <w:rFonts w:ascii="Segoe UI Symbol" w:hAnsi="Segoe UI Symbol" w:cs="Segoe UI Symbol"/>
+        </w:rPr>
+        <w:t>‘Mouse Event’</w:t>
+      </w:r>
+    </w:p>
+    <w:p>
+      <w:pPr>
+        <w:pStyle w:val="ListParagraph"/>
+        <w:numPr>
+          <w:ilvl w:val="0"/>
+          <w:numId w:val="41"/>
+        </w:numPr>
+        <w:rPr>
+          <w:rFonts w:ascii="Segoe UI Symbol" w:hAnsi="Segoe UI Symbol" w:cs="Segoe UI Symbol"/>
+        </w:rPr>
+      </w:pPr>
+      <w:r>
+        <w:rPr>
+          <w:rFonts w:ascii="Segoe UI Symbol" w:hAnsi="Segoe UI Symbol" w:cs="Segoe UI Symbol"/>
+        </w:rPr>
+        <w:t>‘Keyboard Event’</w:t>
+      </w:r>
+    </w:p>
+    <w:p>
+      <w:pPr>
+        <w:pStyle w:val="ListParagraph"/>
+        <w:numPr>
+          <w:ilvl w:val="0"/>
+          <w:numId w:val="41"/>
+        </w:numPr>
+        <w:rPr>
+          <w:rFonts w:ascii="Segoe UI Symbol" w:hAnsi="Segoe UI Symbol" w:cs="Segoe UI Symbol"/>
+        </w:rPr>
+      </w:pPr>
+      <w:r>
+        <w:rPr>
+          <w:rFonts w:ascii="Segoe UI Symbol" w:hAnsi="Segoe UI Symbol" w:cs="Segoe UI Symbol"/>
+        </w:rPr>
+        <w:t>‘form event’</w:t>
+      </w:r>
+    </w:p>
+    <w:p>
+      <w:pPr>
+        <w:pStyle w:val="ListParagraph"/>
+        <w:numPr>
+          <w:ilvl w:val="0"/>
+          <w:numId w:val="41"/>
+        </w:numPr>
+        <w:rPr>
+          <w:rFonts w:ascii="Segoe UI Symbol" w:hAnsi="Segoe UI Symbol" w:cs="Segoe UI Symbol"/>
+        </w:rPr>
+      </w:pPr>
+      <w:r>
+        <w:rPr>
+          <w:rFonts w:ascii="Segoe UI Symbol" w:hAnsi="Segoe UI Symbol" w:cs="Segoe UI Symbol"/>
+        </w:rPr>
+        <w:t>‘document event’</w:t>
+      </w:r>
+    </w:p>
+    <w:p>
+      <w:pPr>
+        <w:rPr>
+          <w:rFonts w:ascii="Segoe UI Symbol" w:hAnsi="Segoe UI Symbol" w:cs="Segoe UI Symbol"/>
+        </w:rPr>
+      </w:pPr>
+      <w:r>
+        <w:rPr>
+          <w:rFonts w:ascii="Segoe UI Symbol" w:hAnsi="Segoe UI Symbol" w:cs="Segoe UI Symbol"/>
+        </w:rPr>
+        <w:t>How to handle event by Event Handler :</w:t>
+      </w:r>
+    </w:p>
+    <w:p>
+      <w:pPr>
+        <w:rPr>
+          <w:rFonts w:ascii="Segoe UI Symbol" w:hAnsi="Segoe UI Symbol" w:cs="Segoe UI Symbol"/>
+        </w:rPr>
+      </w:pPr>
+      <w:r>
+        <w:rPr>
+          <w:rFonts w:ascii="Segoe UI Symbol" w:hAnsi="Segoe UI Symbol" w:cs="Segoe UI Symbol"/>
+        </w:rPr>
+        <w:t>Ex:</w:t>
+      </w:r>
+    </w:p>
+    <w:p>
+      <w:pPr>
+        <w:rPr>
+          <w:rFonts w:ascii="Segoe UI Symbol" w:hAnsi="Segoe UI Symbol" w:cs="Segoe UI Symbol"/>
+        </w:rPr>
+      </w:pPr>
+      <w:proofErr w:type="spellStart"/>
+      <w:r>
+        <w:rPr>
+          <w:rFonts w:ascii="Segoe UI Symbol" w:hAnsi="Segoe UI Symbol" w:cs="Segoe UI Symbol"/>
+        </w:rPr>
+        <w:t>Js</w:t>
+      </w:r>
+      <w:proofErr w:type="spellEnd"/>
+    </w:p>
+    <w:p>
+      <w:pPr>
+        <w:shd w:val="clear" w:color="auto" w:fill="121314"/>
+        <w:spacing w:after="0" w:line="270" w:lineRule="atLeast"/>
+        <w:rPr>
+          <w:rFonts w:ascii="Menlo" w:eastAsia="Times New Roman" w:hAnsi="Menlo" w:cs="Menlo"/>
+          <w:color w:val="BBBEBF"/>
+          <w:kern w:val="0"/>
+          <w:sz w:val="18"/>
+          <w:szCs w:val="18"/>
+          <w:lang w:eastAsia="en-GB"/>
+          <w14:ligatures w14:val="none"/>
+        </w:rPr>
+      </w:pPr>
+      <w:r>
+        <w:rPr>
+          <w:rFonts w:ascii="Menlo" w:eastAsia="Times New Roman" w:hAnsi="Menlo" w:cs="Menlo"/>
+          <w:color w:val="FF7B72"/>
+          <w:kern w:val="0"/>
+          <w:sz w:val="18"/>
+          <w:szCs w:val="18"/>
+          <w:lang w:eastAsia="en-GB"/>
+          <w14:ligatures w14:val="none"/>
+        </w:rPr>
+        <w:t>let</w:t>
+      </w:r>
+      <w:r>
+        <w:rPr>
+          <w:rFonts w:ascii="Menlo" w:eastAsia="Times New Roman" w:hAnsi="Menlo" w:cs="Menlo"/>
+          <w:color w:val="BBBEBF"/>
+          <w:kern w:val="0"/>
+          <w:sz w:val="18"/>
+          <w:szCs w:val="18"/>
+          <w:lang w:eastAsia="en-GB"/>
+          <w14:ligatures w14:val="none"/>
+        </w:rPr>
+        <w:t xml:space="preserve"> </w:t>
+      </w:r>
+      <w:proofErr w:type="spellStart"/>
+      <w:r>
+        <w:rPr>
+          <w:rFonts w:ascii="Menlo" w:eastAsia="Times New Roman" w:hAnsi="Menlo" w:cs="Menlo"/>
+          <w:color w:val="D2A8FF"/>
+          <w:kern w:val="0"/>
+          <w:sz w:val="18"/>
+          <w:szCs w:val="18"/>
+          <w:lang w:eastAsia="en-GB"/>
+          <w14:ligatures w14:val="none"/>
+        </w:rPr>
+        <w:t>myinfo</w:t>
+      </w:r>
+      <w:proofErr w:type="spellEnd"/>
+      <w:r>
+        <w:rPr>
+          <w:rFonts w:ascii="Menlo" w:eastAsia="Times New Roman" w:hAnsi="Menlo" w:cs="Menlo"/>
+          <w:color w:val="BBBEBF"/>
+          <w:kern w:val="0"/>
+          <w:sz w:val="18"/>
+          <w:szCs w:val="18"/>
+          <w:lang w:eastAsia="en-GB"/>
+          <w14:ligatures w14:val="none"/>
+        </w:rPr>
+        <w:t xml:space="preserve"> </w:t>
+      </w:r>
+      <w:r>
+        <w:rPr>
+          <w:rFonts w:ascii="Menlo" w:eastAsia="Times New Roman" w:hAnsi="Menlo" w:cs="Menlo"/>
+          <w:color w:val="D4D4D4"/>
+          <w:kern w:val="0"/>
+          <w:sz w:val="18"/>
+          <w:szCs w:val="18"/>
+          <w:lang w:eastAsia="en-GB"/>
+          <w14:ligatures w14:val="none"/>
+        </w:rPr>
+        <w:t>=</w:t>
+      </w:r>
+      <w:r>
+        <w:rPr>
+          <w:rFonts w:ascii="Menlo" w:eastAsia="Times New Roman" w:hAnsi="Menlo" w:cs="Menlo"/>
+          <w:color w:val="BBBEBF"/>
+          <w:kern w:val="0"/>
+          <w:sz w:val="18"/>
+          <w:szCs w:val="18"/>
+          <w:lang w:eastAsia="en-GB"/>
+          <w14:ligatures w14:val="none"/>
+        </w:rPr>
+        <w:t xml:space="preserve"> ()</w:t>
+      </w:r>
+      <w:r>
+        <w:rPr>
+          <w:rFonts w:ascii="Menlo" w:eastAsia="Times New Roman" w:hAnsi="Menlo" w:cs="Menlo"/>
+          <w:color w:val="FF7B72"/>
+          <w:kern w:val="0"/>
+          <w:sz w:val="18"/>
+          <w:szCs w:val="18"/>
+          <w:lang w:eastAsia="en-GB"/>
+          <w14:ligatures w14:val="none"/>
+        </w:rPr>
+        <w:t>=&gt;</w:t>
+      </w:r>
+      <w:r>
+        <w:rPr>
+          <w:rFonts w:ascii="Menlo" w:eastAsia="Times New Roman" w:hAnsi="Menlo" w:cs="Menlo"/>
+          <w:color w:val="C9D1D9"/>
+          <w:kern w:val="0"/>
+          <w:sz w:val="18"/>
+          <w:szCs w:val="18"/>
+          <w:lang w:eastAsia="en-GB"/>
+          <w14:ligatures w14:val="none"/>
+        </w:rPr>
+        <w:t>{</w:t>
+      </w:r>
+    </w:p>
+    <w:p>
+      <w:pPr>
+        <w:shd w:val="clear" w:color="auto" w:fill="121314"/>
+        <w:spacing w:after="0" w:line="270" w:lineRule="atLeast"/>
+        <w:rPr>
+          <w:rFonts w:ascii="Menlo" w:eastAsia="Times New Roman" w:hAnsi="Menlo" w:cs="Menlo"/>
+          <w:color w:val="BBBEBF"/>
+          <w:kern w:val="0"/>
+          <w:sz w:val="18"/>
+          <w:szCs w:val="18"/>
+          <w:lang w:eastAsia="en-GB"/>
+          <w14:ligatures w14:val="none"/>
+        </w:rPr>
+      </w:pPr>
+      <w:r>
+        <w:rPr>
+          <w:rFonts w:ascii="Menlo" w:eastAsia="Times New Roman" w:hAnsi="Menlo" w:cs="Menlo"/>
+          <w:color w:val="C9D1D9"/>
+          <w:kern w:val="0"/>
+          <w:sz w:val="18"/>
+          <w:szCs w:val="18"/>
+          <w:lang w:eastAsia="en-GB"/>
+          <w14:ligatures w14:val="none"/>
+        </w:rPr>
+        <w:t xml:space="preserve">    </w:t>
+      </w:r>
+      <w:r>
+        <w:rPr>
+          <w:rFonts w:ascii="Menlo" w:eastAsia="Times New Roman" w:hAnsi="Menlo" w:cs="Menlo"/>
+          <w:color w:val="79C0FF"/>
+          <w:kern w:val="0"/>
+          <w:sz w:val="18"/>
+          <w:szCs w:val="18"/>
+          <w:lang w:eastAsia="en-GB"/>
+          <w14:ligatures w14:val="none"/>
+        </w:rPr>
+        <w:t>console</w:t>
+      </w:r>
+      <w:r>
+        <w:rPr>
+          <w:rFonts w:ascii="Menlo" w:eastAsia="Times New Roman" w:hAnsi="Menlo" w:cs="Menlo"/>
+          <w:color w:val="C9D1D9"/>
+          <w:kern w:val="0"/>
+          <w:sz w:val="18"/>
+          <w:szCs w:val="18"/>
+          <w:lang w:eastAsia="en-GB"/>
+          <w14:ligatures w14:val="none"/>
+        </w:rPr>
+        <w:t>.</w:t>
+      </w:r>
+      <w:r>
+        <w:rPr>
+          <w:rFonts w:ascii="Menlo" w:eastAsia="Times New Roman" w:hAnsi="Menlo" w:cs="Menlo"/>
+          <w:color w:val="D2A8FF"/>
+          <w:kern w:val="0"/>
+          <w:sz w:val="18"/>
+          <w:szCs w:val="18"/>
+          <w:lang w:eastAsia="en-GB"/>
+          <w14:ligatures w14:val="none"/>
+        </w:rPr>
+        <w:t>log</w:t>
+      </w:r>
+      <w:r>
+        <w:rPr>
+          <w:rFonts w:ascii="Menlo" w:eastAsia="Times New Roman" w:hAnsi="Menlo" w:cs="Menlo"/>
+          <w:color w:val="C9D1D9"/>
+          <w:kern w:val="0"/>
+          <w:sz w:val="18"/>
+          <w:szCs w:val="18"/>
+          <w:lang w:eastAsia="en-GB"/>
+          <w14:ligatures w14:val="none"/>
+        </w:rPr>
+        <w:t>(</w:t>
+      </w:r>
+      <w:r>
+        <w:rPr>
+          <w:rFonts w:ascii="Menlo" w:eastAsia="Times New Roman" w:hAnsi="Menlo" w:cs="Menlo"/>
+          <w:color w:val="A5D6FF"/>
+          <w:kern w:val="0"/>
+          <w:sz w:val="18"/>
+          <w:szCs w:val="18"/>
+          <w:lang w:eastAsia="en-GB"/>
+          <w14:ligatures w14:val="none"/>
+        </w:rPr>
+        <w:t xml:space="preserve">"my name is </w:t>
+      </w:r>
+      <w:proofErr w:type="spellStart"/>
+      <w:r>
+        <w:rPr>
+          <w:rFonts w:ascii="Menlo" w:eastAsia="Times New Roman" w:hAnsi="Menlo" w:cs="Menlo"/>
+          <w:color w:val="A5D6FF"/>
+          <w:kern w:val="0"/>
+          <w:sz w:val="18"/>
+          <w:szCs w:val="18"/>
+          <w:lang w:eastAsia="en-GB"/>
+          <w14:ligatures w14:val="none"/>
+        </w:rPr>
+        <w:t>Soonapa</w:t>
+      </w:r>
+      <w:proofErr w:type="spellEnd"/>
+      <w:r>
+        <w:rPr>
+          <w:rFonts w:ascii="Menlo" w:eastAsia="Times New Roman" w:hAnsi="Menlo" w:cs="Menlo"/>
+          <w:color w:val="A5D6FF"/>
+          <w:kern w:val="0"/>
+          <w:sz w:val="18"/>
+          <w:szCs w:val="18"/>
+          <w:lang w:eastAsia="en-GB"/>
+          <w14:ligatures w14:val="none"/>
+        </w:rPr>
+        <w:t xml:space="preserve">, I am a </w:t>
+      </w:r>
+      <w:proofErr w:type="spellStart"/>
+      <w:r>
+        <w:rPr>
+          <w:rFonts w:ascii="Menlo" w:eastAsia="Times New Roman" w:hAnsi="Menlo" w:cs="Menlo"/>
+          <w:color w:val="A5D6FF"/>
+          <w:kern w:val="0"/>
+          <w:sz w:val="18"/>
+          <w:szCs w:val="18"/>
+          <w:lang w:eastAsia="en-GB"/>
+          <w14:ligatures w14:val="none"/>
+        </w:rPr>
+        <w:t>fullstack</w:t>
+      </w:r>
+      <w:proofErr w:type="spellEnd"/>
+      <w:r>
+        <w:rPr>
+          <w:rFonts w:ascii="Menlo" w:eastAsia="Times New Roman" w:hAnsi="Menlo" w:cs="Menlo"/>
+          <w:color w:val="A5D6FF"/>
+          <w:kern w:val="0"/>
+          <w:sz w:val="18"/>
+          <w:szCs w:val="18"/>
+          <w:lang w:eastAsia="en-GB"/>
+          <w14:ligatures w14:val="none"/>
+        </w:rPr>
+        <w:t xml:space="preserve"> developer"</w:t>
+      </w:r>
+      <w:r>
+        <w:rPr>
+          <w:rFonts w:ascii="Menlo" w:eastAsia="Times New Roman" w:hAnsi="Menlo" w:cs="Menlo"/>
+          <w:color w:val="C9D1D9"/>
+          <w:kern w:val="0"/>
+          <w:sz w:val="18"/>
+          <w:szCs w:val="18"/>
+          <w:lang w:eastAsia="en-GB"/>
+          <w14:ligatures w14:val="none"/>
+        </w:rPr>
+        <w:t>);</w:t>
+      </w:r>
+    </w:p>
+    <w:p>
+      <w:pPr>
+        <w:shd w:val="clear" w:color="auto" w:fill="121314"/>
+        <w:spacing w:after="0" w:line="270" w:lineRule="atLeast"/>
+        <w:rPr>
+          <w:rFonts w:ascii="Menlo" w:eastAsia="Times New Roman" w:hAnsi="Menlo" w:cs="Menlo"/>
+          <w:color w:val="BBBEBF"/>
+          <w:kern w:val="0"/>
+          <w:sz w:val="18"/>
+          <w:szCs w:val="18"/>
+          <w:lang w:eastAsia="en-GB"/>
+          <w14:ligatures w14:val="none"/>
+        </w:rPr>
+      </w:pPr>
+      <w:r>
+        <w:rPr>
+          <w:rFonts w:ascii="Menlo" w:eastAsia="Times New Roman" w:hAnsi="Menlo" w:cs="Menlo"/>
+          <w:color w:val="C9D1D9"/>
+          <w:kern w:val="0"/>
+          <w:sz w:val="18"/>
+          <w:szCs w:val="18"/>
+          <w:lang w:eastAsia="en-GB"/>
+          <w14:ligatures w14:val="none"/>
+        </w:rPr>
+        <w:t>}</w:t>
+      </w:r>
+    </w:p>
+    <w:p>
+      <w:pPr>
+        <w:rPr>
+          <w:rFonts w:ascii="Segoe UI Symbol" w:hAnsi="Segoe UI Symbol" w:cs="Segoe UI Symbol"/>
+        </w:rPr>
+      </w:pPr>
+      <w:r>
+        <w:rPr>
+          <w:rFonts w:ascii="Segoe UI Symbol" w:hAnsi="Segoe UI Symbol" w:cs="Segoe UI Symbol"/>
+        </w:rPr>
+        <w:t>Html</w:t>
+      </w:r>
+    </w:p>
+    <w:p>
+      <w:pPr>
+        <w:shd w:val="clear" w:color="auto" w:fill="121314"/>
+        <w:spacing w:after="0" w:line="270" w:lineRule="atLeast"/>
+        <w:rPr>
+          <w:rFonts w:ascii="Menlo" w:eastAsia="Times New Roman" w:hAnsi="Menlo" w:cs="Menlo"/>
+          <w:color w:val="BBBEBF"/>
+          <w:kern w:val="0"/>
+          <w:sz w:val="18"/>
+          <w:szCs w:val="18"/>
+          <w:lang w:eastAsia="en-GB"/>
+          <w14:ligatures w14:val="none"/>
+        </w:rPr>
+      </w:pPr>
+      <w:r>
+        <w:rPr>
+          <w:rFonts w:ascii="Menlo" w:eastAsia="Times New Roman" w:hAnsi="Menlo" w:cs="Menlo"/>
+          <w:color w:val="808080"/>
+          <w:kern w:val="0"/>
+          <w:sz w:val="18"/>
+          <w:szCs w:val="18"/>
+          <w:lang w:eastAsia="en-GB"/>
+          <w14:ligatures w14:val="none"/>
+        </w:rPr>
+        <w:t>&lt;</w:t>
+      </w:r>
+      <w:r>
+        <w:rPr>
+          <w:rFonts w:ascii="Menlo" w:eastAsia="Times New Roman" w:hAnsi="Menlo" w:cs="Menlo"/>
+          <w:color w:val="7EE787"/>
+          <w:kern w:val="0"/>
+          <w:sz w:val="18"/>
+          <w:szCs w:val="18"/>
+          <w:lang w:eastAsia="en-GB"/>
+          <w14:ligatures w14:val="none"/>
+        </w:rPr>
+        <w:t>button</w:t>
+      </w:r>
+      <w:r>
+        <w:rPr>
+          <w:rFonts w:ascii="Menlo" w:eastAsia="Times New Roman" w:hAnsi="Menlo" w:cs="Menlo"/>
+          <w:color w:val="BBBEBF"/>
+          <w:kern w:val="0"/>
+          <w:sz w:val="18"/>
+          <w:szCs w:val="18"/>
+          <w:lang w:eastAsia="en-GB"/>
+          <w14:ligatures w14:val="none"/>
+        </w:rPr>
+        <w:t xml:space="preserve"> </w:t>
+      </w:r>
+      <w:r>
+        <w:rPr>
+          <w:rFonts w:ascii="Menlo" w:eastAsia="Times New Roman" w:hAnsi="Menlo" w:cs="Menlo"/>
+          <w:color w:val="9CDCFE"/>
+          <w:kern w:val="0"/>
+          <w:sz w:val="18"/>
+          <w:szCs w:val="18"/>
+          <w:lang w:eastAsia="en-GB"/>
+          <w14:ligatures w14:val="none"/>
+        </w:rPr>
+        <w:t>onclick</w:t>
+      </w:r>
+      <w:r>
+        <w:rPr>
+          <w:rFonts w:ascii="Menlo" w:eastAsia="Times New Roman" w:hAnsi="Menlo" w:cs="Menlo"/>
+          <w:color w:val="BBBEBF"/>
+          <w:kern w:val="0"/>
+          <w:sz w:val="18"/>
+          <w:szCs w:val="18"/>
+          <w:lang w:eastAsia="en-GB"/>
+          <w14:ligatures w14:val="none"/>
+        </w:rPr>
+        <w:t>=</w:t>
+      </w:r>
+      <w:r>
+        <w:rPr>
+          <w:rFonts w:ascii="Menlo" w:eastAsia="Times New Roman" w:hAnsi="Menlo" w:cs="Menlo"/>
+          <w:color w:val="A5D6FF"/>
+          <w:kern w:val="0"/>
+          <w:sz w:val="18"/>
+          <w:szCs w:val="18"/>
+          <w:lang w:eastAsia="en-GB"/>
+          <w14:ligatures w14:val="none"/>
+        </w:rPr>
+        <w:t>"</w:t>
+      </w:r>
+      <w:proofErr w:type="spellStart"/>
+      <w:r>
+        <w:rPr>
+          <w:rFonts w:ascii="Menlo" w:eastAsia="Times New Roman" w:hAnsi="Menlo" w:cs="Menlo"/>
+          <w:color w:val="D2A8FF"/>
+          <w:kern w:val="0"/>
+          <w:sz w:val="18"/>
+          <w:szCs w:val="18"/>
+          <w:lang w:eastAsia="en-GB"/>
+          <w14:ligatures w14:val="none"/>
+        </w:rPr>
+        <w:t>myinfo</w:t>
+      </w:r>
+      <w:proofErr w:type="spellEnd"/>
+      <w:r>
+        <w:rPr>
+          <w:rFonts w:ascii="Menlo" w:eastAsia="Times New Roman" w:hAnsi="Menlo" w:cs="Menlo"/>
+          <w:color w:val="A5D6FF"/>
+          <w:kern w:val="0"/>
+          <w:sz w:val="18"/>
+          <w:szCs w:val="18"/>
+          <w:lang w:eastAsia="en-GB"/>
+          <w14:ligatures w14:val="none"/>
+        </w:rPr>
+        <w:t>()"</w:t>
+      </w:r>
+      <w:r>
+        <w:rPr>
+          <w:rFonts w:ascii="Menlo" w:eastAsia="Times New Roman" w:hAnsi="Menlo" w:cs="Menlo"/>
+          <w:color w:val="808080"/>
+          <w:kern w:val="0"/>
+          <w:sz w:val="18"/>
+          <w:szCs w:val="18"/>
+          <w:lang w:eastAsia="en-GB"/>
+          <w14:ligatures w14:val="none"/>
+        </w:rPr>
+        <w:t>&gt;</w:t>
+      </w:r>
+      <w:r>
+        <w:rPr>
+          <w:rFonts w:ascii="Menlo" w:eastAsia="Times New Roman" w:hAnsi="Menlo" w:cs="Menlo"/>
+          <w:color w:val="BBBEBF"/>
+          <w:kern w:val="0"/>
+          <w:sz w:val="18"/>
+          <w:szCs w:val="18"/>
+          <w:lang w:eastAsia="en-GB"/>
+          <w14:ligatures w14:val="none"/>
+        </w:rPr>
+        <w:t xml:space="preserve">bet my information </w:t>
+      </w:r>
+      <w:r>
+        <w:rPr>
+          <w:rFonts w:ascii="Menlo" w:eastAsia="Times New Roman" w:hAnsi="Menlo" w:cs="Menlo"/>
+          <w:color w:val="808080"/>
+          <w:kern w:val="0"/>
+          <w:sz w:val="18"/>
+          <w:szCs w:val="18"/>
+          <w:lang w:eastAsia="en-GB"/>
+          <w14:ligatures w14:val="none"/>
+        </w:rPr>
+        <w:t>&lt;/</w:t>
+      </w:r>
+      <w:r>
+        <w:rPr>
+          <w:rFonts w:ascii="Menlo" w:eastAsia="Times New Roman" w:hAnsi="Menlo" w:cs="Menlo"/>
+          <w:color w:val="7EE787"/>
+          <w:kern w:val="0"/>
+          <w:sz w:val="18"/>
+          <w:szCs w:val="18"/>
+          <w:lang w:eastAsia="en-GB"/>
+          <w14:ligatures w14:val="none"/>
+        </w:rPr>
+        <w:t>button</w:t>
+      </w:r>
+      <w:r>
+        <w:rPr>
+          <w:rFonts w:ascii="Menlo" w:eastAsia="Times New Roman" w:hAnsi="Menlo" w:cs="Menlo"/>
+          <w:color w:val="808080"/>
+          <w:kern w:val="0"/>
+          <w:sz w:val="18"/>
+          <w:szCs w:val="18"/>
+          <w:lang w:eastAsia="en-GB"/>
+          <w14:ligatures w14:val="none"/>
+        </w:rPr>
+        <w:t>&gt;</w:t>
+      </w:r>
+    </w:p>
+    <w:p>
+      <w:pPr>
+        <w:rPr>
+          <w:rFonts w:ascii="Segoe UI Symbol" w:hAnsi="Segoe UI Symbol" w:cs="Segoe UI Symbol"/>
+        </w:rPr>
+      </w:pPr>
+    </w:p>
+    <w:p>
+      <w:pPr>
+        <w:rPr>
+          <w:rFonts w:ascii="Segoe UI Symbol" w:hAnsi="Segoe UI Symbol" w:cs="Segoe UI Symbol"/>
+        </w:rPr>
+      </w:pPr>
+      <w:r>
+        <w:rPr>
+          <w:rFonts w:ascii="Segoe UI Symbol" w:hAnsi="Segoe UI Symbol" w:cs="Segoe UI Symbol"/>
+        </w:rPr>
+        <w:t>Can we write multiple event in same element ?</w:t>
+      </w:r>
+    </w:p>
+    <w:p>
+      <w:pPr>
+        <w:pStyle w:val="ListParagraph"/>
+        <w:numPr>
+          <w:ilvl w:val="0"/>
+          <w:numId w:val="42"/>
+        </w:numPr>
+        <w:rPr>
+          <w:rFonts w:ascii="Segoe UI Symbol" w:hAnsi="Segoe UI Symbol" w:cs="Segoe UI Symbol"/>
+        </w:rPr>
+      </w:pPr>
+      <w:r>
+        <w:rPr>
+          <w:rFonts w:ascii="Segoe UI Symbol" w:hAnsi="Segoe UI Symbol" w:cs="Segoe UI Symbol"/>
+        </w:rPr>
+        <w:t xml:space="preserve">Yes. </w:t>
+      </w:r>
+    </w:p>
+    <w:p>
+      <w:pPr>
+        <w:rPr>
+          <w:rFonts w:ascii="Segoe UI Symbol" w:hAnsi="Segoe UI Symbol" w:cs="Segoe UI Symbol"/>
+        </w:rPr>
+      </w:pPr>
+      <w:r>
+        <w:rPr>
+          <w:rFonts w:ascii="Segoe UI Symbol" w:hAnsi="Segoe UI Symbol" w:cs="Segoe UI Symbol"/>
+          <w:b/>
+          <w:bCs/>
+          <w:u w:val="single"/>
+        </w:rPr>
+        <w:t>Note</w:t>
+      </w:r>
+      <w:r>
+        <w:rPr>
+          <w:rFonts w:ascii="Segoe UI Symbol" w:hAnsi="Segoe UI Symbol" w:cs="Segoe UI Symbol"/>
+        </w:rPr>
+        <w:t>: we can apply multiple event in the same element but the even should be different</w:t>
+      </w:r>
+    </w:p>
+    <w:p>
+      <w:pPr>
+        <w:rPr>
+          <w:rFonts w:ascii="Segoe UI Symbol" w:hAnsi="Segoe UI Symbol" w:cs="Segoe UI Symbol"/>
+        </w:rPr>
+      </w:pPr>
+      <w:r>
+        <w:rPr>
+          <w:rFonts w:ascii="Segoe UI Symbol" w:hAnsi="Segoe UI Symbol" w:cs="Segoe UI Symbol"/>
+        </w:rPr>
+        <w:t>Ex:</w:t>
+      </w:r>
+    </w:p>
+    <w:p>
+      <w:pPr>
+        <w:rPr>
+          <w:rFonts w:ascii="Segoe UI Symbol" w:hAnsi="Segoe UI Symbol" w:cs="Segoe UI Symbol"/>
+        </w:rPr>
+      </w:pPr>
+      <w:r>
+        <w:rPr>
+          <w:rFonts w:ascii="Segoe UI Symbol" w:hAnsi="Segoe UI Symbol" w:cs="Segoe UI Symbol"/>
+        </w:rPr>
+        <w:t>Html</w:t>
+      </w:r>
+    </w:p>
+    <w:p>
+      <w:pPr>
+        <w:shd w:val="clear" w:color="auto" w:fill="121314"/>
+        <w:spacing w:after="0" w:line="270" w:lineRule="atLeast"/>
+        <w:rPr>
+          <w:rFonts w:ascii="Menlo" w:eastAsia="Times New Roman" w:hAnsi="Menlo" w:cs="Menlo"/>
+          <w:color w:val="BBBEBF"/>
+          <w:kern w:val="0"/>
+          <w:sz w:val="18"/>
+          <w:szCs w:val="18"/>
+          <w:lang w:eastAsia="en-GB"/>
+          <w14:ligatures w14:val="none"/>
+        </w:rPr>
+      </w:pPr>
+      <w:r>
+        <w:rPr>
+          <w:rFonts w:ascii="Menlo" w:eastAsia="Times New Roman" w:hAnsi="Menlo" w:cs="Menlo"/>
+          <w:color w:val="808080"/>
+          <w:kern w:val="0"/>
+          <w:sz w:val="18"/>
+          <w:szCs w:val="18"/>
+          <w:lang w:eastAsia="en-GB"/>
+          <w14:ligatures w14:val="none"/>
+        </w:rPr>
+        <w:t>&lt;</w:t>
+      </w:r>
+      <w:r>
+        <w:rPr>
+          <w:rFonts w:ascii="Menlo" w:eastAsia="Times New Roman" w:hAnsi="Menlo" w:cs="Menlo"/>
+          <w:color w:val="7EE787"/>
+          <w:kern w:val="0"/>
+          <w:sz w:val="18"/>
+          <w:szCs w:val="18"/>
+          <w:lang w:eastAsia="en-GB"/>
+          <w14:ligatures w14:val="none"/>
+        </w:rPr>
+        <w:t>div</w:t>
+      </w:r>
+      <w:r>
+        <w:rPr>
+          <w:rFonts w:ascii="Menlo" w:eastAsia="Times New Roman" w:hAnsi="Menlo" w:cs="Menlo"/>
+          <w:color w:val="BBBEBF"/>
+          <w:kern w:val="0"/>
+          <w:sz w:val="18"/>
+          <w:szCs w:val="18"/>
+          <w:lang w:eastAsia="en-GB"/>
+          <w14:ligatures w14:val="none"/>
+        </w:rPr>
+        <w:t xml:space="preserve"> </w:t>
+      </w:r>
+      <w:proofErr w:type="spellStart"/>
+      <w:r>
+        <w:rPr>
+          <w:rFonts w:ascii="Menlo" w:eastAsia="Times New Roman" w:hAnsi="Menlo" w:cs="Menlo"/>
+          <w:color w:val="9CDCFE"/>
+          <w:kern w:val="0"/>
+          <w:sz w:val="18"/>
+          <w:szCs w:val="18"/>
+          <w:lang w:eastAsia="en-GB"/>
+          <w14:ligatures w14:val="none"/>
+        </w:rPr>
+        <w:t>onmouseover</w:t>
+      </w:r>
+      <w:proofErr w:type="spellEnd"/>
+      <w:r>
+        <w:rPr>
+          <w:rFonts w:ascii="Menlo" w:eastAsia="Times New Roman" w:hAnsi="Menlo" w:cs="Menlo"/>
+          <w:color w:val="BBBEBF"/>
+          <w:kern w:val="0"/>
+          <w:sz w:val="18"/>
+          <w:szCs w:val="18"/>
+          <w:lang w:eastAsia="en-GB"/>
+          <w14:ligatures w14:val="none"/>
+        </w:rPr>
+        <w:t>=</w:t>
+      </w:r>
+      <w:r>
+        <w:rPr>
+          <w:rFonts w:ascii="Menlo" w:eastAsia="Times New Roman" w:hAnsi="Menlo" w:cs="Menlo"/>
+          <w:color w:val="A5D6FF"/>
+          <w:kern w:val="0"/>
+          <w:sz w:val="18"/>
+          <w:szCs w:val="18"/>
+          <w:lang w:eastAsia="en-GB"/>
+          <w14:ligatures w14:val="none"/>
+        </w:rPr>
+        <w:t>"</w:t>
+      </w:r>
+      <w:r>
+        <w:rPr>
+          <w:rFonts w:ascii="Menlo" w:eastAsia="Times New Roman" w:hAnsi="Menlo" w:cs="Menlo"/>
+          <w:color w:val="D2A8FF"/>
+          <w:kern w:val="0"/>
+          <w:sz w:val="18"/>
+          <w:szCs w:val="18"/>
+          <w:lang w:eastAsia="en-GB"/>
+          <w14:ligatures w14:val="none"/>
+        </w:rPr>
+        <w:t>fun1</w:t>
+      </w:r>
+      <w:r>
+        <w:rPr>
+          <w:rFonts w:ascii="Menlo" w:eastAsia="Times New Roman" w:hAnsi="Menlo" w:cs="Menlo"/>
+          <w:color w:val="A5D6FF"/>
+          <w:kern w:val="0"/>
+          <w:sz w:val="18"/>
+          <w:szCs w:val="18"/>
+          <w:lang w:eastAsia="en-GB"/>
+          <w14:ligatures w14:val="none"/>
+        </w:rPr>
+        <w:t>()"</w:t>
+      </w:r>
+      <w:r>
+        <w:rPr>
+          <w:rFonts w:ascii="Menlo" w:eastAsia="Times New Roman" w:hAnsi="Menlo" w:cs="Menlo"/>
+          <w:color w:val="BBBEBF"/>
+          <w:kern w:val="0"/>
+          <w:sz w:val="18"/>
+          <w:szCs w:val="18"/>
+          <w:lang w:eastAsia="en-GB"/>
+          <w14:ligatures w14:val="none"/>
+        </w:rPr>
+        <w:t xml:space="preserve"> </w:t>
+      </w:r>
+      <w:proofErr w:type="spellStart"/>
+      <w:r>
+        <w:rPr>
+          <w:rFonts w:ascii="Menlo" w:eastAsia="Times New Roman" w:hAnsi="Menlo" w:cs="Menlo"/>
+          <w:color w:val="9CDCFE"/>
+          <w:kern w:val="0"/>
+          <w:sz w:val="18"/>
+          <w:szCs w:val="18"/>
+          <w:lang w:eastAsia="en-GB"/>
+          <w14:ligatures w14:val="none"/>
+        </w:rPr>
+        <w:t>onmouseout</w:t>
+      </w:r>
+      <w:proofErr w:type="spellEnd"/>
+      <w:r>
+        <w:rPr>
+          <w:rFonts w:ascii="Menlo" w:eastAsia="Times New Roman" w:hAnsi="Menlo" w:cs="Menlo"/>
+          <w:color w:val="BBBEBF"/>
+          <w:kern w:val="0"/>
+          <w:sz w:val="18"/>
+          <w:szCs w:val="18"/>
+          <w:lang w:eastAsia="en-GB"/>
+          <w14:ligatures w14:val="none"/>
+        </w:rPr>
+        <w:t>=</w:t>
+      </w:r>
+      <w:r>
+        <w:rPr>
+          <w:rFonts w:ascii="Menlo" w:eastAsia="Times New Roman" w:hAnsi="Menlo" w:cs="Menlo"/>
+          <w:color w:val="A5D6FF"/>
+          <w:kern w:val="0"/>
+          <w:sz w:val="18"/>
+          <w:szCs w:val="18"/>
+          <w:lang w:eastAsia="en-GB"/>
+          <w14:ligatures w14:val="none"/>
+        </w:rPr>
+        <w:t>"</w:t>
+      </w:r>
+      <w:r>
+        <w:rPr>
+          <w:rFonts w:ascii="Menlo" w:eastAsia="Times New Roman" w:hAnsi="Menlo" w:cs="Menlo"/>
+          <w:color w:val="D2A8FF"/>
+          <w:kern w:val="0"/>
+          <w:sz w:val="18"/>
+          <w:szCs w:val="18"/>
+          <w:lang w:eastAsia="en-GB"/>
+          <w14:ligatures w14:val="none"/>
+        </w:rPr>
+        <w:t>fun2</w:t>
+      </w:r>
+      <w:r>
+        <w:rPr>
+          <w:rFonts w:ascii="Menlo" w:eastAsia="Times New Roman" w:hAnsi="Menlo" w:cs="Menlo"/>
+          <w:color w:val="A5D6FF"/>
+          <w:kern w:val="0"/>
+          <w:sz w:val="18"/>
+          <w:szCs w:val="18"/>
+          <w:lang w:eastAsia="en-GB"/>
+          <w14:ligatures w14:val="none"/>
+        </w:rPr>
+        <w:t>()"</w:t>
+      </w:r>
+      <w:r>
+        <w:rPr>
+          <w:rFonts w:ascii="Menlo" w:eastAsia="Times New Roman" w:hAnsi="Menlo" w:cs="Menlo"/>
+          <w:color w:val="808080"/>
+          <w:kern w:val="0"/>
+          <w:sz w:val="18"/>
+          <w:szCs w:val="18"/>
+          <w:lang w:eastAsia="en-GB"/>
+          <w14:ligatures w14:val="none"/>
+        </w:rPr>
+        <w:t>&gt;</w:t>
+      </w:r>
+    </w:p>
+    <w:p>
+      <w:pPr>
+        <w:shd w:val="clear" w:color="auto" w:fill="121314"/>
+        <w:spacing w:after="0" w:line="270" w:lineRule="atLeast"/>
+        <w:rPr>
+          <w:rFonts w:ascii="Menlo" w:eastAsia="Times New Roman" w:hAnsi="Menlo" w:cs="Menlo"/>
+          <w:color w:val="BBBEBF"/>
+          <w:kern w:val="0"/>
+          <w:sz w:val="18"/>
+          <w:szCs w:val="18"/>
+          <w:lang w:eastAsia="en-GB"/>
+          <w14:ligatures w14:val="none"/>
+        </w:rPr>
+      </w:pPr>
+      <w:r>
+        <w:rPr>
+          <w:rFonts w:ascii="Menlo" w:eastAsia="Times New Roman" w:hAnsi="Menlo" w:cs="Menlo"/>
+          <w:color w:val="BBBEBF"/>
+          <w:kern w:val="0"/>
+          <w:sz w:val="18"/>
+          <w:szCs w:val="18"/>
+          <w:lang w:eastAsia="en-GB"/>
+          <w14:ligatures w14:val="none"/>
+        </w:rPr>
+        <w:t xml:space="preserve">    </w:t>
+      </w:r>
+      <w:r>
+        <w:rPr>
+          <w:rFonts w:ascii="Menlo" w:eastAsia="Times New Roman" w:hAnsi="Menlo" w:cs="Menlo"/>
+          <w:color w:val="808080"/>
+          <w:kern w:val="0"/>
+          <w:sz w:val="18"/>
+          <w:szCs w:val="18"/>
+          <w:lang w:eastAsia="en-GB"/>
+          <w14:ligatures w14:val="none"/>
+        </w:rPr>
+        <w:t>&lt;</w:t>
+      </w:r>
+      <w:r>
+        <w:rPr>
+          <w:rFonts w:ascii="Menlo" w:eastAsia="Times New Roman" w:hAnsi="Menlo" w:cs="Menlo"/>
+          <w:color w:val="7EE787"/>
+          <w:kern w:val="0"/>
+          <w:sz w:val="18"/>
+          <w:szCs w:val="18"/>
+          <w:lang w:eastAsia="en-GB"/>
+          <w14:ligatures w14:val="none"/>
+        </w:rPr>
+        <w:t>h2</w:t>
+      </w:r>
+      <w:r>
+        <w:rPr>
+          <w:rFonts w:ascii="Menlo" w:eastAsia="Times New Roman" w:hAnsi="Menlo" w:cs="Menlo"/>
+          <w:color w:val="808080"/>
+          <w:kern w:val="0"/>
+          <w:sz w:val="18"/>
+          <w:szCs w:val="18"/>
+          <w:lang w:eastAsia="en-GB"/>
+          <w14:ligatures w14:val="none"/>
+        </w:rPr>
+        <w:t>&gt;</w:t>
+      </w:r>
+      <w:r>
+        <w:rPr>
+          <w:rFonts w:ascii="Menlo" w:eastAsia="Times New Roman" w:hAnsi="Menlo" w:cs="Menlo"/>
+          <w:color w:val="BBBEBF"/>
+          <w:kern w:val="0"/>
+          <w:sz w:val="18"/>
+          <w:szCs w:val="18"/>
+          <w:lang w:eastAsia="en-GB"/>
+          <w14:ligatures w14:val="none"/>
+        </w:rPr>
+        <w:t>applying multiple events</w:t>
+      </w:r>
+      <w:r>
+        <w:rPr>
+          <w:rFonts w:ascii="Menlo" w:eastAsia="Times New Roman" w:hAnsi="Menlo" w:cs="Menlo"/>
+          <w:color w:val="808080"/>
+          <w:kern w:val="0"/>
+          <w:sz w:val="18"/>
+          <w:szCs w:val="18"/>
+          <w:lang w:eastAsia="en-GB"/>
+          <w14:ligatures w14:val="none"/>
+        </w:rPr>
+        <w:t>&lt;/</w:t>
+      </w:r>
+      <w:r>
+        <w:rPr>
+          <w:rFonts w:ascii="Menlo" w:eastAsia="Times New Roman" w:hAnsi="Menlo" w:cs="Menlo"/>
+          <w:color w:val="7EE787"/>
+          <w:kern w:val="0"/>
+          <w:sz w:val="18"/>
+          <w:szCs w:val="18"/>
+          <w:lang w:eastAsia="en-GB"/>
+          <w14:ligatures w14:val="none"/>
+        </w:rPr>
+        <w:t>h2</w:t>
+      </w:r>
+      <w:r>
+        <w:rPr>
+          <w:rFonts w:ascii="Menlo" w:eastAsia="Times New Roman" w:hAnsi="Menlo" w:cs="Menlo"/>
+          <w:color w:val="808080"/>
+          <w:kern w:val="0"/>
+          <w:sz w:val="18"/>
+          <w:szCs w:val="18"/>
+          <w:lang w:eastAsia="en-GB"/>
+          <w14:ligatures w14:val="none"/>
+        </w:rPr>
+        <w:t>&gt;</w:t>
+      </w:r>
+    </w:p>
+    <w:p>
+      <w:pPr>
+        <w:shd w:val="clear" w:color="auto" w:fill="121314"/>
+        <w:spacing w:after="0" w:line="270" w:lineRule="atLeast"/>
+        <w:rPr>
+          <w:rFonts w:ascii="Menlo" w:eastAsia="Times New Roman" w:hAnsi="Menlo" w:cs="Menlo"/>
+          <w:color w:val="BBBEBF"/>
+          <w:kern w:val="0"/>
+          <w:sz w:val="18"/>
+          <w:szCs w:val="18"/>
+          <w:lang w:eastAsia="en-GB"/>
+          <w14:ligatures w14:val="none"/>
+        </w:rPr>
+      </w:pPr>
+      <w:r>
+        <w:rPr>
+          <w:rFonts w:ascii="Menlo" w:eastAsia="Times New Roman" w:hAnsi="Menlo" w:cs="Menlo"/>
+          <w:color w:val="808080"/>
+          <w:kern w:val="0"/>
+          <w:sz w:val="18"/>
+          <w:szCs w:val="18"/>
+          <w:lang w:eastAsia="en-GB"/>
+          <w14:ligatures w14:val="none"/>
+        </w:rPr>
+        <w:t>&lt;/</w:t>
+      </w:r>
+      <w:r>
+        <w:rPr>
+          <w:rFonts w:ascii="Menlo" w:eastAsia="Times New Roman" w:hAnsi="Menlo" w:cs="Menlo"/>
+          <w:color w:val="7EE787"/>
+          <w:kern w:val="0"/>
+          <w:sz w:val="18"/>
+          <w:szCs w:val="18"/>
+          <w:lang w:eastAsia="en-GB"/>
+          <w14:ligatures w14:val="none"/>
+        </w:rPr>
+        <w:t>div</w:t>
+      </w:r>
+      <w:r>
+        <w:rPr>
+          <w:rFonts w:ascii="Menlo" w:eastAsia="Times New Roman" w:hAnsi="Menlo" w:cs="Menlo"/>
+          <w:color w:val="808080"/>
+          <w:kern w:val="0"/>
+          <w:sz w:val="18"/>
+          <w:szCs w:val="18"/>
+          <w:lang w:eastAsia="en-GB"/>
+          <w14:ligatures w14:val="none"/>
+        </w:rPr>
+        <w:t>&gt;</w:t>
+      </w:r>
+    </w:p>
+    <w:p>
+      <w:pPr>
+        <w:rPr>
+          <w:rFonts w:ascii="Segoe UI Symbol" w:hAnsi="Segoe UI Symbol" w:cs="Segoe UI Symbol"/>
+        </w:rPr>
+      </w:pPr>
+      <w:r>
+        <w:rPr>
+          <w:rFonts w:ascii="Segoe UI Symbol" w:hAnsi="Segoe UI Symbol" w:cs="Segoe UI Symbol"/>
+        </w:rPr>
+        <w:t xml:space="preserve"> </w:t>
+      </w:r>
+    </w:p>
+    <w:p>
+      <w:pPr>
+        <w:tabs>
+          <w:tab w:val="left" w:pos="1207"/>
+        </w:tabs>
+        <w:rPr>
+          <w:rFonts w:ascii="Segoe UI Symbol" w:hAnsi="Segoe UI Symbol" w:cs="Segoe UI Symbol"/>
+        </w:rPr>
+      </w:pPr>
+    </w:p>
+    <w:p>
+      <w:pPr>
+        <w:tabs>
+          <w:tab w:val="left" w:pos="1207"/>
+        </w:tabs>
         <w:rPr>
           <w:rFonts w:ascii="Segoe UI Symbol" w:hAnsi="Segoe UI Symbol" w:cs="Segoe UI Symbol"/>
         </w:rPr>
@@ -47745,9 +49175,95 @@
     </w:lvl>
   </w:abstractNum>
   <w:abstractNum w:abstractNumId="14" w15:restartNumberingAfterBreak="0">
-    <w:nsid w:val="435306DD"/>
+    <w:nsid w:val="3A3E151D"/>
     <w:multiLevelType w:val="hybridMultilevel"/>
-    <w:tmpl w:val="86D64CA0"/>
+    <w:tmpl w:val="8CA064E4"/>
+    <w:lvl w:ilvl="0" w:tplc="0809000F">
+      <w:start w:val="1"/>
+      <w:numFmt w:val="decimal"/>
+      <w:lvlText w:val="%1."/>
+      <w:lvlJc w:val="left"/>
+      <w:pPr>
+        <w:ind w:left="720" w:hanging="360"/>
+      </w:pPr>
+    </w:lvl>
+    <w:lvl w:ilvl="1" w:tplc="08090019" w:tentative="1">
+      <w:start w:val="1"/>
+      <w:numFmt w:val="lowerLetter"/>
+      <w:lvlText w:val="%2."/>
+      <w:lvlJc w:val="left"/>
+      <w:pPr>
+        <w:ind w:left="1440" w:hanging="360"/>
+      </w:pPr>
+    </w:lvl>
+    <w:lvl w:ilvl="2" w:tplc="0809001B" w:tentative="1">
+      <w:start w:val="1"/>
+      <w:numFmt w:val="lowerRoman"/>
+      <w:lvlText w:val="%3."/>
+      <w:lvlJc w:val="right"/>
+      <w:pPr>
+        <w:ind w:left="2160" w:hanging="180"/>
+      </w:pPr>
+    </w:lvl>
+    <w:lvl w:ilvl="3" w:tplc="0809000F" w:tentative="1">
+      <w:start w:val="1"/>
+      <w:numFmt w:val="decimal"/>
+      <w:lvlText w:val="%4."/>
+      <w:lvlJc w:val="left"/>
+      <w:pPr>
+        <w:ind w:left="2880" w:hanging="360"/>
+      </w:pPr>
+    </w:lvl>
+    <w:lvl w:ilvl="4" w:tplc="08090019" w:tentative="1">
+      <w:start w:val="1"/>
+      <w:numFmt w:val="lowerLetter"/>
+      <w:lvlText w:val="%5."/>
+      <w:lvlJc w:val="left"/>
+      <w:pPr>
+        <w:ind w:left="3600" w:hanging="360"/>
+      </w:pPr>
+    </w:lvl>
+    <w:lvl w:ilvl="5" w:tplc="0809001B" w:tentative="1">
+      <w:start w:val="1"/>
+      <w:numFmt w:val="lowerRoman"/>
+      <w:lvlText w:val="%6."/>
+      <w:lvlJc w:val="right"/>
+      <w:pPr>
+        <w:ind w:left="4320" w:hanging="180"/>
+      </w:pPr>
+    </w:lvl>
+    <w:lvl w:ilvl="6" w:tplc="0809000F" w:tentative="1">
+      <w:start w:val="1"/>
+      <w:numFmt w:val="decimal"/>
+      <w:lvlText w:val="%7."/>
+      <w:lvlJc w:val="left"/>
+      <w:pPr>
+        <w:ind w:left="5040" w:hanging="360"/>
+      </w:pPr>
+    </w:lvl>
+    <w:lvl w:ilvl="7" w:tplc="08090019" w:tentative="1">
+      <w:start w:val="1"/>
+      <w:numFmt w:val="lowerLetter"/>
+      <w:lvlText w:val="%8."/>
+      <w:lvlJc w:val="left"/>
+      <w:pPr>
+        <w:ind w:left="5760" w:hanging="360"/>
+      </w:pPr>
+    </w:lvl>
+    <w:lvl w:ilvl="8" w:tplc="0809001B" w:tentative="1">
+      <w:start w:val="1"/>
+      <w:numFmt w:val="lowerRoman"/>
+      <w:lvlText w:val="%9."/>
+      <w:lvlJc w:val="right"/>
+      <w:pPr>
+        <w:ind w:left="6480" w:hanging="180"/>
+      </w:pPr>
+    </w:lvl>
+  </w:abstractNum>
+  <w:abstractNum w:abstractNumId="15" w15:restartNumberingAfterBreak="0">
+    <w:nsid w:val="42B42ED3"/>
+    <w:multiLevelType w:val="hybridMultilevel"/>
+    <w:tmpl w:val="0A780504"/>
     <w:lvl w:ilvl="0" w:tplc="08090001">
       <w:start w:val="1"/>
       <w:numFmt w:val="bullet"/>
@@ -47857,10 +49373,10 @@
       </w:rPr>
     </w:lvl>
   </w:abstractNum>
-  <w:abstractNum w:abstractNumId="15" w15:restartNumberingAfterBreak="0">
-    <w:nsid w:val="473577CF"/>
+  <w:abstractNum w:abstractNumId="16" w15:restartNumberingAfterBreak="0">
+    <w:nsid w:val="435306DD"/>
     <w:multiLevelType w:val="hybridMultilevel"/>
-    <w:tmpl w:val="2A66FA94"/>
+    <w:tmpl w:val="86D64CA0"/>
     <w:lvl w:ilvl="0" w:tplc="08090001">
       <w:start w:val="1"/>
       <w:numFmt w:val="bullet"/>
@@ -47970,10 +49486,10 @@
       </w:rPr>
     </w:lvl>
   </w:abstractNum>
-  <w:abstractNum w:abstractNumId="16" w15:restartNumberingAfterBreak="0">
-    <w:nsid w:val="48D96800"/>
+  <w:abstractNum w:abstractNumId="17" w15:restartNumberingAfterBreak="0">
+    <w:nsid w:val="473577CF"/>
     <w:multiLevelType w:val="hybridMultilevel"/>
-    <w:tmpl w:val="21D404D8"/>
+    <w:tmpl w:val="2A66FA94"/>
     <w:lvl w:ilvl="0" w:tplc="08090001">
       <w:start w:val="1"/>
       <w:numFmt w:val="bullet"/>
@@ -48083,96 +49599,10 @@
       </w:rPr>
     </w:lvl>
   </w:abstractNum>
-  <w:abstractNum w:abstractNumId="17" w15:restartNumberingAfterBreak="0">
-    <w:nsid w:val="4B430D6B"/>
+  <w:abstractNum w:abstractNumId="18" w15:restartNumberingAfterBreak="0">
+    <w:nsid w:val="48D96800"/>
     <w:multiLevelType w:val="hybridMultilevel"/>
-    <w:tmpl w:val="0E669B70"/>
-    <w:lvl w:ilvl="0" w:tplc="0809000F">
-      <w:start w:val="1"/>
-      <w:numFmt w:val="decimal"/>
-      <w:lvlText w:val="%1."/>
-      <w:lvlJc w:val="left"/>
-      <w:pPr>
-        <w:ind w:left="720" w:hanging="360"/>
-      </w:pPr>
-    </w:lvl>
-    <w:lvl w:ilvl="1" w:tplc="08090019" w:tentative="1">
-      <w:start w:val="1"/>
-      <w:numFmt w:val="lowerLetter"/>
-      <w:lvlText w:val="%2."/>
-      <w:lvlJc w:val="left"/>
-      <w:pPr>
-        <w:ind w:left="1440" w:hanging="360"/>
-      </w:pPr>
-    </w:lvl>
-    <w:lvl w:ilvl="2" w:tplc="0809001B" w:tentative="1">
-      <w:start w:val="1"/>
-      <w:numFmt w:val="lowerRoman"/>
-      <w:lvlText w:val="%3."/>
-      <w:lvlJc w:val="right"/>
-      <w:pPr>
-        <w:ind w:left="2160" w:hanging="180"/>
-      </w:pPr>
-    </w:lvl>
-    <w:lvl w:ilvl="3" w:tplc="0809000F" w:tentative="1">
-      <w:start w:val="1"/>
-      <w:numFmt w:val="decimal"/>
-      <w:lvlText w:val="%4."/>
-      <w:lvlJc w:val="left"/>
-      <w:pPr>
-        <w:ind w:left="2880" w:hanging="360"/>
-      </w:pPr>
-    </w:lvl>
-    <w:lvl w:ilvl="4" w:tplc="08090019" w:tentative="1">
-      <w:start w:val="1"/>
-      <w:numFmt w:val="lowerLetter"/>
-      <w:lvlText w:val="%5."/>
-      <w:lvlJc w:val="left"/>
-      <w:pPr>
-        <w:ind w:left="3600" w:hanging="360"/>
-      </w:pPr>
-    </w:lvl>
-    <w:lvl w:ilvl="5" w:tplc="0809001B" w:tentative="1">
-      <w:start w:val="1"/>
-      <w:numFmt w:val="lowerRoman"/>
-      <w:lvlText w:val="%6."/>
-      <w:lvlJc w:val="right"/>
-      <w:pPr>
-        <w:ind w:left="4320" w:hanging="180"/>
-      </w:pPr>
-    </w:lvl>
-    <w:lvl w:ilvl="6" w:tplc="0809000F" w:tentative="1">
-      <w:start w:val="1"/>
-      <w:numFmt w:val="decimal"/>
-      <w:lvlText w:val="%7."/>
-      <w:lvlJc w:val="left"/>
-      <w:pPr>
-        <w:ind w:left="5040" w:hanging="360"/>
-      </w:pPr>
-    </w:lvl>
-    <w:lvl w:ilvl="7" w:tplc="08090019" w:tentative="1">
-      <w:start w:val="1"/>
-      <w:numFmt w:val="lowerLetter"/>
-      <w:lvlText w:val="%8."/>
-      <w:lvlJc w:val="left"/>
-      <w:pPr>
-        <w:ind w:left="5760" w:hanging="360"/>
-      </w:pPr>
-    </w:lvl>
-    <w:lvl w:ilvl="8" w:tplc="0809001B" w:tentative="1">
-      <w:start w:val="1"/>
-      <w:numFmt w:val="lowerRoman"/>
-      <w:lvlText w:val="%9."/>
-      <w:lvlJc w:val="right"/>
-      <w:pPr>
-        <w:ind w:left="6480" w:hanging="180"/>
-      </w:pPr>
-    </w:lvl>
-  </w:abstractNum>
-  <w:abstractNum w:abstractNumId="18" w15:restartNumberingAfterBreak="0">
-    <w:nsid w:val="4C1C1CA0"/>
-    <w:multiLevelType w:val="hybridMultilevel"/>
-    <w:tmpl w:val="D5CEF1AE"/>
+    <w:tmpl w:val="21D404D8"/>
     <w:lvl w:ilvl="0" w:tplc="08090001">
       <w:start w:val="1"/>
       <w:numFmt w:val="bullet"/>
@@ -48283,9 +49713,9 @@
     </w:lvl>
   </w:abstractNum>
   <w:abstractNum w:abstractNumId="19" w15:restartNumberingAfterBreak="0">
-    <w:nsid w:val="4F466445"/>
+    <w:nsid w:val="4AC9490F"/>
     <w:multiLevelType w:val="hybridMultilevel"/>
-    <w:tmpl w:val="D6B69BBC"/>
+    <w:tmpl w:val="16DC46BE"/>
     <w:lvl w:ilvl="0" w:tplc="08090001">
       <w:start w:val="1"/>
       <w:numFmt w:val="bullet"/>
@@ -48396,6 +49826,544 @@
     </w:lvl>
   </w:abstractNum>
   <w:abstractNum w:abstractNumId="20" w15:restartNumberingAfterBreak="0">
+    <w:nsid w:val="4B430D6B"/>
+    <w:multiLevelType w:val="hybridMultilevel"/>
+    <w:tmpl w:val="0E669B70"/>
+    <w:lvl w:ilvl="0" w:tplc="0809000F">
+      <w:start w:val="1"/>
+      <w:numFmt w:val="decimal"/>
+      <w:lvlText w:val="%1."/>
+      <w:lvlJc w:val="left"/>
+      <w:pPr>
+        <w:ind w:left="720" w:hanging="360"/>
+      </w:pPr>
+    </w:lvl>
+    <w:lvl w:ilvl="1" w:tplc="08090019" w:tentative="1">
+      <w:start w:val="1"/>
+      <w:numFmt w:val="lowerLetter"/>
+      <w:lvlText w:val="%2."/>
+      <w:lvlJc w:val="left"/>
+      <w:pPr>
+        <w:ind w:left="1440" w:hanging="360"/>
+      </w:pPr>
+    </w:lvl>
+    <w:lvl w:ilvl="2" w:tplc="0809001B" w:tentative="1">
+      <w:start w:val="1"/>
+      <w:numFmt w:val="lowerRoman"/>
+      <w:lvlText w:val="%3."/>
+      <w:lvlJc w:val="right"/>
+      <w:pPr>
+        <w:ind w:left="2160" w:hanging="180"/>
+      </w:pPr>
+    </w:lvl>
+    <w:lvl w:ilvl="3" w:tplc="0809000F" w:tentative="1">
+      <w:start w:val="1"/>
+      <w:numFmt w:val="decimal"/>
+      <w:lvlText w:val="%4."/>
+      <w:lvlJc w:val="left"/>
+      <w:pPr>
+        <w:ind w:left="2880" w:hanging="360"/>
+      </w:pPr>
+    </w:lvl>
+    <w:lvl w:ilvl="4" w:tplc="08090019" w:tentative="1">
+      <w:start w:val="1"/>
+      <w:numFmt w:val="lowerLetter"/>
+      <w:lvlText w:val="%5."/>
+      <w:lvlJc w:val="left"/>
+      <w:pPr>
+        <w:ind w:left="3600" w:hanging="360"/>
+      </w:pPr>
+    </w:lvl>
+    <w:lvl w:ilvl="5" w:tplc="0809001B" w:tentative="1">
+      <w:start w:val="1"/>
+      <w:numFmt w:val="lowerRoman"/>
+      <w:lvlText w:val="%6."/>
+      <w:lvlJc w:val="right"/>
+      <w:pPr>
+        <w:ind w:left="4320" w:hanging="180"/>
+      </w:pPr>
+    </w:lvl>
+    <w:lvl w:ilvl="6" w:tplc="0809000F" w:tentative="1">
+      <w:start w:val="1"/>
+      <w:numFmt w:val="decimal"/>
+      <w:lvlText w:val="%7."/>
+      <w:lvlJc w:val="left"/>
+      <w:pPr>
+        <w:ind w:left="5040" w:hanging="360"/>
+      </w:pPr>
+    </w:lvl>
+    <w:lvl w:ilvl="7" w:tplc="08090019" w:tentative="1">
+      <w:start w:val="1"/>
+      <w:numFmt w:val="lowerLetter"/>
+      <w:lvlText w:val="%8."/>
+      <w:lvlJc w:val="left"/>
+      <w:pPr>
+        <w:ind w:left="5760" w:hanging="360"/>
+      </w:pPr>
+    </w:lvl>
+    <w:lvl w:ilvl="8" w:tplc="0809001B" w:tentative="1">
+      <w:start w:val="1"/>
+      <w:numFmt w:val="lowerRoman"/>
+      <w:lvlText w:val="%9."/>
+      <w:lvlJc w:val="right"/>
+      <w:pPr>
+        <w:ind w:left="6480" w:hanging="180"/>
+      </w:pPr>
+    </w:lvl>
+  </w:abstractNum>
+  <w:abstractNum w:abstractNumId="21" w15:restartNumberingAfterBreak="0">
+    <w:nsid w:val="4BDA3B3B"/>
+    <w:multiLevelType w:val="hybridMultilevel"/>
+    <w:tmpl w:val="224AE74A"/>
+    <w:lvl w:ilvl="0" w:tplc="08090001">
+      <w:start w:val="1"/>
+      <w:numFmt w:val="bullet"/>
+      <w:lvlText w:val=""/>
+      <w:lvlJc w:val="left"/>
+      <w:pPr>
+        <w:ind w:left="720" w:hanging="360"/>
+      </w:pPr>
+      <w:rPr>
+        <w:rFonts w:ascii="Symbol" w:hAnsi="Symbol" w:hint="default"/>
+      </w:rPr>
+    </w:lvl>
+    <w:lvl w:ilvl="1" w:tplc="08090003" w:tentative="1">
+      <w:start w:val="1"/>
+      <w:numFmt w:val="bullet"/>
+      <w:lvlText w:val="o"/>
+      <w:lvlJc w:val="left"/>
+      <w:pPr>
+        <w:ind w:left="1440" w:hanging="360"/>
+      </w:pPr>
+      <w:rPr>
+        <w:rFonts w:ascii="Courier New" w:hAnsi="Courier New" w:cs="Courier New" w:hint="default"/>
+      </w:rPr>
+    </w:lvl>
+    <w:lvl w:ilvl="2" w:tplc="08090005" w:tentative="1">
+      <w:start w:val="1"/>
+      <w:numFmt w:val="bullet"/>
+      <w:lvlText w:val=""/>
+      <w:lvlJc w:val="left"/>
+      <w:pPr>
+        <w:ind w:left="2160" w:hanging="360"/>
+      </w:pPr>
+      <w:rPr>
+        <w:rFonts w:ascii="Wingdings" w:hAnsi="Wingdings" w:hint="default"/>
+      </w:rPr>
+    </w:lvl>
+    <w:lvl w:ilvl="3" w:tplc="08090001" w:tentative="1">
+      <w:start w:val="1"/>
+      <w:numFmt w:val="bullet"/>
+      <w:lvlText w:val=""/>
+      <w:lvlJc w:val="left"/>
+      <w:pPr>
+        <w:ind w:left="2880" w:hanging="360"/>
+      </w:pPr>
+      <w:rPr>
+        <w:rFonts w:ascii="Symbol" w:hAnsi="Symbol" w:hint="default"/>
+      </w:rPr>
+    </w:lvl>
+    <w:lvl w:ilvl="4" w:tplc="08090003" w:tentative="1">
+      <w:start w:val="1"/>
+      <w:numFmt w:val="bullet"/>
+      <w:lvlText w:val="o"/>
+      <w:lvlJc w:val="left"/>
+      <w:pPr>
+        <w:ind w:left="3600" w:hanging="360"/>
+      </w:pPr>
+      <w:rPr>
+        <w:rFonts w:ascii="Courier New" w:hAnsi="Courier New" w:cs="Courier New" w:hint="default"/>
+      </w:rPr>
+    </w:lvl>
+    <w:lvl w:ilvl="5" w:tplc="08090005" w:tentative="1">
+      <w:start w:val="1"/>
+      <w:numFmt w:val="bullet"/>
+      <w:lvlText w:val=""/>
+      <w:lvlJc w:val="left"/>
+      <w:pPr>
+        <w:ind w:left="4320" w:hanging="360"/>
+      </w:pPr>
+      <w:rPr>
+        <w:rFonts w:ascii="Wingdings" w:hAnsi="Wingdings" w:hint="default"/>
+      </w:rPr>
+    </w:lvl>
+    <w:lvl w:ilvl="6" w:tplc="08090001" w:tentative="1">
+      <w:start w:val="1"/>
+      <w:numFmt w:val="bullet"/>
+      <w:lvlText w:val=""/>
+      <w:lvlJc w:val="left"/>
+      <w:pPr>
+        <w:ind w:left="5040" w:hanging="360"/>
+      </w:pPr>
+      <w:rPr>
+        <w:rFonts w:ascii="Symbol" w:hAnsi="Symbol" w:hint="default"/>
+      </w:rPr>
+    </w:lvl>
+    <w:lvl w:ilvl="7" w:tplc="08090003" w:tentative="1">
+      <w:start w:val="1"/>
+      <w:numFmt w:val="bullet"/>
+      <w:lvlText w:val="o"/>
+      <w:lvlJc w:val="left"/>
+      <w:pPr>
+        <w:ind w:left="5760" w:hanging="360"/>
+      </w:pPr>
+      <w:rPr>
+        <w:rFonts w:ascii="Courier New" w:hAnsi="Courier New" w:cs="Courier New" w:hint="default"/>
+      </w:rPr>
+    </w:lvl>
+    <w:lvl w:ilvl="8" w:tplc="08090005" w:tentative="1">
+      <w:start w:val="1"/>
+      <w:numFmt w:val="bullet"/>
+      <w:lvlText w:val=""/>
+      <w:lvlJc w:val="left"/>
+      <w:pPr>
+        <w:ind w:left="6480" w:hanging="360"/>
+      </w:pPr>
+      <w:rPr>
+        <w:rFonts w:ascii="Wingdings" w:hAnsi="Wingdings" w:hint="default"/>
+      </w:rPr>
+    </w:lvl>
+  </w:abstractNum>
+  <w:abstractNum w:abstractNumId="22" w15:restartNumberingAfterBreak="0">
+    <w:nsid w:val="4C1C1CA0"/>
+    <w:multiLevelType w:val="hybridMultilevel"/>
+    <w:tmpl w:val="D5CEF1AE"/>
+    <w:lvl w:ilvl="0" w:tplc="08090001">
+      <w:start w:val="1"/>
+      <w:numFmt w:val="bullet"/>
+      <w:lvlText w:val=""/>
+      <w:lvlJc w:val="left"/>
+      <w:pPr>
+        <w:ind w:left="720" w:hanging="360"/>
+      </w:pPr>
+      <w:rPr>
+        <w:rFonts w:ascii="Symbol" w:hAnsi="Symbol" w:hint="default"/>
+      </w:rPr>
+    </w:lvl>
+    <w:lvl w:ilvl="1" w:tplc="08090003" w:tentative="1">
+      <w:start w:val="1"/>
+      <w:numFmt w:val="bullet"/>
+      <w:lvlText w:val="o"/>
+      <w:lvlJc w:val="left"/>
+      <w:pPr>
+        <w:ind w:left="1440" w:hanging="360"/>
+      </w:pPr>
+      <w:rPr>
+        <w:rFonts w:ascii="Courier New" w:hAnsi="Courier New" w:cs="Courier New" w:hint="default"/>
+      </w:rPr>
+    </w:lvl>
+    <w:lvl w:ilvl="2" w:tplc="08090005" w:tentative="1">
+      <w:start w:val="1"/>
+      <w:numFmt w:val="bullet"/>
+      <w:lvlText w:val=""/>
+      <w:lvlJc w:val="left"/>
+      <w:pPr>
+        <w:ind w:left="2160" w:hanging="360"/>
+      </w:pPr>
+      <w:rPr>
+        <w:rFonts w:ascii="Wingdings" w:hAnsi="Wingdings" w:hint="default"/>
+      </w:rPr>
+    </w:lvl>
+    <w:lvl w:ilvl="3" w:tplc="08090001" w:tentative="1">
+      <w:start w:val="1"/>
+      <w:numFmt w:val="bullet"/>
+      <w:lvlText w:val=""/>
+      <w:lvlJc w:val="left"/>
+      <w:pPr>
+        <w:ind w:left="2880" w:hanging="360"/>
+      </w:pPr>
+      <w:rPr>
+        <w:rFonts w:ascii="Symbol" w:hAnsi="Symbol" w:hint="default"/>
+      </w:rPr>
+    </w:lvl>
+    <w:lvl w:ilvl="4" w:tplc="08090003" w:tentative="1">
+      <w:start w:val="1"/>
+      <w:numFmt w:val="bullet"/>
+      <w:lvlText w:val="o"/>
+      <w:lvlJc w:val="left"/>
+      <w:pPr>
+        <w:ind w:left="3600" w:hanging="360"/>
+      </w:pPr>
+      <w:rPr>
+        <w:rFonts w:ascii="Courier New" w:hAnsi="Courier New" w:cs="Courier New" w:hint="default"/>
+      </w:rPr>
+    </w:lvl>
+    <w:lvl w:ilvl="5" w:tplc="08090005" w:tentative="1">
+      <w:start w:val="1"/>
+      <w:numFmt w:val="bullet"/>
+      <w:lvlText w:val=""/>
+      <w:lvlJc w:val="left"/>
+      <w:pPr>
+        <w:ind w:left="4320" w:hanging="360"/>
+      </w:pPr>
+      <w:rPr>
+        <w:rFonts w:ascii="Wingdings" w:hAnsi="Wingdings" w:hint="default"/>
+      </w:rPr>
+    </w:lvl>
+    <w:lvl w:ilvl="6" w:tplc="08090001" w:tentative="1">
+      <w:start w:val="1"/>
+      <w:numFmt w:val="bullet"/>
+      <w:lvlText w:val=""/>
+      <w:lvlJc w:val="left"/>
+      <w:pPr>
+        <w:ind w:left="5040" w:hanging="360"/>
+      </w:pPr>
+      <w:rPr>
+        <w:rFonts w:ascii="Symbol" w:hAnsi="Symbol" w:hint="default"/>
+      </w:rPr>
+    </w:lvl>
+    <w:lvl w:ilvl="7" w:tplc="08090003" w:tentative="1">
+      <w:start w:val="1"/>
+      <w:numFmt w:val="bullet"/>
+      <w:lvlText w:val="o"/>
+      <w:lvlJc w:val="left"/>
+      <w:pPr>
+        <w:ind w:left="5760" w:hanging="360"/>
+      </w:pPr>
+      <w:rPr>
+        <w:rFonts w:ascii="Courier New" w:hAnsi="Courier New" w:cs="Courier New" w:hint="default"/>
+      </w:rPr>
+    </w:lvl>
+    <w:lvl w:ilvl="8" w:tplc="08090005" w:tentative="1">
+      <w:start w:val="1"/>
+      <w:numFmt w:val="bullet"/>
+      <w:lvlText w:val=""/>
+      <w:lvlJc w:val="left"/>
+      <w:pPr>
+        <w:ind w:left="6480" w:hanging="360"/>
+      </w:pPr>
+      <w:rPr>
+        <w:rFonts w:ascii="Wingdings" w:hAnsi="Wingdings" w:hint="default"/>
+      </w:rPr>
+    </w:lvl>
+  </w:abstractNum>
+  <w:abstractNum w:abstractNumId="23" w15:restartNumberingAfterBreak="0">
+    <w:nsid w:val="4F466445"/>
+    <w:multiLevelType w:val="hybridMultilevel"/>
+    <w:tmpl w:val="D6B69BBC"/>
+    <w:lvl w:ilvl="0" w:tplc="08090001">
+      <w:start w:val="1"/>
+      <w:numFmt w:val="bullet"/>
+      <w:lvlText w:val=""/>
+      <w:lvlJc w:val="left"/>
+      <w:pPr>
+        <w:ind w:left="720" w:hanging="360"/>
+      </w:pPr>
+      <w:rPr>
+        <w:rFonts w:ascii="Symbol" w:hAnsi="Symbol" w:hint="default"/>
+      </w:rPr>
+    </w:lvl>
+    <w:lvl w:ilvl="1" w:tplc="08090003" w:tentative="1">
+      <w:start w:val="1"/>
+      <w:numFmt w:val="bullet"/>
+      <w:lvlText w:val="o"/>
+      <w:lvlJc w:val="left"/>
+      <w:pPr>
+        <w:ind w:left="1440" w:hanging="360"/>
+      </w:pPr>
+      <w:rPr>
+        <w:rFonts w:ascii="Courier New" w:hAnsi="Courier New" w:cs="Courier New" w:hint="default"/>
+      </w:rPr>
+    </w:lvl>
+    <w:lvl w:ilvl="2" w:tplc="08090005" w:tentative="1">
+      <w:start w:val="1"/>
+      <w:numFmt w:val="bullet"/>
+      <w:lvlText w:val=""/>
+      <w:lvlJc w:val="left"/>
+      <w:pPr>
+        <w:ind w:left="2160" w:hanging="360"/>
+      </w:pPr>
+      <w:rPr>
+        <w:rFonts w:ascii="Wingdings" w:hAnsi="Wingdings" w:hint="default"/>
+      </w:rPr>
+    </w:lvl>
+    <w:lvl w:ilvl="3" w:tplc="08090001" w:tentative="1">
+      <w:start w:val="1"/>
+      <w:numFmt w:val="bullet"/>
+      <w:lvlText w:val=""/>
+      <w:lvlJc w:val="left"/>
+      <w:pPr>
+        <w:ind w:left="2880" w:hanging="360"/>
+      </w:pPr>
+      <w:rPr>
+        <w:rFonts w:ascii="Symbol" w:hAnsi="Symbol" w:hint="default"/>
+      </w:rPr>
+    </w:lvl>
+    <w:lvl w:ilvl="4" w:tplc="08090003" w:tentative="1">
+      <w:start w:val="1"/>
+      <w:numFmt w:val="bullet"/>
+      <w:lvlText w:val="o"/>
+      <w:lvlJc w:val="left"/>
+      <w:pPr>
+        <w:ind w:left="3600" w:hanging="360"/>
+      </w:pPr>
+      <w:rPr>
+        <w:rFonts w:ascii="Courier New" w:hAnsi="Courier New" w:cs="Courier New" w:hint="default"/>
+      </w:rPr>
+    </w:lvl>
+    <w:lvl w:ilvl="5" w:tplc="08090005" w:tentative="1">
+      <w:start w:val="1"/>
+      <w:numFmt w:val="bullet"/>
+      <w:lvlText w:val=""/>
+      <w:lvlJc w:val="left"/>
+      <w:pPr>
+        <w:ind w:left="4320" w:hanging="360"/>
+      </w:pPr>
+      <w:rPr>
+        <w:rFonts w:ascii="Wingdings" w:hAnsi="Wingdings" w:hint="default"/>
+      </w:rPr>
+    </w:lvl>
+    <w:lvl w:ilvl="6" w:tplc="08090001" w:tentative="1">
+      <w:start w:val="1"/>
+      <w:numFmt w:val="bullet"/>
+      <w:lvlText w:val=""/>
+      <w:lvlJc w:val="left"/>
+      <w:pPr>
+        <w:ind w:left="5040" w:hanging="360"/>
+      </w:pPr>
+      <w:rPr>
+        <w:rFonts w:ascii="Symbol" w:hAnsi="Symbol" w:hint="default"/>
+      </w:rPr>
+    </w:lvl>
+    <w:lvl w:ilvl="7" w:tplc="08090003" w:tentative="1">
+      <w:start w:val="1"/>
+      <w:numFmt w:val="bullet"/>
+      <w:lvlText w:val="o"/>
+      <w:lvlJc w:val="left"/>
+      <w:pPr>
+        <w:ind w:left="5760" w:hanging="360"/>
+      </w:pPr>
+      <w:rPr>
+        <w:rFonts w:ascii="Courier New" w:hAnsi="Courier New" w:cs="Courier New" w:hint="default"/>
+      </w:rPr>
+    </w:lvl>
+    <w:lvl w:ilvl="8" w:tplc="08090005" w:tentative="1">
+      <w:start w:val="1"/>
+      <w:numFmt w:val="bullet"/>
+      <w:lvlText w:val=""/>
+      <w:lvlJc w:val="left"/>
+      <w:pPr>
+        <w:ind w:left="6480" w:hanging="360"/>
+      </w:pPr>
+      <w:rPr>
+        <w:rFonts w:ascii="Wingdings" w:hAnsi="Wingdings" w:hint="default"/>
+      </w:rPr>
+    </w:lvl>
+  </w:abstractNum>
+  <w:abstractNum w:abstractNumId="24" w15:restartNumberingAfterBreak="0">
+    <w:nsid w:val="4F652738"/>
+    <w:multiLevelType w:val="hybridMultilevel"/>
+    <w:tmpl w:val="B234206C"/>
+    <w:lvl w:ilvl="0" w:tplc="08090001">
+      <w:start w:val="1"/>
+      <w:numFmt w:val="bullet"/>
+      <w:lvlText w:val=""/>
+      <w:lvlJc w:val="left"/>
+      <w:pPr>
+        <w:ind w:left="720" w:hanging="360"/>
+      </w:pPr>
+      <w:rPr>
+        <w:rFonts w:ascii="Symbol" w:hAnsi="Symbol" w:hint="default"/>
+      </w:rPr>
+    </w:lvl>
+    <w:lvl w:ilvl="1" w:tplc="08090003" w:tentative="1">
+      <w:start w:val="1"/>
+      <w:numFmt w:val="bullet"/>
+      <w:lvlText w:val="o"/>
+      <w:lvlJc w:val="left"/>
+      <w:pPr>
+        <w:ind w:left="1440" w:hanging="360"/>
+      </w:pPr>
+      <w:rPr>
+        <w:rFonts w:ascii="Courier New" w:hAnsi="Courier New" w:cs="Courier New" w:hint="default"/>
+      </w:rPr>
+    </w:lvl>
+    <w:lvl w:ilvl="2" w:tplc="08090005" w:tentative="1">
+      <w:start w:val="1"/>
+      <w:numFmt w:val="bullet"/>
+      <w:lvlText w:val=""/>
+      <w:lvlJc w:val="left"/>
+      <w:pPr>
+        <w:ind w:left="2160" w:hanging="360"/>
+      </w:pPr>
+      <w:rPr>
+        <w:rFonts w:ascii="Wingdings" w:hAnsi="Wingdings" w:hint="default"/>
+      </w:rPr>
+    </w:lvl>
+    <w:lvl w:ilvl="3" w:tplc="08090001" w:tentative="1">
+      <w:start w:val="1"/>
+      <w:numFmt w:val="bullet"/>
+      <w:lvlText w:val=""/>
+      <w:lvlJc w:val="left"/>
+      <w:pPr>
+        <w:ind w:left="2880" w:hanging="360"/>
+      </w:pPr>
+      <w:rPr>
+        <w:rFonts w:ascii="Symbol" w:hAnsi="Symbol" w:hint="default"/>
+      </w:rPr>
+    </w:lvl>
+    <w:lvl w:ilvl="4" w:tplc="08090003" w:tentative="1">
+      <w:start w:val="1"/>
+      <w:numFmt w:val="bullet"/>
+      <w:lvlText w:val="o"/>
+      <w:lvlJc w:val="left"/>
+      <w:pPr>
+        <w:ind w:left="3600" w:hanging="360"/>
+      </w:pPr>
+      <w:rPr>
+        <w:rFonts w:ascii="Courier New" w:hAnsi="Courier New" w:cs="Courier New" w:hint="default"/>
+      </w:rPr>
+    </w:lvl>
+    <w:lvl w:ilvl="5" w:tplc="08090005" w:tentative="1">
+      <w:start w:val="1"/>
+      <w:numFmt w:val="bullet"/>
+      <w:lvlText w:val=""/>
+      <w:lvlJc w:val="left"/>
+      <w:pPr>
+        <w:ind w:left="4320" w:hanging="360"/>
+      </w:pPr>
+      <w:rPr>
+        <w:rFonts w:ascii="Wingdings" w:hAnsi="Wingdings" w:hint="default"/>
+      </w:rPr>
+    </w:lvl>
+    <w:lvl w:ilvl="6" w:tplc="08090001" w:tentative="1">
+      <w:start w:val="1"/>
+      <w:numFmt w:val="bullet"/>
+      <w:lvlText w:val=""/>
+      <w:lvlJc w:val="left"/>
+      <w:pPr>
+        <w:ind w:left="5040" w:hanging="360"/>
+      </w:pPr>
+      <w:rPr>
+        <w:rFonts w:ascii="Symbol" w:hAnsi="Symbol" w:hint="default"/>
+      </w:rPr>
+    </w:lvl>
+    <w:lvl w:ilvl="7" w:tplc="08090003" w:tentative="1">
+      <w:start w:val="1"/>
+      <w:numFmt w:val="bullet"/>
+      <w:lvlText w:val="o"/>
+      <w:lvlJc w:val="left"/>
+      <w:pPr>
+        <w:ind w:left="5760" w:hanging="360"/>
+      </w:pPr>
+      <w:rPr>
+        <w:rFonts w:ascii="Courier New" w:hAnsi="Courier New" w:cs="Courier New" w:hint="default"/>
+      </w:rPr>
+    </w:lvl>
+    <w:lvl w:ilvl="8" w:tplc="08090005" w:tentative="1">
+      <w:start w:val="1"/>
+      <w:numFmt w:val="bullet"/>
+      <w:lvlText w:val=""/>
+      <w:lvlJc w:val="left"/>
+      <w:pPr>
+        <w:ind w:left="6480" w:hanging="360"/>
+      </w:pPr>
+      <w:rPr>
+        <w:rFonts w:ascii="Wingdings" w:hAnsi="Wingdings" w:hint="default"/>
+      </w:rPr>
+    </w:lvl>
+  </w:abstractNum>
+  <w:abstractNum w:abstractNumId="25" w15:restartNumberingAfterBreak="0">
     <w:nsid w:val="51C671D9"/>
     <w:multiLevelType w:val="hybridMultilevel"/>
     <w:tmpl w:val="6854CFDC"/>
@@ -48508,7 +50476,7 @@
       </w:rPr>
     </w:lvl>
   </w:abstractNum>
-  <w:abstractNum w:abstractNumId="21" w15:restartNumberingAfterBreak="0">
+  <w:abstractNum w:abstractNumId="26" w15:restartNumberingAfterBreak="0">
     <w:nsid w:val="52292436"/>
     <w:multiLevelType w:val="hybridMultilevel"/>
     <w:tmpl w:val="BFB2A69C"/>
@@ -48621,7 +50589,7 @@
       </w:rPr>
     </w:lvl>
   </w:abstractNum>
-  <w:abstractNum w:abstractNumId="22" w15:restartNumberingAfterBreak="0">
+  <w:abstractNum w:abstractNumId="27" w15:restartNumberingAfterBreak="0">
     <w:nsid w:val="52C21F09"/>
     <w:multiLevelType w:val="hybridMultilevel"/>
     <w:tmpl w:val="88DCCA4A"/>
@@ -48734,7 +50702,7 @@
       </w:rPr>
     </w:lvl>
   </w:abstractNum>
-  <w:abstractNum w:abstractNumId="23" w15:restartNumberingAfterBreak="0">
+  <w:abstractNum w:abstractNumId="28" w15:restartNumberingAfterBreak="0">
     <w:nsid w:val="53CA25DE"/>
     <w:multiLevelType w:val="hybridMultilevel"/>
     <w:tmpl w:val="E6003E16"/>
@@ -48847,7 +50815,7 @@
       </w:rPr>
     </w:lvl>
   </w:abstractNum>
-  <w:abstractNum w:abstractNumId="24" w15:restartNumberingAfterBreak="0">
+  <w:abstractNum w:abstractNumId="29" w15:restartNumberingAfterBreak="0">
     <w:nsid w:val="571B60CE"/>
     <w:multiLevelType w:val="hybridMultilevel"/>
     <w:tmpl w:val="6DC20EB4"/>
@@ -48960,7 +50928,7 @@
       </w:rPr>
     </w:lvl>
   </w:abstractNum>
-  <w:abstractNum w:abstractNumId="25" w15:restartNumberingAfterBreak="0">
+  <w:abstractNum w:abstractNumId="30" w15:restartNumberingAfterBreak="0">
     <w:nsid w:val="5B0223C6"/>
     <w:multiLevelType w:val="hybridMultilevel"/>
     <w:tmpl w:val="49546EF2"/>
@@ -49073,7 +51041,7 @@
       </w:rPr>
     </w:lvl>
   </w:abstractNum>
-  <w:abstractNum w:abstractNumId="26" w15:restartNumberingAfterBreak="0">
+  <w:abstractNum w:abstractNumId="31" w15:restartNumberingAfterBreak="0">
     <w:nsid w:val="5C2F318B"/>
     <w:multiLevelType w:val="hybridMultilevel"/>
     <w:tmpl w:val="0A6893C8"/>
@@ -49186,7 +51154,7 @@
       </w:rPr>
     </w:lvl>
   </w:abstractNum>
-  <w:abstractNum w:abstractNumId="27" w15:restartNumberingAfterBreak="0">
+  <w:abstractNum w:abstractNumId="32" w15:restartNumberingAfterBreak="0">
     <w:nsid w:val="5CA0302C"/>
     <w:multiLevelType w:val="hybridMultilevel"/>
     <w:tmpl w:val="8B72F664"/>
@@ -49299,7 +51267,7 @@
       </w:rPr>
     </w:lvl>
   </w:abstractNum>
-  <w:abstractNum w:abstractNumId="28" w15:restartNumberingAfterBreak="0">
+  <w:abstractNum w:abstractNumId="33" w15:restartNumberingAfterBreak="0">
     <w:nsid w:val="5DEB52F2"/>
     <w:multiLevelType w:val="hybridMultilevel"/>
     <w:tmpl w:val="BFF230AC"/>
@@ -49385,7 +51353,93 @@
       </w:pPr>
     </w:lvl>
   </w:abstractNum>
-  <w:abstractNum w:abstractNumId="29" w15:restartNumberingAfterBreak="0">
+  <w:abstractNum w:abstractNumId="34" w15:restartNumberingAfterBreak="0">
+    <w:nsid w:val="5F354BDB"/>
+    <w:multiLevelType w:val="hybridMultilevel"/>
+    <w:tmpl w:val="C8749964"/>
+    <w:lvl w:ilvl="0" w:tplc="0809000F">
+      <w:start w:val="1"/>
+      <w:numFmt w:val="decimal"/>
+      <w:lvlText w:val="%1."/>
+      <w:lvlJc w:val="left"/>
+      <w:pPr>
+        <w:ind w:left="720" w:hanging="360"/>
+      </w:pPr>
+    </w:lvl>
+    <w:lvl w:ilvl="1" w:tplc="08090019" w:tentative="1">
+      <w:start w:val="1"/>
+      <w:numFmt w:val="lowerLetter"/>
+      <w:lvlText w:val="%2."/>
+      <w:lvlJc w:val="left"/>
+      <w:pPr>
+        <w:ind w:left="1440" w:hanging="360"/>
+      </w:pPr>
+    </w:lvl>
+    <w:lvl w:ilvl="2" w:tplc="0809001B" w:tentative="1">
+      <w:start w:val="1"/>
+      <w:numFmt w:val="lowerRoman"/>
+      <w:lvlText w:val="%3."/>
+      <w:lvlJc w:val="right"/>
+      <w:pPr>
+        <w:ind w:left="2160" w:hanging="180"/>
+      </w:pPr>
+    </w:lvl>
+    <w:lvl w:ilvl="3" w:tplc="0809000F" w:tentative="1">
+      <w:start w:val="1"/>
+      <w:numFmt w:val="decimal"/>
+      <w:lvlText w:val="%4."/>
+      <w:lvlJc w:val="left"/>
+      <w:pPr>
+        <w:ind w:left="2880" w:hanging="360"/>
+      </w:pPr>
+    </w:lvl>
+    <w:lvl w:ilvl="4" w:tplc="08090019" w:tentative="1">
+      <w:start w:val="1"/>
+      <w:numFmt w:val="lowerLetter"/>
+      <w:lvlText w:val="%5."/>
+      <w:lvlJc w:val="left"/>
+      <w:pPr>
+        <w:ind w:left="3600" w:hanging="360"/>
+      </w:pPr>
+    </w:lvl>
+    <w:lvl w:ilvl="5" w:tplc="0809001B" w:tentative="1">
+      <w:start w:val="1"/>
+      <w:numFmt w:val="lowerRoman"/>
+      <w:lvlText w:val="%6."/>
+      <w:lvlJc w:val="right"/>
+      <w:pPr>
+        <w:ind w:left="4320" w:hanging="180"/>
+      </w:pPr>
+    </w:lvl>
+    <w:lvl w:ilvl="6" w:tplc="0809000F" w:tentative="1">
+      <w:start w:val="1"/>
+      <w:numFmt w:val="decimal"/>
+      <w:lvlText w:val="%7."/>
+      <w:lvlJc w:val="left"/>
+      <w:pPr>
+        <w:ind w:left="5040" w:hanging="360"/>
+      </w:pPr>
+    </w:lvl>
+    <w:lvl w:ilvl="7" w:tplc="08090019" w:tentative="1">
+      <w:start w:val="1"/>
+      <w:numFmt w:val="lowerLetter"/>
+      <w:lvlText w:val="%8."/>
+      <w:lvlJc w:val="left"/>
+      <w:pPr>
+        <w:ind w:left="5760" w:hanging="360"/>
+      </w:pPr>
+    </w:lvl>
+    <w:lvl w:ilvl="8" w:tplc="0809001B" w:tentative="1">
+      <w:start w:val="1"/>
+      <w:numFmt w:val="lowerRoman"/>
+      <w:lvlText w:val="%9."/>
+      <w:lvlJc w:val="right"/>
+      <w:pPr>
+        <w:ind w:left="6480" w:hanging="180"/>
+      </w:pPr>
+    </w:lvl>
+  </w:abstractNum>
+  <w:abstractNum w:abstractNumId="35" w15:restartNumberingAfterBreak="0">
     <w:nsid w:val="67ED3C27"/>
     <w:multiLevelType w:val="hybridMultilevel"/>
     <w:tmpl w:val="BE3EE38E"/>
@@ -49498,7 +51552,7 @@
       </w:rPr>
     </w:lvl>
   </w:abstractNum>
-  <w:abstractNum w:abstractNumId="30" w15:restartNumberingAfterBreak="0">
+  <w:abstractNum w:abstractNumId="36" w15:restartNumberingAfterBreak="0">
     <w:nsid w:val="6CAF5382"/>
     <w:multiLevelType w:val="hybridMultilevel"/>
     <w:tmpl w:val="9B824AF4"/>
@@ -49611,7 +51665,7 @@
       </w:rPr>
     </w:lvl>
   </w:abstractNum>
-  <w:abstractNum w:abstractNumId="31" w15:restartNumberingAfterBreak="0">
+  <w:abstractNum w:abstractNumId="37" w15:restartNumberingAfterBreak="0">
     <w:nsid w:val="6FBB37A9"/>
     <w:multiLevelType w:val="hybridMultilevel"/>
     <w:tmpl w:val="16287DE4"/>
@@ -49724,7 +51778,7 @@
       </w:rPr>
     </w:lvl>
   </w:abstractNum>
-  <w:abstractNum w:abstractNumId="32" w15:restartNumberingAfterBreak="0">
+  <w:abstractNum w:abstractNumId="38" w15:restartNumberingAfterBreak="0">
     <w:nsid w:val="70AE2192"/>
     <w:multiLevelType w:val="hybridMultilevel"/>
     <w:tmpl w:val="7FBE3E3E"/>
@@ -49837,7 +51891,7 @@
       </w:rPr>
     </w:lvl>
   </w:abstractNum>
-  <w:abstractNum w:abstractNumId="33" w15:restartNumberingAfterBreak="0">
+  <w:abstractNum w:abstractNumId="39" w15:restartNumberingAfterBreak="0">
     <w:nsid w:val="70E97BA3"/>
     <w:multiLevelType w:val="hybridMultilevel"/>
     <w:tmpl w:val="D506EF52"/>
@@ -49950,7 +52004,7 @@
       </w:rPr>
     </w:lvl>
   </w:abstractNum>
-  <w:abstractNum w:abstractNumId="34" w15:restartNumberingAfterBreak="0">
+  <w:abstractNum w:abstractNumId="40" w15:restartNumberingAfterBreak="0">
     <w:nsid w:val="763D4D39"/>
     <w:multiLevelType w:val="hybridMultilevel"/>
     <w:tmpl w:val="7834FF5C"/>
@@ -50063,7 +52117,7 @@
       </w:rPr>
     </w:lvl>
   </w:abstractNum>
-  <w:abstractNum w:abstractNumId="35" w15:restartNumberingAfterBreak="0">
+  <w:abstractNum w:abstractNumId="41" w15:restartNumberingAfterBreak="0">
     <w:nsid w:val="7C00610A"/>
     <w:multiLevelType w:val="hybridMultilevel"/>
     <w:tmpl w:val="B5F647CA"/>
@@ -50186,10 +52240,10 @@
     <w:abstractNumId w:val="11"/>
   </w:num>
   <w:num w:numId="4" w16cid:durableId="494564801">
-    <w:abstractNumId w:val="18"/>
+    <w:abstractNumId w:val="22"/>
   </w:num>
   <w:num w:numId="5" w16cid:durableId="1291980606">
-    <w:abstractNumId w:val="30"/>
+    <w:abstractNumId w:val="36"/>
   </w:num>
   <w:num w:numId="6" w16cid:durableId="586768874">
     <w:abstractNumId w:val="1"/>
@@ -50198,55 +52252,55 @@
     <w:abstractNumId w:val="7"/>
   </w:num>
   <w:num w:numId="8" w16cid:durableId="654723778">
-    <w:abstractNumId w:val="32"/>
+    <w:abstractNumId w:val="38"/>
   </w:num>
   <w:num w:numId="9" w16cid:durableId="236719296">
-    <w:abstractNumId w:val="20"/>
+    <w:abstractNumId w:val="25"/>
   </w:num>
   <w:num w:numId="10" w16cid:durableId="2032102165">
-    <w:abstractNumId w:val="19"/>
+    <w:abstractNumId w:val="23"/>
   </w:num>
   <w:num w:numId="11" w16cid:durableId="2093814901">
     <w:abstractNumId w:val="4"/>
   </w:num>
   <w:num w:numId="12" w16cid:durableId="838541719">
-    <w:abstractNumId w:val="28"/>
+    <w:abstractNumId w:val="33"/>
   </w:num>
   <w:num w:numId="13" w16cid:durableId="528228773">
-    <w:abstractNumId w:val="26"/>
+    <w:abstractNumId w:val="31"/>
   </w:num>
   <w:num w:numId="14" w16cid:durableId="1189754057">
-    <w:abstractNumId w:val="17"/>
+    <w:abstractNumId w:val="20"/>
   </w:num>
   <w:num w:numId="15" w16cid:durableId="1188912539">
-    <w:abstractNumId w:val="24"/>
+    <w:abstractNumId w:val="29"/>
   </w:num>
   <w:num w:numId="16" w16cid:durableId="1670256339">
-    <w:abstractNumId w:val="22"/>
+    <w:abstractNumId w:val="27"/>
   </w:num>
   <w:num w:numId="17" w16cid:durableId="309408879">
-    <w:abstractNumId w:val="15"/>
+    <w:abstractNumId w:val="17"/>
   </w:num>
   <w:num w:numId="18" w16cid:durableId="491609198">
     <w:abstractNumId w:val="10"/>
   </w:num>
   <w:num w:numId="19" w16cid:durableId="185800437">
+    <w:abstractNumId w:val="41"/>
+  </w:num>
+  <w:num w:numId="20" w16cid:durableId="2054233408">
+    <w:abstractNumId w:val="26"/>
+  </w:num>
+  <w:num w:numId="21" w16cid:durableId="1718973880">
     <w:abstractNumId w:val="35"/>
   </w:num>
-  <w:num w:numId="20" w16cid:durableId="2054233408">
-    <w:abstractNumId w:val="21"/>
-  </w:num>
-  <w:num w:numId="21" w16cid:durableId="1718973880">
-    <w:abstractNumId w:val="29"/>
-  </w:num>
   <w:num w:numId="22" w16cid:durableId="138501555">
-    <w:abstractNumId w:val="25"/>
+    <w:abstractNumId w:val="30"/>
   </w:num>
   <w:num w:numId="23" w16cid:durableId="393897287">
     <w:abstractNumId w:val="5"/>
   </w:num>
   <w:num w:numId="24" w16cid:durableId="1461537461">
-    <w:abstractNumId w:val="16"/>
+    <w:abstractNumId w:val="18"/>
   </w:num>
   <w:num w:numId="25" w16cid:durableId="314921535">
     <w:abstractNumId w:val="3"/>
@@ -50255,34 +52309,52 @@
     <w:abstractNumId w:val="12"/>
   </w:num>
   <w:num w:numId="27" w16cid:durableId="881599322">
-    <w:abstractNumId w:val="34"/>
+    <w:abstractNumId w:val="40"/>
   </w:num>
   <w:num w:numId="28" w16cid:durableId="1789467051">
-    <w:abstractNumId w:val="31"/>
+    <w:abstractNumId w:val="37"/>
   </w:num>
   <w:num w:numId="29" w16cid:durableId="1180923584">
     <w:abstractNumId w:val="0"/>
   </w:num>
   <w:num w:numId="30" w16cid:durableId="1799638253">
-    <w:abstractNumId w:val="27"/>
+    <w:abstractNumId w:val="32"/>
   </w:num>
   <w:num w:numId="31" w16cid:durableId="2064326558">
     <w:abstractNumId w:val="8"/>
   </w:num>
   <w:num w:numId="32" w16cid:durableId="766269445">
-    <w:abstractNumId w:val="33"/>
+    <w:abstractNumId w:val="39"/>
   </w:num>
   <w:num w:numId="33" w16cid:durableId="1001272128">
-    <w:abstractNumId w:val="23"/>
+    <w:abstractNumId w:val="28"/>
   </w:num>
   <w:num w:numId="34" w16cid:durableId="2038698049">
-    <w:abstractNumId w:val="14"/>
+    <w:abstractNumId w:val="16"/>
   </w:num>
   <w:num w:numId="35" w16cid:durableId="572473499">
     <w:abstractNumId w:val="6"/>
   </w:num>
   <w:num w:numId="36" w16cid:durableId="1849320377">
     <w:abstractNumId w:val="2"/>
+  </w:num>
+  <w:num w:numId="37" w16cid:durableId="1663654356">
+    <w:abstractNumId w:val="34"/>
+  </w:num>
+  <w:num w:numId="38" w16cid:durableId="1796751035">
+    <w:abstractNumId w:val="14"/>
+  </w:num>
+  <w:num w:numId="39" w16cid:durableId="1646930718">
+    <w:abstractNumId w:val="24"/>
+  </w:num>
+  <w:num w:numId="40" w16cid:durableId="1438135601">
+    <w:abstractNumId w:val="19"/>
+  </w:num>
+  <w:num w:numId="41" w16cid:durableId="435560548">
+    <w:abstractNumId w:val="21"/>
+  </w:num>
+  <w:num w:numId="42" w16cid:durableId="610744918">
+    <w:abstractNumId w:val="15"/>
   </w:num>
 </w:numbering>
 </file>
